--- a/docassemble/MLHDivorceAndCustody/data/templates/proof_of_service.docx
+++ b/docassemble/MLHDivorceAndCustody/data/templates/proof_of_service.docx
@@ -37,15 +37,61 @@
           <w:sz w:val="22"/>
           <w:szCs w:val="22"/>
         </w:rPr>
-        <w:t xml:space="preserve">IN THE FAMILY DIVISION FOR THE  </w:t>
-      </w:r>
-      <w:r>
-        <w:rPr>
-          <w:rFonts w:ascii="Times New Roman" w:hAnsi="Times New Roman" w:cs="Times New Roman"/>
-          <w:sz w:val="22"/>
-          <w:szCs w:val="22"/>
-        </w:rPr>
-        <w:t>{{ the_court.number }}</w:t>
+        <w:t xml:space="preserve">IN THE FAMILY DIVISION FOR </w:t>
+      </w:r>
+      <w:proofErr w:type="gramStart"/>
+      <w:r>
+        <w:rPr>
+          <w:rFonts w:ascii="Times New Roman" w:hAnsi="Times New Roman" w:cs="Times New Roman"/>
+          <w:sz w:val="22"/>
+          <w:szCs w:val="22"/>
+        </w:rPr>
+        <w:t xml:space="preserve">THE  </w:t>
+      </w:r>
+      <w:r>
+        <w:rPr>
+          <w:rFonts w:ascii="Times New Roman" w:hAnsi="Times New Roman" w:cs="Times New Roman"/>
+          <w:sz w:val="22"/>
+          <w:szCs w:val="22"/>
+        </w:rPr>
+        <w:t xml:space="preserve">{{ </w:t>
+      </w:r>
+      <w:proofErr w:type="spellStart"/>
+      <w:r>
+        <w:rPr>
+          <w:rFonts w:ascii="Times New Roman" w:hAnsi="Times New Roman" w:cs="Times New Roman"/>
+          <w:sz w:val="22"/>
+          <w:szCs w:val="22"/>
+        </w:rPr>
+        <w:t>the</w:t>
+      </w:r>
+      <w:proofErr w:type="gramEnd"/>
+      <w:r>
+        <w:rPr>
+          <w:rFonts w:ascii="Times New Roman" w:hAnsi="Times New Roman" w:cs="Times New Roman"/>
+          <w:sz w:val="22"/>
+          <w:szCs w:val="22"/>
+        </w:rPr>
+        <w:t>_</w:t>
+      </w:r>
+      <w:proofErr w:type="gramStart"/>
+      <w:r>
+        <w:rPr>
+          <w:rFonts w:ascii="Times New Roman" w:hAnsi="Times New Roman" w:cs="Times New Roman"/>
+          <w:sz w:val="22"/>
+          <w:szCs w:val="22"/>
+        </w:rPr>
+        <w:t>court.number</w:t>
+      </w:r>
+      <w:proofErr w:type="spellEnd"/>
+      <w:proofErr w:type="gramEnd"/>
+      <w:r>
+        <w:rPr>
+          <w:rFonts w:ascii="Times New Roman" w:hAnsi="Times New Roman" w:cs="Times New Roman"/>
+          <w:sz w:val="22"/>
+          <w:szCs w:val="22"/>
+        </w:rPr>
+        <w:t xml:space="preserve"> }}</w:t>
       </w:r>
       <w:r>
         <w:rPr>
@@ -74,13 +120,59 @@
         </w:rPr>
         <w:t xml:space="preserve">COUNTY OF </w:t>
       </w:r>
-      <w:r>
-        <w:rPr>
-          <w:rFonts w:ascii="Times New Roman" w:hAnsi="Times New Roman" w:cs="Times New Roman"/>
-          <w:sz w:val="22"/>
-          <w:szCs w:val="22"/>
-        </w:rPr>
-        <w:t>{{ county_choice | upper }}</w:t>
+      <w:proofErr w:type="gramStart"/>
+      <w:r>
+        <w:rPr>
+          <w:rFonts w:ascii="Times New Roman" w:hAnsi="Times New Roman" w:cs="Times New Roman"/>
+          <w:sz w:val="22"/>
+          <w:szCs w:val="22"/>
+        </w:rPr>
+        <w:t xml:space="preserve">{{ </w:t>
+      </w:r>
+      <w:proofErr w:type="spellStart"/>
+      <w:r>
+        <w:rPr>
+          <w:rFonts w:ascii="Times New Roman" w:hAnsi="Times New Roman" w:cs="Times New Roman"/>
+          <w:sz w:val="22"/>
+          <w:szCs w:val="22"/>
+        </w:rPr>
+        <w:t>county</w:t>
+      </w:r>
+      <w:proofErr w:type="gramEnd"/>
+      <w:r>
+        <w:rPr>
+          <w:rFonts w:ascii="Times New Roman" w:hAnsi="Times New Roman" w:cs="Times New Roman"/>
+          <w:sz w:val="22"/>
+          <w:szCs w:val="22"/>
+        </w:rPr>
+        <w:t>_choice</w:t>
+      </w:r>
+      <w:proofErr w:type="spellEnd"/>
+      <w:r>
+        <w:rPr>
+          <w:rFonts w:ascii="Times New Roman" w:hAnsi="Times New Roman" w:cs="Times New Roman"/>
+          <w:sz w:val="22"/>
+          <w:szCs w:val="22"/>
+        </w:rPr>
+        <w:t xml:space="preserve"> | </w:t>
+      </w:r>
+      <w:proofErr w:type="gramStart"/>
+      <w:r>
+        <w:rPr>
+          <w:rFonts w:ascii="Times New Roman" w:hAnsi="Times New Roman" w:cs="Times New Roman"/>
+          <w:sz w:val="22"/>
+          <w:szCs w:val="22"/>
+        </w:rPr>
+        <w:t>upper }</w:t>
+      </w:r>
+      <w:proofErr w:type="gramEnd"/>
+      <w:r>
+        <w:rPr>
+          <w:rFonts w:ascii="Times New Roman" w:hAnsi="Times New Roman" w:cs="Times New Roman"/>
+          <w:sz w:val="22"/>
+          <w:szCs w:val="22"/>
+        </w:rPr>
+        <w:t>}</w:t>
       </w:r>
     </w:p>
     <w:p>
@@ -137,6 +229,7 @@
                 <w:szCs w:val="22"/>
               </w:rPr>
             </w:pPr>
+            <w:proofErr w:type="gramStart"/>
             <w:r>
               <w:rPr>
                 <w:rFonts w:ascii="Times New Roman" w:hAnsi="Times New Roman" w:cs="Times New Roman"/>
@@ -145,13 +238,41 @@
               </w:rPr>
               <w:t>{{ plaintiffs</w:t>
             </w:r>
+            <w:proofErr w:type="gramEnd"/>
             <w:r>
               <w:rPr>
                 <w:rFonts w:ascii="Times New Roman" w:hAnsi="Times New Roman" w:cs="Times New Roman"/>
                 <w:sz w:val="22"/>
                 <w:szCs w:val="22"/>
               </w:rPr>
-              <w:t>[0].name_full()</w:t>
+              <w:t>[0].</w:t>
+            </w:r>
+            <w:proofErr w:type="spellStart"/>
+            <w:r>
+              <w:rPr>
+                <w:rFonts w:ascii="Times New Roman" w:hAnsi="Times New Roman" w:cs="Times New Roman"/>
+                <w:sz w:val="22"/>
+                <w:szCs w:val="22"/>
+              </w:rPr>
+              <w:t>name_</w:t>
+            </w:r>
+            <w:proofErr w:type="gramStart"/>
+            <w:r>
+              <w:rPr>
+                <w:rFonts w:ascii="Times New Roman" w:hAnsi="Times New Roman" w:cs="Times New Roman"/>
+                <w:sz w:val="22"/>
+                <w:szCs w:val="22"/>
+              </w:rPr>
+              <w:t>full</w:t>
+            </w:r>
+            <w:proofErr w:type="spellEnd"/>
+            <w:r>
+              <w:rPr>
+                <w:rFonts w:ascii="Times New Roman" w:hAnsi="Times New Roman" w:cs="Times New Roman"/>
+                <w:sz w:val="22"/>
+                <w:szCs w:val="22"/>
+              </w:rPr>
+              <w:t>()</w:t>
             </w:r>
             <w:r>
               <w:rPr>
@@ -167,7 +288,16 @@
                 <w:sz w:val="22"/>
                 <w:szCs w:val="22"/>
               </w:rPr>
-              <w:t>}}</w:t>
+              <w:t>}</w:t>
+            </w:r>
+            <w:proofErr w:type="gramEnd"/>
+            <w:r>
+              <w:rPr>
+                <w:rFonts w:ascii="Times New Roman" w:hAnsi="Times New Roman" w:cs="Times New Roman"/>
+                <w:sz w:val="22"/>
+                <w:szCs w:val="22"/>
+              </w:rPr>
+              <w:t>}</w:t>
             </w:r>
           </w:p>
           <w:p>
@@ -235,13 +365,59 @@
                 <w:szCs w:val="22"/>
               </w:rPr>
             </w:pPr>
+            <w:proofErr w:type="gramStart"/>
             <w:r>
               <w:rPr>
                 <w:rFonts w:ascii="Times New Roman" w:hAnsi="Times New Roman" w:cs="Times New Roman"/>
                 <w:sz w:val="22"/>
                 <w:szCs w:val="22"/>
               </w:rPr>
-              <w:t>{{ defendants[0].name_full() }}</w:t>
+              <w:t>{{ defendants</w:t>
+            </w:r>
+            <w:proofErr w:type="gramEnd"/>
+            <w:r>
+              <w:rPr>
+                <w:rFonts w:ascii="Times New Roman" w:hAnsi="Times New Roman" w:cs="Times New Roman"/>
+                <w:sz w:val="22"/>
+                <w:szCs w:val="22"/>
+              </w:rPr>
+              <w:t>[0].</w:t>
+            </w:r>
+            <w:proofErr w:type="spellStart"/>
+            <w:r>
+              <w:rPr>
+                <w:rFonts w:ascii="Times New Roman" w:hAnsi="Times New Roman" w:cs="Times New Roman"/>
+                <w:sz w:val="22"/>
+                <w:szCs w:val="22"/>
+              </w:rPr>
+              <w:t>name_</w:t>
+            </w:r>
+            <w:proofErr w:type="gramStart"/>
+            <w:r>
+              <w:rPr>
+                <w:rFonts w:ascii="Times New Roman" w:hAnsi="Times New Roman" w:cs="Times New Roman"/>
+                <w:sz w:val="22"/>
+                <w:szCs w:val="22"/>
+              </w:rPr>
+              <w:t>full</w:t>
+            </w:r>
+            <w:proofErr w:type="spellEnd"/>
+            <w:r>
+              <w:rPr>
+                <w:rFonts w:ascii="Times New Roman" w:hAnsi="Times New Roman" w:cs="Times New Roman"/>
+                <w:sz w:val="22"/>
+                <w:szCs w:val="22"/>
+              </w:rPr>
+              <w:t>() }</w:t>
+            </w:r>
+            <w:proofErr w:type="gramEnd"/>
+            <w:r>
+              <w:rPr>
+                <w:rFonts w:ascii="Times New Roman" w:hAnsi="Times New Roman" w:cs="Times New Roman"/>
+                <w:sz w:val="22"/>
+                <w:szCs w:val="22"/>
+              </w:rPr>
+              <w:t>}</w:t>
             </w:r>
           </w:p>
           <w:p>
@@ -340,6 +516,7 @@
               </w:rPr>
               <w:t xml:space="preserve"> </w:t>
             </w:r>
+            <w:proofErr w:type="gramStart"/>
             <w:r>
               <w:rPr>
                 <w:rFonts w:ascii="Times New Roman" w:hAnsi="Times New Roman" w:cs="Times New Roman"/>
@@ -347,7 +524,57 @@
                 <w:szCs w:val="22"/>
                 <w:u w:val="single"/>
               </w:rPr>
-              <w:t>{{ docket_number }}</w:t>
+              <w:t xml:space="preserve">{{ </w:t>
+            </w:r>
+            <w:proofErr w:type="spellStart"/>
+            <w:r>
+              <w:rPr>
+                <w:rFonts w:ascii="Times New Roman" w:hAnsi="Times New Roman" w:cs="Times New Roman"/>
+                <w:sz w:val="22"/>
+                <w:szCs w:val="22"/>
+                <w:u w:val="single"/>
+              </w:rPr>
+              <w:t>docket</w:t>
+            </w:r>
+            <w:proofErr w:type="gramEnd"/>
+            <w:r>
+              <w:rPr>
+                <w:rFonts w:ascii="Times New Roman" w:hAnsi="Times New Roman" w:cs="Times New Roman"/>
+                <w:sz w:val="22"/>
+                <w:szCs w:val="22"/>
+                <w:u w:val="single"/>
+              </w:rPr>
+              <w:t>_</w:t>
+            </w:r>
+            <w:proofErr w:type="gramStart"/>
+            <w:r>
+              <w:rPr>
+                <w:rFonts w:ascii="Times New Roman" w:hAnsi="Times New Roman" w:cs="Times New Roman"/>
+                <w:sz w:val="22"/>
+                <w:szCs w:val="22"/>
+                <w:u w:val="single"/>
+              </w:rPr>
+              <w:t>number</w:t>
+            </w:r>
+            <w:proofErr w:type="spellEnd"/>
+            <w:r>
+              <w:rPr>
+                <w:rFonts w:ascii="Times New Roman" w:hAnsi="Times New Roman" w:cs="Times New Roman"/>
+                <w:sz w:val="22"/>
+                <w:szCs w:val="22"/>
+                <w:u w:val="single"/>
+              </w:rPr>
+              <w:t xml:space="preserve"> }</w:t>
+            </w:r>
+            <w:proofErr w:type="gramEnd"/>
+            <w:r>
+              <w:rPr>
+                <w:rFonts w:ascii="Times New Roman" w:hAnsi="Times New Roman" w:cs="Times New Roman"/>
+                <w:sz w:val="22"/>
+                <w:szCs w:val="22"/>
+                <w:u w:val="single"/>
+              </w:rPr>
+              <w:t>}</w:t>
             </w:r>
           </w:p>
           <w:p>
@@ -409,13 +636,41 @@
           <w:szCs w:val="21"/>
         </w:rPr>
       </w:pPr>
-      <w:r>
-        <w:rPr>
-          <w:rFonts w:ascii="Times New Roman" w:hAnsi="Times New Roman" w:cs="Times New Roman"/>
-          <w:sz w:val="21"/>
-          <w:szCs w:val="21"/>
-        </w:rPr>
-        <w:t>{{ plaintiffs[0] }}</w:t>
+      <w:proofErr w:type="gramStart"/>
+      <w:r>
+        <w:rPr>
+          <w:rFonts w:ascii="Times New Roman" w:hAnsi="Times New Roman" w:cs="Times New Roman"/>
+          <w:sz w:val="21"/>
+          <w:szCs w:val="21"/>
+        </w:rPr>
+        <w:t>{{ plaintiffs</w:t>
+      </w:r>
+      <w:proofErr w:type="gramEnd"/>
+      <w:r>
+        <w:rPr>
+          <w:rFonts w:ascii="Times New Roman" w:hAnsi="Times New Roman" w:cs="Times New Roman"/>
+          <w:sz w:val="21"/>
+          <w:szCs w:val="21"/>
+        </w:rPr>
+        <w:t>[0</w:t>
+      </w:r>
+      <w:proofErr w:type="gramStart"/>
+      <w:r>
+        <w:rPr>
+          <w:rFonts w:ascii="Times New Roman" w:hAnsi="Times New Roman" w:cs="Times New Roman"/>
+          <w:sz w:val="21"/>
+          <w:szCs w:val="21"/>
+        </w:rPr>
+        <w:t>] }</w:t>
+      </w:r>
+      <w:proofErr w:type="gramEnd"/>
+      <w:r>
+        <w:rPr>
+          <w:rFonts w:ascii="Times New Roman" w:hAnsi="Times New Roman" w:cs="Times New Roman"/>
+          <w:sz w:val="21"/>
+          <w:szCs w:val="21"/>
+        </w:rPr>
+        <w:t>}</w:t>
       </w:r>
     </w:p>
     <w:p>
@@ -435,21 +690,41 @@
         </w:rPr>
         <w:t xml:space="preserve">{%p if </w:t>
       </w:r>
-      <w:r>
-        <w:rPr>
-          <w:rFonts w:ascii="Times New Roman" w:hAnsi="Times New Roman" w:cs="Times New Roman"/>
-          <w:sz w:val="21"/>
-          <w:szCs w:val="21"/>
-        </w:rPr>
-        <w:t xml:space="preserve">user_ask_role == “plaintiff” and </w:t>
-      </w:r>
-      <w:r>
-        <w:rPr>
-          <w:rFonts w:ascii="Times New Roman" w:hAnsi="Times New Roman" w:cs="Times New Roman"/>
-          <w:sz w:val="21"/>
-          <w:szCs w:val="21"/>
-        </w:rPr>
-        <w:t xml:space="preserve">confidential_contact_info_yn </w:t>
+      <w:proofErr w:type="spellStart"/>
+      <w:r>
+        <w:rPr>
+          <w:rFonts w:ascii="Times New Roman" w:hAnsi="Times New Roman" w:cs="Times New Roman"/>
+          <w:sz w:val="21"/>
+          <w:szCs w:val="21"/>
+        </w:rPr>
+        <w:t>user_ask_role</w:t>
+      </w:r>
+      <w:proofErr w:type="spellEnd"/>
+      <w:r>
+        <w:rPr>
+          <w:rFonts w:ascii="Times New Roman" w:hAnsi="Times New Roman" w:cs="Times New Roman"/>
+          <w:sz w:val="21"/>
+          <w:szCs w:val="21"/>
+        </w:rPr>
+        <w:t xml:space="preserve"> == “plaintiff” and </w:t>
+      </w:r>
+      <w:proofErr w:type="spellStart"/>
+      <w:r>
+        <w:rPr>
+          <w:rFonts w:ascii="Times New Roman" w:hAnsi="Times New Roman" w:cs="Times New Roman"/>
+          <w:sz w:val="21"/>
+          <w:szCs w:val="21"/>
+        </w:rPr>
+        <w:t>confidential_contact_info_yn</w:t>
+      </w:r>
+      <w:proofErr w:type="spellEnd"/>
+      <w:r>
+        <w:rPr>
+          <w:rFonts w:ascii="Times New Roman" w:hAnsi="Times New Roman" w:cs="Times New Roman"/>
+          <w:sz w:val="21"/>
+          <w:szCs w:val="21"/>
+        </w:rPr>
+        <w:t xml:space="preserve"> </w:t>
       </w:r>
       <w:r>
         <w:rPr>
@@ -475,7 +750,7 @@
           <w:sz w:val="21"/>
           <w:szCs w:val="21"/>
         </w:rPr>
-        <w:t>Confidential – Mailing address:</w:t>
+        <w:t>Confidential/alternative address:</w:t>
       </w:r>
     </w:p>
     <w:p>
@@ -506,13 +781,77 @@
           <w:szCs w:val="21"/>
         </w:rPr>
       </w:pPr>
-      <w:r>
-        <w:rPr>
-          <w:rFonts w:ascii="Times New Roman" w:hAnsi="Times New Roman" w:cs="Times New Roman"/>
-          <w:sz w:val="21"/>
-          <w:szCs w:val="21"/>
-        </w:rPr>
-        <w:t>{{ plaintiffs[0].address.line_one() }}</w:t>
+      <w:proofErr w:type="gramStart"/>
+      <w:r>
+        <w:rPr>
+          <w:rFonts w:ascii="Times New Roman" w:hAnsi="Times New Roman" w:cs="Times New Roman"/>
+          <w:sz w:val="21"/>
+          <w:szCs w:val="21"/>
+        </w:rPr>
+        <w:t>{{ plaintiffs</w:t>
+      </w:r>
+      <w:proofErr w:type="gramEnd"/>
+      <w:r>
+        <w:rPr>
+          <w:rFonts w:ascii="Times New Roman" w:hAnsi="Times New Roman" w:cs="Times New Roman"/>
+          <w:sz w:val="21"/>
+          <w:szCs w:val="21"/>
+        </w:rPr>
+        <w:t>[0</w:t>
+      </w:r>
+      <w:proofErr w:type="gramStart"/>
+      <w:r>
+        <w:rPr>
+          <w:rFonts w:ascii="Times New Roman" w:hAnsi="Times New Roman" w:cs="Times New Roman"/>
+          <w:sz w:val="21"/>
+          <w:szCs w:val="21"/>
+        </w:rPr>
+        <w:t>].</w:t>
+      </w:r>
+      <w:proofErr w:type="spellStart"/>
+      <w:r>
+        <w:rPr>
+          <w:rFonts w:ascii="Times New Roman" w:hAnsi="Times New Roman" w:cs="Times New Roman"/>
+          <w:sz w:val="21"/>
+          <w:szCs w:val="21"/>
+        </w:rPr>
+        <w:t>address</w:t>
+      </w:r>
+      <w:proofErr w:type="gramEnd"/>
+      <w:r>
+        <w:rPr>
+          <w:rFonts w:ascii="Times New Roman" w:hAnsi="Times New Roman" w:cs="Times New Roman"/>
+          <w:sz w:val="21"/>
+          <w:szCs w:val="21"/>
+        </w:rPr>
+        <w:t>.line_</w:t>
+      </w:r>
+      <w:proofErr w:type="gramStart"/>
+      <w:r>
+        <w:rPr>
+          <w:rFonts w:ascii="Times New Roman" w:hAnsi="Times New Roman" w:cs="Times New Roman"/>
+          <w:sz w:val="21"/>
+          <w:szCs w:val="21"/>
+        </w:rPr>
+        <w:t>one</w:t>
+      </w:r>
+      <w:proofErr w:type="spellEnd"/>
+      <w:r>
+        <w:rPr>
+          <w:rFonts w:ascii="Times New Roman" w:hAnsi="Times New Roman" w:cs="Times New Roman"/>
+          <w:sz w:val="21"/>
+          <w:szCs w:val="21"/>
+        </w:rPr>
+        <w:t>() }</w:t>
+      </w:r>
+      <w:proofErr w:type="gramEnd"/>
+      <w:r>
+        <w:rPr>
+          <w:rFonts w:ascii="Times New Roman" w:hAnsi="Times New Roman" w:cs="Times New Roman"/>
+          <w:sz w:val="21"/>
+          <w:szCs w:val="21"/>
+        </w:rPr>
+        <w:t>}</w:t>
       </w:r>
     </w:p>
     <w:p>
@@ -525,13 +864,77 @@
           <w:szCs w:val="21"/>
         </w:rPr>
       </w:pPr>
-      <w:r>
-        <w:rPr>
-          <w:rFonts w:ascii="Times New Roman" w:hAnsi="Times New Roman" w:cs="Times New Roman"/>
-          <w:sz w:val="21"/>
-          <w:szCs w:val="21"/>
-        </w:rPr>
-        <w:t>{{ plaintiffs[0].address.line_two() }}</w:t>
+      <w:proofErr w:type="gramStart"/>
+      <w:r>
+        <w:rPr>
+          <w:rFonts w:ascii="Times New Roman" w:hAnsi="Times New Roman" w:cs="Times New Roman"/>
+          <w:sz w:val="21"/>
+          <w:szCs w:val="21"/>
+        </w:rPr>
+        <w:t>{{ plaintiffs</w:t>
+      </w:r>
+      <w:proofErr w:type="gramEnd"/>
+      <w:r>
+        <w:rPr>
+          <w:rFonts w:ascii="Times New Roman" w:hAnsi="Times New Roman" w:cs="Times New Roman"/>
+          <w:sz w:val="21"/>
+          <w:szCs w:val="21"/>
+        </w:rPr>
+        <w:t>[0</w:t>
+      </w:r>
+      <w:proofErr w:type="gramStart"/>
+      <w:r>
+        <w:rPr>
+          <w:rFonts w:ascii="Times New Roman" w:hAnsi="Times New Roman" w:cs="Times New Roman"/>
+          <w:sz w:val="21"/>
+          <w:szCs w:val="21"/>
+        </w:rPr>
+        <w:t>].</w:t>
+      </w:r>
+      <w:proofErr w:type="spellStart"/>
+      <w:r>
+        <w:rPr>
+          <w:rFonts w:ascii="Times New Roman" w:hAnsi="Times New Roman" w:cs="Times New Roman"/>
+          <w:sz w:val="21"/>
+          <w:szCs w:val="21"/>
+        </w:rPr>
+        <w:t>address</w:t>
+      </w:r>
+      <w:proofErr w:type="gramEnd"/>
+      <w:r>
+        <w:rPr>
+          <w:rFonts w:ascii="Times New Roman" w:hAnsi="Times New Roman" w:cs="Times New Roman"/>
+          <w:sz w:val="21"/>
+          <w:szCs w:val="21"/>
+        </w:rPr>
+        <w:t>.line_</w:t>
+      </w:r>
+      <w:proofErr w:type="gramStart"/>
+      <w:r>
+        <w:rPr>
+          <w:rFonts w:ascii="Times New Roman" w:hAnsi="Times New Roman" w:cs="Times New Roman"/>
+          <w:sz w:val="21"/>
+          <w:szCs w:val="21"/>
+        </w:rPr>
+        <w:t>two</w:t>
+      </w:r>
+      <w:proofErr w:type="spellEnd"/>
+      <w:r>
+        <w:rPr>
+          <w:rFonts w:ascii="Times New Roman" w:hAnsi="Times New Roman" w:cs="Times New Roman"/>
+          <w:sz w:val="21"/>
+          <w:szCs w:val="21"/>
+        </w:rPr>
+        <w:t>() }</w:t>
+      </w:r>
+      <w:proofErr w:type="gramEnd"/>
+      <w:r>
+        <w:rPr>
+          <w:rFonts w:ascii="Times New Roman" w:hAnsi="Times New Roman" w:cs="Times New Roman"/>
+          <w:sz w:val="21"/>
+          <w:szCs w:val="21"/>
+        </w:rPr>
+        <w:t>}</w:t>
       </w:r>
     </w:p>
     <w:p>
@@ -552,14 +955,396 @@
         </w:rPr>
         <w:t xml:space="preserve">{% if </w:t>
       </w:r>
-      <w:r>
-        <w:rPr>
-          <w:rFonts w:ascii="Times New Roman" w:hAnsi="Times New Roman" w:cs="Times New Roman"/>
-          <w:sz w:val="21"/>
-          <w:szCs w:val="21"/>
-        </w:rPr>
-        <w:t>plaintiffs[0].no_phone_number</w:t>
-      </w:r>
+      <w:proofErr w:type="gramStart"/>
+      <w:r>
+        <w:rPr>
+          <w:rFonts w:ascii="Times New Roman" w:hAnsi="Times New Roman" w:cs="Times New Roman"/>
+          <w:sz w:val="21"/>
+          <w:szCs w:val="21"/>
+        </w:rPr>
+        <w:t>plaintiffs[</w:t>
+      </w:r>
+      <w:proofErr w:type="gramEnd"/>
+      <w:r>
+        <w:rPr>
+          <w:rFonts w:ascii="Times New Roman" w:hAnsi="Times New Roman" w:cs="Times New Roman"/>
+          <w:sz w:val="21"/>
+          <w:szCs w:val="21"/>
+        </w:rPr>
+        <w:t>0].</w:t>
+      </w:r>
+      <w:proofErr w:type="spellStart"/>
+      <w:r>
+        <w:rPr>
+          <w:rFonts w:ascii="Times New Roman" w:hAnsi="Times New Roman" w:cs="Times New Roman"/>
+          <w:sz w:val="21"/>
+          <w:szCs w:val="21"/>
+        </w:rPr>
+        <w:t>no_phone_number</w:t>
+      </w:r>
+      <w:proofErr w:type="spellEnd"/>
+      <w:r>
+        <w:rPr>
+          <w:rFonts w:ascii="Times New Roman" w:hAnsi="Times New Roman" w:cs="Times New Roman"/>
+          <w:sz w:val="21"/>
+          <w:szCs w:val="21"/>
+        </w:rPr>
+        <w:t xml:space="preserve"> </w:t>
+      </w:r>
+      <w:proofErr w:type="gramStart"/>
+      <w:r>
+        <w:rPr>
+          <w:rFonts w:ascii="Times New Roman" w:hAnsi="Times New Roman" w:cs="Times New Roman"/>
+          <w:sz w:val="21"/>
+          <w:szCs w:val="21"/>
+        </w:rPr>
+        <w:t>%}</w:t>
+      </w:r>
+      <w:r>
+        <w:rPr>
+          <w:rFonts w:ascii="Times New Roman" w:hAnsi="Times New Roman" w:cs="Times New Roman"/>
+          <w:sz w:val="21"/>
+          <w:szCs w:val="21"/>
+        </w:rPr>
+        <w:t>{</w:t>
+      </w:r>
+      <w:proofErr w:type="gramEnd"/>
+      <w:r>
+        <w:rPr>
+          <w:rFonts w:ascii="Times New Roman" w:hAnsi="Times New Roman" w:cs="Times New Roman"/>
+          <w:sz w:val="21"/>
+          <w:szCs w:val="21"/>
+        </w:rPr>
+        <w:t xml:space="preserve">% if </w:t>
+      </w:r>
+      <w:proofErr w:type="spellStart"/>
+      <w:r>
+        <w:rPr>
+          <w:rFonts w:ascii="Times New Roman" w:hAnsi="Times New Roman" w:cs="Times New Roman"/>
+          <w:sz w:val="21"/>
+          <w:szCs w:val="21"/>
+        </w:rPr>
+        <w:t>user_ask_role</w:t>
+      </w:r>
+      <w:proofErr w:type="spellEnd"/>
+      <w:r>
+        <w:rPr>
+          <w:rFonts w:ascii="Times New Roman" w:hAnsi="Times New Roman" w:cs="Times New Roman"/>
+          <w:sz w:val="21"/>
+          <w:szCs w:val="21"/>
+        </w:rPr>
+        <w:t xml:space="preserve"> == “plaintiff” </w:t>
+      </w:r>
+      <w:proofErr w:type="gramStart"/>
+      <w:r>
+        <w:rPr>
+          <w:rFonts w:ascii="Times New Roman" w:hAnsi="Times New Roman" w:cs="Times New Roman"/>
+          <w:sz w:val="21"/>
+          <w:szCs w:val="21"/>
+        </w:rPr>
+        <w:t>%}</w:t>
+      </w:r>
+      <w:r>
+        <w:rPr>
+          <w:rFonts w:ascii="Times New Roman" w:hAnsi="Times New Roman" w:cs="Times New Roman"/>
+          <w:sz w:val="21"/>
+          <w:szCs w:val="21"/>
+        </w:rPr>
+        <w:t>Does</w:t>
+      </w:r>
+      <w:proofErr w:type="gramEnd"/>
+      <w:r>
+        <w:rPr>
+          <w:rFonts w:ascii="Times New Roman" w:hAnsi="Times New Roman" w:cs="Times New Roman"/>
+          <w:sz w:val="21"/>
+          <w:szCs w:val="21"/>
+        </w:rPr>
+        <w:t xml:space="preserve"> not have </w:t>
+      </w:r>
+      <w:proofErr w:type="gramStart"/>
+      <w:r>
+        <w:rPr>
+          <w:rFonts w:ascii="Times New Roman" w:hAnsi="Times New Roman" w:cs="Times New Roman"/>
+          <w:sz w:val="21"/>
+          <w:szCs w:val="21"/>
+        </w:rPr>
+        <w:t>phone{</w:t>
+      </w:r>
+      <w:proofErr w:type="gramEnd"/>
+      <w:r>
+        <w:rPr>
+          <w:rFonts w:ascii="Times New Roman" w:hAnsi="Times New Roman" w:cs="Times New Roman"/>
+          <w:sz w:val="21"/>
+          <w:szCs w:val="21"/>
+        </w:rPr>
+        <w:t xml:space="preserve">% else </w:t>
+      </w:r>
+      <w:proofErr w:type="gramStart"/>
+      <w:r>
+        <w:rPr>
+          <w:rFonts w:ascii="Times New Roman" w:hAnsi="Times New Roman" w:cs="Times New Roman"/>
+          <w:sz w:val="21"/>
+          <w:szCs w:val="21"/>
+        </w:rPr>
+        <w:t>%}</w:t>
+      </w:r>
+      <w:r>
+        <w:rPr>
+          <w:rFonts w:ascii="Times New Roman" w:hAnsi="Times New Roman" w:cs="Times New Roman"/>
+          <w:sz w:val="21"/>
+          <w:szCs w:val="21"/>
+        </w:rPr>
+        <w:t>Unknown</w:t>
+      </w:r>
+      <w:proofErr w:type="gramEnd"/>
+      <w:r>
+        <w:rPr>
+          <w:rFonts w:ascii="Times New Roman" w:hAnsi="Times New Roman" w:cs="Times New Roman"/>
+          <w:sz w:val="21"/>
+          <w:szCs w:val="21"/>
+        </w:rPr>
+        <w:t xml:space="preserve"> </w:t>
+      </w:r>
+      <w:proofErr w:type="gramStart"/>
+      <w:r>
+        <w:rPr>
+          <w:rFonts w:ascii="Times New Roman" w:hAnsi="Times New Roman" w:cs="Times New Roman"/>
+          <w:sz w:val="21"/>
+          <w:szCs w:val="21"/>
+        </w:rPr>
+        <w:t>phone{</w:t>
+      </w:r>
+      <w:proofErr w:type="gramEnd"/>
+      <w:r>
+        <w:rPr>
+          <w:rFonts w:ascii="Times New Roman" w:hAnsi="Times New Roman" w:cs="Times New Roman"/>
+          <w:sz w:val="21"/>
+          <w:szCs w:val="21"/>
+        </w:rPr>
+        <w:t xml:space="preserve">% endif </w:t>
+      </w:r>
+      <w:proofErr w:type="gramStart"/>
+      <w:r>
+        <w:rPr>
+          <w:rFonts w:ascii="Times New Roman" w:hAnsi="Times New Roman" w:cs="Times New Roman"/>
+          <w:sz w:val="21"/>
+          <w:szCs w:val="21"/>
+        </w:rPr>
+        <w:t>%}{</w:t>
+      </w:r>
+      <w:proofErr w:type="gramEnd"/>
+      <w:r>
+        <w:rPr>
+          <w:rFonts w:ascii="Times New Roman" w:hAnsi="Times New Roman" w:cs="Times New Roman"/>
+          <w:sz w:val="21"/>
+          <w:szCs w:val="21"/>
+        </w:rPr>
+        <w:t>% else</w:t>
+      </w:r>
+      <w:proofErr w:type="gramStart"/>
+      <w:r>
+        <w:rPr>
+          <w:rFonts w:ascii="Times New Roman" w:hAnsi="Times New Roman" w:cs="Times New Roman"/>
+          <w:sz w:val="21"/>
+          <w:szCs w:val="21"/>
+        </w:rPr>
+        <w:t>%}</w:t>
+      </w:r>
+      <w:r>
+        <w:rPr>
+          <w:rFonts w:ascii="Times New Roman" w:hAnsi="Times New Roman" w:cs="Times New Roman"/>
+          <w:sz w:val="21"/>
+          <w:szCs w:val="21"/>
+        </w:rPr>
+        <w:t xml:space="preserve">{{ </w:t>
+      </w:r>
+      <w:proofErr w:type="spellStart"/>
+      <w:r>
+        <w:rPr>
+          <w:rFonts w:ascii="Times New Roman" w:hAnsi="Times New Roman" w:cs="Times New Roman"/>
+          <w:sz w:val="21"/>
+          <w:szCs w:val="21"/>
+        </w:rPr>
+        <w:t>phone</w:t>
+      </w:r>
+      <w:proofErr w:type="gramEnd"/>
+      <w:r>
+        <w:rPr>
+          <w:rFonts w:ascii="Times New Roman" w:hAnsi="Times New Roman" w:cs="Times New Roman"/>
+          <w:sz w:val="21"/>
+          <w:szCs w:val="21"/>
+        </w:rPr>
+        <w:t>_number_formatted</w:t>
+      </w:r>
+      <w:proofErr w:type="spellEnd"/>
+      <w:r>
+        <w:rPr>
+          <w:rFonts w:ascii="Times New Roman" w:hAnsi="Times New Roman" w:cs="Times New Roman"/>
+          <w:sz w:val="21"/>
+          <w:szCs w:val="21"/>
+        </w:rPr>
+        <w:t>(</w:t>
+      </w:r>
+      <w:r>
+        <w:rPr>
+          <w:rFonts w:ascii="Times New Roman" w:hAnsi="Times New Roman" w:cs="Times New Roman"/>
+          <w:sz w:val="21"/>
+          <w:szCs w:val="21"/>
+        </w:rPr>
+        <w:t>plaintiffs</w:t>
+      </w:r>
+      <w:r>
+        <w:rPr>
+          <w:rFonts w:ascii="Times New Roman" w:hAnsi="Times New Roman" w:cs="Times New Roman"/>
+          <w:sz w:val="21"/>
+          <w:szCs w:val="21"/>
+        </w:rPr>
+        <w:t>[0</w:t>
+      </w:r>
+      <w:proofErr w:type="gramStart"/>
+      <w:r>
+        <w:rPr>
+          <w:rFonts w:ascii="Times New Roman" w:hAnsi="Times New Roman" w:cs="Times New Roman"/>
+          <w:sz w:val="21"/>
+          <w:szCs w:val="21"/>
+        </w:rPr>
+        <w:t>].</w:t>
+      </w:r>
+      <w:proofErr w:type="spellStart"/>
+      <w:r>
+        <w:rPr>
+          <w:rFonts w:ascii="Times New Roman" w:hAnsi="Times New Roman" w:cs="Times New Roman"/>
+          <w:sz w:val="21"/>
+          <w:szCs w:val="21"/>
+        </w:rPr>
+        <w:t>phone</w:t>
+      </w:r>
+      <w:proofErr w:type="gramEnd"/>
+      <w:r>
+        <w:rPr>
+          <w:rFonts w:ascii="Times New Roman" w:hAnsi="Times New Roman" w:cs="Times New Roman"/>
+          <w:sz w:val="21"/>
+          <w:szCs w:val="21"/>
+        </w:rPr>
+        <w:t>_number</w:t>
+      </w:r>
+      <w:proofErr w:type="spellEnd"/>
+      <w:proofErr w:type="gramStart"/>
+      <w:r>
+        <w:rPr>
+          <w:rFonts w:ascii="Times New Roman" w:hAnsi="Times New Roman" w:cs="Times New Roman"/>
+          <w:sz w:val="21"/>
+          <w:szCs w:val="21"/>
+        </w:rPr>
+        <w:t>) }}</w:t>
+      </w:r>
+      <w:r>
+        <w:rPr>
+          <w:rFonts w:ascii="Times New Roman" w:hAnsi="Times New Roman" w:cs="Times New Roman"/>
+          <w:sz w:val="21"/>
+          <w:szCs w:val="21"/>
+        </w:rPr>
+        <w:t>{</w:t>
+      </w:r>
+      <w:proofErr w:type="gramEnd"/>
+      <w:r>
+        <w:rPr>
+          <w:rFonts w:ascii="Times New Roman" w:hAnsi="Times New Roman" w:cs="Times New Roman"/>
+          <w:sz w:val="21"/>
+          <w:szCs w:val="21"/>
+        </w:rPr>
+        <w:t>% endif %}</w:t>
+      </w:r>
+      <w:r>
+        <w:rPr>
+          <w:rFonts w:ascii="Times New Roman" w:hAnsi="Times New Roman" w:cs="Times New Roman"/>
+          <w:sz w:val="21"/>
+          <w:szCs w:val="21"/>
+        </w:rPr>
+        <w:br w:type="column"/>
+      </w:r>
+      <w:proofErr w:type="gramStart"/>
+      <w:r>
+        <w:rPr>
+          <w:rFonts w:ascii="Times New Roman" w:hAnsi="Times New Roman" w:cs="Times New Roman"/>
+          <w:sz w:val="21"/>
+          <w:szCs w:val="21"/>
+        </w:rPr>
+        <w:t>{{ defendants</w:t>
+      </w:r>
+      <w:proofErr w:type="gramEnd"/>
+      <w:r>
+        <w:rPr>
+          <w:rFonts w:ascii="Times New Roman" w:hAnsi="Times New Roman" w:cs="Times New Roman"/>
+          <w:sz w:val="21"/>
+          <w:szCs w:val="21"/>
+        </w:rPr>
+        <w:t>[0</w:t>
+      </w:r>
+      <w:proofErr w:type="gramStart"/>
+      <w:r>
+        <w:rPr>
+          <w:rFonts w:ascii="Times New Roman" w:hAnsi="Times New Roman" w:cs="Times New Roman"/>
+          <w:sz w:val="21"/>
+          <w:szCs w:val="21"/>
+        </w:rPr>
+        <w:t>] }</w:t>
+      </w:r>
+      <w:proofErr w:type="gramEnd"/>
+      <w:r>
+        <w:rPr>
+          <w:rFonts w:ascii="Times New Roman" w:hAnsi="Times New Roman" w:cs="Times New Roman"/>
+          <w:sz w:val="21"/>
+          <w:szCs w:val="21"/>
+        </w:rPr>
+        <w:t>}</w:t>
+      </w:r>
+    </w:p>
+    <w:p>
+      <w:pPr>
+        <w:spacing w:after="0" w:line="240" w:lineRule="auto"/>
+        <w:rPr>
+          <w:rFonts w:ascii="Times New Roman" w:hAnsi="Times New Roman" w:cs="Times New Roman"/>
+          <w:sz w:val="21"/>
+          <w:szCs w:val="21"/>
+        </w:rPr>
+      </w:pPr>
+      <w:r>
+        <w:rPr>
+          <w:rFonts w:ascii="Times New Roman" w:hAnsi="Times New Roman" w:cs="Times New Roman"/>
+          <w:sz w:val="21"/>
+          <w:szCs w:val="21"/>
+        </w:rPr>
+        <w:t xml:space="preserve">{%p if </w:t>
+      </w:r>
+      <w:proofErr w:type="spellStart"/>
+      <w:r>
+        <w:rPr>
+          <w:rFonts w:ascii="Times New Roman" w:hAnsi="Times New Roman" w:cs="Times New Roman"/>
+          <w:sz w:val="21"/>
+          <w:szCs w:val="21"/>
+        </w:rPr>
+        <w:t>user_ask_role</w:t>
+      </w:r>
+      <w:proofErr w:type="spellEnd"/>
+      <w:r>
+        <w:rPr>
+          <w:rFonts w:ascii="Times New Roman" w:hAnsi="Times New Roman" w:cs="Times New Roman"/>
+          <w:sz w:val="21"/>
+          <w:szCs w:val="21"/>
+        </w:rPr>
+        <w:t xml:space="preserve"> == “defendant” and </w:t>
+      </w:r>
+      <w:proofErr w:type="spellStart"/>
+      <w:r>
+        <w:rPr>
+          <w:rFonts w:ascii="Times New Roman" w:hAnsi="Times New Roman" w:cs="Times New Roman"/>
+          <w:sz w:val="21"/>
+          <w:szCs w:val="21"/>
+        </w:rPr>
+        <w:t>confidential_contact_info_yn</w:t>
+      </w:r>
+      <w:proofErr w:type="spellEnd"/>
       <w:r>
         <w:rPr>
           <w:rFonts w:ascii="Times New Roman" w:hAnsi="Times New Roman" w:cs="Times New Roman"/>
@@ -568,110 +1353,6 @@
         </w:rPr>
         <w:t xml:space="preserve"> %}</w:t>
       </w:r>
-      <w:r>
-        <w:rPr>
-          <w:rFonts w:ascii="Times New Roman" w:hAnsi="Times New Roman" w:cs="Times New Roman"/>
-          <w:sz w:val="21"/>
-          <w:szCs w:val="21"/>
-        </w:rPr>
-        <w:t xml:space="preserve">{% if </w:t>
-      </w:r>
-      <w:r>
-        <w:rPr>
-          <w:rFonts w:ascii="Times New Roman" w:hAnsi="Times New Roman" w:cs="Times New Roman"/>
-          <w:sz w:val="21"/>
-          <w:szCs w:val="21"/>
-        </w:rPr>
-        <w:t xml:space="preserve">user_ask_role == “plaintiff” </w:t>
-      </w:r>
-      <w:r>
-        <w:rPr>
-          <w:rFonts w:ascii="Times New Roman" w:hAnsi="Times New Roman" w:cs="Times New Roman"/>
-          <w:sz w:val="21"/>
-          <w:szCs w:val="21"/>
-        </w:rPr>
-        <w:t>%}</w:t>
-      </w:r>
-      <w:r>
-        <w:rPr>
-          <w:rFonts w:ascii="Times New Roman" w:hAnsi="Times New Roman" w:cs="Times New Roman"/>
-          <w:sz w:val="21"/>
-          <w:szCs w:val="21"/>
-        </w:rPr>
-        <w:t>Does not have phone{% else %}</w:t>
-      </w:r>
-      <w:r>
-        <w:rPr>
-          <w:rFonts w:ascii="Times New Roman" w:hAnsi="Times New Roman" w:cs="Times New Roman"/>
-          <w:sz w:val="21"/>
-          <w:szCs w:val="21"/>
-        </w:rPr>
-        <w:t>Unknown phone{% endif %}{% else%}</w:t>
-      </w:r>
-      <w:r>
-        <w:rPr>
-          <w:rFonts w:ascii="Times New Roman" w:hAnsi="Times New Roman" w:cs="Times New Roman"/>
-          <w:sz w:val="21"/>
-          <w:szCs w:val="21"/>
-        </w:rPr>
-        <w:t xml:space="preserve">{{ </w:t>
-      </w:r>
-      <w:r>
-        <w:rPr>
-          <w:rFonts w:ascii="Times New Roman" w:hAnsi="Times New Roman" w:cs="Times New Roman"/>
-          <w:sz w:val="21"/>
-          <w:szCs w:val="21"/>
-        </w:rPr>
-        <w:t>phone_number_formatted(</w:t>
-      </w:r>
-      <w:r>
-        <w:rPr>
-          <w:rFonts w:ascii="Times New Roman" w:hAnsi="Times New Roman" w:cs="Times New Roman"/>
-          <w:sz w:val="21"/>
-          <w:szCs w:val="21"/>
-        </w:rPr>
-        <w:t>plaintiffs</w:t>
-      </w:r>
-      <w:r>
-        <w:rPr>
-          <w:rFonts w:ascii="Times New Roman" w:hAnsi="Times New Roman" w:cs="Times New Roman"/>
-          <w:sz w:val="21"/>
-          <w:szCs w:val="21"/>
-        </w:rPr>
-        <w:t>[0].phone_number</w:t>
-      </w:r>
-      <w:r>
-        <w:rPr>
-          <w:rFonts w:ascii="Times New Roman" w:hAnsi="Times New Roman" w:cs="Times New Roman"/>
-          <w:sz w:val="21"/>
-          <w:szCs w:val="21"/>
-        </w:rPr>
-        <w:t>) }}</w:t>
-      </w:r>
-      <w:r>
-        <w:rPr>
-          <w:rFonts w:ascii="Times New Roman" w:hAnsi="Times New Roman" w:cs="Times New Roman"/>
-          <w:sz w:val="21"/>
-          <w:szCs w:val="21"/>
-        </w:rPr>
-        <w:t>{% endif %}</w:t>
-      </w:r>
-      <w:r>
-        <w:rPr>
-          <w:rFonts w:ascii="Times New Roman" w:hAnsi="Times New Roman" w:cs="Times New Roman"/>
-          <w:sz w:val="21"/>
-          <w:szCs w:val="21"/>
-        </w:rPr>
-        <w:br w:type="column"/>
-      </w:r>
-      <w:r>
-        <w:rPr>
-          <w:rFonts w:ascii="Times New Roman" w:hAnsi="Times New Roman" w:cs="Times New Roman"/>
-          <w:sz w:val="21"/>
-          <w:szCs w:val="21"/>
-        </w:rPr>
-        <w:t>{{ defendants[0] }}</w:t>
-      </w:r>
     </w:p>
     <w:p>
       <w:pPr>
@@ -688,57 +1369,7 @@
           <w:sz w:val="21"/>
           <w:szCs w:val="21"/>
         </w:rPr>
-        <w:t xml:space="preserve">{%p if </w:t>
-      </w:r>
-      <w:r>
-        <w:rPr>
-          <w:rFonts w:ascii="Times New Roman" w:hAnsi="Times New Roman" w:cs="Times New Roman"/>
-          <w:sz w:val="21"/>
-          <w:szCs w:val="21"/>
-        </w:rPr>
-        <w:t>user_ask_role == “</w:t>
-      </w:r>
-      <w:r>
-        <w:rPr>
-          <w:rFonts w:ascii="Times New Roman" w:hAnsi="Times New Roman" w:cs="Times New Roman"/>
-          <w:sz w:val="21"/>
-          <w:szCs w:val="21"/>
-        </w:rPr>
-        <w:t>defendant</w:t>
-      </w:r>
-      <w:r>
-        <w:rPr>
-          <w:rFonts w:ascii="Times New Roman" w:hAnsi="Times New Roman" w:cs="Times New Roman"/>
-          <w:sz w:val="21"/>
-          <w:szCs w:val="21"/>
-        </w:rPr>
-        <w:t xml:space="preserve">” and </w:t>
-      </w:r>
-      <w:r>
-        <w:rPr>
-          <w:rFonts w:ascii="Times New Roman" w:hAnsi="Times New Roman" w:cs="Times New Roman"/>
-          <w:sz w:val="21"/>
-          <w:szCs w:val="21"/>
-        </w:rPr>
-        <w:t>confidential_contact_info_yn %}</w:t>
-      </w:r>
-    </w:p>
-    <w:p>
-      <w:pPr>
-        <w:spacing w:after="0" w:line="240" w:lineRule="auto"/>
-        <w:rPr>
-          <w:rFonts w:ascii="Times New Roman" w:hAnsi="Times New Roman" w:cs="Times New Roman"/>
-          <w:sz w:val="21"/>
-          <w:szCs w:val="21"/>
-        </w:rPr>
-      </w:pPr>
-      <w:r>
-        <w:rPr>
-          <w:rFonts w:ascii="Times New Roman" w:hAnsi="Times New Roman" w:cs="Times New Roman"/>
-          <w:sz w:val="21"/>
-          <w:szCs w:val="21"/>
-        </w:rPr>
-        <w:t>Confidential – Mailing address:</w:t>
+        <w:t>Confidential/alternative address:</w:t>
       </w:r>
     </w:p>
     <w:p>
@@ -769,13 +1400,77 @@
           <w:szCs w:val="21"/>
         </w:rPr>
       </w:pPr>
-      <w:r>
-        <w:rPr>
-          <w:rFonts w:ascii="Times New Roman" w:hAnsi="Times New Roman" w:cs="Times New Roman"/>
-          <w:sz w:val="21"/>
-          <w:szCs w:val="21"/>
-        </w:rPr>
-        <w:t>{{ defendants[0].address.line_one() }}</w:t>
+      <w:proofErr w:type="gramStart"/>
+      <w:r>
+        <w:rPr>
+          <w:rFonts w:ascii="Times New Roman" w:hAnsi="Times New Roman" w:cs="Times New Roman"/>
+          <w:sz w:val="21"/>
+          <w:szCs w:val="21"/>
+        </w:rPr>
+        <w:t>{{ defendants</w:t>
+      </w:r>
+      <w:proofErr w:type="gramEnd"/>
+      <w:r>
+        <w:rPr>
+          <w:rFonts w:ascii="Times New Roman" w:hAnsi="Times New Roman" w:cs="Times New Roman"/>
+          <w:sz w:val="21"/>
+          <w:szCs w:val="21"/>
+        </w:rPr>
+        <w:t>[0</w:t>
+      </w:r>
+      <w:proofErr w:type="gramStart"/>
+      <w:r>
+        <w:rPr>
+          <w:rFonts w:ascii="Times New Roman" w:hAnsi="Times New Roman" w:cs="Times New Roman"/>
+          <w:sz w:val="21"/>
+          <w:szCs w:val="21"/>
+        </w:rPr>
+        <w:t>].</w:t>
+      </w:r>
+      <w:proofErr w:type="spellStart"/>
+      <w:r>
+        <w:rPr>
+          <w:rFonts w:ascii="Times New Roman" w:hAnsi="Times New Roman" w:cs="Times New Roman"/>
+          <w:sz w:val="21"/>
+          <w:szCs w:val="21"/>
+        </w:rPr>
+        <w:t>address</w:t>
+      </w:r>
+      <w:proofErr w:type="gramEnd"/>
+      <w:r>
+        <w:rPr>
+          <w:rFonts w:ascii="Times New Roman" w:hAnsi="Times New Roman" w:cs="Times New Roman"/>
+          <w:sz w:val="21"/>
+          <w:szCs w:val="21"/>
+        </w:rPr>
+        <w:t>.line_</w:t>
+      </w:r>
+      <w:proofErr w:type="gramStart"/>
+      <w:r>
+        <w:rPr>
+          <w:rFonts w:ascii="Times New Roman" w:hAnsi="Times New Roman" w:cs="Times New Roman"/>
+          <w:sz w:val="21"/>
+          <w:szCs w:val="21"/>
+        </w:rPr>
+        <w:t>one</w:t>
+      </w:r>
+      <w:proofErr w:type="spellEnd"/>
+      <w:r>
+        <w:rPr>
+          <w:rFonts w:ascii="Times New Roman" w:hAnsi="Times New Roman" w:cs="Times New Roman"/>
+          <w:sz w:val="21"/>
+          <w:szCs w:val="21"/>
+        </w:rPr>
+        <w:t>() }</w:t>
+      </w:r>
+      <w:proofErr w:type="gramEnd"/>
+      <w:r>
+        <w:rPr>
+          <w:rFonts w:ascii="Times New Roman" w:hAnsi="Times New Roman" w:cs="Times New Roman"/>
+          <w:sz w:val="21"/>
+          <w:szCs w:val="21"/>
+        </w:rPr>
+        <w:t>}</w:t>
       </w:r>
     </w:p>
     <w:p>
@@ -788,13 +1483,77 @@
           <w:szCs w:val="21"/>
         </w:rPr>
       </w:pPr>
-      <w:r>
-        <w:rPr>
-          <w:rFonts w:ascii="Times New Roman" w:hAnsi="Times New Roman" w:cs="Times New Roman"/>
-          <w:sz w:val="21"/>
-          <w:szCs w:val="21"/>
-        </w:rPr>
-        <w:t>{{ defendants[0].address.line_two() }}</w:t>
+      <w:proofErr w:type="gramStart"/>
+      <w:r>
+        <w:rPr>
+          <w:rFonts w:ascii="Times New Roman" w:hAnsi="Times New Roman" w:cs="Times New Roman"/>
+          <w:sz w:val="21"/>
+          <w:szCs w:val="21"/>
+        </w:rPr>
+        <w:t>{{ defendants</w:t>
+      </w:r>
+      <w:proofErr w:type="gramEnd"/>
+      <w:r>
+        <w:rPr>
+          <w:rFonts w:ascii="Times New Roman" w:hAnsi="Times New Roman" w:cs="Times New Roman"/>
+          <w:sz w:val="21"/>
+          <w:szCs w:val="21"/>
+        </w:rPr>
+        <w:t>[0</w:t>
+      </w:r>
+      <w:proofErr w:type="gramStart"/>
+      <w:r>
+        <w:rPr>
+          <w:rFonts w:ascii="Times New Roman" w:hAnsi="Times New Roman" w:cs="Times New Roman"/>
+          <w:sz w:val="21"/>
+          <w:szCs w:val="21"/>
+        </w:rPr>
+        <w:t>].</w:t>
+      </w:r>
+      <w:proofErr w:type="spellStart"/>
+      <w:r>
+        <w:rPr>
+          <w:rFonts w:ascii="Times New Roman" w:hAnsi="Times New Roman" w:cs="Times New Roman"/>
+          <w:sz w:val="21"/>
+          <w:szCs w:val="21"/>
+        </w:rPr>
+        <w:t>address</w:t>
+      </w:r>
+      <w:proofErr w:type="gramEnd"/>
+      <w:r>
+        <w:rPr>
+          <w:rFonts w:ascii="Times New Roman" w:hAnsi="Times New Roman" w:cs="Times New Roman"/>
+          <w:sz w:val="21"/>
+          <w:szCs w:val="21"/>
+        </w:rPr>
+        <w:t>.line_</w:t>
+      </w:r>
+      <w:proofErr w:type="gramStart"/>
+      <w:r>
+        <w:rPr>
+          <w:rFonts w:ascii="Times New Roman" w:hAnsi="Times New Roman" w:cs="Times New Roman"/>
+          <w:sz w:val="21"/>
+          <w:szCs w:val="21"/>
+        </w:rPr>
+        <w:t>two</w:t>
+      </w:r>
+      <w:proofErr w:type="spellEnd"/>
+      <w:r>
+        <w:rPr>
+          <w:rFonts w:ascii="Times New Roman" w:hAnsi="Times New Roman" w:cs="Times New Roman"/>
+          <w:sz w:val="21"/>
+          <w:szCs w:val="21"/>
+        </w:rPr>
+        <w:t>() }</w:t>
+      </w:r>
+      <w:proofErr w:type="gramEnd"/>
+      <w:r>
+        <w:rPr>
+          <w:rFonts w:ascii="Times New Roman" w:hAnsi="Times New Roman" w:cs="Times New Roman"/>
+          <w:sz w:val="21"/>
+          <w:szCs w:val="21"/>
+        </w:rPr>
+        <w:t>}</w:t>
       </w:r>
     </w:p>
     <w:p>
@@ -824,53 +1583,192 @@
         </w:rPr>
         <w:t xml:space="preserve">{% if </w:t>
       </w:r>
-      <w:r>
-        <w:rPr>
-          <w:rFonts w:ascii="Times New Roman" w:hAnsi="Times New Roman" w:cs="Times New Roman"/>
-          <w:sz w:val="21"/>
-          <w:szCs w:val="21"/>
-        </w:rPr>
-        <w:t>defendants[0].no_phone_number</w:t>
-      </w:r>
-      <w:r>
-        <w:rPr>
-          <w:rFonts w:ascii="Times New Roman" w:hAnsi="Times New Roman" w:cs="Times New Roman"/>
-          <w:sz w:val="21"/>
-          <w:szCs w:val="21"/>
-        </w:rPr>
-        <w:t xml:space="preserve"> %}</w:t>
-      </w:r>
-      <w:r>
-        <w:rPr>
-          <w:rFonts w:ascii="Times New Roman" w:hAnsi="Times New Roman" w:cs="Times New Roman"/>
-          <w:sz w:val="21"/>
-          <w:szCs w:val="21"/>
-        </w:rPr>
-        <w:t>{% if user_ask_role == “</w:t>
-      </w:r>
-      <w:r>
-        <w:rPr>
-          <w:rFonts w:ascii="Times New Roman" w:hAnsi="Times New Roman" w:cs="Times New Roman"/>
-          <w:sz w:val="21"/>
-          <w:szCs w:val="21"/>
-        </w:rPr>
-        <w:t>defendant</w:t>
-      </w:r>
-      <w:r>
-        <w:rPr>
-          <w:rFonts w:ascii="Times New Roman" w:hAnsi="Times New Roman" w:cs="Times New Roman"/>
-          <w:sz w:val="21"/>
-          <w:szCs w:val="21"/>
-        </w:rPr>
-        <w:t>” %}Does not have phone{% else %}Unknown phone{% endif %}</w:t>
-      </w:r>
-      <w:r>
-        <w:rPr>
-          <w:rFonts w:ascii="Times New Roman" w:hAnsi="Times New Roman" w:cs="Times New Roman"/>
-          <w:sz w:val="21"/>
-          <w:szCs w:val="21"/>
-        </w:rPr>
-        <w:t>{% else %}</w:t>
+      <w:proofErr w:type="gramStart"/>
+      <w:r>
+        <w:rPr>
+          <w:rFonts w:ascii="Times New Roman" w:hAnsi="Times New Roman" w:cs="Times New Roman"/>
+          <w:sz w:val="21"/>
+          <w:szCs w:val="21"/>
+        </w:rPr>
+        <w:t>defendants[</w:t>
+      </w:r>
+      <w:proofErr w:type="gramEnd"/>
+      <w:r>
+        <w:rPr>
+          <w:rFonts w:ascii="Times New Roman" w:hAnsi="Times New Roman" w:cs="Times New Roman"/>
+          <w:sz w:val="21"/>
+          <w:szCs w:val="21"/>
+        </w:rPr>
+        <w:t>0].</w:t>
+      </w:r>
+      <w:proofErr w:type="spellStart"/>
+      <w:r>
+        <w:rPr>
+          <w:rFonts w:ascii="Times New Roman" w:hAnsi="Times New Roman" w:cs="Times New Roman"/>
+          <w:sz w:val="21"/>
+          <w:szCs w:val="21"/>
+        </w:rPr>
+        <w:t>no_phone_number</w:t>
+      </w:r>
+      <w:proofErr w:type="spellEnd"/>
+      <w:r>
+        <w:rPr>
+          <w:rFonts w:ascii="Times New Roman" w:hAnsi="Times New Roman" w:cs="Times New Roman"/>
+          <w:sz w:val="21"/>
+          <w:szCs w:val="21"/>
+        </w:rPr>
+        <w:t xml:space="preserve"> </w:t>
+      </w:r>
+      <w:proofErr w:type="gramStart"/>
+      <w:r>
+        <w:rPr>
+          <w:rFonts w:ascii="Times New Roman" w:hAnsi="Times New Roman" w:cs="Times New Roman"/>
+          <w:sz w:val="21"/>
+          <w:szCs w:val="21"/>
+        </w:rPr>
+        <w:t>%}</w:t>
+      </w:r>
+      <w:r>
+        <w:rPr>
+          <w:rFonts w:ascii="Times New Roman" w:hAnsi="Times New Roman" w:cs="Times New Roman"/>
+          <w:sz w:val="21"/>
+          <w:szCs w:val="21"/>
+        </w:rPr>
+        <w:t>{</w:t>
+      </w:r>
+      <w:proofErr w:type="gramEnd"/>
+      <w:r>
+        <w:rPr>
+          <w:rFonts w:ascii="Times New Roman" w:hAnsi="Times New Roman" w:cs="Times New Roman"/>
+          <w:sz w:val="21"/>
+          <w:szCs w:val="21"/>
+        </w:rPr>
+        <w:t xml:space="preserve">% if </w:t>
+      </w:r>
+      <w:proofErr w:type="spellStart"/>
+      <w:r>
+        <w:rPr>
+          <w:rFonts w:ascii="Times New Roman" w:hAnsi="Times New Roman" w:cs="Times New Roman"/>
+          <w:sz w:val="21"/>
+          <w:szCs w:val="21"/>
+        </w:rPr>
+        <w:t>user_ask_role</w:t>
+      </w:r>
+      <w:proofErr w:type="spellEnd"/>
+      <w:r>
+        <w:rPr>
+          <w:rFonts w:ascii="Times New Roman" w:hAnsi="Times New Roman" w:cs="Times New Roman"/>
+          <w:sz w:val="21"/>
+          <w:szCs w:val="21"/>
+        </w:rPr>
+        <w:t xml:space="preserve"> == “defendant” </w:t>
+      </w:r>
+      <w:proofErr w:type="gramStart"/>
+      <w:r>
+        <w:rPr>
+          <w:rFonts w:ascii="Times New Roman" w:hAnsi="Times New Roman" w:cs="Times New Roman"/>
+          <w:sz w:val="21"/>
+          <w:szCs w:val="21"/>
+        </w:rPr>
+        <w:t>%}Does</w:t>
+      </w:r>
+      <w:proofErr w:type="gramEnd"/>
+      <w:r>
+        <w:rPr>
+          <w:rFonts w:ascii="Times New Roman" w:hAnsi="Times New Roman" w:cs="Times New Roman"/>
+          <w:sz w:val="21"/>
+          <w:szCs w:val="21"/>
+        </w:rPr>
+        <w:t xml:space="preserve"> not have </w:t>
+      </w:r>
+      <w:proofErr w:type="gramStart"/>
+      <w:r>
+        <w:rPr>
+          <w:rFonts w:ascii="Times New Roman" w:hAnsi="Times New Roman" w:cs="Times New Roman"/>
+          <w:sz w:val="21"/>
+          <w:szCs w:val="21"/>
+        </w:rPr>
+        <w:t>phone{</w:t>
+      </w:r>
+      <w:proofErr w:type="gramEnd"/>
+      <w:r>
+        <w:rPr>
+          <w:rFonts w:ascii="Times New Roman" w:hAnsi="Times New Roman" w:cs="Times New Roman"/>
+          <w:sz w:val="21"/>
+          <w:szCs w:val="21"/>
+        </w:rPr>
+        <w:t xml:space="preserve">% else </w:t>
+      </w:r>
+      <w:proofErr w:type="gramStart"/>
+      <w:r>
+        <w:rPr>
+          <w:rFonts w:ascii="Times New Roman" w:hAnsi="Times New Roman" w:cs="Times New Roman"/>
+          <w:sz w:val="21"/>
+          <w:szCs w:val="21"/>
+        </w:rPr>
+        <w:t>%}Unknown</w:t>
+      </w:r>
+      <w:proofErr w:type="gramEnd"/>
+      <w:r>
+        <w:rPr>
+          <w:rFonts w:ascii="Times New Roman" w:hAnsi="Times New Roman" w:cs="Times New Roman"/>
+          <w:sz w:val="21"/>
+          <w:szCs w:val="21"/>
+        </w:rPr>
+        <w:t xml:space="preserve"> </w:t>
+      </w:r>
+      <w:proofErr w:type="gramStart"/>
+      <w:r>
+        <w:rPr>
+          <w:rFonts w:ascii="Times New Roman" w:hAnsi="Times New Roman" w:cs="Times New Roman"/>
+          <w:sz w:val="21"/>
+          <w:szCs w:val="21"/>
+        </w:rPr>
+        <w:t>phone{</w:t>
+      </w:r>
+      <w:proofErr w:type="gramEnd"/>
+      <w:r>
+        <w:rPr>
+          <w:rFonts w:ascii="Times New Roman" w:hAnsi="Times New Roman" w:cs="Times New Roman"/>
+          <w:sz w:val="21"/>
+          <w:szCs w:val="21"/>
+        </w:rPr>
+        <w:t xml:space="preserve">% endif </w:t>
+      </w:r>
+      <w:proofErr w:type="gramStart"/>
+      <w:r>
+        <w:rPr>
+          <w:rFonts w:ascii="Times New Roman" w:hAnsi="Times New Roman" w:cs="Times New Roman"/>
+          <w:sz w:val="21"/>
+          <w:szCs w:val="21"/>
+        </w:rPr>
+        <w:t>%}</w:t>
+      </w:r>
+      <w:r>
+        <w:rPr>
+          <w:rFonts w:ascii="Times New Roman" w:hAnsi="Times New Roman" w:cs="Times New Roman"/>
+          <w:sz w:val="21"/>
+          <w:szCs w:val="21"/>
+        </w:rPr>
+        <w:t>{</w:t>
+      </w:r>
+      <w:proofErr w:type="gramEnd"/>
+      <w:r>
+        <w:rPr>
+          <w:rFonts w:ascii="Times New Roman" w:hAnsi="Times New Roman" w:cs="Times New Roman"/>
+          <w:sz w:val="21"/>
+          <w:szCs w:val="21"/>
+        </w:rPr>
+        <w:t xml:space="preserve">% else </w:t>
+      </w:r>
+      <w:proofErr w:type="gramStart"/>
+      <w:r>
+        <w:rPr>
+          <w:rFonts w:ascii="Times New Roman" w:hAnsi="Times New Roman" w:cs="Times New Roman"/>
+          <w:sz w:val="21"/>
+          <w:szCs w:val="21"/>
+        </w:rPr>
+        <w:t>%}</w:t>
       </w:r>
       <w:r>
         <w:rPr>
@@ -880,13 +1778,32 @@
         </w:rPr>
         <w:t xml:space="preserve">{{ </w:t>
       </w:r>
-      <w:r>
-        <w:rPr>
-          <w:rFonts w:ascii="Times New Roman" w:hAnsi="Times New Roman" w:cs="Times New Roman"/>
-          <w:sz w:val="21"/>
-          <w:szCs w:val="21"/>
-        </w:rPr>
-        <w:t>phone_number_formatted(</w:t>
+      <w:proofErr w:type="spellStart"/>
+      <w:r>
+        <w:rPr>
+          <w:rFonts w:ascii="Times New Roman" w:hAnsi="Times New Roman" w:cs="Times New Roman"/>
+          <w:sz w:val="21"/>
+          <w:szCs w:val="21"/>
+        </w:rPr>
+        <w:t>phone</w:t>
+      </w:r>
+      <w:proofErr w:type="gramEnd"/>
+      <w:r>
+        <w:rPr>
+          <w:rFonts w:ascii="Times New Roman" w:hAnsi="Times New Roman" w:cs="Times New Roman"/>
+          <w:sz w:val="21"/>
+          <w:szCs w:val="21"/>
+        </w:rPr>
+        <w:t>_number_formatted</w:t>
+      </w:r>
+      <w:proofErr w:type="spellEnd"/>
+      <w:r>
+        <w:rPr>
+          <w:rFonts w:ascii="Times New Roman" w:hAnsi="Times New Roman" w:cs="Times New Roman"/>
+          <w:sz w:val="21"/>
+          <w:szCs w:val="21"/>
+        </w:rPr>
+        <w:t>(</w:t>
       </w:r>
       <w:r>
         <w:rPr>
@@ -902,8 +1819,37 @@
           <w:sz w:val="21"/>
           <w:szCs w:val="21"/>
         </w:rPr>
-        <w:t>[0].phone_number</w:t>
-      </w:r>
+        <w:t>[0</w:t>
+      </w:r>
+      <w:proofErr w:type="gramStart"/>
+      <w:r>
+        <w:rPr>
+          <w:rFonts w:ascii="Times New Roman" w:hAnsi="Times New Roman" w:cs="Times New Roman"/>
+          <w:sz w:val="21"/>
+          <w:szCs w:val="21"/>
+        </w:rPr>
+        <w:t>].</w:t>
+      </w:r>
+      <w:proofErr w:type="spellStart"/>
+      <w:r>
+        <w:rPr>
+          <w:rFonts w:ascii="Times New Roman" w:hAnsi="Times New Roman" w:cs="Times New Roman"/>
+          <w:sz w:val="21"/>
+          <w:szCs w:val="21"/>
+        </w:rPr>
+        <w:t>phone</w:t>
+      </w:r>
+      <w:proofErr w:type="gramEnd"/>
+      <w:r>
+        <w:rPr>
+          <w:rFonts w:ascii="Times New Roman" w:hAnsi="Times New Roman" w:cs="Times New Roman"/>
+          <w:sz w:val="21"/>
+          <w:szCs w:val="21"/>
+        </w:rPr>
+        <w:t>_number</w:t>
+      </w:r>
+      <w:proofErr w:type="spellEnd"/>
+      <w:proofErr w:type="gramStart"/>
       <w:r>
         <w:rPr>
           <w:rFonts w:ascii="Times New Roman" w:hAnsi="Times New Roman" w:cs="Times New Roman"/>
@@ -918,7 +1864,16 @@
           <w:sz w:val="21"/>
           <w:szCs w:val="21"/>
         </w:rPr>
-        <w:t>{% endif %}</w:t>
+        <w:t>{</w:t>
+      </w:r>
+      <w:proofErr w:type="gramEnd"/>
+      <w:r>
+        <w:rPr>
+          <w:rFonts w:ascii="Times New Roman" w:hAnsi="Times New Roman" w:cs="Times New Roman"/>
+          <w:sz w:val="21"/>
+          <w:szCs w:val="21"/>
+        </w:rPr>
+        <w:t>% endif %}</w:t>
       </w:r>
     </w:p>
     <w:p>
@@ -1018,7 +1973,37 @@
           <w:szCs w:val="22"/>
           <w:highlight w:val="yellow"/>
         </w:rPr>
-        <w:t>{% if user_ask_role == “plaintiff” %}</w:t>
+        <w:t xml:space="preserve">{% if </w:t>
+      </w:r>
+      <w:proofErr w:type="spellStart"/>
+      <w:r>
+        <w:rPr>
+          <w:rFonts w:ascii="Times New Roman" w:hAnsi="Times New Roman" w:cs="Times New Roman"/>
+          <w:sz w:val="22"/>
+          <w:szCs w:val="22"/>
+          <w:highlight w:val="yellow"/>
+        </w:rPr>
+        <w:t>user_ask_role</w:t>
+      </w:r>
+      <w:proofErr w:type="spellEnd"/>
+      <w:r>
+        <w:rPr>
+          <w:rFonts w:ascii="Times New Roman" w:hAnsi="Times New Roman" w:cs="Times New Roman"/>
+          <w:sz w:val="22"/>
+          <w:szCs w:val="22"/>
+          <w:highlight w:val="yellow"/>
+        </w:rPr>
+        <w:t xml:space="preserve"> == “plaintiff” </w:t>
+      </w:r>
+      <w:proofErr w:type="gramStart"/>
+      <w:r>
+        <w:rPr>
+          <w:rFonts w:ascii="Times New Roman" w:hAnsi="Times New Roman" w:cs="Times New Roman"/>
+          <w:sz w:val="22"/>
+          <w:szCs w:val="22"/>
+          <w:highlight w:val="yellow"/>
+        </w:rPr>
+        <w:t>%}</w:t>
       </w:r>
       <w:r>
         <w:rPr>
@@ -1028,39 +2013,97 @@
         </w:rPr>
         <w:t>Defendant</w:t>
       </w:r>
-      <w:r>
-        <w:rPr>
-          <w:rFonts w:ascii="Times New Roman" w:hAnsi="Times New Roman" w:cs="Times New Roman"/>
-          <w:sz w:val="22"/>
-          <w:szCs w:val="22"/>
-        </w:rPr>
-        <w:t>/Defendant’s attorney</w:t>
-      </w:r>
-      <w:r>
-        <w:rPr>
-          <w:rFonts w:ascii="Times New Roman" w:hAnsi="Times New Roman" w:cs="Times New Roman"/>
-          <w:sz w:val="22"/>
-          <w:szCs w:val="22"/>
-          <w:highlight w:val="yellow"/>
-        </w:rPr>
-        <w:t>{% else %}</w:t>
-      </w:r>
-      <w:r>
-        <w:rPr>
-          <w:rFonts w:ascii="Times New Roman" w:hAnsi="Times New Roman" w:cs="Times New Roman"/>
-          <w:sz w:val="22"/>
-          <w:szCs w:val="22"/>
-        </w:rPr>
-        <w:t>Plaintiff/Plaintiff’s attorney</w:t>
-      </w:r>
-      <w:r>
-        <w:rPr>
-          <w:rFonts w:ascii="Times New Roman" w:hAnsi="Times New Roman" w:cs="Times New Roman"/>
-          <w:sz w:val="22"/>
-          <w:szCs w:val="22"/>
-          <w:highlight w:val="yellow"/>
-        </w:rPr>
-        <w:t>{% endif %}</w:t>
+      <w:proofErr w:type="gramEnd"/>
+      <w:r>
+        <w:rPr>
+          <w:rFonts w:ascii="Times New Roman" w:hAnsi="Times New Roman" w:cs="Times New Roman"/>
+          <w:sz w:val="22"/>
+          <w:szCs w:val="22"/>
+        </w:rPr>
+        <w:t xml:space="preserve">/Defendant’s </w:t>
+      </w:r>
+      <w:proofErr w:type="gramStart"/>
+      <w:r>
+        <w:rPr>
+          <w:rFonts w:ascii="Times New Roman" w:hAnsi="Times New Roman" w:cs="Times New Roman"/>
+          <w:sz w:val="22"/>
+          <w:szCs w:val="22"/>
+        </w:rPr>
+        <w:t>attorney</w:t>
+      </w:r>
+      <w:r>
+        <w:rPr>
+          <w:rFonts w:ascii="Times New Roman" w:hAnsi="Times New Roman" w:cs="Times New Roman"/>
+          <w:sz w:val="22"/>
+          <w:szCs w:val="22"/>
+          <w:highlight w:val="yellow"/>
+        </w:rPr>
+        <w:t>{</w:t>
+      </w:r>
+      <w:proofErr w:type="gramEnd"/>
+      <w:r>
+        <w:rPr>
+          <w:rFonts w:ascii="Times New Roman" w:hAnsi="Times New Roman" w:cs="Times New Roman"/>
+          <w:sz w:val="22"/>
+          <w:szCs w:val="22"/>
+          <w:highlight w:val="yellow"/>
+        </w:rPr>
+        <w:t xml:space="preserve">% else </w:t>
+      </w:r>
+      <w:proofErr w:type="gramStart"/>
+      <w:r>
+        <w:rPr>
+          <w:rFonts w:ascii="Times New Roman" w:hAnsi="Times New Roman" w:cs="Times New Roman"/>
+          <w:sz w:val="22"/>
+          <w:szCs w:val="22"/>
+          <w:highlight w:val="yellow"/>
+        </w:rPr>
+        <w:t>%}</w:t>
+      </w:r>
+      <w:r>
+        <w:rPr>
+          <w:rFonts w:ascii="Times New Roman" w:hAnsi="Times New Roman" w:cs="Times New Roman"/>
+          <w:sz w:val="22"/>
+          <w:szCs w:val="22"/>
+        </w:rPr>
+        <w:t>Plaintiff</w:t>
+      </w:r>
+      <w:proofErr w:type="gramEnd"/>
+      <w:r>
+        <w:rPr>
+          <w:rFonts w:ascii="Times New Roman" w:hAnsi="Times New Roman" w:cs="Times New Roman"/>
+          <w:sz w:val="22"/>
+          <w:szCs w:val="22"/>
+        </w:rPr>
+        <w:t xml:space="preserve">/Plaintiff’s </w:t>
+      </w:r>
+      <w:proofErr w:type="gramStart"/>
+      <w:r>
+        <w:rPr>
+          <w:rFonts w:ascii="Times New Roman" w:hAnsi="Times New Roman" w:cs="Times New Roman"/>
+          <w:sz w:val="22"/>
+          <w:szCs w:val="22"/>
+        </w:rPr>
+        <w:t>attorney</w:t>
+      </w:r>
+      <w:r>
+        <w:rPr>
+          <w:rFonts w:ascii="Times New Roman" w:hAnsi="Times New Roman" w:cs="Times New Roman"/>
+          <w:sz w:val="22"/>
+          <w:szCs w:val="22"/>
+          <w:highlight w:val="yellow"/>
+        </w:rPr>
+        <w:t>{</w:t>
+      </w:r>
+      <w:proofErr w:type="gramEnd"/>
+      <w:r>
+        <w:rPr>
+          <w:rFonts w:ascii="Times New Roman" w:hAnsi="Times New Roman" w:cs="Times New Roman"/>
+          <w:sz w:val="22"/>
+          <w:szCs w:val="22"/>
+          <w:highlight w:val="yellow"/>
+        </w:rPr>
+        <w:t>% endif %}</w:t>
       </w:r>
       <w:r>
         <w:rPr>
@@ -1104,13 +2147,23 @@
           <w:szCs w:val="22"/>
         </w:rPr>
       </w:pPr>
-      <w:r>
-        <w:rPr>
-          <w:rFonts w:ascii="Times New Roman" w:hAnsi="Times New Roman" w:cs="Times New Roman"/>
-          <w:sz w:val="22"/>
-          <w:szCs w:val="22"/>
-        </w:rPr>
-        <w:t xml:space="preserve">[ ] </w:t>
+      <w:proofErr w:type="gramStart"/>
+      <w:r>
+        <w:rPr>
+          <w:rFonts w:ascii="Times New Roman" w:hAnsi="Times New Roman" w:cs="Times New Roman"/>
+          <w:sz w:val="22"/>
+          <w:szCs w:val="22"/>
+        </w:rPr>
+        <w:t>[ ]</w:t>
+      </w:r>
+      <w:proofErr w:type="gramEnd"/>
+      <w:r>
+        <w:rPr>
+          <w:rFonts w:ascii="Times New Roman" w:hAnsi="Times New Roman" w:cs="Times New Roman"/>
+          <w:sz w:val="22"/>
+          <w:szCs w:val="22"/>
+        </w:rPr>
+        <w:t xml:space="preserve"> </w:t>
       </w:r>
       <w:r>
         <w:rPr>
@@ -1146,13 +2199,23 @@
           <w:szCs w:val="22"/>
         </w:rPr>
       </w:pPr>
-      <w:r>
-        <w:rPr>
-          <w:rFonts w:ascii="Times New Roman" w:hAnsi="Times New Roman" w:cs="Times New Roman"/>
-          <w:sz w:val="22"/>
-          <w:szCs w:val="22"/>
-        </w:rPr>
-        <w:t>[ ] Sending the document(s) by first class mail to the following address:</w:t>
+      <w:proofErr w:type="gramStart"/>
+      <w:r>
+        <w:rPr>
+          <w:rFonts w:ascii="Times New Roman" w:hAnsi="Times New Roman" w:cs="Times New Roman"/>
+          <w:sz w:val="22"/>
+          <w:szCs w:val="22"/>
+        </w:rPr>
+        <w:t>[ ]</w:t>
+      </w:r>
+      <w:proofErr w:type="gramEnd"/>
+      <w:r>
+        <w:rPr>
+          <w:rFonts w:ascii="Times New Roman" w:hAnsi="Times New Roman" w:cs="Times New Roman"/>
+          <w:sz w:val="22"/>
+          <w:szCs w:val="22"/>
+        </w:rPr>
+        <w:t xml:space="preserve"> Sending the document(s) by first class mail to the following address:</w:t>
       </w:r>
     </w:p>
     <w:p>
@@ -1182,13 +2245,41 @@
           <w:szCs w:val="22"/>
         </w:rPr>
       </w:pPr>
-      <w:r>
-        <w:rPr>
-          <w:rFonts w:ascii="Times New Roman" w:hAnsi="Times New Roman" w:cs="Times New Roman"/>
-          <w:sz w:val="22"/>
-          <w:szCs w:val="22"/>
-        </w:rPr>
-        <w:t>[ ] Personally delivering the document(s).</w:t>
+      <w:proofErr w:type="gramStart"/>
+      <w:r>
+        <w:rPr>
+          <w:rFonts w:ascii="Times New Roman" w:hAnsi="Times New Roman" w:cs="Times New Roman"/>
+          <w:sz w:val="22"/>
+          <w:szCs w:val="22"/>
+        </w:rPr>
+        <w:t>[ ]</w:t>
+      </w:r>
+      <w:proofErr w:type="gramEnd"/>
+      <w:r>
+        <w:rPr>
+          <w:rFonts w:ascii="Times New Roman" w:hAnsi="Times New Roman" w:cs="Times New Roman"/>
+          <w:sz w:val="22"/>
+          <w:szCs w:val="22"/>
+        </w:rPr>
+        <w:t xml:space="preserve"> </w:t>
+      </w:r>
+      <w:proofErr w:type="gramStart"/>
+      <w:r>
+        <w:rPr>
+          <w:rFonts w:ascii="Times New Roman" w:hAnsi="Times New Roman" w:cs="Times New Roman"/>
+          <w:sz w:val="22"/>
+          <w:szCs w:val="22"/>
+        </w:rPr>
+        <w:t>Personally</w:t>
+      </w:r>
+      <w:proofErr w:type="gramEnd"/>
+      <w:r>
+        <w:rPr>
+          <w:rFonts w:ascii="Times New Roman" w:hAnsi="Times New Roman" w:cs="Times New Roman"/>
+          <w:sz w:val="22"/>
+          <w:szCs w:val="22"/>
+        </w:rPr>
+        <w:t xml:space="preserve"> delivering the document(s).</w:t>
       </w:r>
     </w:p>
     <w:p>
@@ -1253,8 +2344,9 @@
           <w:szCs w:val="22"/>
           <w:highlight w:val="cyan"/>
         </w:rPr>
-        <w:t xml:space="preserve"> if tool</w:t>
-      </w:r>
+        <w:t xml:space="preserve"> if </w:t>
+      </w:r>
+      <w:proofErr w:type="spellStart"/>
       <w:r>
         <w:rPr>
           <w:rFonts w:ascii="Times New Roman" w:hAnsi="Times New Roman" w:cs="Times New Roman"/>
@@ -1262,8 +2354,18 @@
           <w:szCs w:val="22"/>
           <w:highlight w:val="cyan"/>
         </w:rPr>
+        <w:t>tool</w:t>
+      </w:r>
+      <w:r>
+        <w:rPr>
+          <w:rFonts w:ascii="Times New Roman" w:hAnsi="Times New Roman" w:cs="Times New Roman"/>
+          <w:sz w:val="22"/>
+          <w:szCs w:val="22"/>
+          <w:highlight w:val="cyan"/>
+        </w:rPr>
         <w:t>_ID</w:t>
       </w:r>
+      <w:proofErr w:type="spellEnd"/>
       <w:r>
         <w:rPr>
           <w:rFonts w:ascii="Times New Roman" w:hAnsi="Times New Roman" w:cs="Times New Roman"/>
@@ -1280,8 +2382,9 @@
           <w:szCs w:val="22"/>
           <w:highlight w:val="cyan"/>
         </w:rPr>
-        <w:t>“custody_complaint”</w:t>
-      </w:r>
+        <w:t>“</w:t>
+      </w:r>
+      <w:proofErr w:type="spellStart"/>
       <w:r>
         <w:rPr>
           <w:rFonts w:ascii="Times New Roman" w:hAnsi="Times New Roman" w:cs="Times New Roman"/>
@@ -1289,6 +2392,25 @@
           <w:szCs w:val="22"/>
           <w:highlight w:val="cyan"/>
         </w:rPr>
+        <w:t>custody_complaint</w:t>
+      </w:r>
+      <w:proofErr w:type="spellEnd"/>
+      <w:r>
+        <w:rPr>
+          <w:rFonts w:ascii="Times New Roman" w:hAnsi="Times New Roman" w:cs="Times New Roman"/>
+          <w:sz w:val="22"/>
+          <w:szCs w:val="22"/>
+          <w:highlight w:val="cyan"/>
+        </w:rPr>
+        <w:t>”</w:t>
+      </w:r>
+      <w:r>
+        <w:rPr>
+          <w:rFonts w:ascii="Times New Roman" w:hAnsi="Times New Roman" w:cs="Times New Roman"/>
+          <w:sz w:val="22"/>
+          <w:szCs w:val="22"/>
+          <w:highlight w:val="cyan"/>
+        </w:rPr>
         <w:t xml:space="preserve"> %}</w:t>
       </w:r>
     </w:p>
@@ -1301,13 +2423,23 @@
           <w:szCs w:val="22"/>
         </w:rPr>
       </w:pPr>
-      <w:r>
-        <w:rPr>
-          <w:rFonts w:ascii="Times New Roman" w:hAnsi="Times New Roman" w:cs="Times New Roman"/>
-          <w:sz w:val="22"/>
-          <w:szCs w:val="22"/>
-        </w:rPr>
-        <w:t>[ ] Notice of Hearing and Motion for Entry of Order Regarding Custody, Parenting Time, and Child Support</w:t>
+      <w:proofErr w:type="gramStart"/>
+      <w:r>
+        <w:rPr>
+          <w:rFonts w:ascii="Times New Roman" w:hAnsi="Times New Roman" w:cs="Times New Roman"/>
+          <w:sz w:val="22"/>
+          <w:szCs w:val="22"/>
+        </w:rPr>
+        <w:t>[ ]</w:t>
+      </w:r>
+      <w:proofErr w:type="gramEnd"/>
+      <w:r>
+        <w:rPr>
+          <w:rFonts w:ascii="Times New Roman" w:hAnsi="Times New Roman" w:cs="Times New Roman"/>
+          <w:sz w:val="22"/>
+          <w:szCs w:val="22"/>
+        </w:rPr>
+        <w:t xml:space="preserve"> Notice of Hearing and Motion for Entry of Order Regarding Custody, Parenting Time, and Child Support</w:t>
       </w:r>
     </w:p>
     <w:p>
@@ -1341,13 +2473,23 @@
           <w:szCs w:val="22"/>
         </w:rPr>
       </w:pPr>
-      <w:r>
-        <w:rPr>
-          <w:rFonts w:ascii="Times New Roman" w:hAnsi="Times New Roman" w:cs="Times New Roman"/>
-          <w:sz w:val="22"/>
-          <w:szCs w:val="22"/>
-        </w:rPr>
-        <w:t>[ ] Notice of Hearing and Motion for Entry of Default Order Regarding Custody, Parenting Time, and Child Support</w:t>
+      <w:proofErr w:type="gramStart"/>
+      <w:r>
+        <w:rPr>
+          <w:rFonts w:ascii="Times New Roman" w:hAnsi="Times New Roman" w:cs="Times New Roman"/>
+          <w:sz w:val="22"/>
+          <w:szCs w:val="22"/>
+        </w:rPr>
+        <w:t>[ ]</w:t>
+      </w:r>
+      <w:proofErr w:type="gramEnd"/>
+      <w:r>
+        <w:rPr>
+          <w:rFonts w:ascii="Times New Roman" w:hAnsi="Times New Roman" w:cs="Times New Roman"/>
+          <w:sz w:val="22"/>
+          <w:szCs w:val="22"/>
+        </w:rPr>
+        <w:t xml:space="preserve"> Notice of Hearing and Motion for Entry of Default Order Regarding Custody, Parenting Time, and Child Support</w:t>
       </w:r>
     </w:p>
     <w:p>
@@ -1359,13 +2501,23 @@
           <w:szCs w:val="22"/>
         </w:rPr>
       </w:pPr>
-      <w:r>
-        <w:rPr>
-          <w:rFonts w:ascii="Times New Roman" w:hAnsi="Times New Roman" w:cs="Times New Roman"/>
-          <w:sz w:val="22"/>
-          <w:szCs w:val="22"/>
-        </w:rPr>
-        <w:t>[ ] Proposed Order Regarding Custody, Parenting Time, and Child Support</w:t>
+      <w:proofErr w:type="gramStart"/>
+      <w:r>
+        <w:rPr>
+          <w:rFonts w:ascii="Times New Roman" w:hAnsi="Times New Roman" w:cs="Times New Roman"/>
+          <w:sz w:val="22"/>
+          <w:szCs w:val="22"/>
+        </w:rPr>
+        <w:t>[ ]</w:t>
+      </w:r>
+      <w:proofErr w:type="gramEnd"/>
+      <w:r>
+        <w:rPr>
+          <w:rFonts w:ascii="Times New Roman" w:hAnsi="Times New Roman" w:cs="Times New Roman"/>
+          <w:sz w:val="22"/>
+          <w:szCs w:val="22"/>
+        </w:rPr>
+        <w:t xml:space="preserve"> Proposed Order Regarding Custody, Parenting Time, and Child Support</w:t>
       </w:r>
     </w:p>
     <w:p>
@@ -1377,13 +2529,23 @@
           <w:szCs w:val="22"/>
         </w:rPr>
       </w:pPr>
-      <w:r>
-        <w:rPr>
-          <w:rFonts w:ascii="Times New Roman" w:hAnsi="Times New Roman" w:cs="Times New Roman"/>
-          <w:sz w:val="22"/>
-          <w:szCs w:val="22"/>
-        </w:rPr>
-        <w:t>[ ] Proposed Uniform Child Support Order</w:t>
+      <w:proofErr w:type="gramStart"/>
+      <w:r>
+        <w:rPr>
+          <w:rFonts w:ascii="Times New Roman" w:hAnsi="Times New Roman" w:cs="Times New Roman"/>
+          <w:sz w:val="22"/>
+          <w:szCs w:val="22"/>
+        </w:rPr>
+        <w:t>[ ]</w:t>
+      </w:r>
+      <w:proofErr w:type="gramEnd"/>
+      <w:r>
+        <w:rPr>
+          <w:rFonts w:ascii="Times New Roman" w:hAnsi="Times New Roman" w:cs="Times New Roman"/>
+          <w:sz w:val="22"/>
+          <w:szCs w:val="22"/>
+        </w:rPr>
+        <w:t xml:space="preserve"> Proposed Uniform Child Support Order</w:t>
       </w:r>
     </w:p>
     <w:p>
@@ -1395,13 +2557,23 @@
           <w:szCs w:val="22"/>
         </w:rPr>
       </w:pPr>
-      <w:r>
-        <w:rPr>
-          <w:rFonts w:ascii="Times New Roman" w:hAnsi="Times New Roman" w:cs="Times New Roman"/>
-          <w:sz w:val="22"/>
-          <w:szCs w:val="22"/>
-        </w:rPr>
-        <w:t>[ ] Referral Order to the Friend of the Court</w:t>
+      <w:proofErr w:type="gramStart"/>
+      <w:r>
+        <w:rPr>
+          <w:rFonts w:ascii="Times New Roman" w:hAnsi="Times New Roman" w:cs="Times New Roman"/>
+          <w:sz w:val="22"/>
+          <w:szCs w:val="22"/>
+        </w:rPr>
+        <w:t>[ ]</w:t>
+      </w:r>
+      <w:proofErr w:type="gramEnd"/>
+      <w:r>
+        <w:rPr>
+          <w:rFonts w:ascii="Times New Roman" w:hAnsi="Times New Roman" w:cs="Times New Roman"/>
+          <w:sz w:val="22"/>
+          <w:szCs w:val="22"/>
+        </w:rPr>
+        <w:t xml:space="preserve"> Referral Order to the Friend of the Court</w:t>
       </w:r>
     </w:p>
     <w:p>
@@ -1413,13 +2585,23 @@
           <w:szCs w:val="22"/>
         </w:rPr>
       </w:pPr>
-      <w:r>
-        <w:rPr>
-          <w:rFonts w:ascii="Times New Roman" w:hAnsi="Times New Roman" w:cs="Times New Roman"/>
-          <w:sz w:val="22"/>
-          <w:szCs w:val="22"/>
-        </w:rPr>
-        <w:t>[ ] Domestic Relations Judgment Information</w:t>
+      <w:proofErr w:type="gramStart"/>
+      <w:r>
+        <w:rPr>
+          <w:rFonts w:ascii="Times New Roman" w:hAnsi="Times New Roman" w:cs="Times New Roman"/>
+          <w:sz w:val="22"/>
+          <w:szCs w:val="22"/>
+        </w:rPr>
+        <w:t>[ ]</w:t>
+      </w:r>
+      <w:proofErr w:type="gramEnd"/>
+      <w:r>
+        <w:rPr>
+          <w:rFonts w:ascii="Times New Roman" w:hAnsi="Times New Roman" w:cs="Times New Roman"/>
+          <w:sz w:val="22"/>
+          <w:szCs w:val="22"/>
+        </w:rPr>
+        <w:t xml:space="preserve"> Domestic Relations Judgment Information</w:t>
       </w:r>
     </w:p>
     <w:p>
@@ -1458,6 +2640,7 @@
         </w:rPr>
         <w:t xml:space="preserve"> </w:t>
       </w:r>
+      <w:proofErr w:type="spellStart"/>
       <w:r>
         <w:rPr>
           <w:rFonts w:ascii="Times New Roman" w:hAnsi="Times New Roman" w:cs="Times New Roman"/>
@@ -1476,6 +2659,7 @@
         </w:rPr>
         <w:t>if</w:t>
       </w:r>
+      <w:proofErr w:type="spellEnd"/>
       <w:r>
         <w:rPr>
           <w:rFonts w:ascii="Times New Roman" w:hAnsi="Times New Roman" w:cs="Times New Roman"/>
@@ -1483,8 +2667,9 @@
           <w:szCs w:val="22"/>
           <w:highlight w:val="cyan"/>
         </w:rPr>
-        <w:t xml:space="preserve"> tool_ID == “custody_answer</w:t>
-      </w:r>
+        <w:t xml:space="preserve"> </w:t>
+      </w:r>
+      <w:proofErr w:type="spellStart"/>
       <w:r>
         <w:rPr>
           <w:rFonts w:ascii="Times New Roman" w:hAnsi="Times New Roman" w:cs="Times New Roman"/>
@@ -1492,6 +2677,36 @@
           <w:szCs w:val="22"/>
           <w:highlight w:val="cyan"/>
         </w:rPr>
+        <w:t>tool_ID</w:t>
+      </w:r>
+      <w:proofErr w:type="spellEnd"/>
+      <w:r>
+        <w:rPr>
+          <w:rFonts w:ascii="Times New Roman" w:hAnsi="Times New Roman" w:cs="Times New Roman"/>
+          <w:sz w:val="22"/>
+          <w:szCs w:val="22"/>
+          <w:highlight w:val="cyan"/>
+        </w:rPr>
+        <w:t xml:space="preserve"> == “</w:t>
+      </w:r>
+      <w:proofErr w:type="spellStart"/>
+      <w:r>
+        <w:rPr>
+          <w:rFonts w:ascii="Times New Roman" w:hAnsi="Times New Roman" w:cs="Times New Roman"/>
+          <w:sz w:val="22"/>
+          <w:szCs w:val="22"/>
+          <w:highlight w:val="cyan"/>
+        </w:rPr>
+        <w:t>custody_answer</w:t>
+      </w:r>
+      <w:proofErr w:type="spellEnd"/>
+      <w:r>
+        <w:rPr>
+          <w:rFonts w:ascii="Times New Roman" w:hAnsi="Times New Roman" w:cs="Times New Roman"/>
+          <w:sz w:val="22"/>
+          <w:szCs w:val="22"/>
+          <w:highlight w:val="cyan"/>
+        </w:rPr>
         <w:t>”</w:t>
       </w:r>
       <w:r>
@@ -1513,13 +2728,23 @@
           <w:szCs w:val="22"/>
         </w:rPr>
       </w:pPr>
-      <w:r>
-        <w:rPr>
-          <w:rFonts w:ascii="Times New Roman" w:hAnsi="Times New Roman" w:cs="Times New Roman"/>
-          <w:sz w:val="22"/>
-          <w:szCs w:val="22"/>
-        </w:rPr>
-        <w:t>[ ] Fee Waiver Request</w:t>
+      <w:proofErr w:type="gramStart"/>
+      <w:r>
+        <w:rPr>
+          <w:rFonts w:ascii="Times New Roman" w:hAnsi="Times New Roman" w:cs="Times New Roman"/>
+          <w:sz w:val="22"/>
+          <w:szCs w:val="22"/>
+        </w:rPr>
+        <w:t>[ ]</w:t>
+      </w:r>
+      <w:proofErr w:type="gramEnd"/>
+      <w:r>
+        <w:rPr>
+          <w:rFonts w:ascii="Times New Roman" w:hAnsi="Times New Roman" w:cs="Times New Roman"/>
+          <w:sz w:val="22"/>
+          <w:szCs w:val="22"/>
+        </w:rPr>
+        <w:t xml:space="preserve"> Fee Waiver Request</w:t>
       </w:r>
     </w:p>
     <w:p>
@@ -1531,6 +2756,7 @@
           <w:szCs w:val="22"/>
         </w:rPr>
       </w:pPr>
+      <w:proofErr w:type="gramStart"/>
       <w:r>
         <w:rPr>
           <w:rFonts w:ascii="Times New Roman" w:hAnsi="Times New Roman" w:cs="Times New Roman"/>
@@ -1538,7 +2764,16 @@
           <w:szCs w:val="22"/>
         </w:rPr>
         <w:lastRenderedPageBreak/>
-        <w:t>[ ] Court’s decision on Fee Waiver Request</w:t>
+        <w:t>[ ]</w:t>
+      </w:r>
+      <w:proofErr w:type="gramEnd"/>
+      <w:r>
+        <w:rPr>
+          <w:rFonts w:ascii="Times New Roman" w:hAnsi="Times New Roman" w:cs="Times New Roman"/>
+          <w:sz w:val="22"/>
+          <w:szCs w:val="22"/>
+        </w:rPr>
+        <w:t xml:space="preserve"> Court’s decision on Fee Waiver Request</w:t>
       </w:r>
     </w:p>
     <w:p>
@@ -1550,13 +2785,23 @@
           <w:szCs w:val="22"/>
         </w:rPr>
       </w:pPr>
-      <w:r>
-        <w:rPr>
-          <w:rFonts w:ascii="Times New Roman" w:hAnsi="Times New Roman" w:cs="Times New Roman"/>
-          <w:sz w:val="22"/>
-          <w:szCs w:val="22"/>
-        </w:rPr>
-        <w:t>[ ] Answer to Complaint/Counterclaim for Custody, Parenting Time, and Child Support</w:t>
+      <w:proofErr w:type="gramStart"/>
+      <w:r>
+        <w:rPr>
+          <w:rFonts w:ascii="Times New Roman" w:hAnsi="Times New Roman" w:cs="Times New Roman"/>
+          <w:sz w:val="22"/>
+          <w:szCs w:val="22"/>
+        </w:rPr>
+        <w:t>[ ]</w:t>
+      </w:r>
+      <w:proofErr w:type="gramEnd"/>
+      <w:r>
+        <w:rPr>
+          <w:rFonts w:ascii="Times New Roman" w:hAnsi="Times New Roman" w:cs="Times New Roman"/>
+          <w:sz w:val="22"/>
+          <w:szCs w:val="22"/>
+        </w:rPr>
+        <w:t xml:space="preserve"> Answer to Complaint/Counterclaim for Custody, Parenting Time, and Child Support</w:t>
       </w:r>
     </w:p>
     <w:p>
@@ -1568,13 +2813,23 @@
           <w:szCs w:val="22"/>
         </w:rPr>
       </w:pPr>
-      <w:r>
-        <w:rPr>
-          <w:rFonts w:ascii="Times New Roman" w:hAnsi="Times New Roman" w:cs="Times New Roman"/>
-          <w:sz w:val="22"/>
-          <w:szCs w:val="22"/>
-        </w:rPr>
-        <w:t>[ ] Counterclaim for Custody, Parenting Time, and Child Support</w:t>
+      <w:proofErr w:type="gramStart"/>
+      <w:r>
+        <w:rPr>
+          <w:rFonts w:ascii="Times New Roman" w:hAnsi="Times New Roman" w:cs="Times New Roman"/>
+          <w:sz w:val="22"/>
+          <w:szCs w:val="22"/>
+        </w:rPr>
+        <w:t>[ ]</w:t>
+      </w:r>
+      <w:proofErr w:type="gramEnd"/>
+      <w:r>
+        <w:rPr>
+          <w:rFonts w:ascii="Times New Roman" w:hAnsi="Times New Roman" w:cs="Times New Roman"/>
+          <w:sz w:val="22"/>
+          <w:szCs w:val="22"/>
+        </w:rPr>
+        <w:t xml:space="preserve"> Counterclaim for Custody, Parenting Time, and Child Support</w:t>
       </w:r>
     </w:p>
     <w:p>
@@ -1586,13 +2841,23 @@
           <w:szCs w:val="22"/>
         </w:rPr>
       </w:pPr>
-      <w:r>
-        <w:rPr>
-          <w:rFonts w:ascii="Times New Roman" w:hAnsi="Times New Roman" w:cs="Times New Roman"/>
-          <w:sz w:val="22"/>
-          <w:szCs w:val="22"/>
-        </w:rPr>
-        <w:t>[ ] Uniform Child Custody Jurisdiction Enforcement Act Affidavit</w:t>
+      <w:proofErr w:type="gramStart"/>
+      <w:r>
+        <w:rPr>
+          <w:rFonts w:ascii="Times New Roman" w:hAnsi="Times New Roman" w:cs="Times New Roman"/>
+          <w:sz w:val="22"/>
+          <w:szCs w:val="22"/>
+        </w:rPr>
+        <w:t>[ ]</w:t>
+      </w:r>
+      <w:proofErr w:type="gramEnd"/>
+      <w:r>
+        <w:rPr>
+          <w:rFonts w:ascii="Times New Roman" w:hAnsi="Times New Roman" w:cs="Times New Roman"/>
+          <w:sz w:val="22"/>
+          <w:szCs w:val="22"/>
+        </w:rPr>
+        <w:t xml:space="preserve"> Uniform Child Custody Jurisdiction Enforcement Act Affidavit</w:t>
       </w:r>
     </w:p>
     <w:p>
@@ -1604,13 +2869,23 @@
           <w:szCs w:val="22"/>
         </w:rPr>
       </w:pPr>
-      <w:r>
-        <w:rPr>
-          <w:rFonts w:ascii="Times New Roman" w:hAnsi="Times New Roman" w:cs="Times New Roman"/>
-          <w:sz w:val="22"/>
-          <w:szCs w:val="22"/>
-        </w:rPr>
-        <w:t>[ ] Verified Statement and Application for IV-D Services</w:t>
+      <w:proofErr w:type="gramStart"/>
+      <w:r>
+        <w:rPr>
+          <w:rFonts w:ascii="Times New Roman" w:hAnsi="Times New Roman" w:cs="Times New Roman"/>
+          <w:sz w:val="22"/>
+          <w:szCs w:val="22"/>
+        </w:rPr>
+        <w:t>[ ]</w:t>
+      </w:r>
+      <w:proofErr w:type="gramEnd"/>
+      <w:r>
+        <w:rPr>
+          <w:rFonts w:ascii="Times New Roman" w:hAnsi="Times New Roman" w:cs="Times New Roman"/>
+          <w:sz w:val="22"/>
+          <w:szCs w:val="22"/>
+        </w:rPr>
+        <w:t xml:space="preserve"> Verified Statement and Application for IV-D Services</w:t>
       </w:r>
     </w:p>
     <w:p>
@@ -1649,6 +2924,7 @@
         </w:rPr>
         <w:t xml:space="preserve"> </w:t>
       </w:r>
+      <w:proofErr w:type="spellStart"/>
       <w:r>
         <w:rPr>
           <w:rFonts w:ascii="Times New Roman" w:hAnsi="Times New Roman" w:cs="Times New Roman"/>
@@ -1667,6 +2943,7 @@
         </w:rPr>
         <w:t>if</w:t>
       </w:r>
+      <w:proofErr w:type="spellEnd"/>
       <w:r>
         <w:rPr>
           <w:rFonts w:ascii="Times New Roman" w:hAnsi="Times New Roman" w:cs="Times New Roman"/>
@@ -1674,8 +2951,9 @@
           <w:szCs w:val="22"/>
           <w:highlight w:val="cyan"/>
         </w:rPr>
-        <w:t xml:space="preserve"> tool_ID == “divorce_answer</w:t>
-      </w:r>
+        <w:t xml:space="preserve"> </w:t>
+      </w:r>
+      <w:proofErr w:type="spellStart"/>
       <w:r>
         <w:rPr>
           <w:rFonts w:ascii="Times New Roman" w:hAnsi="Times New Roman" w:cs="Times New Roman"/>
@@ -1683,6 +2961,36 @@
           <w:szCs w:val="22"/>
           <w:highlight w:val="cyan"/>
         </w:rPr>
+        <w:t>tool_ID</w:t>
+      </w:r>
+      <w:proofErr w:type="spellEnd"/>
+      <w:r>
+        <w:rPr>
+          <w:rFonts w:ascii="Times New Roman" w:hAnsi="Times New Roman" w:cs="Times New Roman"/>
+          <w:sz w:val="22"/>
+          <w:szCs w:val="22"/>
+          <w:highlight w:val="cyan"/>
+        </w:rPr>
+        <w:t xml:space="preserve"> == “</w:t>
+      </w:r>
+      <w:proofErr w:type="spellStart"/>
+      <w:r>
+        <w:rPr>
+          <w:rFonts w:ascii="Times New Roman" w:hAnsi="Times New Roman" w:cs="Times New Roman"/>
+          <w:sz w:val="22"/>
+          <w:szCs w:val="22"/>
+          <w:highlight w:val="cyan"/>
+        </w:rPr>
+        <w:t>divorce_answer</w:t>
+      </w:r>
+      <w:proofErr w:type="spellEnd"/>
+      <w:r>
+        <w:rPr>
+          <w:rFonts w:ascii="Times New Roman" w:hAnsi="Times New Roman" w:cs="Times New Roman"/>
+          <w:sz w:val="22"/>
+          <w:szCs w:val="22"/>
+          <w:highlight w:val="cyan"/>
+        </w:rPr>
         <w:t>”</w:t>
       </w:r>
       <w:r>
@@ -1704,13 +3012,23 @@
           <w:szCs w:val="22"/>
         </w:rPr>
       </w:pPr>
-      <w:r>
-        <w:rPr>
-          <w:rFonts w:ascii="Times New Roman" w:hAnsi="Times New Roman" w:cs="Times New Roman"/>
-          <w:sz w:val="22"/>
-          <w:szCs w:val="22"/>
-        </w:rPr>
-        <w:t>[ ] Default Request and Entry</w:t>
+      <w:proofErr w:type="gramStart"/>
+      <w:r>
+        <w:rPr>
+          <w:rFonts w:ascii="Times New Roman" w:hAnsi="Times New Roman" w:cs="Times New Roman"/>
+          <w:sz w:val="22"/>
+          <w:szCs w:val="22"/>
+        </w:rPr>
+        <w:t>[ ]</w:t>
+      </w:r>
+      <w:proofErr w:type="gramEnd"/>
+      <w:r>
+        <w:rPr>
+          <w:rFonts w:ascii="Times New Roman" w:hAnsi="Times New Roman" w:cs="Times New Roman"/>
+          <w:sz w:val="22"/>
+          <w:szCs w:val="22"/>
+        </w:rPr>
+        <w:t xml:space="preserve"> Default Request and Entry</w:t>
       </w:r>
     </w:p>
     <w:p>
@@ -1722,13 +3040,23 @@
           <w:szCs w:val="22"/>
         </w:rPr>
       </w:pPr>
-      <w:r>
-        <w:rPr>
-          <w:rFonts w:ascii="Times New Roman" w:hAnsi="Times New Roman" w:cs="Times New Roman"/>
-          <w:sz w:val="22"/>
-          <w:szCs w:val="22"/>
-        </w:rPr>
-        <w:t>[ ] Notice of Hearing</w:t>
+      <w:proofErr w:type="gramStart"/>
+      <w:r>
+        <w:rPr>
+          <w:rFonts w:ascii="Times New Roman" w:hAnsi="Times New Roman" w:cs="Times New Roman"/>
+          <w:sz w:val="22"/>
+          <w:szCs w:val="22"/>
+        </w:rPr>
+        <w:t>[ ]</w:t>
+      </w:r>
+      <w:proofErr w:type="gramEnd"/>
+      <w:r>
+        <w:rPr>
+          <w:rFonts w:ascii="Times New Roman" w:hAnsi="Times New Roman" w:cs="Times New Roman"/>
+          <w:sz w:val="22"/>
+          <w:szCs w:val="22"/>
+        </w:rPr>
+        <w:t xml:space="preserve"> Notice of Hearing</w:t>
       </w:r>
     </w:p>
     <w:p>
@@ -1740,13 +3068,23 @@
           <w:szCs w:val="22"/>
         </w:rPr>
       </w:pPr>
-      <w:r>
-        <w:rPr>
-          <w:rFonts w:ascii="Times New Roman" w:hAnsi="Times New Roman" w:cs="Times New Roman"/>
-          <w:sz w:val="22"/>
-          <w:szCs w:val="22"/>
-        </w:rPr>
-        <w:t>[ ] Notice of Hearing and Motion for Entry of Consent Judgment of Divorce</w:t>
+      <w:proofErr w:type="gramStart"/>
+      <w:r>
+        <w:rPr>
+          <w:rFonts w:ascii="Times New Roman" w:hAnsi="Times New Roman" w:cs="Times New Roman"/>
+          <w:sz w:val="22"/>
+          <w:szCs w:val="22"/>
+        </w:rPr>
+        <w:t>[ ]</w:t>
+      </w:r>
+      <w:proofErr w:type="gramEnd"/>
+      <w:r>
+        <w:rPr>
+          <w:rFonts w:ascii="Times New Roman" w:hAnsi="Times New Roman" w:cs="Times New Roman"/>
+          <w:sz w:val="22"/>
+          <w:szCs w:val="22"/>
+        </w:rPr>
+        <w:t xml:space="preserve"> Notice of Hearing and Motion for Entry of Consent Judgment of Divorce</w:t>
       </w:r>
     </w:p>
     <w:p>
@@ -1758,13 +3096,23 @@
           <w:szCs w:val="22"/>
         </w:rPr>
       </w:pPr>
-      <w:r>
-        <w:rPr>
-          <w:rFonts w:ascii="Times New Roman" w:hAnsi="Times New Roman" w:cs="Times New Roman"/>
-          <w:sz w:val="22"/>
-          <w:szCs w:val="22"/>
-        </w:rPr>
-        <w:t>[ ] Notice of Hearing and Motion for Entry of Default Judgment of Divorce</w:t>
+      <w:proofErr w:type="gramStart"/>
+      <w:r>
+        <w:rPr>
+          <w:rFonts w:ascii="Times New Roman" w:hAnsi="Times New Roman" w:cs="Times New Roman"/>
+          <w:sz w:val="22"/>
+          <w:szCs w:val="22"/>
+        </w:rPr>
+        <w:t>[ ]</w:t>
+      </w:r>
+      <w:proofErr w:type="gramEnd"/>
+      <w:r>
+        <w:rPr>
+          <w:rFonts w:ascii="Times New Roman" w:hAnsi="Times New Roman" w:cs="Times New Roman"/>
+          <w:sz w:val="22"/>
+          <w:szCs w:val="22"/>
+        </w:rPr>
+        <w:t xml:space="preserve"> Notice of Hearing and Motion for Entry of Default Judgment of Divorce</w:t>
       </w:r>
     </w:p>
     <w:p>
@@ -1776,13 +3124,23 @@
           <w:szCs w:val="22"/>
         </w:rPr>
       </w:pPr>
-      <w:r>
-        <w:rPr>
-          <w:rFonts w:ascii="Times New Roman" w:hAnsi="Times New Roman" w:cs="Times New Roman"/>
-          <w:sz w:val="22"/>
-          <w:szCs w:val="22"/>
-        </w:rPr>
-        <w:t>[ ] Proposed Judgment of Divorce</w:t>
+      <w:proofErr w:type="gramStart"/>
+      <w:r>
+        <w:rPr>
+          <w:rFonts w:ascii="Times New Roman" w:hAnsi="Times New Roman" w:cs="Times New Roman"/>
+          <w:sz w:val="22"/>
+          <w:szCs w:val="22"/>
+        </w:rPr>
+        <w:t>[ ]</w:t>
+      </w:r>
+      <w:proofErr w:type="gramEnd"/>
+      <w:r>
+        <w:rPr>
+          <w:rFonts w:ascii="Times New Roman" w:hAnsi="Times New Roman" w:cs="Times New Roman"/>
+          <w:sz w:val="22"/>
+          <w:szCs w:val="22"/>
+        </w:rPr>
+        <w:t xml:space="preserve"> Proposed Judgment of Divorce</w:t>
       </w:r>
     </w:p>
     <w:p>
@@ -1803,14 +3161,25 @@
         </w:rPr>
         <w:t xml:space="preserve">{%p if </w:t>
       </w:r>
-      <w:r>
-        <w:rPr>
-          <w:rFonts w:ascii="Times New Roman" w:hAnsi="Times New Roman" w:cs="Times New Roman"/>
-          <w:sz w:val="22"/>
-          <w:szCs w:val="22"/>
-          <w:highlight w:val="yellow"/>
-        </w:rPr>
-        <w:t xml:space="preserve">there_are_marital_children </w:t>
+      <w:proofErr w:type="spellStart"/>
+      <w:r>
+        <w:rPr>
+          <w:rFonts w:ascii="Times New Roman" w:hAnsi="Times New Roman" w:cs="Times New Roman"/>
+          <w:sz w:val="22"/>
+          <w:szCs w:val="22"/>
+          <w:highlight w:val="yellow"/>
+        </w:rPr>
+        <w:t>there_are_marital_children</w:t>
+      </w:r>
+      <w:proofErr w:type="spellEnd"/>
+      <w:r>
+        <w:rPr>
+          <w:rFonts w:ascii="Times New Roman" w:hAnsi="Times New Roman" w:cs="Times New Roman"/>
+          <w:sz w:val="22"/>
+          <w:szCs w:val="22"/>
+          <w:highlight w:val="yellow"/>
+        </w:rPr>
+        <w:t xml:space="preserve"> </w:t>
       </w:r>
       <w:r>
         <w:rPr>
@@ -1831,13 +3200,23 @@
           <w:szCs w:val="22"/>
         </w:rPr>
       </w:pPr>
-      <w:r>
-        <w:rPr>
-          <w:rFonts w:ascii="Times New Roman" w:hAnsi="Times New Roman" w:cs="Times New Roman"/>
-          <w:sz w:val="22"/>
-          <w:szCs w:val="22"/>
-        </w:rPr>
-        <w:t>[ ] Proposed Uniform Child Support Order</w:t>
+      <w:proofErr w:type="gramStart"/>
+      <w:r>
+        <w:rPr>
+          <w:rFonts w:ascii="Times New Roman" w:hAnsi="Times New Roman" w:cs="Times New Roman"/>
+          <w:sz w:val="22"/>
+          <w:szCs w:val="22"/>
+        </w:rPr>
+        <w:t>[ ]</w:t>
+      </w:r>
+      <w:proofErr w:type="gramEnd"/>
+      <w:r>
+        <w:rPr>
+          <w:rFonts w:ascii="Times New Roman" w:hAnsi="Times New Roman" w:cs="Times New Roman"/>
+          <w:sz w:val="22"/>
+          <w:szCs w:val="22"/>
+        </w:rPr>
+        <w:t xml:space="preserve"> Proposed Uniform Child Support Order</w:t>
       </w:r>
     </w:p>
     <w:p>
@@ -1877,14 +3256,65 @@
         </w:rPr>
         <w:t xml:space="preserve">{%p if </w:t>
       </w:r>
-      <w:r>
-        <w:rPr>
-          <w:rFonts w:ascii="Times New Roman" w:hAnsi="Times New Roman" w:cs="Times New Roman"/>
-          <w:sz w:val="22"/>
-          <w:szCs w:val="22"/>
-          <w:highlight w:val="yellow"/>
-        </w:rPr>
-        <w:t>user_wants_post_divorce_support or spousal_support_provisions == "user_agrees_to_pay_spousal_support"</w:t>
+      <w:proofErr w:type="spellStart"/>
+      <w:r>
+        <w:rPr>
+          <w:rFonts w:ascii="Times New Roman" w:hAnsi="Times New Roman" w:cs="Times New Roman"/>
+          <w:sz w:val="22"/>
+          <w:szCs w:val="22"/>
+          <w:highlight w:val="yellow"/>
+        </w:rPr>
+        <w:t>user_wants_post_divorce_support</w:t>
+      </w:r>
+      <w:proofErr w:type="spellEnd"/>
+      <w:r>
+        <w:rPr>
+          <w:rFonts w:ascii="Times New Roman" w:hAnsi="Times New Roman" w:cs="Times New Roman"/>
+          <w:sz w:val="22"/>
+          <w:szCs w:val="22"/>
+          <w:highlight w:val="yellow"/>
+        </w:rPr>
+        <w:t xml:space="preserve"> or </w:t>
+      </w:r>
+      <w:proofErr w:type="spellStart"/>
+      <w:r>
+        <w:rPr>
+          <w:rFonts w:ascii="Times New Roman" w:hAnsi="Times New Roman" w:cs="Times New Roman"/>
+          <w:sz w:val="22"/>
+          <w:szCs w:val="22"/>
+          <w:highlight w:val="yellow"/>
+        </w:rPr>
+        <w:t>spousal_support_provisions</w:t>
+      </w:r>
+      <w:proofErr w:type="spellEnd"/>
+      <w:r>
+        <w:rPr>
+          <w:rFonts w:ascii="Times New Roman" w:hAnsi="Times New Roman" w:cs="Times New Roman"/>
+          <w:sz w:val="22"/>
+          <w:szCs w:val="22"/>
+          <w:highlight w:val="yellow"/>
+        </w:rPr>
+        <w:t xml:space="preserve"> == "</w:t>
+      </w:r>
+      <w:proofErr w:type="spellStart"/>
+      <w:r>
+        <w:rPr>
+          <w:rFonts w:ascii="Times New Roman" w:hAnsi="Times New Roman" w:cs="Times New Roman"/>
+          <w:sz w:val="22"/>
+          <w:szCs w:val="22"/>
+          <w:highlight w:val="yellow"/>
+        </w:rPr>
+        <w:t>user_agrees_to_pay_spousal_support</w:t>
+      </w:r>
+      <w:proofErr w:type="spellEnd"/>
+      <w:r>
+        <w:rPr>
+          <w:rFonts w:ascii="Times New Roman" w:hAnsi="Times New Roman" w:cs="Times New Roman"/>
+          <w:sz w:val="22"/>
+          <w:szCs w:val="22"/>
+          <w:highlight w:val="yellow"/>
+        </w:rPr>
+        <w:t>"</w:t>
       </w:r>
       <w:r>
         <w:rPr>
@@ -1914,13 +3344,23 @@
           <w:szCs w:val="22"/>
         </w:rPr>
       </w:pPr>
-      <w:r>
-        <w:rPr>
-          <w:rFonts w:ascii="Times New Roman" w:hAnsi="Times New Roman" w:cs="Times New Roman"/>
-          <w:sz w:val="22"/>
-          <w:szCs w:val="22"/>
-        </w:rPr>
-        <w:t>[ ] Proposed Uniform Spousal Support Order</w:t>
+      <w:proofErr w:type="gramStart"/>
+      <w:r>
+        <w:rPr>
+          <w:rFonts w:ascii="Times New Roman" w:hAnsi="Times New Roman" w:cs="Times New Roman"/>
+          <w:sz w:val="22"/>
+          <w:szCs w:val="22"/>
+        </w:rPr>
+        <w:t>[ ]</w:t>
+      </w:r>
+      <w:proofErr w:type="gramEnd"/>
+      <w:r>
+        <w:rPr>
+          <w:rFonts w:ascii="Times New Roman" w:hAnsi="Times New Roman" w:cs="Times New Roman"/>
+          <w:sz w:val="22"/>
+          <w:szCs w:val="22"/>
+        </w:rPr>
+        <w:t xml:space="preserve"> Proposed Uniform Spousal Support Order</w:t>
       </w:r>
     </w:p>
     <w:p>
@@ -1951,13 +3391,23 @@
           <w:szCs w:val="22"/>
         </w:rPr>
       </w:pPr>
-      <w:r>
-        <w:rPr>
-          <w:rFonts w:ascii="Times New Roman" w:hAnsi="Times New Roman" w:cs="Times New Roman"/>
-          <w:sz w:val="22"/>
-          <w:szCs w:val="22"/>
-        </w:rPr>
-        <w:t>[ ] Judgment of Divorce</w:t>
+      <w:proofErr w:type="gramStart"/>
+      <w:r>
+        <w:rPr>
+          <w:rFonts w:ascii="Times New Roman" w:hAnsi="Times New Roman" w:cs="Times New Roman"/>
+          <w:sz w:val="22"/>
+          <w:szCs w:val="22"/>
+        </w:rPr>
+        <w:t>[ ]</w:t>
+      </w:r>
+      <w:proofErr w:type="gramEnd"/>
+      <w:r>
+        <w:rPr>
+          <w:rFonts w:ascii="Times New Roman" w:hAnsi="Times New Roman" w:cs="Times New Roman"/>
+          <w:sz w:val="22"/>
+          <w:szCs w:val="22"/>
+        </w:rPr>
+        <w:t xml:space="preserve"> Judgment of Divorce</w:t>
       </w:r>
     </w:p>
     <w:p>
@@ -1978,14 +3428,25 @@
         </w:rPr>
         <w:t xml:space="preserve">{%p if </w:t>
       </w:r>
-      <w:r>
-        <w:rPr>
-          <w:rFonts w:ascii="Times New Roman" w:hAnsi="Times New Roman" w:cs="Times New Roman"/>
-          <w:sz w:val="22"/>
-          <w:szCs w:val="22"/>
-          <w:highlight w:val="yellow"/>
-        </w:rPr>
-        <w:t xml:space="preserve">there_are_marital_children </w:t>
+      <w:proofErr w:type="spellStart"/>
+      <w:r>
+        <w:rPr>
+          <w:rFonts w:ascii="Times New Roman" w:hAnsi="Times New Roman" w:cs="Times New Roman"/>
+          <w:sz w:val="22"/>
+          <w:szCs w:val="22"/>
+          <w:highlight w:val="yellow"/>
+        </w:rPr>
+        <w:t>there_are_marital_children</w:t>
+      </w:r>
+      <w:proofErr w:type="spellEnd"/>
+      <w:r>
+        <w:rPr>
+          <w:rFonts w:ascii="Times New Roman" w:hAnsi="Times New Roman" w:cs="Times New Roman"/>
+          <w:sz w:val="22"/>
+          <w:szCs w:val="22"/>
+          <w:highlight w:val="yellow"/>
+        </w:rPr>
+        <w:t xml:space="preserve"> </w:t>
       </w:r>
       <w:r>
         <w:rPr>
@@ -2006,13 +3467,23 @@
           <w:szCs w:val="22"/>
         </w:rPr>
       </w:pPr>
-      <w:r>
-        <w:rPr>
-          <w:rFonts w:ascii="Times New Roman" w:hAnsi="Times New Roman" w:cs="Times New Roman"/>
-          <w:sz w:val="22"/>
-          <w:szCs w:val="22"/>
-        </w:rPr>
-        <w:t>[ ] Uniform Child Support Order</w:t>
+      <w:proofErr w:type="gramStart"/>
+      <w:r>
+        <w:rPr>
+          <w:rFonts w:ascii="Times New Roman" w:hAnsi="Times New Roman" w:cs="Times New Roman"/>
+          <w:sz w:val="22"/>
+          <w:szCs w:val="22"/>
+        </w:rPr>
+        <w:t>[ ]</w:t>
+      </w:r>
+      <w:proofErr w:type="gramEnd"/>
+      <w:r>
+        <w:rPr>
+          <w:rFonts w:ascii="Times New Roman" w:hAnsi="Times New Roman" w:cs="Times New Roman"/>
+          <w:sz w:val="22"/>
+          <w:szCs w:val="22"/>
+        </w:rPr>
+        <w:t xml:space="preserve"> Uniform Child Support Order</w:t>
       </w:r>
     </w:p>
     <w:p>
@@ -2052,14 +3523,65 @@
         </w:rPr>
         <w:t xml:space="preserve">{%p if </w:t>
       </w:r>
-      <w:r>
-        <w:rPr>
-          <w:rFonts w:ascii="Times New Roman" w:hAnsi="Times New Roman" w:cs="Times New Roman"/>
-          <w:sz w:val="22"/>
-          <w:szCs w:val="22"/>
-          <w:highlight w:val="yellow"/>
-        </w:rPr>
-        <w:t>user_wants_post_divorce_support or spousal_support_provisions == "user_agrees_to_pay_spousal_support"</w:t>
+      <w:proofErr w:type="spellStart"/>
+      <w:r>
+        <w:rPr>
+          <w:rFonts w:ascii="Times New Roman" w:hAnsi="Times New Roman" w:cs="Times New Roman"/>
+          <w:sz w:val="22"/>
+          <w:szCs w:val="22"/>
+          <w:highlight w:val="yellow"/>
+        </w:rPr>
+        <w:t>user_wants_post_divorce_support</w:t>
+      </w:r>
+      <w:proofErr w:type="spellEnd"/>
+      <w:r>
+        <w:rPr>
+          <w:rFonts w:ascii="Times New Roman" w:hAnsi="Times New Roman" w:cs="Times New Roman"/>
+          <w:sz w:val="22"/>
+          <w:szCs w:val="22"/>
+          <w:highlight w:val="yellow"/>
+        </w:rPr>
+        <w:t xml:space="preserve"> or </w:t>
+      </w:r>
+      <w:proofErr w:type="spellStart"/>
+      <w:r>
+        <w:rPr>
+          <w:rFonts w:ascii="Times New Roman" w:hAnsi="Times New Roman" w:cs="Times New Roman"/>
+          <w:sz w:val="22"/>
+          <w:szCs w:val="22"/>
+          <w:highlight w:val="yellow"/>
+        </w:rPr>
+        <w:t>spousal_support_provisions</w:t>
+      </w:r>
+      <w:proofErr w:type="spellEnd"/>
+      <w:r>
+        <w:rPr>
+          <w:rFonts w:ascii="Times New Roman" w:hAnsi="Times New Roman" w:cs="Times New Roman"/>
+          <w:sz w:val="22"/>
+          <w:szCs w:val="22"/>
+          <w:highlight w:val="yellow"/>
+        </w:rPr>
+        <w:t xml:space="preserve"> == "</w:t>
+      </w:r>
+      <w:proofErr w:type="spellStart"/>
+      <w:r>
+        <w:rPr>
+          <w:rFonts w:ascii="Times New Roman" w:hAnsi="Times New Roman" w:cs="Times New Roman"/>
+          <w:sz w:val="22"/>
+          <w:szCs w:val="22"/>
+          <w:highlight w:val="yellow"/>
+        </w:rPr>
+        <w:t>user_agrees_to_pay_spousal_support</w:t>
+      </w:r>
+      <w:proofErr w:type="spellEnd"/>
+      <w:r>
+        <w:rPr>
+          <w:rFonts w:ascii="Times New Roman" w:hAnsi="Times New Roman" w:cs="Times New Roman"/>
+          <w:sz w:val="22"/>
+          <w:szCs w:val="22"/>
+          <w:highlight w:val="yellow"/>
+        </w:rPr>
+        <w:t>"</w:t>
       </w:r>
       <w:r>
         <w:rPr>
@@ -2089,13 +3611,23 @@
           <w:szCs w:val="22"/>
         </w:rPr>
       </w:pPr>
-      <w:r>
-        <w:rPr>
-          <w:rFonts w:ascii="Times New Roman" w:hAnsi="Times New Roman" w:cs="Times New Roman"/>
-          <w:sz w:val="22"/>
-          <w:szCs w:val="22"/>
-        </w:rPr>
-        <w:t>[ ] Uniform Spousal Support Order</w:t>
+      <w:proofErr w:type="gramStart"/>
+      <w:r>
+        <w:rPr>
+          <w:rFonts w:ascii="Times New Roman" w:hAnsi="Times New Roman" w:cs="Times New Roman"/>
+          <w:sz w:val="22"/>
+          <w:szCs w:val="22"/>
+        </w:rPr>
+        <w:t>[ ]</w:t>
+      </w:r>
+      <w:proofErr w:type="gramEnd"/>
+      <w:r>
+        <w:rPr>
+          <w:rFonts w:ascii="Times New Roman" w:hAnsi="Times New Roman" w:cs="Times New Roman"/>
+          <w:sz w:val="22"/>
+          <w:szCs w:val="22"/>
+        </w:rPr>
+        <w:t xml:space="preserve"> Uniform Spousal Support Order</w:t>
       </w:r>
     </w:p>
     <w:p>
@@ -2142,8 +3674,19 @@
           <w:szCs w:val="22"/>
           <w:highlight w:val="yellow"/>
         </w:rPr>
-        <w:t>if foc_100_full.enabled</w:t>
-      </w:r>
+        <w:t>if foc_100_</w:t>
+      </w:r>
+      <w:proofErr w:type="gramStart"/>
+      <w:r>
+        <w:rPr>
+          <w:rFonts w:ascii="Times New Roman" w:hAnsi="Times New Roman" w:cs="Times New Roman"/>
+          <w:sz w:val="22"/>
+          <w:szCs w:val="22"/>
+          <w:highlight w:val="yellow"/>
+        </w:rPr>
+        <w:t>full.enabled</w:t>
+      </w:r>
+      <w:proofErr w:type="gramEnd"/>
       <w:r>
         <w:rPr>
           <w:rFonts w:ascii="Times New Roman" w:hAnsi="Times New Roman" w:cs="Times New Roman"/>
@@ -2181,13 +3724,23 @@
           <w:szCs w:val="22"/>
         </w:rPr>
       </w:pPr>
-      <w:r>
-        <w:rPr>
-          <w:rFonts w:ascii="Times New Roman" w:hAnsi="Times New Roman" w:cs="Times New Roman"/>
-          <w:sz w:val="22"/>
-          <w:szCs w:val="22"/>
-        </w:rPr>
-        <w:t>[ ] Domestic Relations Judgment Information Form</w:t>
+      <w:proofErr w:type="gramStart"/>
+      <w:r>
+        <w:rPr>
+          <w:rFonts w:ascii="Times New Roman" w:hAnsi="Times New Roman" w:cs="Times New Roman"/>
+          <w:sz w:val="22"/>
+          <w:szCs w:val="22"/>
+        </w:rPr>
+        <w:t>[ ]</w:t>
+      </w:r>
+      <w:proofErr w:type="gramEnd"/>
+      <w:r>
+        <w:rPr>
+          <w:rFonts w:ascii="Times New Roman" w:hAnsi="Times New Roman" w:cs="Times New Roman"/>
+          <w:sz w:val="22"/>
+          <w:szCs w:val="22"/>
+        </w:rPr>
+        <w:t xml:space="preserve"> Domestic Relations Judgment Information Form</w:t>
       </w:r>
     </w:p>
     <w:p>
@@ -2218,13 +3771,23 @@
           <w:szCs w:val="22"/>
         </w:rPr>
       </w:pPr>
-      <w:r>
-        <w:rPr>
-          <w:rFonts w:ascii="Times New Roman" w:hAnsi="Times New Roman" w:cs="Times New Roman"/>
-          <w:sz w:val="22"/>
-          <w:szCs w:val="22"/>
-        </w:rPr>
-        <w:t>[ ] Domestic Relations Verified Financial Information Form</w:t>
+      <w:proofErr w:type="gramStart"/>
+      <w:r>
+        <w:rPr>
+          <w:rFonts w:ascii="Times New Roman" w:hAnsi="Times New Roman" w:cs="Times New Roman"/>
+          <w:sz w:val="22"/>
+          <w:szCs w:val="22"/>
+        </w:rPr>
+        <w:t>[ ]</w:t>
+      </w:r>
+      <w:proofErr w:type="gramEnd"/>
+      <w:r>
+        <w:rPr>
+          <w:rFonts w:ascii="Times New Roman" w:hAnsi="Times New Roman" w:cs="Times New Roman"/>
+          <w:sz w:val="22"/>
+          <w:szCs w:val="22"/>
+        </w:rPr>
+        <w:t xml:space="preserve"> Domestic Relations Verified Financial Information Form</w:t>
       </w:r>
     </w:p>
     <w:p>
@@ -2263,6 +3826,7 @@
         </w:rPr>
         <w:t xml:space="preserve"> </w:t>
       </w:r>
+      <w:proofErr w:type="spellStart"/>
       <w:r>
         <w:rPr>
           <w:rFonts w:ascii="Times New Roman" w:hAnsi="Times New Roman" w:cs="Times New Roman"/>
@@ -2279,8 +3843,9 @@
           <w:szCs w:val="22"/>
           <w:highlight w:val="cyan"/>
         </w:rPr>
-        <w:t>if tool</w:t>
-      </w:r>
+        <w:t>if</w:t>
+      </w:r>
+      <w:proofErr w:type="spellEnd"/>
       <w:r>
         <w:rPr>
           <w:rFonts w:ascii="Times New Roman" w:hAnsi="Times New Roman" w:cs="Times New Roman"/>
@@ -2288,8 +3853,28 @@
           <w:szCs w:val="22"/>
           <w:highlight w:val="cyan"/>
         </w:rPr>
+        <w:t xml:space="preserve"> </w:t>
+      </w:r>
+      <w:proofErr w:type="spellStart"/>
+      <w:r>
+        <w:rPr>
+          <w:rFonts w:ascii="Times New Roman" w:hAnsi="Times New Roman" w:cs="Times New Roman"/>
+          <w:sz w:val="22"/>
+          <w:szCs w:val="22"/>
+          <w:highlight w:val="cyan"/>
+        </w:rPr>
+        <w:t>tool</w:t>
+      </w:r>
+      <w:r>
+        <w:rPr>
+          <w:rFonts w:ascii="Times New Roman" w:hAnsi="Times New Roman" w:cs="Times New Roman"/>
+          <w:sz w:val="22"/>
+          <w:szCs w:val="22"/>
+          <w:highlight w:val="cyan"/>
+        </w:rPr>
         <w:t>_ID</w:t>
       </w:r>
+      <w:proofErr w:type="spellEnd"/>
       <w:r>
         <w:rPr>
           <w:rFonts w:ascii="Times New Roman" w:hAnsi="Times New Roman" w:cs="Times New Roman"/>
@@ -2308,6 +3893,7 @@
         </w:rPr>
         <w:t>“</w:t>
       </w:r>
+      <w:proofErr w:type="spellStart"/>
       <w:r>
         <w:rPr>
           <w:rFonts w:ascii="Times New Roman" w:hAnsi="Times New Roman" w:cs="Times New Roman"/>
@@ -2326,6 +3912,7 @@
         </w:rPr>
         <w:t>_complaint</w:t>
       </w:r>
+      <w:proofErr w:type="spellEnd"/>
       <w:r>
         <w:rPr>
           <w:rFonts w:ascii="Times New Roman" w:hAnsi="Times New Roman" w:cs="Times New Roman"/>
@@ -2354,13 +3941,23 @@
           <w:szCs w:val="22"/>
         </w:rPr>
       </w:pPr>
-      <w:r>
-        <w:rPr>
-          <w:rFonts w:ascii="Times New Roman" w:hAnsi="Times New Roman" w:cs="Times New Roman"/>
-          <w:sz w:val="22"/>
-          <w:szCs w:val="22"/>
-        </w:rPr>
-        <w:t xml:space="preserve">[ ] </w:t>
+      <w:proofErr w:type="gramStart"/>
+      <w:r>
+        <w:rPr>
+          <w:rFonts w:ascii="Times New Roman" w:hAnsi="Times New Roman" w:cs="Times New Roman"/>
+          <w:sz w:val="22"/>
+          <w:szCs w:val="22"/>
+        </w:rPr>
+        <w:t>[ ]</w:t>
+      </w:r>
+      <w:proofErr w:type="gramEnd"/>
+      <w:r>
+        <w:rPr>
+          <w:rFonts w:ascii="Times New Roman" w:hAnsi="Times New Roman" w:cs="Times New Roman"/>
+          <w:sz w:val="22"/>
+          <w:szCs w:val="22"/>
+        </w:rPr>
+        <w:t xml:space="preserve"> </w:t>
       </w:r>
       <w:r>
         <w:rPr>
@@ -2380,13 +3977,23 @@
           <w:szCs w:val="22"/>
         </w:rPr>
       </w:pPr>
-      <w:r>
-        <w:rPr>
-          <w:rFonts w:ascii="Times New Roman" w:hAnsi="Times New Roman" w:cs="Times New Roman"/>
-          <w:sz w:val="22"/>
-          <w:szCs w:val="22"/>
-        </w:rPr>
-        <w:t>[ ] Notice of Hearing</w:t>
+      <w:proofErr w:type="gramStart"/>
+      <w:r>
+        <w:rPr>
+          <w:rFonts w:ascii="Times New Roman" w:hAnsi="Times New Roman" w:cs="Times New Roman"/>
+          <w:sz w:val="22"/>
+          <w:szCs w:val="22"/>
+        </w:rPr>
+        <w:t>[ ]</w:t>
+      </w:r>
+      <w:proofErr w:type="gramEnd"/>
+      <w:r>
+        <w:rPr>
+          <w:rFonts w:ascii="Times New Roman" w:hAnsi="Times New Roman" w:cs="Times New Roman"/>
+          <w:sz w:val="22"/>
+          <w:szCs w:val="22"/>
+        </w:rPr>
+        <w:t xml:space="preserve"> Notice of Hearing</w:t>
       </w:r>
     </w:p>
     <w:p>
@@ -2398,13 +4005,23 @@
           <w:szCs w:val="22"/>
         </w:rPr>
       </w:pPr>
-      <w:r>
-        <w:rPr>
-          <w:rFonts w:ascii="Times New Roman" w:hAnsi="Times New Roman" w:cs="Times New Roman"/>
-          <w:sz w:val="22"/>
-          <w:szCs w:val="22"/>
-        </w:rPr>
-        <w:t>[ ] Notice of Hearing and Motion for Entry of Consent Judgment of Divorce</w:t>
+      <w:proofErr w:type="gramStart"/>
+      <w:r>
+        <w:rPr>
+          <w:rFonts w:ascii="Times New Roman" w:hAnsi="Times New Roman" w:cs="Times New Roman"/>
+          <w:sz w:val="22"/>
+          <w:szCs w:val="22"/>
+        </w:rPr>
+        <w:t>[ ]</w:t>
+      </w:r>
+      <w:proofErr w:type="gramEnd"/>
+      <w:r>
+        <w:rPr>
+          <w:rFonts w:ascii="Times New Roman" w:hAnsi="Times New Roman" w:cs="Times New Roman"/>
+          <w:sz w:val="22"/>
+          <w:szCs w:val="22"/>
+        </w:rPr>
+        <w:t xml:space="preserve"> Notice of Hearing and Motion for Entry of Consent Judgment of Divorce</w:t>
       </w:r>
     </w:p>
     <w:p>
@@ -2416,13 +4033,23 @@
           <w:szCs w:val="22"/>
         </w:rPr>
       </w:pPr>
-      <w:r>
-        <w:rPr>
-          <w:rFonts w:ascii="Times New Roman" w:hAnsi="Times New Roman" w:cs="Times New Roman"/>
-          <w:sz w:val="22"/>
-          <w:szCs w:val="22"/>
-        </w:rPr>
-        <w:t>[ ] Notice of Hearing and Motion for Entry of Default Judgment of Divorce</w:t>
+      <w:proofErr w:type="gramStart"/>
+      <w:r>
+        <w:rPr>
+          <w:rFonts w:ascii="Times New Roman" w:hAnsi="Times New Roman" w:cs="Times New Roman"/>
+          <w:sz w:val="22"/>
+          <w:szCs w:val="22"/>
+        </w:rPr>
+        <w:t>[ ]</w:t>
+      </w:r>
+      <w:proofErr w:type="gramEnd"/>
+      <w:r>
+        <w:rPr>
+          <w:rFonts w:ascii="Times New Roman" w:hAnsi="Times New Roman" w:cs="Times New Roman"/>
+          <w:sz w:val="22"/>
+          <w:szCs w:val="22"/>
+        </w:rPr>
+        <w:t xml:space="preserve"> Notice of Hearing and Motion for Entry of Default Judgment of Divorce</w:t>
       </w:r>
     </w:p>
     <w:p>
@@ -2434,13 +4061,23 @@
           <w:szCs w:val="22"/>
         </w:rPr>
       </w:pPr>
-      <w:r>
-        <w:rPr>
-          <w:rFonts w:ascii="Times New Roman" w:hAnsi="Times New Roman" w:cs="Times New Roman"/>
-          <w:sz w:val="22"/>
-          <w:szCs w:val="22"/>
-        </w:rPr>
-        <w:t>[ ] Proposed Judgment of Divorce</w:t>
+      <w:proofErr w:type="gramStart"/>
+      <w:r>
+        <w:rPr>
+          <w:rFonts w:ascii="Times New Roman" w:hAnsi="Times New Roman" w:cs="Times New Roman"/>
+          <w:sz w:val="22"/>
+          <w:szCs w:val="22"/>
+        </w:rPr>
+        <w:t>[ ]</w:t>
+      </w:r>
+      <w:proofErr w:type="gramEnd"/>
+      <w:r>
+        <w:rPr>
+          <w:rFonts w:ascii="Times New Roman" w:hAnsi="Times New Roman" w:cs="Times New Roman"/>
+          <w:sz w:val="22"/>
+          <w:szCs w:val="22"/>
+        </w:rPr>
+        <w:t xml:space="preserve"> Proposed Judgment of Divorce</w:t>
       </w:r>
     </w:p>
     <w:p>
@@ -2461,6 +4098,7 @@
         </w:rPr>
         <w:t xml:space="preserve">{%p if </w:t>
       </w:r>
+      <w:proofErr w:type="spellStart"/>
       <w:r>
         <w:rPr>
           <w:rFonts w:ascii="Times New Roman" w:hAnsi="Times New Roman" w:cs="Times New Roman"/>
@@ -2470,6 +4108,7 @@
         </w:rPr>
         <w:t>there_are_marital_children</w:t>
       </w:r>
+      <w:proofErr w:type="spellEnd"/>
       <w:r>
         <w:rPr>
           <w:rFonts w:ascii="Times New Roman" w:hAnsi="Times New Roman" w:cs="Times New Roman"/>
@@ -2498,13 +4137,23 @@
           <w:szCs w:val="22"/>
         </w:rPr>
       </w:pPr>
-      <w:r>
-        <w:rPr>
-          <w:rFonts w:ascii="Times New Roman" w:hAnsi="Times New Roman" w:cs="Times New Roman"/>
-          <w:sz w:val="22"/>
-          <w:szCs w:val="22"/>
-        </w:rPr>
-        <w:t>[ ] Proposed Uniform Child Support Order</w:t>
+      <w:proofErr w:type="gramStart"/>
+      <w:r>
+        <w:rPr>
+          <w:rFonts w:ascii="Times New Roman" w:hAnsi="Times New Roman" w:cs="Times New Roman"/>
+          <w:sz w:val="22"/>
+          <w:szCs w:val="22"/>
+        </w:rPr>
+        <w:t>[ ]</w:t>
+      </w:r>
+      <w:proofErr w:type="gramEnd"/>
+      <w:r>
+        <w:rPr>
+          <w:rFonts w:ascii="Times New Roman" w:hAnsi="Times New Roman" w:cs="Times New Roman"/>
+          <w:sz w:val="22"/>
+          <w:szCs w:val="22"/>
+        </w:rPr>
+        <w:t xml:space="preserve"> Proposed Uniform Child Support Order</w:t>
       </w:r>
     </w:p>
     <w:p>
@@ -2544,14 +4193,65 @@
         </w:rPr>
         <w:t xml:space="preserve">{%p if </w:t>
       </w:r>
-      <w:r>
-        <w:rPr>
-          <w:rFonts w:ascii="Times New Roman" w:hAnsi="Times New Roman" w:cs="Times New Roman"/>
-          <w:sz w:val="22"/>
-          <w:szCs w:val="22"/>
-          <w:highlight w:val="yellow"/>
-        </w:rPr>
-        <w:t>user_wants_post_divorce_support or spousal_support_provisions == "user_agrees_to_pay_spousal_support"</w:t>
+      <w:proofErr w:type="spellStart"/>
+      <w:r>
+        <w:rPr>
+          <w:rFonts w:ascii="Times New Roman" w:hAnsi="Times New Roman" w:cs="Times New Roman"/>
+          <w:sz w:val="22"/>
+          <w:szCs w:val="22"/>
+          <w:highlight w:val="yellow"/>
+        </w:rPr>
+        <w:t>user_wants_post_divorce_support</w:t>
+      </w:r>
+      <w:proofErr w:type="spellEnd"/>
+      <w:r>
+        <w:rPr>
+          <w:rFonts w:ascii="Times New Roman" w:hAnsi="Times New Roman" w:cs="Times New Roman"/>
+          <w:sz w:val="22"/>
+          <w:szCs w:val="22"/>
+          <w:highlight w:val="yellow"/>
+        </w:rPr>
+        <w:t xml:space="preserve"> or </w:t>
+      </w:r>
+      <w:proofErr w:type="spellStart"/>
+      <w:r>
+        <w:rPr>
+          <w:rFonts w:ascii="Times New Roman" w:hAnsi="Times New Roman" w:cs="Times New Roman"/>
+          <w:sz w:val="22"/>
+          <w:szCs w:val="22"/>
+          <w:highlight w:val="yellow"/>
+        </w:rPr>
+        <w:t>spousal_support_provisions</w:t>
+      </w:r>
+      <w:proofErr w:type="spellEnd"/>
+      <w:r>
+        <w:rPr>
+          <w:rFonts w:ascii="Times New Roman" w:hAnsi="Times New Roman" w:cs="Times New Roman"/>
+          <w:sz w:val="22"/>
+          <w:szCs w:val="22"/>
+          <w:highlight w:val="yellow"/>
+        </w:rPr>
+        <w:t xml:space="preserve"> == "</w:t>
+      </w:r>
+      <w:proofErr w:type="spellStart"/>
+      <w:r>
+        <w:rPr>
+          <w:rFonts w:ascii="Times New Roman" w:hAnsi="Times New Roman" w:cs="Times New Roman"/>
+          <w:sz w:val="22"/>
+          <w:szCs w:val="22"/>
+          <w:highlight w:val="yellow"/>
+        </w:rPr>
+        <w:t>user_agrees_to_pay_spousal_support</w:t>
+      </w:r>
+      <w:proofErr w:type="spellEnd"/>
+      <w:r>
+        <w:rPr>
+          <w:rFonts w:ascii="Times New Roman" w:hAnsi="Times New Roman" w:cs="Times New Roman"/>
+          <w:sz w:val="22"/>
+          <w:szCs w:val="22"/>
+          <w:highlight w:val="yellow"/>
+        </w:rPr>
+        <w:t>"</w:t>
       </w:r>
       <w:r>
         <w:rPr>
@@ -2581,13 +4281,23 @@
           <w:szCs w:val="22"/>
         </w:rPr>
       </w:pPr>
-      <w:r>
-        <w:rPr>
-          <w:rFonts w:ascii="Times New Roman" w:hAnsi="Times New Roman" w:cs="Times New Roman"/>
-          <w:sz w:val="22"/>
-          <w:szCs w:val="22"/>
-        </w:rPr>
-        <w:t>[ ] Proposed Uniform Spousal Support Order</w:t>
+      <w:proofErr w:type="gramStart"/>
+      <w:r>
+        <w:rPr>
+          <w:rFonts w:ascii="Times New Roman" w:hAnsi="Times New Roman" w:cs="Times New Roman"/>
+          <w:sz w:val="22"/>
+          <w:szCs w:val="22"/>
+        </w:rPr>
+        <w:t>[ ]</w:t>
+      </w:r>
+      <w:proofErr w:type="gramEnd"/>
+      <w:r>
+        <w:rPr>
+          <w:rFonts w:ascii="Times New Roman" w:hAnsi="Times New Roman" w:cs="Times New Roman"/>
+          <w:sz w:val="22"/>
+          <w:szCs w:val="22"/>
+        </w:rPr>
+        <w:t xml:space="preserve"> Proposed Uniform Spousal Support Order</w:t>
       </w:r>
     </w:p>
     <w:p>
@@ -2618,13 +4328,23 @@
           <w:szCs w:val="22"/>
         </w:rPr>
       </w:pPr>
-      <w:r>
-        <w:rPr>
-          <w:rFonts w:ascii="Times New Roman" w:hAnsi="Times New Roman" w:cs="Times New Roman"/>
-          <w:sz w:val="22"/>
-          <w:szCs w:val="22"/>
-        </w:rPr>
-        <w:t>[ ] Judgment of Divorce</w:t>
+      <w:proofErr w:type="gramStart"/>
+      <w:r>
+        <w:rPr>
+          <w:rFonts w:ascii="Times New Roman" w:hAnsi="Times New Roman" w:cs="Times New Roman"/>
+          <w:sz w:val="22"/>
+          <w:szCs w:val="22"/>
+        </w:rPr>
+        <w:t>[ ]</w:t>
+      </w:r>
+      <w:proofErr w:type="gramEnd"/>
+      <w:r>
+        <w:rPr>
+          <w:rFonts w:ascii="Times New Roman" w:hAnsi="Times New Roman" w:cs="Times New Roman"/>
+          <w:sz w:val="22"/>
+          <w:szCs w:val="22"/>
+        </w:rPr>
+        <w:t xml:space="preserve"> Judgment of Divorce</w:t>
       </w:r>
     </w:p>
     <w:p>
@@ -2645,6 +4365,7 @@
         </w:rPr>
         <w:t xml:space="preserve">{%p if </w:t>
       </w:r>
+      <w:proofErr w:type="spellStart"/>
       <w:r>
         <w:rPr>
           <w:rFonts w:ascii="Times New Roman" w:hAnsi="Times New Roman" w:cs="Times New Roman"/>
@@ -2654,6 +4375,7 @@
         </w:rPr>
         <w:t>there_are_marital_children</w:t>
       </w:r>
+      <w:proofErr w:type="spellEnd"/>
       <w:r>
         <w:rPr>
           <w:rFonts w:ascii="Times New Roman" w:hAnsi="Times New Roman" w:cs="Times New Roman"/>
@@ -2682,13 +4404,23 @@
           <w:szCs w:val="22"/>
         </w:rPr>
       </w:pPr>
-      <w:r>
-        <w:rPr>
-          <w:rFonts w:ascii="Times New Roman" w:hAnsi="Times New Roman" w:cs="Times New Roman"/>
-          <w:sz w:val="22"/>
-          <w:szCs w:val="22"/>
-        </w:rPr>
-        <w:t>[ ] Uniform Child Support Order</w:t>
+      <w:proofErr w:type="gramStart"/>
+      <w:r>
+        <w:rPr>
+          <w:rFonts w:ascii="Times New Roman" w:hAnsi="Times New Roman" w:cs="Times New Roman"/>
+          <w:sz w:val="22"/>
+          <w:szCs w:val="22"/>
+        </w:rPr>
+        <w:t>[ ]</w:t>
+      </w:r>
+      <w:proofErr w:type="gramEnd"/>
+      <w:r>
+        <w:rPr>
+          <w:rFonts w:ascii="Times New Roman" w:hAnsi="Times New Roman" w:cs="Times New Roman"/>
+          <w:sz w:val="22"/>
+          <w:szCs w:val="22"/>
+        </w:rPr>
+        <w:t xml:space="preserve"> Uniform Child Support Order</w:t>
       </w:r>
     </w:p>
     <w:p>
@@ -2728,14 +4460,65 @@
         </w:rPr>
         <w:t xml:space="preserve">{%p if </w:t>
       </w:r>
-      <w:r>
-        <w:rPr>
-          <w:rFonts w:ascii="Times New Roman" w:hAnsi="Times New Roman" w:cs="Times New Roman"/>
-          <w:sz w:val="22"/>
-          <w:szCs w:val="22"/>
-          <w:highlight w:val="yellow"/>
-        </w:rPr>
-        <w:t>user_wants_post_divorce_support or spousal_support_provisions == "user_agrees_to_pay_spousal_support"</w:t>
+      <w:proofErr w:type="spellStart"/>
+      <w:r>
+        <w:rPr>
+          <w:rFonts w:ascii="Times New Roman" w:hAnsi="Times New Roman" w:cs="Times New Roman"/>
+          <w:sz w:val="22"/>
+          <w:szCs w:val="22"/>
+          <w:highlight w:val="yellow"/>
+        </w:rPr>
+        <w:t>user_wants_post_divorce_support</w:t>
+      </w:r>
+      <w:proofErr w:type="spellEnd"/>
+      <w:r>
+        <w:rPr>
+          <w:rFonts w:ascii="Times New Roman" w:hAnsi="Times New Roman" w:cs="Times New Roman"/>
+          <w:sz w:val="22"/>
+          <w:szCs w:val="22"/>
+          <w:highlight w:val="yellow"/>
+        </w:rPr>
+        <w:t xml:space="preserve"> or </w:t>
+      </w:r>
+      <w:proofErr w:type="spellStart"/>
+      <w:r>
+        <w:rPr>
+          <w:rFonts w:ascii="Times New Roman" w:hAnsi="Times New Roman" w:cs="Times New Roman"/>
+          <w:sz w:val="22"/>
+          <w:szCs w:val="22"/>
+          <w:highlight w:val="yellow"/>
+        </w:rPr>
+        <w:t>spousal_support_provisions</w:t>
+      </w:r>
+      <w:proofErr w:type="spellEnd"/>
+      <w:r>
+        <w:rPr>
+          <w:rFonts w:ascii="Times New Roman" w:hAnsi="Times New Roman" w:cs="Times New Roman"/>
+          <w:sz w:val="22"/>
+          <w:szCs w:val="22"/>
+          <w:highlight w:val="yellow"/>
+        </w:rPr>
+        <w:t xml:space="preserve"> == "</w:t>
+      </w:r>
+      <w:proofErr w:type="spellStart"/>
+      <w:r>
+        <w:rPr>
+          <w:rFonts w:ascii="Times New Roman" w:hAnsi="Times New Roman" w:cs="Times New Roman"/>
+          <w:sz w:val="22"/>
+          <w:szCs w:val="22"/>
+          <w:highlight w:val="yellow"/>
+        </w:rPr>
+        <w:t>user_agrees_to_pay_spousal_support</w:t>
+      </w:r>
+      <w:proofErr w:type="spellEnd"/>
+      <w:r>
+        <w:rPr>
+          <w:rFonts w:ascii="Times New Roman" w:hAnsi="Times New Roman" w:cs="Times New Roman"/>
+          <w:sz w:val="22"/>
+          <w:szCs w:val="22"/>
+          <w:highlight w:val="yellow"/>
+        </w:rPr>
+        <w:t>"</w:t>
       </w:r>
       <w:r>
         <w:rPr>
@@ -2765,13 +4548,23 @@
           <w:szCs w:val="22"/>
         </w:rPr>
       </w:pPr>
-      <w:r>
-        <w:rPr>
-          <w:rFonts w:ascii="Times New Roman" w:hAnsi="Times New Roman" w:cs="Times New Roman"/>
-          <w:sz w:val="22"/>
-          <w:szCs w:val="22"/>
-        </w:rPr>
-        <w:t>[ ] Uniform Spousal Support Order</w:t>
+      <w:proofErr w:type="gramStart"/>
+      <w:r>
+        <w:rPr>
+          <w:rFonts w:ascii="Times New Roman" w:hAnsi="Times New Roman" w:cs="Times New Roman"/>
+          <w:sz w:val="22"/>
+          <w:szCs w:val="22"/>
+        </w:rPr>
+        <w:t>[ ]</w:t>
+      </w:r>
+      <w:proofErr w:type="gramEnd"/>
+      <w:r>
+        <w:rPr>
+          <w:rFonts w:ascii="Times New Roman" w:hAnsi="Times New Roman" w:cs="Times New Roman"/>
+          <w:sz w:val="22"/>
+          <w:szCs w:val="22"/>
+        </w:rPr>
+        <w:t xml:space="preserve"> Uniform Spousal Support Order</w:t>
       </w:r>
     </w:p>
     <w:p>
@@ -2818,8 +4611,19 @@
           <w:szCs w:val="22"/>
           <w:highlight w:val="yellow"/>
         </w:rPr>
-        <w:t>if foc_100_full.enabled</w:t>
-      </w:r>
+        <w:t>if foc_100_</w:t>
+      </w:r>
+      <w:proofErr w:type="gramStart"/>
+      <w:r>
+        <w:rPr>
+          <w:rFonts w:ascii="Times New Roman" w:hAnsi="Times New Roman" w:cs="Times New Roman"/>
+          <w:sz w:val="22"/>
+          <w:szCs w:val="22"/>
+          <w:highlight w:val="yellow"/>
+        </w:rPr>
+        <w:t>full.enabled</w:t>
+      </w:r>
+      <w:proofErr w:type="gramEnd"/>
       <w:r>
         <w:rPr>
           <w:rFonts w:ascii="Times New Roman" w:hAnsi="Times New Roman" w:cs="Times New Roman"/>
@@ -2857,6 +4661,7 @@
           <w:szCs w:val="22"/>
         </w:rPr>
       </w:pPr>
+      <w:proofErr w:type="gramStart"/>
       <w:r>
         <w:rPr>
           <w:rFonts w:ascii="Times New Roman" w:hAnsi="Times New Roman" w:cs="Times New Roman"/>
@@ -2864,7 +4669,16 @@
           <w:szCs w:val="22"/>
         </w:rPr>
         <w:lastRenderedPageBreak/>
-        <w:t>[ ] Domestic Relations Judgment Information Form</w:t>
+        <w:t>[ ]</w:t>
+      </w:r>
+      <w:proofErr w:type="gramEnd"/>
+      <w:r>
+        <w:rPr>
+          <w:rFonts w:ascii="Times New Roman" w:hAnsi="Times New Roman" w:cs="Times New Roman"/>
+          <w:sz w:val="22"/>
+          <w:szCs w:val="22"/>
+        </w:rPr>
+        <w:t xml:space="preserve"> Domestic Relations Judgment Information Form</w:t>
       </w:r>
     </w:p>
     <w:p>
@@ -2895,13 +4709,23 @@
           <w:szCs w:val="22"/>
         </w:rPr>
       </w:pPr>
-      <w:r>
-        <w:rPr>
-          <w:rFonts w:ascii="Times New Roman" w:hAnsi="Times New Roman" w:cs="Times New Roman"/>
-          <w:sz w:val="22"/>
-          <w:szCs w:val="22"/>
-        </w:rPr>
-        <w:t>[ ] Domestic Relations Verified Financial Information Form</w:t>
+      <w:proofErr w:type="gramStart"/>
+      <w:r>
+        <w:rPr>
+          <w:rFonts w:ascii="Times New Roman" w:hAnsi="Times New Roman" w:cs="Times New Roman"/>
+          <w:sz w:val="22"/>
+          <w:szCs w:val="22"/>
+        </w:rPr>
+        <w:t>[ ]</w:t>
+      </w:r>
+      <w:proofErr w:type="gramEnd"/>
+      <w:r>
+        <w:rPr>
+          <w:rFonts w:ascii="Times New Roman" w:hAnsi="Times New Roman" w:cs="Times New Roman"/>
+          <w:sz w:val="22"/>
+          <w:szCs w:val="22"/>
+        </w:rPr>
+        <w:t xml:space="preserve"> Domestic Relations Verified Financial Information Form</w:t>
       </w:r>
     </w:p>
     <w:p>
@@ -2922,6 +4746,7 @@
         </w:rPr>
         <w:t xml:space="preserve">{%p </w:t>
       </w:r>
+      <w:proofErr w:type="spellStart"/>
       <w:r>
         <w:rPr>
           <w:rFonts w:ascii="Times New Roman" w:hAnsi="Times New Roman" w:cs="Times New Roman"/>
@@ -2938,8 +4763,9 @@
           <w:szCs w:val="22"/>
           <w:highlight w:val="cyan"/>
         </w:rPr>
-        <w:t>if tool</w:t>
-      </w:r>
+        <w:t>if</w:t>
+      </w:r>
+      <w:proofErr w:type="spellEnd"/>
       <w:r>
         <w:rPr>
           <w:rFonts w:ascii="Times New Roman" w:hAnsi="Times New Roman" w:cs="Times New Roman"/>
@@ -2947,8 +4773,28 @@
           <w:szCs w:val="22"/>
           <w:highlight w:val="cyan"/>
         </w:rPr>
+        <w:t xml:space="preserve"> </w:t>
+      </w:r>
+      <w:proofErr w:type="spellStart"/>
+      <w:r>
+        <w:rPr>
+          <w:rFonts w:ascii="Times New Roman" w:hAnsi="Times New Roman" w:cs="Times New Roman"/>
+          <w:sz w:val="22"/>
+          <w:szCs w:val="22"/>
+          <w:highlight w:val="cyan"/>
+        </w:rPr>
+        <w:t>tool</w:t>
+      </w:r>
+      <w:r>
+        <w:rPr>
+          <w:rFonts w:ascii="Times New Roman" w:hAnsi="Times New Roman" w:cs="Times New Roman"/>
+          <w:sz w:val="22"/>
+          <w:szCs w:val="22"/>
+          <w:highlight w:val="cyan"/>
+        </w:rPr>
         <w:t>_ID</w:t>
       </w:r>
+      <w:proofErr w:type="spellEnd"/>
       <w:r>
         <w:rPr>
           <w:rFonts w:ascii="Times New Roman" w:hAnsi="Times New Roman" w:cs="Times New Roman"/>
@@ -2965,8 +4811,9 @@
           <w:szCs w:val="22"/>
           <w:highlight w:val="cyan"/>
         </w:rPr>
-        <w:t>“JOD_only”</w:t>
-      </w:r>
+        <w:t>“</w:t>
+      </w:r>
+      <w:proofErr w:type="spellStart"/>
       <w:r>
         <w:rPr>
           <w:rFonts w:ascii="Times New Roman" w:hAnsi="Times New Roman" w:cs="Times New Roman"/>
@@ -2974,6 +4821,25 @@
           <w:szCs w:val="22"/>
           <w:highlight w:val="cyan"/>
         </w:rPr>
+        <w:t>JOD_only</w:t>
+      </w:r>
+      <w:proofErr w:type="spellEnd"/>
+      <w:r>
+        <w:rPr>
+          <w:rFonts w:ascii="Times New Roman" w:hAnsi="Times New Roman" w:cs="Times New Roman"/>
+          <w:sz w:val="22"/>
+          <w:szCs w:val="22"/>
+          <w:highlight w:val="cyan"/>
+        </w:rPr>
+        <w:t>”</w:t>
+      </w:r>
+      <w:r>
+        <w:rPr>
+          <w:rFonts w:ascii="Times New Roman" w:hAnsi="Times New Roman" w:cs="Times New Roman"/>
+          <w:sz w:val="22"/>
+          <w:szCs w:val="22"/>
+          <w:highlight w:val="cyan"/>
+        </w:rPr>
         <w:t xml:space="preserve"> %}</w:t>
       </w:r>
     </w:p>
@@ -2986,13 +4852,23 @@
           <w:szCs w:val="22"/>
         </w:rPr>
       </w:pPr>
-      <w:r>
-        <w:rPr>
-          <w:rFonts w:ascii="Times New Roman" w:hAnsi="Times New Roman" w:cs="Times New Roman"/>
-          <w:sz w:val="22"/>
-          <w:szCs w:val="22"/>
-        </w:rPr>
-        <w:t>[ ] Notice of Hearing</w:t>
+      <w:proofErr w:type="gramStart"/>
+      <w:r>
+        <w:rPr>
+          <w:rFonts w:ascii="Times New Roman" w:hAnsi="Times New Roman" w:cs="Times New Roman"/>
+          <w:sz w:val="22"/>
+          <w:szCs w:val="22"/>
+        </w:rPr>
+        <w:t>[ ]</w:t>
+      </w:r>
+      <w:proofErr w:type="gramEnd"/>
+      <w:r>
+        <w:rPr>
+          <w:rFonts w:ascii="Times New Roman" w:hAnsi="Times New Roman" w:cs="Times New Roman"/>
+          <w:sz w:val="22"/>
+          <w:szCs w:val="22"/>
+        </w:rPr>
+        <w:t xml:space="preserve"> Notice of Hearing</w:t>
       </w:r>
     </w:p>
     <w:p>
@@ -3004,13 +4880,23 @@
           <w:szCs w:val="22"/>
         </w:rPr>
       </w:pPr>
-      <w:r>
-        <w:rPr>
-          <w:rFonts w:ascii="Times New Roman" w:hAnsi="Times New Roman" w:cs="Times New Roman"/>
-          <w:sz w:val="22"/>
-          <w:szCs w:val="22"/>
-        </w:rPr>
-        <w:t>[ ] Notice of Hearing and Motion for Entry of Consent Judgment of Divorce</w:t>
+      <w:proofErr w:type="gramStart"/>
+      <w:r>
+        <w:rPr>
+          <w:rFonts w:ascii="Times New Roman" w:hAnsi="Times New Roman" w:cs="Times New Roman"/>
+          <w:sz w:val="22"/>
+          <w:szCs w:val="22"/>
+        </w:rPr>
+        <w:t>[ ]</w:t>
+      </w:r>
+      <w:proofErr w:type="gramEnd"/>
+      <w:r>
+        <w:rPr>
+          <w:rFonts w:ascii="Times New Roman" w:hAnsi="Times New Roman" w:cs="Times New Roman"/>
+          <w:sz w:val="22"/>
+          <w:szCs w:val="22"/>
+        </w:rPr>
+        <w:t xml:space="preserve"> Notice of Hearing and Motion for Entry of Consent Judgment of Divorce</w:t>
       </w:r>
     </w:p>
     <w:p>
@@ -3022,13 +4908,23 @@
           <w:szCs w:val="22"/>
         </w:rPr>
       </w:pPr>
-      <w:r>
-        <w:rPr>
-          <w:rFonts w:ascii="Times New Roman" w:hAnsi="Times New Roman" w:cs="Times New Roman"/>
-          <w:sz w:val="22"/>
-          <w:szCs w:val="22"/>
-        </w:rPr>
-        <w:t>[ ] Notice of Hearing and Motion for Entry of Default Judgment of Divorce</w:t>
+      <w:proofErr w:type="gramStart"/>
+      <w:r>
+        <w:rPr>
+          <w:rFonts w:ascii="Times New Roman" w:hAnsi="Times New Roman" w:cs="Times New Roman"/>
+          <w:sz w:val="22"/>
+          <w:szCs w:val="22"/>
+        </w:rPr>
+        <w:t>[ ]</w:t>
+      </w:r>
+      <w:proofErr w:type="gramEnd"/>
+      <w:r>
+        <w:rPr>
+          <w:rFonts w:ascii="Times New Roman" w:hAnsi="Times New Roman" w:cs="Times New Roman"/>
+          <w:sz w:val="22"/>
+          <w:szCs w:val="22"/>
+        </w:rPr>
+        <w:t xml:space="preserve"> Notice of Hearing and Motion for Entry of Default Judgment of Divorce</w:t>
       </w:r>
     </w:p>
     <w:p>
@@ -3040,13 +4936,23 @@
           <w:szCs w:val="22"/>
         </w:rPr>
       </w:pPr>
-      <w:r>
-        <w:rPr>
-          <w:rFonts w:ascii="Times New Roman" w:hAnsi="Times New Roman" w:cs="Times New Roman"/>
-          <w:sz w:val="22"/>
-          <w:szCs w:val="22"/>
-        </w:rPr>
-        <w:t>[ ] Proposed Judgment of Divorce</w:t>
+      <w:proofErr w:type="gramStart"/>
+      <w:r>
+        <w:rPr>
+          <w:rFonts w:ascii="Times New Roman" w:hAnsi="Times New Roman" w:cs="Times New Roman"/>
+          <w:sz w:val="22"/>
+          <w:szCs w:val="22"/>
+        </w:rPr>
+        <w:t>[ ]</w:t>
+      </w:r>
+      <w:proofErr w:type="gramEnd"/>
+      <w:r>
+        <w:rPr>
+          <w:rFonts w:ascii="Times New Roman" w:hAnsi="Times New Roman" w:cs="Times New Roman"/>
+          <w:sz w:val="22"/>
+          <w:szCs w:val="22"/>
+        </w:rPr>
+        <w:t xml:space="preserve"> Proposed Judgment of Divorce</w:t>
       </w:r>
     </w:p>
     <w:p>
@@ -3067,6 +4973,7 @@
         </w:rPr>
         <w:t xml:space="preserve">{%p if </w:t>
       </w:r>
+      <w:proofErr w:type="spellStart"/>
       <w:r>
         <w:rPr>
           <w:rFonts w:ascii="Times New Roman" w:hAnsi="Times New Roman" w:cs="Times New Roman"/>
@@ -3076,6 +4983,7 @@
         </w:rPr>
         <w:t>there_are_marital_children</w:t>
       </w:r>
+      <w:proofErr w:type="spellEnd"/>
       <w:r>
         <w:rPr>
           <w:rFonts w:ascii="Times New Roman" w:hAnsi="Times New Roman" w:cs="Times New Roman"/>
@@ -3104,13 +5012,23 @@
           <w:szCs w:val="22"/>
         </w:rPr>
       </w:pPr>
-      <w:r>
-        <w:rPr>
-          <w:rFonts w:ascii="Times New Roman" w:hAnsi="Times New Roman" w:cs="Times New Roman"/>
-          <w:sz w:val="22"/>
-          <w:szCs w:val="22"/>
-        </w:rPr>
-        <w:t>[ ] Proposed Uniform Child Support Order</w:t>
+      <w:proofErr w:type="gramStart"/>
+      <w:r>
+        <w:rPr>
+          <w:rFonts w:ascii="Times New Roman" w:hAnsi="Times New Roman" w:cs="Times New Roman"/>
+          <w:sz w:val="22"/>
+          <w:szCs w:val="22"/>
+        </w:rPr>
+        <w:t>[ ]</w:t>
+      </w:r>
+      <w:proofErr w:type="gramEnd"/>
+      <w:r>
+        <w:rPr>
+          <w:rFonts w:ascii="Times New Roman" w:hAnsi="Times New Roman" w:cs="Times New Roman"/>
+          <w:sz w:val="22"/>
+          <w:szCs w:val="22"/>
+        </w:rPr>
+        <w:t xml:space="preserve"> Proposed Uniform Child Support Order</w:t>
       </w:r>
     </w:p>
     <w:p>
@@ -3150,14 +5068,65 @@
         </w:rPr>
         <w:t xml:space="preserve">{%p if </w:t>
       </w:r>
-      <w:r>
-        <w:rPr>
-          <w:rFonts w:ascii="Times New Roman" w:hAnsi="Times New Roman" w:cs="Times New Roman"/>
-          <w:sz w:val="22"/>
-          <w:szCs w:val="22"/>
-          <w:highlight w:val="yellow"/>
-        </w:rPr>
-        <w:t>user_wants_post_divorce_support or spousal_support_provisions == "user_agrees_to_pay_spousal_support"</w:t>
+      <w:proofErr w:type="spellStart"/>
+      <w:r>
+        <w:rPr>
+          <w:rFonts w:ascii="Times New Roman" w:hAnsi="Times New Roman" w:cs="Times New Roman"/>
+          <w:sz w:val="22"/>
+          <w:szCs w:val="22"/>
+          <w:highlight w:val="yellow"/>
+        </w:rPr>
+        <w:t>user_wants_post_divorce_support</w:t>
+      </w:r>
+      <w:proofErr w:type="spellEnd"/>
+      <w:r>
+        <w:rPr>
+          <w:rFonts w:ascii="Times New Roman" w:hAnsi="Times New Roman" w:cs="Times New Roman"/>
+          <w:sz w:val="22"/>
+          <w:szCs w:val="22"/>
+          <w:highlight w:val="yellow"/>
+        </w:rPr>
+        <w:t xml:space="preserve"> or </w:t>
+      </w:r>
+      <w:proofErr w:type="spellStart"/>
+      <w:r>
+        <w:rPr>
+          <w:rFonts w:ascii="Times New Roman" w:hAnsi="Times New Roman" w:cs="Times New Roman"/>
+          <w:sz w:val="22"/>
+          <w:szCs w:val="22"/>
+          <w:highlight w:val="yellow"/>
+        </w:rPr>
+        <w:t>spousal_support_provisions</w:t>
+      </w:r>
+      <w:proofErr w:type="spellEnd"/>
+      <w:r>
+        <w:rPr>
+          <w:rFonts w:ascii="Times New Roman" w:hAnsi="Times New Roman" w:cs="Times New Roman"/>
+          <w:sz w:val="22"/>
+          <w:szCs w:val="22"/>
+          <w:highlight w:val="yellow"/>
+        </w:rPr>
+        <w:t xml:space="preserve"> == "</w:t>
+      </w:r>
+      <w:proofErr w:type="spellStart"/>
+      <w:r>
+        <w:rPr>
+          <w:rFonts w:ascii="Times New Roman" w:hAnsi="Times New Roman" w:cs="Times New Roman"/>
+          <w:sz w:val="22"/>
+          <w:szCs w:val="22"/>
+          <w:highlight w:val="yellow"/>
+        </w:rPr>
+        <w:t>user_agrees_to_pay_spousal_support</w:t>
+      </w:r>
+      <w:proofErr w:type="spellEnd"/>
+      <w:r>
+        <w:rPr>
+          <w:rFonts w:ascii="Times New Roman" w:hAnsi="Times New Roman" w:cs="Times New Roman"/>
+          <w:sz w:val="22"/>
+          <w:szCs w:val="22"/>
+          <w:highlight w:val="yellow"/>
+        </w:rPr>
+        <w:t>"</w:t>
       </w:r>
       <w:r>
         <w:rPr>
@@ -3187,13 +5156,23 @@
           <w:szCs w:val="22"/>
         </w:rPr>
       </w:pPr>
-      <w:r>
-        <w:rPr>
-          <w:rFonts w:ascii="Times New Roman" w:hAnsi="Times New Roman" w:cs="Times New Roman"/>
-          <w:sz w:val="22"/>
-          <w:szCs w:val="22"/>
-        </w:rPr>
-        <w:t>[ ] Proposed Uniform Spousal Support Order</w:t>
+      <w:proofErr w:type="gramStart"/>
+      <w:r>
+        <w:rPr>
+          <w:rFonts w:ascii="Times New Roman" w:hAnsi="Times New Roman" w:cs="Times New Roman"/>
+          <w:sz w:val="22"/>
+          <w:szCs w:val="22"/>
+        </w:rPr>
+        <w:t>[ ]</w:t>
+      </w:r>
+      <w:proofErr w:type="gramEnd"/>
+      <w:r>
+        <w:rPr>
+          <w:rFonts w:ascii="Times New Roman" w:hAnsi="Times New Roman" w:cs="Times New Roman"/>
+          <w:sz w:val="22"/>
+          <w:szCs w:val="22"/>
+        </w:rPr>
+        <w:t xml:space="preserve"> Proposed Uniform Spousal Support Order</w:t>
       </w:r>
     </w:p>
     <w:p>
@@ -3224,13 +5203,23 @@
           <w:szCs w:val="22"/>
         </w:rPr>
       </w:pPr>
-      <w:r>
-        <w:rPr>
-          <w:rFonts w:ascii="Times New Roman" w:hAnsi="Times New Roman" w:cs="Times New Roman"/>
-          <w:sz w:val="22"/>
-          <w:szCs w:val="22"/>
-        </w:rPr>
-        <w:t>[ ] Judgment of Divorce</w:t>
+      <w:proofErr w:type="gramStart"/>
+      <w:r>
+        <w:rPr>
+          <w:rFonts w:ascii="Times New Roman" w:hAnsi="Times New Roman" w:cs="Times New Roman"/>
+          <w:sz w:val="22"/>
+          <w:szCs w:val="22"/>
+        </w:rPr>
+        <w:t>[ ]</w:t>
+      </w:r>
+      <w:proofErr w:type="gramEnd"/>
+      <w:r>
+        <w:rPr>
+          <w:rFonts w:ascii="Times New Roman" w:hAnsi="Times New Roman" w:cs="Times New Roman"/>
+          <w:sz w:val="22"/>
+          <w:szCs w:val="22"/>
+        </w:rPr>
+        <w:t xml:space="preserve"> Judgment of Divorce</w:t>
       </w:r>
     </w:p>
     <w:p>
@@ -3251,6 +5240,7 @@
         </w:rPr>
         <w:t xml:space="preserve">{%p if </w:t>
       </w:r>
+      <w:proofErr w:type="spellStart"/>
       <w:r>
         <w:rPr>
           <w:rFonts w:ascii="Times New Roman" w:hAnsi="Times New Roman" w:cs="Times New Roman"/>
@@ -3260,6 +5250,7 @@
         </w:rPr>
         <w:t>there_are_marital_children</w:t>
       </w:r>
+      <w:proofErr w:type="spellEnd"/>
       <w:r>
         <w:rPr>
           <w:rFonts w:ascii="Times New Roman" w:hAnsi="Times New Roman" w:cs="Times New Roman"/>
@@ -3288,13 +5279,23 @@
           <w:szCs w:val="22"/>
         </w:rPr>
       </w:pPr>
-      <w:r>
-        <w:rPr>
-          <w:rFonts w:ascii="Times New Roman" w:hAnsi="Times New Roman" w:cs="Times New Roman"/>
-          <w:sz w:val="22"/>
-          <w:szCs w:val="22"/>
-        </w:rPr>
-        <w:t>[ ] Uniform Child Support Order</w:t>
+      <w:proofErr w:type="gramStart"/>
+      <w:r>
+        <w:rPr>
+          <w:rFonts w:ascii="Times New Roman" w:hAnsi="Times New Roman" w:cs="Times New Roman"/>
+          <w:sz w:val="22"/>
+          <w:szCs w:val="22"/>
+        </w:rPr>
+        <w:t>[ ]</w:t>
+      </w:r>
+      <w:proofErr w:type="gramEnd"/>
+      <w:r>
+        <w:rPr>
+          <w:rFonts w:ascii="Times New Roman" w:hAnsi="Times New Roman" w:cs="Times New Roman"/>
+          <w:sz w:val="22"/>
+          <w:szCs w:val="22"/>
+        </w:rPr>
+        <w:t xml:space="preserve"> Uniform Child Support Order</w:t>
       </w:r>
     </w:p>
     <w:p>
@@ -3334,14 +5335,65 @@
         </w:rPr>
         <w:t xml:space="preserve">{%p if </w:t>
       </w:r>
-      <w:r>
-        <w:rPr>
-          <w:rFonts w:ascii="Times New Roman" w:hAnsi="Times New Roman" w:cs="Times New Roman"/>
-          <w:sz w:val="22"/>
-          <w:szCs w:val="22"/>
-          <w:highlight w:val="yellow"/>
-        </w:rPr>
-        <w:t>user_wants_post_divorce_support or spousal_support_provisions == "user_agrees_to_pay_spousal_support"</w:t>
+      <w:proofErr w:type="spellStart"/>
+      <w:r>
+        <w:rPr>
+          <w:rFonts w:ascii="Times New Roman" w:hAnsi="Times New Roman" w:cs="Times New Roman"/>
+          <w:sz w:val="22"/>
+          <w:szCs w:val="22"/>
+          <w:highlight w:val="yellow"/>
+        </w:rPr>
+        <w:t>user_wants_post_divorce_support</w:t>
+      </w:r>
+      <w:proofErr w:type="spellEnd"/>
+      <w:r>
+        <w:rPr>
+          <w:rFonts w:ascii="Times New Roman" w:hAnsi="Times New Roman" w:cs="Times New Roman"/>
+          <w:sz w:val="22"/>
+          <w:szCs w:val="22"/>
+          <w:highlight w:val="yellow"/>
+        </w:rPr>
+        <w:t xml:space="preserve"> or </w:t>
+      </w:r>
+      <w:proofErr w:type="spellStart"/>
+      <w:r>
+        <w:rPr>
+          <w:rFonts w:ascii="Times New Roman" w:hAnsi="Times New Roman" w:cs="Times New Roman"/>
+          <w:sz w:val="22"/>
+          <w:szCs w:val="22"/>
+          <w:highlight w:val="yellow"/>
+        </w:rPr>
+        <w:t>spousal_support_provisions</w:t>
+      </w:r>
+      <w:proofErr w:type="spellEnd"/>
+      <w:r>
+        <w:rPr>
+          <w:rFonts w:ascii="Times New Roman" w:hAnsi="Times New Roman" w:cs="Times New Roman"/>
+          <w:sz w:val="22"/>
+          <w:szCs w:val="22"/>
+          <w:highlight w:val="yellow"/>
+        </w:rPr>
+        <w:t xml:space="preserve"> == "</w:t>
+      </w:r>
+      <w:proofErr w:type="spellStart"/>
+      <w:r>
+        <w:rPr>
+          <w:rFonts w:ascii="Times New Roman" w:hAnsi="Times New Roman" w:cs="Times New Roman"/>
+          <w:sz w:val="22"/>
+          <w:szCs w:val="22"/>
+          <w:highlight w:val="yellow"/>
+        </w:rPr>
+        <w:t>user_agrees_to_pay_spousal_support</w:t>
+      </w:r>
+      <w:proofErr w:type="spellEnd"/>
+      <w:r>
+        <w:rPr>
+          <w:rFonts w:ascii="Times New Roman" w:hAnsi="Times New Roman" w:cs="Times New Roman"/>
+          <w:sz w:val="22"/>
+          <w:szCs w:val="22"/>
+          <w:highlight w:val="yellow"/>
+        </w:rPr>
+        <w:t>"</w:t>
       </w:r>
       <w:r>
         <w:rPr>
@@ -3371,13 +5423,23 @@
           <w:szCs w:val="22"/>
         </w:rPr>
       </w:pPr>
-      <w:r>
-        <w:rPr>
-          <w:rFonts w:ascii="Times New Roman" w:hAnsi="Times New Roman" w:cs="Times New Roman"/>
-          <w:sz w:val="22"/>
-          <w:szCs w:val="22"/>
-        </w:rPr>
-        <w:t>[ ] Uniform Spousal Support Order</w:t>
+      <w:proofErr w:type="gramStart"/>
+      <w:r>
+        <w:rPr>
+          <w:rFonts w:ascii="Times New Roman" w:hAnsi="Times New Roman" w:cs="Times New Roman"/>
+          <w:sz w:val="22"/>
+          <w:szCs w:val="22"/>
+        </w:rPr>
+        <w:t>[ ]</w:t>
+      </w:r>
+      <w:proofErr w:type="gramEnd"/>
+      <w:r>
+        <w:rPr>
+          <w:rFonts w:ascii="Times New Roman" w:hAnsi="Times New Roman" w:cs="Times New Roman"/>
+          <w:sz w:val="22"/>
+          <w:szCs w:val="22"/>
+        </w:rPr>
+        <w:t xml:space="preserve"> Uniform Spousal Support Order</w:t>
       </w:r>
     </w:p>
     <w:p>
@@ -3424,8 +5486,19 @@
           <w:szCs w:val="22"/>
           <w:highlight w:val="yellow"/>
         </w:rPr>
-        <w:t>if foc_100_full.enabled</w:t>
-      </w:r>
+        <w:t>if foc_100_</w:t>
+      </w:r>
+      <w:proofErr w:type="gramStart"/>
+      <w:r>
+        <w:rPr>
+          <w:rFonts w:ascii="Times New Roman" w:hAnsi="Times New Roman" w:cs="Times New Roman"/>
+          <w:sz w:val="22"/>
+          <w:szCs w:val="22"/>
+          <w:highlight w:val="yellow"/>
+        </w:rPr>
+        <w:t>full.enabled</w:t>
+      </w:r>
+      <w:proofErr w:type="gramEnd"/>
       <w:r>
         <w:rPr>
           <w:rFonts w:ascii="Times New Roman" w:hAnsi="Times New Roman" w:cs="Times New Roman"/>
@@ -3463,13 +5536,23 @@
           <w:szCs w:val="22"/>
         </w:rPr>
       </w:pPr>
-      <w:r>
-        <w:rPr>
-          <w:rFonts w:ascii="Times New Roman" w:hAnsi="Times New Roman" w:cs="Times New Roman"/>
-          <w:sz w:val="22"/>
-          <w:szCs w:val="22"/>
-        </w:rPr>
-        <w:t>[ ] Domestic Relations Judgment Information Form</w:t>
+      <w:proofErr w:type="gramStart"/>
+      <w:r>
+        <w:rPr>
+          <w:rFonts w:ascii="Times New Roman" w:hAnsi="Times New Roman" w:cs="Times New Roman"/>
+          <w:sz w:val="22"/>
+          <w:szCs w:val="22"/>
+        </w:rPr>
+        <w:t>[ ]</w:t>
+      </w:r>
+      <w:proofErr w:type="gramEnd"/>
+      <w:r>
+        <w:rPr>
+          <w:rFonts w:ascii="Times New Roman" w:hAnsi="Times New Roman" w:cs="Times New Roman"/>
+          <w:sz w:val="22"/>
+          <w:szCs w:val="22"/>
+        </w:rPr>
+        <w:t xml:space="preserve"> Domestic Relations Judgment Information Form</w:t>
       </w:r>
     </w:p>
     <w:p>
@@ -3537,13 +5620,23 @@
           <w:szCs w:val="22"/>
         </w:rPr>
       </w:pPr>
-      <w:r>
-        <w:rPr>
-          <w:rFonts w:ascii="Times New Roman" w:hAnsi="Times New Roman" w:cs="Times New Roman"/>
-          <w:sz w:val="22"/>
-          <w:szCs w:val="22"/>
-        </w:rPr>
-        <w:t>[ ] Other: _________________________________</w:t>
+      <w:proofErr w:type="gramStart"/>
+      <w:r>
+        <w:rPr>
+          <w:rFonts w:ascii="Times New Roman" w:hAnsi="Times New Roman" w:cs="Times New Roman"/>
+          <w:sz w:val="22"/>
+          <w:szCs w:val="22"/>
+        </w:rPr>
+        <w:t>[ ]</w:t>
+      </w:r>
+      <w:proofErr w:type="gramEnd"/>
+      <w:r>
+        <w:rPr>
+          <w:rFonts w:ascii="Times New Roman" w:hAnsi="Times New Roman" w:cs="Times New Roman"/>
+          <w:sz w:val="22"/>
+          <w:szCs w:val="22"/>
+        </w:rPr>
+        <w:t xml:space="preserve"> Other: _________________________________</w:t>
       </w:r>
     </w:p>
     <w:p>
@@ -3660,6 +5753,7 @@
           <w:szCs w:val="22"/>
         </w:rPr>
       </w:pPr>
+      <w:proofErr w:type="gramStart"/>
       <w:r>
         <w:rPr>
           <w:rFonts w:ascii="Times New Roman" w:hAnsi="Times New Roman" w:cs="Times New Roman"/>
@@ -3676,21 +5770,23 @@
         </w:rPr>
         <w:t>users</w:t>
       </w:r>
+      <w:proofErr w:type="gramEnd"/>
       <w:r>
         <w:rPr>
           <w:rFonts w:ascii="Times New Roman" w:hAnsi="Times New Roman" w:cs="Times New Roman"/>
           <w:sz w:val="20"/>
           <w:szCs w:val="20"/>
         </w:rPr>
-        <w:t xml:space="preserve">[0] </w:t>
-      </w:r>
+        <w:t>[0</w:t>
+      </w:r>
+      <w:proofErr w:type="gramStart"/>
       <w:r>
         <w:rPr>
           <w:rFonts w:ascii="Times New Roman" w:hAnsi="Times New Roman" w:cs="Times New Roman"/>
           <w:sz w:val="20"/>
           <w:szCs w:val="20"/>
         </w:rPr>
-        <w:t>}}</w:t>
+        <w:t xml:space="preserve">] </w:t>
       </w:r>
       <w:r>
         <w:rPr>
@@ -3698,15 +5794,16 @@
           <w:sz w:val="20"/>
           <w:szCs w:val="20"/>
         </w:rPr>
-        <w:t xml:space="preserve">, </w:t>
-      </w:r>
+        <w:t>}</w:t>
+      </w:r>
+      <w:proofErr w:type="gramEnd"/>
       <w:r>
         <w:rPr>
           <w:rFonts w:ascii="Times New Roman" w:hAnsi="Times New Roman" w:cs="Times New Roman"/>
           <w:sz w:val="20"/>
           <w:szCs w:val="20"/>
         </w:rPr>
-        <w:t>{% if user_ask_role == “plaintiff” %}Plaintiff{% else</w:t>
+        <w:t>}</w:t>
       </w:r>
       <w:r>
         <w:rPr>
@@ -3714,7 +5811,7 @@
           <w:sz w:val="20"/>
           <w:szCs w:val="20"/>
         </w:rPr>
-        <w:t xml:space="preserve"> </w:t>
+        <w:t xml:space="preserve">, </w:t>
       </w:r>
       <w:r>
         <w:rPr>
@@ -3722,7 +5819,69 @@
           <w:sz w:val="20"/>
           <w:szCs w:val="20"/>
         </w:rPr>
-        <w:t>%}Defendant{% endif %}, Self-represented</w:t>
+        <w:t xml:space="preserve">{% if </w:t>
+      </w:r>
+      <w:proofErr w:type="spellStart"/>
+      <w:r>
+        <w:rPr>
+          <w:rFonts w:ascii="Times New Roman" w:hAnsi="Times New Roman" w:cs="Times New Roman"/>
+          <w:sz w:val="20"/>
+          <w:szCs w:val="20"/>
+        </w:rPr>
+        <w:t>user_ask_role</w:t>
+      </w:r>
+      <w:proofErr w:type="spellEnd"/>
+      <w:r>
+        <w:rPr>
+          <w:rFonts w:ascii="Times New Roman" w:hAnsi="Times New Roman" w:cs="Times New Roman"/>
+          <w:sz w:val="20"/>
+          <w:szCs w:val="20"/>
+        </w:rPr>
+        <w:t xml:space="preserve"> == “plaintiff” </w:t>
+      </w:r>
+      <w:proofErr w:type="gramStart"/>
+      <w:r>
+        <w:rPr>
+          <w:rFonts w:ascii="Times New Roman" w:hAnsi="Times New Roman" w:cs="Times New Roman"/>
+          <w:sz w:val="20"/>
+          <w:szCs w:val="20"/>
+        </w:rPr>
+        <w:t>%}Plaintiff</w:t>
+      </w:r>
+      <w:proofErr w:type="gramEnd"/>
+      <w:r>
+        <w:rPr>
+          <w:rFonts w:ascii="Times New Roman" w:hAnsi="Times New Roman" w:cs="Times New Roman"/>
+          <w:sz w:val="20"/>
+          <w:szCs w:val="20"/>
+        </w:rPr>
+        <w:t>{% else</w:t>
+      </w:r>
+      <w:r>
+        <w:rPr>
+          <w:rFonts w:ascii="Times New Roman" w:hAnsi="Times New Roman" w:cs="Times New Roman"/>
+          <w:sz w:val="20"/>
+          <w:szCs w:val="20"/>
+        </w:rPr>
+        <w:t xml:space="preserve"> </w:t>
+      </w:r>
+      <w:proofErr w:type="gramStart"/>
+      <w:r>
+        <w:rPr>
+          <w:rFonts w:ascii="Times New Roman" w:hAnsi="Times New Roman" w:cs="Times New Roman"/>
+          <w:sz w:val="20"/>
+          <w:szCs w:val="20"/>
+        </w:rPr>
+        <w:t>%}Defendant</w:t>
+      </w:r>
+      <w:proofErr w:type="gramEnd"/>
+      <w:r>
+        <w:rPr>
+          <w:rFonts w:ascii="Times New Roman" w:hAnsi="Times New Roman" w:cs="Times New Roman"/>
+          <w:sz w:val="20"/>
+          <w:szCs w:val="20"/>
+        </w:rPr>
+        <w:t>{% endif %}, Self-represented</w:t>
       </w:r>
     </w:p>
     <w:sectPr>

--- a/docassemble/MLHDivorceAndCustody/data/templates/proof_of_service.docx
+++ b/docassemble/MLHDivorceAndCustody/data/templates/proof_of_service.docx
@@ -37,15 +37,61 @@
           <w:sz w:val="22"/>
           <w:szCs w:val="22"/>
         </w:rPr>
-        <w:t xml:space="preserve">IN THE FAMILY DIVISION FOR THE  </w:t>
-      </w:r>
-      <w:r>
-        <w:rPr>
-          <w:rFonts w:ascii="Times New Roman" w:hAnsi="Times New Roman" w:cs="Times New Roman"/>
-          <w:sz w:val="22"/>
-          <w:szCs w:val="22"/>
-        </w:rPr>
-        <w:t>{{ the_court.number }}</w:t>
+        <w:t xml:space="preserve">IN THE FAMILY DIVISION FOR </w:t>
+      </w:r>
+      <w:proofErr w:type="gramStart"/>
+      <w:r>
+        <w:rPr>
+          <w:rFonts w:ascii="Times New Roman" w:hAnsi="Times New Roman" w:cs="Times New Roman"/>
+          <w:sz w:val="22"/>
+          <w:szCs w:val="22"/>
+        </w:rPr>
+        <w:t xml:space="preserve">THE  </w:t>
+      </w:r>
+      <w:r>
+        <w:rPr>
+          <w:rFonts w:ascii="Times New Roman" w:hAnsi="Times New Roman" w:cs="Times New Roman"/>
+          <w:sz w:val="22"/>
+          <w:szCs w:val="22"/>
+        </w:rPr>
+        <w:t xml:space="preserve">{{ </w:t>
+      </w:r>
+      <w:proofErr w:type="spellStart"/>
+      <w:r>
+        <w:rPr>
+          <w:rFonts w:ascii="Times New Roman" w:hAnsi="Times New Roman" w:cs="Times New Roman"/>
+          <w:sz w:val="22"/>
+          <w:szCs w:val="22"/>
+        </w:rPr>
+        <w:t>the</w:t>
+      </w:r>
+      <w:proofErr w:type="gramEnd"/>
+      <w:r>
+        <w:rPr>
+          <w:rFonts w:ascii="Times New Roman" w:hAnsi="Times New Roman" w:cs="Times New Roman"/>
+          <w:sz w:val="22"/>
+          <w:szCs w:val="22"/>
+        </w:rPr>
+        <w:t>_</w:t>
+      </w:r>
+      <w:proofErr w:type="gramStart"/>
+      <w:r>
+        <w:rPr>
+          <w:rFonts w:ascii="Times New Roman" w:hAnsi="Times New Roman" w:cs="Times New Roman"/>
+          <w:sz w:val="22"/>
+          <w:szCs w:val="22"/>
+        </w:rPr>
+        <w:t>court.number</w:t>
+      </w:r>
+      <w:proofErr w:type="spellEnd"/>
+      <w:proofErr w:type="gramEnd"/>
+      <w:r>
+        <w:rPr>
+          <w:rFonts w:ascii="Times New Roman" w:hAnsi="Times New Roman" w:cs="Times New Roman"/>
+          <w:sz w:val="22"/>
+          <w:szCs w:val="22"/>
+        </w:rPr>
+        <w:t xml:space="preserve"> }}</w:t>
       </w:r>
       <w:r>
         <w:rPr>
@@ -74,13 +120,59 @@
         </w:rPr>
         <w:t xml:space="preserve">COUNTY OF </w:t>
       </w:r>
-      <w:r>
-        <w:rPr>
-          <w:rFonts w:ascii="Times New Roman" w:hAnsi="Times New Roman" w:cs="Times New Roman"/>
-          <w:sz w:val="22"/>
-          <w:szCs w:val="22"/>
-        </w:rPr>
-        <w:t>{{ county_choice | upper }}</w:t>
+      <w:proofErr w:type="gramStart"/>
+      <w:r>
+        <w:rPr>
+          <w:rFonts w:ascii="Times New Roman" w:hAnsi="Times New Roman" w:cs="Times New Roman"/>
+          <w:sz w:val="22"/>
+          <w:szCs w:val="22"/>
+        </w:rPr>
+        <w:t xml:space="preserve">{{ </w:t>
+      </w:r>
+      <w:proofErr w:type="spellStart"/>
+      <w:r>
+        <w:rPr>
+          <w:rFonts w:ascii="Times New Roman" w:hAnsi="Times New Roman" w:cs="Times New Roman"/>
+          <w:sz w:val="22"/>
+          <w:szCs w:val="22"/>
+        </w:rPr>
+        <w:t>county</w:t>
+      </w:r>
+      <w:proofErr w:type="gramEnd"/>
+      <w:r>
+        <w:rPr>
+          <w:rFonts w:ascii="Times New Roman" w:hAnsi="Times New Roman" w:cs="Times New Roman"/>
+          <w:sz w:val="22"/>
+          <w:szCs w:val="22"/>
+        </w:rPr>
+        <w:t>_choice</w:t>
+      </w:r>
+      <w:proofErr w:type="spellEnd"/>
+      <w:r>
+        <w:rPr>
+          <w:rFonts w:ascii="Times New Roman" w:hAnsi="Times New Roman" w:cs="Times New Roman"/>
+          <w:sz w:val="22"/>
+          <w:szCs w:val="22"/>
+        </w:rPr>
+        <w:t xml:space="preserve"> | </w:t>
+      </w:r>
+      <w:proofErr w:type="gramStart"/>
+      <w:r>
+        <w:rPr>
+          <w:rFonts w:ascii="Times New Roman" w:hAnsi="Times New Roman" w:cs="Times New Roman"/>
+          <w:sz w:val="22"/>
+          <w:szCs w:val="22"/>
+        </w:rPr>
+        <w:t>upper }</w:t>
+      </w:r>
+      <w:proofErr w:type="gramEnd"/>
+      <w:r>
+        <w:rPr>
+          <w:rFonts w:ascii="Times New Roman" w:hAnsi="Times New Roman" w:cs="Times New Roman"/>
+          <w:sz w:val="22"/>
+          <w:szCs w:val="22"/>
+        </w:rPr>
+        <w:t>}</w:t>
       </w:r>
     </w:p>
     <w:p>
@@ -137,6 +229,7 @@
                 <w:szCs w:val="22"/>
               </w:rPr>
             </w:pPr>
+            <w:proofErr w:type="gramStart"/>
             <w:r>
               <w:rPr>
                 <w:rFonts w:ascii="Times New Roman" w:hAnsi="Times New Roman" w:cs="Times New Roman"/>
@@ -145,13 +238,41 @@
               </w:rPr>
               <w:t>{{ plaintiffs</w:t>
             </w:r>
+            <w:proofErr w:type="gramEnd"/>
             <w:r>
               <w:rPr>
                 <w:rFonts w:ascii="Times New Roman" w:hAnsi="Times New Roman" w:cs="Times New Roman"/>
                 <w:sz w:val="22"/>
                 <w:szCs w:val="22"/>
               </w:rPr>
-              <w:t>[0].name_full()</w:t>
+              <w:t>[0].</w:t>
+            </w:r>
+            <w:proofErr w:type="spellStart"/>
+            <w:r>
+              <w:rPr>
+                <w:rFonts w:ascii="Times New Roman" w:hAnsi="Times New Roman" w:cs="Times New Roman"/>
+                <w:sz w:val="22"/>
+                <w:szCs w:val="22"/>
+              </w:rPr>
+              <w:t>name_</w:t>
+            </w:r>
+            <w:proofErr w:type="gramStart"/>
+            <w:r>
+              <w:rPr>
+                <w:rFonts w:ascii="Times New Roman" w:hAnsi="Times New Roman" w:cs="Times New Roman"/>
+                <w:sz w:val="22"/>
+                <w:szCs w:val="22"/>
+              </w:rPr>
+              <w:t>full</w:t>
+            </w:r>
+            <w:proofErr w:type="spellEnd"/>
+            <w:r>
+              <w:rPr>
+                <w:rFonts w:ascii="Times New Roman" w:hAnsi="Times New Roman" w:cs="Times New Roman"/>
+                <w:sz w:val="22"/>
+                <w:szCs w:val="22"/>
+              </w:rPr>
+              <w:t>()</w:t>
             </w:r>
             <w:r>
               <w:rPr>
@@ -167,7 +288,16 @@
                 <w:sz w:val="22"/>
                 <w:szCs w:val="22"/>
               </w:rPr>
-              <w:t>}}</w:t>
+              <w:t>}</w:t>
+            </w:r>
+            <w:proofErr w:type="gramEnd"/>
+            <w:r>
+              <w:rPr>
+                <w:rFonts w:ascii="Times New Roman" w:hAnsi="Times New Roman" w:cs="Times New Roman"/>
+                <w:sz w:val="22"/>
+                <w:szCs w:val="22"/>
+              </w:rPr>
+              <w:t>}</w:t>
             </w:r>
           </w:p>
           <w:p>
@@ -235,13 +365,59 @@
                 <w:szCs w:val="22"/>
               </w:rPr>
             </w:pPr>
+            <w:proofErr w:type="gramStart"/>
             <w:r>
               <w:rPr>
                 <w:rFonts w:ascii="Times New Roman" w:hAnsi="Times New Roman" w:cs="Times New Roman"/>
                 <w:sz w:val="22"/>
                 <w:szCs w:val="22"/>
               </w:rPr>
-              <w:t>{{ defendants[0].name_full() }}</w:t>
+              <w:t>{{ defendants</w:t>
+            </w:r>
+            <w:proofErr w:type="gramEnd"/>
+            <w:r>
+              <w:rPr>
+                <w:rFonts w:ascii="Times New Roman" w:hAnsi="Times New Roman" w:cs="Times New Roman"/>
+                <w:sz w:val="22"/>
+                <w:szCs w:val="22"/>
+              </w:rPr>
+              <w:t>[0].</w:t>
+            </w:r>
+            <w:proofErr w:type="spellStart"/>
+            <w:r>
+              <w:rPr>
+                <w:rFonts w:ascii="Times New Roman" w:hAnsi="Times New Roman" w:cs="Times New Roman"/>
+                <w:sz w:val="22"/>
+                <w:szCs w:val="22"/>
+              </w:rPr>
+              <w:t>name_</w:t>
+            </w:r>
+            <w:proofErr w:type="gramStart"/>
+            <w:r>
+              <w:rPr>
+                <w:rFonts w:ascii="Times New Roman" w:hAnsi="Times New Roman" w:cs="Times New Roman"/>
+                <w:sz w:val="22"/>
+                <w:szCs w:val="22"/>
+              </w:rPr>
+              <w:t>full</w:t>
+            </w:r>
+            <w:proofErr w:type="spellEnd"/>
+            <w:r>
+              <w:rPr>
+                <w:rFonts w:ascii="Times New Roman" w:hAnsi="Times New Roman" w:cs="Times New Roman"/>
+                <w:sz w:val="22"/>
+                <w:szCs w:val="22"/>
+              </w:rPr>
+              <w:t>() }</w:t>
+            </w:r>
+            <w:proofErr w:type="gramEnd"/>
+            <w:r>
+              <w:rPr>
+                <w:rFonts w:ascii="Times New Roman" w:hAnsi="Times New Roman" w:cs="Times New Roman"/>
+                <w:sz w:val="22"/>
+                <w:szCs w:val="22"/>
+              </w:rPr>
+              <w:t>}</w:t>
             </w:r>
           </w:p>
           <w:p>
@@ -340,6 +516,7 @@
               </w:rPr>
               <w:t xml:space="preserve"> </w:t>
             </w:r>
+            <w:proofErr w:type="gramStart"/>
             <w:r>
               <w:rPr>
                 <w:rFonts w:ascii="Times New Roman" w:hAnsi="Times New Roman" w:cs="Times New Roman"/>
@@ -347,7 +524,57 @@
                 <w:szCs w:val="22"/>
                 <w:u w:val="single"/>
               </w:rPr>
-              <w:t>{{ docket_number }}</w:t>
+              <w:t xml:space="preserve">{{ </w:t>
+            </w:r>
+            <w:proofErr w:type="spellStart"/>
+            <w:r>
+              <w:rPr>
+                <w:rFonts w:ascii="Times New Roman" w:hAnsi="Times New Roman" w:cs="Times New Roman"/>
+                <w:sz w:val="22"/>
+                <w:szCs w:val="22"/>
+                <w:u w:val="single"/>
+              </w:rPr>
+              <w:t>docket</w:t>
+            </w:r>
+            <w:proofErr w:type="gramEnd"/>
+            <w:r>
+              <w:rPr>
+                <w:rFonts w:ascii="Times New Roman" w:hAnsi="Times New Roman" w:cs="Times New Roman"/>
+                <w:sz w:val="22"/>
+                <w:szCs w:val="22"/>
+                <w:u w:val="single"/>
+              </w:rPr>
+              <w:t>_</w:t>
+            </w:r>
+            <w:proofErr w:type="gramStart"/>
+            <w:r>
+              <w:rPr>
+                <w:rFonts w:ascii="Times New Roman" w:hAnsi="Times New Roman" w:cs="Times New Roman"/>
+                <w:sz w:val="22"/>
+                <w:szCs w:val="22"/>
+                <w:u w:val="single"/>
+              </w:rPr>
+              <w:t>number</w:t>
+            </w:r>
+            <w:proofErr w:type="spellEnd"/>
+            <w:r>
+              <w:rPr>
+                <w:rFonts w:ascii="Times New Roman" w:hAnsi="Times New Roman" w:cs="Times New Roman"/>
+                <w:sz w:val="22"/>
+                <w:szCs w:val="22"/>
+                <w:u w:val="single"/>
+              </w:rPr>
+              <w:t xml:space="preserve"> }</w:t>
+            </w:r>
+            <w:proofErr w:type="gramEnd"/>
+            <w:r>
+              <w:rPr>
+                <w:rFonts w:ascii="Times New Roman" w:hAnsi="Times New Roman" w:cs="Times New Roman"/>
+                <w:sz w:val="22"/>
+                <w:szCs w:val="22"/>
+                <w:u w:val="single"/>
+              </w:rPr>
+              <w:t>}</w:t>
             </w:r>
           </w:p>
           <w:p>
@@ -409,13 +636,41 @@
           <w:szCs w:val="21"/>
         </w:rPr>
       </w:pPr>
-      <w:r>
-        <w:rPr>
-          <w:rFonts w:ascii="Times New Roman" w:hAnsi="Times New Roman" w:cs="Times New Roman"/>
-          <w:sz w:val="21"/>
-          <w:szCs w:val="21"/>
-        </w:rPr>
-        <w:t>{{ plaintiffs[0] }}</w:t>
+      <w:proofErr w:type="gramStart"/>
+      <w:r>
+        <w:rPr>
+          <w:rFonts w:ascii="Times New Roman" w:hAnsi="Times New Roman" w:cs="Times New Roman"/>
+          <w:sz w:val="21"/>
+          <w:szCs w:val="21"/>
+        </w:rPr>
+        <w:t>{{ plaintiffs</w:t>
+      </w:r>
+      <w:proofErr w:type="gramEnd"/>
+      <w:r>
+        <w:rPr>
+          <w:rFonts w:ascii="Times New Roman" w:hAnsi="Times New Roman" w:cs="Times New Roman"/>
+          <w:sz w:val="21"/>
+          <w:szCs w:val="21"/>
+        </w:rPr>
+        <w:t>[0</w:t>
+      </w:r>
+      <w:proofErr w:type="gramStart"/>
+      <w:r>
+        <w:rPr>
+          <w:rFonts w:ascii="Times New Roman" w:hAnsi="Times New Roman" w:cs="Times New Roman"/>
+          <w:sz w:val="21"/>
+          <w:szCs w:val="21"/>
+        </w:rPr>
+        <w:t>] }</w:t>
+      </w:r>
+      <w:proofErr w:type="gramEnd"/>
+      <w:r>
+        <w:rPr>
+          <w:rFonts w:ascii="Times New Roman" w:hAnsi="Times New Roman" w:cs="Times New Roman"/>
+          <w:sz w:val="21"/>
+          <w:szCs w:val="21"/>
+        </w:rPr>
+        <w:t>}</w:t>
       </w:r>
     </w:p>
     <w:p>
@@ -435,21 +690,41 @@
         </w:rPr>
         <w:t xml:space="preserve">{%p if </w:t>
       </w:r>
-      <w:r>
-        <w:rPr>
-          <w:rFonts w:ascii="Times New Roman" w:hAnsi="Times New Roman" w:cs="Times New Roman"/>
-          <w:sz w:val="21"/>
-          <w:szCs w:val="21"/>
-        </w:rPr>
-        <w:t xml:space="preserve">user_ask_role == “plaintiff” and </w:t>
-      </w:r>
-      <w:r>
-        <w:rPr>
-          <w:rFonts w:ascii="Times New Roman" w:hAnsi="Times New Roman" w:cs="Times New Roman"/>
-          <w:sz w:val="21"/>
-          <w:szCs w:val="21"/>
-        </w:rPr>
-        <w:t xml:space="preserve">confidential_contact_info_yn </w:t>
+      <w:proofErr w:type="spellStart"/>
+      <w:r>
+        <w:rPr>
+          <w:rFonts w:ascii="Times New Roman" w:hAnsi="Times New Roman" w:cs="Times New Roman"/>
+          <w:sz w:val="21"/>
+          <w:szCs w:val="21"/>
+        </w:rPr>
+        <w:t>user_ask_role</w:t>
+      </w:r>
+      <w:proofErr w:type="spellEnd"/>
+      <w:r>
+        <w:rPr>
+          <w:rFonts w:ascii="Times New Roman" w:hAnsi="Times New Roman" w:cs="Times New Roman"/>
+          <w:sz w:val="21"/>
+          <w:szCs w:val="21"/>
+        </w:rPr>
+        <w:t xml:space="preserve"> == “plaintiff” and </w:t>
+      </w:r>
+      <w:proofErr w:type="spellStart"/>
+      <w:r>
+        <w:rPr>
+          <w:rFonts w:ascii="Times New Roman" w:hAnsi="Times New Roman" w:cs="Times New Roman"/>
+          <w:sz w:val="21"/>
+          <w:szCs w:val="21"/>
+        </w:rPr>
+        <w:t>confidential_contact_info_yn</w:t>
+      </w:r>
+      <w:proofErr w:type="spellEnd"/>
+      <w:r>
+        <w:rPr>
+          <w:rFonts w:ascii="Times New Roman" w:hAnsi="Times New Roman" w:cs="Times New Roman"/>
+          <w:sz w:val="21"/>
+          <w:szCs w:val="21"/>
+        </w:rPr>
+        <w:t xml:space="preserve"> </w:t>
       </w:r>
       <w:r>
         <w:rPr>
@@ -493,8 +768,18 @@
           <w:sz w:val="21"/>
           <w:szCs w:val="21"/>
         </w:rPr>
-        <w:t>{%p endif %}</w:t>
-      </w:r>
+        <w:t xml:space="preserve">{%p </w:t>
+      </w:r>
+      <w:proofErr w:type="gramStart"/>
+      <w:r>
+        <w:rPr>
+          <w:rFonts w:ascii="Times New Roman" w:hAnsi="Times New Roman" w:cs="Times New Roman"/>
+          <w:sz w:val="21"/>
+          <w:szCs w:val="21"/>
+        </w:rPr>
+        <w:t>endif %}</w:t>
+      </w:r>
+      <w:proofErr w:type="gramEnd"/>
     </w:p>
     <w:p>
       <w:pPr>
@@ -506,13 +791,77 @@
           <w:szCs w:val="21"/>
         </w:rPr>
       </w:pPr>
-      <w:r>
-        <w:rPr>
-          <w:rFonts w:ascii="Times New Roman" w:hAnsi="Times New Roman" w:cs="Times New Roman"/>
-          <w:sz w:val="21"/>
-          <w:szCs w:val="21"/>
-        </w:rPr>
-        <w:t>{{ plaintiffs[0].address.line_one() }}</w:t>
+      <w:proofErr w:type="gramStart"/>
+      <w:r>
+        <w:rPr>
+          <w:rFonts w:ascii="Times New Roman" w:hAnsi="Times New Roman" w:cs="Times New Roman"/>
+          <w:sz w:val="21"/>
+          <w:szCs w:val="21"/>
+        </w:rPr>
+        <w:t>{{ plaintiffs</w:t>
+      </w:r>
+      <w:proofErr w:type="gramEnd"/>
+      <w:r>
+        <w:rPr>
+          <w:rFonts w:ascii="Times New Roman" w:hAnsi="Times New Roman" w:cs="Times New Roman"/>
+          <w:sz w:val="21"/>
+          <w:szCs w:val="21"/>
+        </w:rPr>
+        <w:t>[0</w:t>
+      </w:r>
+      <w:proofErr w:type="gramStart"/>
+      <w:r>
+        <w:rPr>
+          <w:rFonts w:ascii="Times New Roman" w:hAnsi="Times New Roman" w:cs="Times New Roman"/>
+          <w:sz w:val="21"/>
+          <w:szCs w:val="21"/>
+        </w:rPr>
+        <w:t>].</w:t>
+      </w:r>
+      <w:proofErr w:type="spellStart"/>
+      <w:r>
+        <w:rPr>
+          <w:rFonts w:ascii="Times New Roman" w:hAnsi="Times New Roman" w:cs="Times New Roman"/>
+          <w:sz w:val="21"/>
+          <w:szCs w:val="21"/>
+        </w:rPr>
+        <w:t>address</w:t>
+      </w:r>
+      <w:proofErr w:type="gramEnd"/>
+      <w:r>
+        <w:rPr>
+          <w:rFonts w:ascii="Times New Roman" w:hAnsi="Times New Roman" w:cs="Times New Roman"/>
+          <w:sz w:val="21"/>
+          <w:szCs w:val="21"/>
+        </w:rPr>
+        <w:t>.line_</w:t>
+      </w:r>
+      <w:proofErr w:type="gramStart"/>
+      <w:r>
+        <w:rPr>
+          <w:rFonts w:ascii="Times New Roman" w:hAnsi="Times New Roman" w:cs="Times New Roman"/>
+          <w:sz w:val="21"/>
+          <w:szCs w:val="21"/>
+        </w:rPr>
+        <w:t>one</w:t>
+      </w:r>
+      <w:proofErr w:type="spellEnd"/>
+      <w:r>
+        <w:rPr>
+          <w:rFonts w:ascii="Times New Roman" w:hAnsi="Times New Roman" w:cs="Times New Roman"/>
+          <w:sz w:val="21"/>
+          <w:szCs w:val="21"/>
+        </w:rPr>
+        <w:t>() }</w:t>
+      </w:r>
+      <w:proofErr w:type="gramEnd"/>
+      <w:r>
+        <w:rPr>
+          <w:rFonts w:ascii="Times New Roman" w:hAnsi="Times New Roman" w:cs="Times New Roman"/>
+          <w:sz w:val="21"/>
+          <w:szCs w:val="21"/>
+        </w:rPr>
+        <w:t>}</w:t>
       </w:r>
     </w:p>
     <w:p>
@@ -525,13 +874,77 @@
           <w:szCs w:val="21"/>
         </w:rPr>
       </w:pPr>
-      <w:r>
-        <w:rPr>
-          <w:rFonts w:ascii="Times New Roman" w:hAnsi="Times New Roman" w:cs="Times New Roman"/>
-          <w:sz w:val="21"/>
-          <w:szCs w:val="21"/>
-        </w:rPr>
-        <w:t>{{ plaintiffs[0].address.line_two() }}</w:t>
+      <w:proofErr w:type="gramStart"/>
+      <w:r>
+        <w:rPr>
+          <w:rFonts w:ascii="Times New Roman" w:hAnsi="Times New Roman" w:cs="Times New Roman"/>
+          <w:sz w:val="21"/>
+          <w:szCs w:val="21"/>
+        </w:rPr>
+        <w:t>{{ plaintiffs</w:t>
+      </w:r>
+      <w:proofErr w:type="gramEnd"/>
+      <w:r>
+        <w:rPr>
+          <w:rFonts w:ascii="Times New Roman" w:hAnsi="Times New Roman" w:cs="Times New Roman"/>
+          <w:sz w:val="21"/>
+          <w:szCs w:val="21"/>
+        </w:rPr>
+        <w:t>[0</w:t>
+      </w:r>
+      <w:proofErr w:type="gramStart"/>
+      <w:r>
+        <w:rPr>
+          <w:rFonts w:ascii="Times New Roman" w:hAnsi="Times New Roman" w:cs="Times New Roman"/>
+          <w:sz w:val="21"/>
+          <w:szCs w:val="21"/>
+        </w:rPr>
+        <w:t>].</w:t>
+      </w:r>
+      <w:proofErr w:type="spellStart"/>
+      <w:r>
+        <w:rPr>
+          <w:rFonts w:ascii="Times New Roman" w:hAnsi="Times New Roman" w:cs="Times New Roman"/>
+          <w:sz w:val="21"/>
+          <w:szCs w:val="21"/>
+        </w:rPr>
+        <w:t>address</w:t>
+      </w:r>
+      <w:proofErr w:type="gramEnd"/>
+      <w:r>
+        <w:rPr>
+          <w:rFonts w:ascii="Times New Roman" w:hAnsi="Times New Roman" w:cs="Times New Roman"/>
+          <w:sz w:val="21"/>
+          <w:szCs w:val="21"/>
+        </w:rPr>
+        <w:t>.line_</w:t>
+      </w:r>
+      <w:proofErr w:type="gramStart"/>
+      <w:r>
+        <w:rPr>
+          <w:rFonts w:ascii="Times New Roman" w:hAnsi="Times New Roman" w:cs="Times New Roman"/>
+          <w:sz w:val="21"/>
+          <w:szCs w:val="21"/>
+        </w:rPr>
+        <w:t>two</w:t>
+      </w:r>
+      <w:proofErr w:type="spellEnd"/>
+      <w:r>
+        <w:rPr>
+          <w:rFonts w:ascii="Times New Roman" w:hAnsi="Times New Roman" w:cs="Times New Roman"/>
+          <w:sz w:val="21"/>
+          <w:szCs w:val="21"/>
+        </w:rPr>
+        <w:t>() }</w:t>
+      </w:r>
+      <w:proofErr w:type="gramEnd"/>
+      <w:r>
+        <w:rPr>
+          <w:rFonts w:ascii="Times New Roman" w:hAnsi="Times New Roman" w:cs="Times New Roman"/>
+          <w:sz w:val="21"/>
+          <w:szCs w:val="21"/>
+        </w:rPr>
+        <w:t>}</w:t>
       </w:r>
     </w:p>
     <w:p>
@@ -552,14 +965,396 @@
         </w:rPr>
         <w:t xml:space="preserve">{% if </w:t>
       </w:r>
-      <w:r>
-        <w:rPr>
-          <w:rFonts w:ascii="Times New Roman" w:hAnsi="Times New Roman" w:cs="Times New Roman"/>
-          <w:sz w:val="21"/>
-          <w:szCs w:val="21"/>
-        </w:rPr>
-        <w:t>plaintiffs[0].no_phone_number</w:t>
-      </w:r>
+      <w:proofErr w:type="gramStart"/>
+      <w:r>
+        <w:rPr>
+          <w:rFonts w:ascii="Times New Roman" w:hAnsi="Times New Roman" w:cs="Times New Roman"/>
+          <w:sz w:val="21"/>
+          <w:szCs w:val="21"/>
+        </w:rPr>
+        <w:t>plaintiffs[</w:t>
+      </w:r>
+      <w:proofErr w:type="gramEnd"/>
+      <w:r>
+        <w:rPr>
+          <w:rFonts w:ascii="Times New Roman" w:hAnsi="Times New Roman" w:cs="Times New Roman"/>
+          <w:sz w:val="21"/>
+          <w:szCs w:val="21"/>
+        </w:rPr>
+        <w:t>0].</w:t>
+      </w:r>
+      <w:proofErr w:type="spellStart"/>
+      <w:r>
+        <w:rPr>
+          <w:rFonts w:ascii="Times New Roman" w:hAnsi="Times New Roman" w:cs="Times New Roman"/>
+          <w:sz w:val="21"/>
+          <w:szCs w:val="21"/>
+        </w:rPr>
+        <w:t>no_phone_number</w:t>
+      </w:r>
+      <w:proofErr w:type="spellEnd"/>
+      <w:r>
+        <w:rPr>
+          <w:rFonts w:ascii="Times New Roman" w:hAnsi="Times New Roman" w:cs="Times New Roman"/>
+          <w:sz w:val="21"/>
+          <w:szCs w:val="21"/>
+        </w:rPr>
+        <w:t xml:space="preserve"> </w:t>
+      </w:r>
+      <w:proofErr w:type="gramStart"/>
+      <w:r>
+        <w:rPr>
+          <w:rFonts w:ascii="Times New Roman" w:hAnsi="Times New Roman" w:cs="Times New Roman"/>
+          <w:sz w:val="21"/>
+          <w:szCs w:val="21"/>
+        </w:rPr>
+        <w:t>%}</w:t>
+      </w:r>
+      <w:r>
+        <w:rPr>
+          <w:rFonts w:ascii="Times New Roman" w:hAnsi="Times New Roman" w:cs="Times New Roman"/>
+          <w:sz w:val="21"/>
+          <w:szCs w:val="21"/>
+        </w:rPr>
+        <w:t>{</w:t>
+      </w:r>
+      <w:proofErr w:type="gramEnd"/>
+      <w:r>
+        <w:rPr>
+          <w:rFonts w:ascii="Times New Roman" w:hAnsi="Times New Roman" w:cs="Times New Roman"/>
+          <w:sz w:val="21"/>
+          <w:szCs w:val="21"/>
+        </w:rPr>
+        <w:t xml:space="preserve">% if </w:t>
+      </w:r>
+      <w:proofErr w:type="spellStart"/>
+      <w:r>
+        <w:rPr>
+          <w:rFonts w:ascii="Times New Roman" w:hAnsi="Times New Roman" w:cs="Times New Roman"/>
+          <w:sz w:val="21"/>
+          <w:szCs w:val="21"/>
+        </w:rPr>
+        <w:t>user_ask_role</w:t>
+      </w:r>
+      <w:proofErr w:type="spellEnd"/>
+      <w:r>
+        <w:rPr>
+          <w:rFonts w:ascii="Times New Roman" w:hAnsi="Times New Roman" w:cs="Times New Roman"/>
+          <w:sz w:val="21"/>
+          <w:szCs w:val="21"/>
+        </w:rPr>
+        <w:t xml:space="preserve"> == “plaintiff” </w:t>
+      </w:r>
+      <w:proofErr w:type="gramStart"/>
+      <w:r>
+        <w:rPr>
+          <w:rFonts w:ascii="Times New Roman" w:hAnsi="Times New Roman" w:cs="Times New Roman"/>
+          <w:sz w:val="21"/>
+          <w:szCs w:val="21"/>
+        </w:rPr>
+        <w:t>%}</w:t>
+      </w:r>
+      <w:r>
+        <w:rPr>
+          <w:rFonts w:ascii="Times New Roman" w:hAnsi="Times New Roman" w:cs="Times New Roman"/>
+          <w:sz w:val="21"/>
+          <w:szCs w:val="21"/>
+        </w:rPr>
+        <w:t>Does</w:t>
+      </w:r>
+      <w:proofErr w:type="gramEnd"/>
+      <w:r>
+        <w:rPr>
+          <w:rFonts w:ascii="Times New Roman" w:hAnsi="Times New Roman" w:cs="Times New Roman"/>
+          <w:sz w:val="21"/>
+          <w:szCs w:val="21"/>
+        </w:rPr>
+        <w:t xml:space="preserve"> not have </w:t>
+      </w:r>
+      <w:proofErr w:type="gramStart"/>
+      <w:r>
+        <w:rPr>
+          <w:rFonts w:ascii="Times New Roman" w:hAnsi="Times New Roman" w:cs="Times New Roman"/>
+          <w:sz w:val="21"/>
+          <w:szCs w:val="21"/>
+        </w:rPr>
+        <w:t>phone{</w:t>
+      </w:r>
+      <w:proofErr w:type="gramEnd"/>
+      <w:r>
+        <w:rPr>
+          <w:rFonts w:ascii="Times New Roman" w:hAnsi="Times New Roman" w:cs="Times New Roman"/>
+          <w:sz w:val="21"/>
+          <w:szCs w:val="21"/>
+        </w:rPr>
+        <w:t xml:space="preserve">% else </w:t>
+      </w:r>
+      <w:proofErr w:type="gramStart"/>
+      <w:r>
+        <w:rPr>
+          <w:rFonts w:ascii="Times New Roman" w:hAnsi="Times New Roman" w:cs="Times New Roman"/>
+          <w:sz w:val="21"/>
+          <w:szCs w:val="21"/>
+        </w:rPr>
+        <w:t>%}</w:t>
+      </w:r>
+      <w:r>
+        <w:rPr>
+          <w:rFonts w:ascii="Times New Roman" w:hAnsi="Times New Roman" w:cs="Times New Roman"/>
+          <w:sz w:val="21"/>
+          <w:szCs w:val="21"/>
+        </w:rPr>
+        <w:t>Unknown</w:t>
+      </w:r>
+      <w:proofErr w:type="gramEnd"/>
+      <w:r>
+        <w:rPr>
+          <w:rFonts w:ascii="Times New Roman" w:hAnsi="Times New Roman" w:cs="Times New Roman"/>
+          <w:sz w:val="21"/>
+          <w:szCs w:val="21"/>
+        </w:rPr>
+        <w:t xml:space="preserve"> </w:t>
+      </w:r>
+      <w:proofErr w:type="gramStart"/>
+      <w:r>
+        <w:rPr>
+          <w:rFonts w:ascii="Times New Roman" w:hAnsi="Times New Roman" w:cs="Times New Roman"/>
+          <w:sz w:val="21"/>
+          <w:szCs w:val="21"/>
+        </w:rPr>
+        <w:t>phone{</w:t>
+      </w:r>
+      <w:proofErr w:type="gramEnd"/>
+      <w:r>
+        <w:rPr>
+          <w:rFonts w:ascii="Times New Roman" w:hAnsi="Times New Roman" w:cs="Times New Roman"/>
+          <w:sz w:val="21"/>
+          <w:szCs w:val="21"/>
+        </w:rPr>
+        <w:t xml:space="preserve">% endif </w:t>
+      </w:r>
+      <w:proofErr w:type="gramStart"/>
+      <w:r>
+        <w:rPr>
+          <w:rFonts w:ascii="Times New Roman" w:hAnsi="Times New Roman" w:cs="Times New Roman"/>
+          <w:sz w:val="21"/>
+          <w:szCs w:val="21"/>
+        </w:rPr>
+        <w:t>%}{</w:t>
+      </w:r>
+      <w:proofErr w:type="gramEnd"/>
+      <w:r>
+        <w:rPr>
+          <w:rFonts w:ascii="Times New Roman" w:hAnsi="Times New Roman" w:cs="Times New Roman"/>
+          <w:sz w:val="21"/>
+          <w:szCs w:val="21"/>
+        </w:rPr>
+        <w:t>% else</w:t>
+      </w:r>
+      <w:proofErr w:type="gramStart"/>
+      <w:r>
+        <w:rPr>
+          <w:rFonts w:ascii="Times New Roman" w:hAnsi="Times New Roman" w:cs="Times New Roman"/>
+          <w:sz w:val="21"/>
+          <w:szCs w:val="21"/>
+        </w:rPr>
+        <w:t>%}</w:t>
+      </w:r>
+      <w:r>
+        <w:rPr>
+          <w:rFonts w:ascii="Times New Roman" w:hAnsi="Times New Roman" w:cs="Times New Roman"/>
+          <w:sz w:val="21"/>
+          <w:szCs w:val="21"/>
+        </w:rPr>
+        <w:t xml:space="preserve">{{ </w:t>
+      </w:r>
+      <w:proofErr w:type="spellStart"/>
+      <w:r>
+        <w:rPr>
+          <w:rFonts w:ascii="Times New Roman" w:hAnsi="Times New Roman" w:cs="Times New Roman"/>
+          <w:sz w:val="21"/>
+          <w:szCs w:val="21"/>
+        </w:rPr>
+        <w:t>phone</w:t>
+      </w:r>
+      <w:proofErr w:type="gramEnd"/>
+      <w:r>
+        <w:rPr>
+          <w:rFonts w:ascii="Times New Roman" w:hAnsi="Times New Roman" w:cs="Times New Roman"/>
+          <w:sz w:val="21"/>
+          <w:szCs w:val="21"/>
+        </w:rPr>
+        <w:t>_number_formatted</w:t>
+      </w:r>
+      <w:proofErr w:type="spellEnd"/>
+      <w:r>
+        <w:rPr>
+          <w:rFonts w:ascii="Times New Roman" w:hAnsi="Times New Roman" w:cs="Times New Roman"/>
+          <w:sz w:val="21"/>
+          <w:szCs w:val="21"/>
+        </w:rPr>
+        <w:t>(</w:t>
+      </w:r>
+      <w:r>
+        <w:rPr>
+          <w:rFonts w:ascii="Times New Roman" w:hAnsi="Times New Roman" w:cs="Times New Roman"/>
+          <w:sz w:val="21"/>
+          <w:szCs w:val="21"/>
+        </w:rPr>
+        <w:t>plaintiffs</w:t>
+      </w:r>
+      <w:r>
+        <w:rPr>
+          <w:rFonts w:ascii="Times New Roman" w:hAnsi="Times New Roman" w:cs="Times New Roman"/>
+          <w:sz w:val="21"/>
+          <w:szCs w:val="21"/>
+        </w:rPr>
+        <w:t>[0</w:t>
+      </w:r>
+      <w:proofErr w:type="gramStart"/>
+      <w:r>
+        <w:rPr>
+          <w:rFonts w:ascii="Times New Roman" w:hAnsi="Times New Roman" w:cs="Times New Roman"/>
+          <w:sz w:val="21"/>
+          <w:szCs w:val="21"/>
+        </w:rPr>
+        <w:t>].</w:t>
+      </w:r>
+      <w:proofErr w:type="spellStart"/>
+      <w:r>
+        <w:rPr>
+          <w:rFonts w:ascii="Times New Roman" w:hAnsi="Times New Roman" w:cs="Times New Roman"/>
+          <w:sz w:val="21"/>
+          <w:szCs w:val="21"/>
+        </w:rPr>
+        <w:t>phone</w:t>
+      </w:r>
+      <w:proofErr w:type="gramEnd"/>
+      <w:r>
+        <w:rPr>
+          <w:rFonts w:ascii="Times New Roman" w:hAnsi="Times New Roman" w:cs="Times New Roman"/>
+          <w:sz w:val="21"/>
+          <w:szCs w:val="21"/>
+        </w:rPr>
+        <w:t>_number</w:t>
+      </w:r>
+      <w:proofErr w:type="spellEnd"/>
+      <w:proofErr w:type="gramStart"/>
+      <w:r>
+        <w:rPr>
+          <w:rFonts w:ascii="Times New Roman" w:hAnsi="Times New Roman" w:cs="Times New Roman"/>
+          <w:sz w:val="21"/>
+          <w:szCs w:val="21"/>
+        </w:rPr>
+        <w:t>) }}</w:t>
+      </w:r>
+      <w:r>
+        <w:rPr>
+          <w:rFonts w:ascii="Times New Roman" w:hAnsi="Times New Roman" w:cs="Times New Roman"/>
+          <w:sz w:val="21"/>
+          <w:szCs w:val="21"/>
+        </w:rPr>
+        <w:t>{</w:t>
+      </w:r>
+      <w:proofErr w:type="gramEnd"/>
+      <w:r>
+        <w:rPr>
+          <w:rFonts w:ascii="Times New Roman" w:hAnsi="Times New Roman" w:cs="Times New Roman"/>
+          <w:sz w:val="21"/>
+          <w:szCs w:val="21"/>
+        </w:rPr>
+        <w:t>% endif %}</w:t>
+      </w:r>
+      <w:r>
+        <w:rPr>
+          <w:rFonts w:ascii="Times New Roman" w:hAnsi="Times New Roman" w:cs="Times New Roman"/>
+          <w:sz w:val="21"/>
+          <w:szCs w:val="21"/>
+        </w:rPr>
+        <w:br w:type="column"/>
+      </w:r>
+      <w:proofErr w:type="gramStart"/>
+      <w:r>
+        <w:rPr>
+          <w:rFonts w:ascii="Times New Roman" w:hAnsi="Times New Roman" w:cs="Times New Roman"/>
+          <w:sz w:val="21"/>
+          <w:szCs w:val="21"/>
+        </w:rPr>
+        <w:t>{{ defendants</w:t>
+      </w:r>
+      <w:proofErr w:type="gramEnd"/>
+      <w:r>
+        <w:rPr>
+          <w:rFonts w:ascii="Times New Roman" w:hAnsi="Times New Roman" w:cs="Times New Roman"/>
+          <w:sz w:val="21"/>
+          <w:szCs w:val="21"/>
+        </w:rPr>
+        <w:t>[0</w:t>
+      </w:r>
+      <w:proofErr w:type="gramStart"/>
+      <w:r>
+        <w:rPr>
+          <w:rFonts w:ascii="Times New Roman" w:hAnsi="Times New Roman" w:cs="Times New Roman"/>
+          <w:sz w:val="21"/>
+          <w:szCs w:val="21"/>
+        </w:rPr>
+        <w:t>] }</w:t>
+      </w:r>
+      <w:proofErr w:type="gramEnd"/>
+      <w:r>
+        <w:rPr>
+          <w:rFonts w:ascii="Times New Roman" w:hAnsi="Times New Roman" w:cs="Times New Roman"/>
+          <w:sz w:val="21"/>
+          <w:szCs w:val="21"/>
+        </w:rPr>
+        <w:t>}</w:t>
+      </w:r>
+    </w:p>
+    <w:p>
+      <w:pPr>
+        <w:spacing w:after="0" w:line="240" w:lineRule="auto"/>
+        <w:rPr>
+          <w:rFonts w:ascii="Times New Roman" w:hAnsi="Times New Roman" w:cs="Times New Roman"/>
+          <w:sz w:val="21"/>
+          <w:szCs w:val="21"/>
+        </w:rPr>
+      </w:pPr>
+      <w:r>
+        <w:rPr>
+          <w:rFonts w:ascii="Times New Roman" w:hAnsi="Times New Roman" w:cs="Times New Roman"/>
+          <w:sz w:val="21"/>
+          <w:szCs w:val="21"/>
+        </w:rPr>
+        <w:t xml:space="preserve">{%p if </w:t>
+      </w:r>
+      <w:proofErr w:type="spellStart"/>
+      <w:r>
+        <w:rPr>
+          <w:rFonts w:ascii="Times New Roman" w:hAnsi="Times New Roman" w:cs="Times New Roman"/>
+          <w:sz w:val="21"/>
+          <w:szCs w:val="21"/>
+        </w:rPr>
+        <w:t>user_ask_role</w:t>
+      </w:r>
+      <w:proofErr w:type="spellEnd"/>
+      <w:r>
+        <w:rPr>
+          <w:rFonts w:ascii="Times New Roman" w:hAnsi="Times New Roman" w:cs="Times New Roman"/>
+          <w:sz w:val="21"/>
+          <w:szCs w:val="21"/>
+        </w:rPr>
+        <w:t xml:space="preserve"> == “defendant” and </w:t>
+      </w:r>
+      <w:proofErr w:type="spellStart"/>
+      <w:r>
+        <w:rPr>
+          <w:rFonts w:ascii="Times New Roman" w:hAnsi="Times New Roman" w:cs="Times New Roman"/>
+          <w:sz w:val="21"/>
+          <w:szCs w:val="21"/>
+        </w:rPr>
+        <w:t>confidential_contact_info_yn</w:t>
+      </w:r>
+      <w:proofErr w:type="spellEnd"/>
       <w:r>
         <w:rPr>
           <w:rFonts w:ascii="Times New Roman" w:hAnsi="Times New Roman" w:cs="Times New Roman"/>
@@ -568,94 +1363,6 @@
         </w:rPr>
         <w:t xml:space="preserve"> %}</w:t>
       </w:r>
-      <w:r>
-        <w:rPr>
-          <w:rFonts w:ascii="Times New Roman" w:hAnsi="Times New Roman" w:cs="Times New Roman"/>
-          <w:sz w:val="21"/>
-          <w:szCs w:val="21"/>
-        </w:rPr>
-        <w:t>{% if user_ask_role == “plaintiff” %}</w:t>
-      </w:r>
-      <w:r>
-        <w:rPr>
-          <w:rFonts w:ascii="Times New Roman" w:hAnsi="Times New Roman" w:cs="Times New Roman"/>
-          <w:sz w:val="21"/>
-          <w:szCs w:val="21"/>
-        </w:rPr>
-        <w:t>Does not have phone{% else %}</w:t>
-      </w:r>
-      <w:r>
-        <w:rPr>
-          <w:rFonts w:ascii="Times New Roman" w:hAnsi="Times New Roman" w:cs="Times New Roman"/>
-          <w:sz w:val="21"/>
-          <w:szCs w:val="21"/>
-        </w:rPr>
-        <w:t>Unknown phone{% endif %}{% else%}</w:t>
-      </w:r>
-      <w:r>
-        <w:rPr>
-          <w:rFonts w:ascii="Times New Roman" w:hAnsi="Times New Roman" w:cs="Times New Roman"/>
-          <w:sz w:val="21"/>
-          <w:szCs w:val="21"/>
-        </w:rPr>
-        <w:t xml:space="preserve">{{ </w:t>
-      </w:r>
-      <w:r>
-        <w:rPr>
-          <w:rFonts w:ascii="Times New Roman" w:hAnsi="Times New Roman" w:cs="Times New Roman"/>
-          <w:sz w:val="21"/>
-          <w:szCs w:val="21"/>
-        </w:rPr>
-        <w:t>phone_number_formatted(</w:t>
-      </w:r>
-      <w:r>
-        <w:rPr>
-          <w:rFonts w:ascii="Times New Roman" w:hAnsi="Times New Roman" w:cs="Times New Roman"/>
-          <w:sz w:val="21"/>
-          <w:szCs w:val="21"/>
-        </w:rPr>
-        <w:t>plaintiffs</w:t>
-      </w:r>
-      <w:r>
-        <w:rPr>
-          <w:rFonts w:ascii="Times New Roman" w:hAnsi="Times New Roman" w:cs="Times New Roman"/>
-          <w:sz w:val="21"/>
-          <w:szCs w:val="21"/>
-        </w:rPr>
-        <w:t>[0].phone_number</w:t>
-      </w:r>
-      <w:r>
-        <w:rPr>
-          <w:rFonts w:ascii="Times New Roman" w:hAnsi="Times New Roman" w:cs="Times New Roman"/>
-          <w:sz w:val="21"/>
-          <w:szCs w:val="21"/>
-        </w:rPr>
-        <w:t>) }}</w:t>
-      </w:r>
-      <w:r>
-        <w:rPr>
-          <w:rFonts w:ascii="Times New Roman" w:hAnsi="Times New Roman" w:cs="Times New Roman"/>
-          <w:sz w:val="21"/>
-          <w:szCs w:val="21"/>
-        </w:rPr>
-        <w:t>{% endif %}</w:t>
-      </w:r>
-      <w:r>
-        <w:rPr>
-          <w:rFonts w:ascii="Times New Roman" w:hAnsi="Times New Roman" w:cs="Times New Roman"/>
-          <w:sz w:val="21"/>
-          <w:szCs w:val="21"/>
-        </w:rPr>
-        <w:br w:type="column"/>
-      </w:r>
-      <w:r>
-        <w:rPr>
-          <w:rFonts w:ascii="Times New Roman" w:hAnsi="Times New Roman" w:cs="Times New Roman"/>
-          <w:sz w:val="21"/>
-          <w:szCs w:val="21"/>
-        </w:rPr>
-        <w:t>{{ defendants[0] }}</w:t>
-      </w:r>
     </w:p>
     <w:p>
       <w:pPr>
@@ -672,23 +1379,7 @@
           <w:sz w:val="21"/>
           <w:szCs w:val="21"/>
         </w:rPr>
-        <w:t xml:space="preserve">{%p if </w:t>
-      </w:r>
-      <w:r>
-        <w:rPr>
-          <w:rFonts w:ascii="Times New Roman" w:hAnsi="Times New Roman" w:cs="Times New Roman"/>
-          <w:sz w:val="21"/>
-          <w:szCs w:val="21"/>
-        </w:rPr>
-        <w:t xml:space="preserve">user_ask_role == “defendant” and </w:t>
-      </w:r>
-      <w:r>
-        <w:rPr>
-          <w:rFonts w:ascii="Times New Roman" w:hAnsi="Times New Roman" w:cs="Times New Roman"/>
-          <w:sz w:val="21"/>
-          <w:szCs w:val="21"/>
-        </w:rPr>
-        <w:t>confidential_contact_info_yn %}</w:t>
+        <w:t>Confidential/alternative address:</w:t>
       </w:r>
     </w:p>
     <w:p>
@@ -706,26 +1397,18 @@
           <w:sz w:val="21"/>
           <w:szCs w:val="21"/>
         </w:rPr>
-        <w:t>Confidential/alternative address:</w:t>
-      </w:r>
-    </w:p>
-    <w:p>
-      <w:pPr>
-        <w:spacing w:after="0" w:line="240" w:lineRule="auto"/>
-        <w:rPr>
-          <w:rFonts w:ascii="Times New Roman" w:hAnsi="Times New Roman" w:cs="Times New Roman"/>
-          <w:sz w:val="21"/>
-          <w:szCs w:val="21"/>
-        </w:rPr>
-      </w:pPr>
-      <w:r>
-        <w:rPr>
-          <w:rFonts w:ascii="Times New Roman" w:hAnsi="Times New Roman" w:cs="Times New Roman"/>
-          <w:sz w:val="21"/>
-          <w:szCs w:val="21"/>
-        </w:rPr>
-        <w:t>{%p endif %}</w:t>
-      </w:r>
+        <w:t xml:space="preserve">{%p </w:t>
+      </w:r>
+      <w:proofErr w:type="gramStart"/>
+      <w:r>
+        <w:rPr>
+          <w:rFonts w:ascii="Times New Roman" w:hAnsi="Times New Roman" w:cs="Times New Roman"/>
+          <w:sz w:val="21"/>
+          <w:szCs w:val="21"/>
+        </w:rPr>
+        <w:t>endif %}</w:t>
+      </w:r>
+      <w:proofErr w:type="gramEnd"/>
     </w:p>
     <w:p>
       <w:pPr>
@@ -737,13 +1420,77 @@
           <w:szCs w:val="21"/>
         </w:rPr>
       </w:pPr>
-      <w:r>
-        <w:rPr>
-          <w:rFonts w:ascii="Times New Roman" w:hAnsi="Times New Roman" w:cs="Times New Roman"/>
-          <w:sz w:val="21"/>
-          <w:szCs w:val="21"/>
-        </w:rPr>
-        <w:t>{{ defendants[0].address.line_one() }}</w:t>
+      <w:proofErr w:type="gramStart"/>
+      <w:r>
+        <w:rPr>
+          <w:rFonts w:ascii="Times New Roman" w:hAnsi="Times New Roman" w:cs="Times New Roman"/>
+          <w:sz w:val="21"/>
+          <w:szCs w:val="21"/>
+        </w:rPr>
+        <w:t>{{ defendants</w:t>
+      </w:r>
+      <w:proofErr w:type="gramEnd"/>
+      <w:r>
+        <w:rPr>
+          <w:rFonts w:ascii="Times New Roman" w:hAnsi="Times New Roman" w:cs="Times New Roman"/>
+          <w:sz w:val="21"/>
+          <w:szCs w:val="21"/>
+        </w:rPr>
+        <w:t>[0</w:t>
+      </w:r>
+      <w:proofErr w:type="gramStart"/>
+      <w:r>
+        <w:rPr>
+          <w:rFonts w:ascii="Times New Roman" w:hAnsi="Times New Roman" w:cs="Times New Roman"/>
+          <w:sz w:val="21"/>
+          <w:szCs w:val="21"/>
+        </w:rPr>
+        <w:t>].</w:t>
+      </w:r>
+      <w:proofErr w:type="spellStart"/>
+      <w:r>
+        <w:rPr>
+          <w:rFonts w:ascii="Times New Roman" w:hAnsi="Times New Roman" w:cs="Times New Roman"/>
+          <w:sz w:val="21"/>
+          <w:szCs w:val="21"/>
+        </w:rPr>
+        <w:t>address</w:t>
+      </w:r>
+      <w:proofErr w:type="gramEnd"/>
+      <w:r>
+        <w:rPr>
+          <w:rFonts w:ascii="Times New Roman" w:hAnsi="Times New Roman" w:cs="Times New Roman"/>
+          <w:sz w:val="21"/>
+          <w:szCs w:val="21"/>
+        </w:rPr>
+        <w:t>.line_</w:t>
+      </w:r>
+      <w:proofErr w:type="gramStart"/>
+      <w:r>
+        <w:rPr>
+          <w:rFonts w:ascii="Times New Roman" w:hAnsi="Times New Roman" w:cs="Times New Roman"/>
+          <w:sz w:val="21"/>
+          <w:szCs w:val="21"/>
+        </w:rPr>
+        <w:t>one</w:t>
+      </w:r>
+      <w:proofErr w:type="spellEnd"/>
+      <w:r>
+        <w:rPr>
+          <w:rFonts w:ascii="Times New Roman" w:hAnsi="Times New Roman" w:cs="Times New Roman"/>
+          <w:sz w:val="21"/>
+          <w:szCs w:val="21"/>
+        </w:rPr>
+        <w:t>() }</w:t>
+      </w:r>
+      <w:proofErr w:type="gramEnd"/>
+      <w:r>
+        <w:rPr>
+          <w:rFonts w:ascii="Times New Roman" w:hAnsi="Times New Roman" w:cs="Times New Roman"/>
+          <w:sz w:val="21"/>
+          <w:szCs w:val="21"/>
+        </w:rPr>
+        <w:t>}</w:t>
       </w:r>
     </w:p>
     <w:p>
@@ -756,13 +1503,77 @@
           <w:szCs w:val="21"/>
         </w:rPr>
       </w:pPr>
-      <w:r>
-        <w:rPr>
-          <w:rFonts w:ascii="Times New Roman" w:hAnsi="Times New Roman" w:cs="Times New Roman"/>
-          <w:sz w:val="21"/>
-          <w:szCs w:val="21"/>
-        </w:rPr>
-        <w:t>{{ defendants[0].address.line_two() }}</w:t>
+      <w:proofErr w:type="gramStart"/>
+      <w:r>
+        <w:rPr>
+          <w:rFonts w:ascii="Times New Roman" w:hAnsi="Times New Roman" w:cs="Times New Roman"/>
+          <w:sz w:val="21"/>
+          <w:szCs w:val="21"/>
+        </w:rPr>
+        <w:t>{{ defendants</w:t>
+      </w:r>
+      <w:proofErr w:type="gramEnd"/>
+      <w:r>
+        <w:rPr>
+          <w:rFonts w:ascii="Times New Roman" w:hAnsi="Times New Roman" w:cs="Times New Roman"/>
+          <w:sz w:val="21"/>
+          <w:szCs w:val="21"/>
+        </w:rPr>
+        <w:t>[0</w:t>
+      </w:r>
+      <w:proofErr w:type="gramStart"/>
+      <w:r>
+        <w:rPr>
+          <w:rFonts w:ascii="Times New Roman" w:hAnsi="Times New Roman" w:cs="Times New Roman"/>
+          <w:sz w:val="21"/>
+          <w:szCs w:val="21"/>
+        </w:rPr>
+        <w:t>].</w:t>
+      </w:r>
+      <w:proofErr w:type="spellStart"/>
+      <w:r>
+        <w:rPr>
+          <w:rFonts w:ascii="Times New Roman" w:hAnsi="Times New Roman" w:cs="Times New Roman"/>
+          <w:sz w:val="21"/>
+          <w:szCs w:val="21"/>
+        </w:rPr>
+        <w:t>address</w:t>
+      </w:r>
+      <w:proofErr w:type="gramEnd"/>
+      <w:r>
+        <w:rPr>
+          <w:rFonts w:ascii="Times New Roman" w:hAnsi="Times New Roman" w:cs="Times New Roman"/>
+          <w:sz w:val="21"/>
+          <w:szCs w:val="21"/>
+        </w:rPr>
+        <w:t>.line_</w:t>
+      </w:r>
+      <w:proofErr w:type="gramStart"/>
+      <w:r>
+        <w:rPr>
+          <w:rFonts w:ascii="Times New Roman" w:hAnsi="Times New Roman" w:cs="Times New Roman"/>
+          <w:sz w:val="21"/>
+          <w:szCs w:val="21"/>
+        </w:rPr>
+        <w:t>two</w:t>
+      </w:r>
+      <w:proofErr w:type="spellEnd"/>
+      <w:r>
+        <w:rPr>
+          <w:rFonts w:ascii="Times New Roman" w:hAnsi="Times New Roman" w:cs="Times New Roman"/>
+          <w:sz w:val="21"/>
+          <w:szCs w:val="21"/>
+        </w:rPr>
+        <w:t>() }</w:t>
+      </w:r>
+      <w:proofErr w:type="gramEnd"/>
+      <w:r>
+        <w:rPr>
+          <w:rFonts w:ascii="Times New Roman" w:hAnsi="Times New Roman" w:cs="Times New Roman"/>
+          <w:sz w:val="21"/>
+          <w:szCs w:val="21"/>
+        </w:rPr>
+        <w:t>}</w:t>
       </w:r>
     </w:p>
     <w:p>
@@ -792,37 +1603,192 @@
         </w:rPr>
         <w:t xml:space="preserve">{% if </w:t>
       </w:r>
-      <w:r>
-        <w:rPr>
-          <w:rFonts w:ascii="Times New Roman" w:hAnsi="Times New Roman" w:cs="Times New Roman"/>
-          <w:sz w:val="21"/>
-          <w:szCs w:val="21"/>
-        </w:rPr>
-        <w:t>defendants[0].no_phone_number</w:t>
-      </w:r>
-      <w:r>
-        <w:rPr>
-          <w:rFonts w:ascii="Times New Roman" w:hAnsi="Times New Roman" w:cs="Times New Roman"/>
-          <w:sz w:val="21"/>
-          <w:szCs w:val="21"/>
-        </w:rPr>
-        <w:t xml:space="preserve"> %}</w:t>
-      </w:r>
-      <w:r>
-        <w:rPr>
-          <w:rFonts w:ascii="Times New Roman" w:hAnsi="Times New Roman" w:cs="Times New Roman"/>
-          <w:sz w:val="21"/>
-          <w:szCs w:val="21"/>
-        </w:rPr>
-        <w:t>{% if user_ask_role == “defendant” %}Does not have phone{% else %}Unknown phone{% endif %}</w:t>
-      </w:r>
-      <w:r>
-        <w:rPr>
-          <w:rFonts w:ascii="Times New Roman" w:hAnsi="Times New Roman" w:cs="Times New Roman"/>
-          <w:sz w:val="21"/>
-          <w:szCs w:val="21"/>
-        </w:rPr>
-        <w:t>{% else %}</w:t>
+      <w:proofErr w:type="gramStart"/>
+      <w:r>
+        <w:rPr>
+          <w:rFonts w:ascii="Times New Roman" w:hAnsi="Times New Roman" w:cs="Times New Roman"/>
+          <w:sz w:val="21"/>
+          <w:szCs w:val="21"/>
+        </w:rPr>
+        <w:t>defendants[</w:t>
+      </w:r>
+      <w:proofErr w:type="gramEnd"/>
+      <w:r>
+        <w:rPr>
+          <w:rFonts w:ascii="Times New Roman" w:hAnsi="Times New Roman" w:cs="Times New Roman"/>
+          <w:sz w:val="21"/>
+          <w:szCs w:val="21"/>
+        </w:rPr>
+        <w:t>0].</w:t>
+      </w:r>
+      <w:proofErr w:type="spellStart"/>
+      <w:r>
+        <w:rPr>
+          <w:rFonts w:ascii="Times New Roman" w:hAnsi="Times New Roman" w:cs="Times New Roman"/>
+          <w:sz w:val="21"/>
+          <w:szCs w:val="21"/>
+        </w:rPr>
+        <w:t>no_phone_number</w:t>
+      </w:r>
+      <w:proofErr w:type="spellEnd"/>
+      <w:r>
+        <w:rPr>
+          <w:rFonts w:ascii="Times New Roman" w:hAnsi="Times New Roman" w:cs="Times New Roman"/>
+          <w:sz w:val="21"/>
+          <w:szCs w:val="21"/>
+        </w:rPr>
+        <w:t xml:space="preserve"> </w:t>
+      </w:r>
+      <w:proofErr w:type="gramStart"/>
+      <w:r>
+        <w:rPr>
+          <w:rFonts w:ascii="Times New Roman" w:hAnsi="Times New Roman" w:cs="Times New Roman"/>
+          <w:sz w:val="21"/>
+          <w:szCs w:val="21"/>
+        </w:rPr>
+        <w:t>%}</w:t>
+      </w:r>
+      <w:r>
+        <w:rPr>
+          <w:rFonts w:ascii="Times New Roman" w:hAnsi="Times New Roman" w:cs="Times New Roman"/>
+          <w:sz w:val="21"/>
+          <w:szCs w:val="21"/>
+        </w:rPr>
+        <w:t>{</w:t>
+      </w:r>
+      <w:proofErr w:type="gramEnd"/>
+      <w:r>
+        <w:rPr>
+          <w:rFonts w:ascii="Times New Roman" w:hAnsi="Times New Roman" w:cs="Times New Roman"/>
+          <w:sz w:val="21"/>
+          <w:szCs w:val="21"/>
+        </w:rPr>
+        <w:t xml:space="preserve">% if </w:t>
+      </w:r>
+      <w:proofErr w:type="spellStart"/>
+      <w:r>
+        <w:rPr>
+          <w:rFonts w:ascii="Times New Roman" w:hAnsi="Times New Roman" w:cs="Times New Roman"/>
+          <w:sz w:val="21"/>
+          <w:szCs w:val="21"/>
+        </w:rPr>
+        <w:t>user_ask_role</w:t>
+      </w:r>
+      <w:proofErr w:type="spellEnd"/>
+      <w:r>
+        <w:rPr>
+          <w:rFonts w:ascii="Times New Roman" w:hAnsi="Times New Roman" w:cs="Times New Roman"/>
+          <w:sz w:val="21"/>
+          <w:szCs w:val="21"/>
+        </w:rPr>
+        <w:t xml:space="preserve"> == “defendant” </w:t>
+      </w:r>
+      <w:proofErr w:type="gramStart"/>
+      <w:r>
+        <w:rPr>
+          <w:rFonts w:ascii="Times New Roman" w:hAnsi="Times New Roman" w:cs="Times New Roman"/>
+          <w:sz w:val="21"/>
+          <w:szCs w:val="21"/>
+        </w:rPr>
+        <w:t>%}Does</w:t>
+      </w:r>
+      <w:proofErr w:type="gramEnd"/>
+      <w:r>
+        <w:rPr>
+          <w:rFonts w:ascii="Times New Roman" w:hAnsi="Times New Roman" w:cs="Times New Roman"/>
+          <w:sz w:val="21"/>
+          <w:szCs w:val="21"/>
+        </w:rPr>
+        <w:t xml:space="preserve"> not have </w:t>
+      </w:r>
+      <w:proofErr w:type="gramStart"/>
+      <w:r>
+        <w:rPr>
+          <w:rFonts w:ascii="Times New Roman" w:hAnsi="Times New Roman" w:cs="Times New Roman"/>
+          <w:sz w:val="21"/>
+          <w:szCs w:val="21"/>
+        </w:rPr>
+        <w:t>phone{</w:t>
+      </w:r>
+      <w:proofErr w:type="gramEnd"/>
+      <w:r>
+        <w:rPr>
+          <w:rFonts w:ascii="Times New Roman" w:hAnsi="Times New Roman" w:cs="Times New Roman"/>
+          <w:sz w:val="21"/>
+          <w:szCs w:val="21"/>
+        </w:rPr>
+        <w:t xml:space="preserve">% else </w:t>
+      </w:r>
+      <w:proofErr w:type="gramStart"/>
+      <w:r>
+        <w:rPr>
+          <w:rFonts w:ascii="Times New Roman" w:hAnsi="Times New Roman" w:cs="Times New Roman"/>
+          <w:sz w:val="21"/>
+          <w:szCs w:val="21"/>
+        </w:rPr>
+        <w:t>%}Unknown</w:t>
+      </w:r>
+      <w:proofErr w:type="gramEnd"/>
+      <w:r>
+        <w:rPr>
+          <w:rFonts w:ascii="Times New Roman" w:hAnsi="Times New Roman" w:cs="Times New Roman"/>
+          <w:sz w:val="21"/>
+          <w:szCs w:val="21"/>
+        </w:rPr>
+        <w:t xml:space="preserve"> </w:t>
+      </w:r>
+      <w:proofErr w:type="gramStart"/>
+      <w:r>
+        <w:rPr>
+          <w:rFonts w:ascii="Times New Roman" w:hAnsi="Times New Roman" w:cs="Times New Roman"/>
+          <w:sz w:val="21"/>
+          <w:szCs w:val="21"/>
+        </w:rPr>
+        <w:t>phone{</w:t>
+      </w:r>
+      <w:proofErr w:type="gramEnd"/>
+      <w:r>
+        <w:rPr>
+          <w:rFonts w:ascii="Times New Roman" w:hAnsi="Times New Roman" w:cs="Times New Roman"/>
+          <w:sz w:val="21"/>
+          <w:szCs w:val="21"/>
+        </w:rPr>
+        <w:t xml:space="preserve">% endif </w:t>
+      </w:r>
+      <w:proofErr w:type="gramStart"/>
+      <w:r>
+        <w:rPr>
+          <w:rFonts w:ascii="Times New Roman" w:hAnsi="Times New Roman" w:cs="Times New Roman"/>
+          <w:sz w:val="21"/>
+          <w:szCs w:val="21"/>
+        </w:rPr>
+        <w:t>%}</w:t>
+      </w:r>
+      <w:r>
+        <w:rPr>
+          <w:rFonts w:ascii="Times New Roman" w:hAnsi="Times New Roman" w:cs="Times New Roman"/>
+          <w:sz w:val="21"/>
+          <w:szCs w:val="21"/>
+        </w:rPr>
+        <w:t>{</w:t>
+      </w:r>
+      <w:proofErr w:type="gramEnd"/>
+      <w:r>
+        <w:rPr>
+          <w:rFonts w:ascii="Times New Roman" w:hAnsi="Times New Roman" w:cs="Times New Roman"/>
+          <w:sz w:val="21"/>
+          <w:szCs w:val="21"/>
+        </w:rPr>
+        <w:t xml:space="preserve">% else </w:t>
+      </w:r>
+      <w:proofErr w:type="gramStart"/>
+      <w:r>
+        <w:rPr>
+          <w:rFonts w:ascii="Times New Roman" w:hAnsi="Times New Roman" w:cs="Times New Roman"/>
+          <w:sz w:val="21"/>
+          <w:szCs w:val="21"/>
+        </w:rPr>
+        <w:t>%}</w:t>
       </w:r>
       <w:r>
         <w:rPr>
@@ -832,13 +1798,32 @@
         </w:rPr>
         <w:t xml:space="preserve">{{ </w:t>
       </w:r>
-      <w:r>
-        <w:rPr>
-          <w:rFonts w:ascii="Times New Roman" w:hAnsi="Times New Roman" w:cs="Times New Roman"/>
-          <w:sz w:val="21"/>
-          <w:szCs w:val="21"/>
-        </w:rPr>
-        <w:t>phone_number_formatted(</w:t>
+      <w:proofErr w:type="spellStart"/>
+      <w:r>
+        <w:rPr>
+          <w:rFonts w:ascii="Times New Roman" w:hAnsi="Times New Roman" w:cs="Times New Roman"/>
+          <w:sz w:val="21"/>
+          <w:szCs w:val="21"/>
+        </w:rPr>
+        <w:t>phone</w:t>
+      </w:r>
+      <w:proofErr w:type="gramEnd"/>
+      <w:r>
+        <w:rPr>
+          <w:rFonts w:ascii="Times New Roman" w:hAnsi="Times New Roman" w:cs="Times New Roman"/>
+          <w:sz w:val="21"/>
+          <w:szCs w:val="21"/>
+        </w:rPr>
+        <w:t>_number_formatted</w:t>
+      </w:r>
+      <w:proofErr w:type="spellEnd"/>
+      <w:r>
+        <w:rPr>
+          <w:rFonts w:ascii="Times New Roman" w:hAnsi="Times New Roman" w:cs="Times New Roman"/>
+          <w:sz w:val="21"/>
+          <w:szCs w:val="21"/>
+        </w:rPr>
+        <w:t>(</w:t>
       </w:r>
       <w:r>
         <w:rPr>
@@ -854,8 +1839,37 @@
           <w:sz w:val="21"/>
           <w:szCs w:val="21"/>
         </w:rPr>
-        <w:t>[0].phone_number</w:t>
-      </w:r>
+        <w:t>[0</w:t>
+      </w:r>
+      <w:proofErr w:type="gramStart"/>
+      <w:r>
+        <w:rPr>
+          <w:rFonts w:ascii="Times New Roman" w:hAnsi="Times New Roman" w:cs="Times New Roman"/>
+          <w:sz w:val="21"/>
+          <w:szCs w:val="21"/>
+        </w:rPr>
+        <w:t>].</w:t>
+      </w:r>
+      <w:proofErr w:type="spellStart"/>
+      <w:r>
+        <w:rPr>
+          <w:rFonts w:ascii="Times New Roman" w:hAnsi="Times New Roman" w:cs="Times New Roman"/>
+          <w:sz w:val="21"/>
+          <w:szCs w:val="21"/>
+        </w:rPr>
+        <w:t>phone</w:t>
+      </w:r>
+      <w:proofErr w:type="gramEnd"/>
+      <w:r>
+        <w:rPr>
+          <w:rFonts w:ascii="Times New Roman" w:hAnsi="Times New Roman" w:cs="Times New Roman"/>
+          <w:sz w:val="21"/>
+          <w:szCs w:val="21"/>
+        </w:rPr>
+        <w:t>_number</w:t>
+      </w:r>
+      <w:proofErr w:type="spellEnd"/>
+      <w:proofErr w:type="gramStart"/>
       <w:r>
         <w:rPr>
           <w:rFonts w:ascii="Times New Roman" w:hAnsi="Times New Roman" w:cs="Times New Roman"/>
@@ -870,7 +1884,16 @@
           <w:sz w:val="21"/>
           <w:szCs w:val="21"/>
         </w:rPr>
-        <w:t>{% endif %}</w:t>
+        <w:t>{</w:t>
+      </w:r>
+      <w:proofErr w:type="gramEnd"/>
+      <w:r>
+        <w:rPr>
+          <w:rFonts w:ascii="Times New Roman" w:hAnsi="Times New Roman" w:cs="Times New Roman"/>
+          <w:sz w:val="21"/>
+          <w:szCs w:val="21"/>
+        </w:rPr>
+        <w:t>% endif %}</w:t>
       </w:r>
     </w:p>
     <w:p>
@@ -970,7 +1993,37 @@
           <w:szCs w:val="22"/>
           <w:highlight w:val="yellow"/>
         </w:rPr>
-        <w:t>{% if user_ask_role == “plaintiff” %}</w:t>
+        <w:t xml:space="preserve">{% if </w:t>
+      </w:r>
+      <w:proofErr w:type="spellStart"/>
+      <w:r>
+        <w:rPr>
+          <w:rFonts w:ascii="Times New Roman" w:hAnsi="Times New Roman" w:cs="Times New Roman"/>
+          <w:sz w:val="22"/>
+          <w:szCs w:val="22"/>
+          <w:highlight w:val="yellow"/>
+        </w:rPr>
+        <w:t>user_ask_role</w:t>
+      </w:r>
+      <w:proofErr w:type="spellEnd"/>
+      <w:r>
+        <w:rPr>
+          <w:rFonts w:ascii="Times New Roman" w:hAnsi="Times New Roman" w:cs="Times New Roman"/>
+          <w:sz w:val="22"/>
+          <w:szCs w:val="22"/>
+          <w:highlight w:val="yellow"/>
+        </w:rPr>
+        <w:t xml:space="preserve"> == “plaintiff” </w:t>
+      </w:r>
+      <w:proofErr w:type="gramStart"/>
+      <w:r>
+        <w:rPr>
+          <w:rFonts w:ascii="Times New Roman" w:hAnsi="Times New Roman" w:cs="Times New Roman"/>
+          <w:sz w:val="22"/>
+          <w:szCs w:val="22"/>
+          <w:highlight w:val="yellow"/>
+        </w:rPr>
+        <w:t>%}</w:t>
       </w:r>
       <w:r>
         <w:rPr>
@@ -980,39 +2033,97 @@
         </w:rPr>
         <w:t>Defendant</w:t>
       </w:r>
-      <w:r>
-        <w:rPr>
-          <w:rFonts w:ascii="Times New Roman" w:hAnsi="Times New Roman" w:cs="Times New Roman"/>
-          <w:sz w:val="22"/>
-          <w:szCs w:val="22"/>
-        </w:rPr>
-        <w:t>/Defendant’s attorney</w:t>
-      </w:r>
-      <w:r>
-        <w:rPr>
-          <w:rFonts w:ascii="Times New Roman" w:hAnsi="Times New Roman" w:cs="Times New Roman"/>
-          <w:sz w:val="22"/>
-          <w:szCs w:val="22"/>
-          <w:highlight w:val="yellow"/>
-        </w:rPr>
-        <w:t>{% else %}</w:t>
-      </w:r>
-      <w:r>
-        <w:rPr>
-          <w:rFonts w:ascii="Times New Roman" w:hAnsi="Times New Roman" w:cs="Times New Roman"/>
-          <w:sz w:val="22"/>
-          <w:szCs w:val="22"/>
-        </w:rPr>
-        <w:t>Plaintiff/Plaintiff’s attorney</w:t>
-      </w:r>
-      <w:r>
-        <w:rPr>
-          <w:rFonts w:ascii="Times New Roman" w:hAnsi="Times New Roman" w:cs="Times New Roman"/>
-          <w:sz w:val="22"/>
-          <w:szCs w:val="22"/>
-          <w:highlight w:val="yellow"/>
-        </w:rPr>
-        <w:t>{% endif %}</w:t>
+      <w:proofErr w:type="gramEnd"/>
+      <w:r>
+        <w:rPr>
+          <w:rFonts w:ascii="Times New Roman" w:hAnsi="Times New Roman" w:cs="Times New Roman"/>
+          <w:sz w:val="22"/>
+          <w:szCs w:val="22"/>
+        </w:rPr>
+        <w:t xml:space="preserve">/Defendant’s </w:t>
+      </w:r>
+      <w:proofErr w:type="gramStart"/>
+      <w:r>
+        <w:rPr>
+          <w:rFonts w:ascii="Times New Roman" w:hAnsi="Times New Roman" w:cs="Times New Roman"/>
+          <w:sz w:val="22"/>
+          <w:szCs w:val="22"/>
+        </w:rPr>
+        <w:t>attorney</w:t>
+      </w:r>
+      <w:r>
+        <w:rPr>
+          <w:rFonts w:ascii="Times New Roman" w:hAnsi="Times New Roman" w:cs="Times New Roman"/>
+          <w:sz w:val="22"/>
+          <w:szCs w:val="22"/>
+          <w:highlight w:val="yellow"/>
+        </w:rPr>
+        <w:t>{</w:t>
+      </w:r>
+      <w:proofErr w:type="gramEnd"/>
+      <w:r>
+        <w:rPr>
+          <w:rFonts w:ascii="Times New Roman" w:hAnsi="Times New Roman" w:cs="Times New Roman"/>
+          <w:sz w:val="22"/>
+          <w:szCs w:val="22"/>
+          <w:highlight w:val="yellow"/>
+        </w:rPr>
+        <w:t xml:space="preserve">% else </w:t>
+      </w:r>
+      <w:proofErr w:type="gramStart"/>
+      <w:r>
+        <w:rPr>
+          <w:rFonts w:ascii="Times New Roman" w:hAnsi="Times New Roman" w:cs="Times New Roman"/>
+          <w:sz w:val="22"/>
+          <w:szCs w:val="22"/>
+          <w:highlight w:val="yellow"/>
+        </w:rPr>
+        <w:t>%}</w:t>
+      </w:r>
+      <w:r>
+        <w:rPr>
+          <w:rFonts w:ascii="Times New Roman" w:hAnsi="Times New Roman" w:cs="Times New Roman"/>
+          <w:sz w:val="22"/>
+          <w:szCs w:val="22"/>
+        </w:rPr>
+        <w:t>Plaintiff</w:t>
+      </w:r>
+      <w:proofErr w:type="gramEnd"/>
+      <w:r>
+        <w:rPr>
+          <w:rFonts w:ascii="Times New Roman" w:hAnsi="Times New Roman" w:cs="Times New Roman"/>
+          <w:sz w:val="22"/>
+          <w:szCs w:val="22"/>
+        </w:rPr>
+        <w:t xml:space="preserve">/Plaintiff’s </w:t>
+      </w:r>
+      <w:proofErr w:type="gramStart"/>
+      <w:r>
+        <w:rPr>
+          <w:rFonts w:ascii="Times New Roman" w:hAnsi="Times New Roman" w:cs="Times New Roman"/>
+          <w:sz w:val="22"/>
+          <w:szCs w:val="22"/>
+        </w:rPr>
+        <w:t>attorney</w:t>
+      </w:r>
+      <w:r>
+        <w:rPr>
+          <w:rFonts w:ascii="Times New Roman" w:hAnsi="Times New Roman" w:cs="Times New Roman"/>
+          <w:sz w:val="22"/>
+          <w:szCs w:val="22"/>
+          <w:highlight w:val="yellow"/>
+        </w:rPr>
+        <w:t>{</w:t>
+      </w:r>
+      <w:proofErr w:type="gramEnd"/>
+      <w:r>
+        <w:rPr>
+          <w:rFonts w:ascii="Times New Roman" w:hAnsi="Times New Roman" w:cs="Times New Roman"/>
+          <w:sz w:val="22"/>
+          <w:szCs w:val="22"/>
+          <w:highlight w:val="yellow"/>
+        </w:rPr>
+        <w:t>% endif %}</w:t>
       </w:r>
       <w:r>
         <w:rPr>
@@ -1056,13 +2167,23 @@
           <w:szCs w:val="22"/>
         </w:rPr>
       </w:pPr>
-      <w:r>
-        <w:rPr>
-          <w:rFonts w:ascii="Times New Roman" w:hAnsi="Times New Roman" w:cs="Times New Roman"/>
-          <w:sz w:val="22"/>
-          <w:szCs w:val="22"/>
-        </w:rPr>
-        <w:t xml:space="preserve">[ ] </w:t>
+      <w:proofErr w:type="gramStart"/>
+      <w:r>
+        <w:rPr>
+          <w:rFonts w:ascii="Times New Roman" w:hAnsi="Times New Roman" w:cs="Times New Roman"/>
+          <w:sz w:val="22"/>
+          <w:szCs w:val="22"/>
+        </w:rPr>
+        <w:t>[ ]</w:t>
+      </w:r>
+      <w:proofErr w:type="gramEnd"/>
+      <w:r>
+        <w:rPr>
+          <w:rFonts w:ascii="Times New Roman" w:hAnsi="Times New Roman" w:cs="Times New Roman"/>
+          <w:sz w:val="22"/>
+          <w:szCs w:val="22"/>
+        </w:rPr>
+        <w:t xml:space="preserve"> </w:t>
       </w:r>
       <w:r>
         <w:rPr>
@@ -1098,13 +2219,23 @@
           <w:szCs w:val="22"/>
         </w:rPr>
       </w:pPr>
-      <w:r>
-        <w:rPr>
-          <w:rFonts w:ascii="Times New Roman" w:hAnsi="Times New Roman" w:cs="Times New Roman"/>
-          <w:sz w:val="22"/>
-          <w:szCs w:val="22"/>
-        </w:rPr>
-        <w:t>[ ] Sending the document(s) by first class mail to the following address:</w:t>
+      <w:proofErr w:type="gramStart"/>
+      <w:r>
+        <w:rPr>
+          <w:rFonts w:ascii="Times New Roman" w:hAnsi="Times New Roman" w:cs="Times New Roman"/>
+          <w:sz w:val="22"/>
+          <w:szCs w:val="22"/>
+        </w:rPr>
+        <w:t>[ ]</w:t>
+      </w:r>
+      <w:proofErr w:type="gramEnd"/>
+      <w:r>
+        <w:rPr>
+          <w:rFonts w:ascii="Times New Roman" w:hAnsi="Times New Roman" w:cs="Times New Roman"/>
+          <w:sz w:val="22"/>
+          <w:szCs w:val="22"/>
+        </w:rPr>
+        <w:t xml:space="preserve"> Sending the document(s) by first class mail to the following address:</w:t>
       </w:r>
     </w:p>
     <w:p>
@@ -1134,13 +2265,41 @@
           <w:szCs w:val="22"/>
         </w:rPr>
       </w:pPr>
-      <w:r>
-        <w:rPr>
-          <w:rFonts w:ascii="Times New Roman" w:hAnsi="Times New Roman" w:cs="Times New Roman"/>
-          <w:sz w:val="22"/>
-          <w:szCs w:val="22"/>
-        </w:rPr>
-        <w:t>[ ] Personally delivering the document(s).</w:t>
+      <w:proofErr w:type="gramStart"/>
+      <w:r>
+        <w:rPr>
+          <w:rFonts w:ascii="Times New Roman" w:hAnsi="Times New Roman" w:cs="Times New Roman"/>
+          <w:sz w:val="22"/>
+          <w:szCs w:val="22"/>
+        </w:rPr>
+        <w:t>[ ]</w:t>
+      </w:r>
+      <w:proofErr w:type="gramEnd"/>
+      <w:r>
+        <w:rPr>
+          <w:rFonts w:ascii="Times New Roman" w:hAnsi="Times New Roman" w:cs="Times New Roman"/>
+          <w:sz w:val="22"/>
+          <w:szCs w:val="22"/>
+        </w:rPr>
+        <w:t xml:space="preserve"> </w:t>
+      </w:r>
+      <w:proofErr w:type="gramStart"/>
+      <w:r>
+        <w:rPr>
+          <w:rFonts w:ascii="Times New Roman" w:hAnsi="Times New Roman" w:cs="Times New Roman"/>
+          <w:sz w:val="22"/>
+          <w:szCs w:val="22"/>
+        </w:rPr>
+        <w:t>Personally</w:t>
+      </w:r>
+      <w:proofErr w:type="gramEnd"/>
+      <w:r>
+        <w:rPr>
+          <w:rFonts w:ascii="Times New Roman" w:hAnsi="Times New Roman" w:cs="Times New Roman"/>
+          <w:sz w:val="22"/>
+          <w:szCs w:val="22"/>
+        </w:rPr>
+        <w:t xml:space="preserve"> delivering the document(s).</w:t>
       </w:r>
     </w:p>
     <w:p>
@@ -1205,8 +2364,9 @@
           <w:szCs w:val="22"/>
           <w:highlight w:val="cyan"/>
         </w:rPr>
-        <w:t xml:space="preserve"> if tool</w:t>
-      </w:r>
+        <w:t xml:space="preserve"> if </w:t>
+      </w:r>
+      <w:proofErr w:type="spellStart"/>
       <w:r>
         <w:rPr>
           <w:rFonts w:ascii="Times New Roman" w:hAnsi="Times New Roman" w:cs="Times New Roman"/>
@@ -1214,8 +2374,18 @@
           <w:szCs w:val="22"/>
           <w:highlight w:val="cyan"/>
         </w:rPr>
+        <w:t>tool</w:t>
+      </w:r>
+      <w:r>
+        <w:rPr>
+          <w:rFonts w:ascii="Times New Roman" w:hAnsi="Times New Roman" w:cs="Times New Roman"/>
+          <w:sz w:val="22"/>
+          <w:szCs w:val="22"/>
+          <w:highlight w:val="cyan"/>
+        </w:rPr>
         <w:t>_ID</w:t>
       </w:r>
+      <w:proofErr w:type="spellEnd"/>
       <w:r>
         <w:rPr>
           <w:rFonts w:ascii="Times New Roman" w:hAnsi="Times New Roman" w:cs="Times New Roman"/>
@@ -1232,8 +2402,9 @@
           <w:szCs w:val="22"/>
           <w:highlight w:val="cyan"/>
         </w:rPr>
-        <w:t>“custody_complaint”</w:t>
-      </w:r>
+        <w:t>“</w:t>
+      </w:r>
+      <w:proofErr w:type="spellStart"/>
       <w:r>
         <w:rPr>
           <w:rFonts w:ascii="Times New Roman" w:hAnsi="Times New Roman" w:cs="Times New Roman"/>
@@ -1241,6 +2412,25 @@
           <w:szCs w:val="22"/>
           <w:highlight w:val="cyan"/>
         </w:rPr>
+        <w:t>custody_complaint</w:t>
+      </w:r>
+      <w:proofErr w:type="spellEnd"/>
+      <w:r>
+        <w:rPr>
+          <w:rFonts w:ascii="Times New Roman" w:hAnsi="Times New Roman" w:cs="Times New Roman"/>
+          <w:sz w:val="22"/>
+          <w:szCs w:val="22"/>
+          <w:highlight w:val="cyan"/>
+        </w:rPr>
+        <w:t>”</w:t>
+      </w:r>
+      <w:r>
+        <w:rPr>
+          <w:rFonts w:ascii="Times New Roman" w:hAnsi="Times New Roman" w:cs="Times New Roman"/>
+          <w:sz w:val="22"/>
+          <w:szCs w:val="22"/>
+          <w:highlight w:val="cyan"/>
+        </w:rPr>
         <w:t xml:space="preserve"> %}</w:t>
       </w:r>
     </w:p>
@@ -1253,13 +2443,23 @@
           <w:szCs w:val="22"/>
         </w:rPr>
       </w:pPr>
-      <w:r>
-        <w:rPr>
-          <w:rFonts w:ascii="Times New Roman" w:hAnsi="Times New Roman" w:cs="Times New Roman"/>
-          <w:sz w:val="22"/>
-          <w:szCs w:val="22"/>
-        </w:rPr>
-        <w:t>[ ] Notice of Hearing and Motion for Entry of Order Regarding Custody, Parenting Time, and Child Support</w:t>
+      <w:proofErr w:type="gramStart"/>
+      <w:r>
+        <w:rPr>
+          <w:rFonts w:ascii="Times New Roman" w:hAnsi="Times New Roman" w:cs="Times New Roman"/>
+          <w:sz w:val="22"/>
+          <w:szCs w:val="22"/>
+        </w:rPr>
+        <w:t>[ ]</w:t>
+      </w:r>
+      <w:proofErr w:type="gramEnd"/>
+      <w:r>
+        <w:rPr>
+          <w:rFonts w:ascii="Times New Roman" w:hAnsi="Times New Roman" w:cs="Times New Roman"/>
+          <w:sz w:val="22"/>
+          <w:szCs w:val="22"/>
+        </w:rPr>
+        <w:t xml:space="preserve"> Notice of Hearing and Motion for Entry of Order Regarding Custody, Parenting Time, and Child Support</w:t>
       </w:r>
     </w:p>
     <w:p>
@@ -1293,13 +2493,23 @@
           <w:szCs w:val="22"/>
         </w:rPr>
       </w:pPr>
-      <w:r>
-        <w:rPr>
-          <w:rFonts w:ascii="Times New Roman" w:hAnsi="Times New Roman" w:cs="Times New Roman"/>
-          <w:sz w:val="22"/>
-          <w:szCs w:val="22"/>
-        </w:rPr>
-        <w:t>[ ] Notice of Hearing and Motion for Entry of Default Order Regarding Custody, Parenting Time, and Child Support</w:t>
+      <w:proofErr w:type="gramStart"/>
+      <w:r>
+        <w:rPr>
+          <w:rFonts w:ascii="Times New Roman" w:hAnsi="Times New Roman" w:cs="Times New Roman"/>
+          <w:sz w:val="22"/>
+          <w:szCs w:val="22"/>
+        </w:rPr>
+        <w:t>[ ]</w:t>
+      </w:r>
+      <w:proofErr w:type="gramEnd"/>
+      <w:r>
+        <w:rPr>
+          <w:rFonts w:ascii="Times New Roman" w:hAnsi="Times New Roman" w:cs="Times New Roman"/>
+          <w:sz w:val="22"/>
+          <w:szCs w:val="22"/>
+        </w:rPr>
+        <w:t xml:space="preserve"> Notice of Hearing and Motion for Entry of Default Order Regarding Custody, Parenting Time, and Child Support</w:t>
       </w:r>
     </w:p>
     <w:p>
@@ -1311,13 +2521,23 @@
           <w:szCs w:val="22"/>
         </w:rPr>
       </w:pPr>
-      <w:r>
-        <w:rPr>
-          <w:rFonts w:ascii="Times New Roman" w:hAnsi="Times New Roman" w:cs="Times New Roman"/>
-          <w:sz w:val="22"/>
-          <w:szCs w:val="22"/>
-        </w:rPr>
-        <w:t>[ ] Proposed Order Regarding Custody, Parenting Time, and Child Support</w:t>
+      <w:proofErr w:type="gramStart"/>
+      <w:r>
+        <w:rPr>
+          <w:rFonts w:ascii="Times New Roman" w:hAnsi="Times New Roman" w:cs="Times New Roman"/>
+          <w:sz w:val="22"/>
+          <w:szCs w:val="22"/>
+        </w:rPr>
+        <w:t>[ ]</w:t>
+      </w:r>
+      <w:proofErr w:type="gramEnd"/>
+      <w:r>
+        <w:rPr>
+          <w:rFonts w:ascii="Times New Roman" w:hAnsi="Times New Roman" w:cs="Times New Roman"/>
+          <w:sz w:val="22"/>
+          <w:szCs w:val="22"/>
+        </w:rPr>
+        <w:t xml:space="preserve"> Proposed Order Regarding Custody, Parenting Time, and Child Support</w:t>
       </w:r>
     </w:p>
     <w:p>
@@ -1329,13 +2549,23 @@
           <w:szCs w:val="22"/>
         </w:rPr>
       </w:pPr>
-      <w:r>
-        <w:rPr>
-          <w:rFonts w:ascii="Times New Roman" w:hAnsi="Times New Roman" w:cs="Times New Roman"/>
-          <w:sz w:val="22"/>
-          <w:szCs w:val="22"/>
-        </w:rPr>
-        <w:t>[ ] Proposed Uniform Child Support Order</w:t>
+      <w:proofErr w:type="gramStart"/>
+      <w:r>
+        <w:rPr>
+          <w:rFonts w:ascii="Times New Roman" w:hAnsi="Times New Roman" w:cs="Times New Roman"/>
+          <w:sz w:val="22"/>
+          <w:szCs w:val="22"/>
+        </w:rPr>
+        <w:t>[ ]</w:t>
+      </w:r>
+      <w:proofErr w:type="gramEnd"/>
+      <w:r>
+        <w:rPr>
+          <w:rFonts w:ascii="Times New Roman" w:hAnsi="Times New Roman" w:cs="Times New Roman"/>
+          <w:sz w:val="22"/>
+          <w:szCs w:val="22"/>
+        </w:rPr>
+        <w:t xml:space="preserve"> Proposed Uniform Child Support Order</w:t>
       </w:r>
     </w:p>
     <w:p>
@@ -1347,13 +2577,23 @@
           <w:szCs w:val="22"/>
         </w:rPr>
       </w:pPr>
-      <w:r>
-        <w:rPr>
-          <w:rFonts w:ascii="Times New Roman" w:hAnsi="Times New Roman" w:cs="Times New Roman"/>
-          <w:sz w:val="22"/>
-          <w:szCs w:val="22"/>
-        </w:rPr>
-        <w:t>[ ] Referral Order to the Friend of the Court</w:t>
+      <w:proofErr w:type="gramStart"/>
+      <w:r>
+        <w:rPr>
+          <w:rFonts w:ascii="Times New Roman" w:hAnsi="Times New Roman" w:cs="Times New Roman"/>
+          <w:sz w:val="22"/>
+          <w:szCs w:val="22"/>
+        </w:rPr>
+        <w:t>[ ]</w:t>
+      </w:r>
+      <w:proofErr w:type="gramEnd"/>
+      <w:r>
+        <w:rPr>
+          <w:rFonts w:ascii="Times New Roman" w:hAnsi="Times New Roman" w:cs="Times New Roman"/>
+          <w:sz w:val="22"/>
+          <w:szCs w:val="22"/>
+        </w:rPr>
+        <w:t xml:space="preserve"> Referral Order to the Friend of the Court</w:t>
       </w:r>
     </w:p>
     <w:p>
@@ -1365,13 +2605,23 @@
           <w:szCs w:val="22"/>
         </w:rPr>
       </w:pPr>
-      <w:r>
-        <w:rPr>
-          <w:rFonts w:ascii="Times New Roman" w:hAnsi="Times New Roman" w:cs="Times New Roman"/>
-          <w:sz w:val="22"/>
-          <w:szCs w:val="22"/>
-        </w:rPr>
-        <w:t>[ ] Domestic Relations Judgment Information</w:t>
+      <w:proofErr w:type="gramStart"/>
+      <w:r>
+        <w:rPr>
+          <w:rFonts w:ascii="Times New Roman" w:hAnsi="Times New Roman" w:cs="Times New Roman"/>
+          <w:sz w:val="22"/>
+          <w:szCs w:val="22"/>
+        </w:rPr>
+        <w:t>[ ]</w:t>
+      </w:r>
+      <w:proofErr w:type="gramEnd"/>
+      <w:r>
+        <w:rPr>
+          <w:rFonts w:ascii="Times New Roman" w:hAnsi="Times New Roman" w:cs="Times New Roman"/>
+          <w:sz w:val="22"/>
+          <w:szCs w:val="22"/>
+        </w:rPr>
+        <w:t xml:space="preserve"> Domestic Relations Judgment Information</w:t>
       </w:r>
     </w:p>
     <w:p>
@@ -1410,6 +2660,7 @@
         </w:rPr>
         <w:t xml:space="preserve"> </w:t>
       </w:r>
+      <w:proofErr w:type="spellStart"/>
       <w:r>
         <w:rPr>
           <w:rFonts w:ascii="Times New Roman" w:hAnsi="Times New Roman" w:cs="Times New Roman"/>
@@ -1428,6 +2679,7 @@
         </w:rPr>
         <w:t>if</w:t>
       </w:r>
+      <w:proofErr w:type="spellEnd"/>
       <w:r>
         <w:rPr>
           <w:rFonts w:ascii="Times New Roman" w:hAnsi="Times New Roman" w:cs="Times New Roman"/>
@@ -1435,8 +2687,9 @@
           <w:szCs w:val="22"/>
           <w:highlight w:val="cyan"/>
         </w:rPr>
-        <w:t xml:space="preserve"> tool_ID == “custody_answer</w:t>
-      </w:r>
+        <w:t xml:space="preserve"> </w:t>
+      </w:r>
+      <w:proofErr w:type="spellStart"/>
       <w:r>
         <w:rPr>
           <w:rFonts w:ascii="Times New Roman" w:hAnsi="Times New Roman" w:cs="Times New Roman"/>
@@ -1444,6 +2697,36 @@
           <w:szCs w:val="22"/>
           <w:highlight w:val="cyan"/>
         </w:rPr>
+        <w:t>tool_ID</w:t>
+      </w:r>
+      <w:proofErr w:type="spellEnd"/>
+      <w:r>
+        <w:rPr>
+          <w:rFonts w:ascii="Times New Roman" w:hAnsi="Times New Roman" w:cs="Times New Roman"/>
+          <w:sz w:val="22"/>
+          <w:szCs w:val="22"/>
+          <w:highlight w:val="cyan"/>
+        </w:rPr>
+        <w:t xml:space="preserve"> == “</w:t>
+      </w:r>
+      <w:proofErr w:type="spellStart"/>
+      <w:r>
+        <w:rPr>
+          <w:rFonts w:ascii="Times New Roman" w:hAnsi="Times New Roman" w:cs="Times New Roman"/>
+          <w:sz w:val="22"/>
+          <w:szCs w:val="22"/>
+          <w:highlight w:val="cyan"/>
+        </w:rPr>
+        <w:t>custody_answer</w:t>
+      </w:r>
+      <w:proofErr w:type="spellEnd"/>
+      <w:r>
+        <w:rPr>
+          <w:rFonts w:ascii="Times New Roman" w:hAnsi="Times New Roman" w:cs="Times New Roman"/>
+          <w:sz w:val="22"/>
+          <w:szCs w:val="22"/>
+          <w:highlight w:val="cyan"/>
+        </w:rPr>
         <w:t>”</w:t>
       </w:r>
       <w:r>
@@ -1465,13 +2748,23 @@
           <w:szCs w:val="22"/>
         </w:rPr>
       </w:pPr>
-      <w:r>
-        <w:rPr>
-          <w:rFonts w:ascii="Times New Roman" w:hAnsi="Times New Roman" w:cs="Times New Roman"/>
-          <w:sz w:val="22"/>
-          <w:szCs w:val="22"/>
-        </w:rPr>
-        <w:t>[ ] Fee Waiver Request</w:t>
+      <w:proofErr w:type="gramStart"/>
+      <w:r>
+        <w:rPr>
+          <w:rFonts w:ascii="Times New Roman" w:hAnsi="Times New Roman" w:cs="Times New Roman"/>
+          <w:sz w:val="22"/>
+          <w:szCs w:val="22"/>
+        </w:rPr>
+        <w:t>[ ]</w:t>
+      </w:r>
+      <w:proofErr w:type="gramEnd"/>
+      <w:r>
+        <w:rPr>
+          <w:rFonts w:ascii="Times New Roman" w:hAnsi="Times New Roman" w:cs="Times New Roman"/>
+          <w:sz w:val="22"/>
+          <w:szCs w:val="22"/>
+        </w:rPr>
+        <w:t xml:space="preserve"> Fee Waiver Request</w:t>
       </w:r>
     </w:p>
     <w:p>
@@ -1483,6 +2776,7 @@
           <w:szCs w:val="22"/>
         </w:rPr>
       </w:pPr>
+      <w:proofErr w:type="gramStart"/>
       <w:r>
         <w:rPr>
           <w:rFonts w:ascii="Times New Roman" w:hAnsi="Times New Roman" w:cs="Times New Roman"/>
@@ -1490,7 +2784,16 @@
           <w:szCs w:val="22"/>
         </w:rPr>
         <w:lastRenderedPageBreak/>
-        <w:t>[ ] Court’s decision on Fee Waiver Request</w:t>
+        <w:t>[ ]</w:t>
+      </w:r>
+      <w:proofErr w:type="gramEnd"/>
+      <w:r>
+        <w:rPr>
+          <w:rFonts w:ascii="Times New Roman" w:hAnsi="Times New Roman" w:cs="Times New Roman"/>
+          <w:sz w:val="22"/>
+          <w:szCs w:val="22"/>
+        </w:rPr>
+        <w:t xml:space="preserve"> Court’s decision on Fee Waiver Request</w:t>
       </w:r>
     </w:p>
     <w:p>
@@ -1502,13 +2805,23 @@
           <w:szCs w:val="22"/>
         </w:rPr>
       </w:pPr>
-      <w:r>
-        <w:rPr>
-          <w:rFonts w:ascii="Times New Roman" w:hAnsi="Times New Roman" w:cs="Times New Roman"/>
-          <w:sz w:val="22"/>
-          <w:szCs w:val="22"/>
-        </w:rPr>
-        <w:t>[ ] Answer to Complaint/Counterclaim for Custody, Parenting Time, and Child Support</w:t>
+      <w:proofErr w:type="gramStart"/>
+      <w:r>
+        <w:rPr>
+          <w:rFonts w:ascii="Times New Roman" w:hAnsi="Times New Roman" w:cs="Times New Roman"/>
+          <w:sz w:val="22"/>
+          <w:szCs w:val="22"/>
+        </w:rPr>
+        <w:t>[ ]</w:t>
+      </w:r>
+      <w:proofErr w:type="gramEnd"/>
+      <w:r>
+        <w:rPr>
+          <w:rFonts w:ascii="Times New Roman" w:hAnsi="Times New Roman" w:cs="Times New Roman"/>
+          <w:sz w:val="22"/>
+          <w:szCs w:val="22"/>
+        </w:rPr>
+        <w:t xml:space="preserve"> Answer to Complaint/Counterclaim for Custody, Parenting Time, and Child Support</w:t>
       </w:r>
     </w:p>
     <w:p>
@@ -1520,13 +2833,23 @@
           <w:szCs w:val="22"/>
         </w:rPr>
       </w:pPr>
-      <w:r>
-        <w:rPr>
-          <w:rFonts w:ascii="Times New Roman" w:hAnsi="Times New Roman" w:cs="Times New Roman"/>
-          <w:sz w:val="22"/>
-          <w:szCs w:val="22"/>
-        </w:rPr>
-        <w:t>[ ] Counterclaim for Custody, Parenting Time, and Child Support</w:t>
+      <w:proofErr w:type="gramStart"/>
+      <w:r>
+        <w:rPr>
+          <w:rFonts w:ascii="Times New Roman" w:hAnsi="Times New Roman" w:cs="Times New Roman"/>
+          <w:sz w:val="22"/>
+          <w:szCs w:val="22"/>
+        </w:rPr>
+        <w:t>[ ]</w:t>
+      </w:r>
+      <w:proofErr w:type="gramEnd"/>
+      <w:r>
+        <w:rPr>
+          <w:rFonts w:ascii="Times New Roman" w:hAnsi="Times New Roman" w:cs="Times New Roman"/>
+          <w:sz w:val="22"/>
+          <w:szCs w:val="22"/>
+        </w:rPr>
+        <w:t xml:space="preserve"> Counterclaim for Custody, Parenting Time, and Child Support</w:t>
       </w:r>
     </w:p>
     <w:p>
@@ -1538,13 +2861,23 @@
           <w:szCs w:val="22"/>
         </w:rPr>
       </w:pPr>
-      <w:r>
-        <w:rPr>
-          <w:rFonts w:ascii="Times New Roman" w:hAnsi="Times New Roman" w:cs="Times New Roman"/>
-          <w:sz w:val="22"/>
-          <w:szCs w:val="22"/>
-        </w:rPr>
-        <w:t>[ ] Uniform Child Custody Jurisdiction Enforcement Act Affidavit</w:t>
+      <w:proofErr w:type="gramStart"/>
+      <w:r>
+        <w:rPr>
+          <w:rFonts w:ascii="Times New Roman" w:hAnsi="Times New Roman" w:cs="Times New Roman"/>
+          <w:sz w:val="22"/>
+          <w:szCs w:val="22"/>
+        </w:rPr>
+        <w:t>[ ]</w:t>
+      </w:r>
+      <w:proofErr w:type="gramEnd"/>
+      <w:r>
+        <w:rPr>
+          <w:rFonts w:ascii="Times New Roman" w:hAnsi="Times New Roman" w:cs="Times New Roman"/>
+          <w:sz w:val="22"/>
+          <w:szCs w:val="22"/>
+        </w:rPr>
+        <w:t xml:space="preserve"> Uniform Child Custody Jurisdiction Enforcement Act Affidavit</w:t>
       </w:r>
     </w:p>
     <w:p>
@@ -1556,13 +2889,23 @@
           <w:szCs w:val="22"/>
         </w:rPr>
       </w:pPr>
-      <w:r>
-        <w:rPr>
-          <w:rFonts w:ascii="Times New Roman" w:hAnsi="Times New Roman" w:cs="Times New Roman"/>
-          <w:sz w:val="22"/>
-          <w:szCs w:val="22"/>
-        </w:rPr>
-        <w:t>[ ] Verified Statement and Application for IV-D Services</w:t>
+      <w:proofErr w:type="gramStart"/>
+      <w:r>
+        <w:rPr>
+          <w:rFonts w:ascii="Times New Roman" w:hAnsi="Times New Roman" w:cs="Times New Roman"/>
+          <w:sz w:val="22"/>
+          <w:szCs w:val="22"/>
+        </w:rPr>
+        <w:t>[ ]</w:t>
+      </w:r>
+      <w:proofErr w:type="gramEnd"/>
+      <w:r>
+        <w:rPr>
+          <w:rFonts w:ascii="Times New Roman" w:hAnsi="Times New Roman" w:cs="Times New Roman"/>
+          <w:sz w:val="22"/>
+          <w:szCs w:val="22"/>
+        </w:rPr>
+        <w:t xml:space="preserve"> Verified Statement and Application for IV-D Services</w:t>
       </w:r>
     </w:p>
     <w:p>
@@ -1601,6 +2944,7 @@
         </w:rPr>
         <w:t xml:space="preserve"> </w:t>
       </w:r>
+      <w:proofErr w:type="spellStart"/>
       <w:r>
         <w:rPr>
           <w:rFonts w:ascii="Times New Roman" w:hAnsi="Times New Roman" w:cs="Times New Roman"/>
@@ -1619,6 +2963,7 @@
         </w:rPr>
         <w:t>if</w:t>
       </w:r>
+      <w:proofErr w:type="spellEnd"/>
       <w:r>
         <w:rPr>
           <w:rFonts w:ascii="Times New Roman" w:hAnsi="Times New Roman" w:cs="Times New Roman"/>
@@ -1626,8 +2971,9 @@
           <w:szCs w:val="22"/>
           <w:highlight w:val="cyan"/>
         </w:rPr>
-        <w:t xml:space="preserve"> tool_ID == “divorce_answer</w:t>
-      </w:r>
+        <w:t xml:space="preserve"> </w:t>
+      </w:r>
+      <w:proofErr w:type="spellStart"/>
       <w:r>
         <w:rPr>
           <w:rFonts w:ascii="Times New Roman" w:hAnsi="Times New Roman" w:cs="Times New Roman"/>
@@ -1635,6 +2981,36 @@
           <w:szCs w:val="22"/>
           <w:highlight w:val="cyan"/>
         </w:rPr>
+        <w:t>tool_ID</w:t>
+      </w:r>
+      <w:proofErr w:type="spellEnd"/>
+      <w:r>
+        <w:rPr>
+          <w:rFonts w:ascii="Times New Roman" w:hAnsi="Times New Roman" w:cs="Times New Roman"/>
+          <w:sz w:val="22"/>
+          <w:szCs w:val="22"/>
+          <w:highlight w:val="cyan"/>
+        </w:rPr>
+        <w:t xml:space="preserve"> == “</w:t>
+      </w:r>
+      <w:proofErr w:type="spellStart"/>
+      <w:r>
+        <w:rPr>
+          <w:rFonts w:ascii="Times New Roman" w:hAnsi="Times New Roman" w:cs="Times New Roman"/>
+          <w:sz w:val="22"/>
+          <w:szCs w:val="22"/>
+          <w:highlight w:val="cyan"/>
+        </w:rPr>
+        <w:t>divorce_answer</w:t>
+      </w:r>
+      <w:proofErr w:type="spellEnd"/>
+      <w:r>
+        <w:rPr>
+          <w:rFonts w:ascii="Times New Roman" w:hAnsi="Times New Roman" w:cs="Times New Roman"/>
+          <w:sz w:val="22"/>
+          <w:szCs w:val="22"/>
+          <w:highlight w:val="cyan"/>
+        </w:rPr>
         <w:t>”</w:t>
       </w:r>
       <w:r>
@@ -1656,21 +3032,49 @@
           <w:szCs w:val="22"/>
         </w:rPr>
       </w:pPr>
-      <w:r>
-        <w:rPr>
-          <w:rFonts w:ascii="Times New Roman" w:hAnsi="Times New Roman" w:cs="Times New Roman"/>
-          <w:sz w:val="22"/>
-          <w:szCs w:val="22"/>
-        </w:rPr>
-        <w:t xml:space="preserve">[ ] </w:t>
-      </w:r>
-      <w:r>
-        <w:rPr>
-          <w:rFonts w:ascii="Times New Roman" w:hAnsi="Times New Roman" w:cs="Times New Roman"/>
-          <w:sz w:val="22"/>
-          <w:szCs w:val="22"/>
-        </w:rPr>
-        <w:t>Fee Waiver Request</w:t>
+      <w:proofErr w:type="gramStart"/>
+      <w:r>
+        <w:rPr>
+          <w:rFonts w:ascii="Times New Roman" w:hAnsi="Times New Roman" w:cs="Times New Roman"/>
+          <w:sz w:val="22"/>
+          <w:szCs w:val="22"/>
+        </w:rPr>
+        <w:t>[ ]</w:t>
+      </w:r>
+      <w:proofErr w:type="gramEnd"/>
+      <w:r>
+        <w:rPr>
+          <w:rFonts w:ascii="Times New Roman" w:hAnsi="Times New Roman" w:cs="Times New Roman"/>
+          <w:sz w:val="22"/>
+          <w:szCs w:val="22"/>
+        </w:rPr>
+        <w:t xml:space="preserve"> </w:t>
+      </w:r>
+      <w:r>
+        <w:rPr>
+          <w:rFonts w:ascii="Times New Roman" w:hAnsi="Times New Roman" w:cs="Times New Roman"/>
+          <w:sz w:val="22"/>
+          <w:szCs w:val="22"/>
+        </w:rPr>
+        <w:t xml:space="preserve">Answer to Complaint </w:t>
+      </w:r>
+      <w:proofErr w:type="gramStart"/>
+      <w:r>
+        <w:rPr>
+          <w:rFonts w:ascii="Times New Roman" w:hAnsi="Times New Roman" w:cs="Times New Roman"/>
+          <w:sz w:val="22"/>
+          <w:szCs w:val="22"/>
+        </w:rPr>
+        <w:t>for</w:t>
+      </w:r>
+      <w:proofErr w:type="gramEnd"/>
+      <w:r>
+        <w:rPr>
+          <w:rFonts w:ascii="Times New Roman" w:hAnsi="Times New Roman" w:cs="Times New Roman"/>
+          <w:sz w:val="22"/>
+          <w:szCs w:val="22"/>
+        </w:rPr>
+        <w:t xml:space="preserve"> Divorce</w:t>
       </w:r>
     </w:p>
     <w:p>
@@ -1682,21 +3086,108 @@
           <w:szCs w:val="22"/>
         </w:rPr>
       </w:pPr>
-      <w:r>
-        <w:rPr>
-          <w:rFonts w:ascii="Times New Roman" w:hAnsi="Times New Roman" w:cs="Times New Roman"/>
-          <w:sz w:val="22"/>
-          <w:szCs w:val="22"/>
-        </w:rPr>
-        <w:t xml:space="preserve">[ ] </w:t>
-      </w:r>
-      <w:r>
-        <w:rPr>
-          <w:rFonts w:ascii="Times New Roman" w:hAnsi="Times New Roman" w:cs="Times New Roman"/>
-          <w:sz w:val="22"/>
-          <w:szCs w:val="22"/>
-        </w:rPr>
-        <w:t>Court’s decision on Fee Waiver Request</w:t>
+      <w:proofErr w:type="gramStart"/>
+      <w:r>
+        <w:rPr>
+          <w:rFonts w:ascii="Times New Roman" w:hAnsi="Times New Roman" w:cs="Times New Roman"/>
+          <w:sz w:val="22"/>
+          <w:szCs w:val="22"/>
+        </w:rPr>
+        <w:t>[ ]</w:t>
+      </w:r>
+      <w:proofErr w:type="gramEnd"/>
+      <w:r>
+        <w:rPr>
+          <w:rFonts w:ascii="Times New Roman" w:hAnsi="Times New Roman" w:cs="Times New Roman"/>
+          <w:sz w:val="22"/>
+          <w:szCs w:val="22"/>
+        </w:rPr>
+        <w:t xml:space="preserve"> </w:t>
+      </w:r>
+      <w:r>
+        <w:rPr>
+          <w:rFonts w:ascii="Times New Roman" w:hAnsi="Times New Roman" w:cs="Times New Roman"/>
+          <w:sz w:val="22"/>
+          <w:szCs w:val="22"/>
+        </w:rPr>
+        <w:t>Counterclaim for Divorce</w:t>
+      </w:r>
+    </w:p>
+    <w:p>
+      <w:pPr>
+        <w:spacing w:after="0" w:line="240" w:lineRule="auto"/>
+        <w:rPr>
+          <w:rFonts w:ascii="Times New Roman" w:hAnsi="Times New Roman" w:cs="Times New Roman"/>
+          <w:sz w:val="22"/>
+          <w:szCs w:val="22"/>
+        </w:rPr>
+      </w:pPr>
+      <w:r>
+        <w:rPr>
+          <w:rFonts w:ascii="Times New Roman" w:hAnsi="Times New Roman" w:cs="Times New Roman"/>
+          <w:sz w:val="22"/>
+          <w:szCs w:val="22"/>
+          <w:highlight w:val="yellow"/>
+        </w:rPr>
+        <w:t xml:space="preserve">{%p if </w:t>
+      </w:r>
+      <w:proofErr w:type="spellStart"/>
+      <w:r>
+        <w:rPr>
+          <w:rFonts w:ascii="Times New Roman" w:hAnsi="Times New Roman" w:cs="Times New Roman"/>
+          <w:sz w:val="22"/>
+          <w:szCs w:val="22"/>
+          <w:highlight w:val="yellow"/>
+        </w:rPr>
+        <w:t>complaint_type</w:t>
+      </w:r>
+      <w:proofErr w:type="spellEnd"/>
+      <w:r>
+        <w:rPr>
+          <w:rFonts w:ascii="Times New Roman" w:hAnsi="Times New Roman" w:cs="Times New Roman"/>
+          <w:sz w:val="22"/>
+          <w:szCs w:val="22"/>
+          <w:highlight w:val="yellow"/>
+        </w:rPr>
+        <w:t xml:space="preserve"> == “</w:t>
+      </w:r>
+      <w:proofErr w:type="spellStart"/>
+      <w:r>
+        <w:rPr>
+          <w:rFonts w:ascii="Times New Roman" w:hAnsi="Times New Roman" w:cs="Times New Roman"/>
+          <w:sz w:val="22"/>
+          <w:szCs w:val="22"/>
+          <w:highlight w:val="yellow"/>
+        </w:rPr>
+        <w:t>with_children</w:t>
+      </w:r>
+      <w:proofErr w:type="spellEnd"/>
+      <w:r>
+        <w:rPr>
+          <w:rFonts w:ascii="Times New Roman" w:hAnsi="Times New Roman" w:cs="Times New Roman"/>
+          <w:sz w:val="22"/>
+          <w:szCs w:val="22"/>
+          <w:highlight w:val="yellow"/>
+        </w:rPr>
+        <w:t>”</w:t>
+      </w:r>
+      <w:r>
+        <w:rPr>
+          <w:rFonts w:ascii="Times New Roman" w:hAnsi="Times New Roman" w:cs="Times New Roman"/>
+          <w:sz w:val="22"/>
+          <w:szCs w:val="22"/>
+          <w:highlight w:val="yellow"/>
+        </w:rPr>
+        <w:t xml:space="preserve"> </w:t>
+      </w:r>
+      <w:r>
+        <w:rPr>
+          <w:rFonts w:ascii="Times New Roman" w:hAnsi="Times New Roman" w:cs="Times New Roman"/>
+          <w:sz w:val="22"/>
+          <w:szCs w:val="22"/>
+          <w:highlight w:val="yellow"/>
+        </w:rPr>
+        <w:t>%}</w:t>
       </w:r>
     </w:p>
     <w:p>
@@ -1708,21 +3199,31 @@
           <w:szCs w:val="22"/>
         </w:rPr>
       </w:pPr>
-      <w:r>
-        <w:rPr>
-          <w:rFonts w:ascii="Times New Roman" w:hAnsi="Times New Roman" w:cs="Times New Roman"/>
-          <w:sz w:val="22"/>
-          <w:szCs w:val="22"/>
-        </w:rPr>
-        <w:t xml:space="preserve">[ ] </w:t>
-      </w:r>
-      <w:r>
-        <w:rPr>
-          <w:rFonts w:ascii="Times New Roman" w:hAnsi="Times New Roman" w:cs="Times New Roman"/>
-          <w:sz w:val="22"/>
-          <w:szCs w:val="22"/>
-        </w:rPr>
-        <w:t>Answer to Complaint for Divorce</w:t>
+      <w:proofErr w:type="gramStart"/>
+      <w:r>
+        <w:rPr>
+          <w:rFonts w:ascii="Times New Roman" w:hAnsi="Times New Roman" w:cs="Times New Roman"/>
+          <w:sz w:val="22"/>
+          <w:szCs w:val="22"/>
+        </w:rPr>
+        <w:t>[ ]</w:t>
+      </w:r>
+      <w:proofErr w:type="gramEnd"/>
+      <w:r>
+        <w:rPr>
+          <w:rFonts w:ascii="Times New Roman" w:hAnsi="Times New Roman" w:cs="Times New Roman"/>
+          <w:sz w:val="22"/>
+          <w:szCs w:val="22"/>
+        </w:rPr>
+        <w:t xml:space="preserve"> </w:t>
+      </w:r>
+      <w:r>
+        <w:rPr>
+          <w:rFonts w:ascii="Times New Roman" w:hAnsi="Times New Roman" w:cs="Times New Roman"/>
+          <w:sz w:val="22"/>
+          <w:szCs w:val="22"/>
+        </w:rPr>
+        <w:t>Uniform Child Custody Jurisdiction Enforcement Act Affidavit</w:t>
       </w:r>
     </w:p>
     <w:p>
@@ -1734,21 +3235,59 @@
           <w:szCs w:val="22"/>
         </w:rPr>
       </w:pPr>
-      <w:r>
-        <w:rPr>
-          <w:rFonts w:ascii="Times New Roman" w:hAnsi="Times New Roman" w:cs="Times New Roman"/>
-          <w:sz w:val="22"/>
-          <w:szCs w:val="22"/>
-        </w:rPr>
-        <w:t xml:space="preserve">[ ] </w:t>
-      </w:r>
-      <w:r>
-        <w:rPr>
-          <w:rFonts w:ascii="Times New Roman" w:hAnsi="Times New Roman" w:cs="Times New Roman"/>
-          <w:sz w:val="22"/>
-          <w:szCs w:val="22"/>
-        </w:rPr>
-        <w:t>Counterclaim for Divorce</w:t>
+      <w:proofErr w:type="gramStart"/>
+      <w:r>
+        <w:rPr>
+          <w:rFonts w:ascii="Times New Roman" w:hAnsi="Times New Roman" w:cs="Times New Roman"/>
+          <w:sz w:val="22"/>
+          <w:szCs w:val="22"/>
+        </w:rPr>
+        <w:t>[ ]</w:t>
+      </w:r>
+      <w:proofErr w:type="gramEnd"/>
+      <w:r>
+        <w:rPr>
+          <w:rFonts w:ascii="Times New Roman" w:hAnsi="Times New Roman" w:cs="Times New Roman"/>
+          <w:sz w:val="22"/>
+          <w:szCs w:val="22"/>
+        </w:rPr>
+        <w:t xml:space="preserve"> Verified Statement </w:t>
+      </w:r>
+    </w:p>
+    <w:p>
+      <w:pPr>
+        <w:spacing w:after="0" w:line="276" w:lineRule="auto"/>
+        <w:rPr>
+          <w:rFonts w:ascii="Times New Roman" w:hAnsi="Times New Roman" w:cs="Times New Roman"/>
+          <w:sz w:val="22"/>
+          <w:szCs w:val="22"/>
+        </w:rPr>
+      </w:pPr>
+      <w:proofErr w:type="gramStart"/>
+      <w:r>
+        <w:rPr>
+          <w:rFonts w:ascii="Times New Roman" w:hAnsi="Times New Roman" w:cs="Times New Roman"/>
+          <w:sz w:val="22"/>
+          <w:szCs w:val="22"/>
+        </w:rPr>
+        <w:t>[ ]</w:t>
+      </w:r>
+      <w:proofErr w:type="gramEnd"/>
+      <w:r>
+        <w:rPr>
+          <w:rFonts w:ascii="Times New Roman" w:hAnsi="Times New Roman" w:cs="Times New Roman"/>
+          <w:sz w:val="22"/>
+          <w:szCs w:val="22"/>
+        </w:rPr>
+        <w:t xml:space="preserve"> </w:t>
+      </w:r>
+      <w:r>
+        <w:rPr>
+          <w:rFonts w:ascii="Times New Roman" w:hAnsi="Times New Roman" w:cs="Times New Roman"/>
+          <w:sz w:val="22"/>
+          <w:szCs w:val="22"/>
+        </w:rPr>
+        <w:t>Application for IV-D Services</w:t>
       </w:r>
     </w:p>
     <w:p>
@@ -1767,16 +3306,107 @@
           <w:szCs w:val="22"/>
           <w:highlight w:val="yellow"/>
         </w:rPr>
+        <w:t xml:space="preserve">{%p </w:t>
+      </w:r>
+      <w:proofErr w:type="gramStart"/>
+      <w:r>
+        <w:rPr>
+          <w:rFonts w:ascii="Times New Roman" w:hAnsi="Times New Roman" w:cs="Times New Roman"/>
+          <w:sz w:val="22"/>
+          <w:szCs w:val="22"/>
+          <w:highlight w:val="yellow"/>
+        </w:rPr>
+        <w:t>endif %}</w:t>
+      </w:r>
+      <w:proofErr w:type="gramEnd"/>
+    </w:p>
+    <w:p>
+      <w:pPr>
+        <w:spacing w:after="0" w:line="240" w:lineRule="auto"/>
+        <w:rPr>
+          <w:rFonts w:ascii="Times New Roman" w:hAnsi="Times New Roman" w:cs="Times New Roman"/>
+          <w:sz w:val="22"/>
+          <w:szCs w:val="22"/>
+        </w:rPr>
+      </w:pPr>
+      <w:r>
+        <w:rPr>
+          <w:rFonts w:ascii="Times New Roman" w:hAnsi="Times New Roman" w:cs="Times New Roman"/>
+          <w:sz w:val="22"/>
+          <w:szCs w:val="22"/>
+          <w:highlight w:val="yellow"/>
+        </w:rPr>
         <w:t xml:space="preserve">{%p if </w:t>
       </w:r>
-      <w:r>
-        <w:rPr>
-          <w:rFonts w:ascii="Times New Roman" w:hAnsi="Times New Roman" w:cs="Times New Roman"/>
-          <w:sz w:val="22"/>
-          <w:szCs w:val="22"/>
-          <w:highlight w:val="yellow"/>
-        </w:rPr>
-        <w:t xml:space="preserve">there_are_marital_children </w:t>
+      <w:proofErr w:type="spellStart"/>
+      <w:r>
+        <w:rPr>
+          <w:rFonts w:ascii="Times New Roman" w:hAnsi="Times New Roman" w:cs="Times New Roman"/>
+          <w:sz w:val="22"/>
+          <w:szCs w:val="22"/>
+          <w:highlight w:val="yellow"/>
+        </w:rPr>
+        <w:t>user_wants_post_divorce_support</w:t>
+      </w:r>
+      <w:proofErr w:type="spellEnd"/>
+      <w:r>
+        <w:rPr>
+          <w:rFonts w:ascii="Times New Roman" w:hAnsi="Times New Roman" w:cs="Times New Roman"/>
+          <w:sz w:val="22"/>
+          <w:szCs w:val="22"/>
+          <w:highlight w:val="yellow"/>
+        </w:rPr>
+        <w:t xml:space="preserve"> or </w:t>
+      </w:r>
+      <w:proofErr w:type="spellStart"/>
+      <w:r>
+        <w:rPr>
+          <w:rFonts w:ascii="Times New Roman" w:hAnsi="Times New Roman" w:cs="Times New Roman"/>
+          <w:sz w:val="22"/>
+          <w:szCs w:val="22"/>
+          <w:highlight w:val="yellow"/>
+        </w:rPr>
+        <w:t>spousal_support_provisions</w:t>
+      </w:r>
+      <w:proofErr w:type="spellEnd"/>
+      <w:r>
+        <w:rPr>
+          <w:rFonts w:ascii="Times New Roman" w:hAnsi="Times New Roman" w:cs="Times New Roman"/>
+          <w:sz w:val="22"/>
+          <w:szCs w:val="22"/>
+          <w:highlight w:val="yellow"/>
+        </w:rPr>
+        <w:t xml:space="preserve"> == "</w:t>
+      </w:r>
+      <w:proofErr w:type="spellStart"/>
+      <w:r>
+        <w:rPr>
+          <w:rFonts w:ascii="Times New Roman" w:hAnsi="Times New Roman" w:cs="Times New Roman"/>
+          <w:sz w:val="22"/>
+          <w:szCs w:val="22"/>
+          <w:highlight w:val="yellow"/>
+        </w:rPr>
+        <w:t>user_agrees_to_pay_spousal_support</w:t>
+      </w:r>
+      <w:proofErr w:type="spellEnd"/>
+      <w:proofErr w:type="gramStart"/>
+      <w:r>
+        <w:rPr>
+          <w:rFonts w:ascii="Times New Roman" w:hAnsi="Times New Roman" w:cs="Times New Roman"/>
+          <w:sz w:val="22"/>
+          <w:szCs w:val="22"/>
+          <w:highlight w:val="yellow"/>
+        </w:rPr>
+        <w:t>"</w:t>
+      </w:r>
+      <w:r>
+        <w:rPr>
+          <w:rFonts w:ascii="Times New Roman" w:hAnsi="Times New Roman" w:cs="Times New Roman"/>
+          <w:sz w:val="22"/>
+          <w:szCs w:val="22"/>
+          <w:highlight w:val="yellow"/>
+        </w:rPr>
+        <w:t xml:space="preserve"> </w:t>
       </w:r>
       <w:r>
         <w:rPr>
@@ -1787,6 +3417,7 @@
         </w:rPr>
         <w:t>%}</w:t>
       </w:r>
+      <w:proofErr w:type="gramEnd"/>
     </w:p>
     <w:p>
       <w:pPr>
@@ -1797,22 +3428,54 @@
           <w:szCs w:val="22"/>
         </w:rPr>
       </w:pPr>
-      <w:r>
-        <w:rPr>
-          <w:rFonts w:ascii="Times New Roman" w:hAnsi="Times New Roman" w:cs="Times New Roman"/>
-          <w:sz w:val="22"/>
-          <w:szCs w:val="22"/>
-        </w:rPr>
-        <w:t xml:space="preserve">[ ] </w:t>
-      </w:r>
-      <w:r>
-        <w:rPr>
-          <w:rFonts w:ascii="Times New Roman" w:hAnsi="Times New Roman" w:cs="Times New Roman"/>
-          <w:sz w:val="22"/>
-          <w:szCs w:val="22"/>
-        </w:rPr>
-        <w:t>Uniform Child Custody Jurisdiction Enforcement Act Affidavit</w:t>
-      </w:r>
+      <w:proofErr w:type="gramStart"/>
+      <w:r>
+        <w:rPr>
+          <w:rFonts w:ascii="Times New Roman" w:hAnsi="Times New Roman" w:cs="Times New Roman"/>
+          <w:sz w:val="22"/>
+          <w:szCs w:val="22"/>
+        </w:rPr>
+        <w:t>[ ]</w:t>
+      </w:r>
+      <w:proofErr w:type="gramEnd"/>
+      <w:r>
+        <w:rPr>
+          <w:rFonts w:ascii="Times New Roman" w:hAnsi="Times New Roman" w:cs="Times New Roman"/>
+          <w:sz w:val="22"/>
+          <w:szCs w:val="22"/>
+        </w:rPr>
+        <w:t xml:space="preserve"> Proposed Uniform Spousal Support Order</w:t>
+      </w:r>
+    </w:p>
+    <w:p>
+      <w:pPr>
+        <w:spacing w:after="0" w:line="240" w:lineRule="auto"/>
+        <w:rPr>
+          <w:rFonts w:ascii="Times New Roman" w:hAnsi="Times New Roman" w:cs="Times New Roman"/>
+          <w:sz w:val="22"/>
+          <w:szCs w:val="22"/>
+        </w:rPr>
+      </w:pPr>
+      <w:r>
+        <w:rPr>
+          <w:rFonts w:ascii="Times New Roman" w:hAnsi="Times New Roman" w:cs="Times New Roman"/>
+          <w:sz w:val="22"/>
+          <w:szCs w:val="22"/>
+          <w:highlight w:val="yellow"/>
+        </w:rPr>
+        <w:t xml:space="preserve">{%p </w:t>
+      </w:r>
+      <w:proofErr w:type="gramStart"/>
+      <w:r>
+        <w:rPr>
+          <w:rFonts w:ascii="Times New Roman" w:hAnsi="Times New Roman" w:cs="Times New Roman"/>
+          <w:sz w:val="22"/>
+          <w:szCs w:val="22"/>
+          <w:highlight w:val="yellow"/>
+        </w:rPr>
+        <w:t>endif %}</w:t>
+      </w:r>
+      <w:proofErr w:type="gramEnd"/>
     </w:p>
     <w:p>
       <w:pPr>
@@ -1823,13 +3486,23 @@
           <w:szCs w:val="22"/>
         </w:rPr>
       </w:pPr>
-      <w:r>
-        <w:rPr>
-          <w:rFonts w:ascii="Times New Roman" w:hAnsi="Times New Roman" w:cs="Times New Roman"/>
-          <w:sz w:val="22"/>
-          <w:szCs w:val="22"/>
-        </w:rPr>
-        <w:t>[ ] Verified Statement and Application for IV-D Services</w:t>
+      <w:proofErr w:type="gramStart"/>
+      <w:r>
+        <w:rPr>
+          <w:rFonts w:ascii="Times New Roman" w:hAnsi="Times New Roman" w:cs="Times New Roman"/>
+          <w:sz w:val="22"/>
+          <w:szCs w:val="22"/>
+        </w:rPr>
+        <w:t>[ ]</w:t>
+      </w:r>
+      <w:proofErr w:type="gramEnd"/>
+      <w:r>
+        <w:rPr>
+          <w:rFonts w:ascii="Times New Roman" w:hAnsi="Times New Roman" w:cs="Times New Roman"/>
+          <w:sz w:val="22"/>
+          <w:szCs w:val="22"/>
+        </w:rPr>
+        <w:t xml:space="preserve"> Domestic Relations Verified Financial Information Form</w:t>
       </w:r>
     </w:p>
     <w:p>
@@ -1846,9 +3519,280 @@
           <w:rFonts w:ascii="Times New Roman" w:hAnsi="Times New Roman" w:cs="Times New Roman"/>
           <w:sz w:val="22"/>
           <w:szCs w:val="22"/>
-          <w:highlight w:val="yellow"/>
-        </w:rPr>
-        <w:t>{%p endif %}</w:t>
+          <w:highlight w:val="cyan"/>
+        </w:rPr>
+        <w:t>{%</w:t>
+      </w:r>
+      <w:r>
+        <w:rPr>
+          <w:rFonts w:ascii="Times New Roman" w:hAnsi="Times New Roman" w:cs="Times New Roman"/>
+          <w:sz w:val="22"/>
+          <w:szCs w:val="22"/>
+          <w:highlight w:val="cyan"/>
+        </w:rPr>
+        <w:t>p</w:t>
+      </w:r>
+      <w:r>
+        <w:rPr>
+          <w:rFonts w:ascii="Times New Roman" w:hAnsi="Times New Roman" w:cs="Times New Roman"/>
+          <w:sz w:val="22"/>
+          <w:szCs w:val="22"/>
+          <w:highlight w:val="cyan"/>
+        </w:rPr>
+        <w:t xml:space="preserve"> </w:t>
+      </w:r>
+      <w:proofErr w:type="spellStart"/>
+      <w:r>
+        <w:rPr>
+          <w:rFonts w:ascii="Times New Roman" w:hAnsi="Times New Roman" w:cs="Times New Roman"/>
+          <w:sz w:val="22"/>
+          <w:szCs w:val="22"/>
+          <w:highlight w:val="cyan"/>
+        </w:rPr>
+        <w:t>el</w:t>
+      </w:r>
+      <w:r>
+        <w:rPr>
+          <w:rFonts w:ascii="Times New Roman" w:hAnsi="Times New Roman" w:cs="Times New Roman"/>
+          <w:sz w:val="22"/>
+          <w:szCs w:val="22"/>
+          <w:highlight w:val="cyan"/>
+        </w:rPr>
+        <w:t>if</w:t>
+      </w:r>
+      <w:proofErr w:type="spellEnd"/>
+      <w:r>
+        <w:rPr>
+          <w:rFonts w:ascii="Times New Roman" w:hAnsi="Times New Roman" w:cs="Times New Roman"/>
+          <w:sz w:val="22"/>
+          <w:szCs w:val="22"/>
+          <w:highlight w:val="cyan"/>
+        </w:rPr>
+        <w:t xml:space="preserve"> </w:t>
+      </w:r>
+      <w:proofErr w:type="spellStart"/>
+      <w:r>
+        <w:rPr>
+          <w:rFonts w:ascii="Times New Roman" w:hAnsi="Times New Roman" w:cs="Times New Roman"/>
+          <w:sz w:val="22"/>
+          <w:szCs w:val="22"/>
+          <w:highlight w:val="cyan"/>
+        </w:rPr>
+        <w:t>tool</w:t>
+      </w:r>
+      <w:r>
+        <w:rPr>
+          <w:rFonts w:ascii="Times New Roman" w:hAnsi="Times New Roman" w:cs="Times New Roman"/>
+          <w:sz w:val="22"/>
+          <w:szCs w:val="22"/>
+          <w:highlight w:val="cyan"/>
+        </w:rPr>
+        <w:t>_ID</w:t>
+      </w:r>
+      <w:proofErr w:type="spellEnd"/>
+      <w:r>
+        <w:rPr>
+          <w:rFonts w:ascii="Times New Roman" w:hAnsi="Times New Roman" w:cs="Times New Roman"/>
+          <w:sz w:val="22"/>
+          <w:szCs w:val="22"/>
+          <w:highlight w:val="cyan"/>
+        </w:rPr>
+        <w:t xml:space="preserve"> == </w:t>
+      </w:r>
+      <w:r>
+        <w:rPr>
+          <w:rFonts w:ascii="Times New Roman" w:hAnsi="Times New Roman" w:cs="Times New Roman"/>
+          <w:sz w:val="22"/>
+          <w:szCs w:val="22"/>
+          <w:highlight w:val="cyan"/>
+        </w:rPr>
+        <w:t>“</w:t>
+      </w:r>
+      <w:proofErr w:type="spellStart"/>
+      <w:r>
+        <w:rPr>
+          <w:rFonts w:ascii="Times New Roman" w:hAnsi="Times New Roman" w:cs="Times New Roman"/>
+          <w:sz w:val="22"/>
+          <w:szCs w:val="22"/>
+          <w:highlight w:val="cyan"/>
+        </w:rPr>
+        <w:t>divorce</w:t>
+      </w:r>
+      <w:r>
+        <w:rPr>
+          <w:rFonts w:ascii="Times New Roman" w:hAnsi="Times New Roman" w:cs="Times New Roman"/>
+          <w:sz w:val="22"/>
+          <w:szCs w:val="22"/>
+          <w:highlight w:val="cyan"/>
+        </w:rPr>
+        <w:t>_complaint</w:t>
+      </w:r>
+      <w:proofErr w:type="spellEnd"/>
+      <w:r>
+        <w:rPr>
+          <w:rFonts w:ascii="Times New Roman" w:hAnsi="Times New Roman" w:cs="Times New Roman"/>
+          <w:sz w:val="22"/>
+          <w:szCs w:val="22"/>
+          <w:highlight w:val="cyan"/>
+        </w:rPr>
+        <w:t>”</w:t>
+      </w:r>
+      <w:r>
+        <w:rPr>
+          <w:rFonts w:ascii="Times New Roman" w:hAnsi="Times New Roman" w:cs="Times New Roman"/>
+          <w:sz w:val="22"/>
+          <w:szCs w:val="22"/>
+          <w:highlight w:val="cyan"/>
+        </w:rPr>
+        <w:t xml:space="preserve"> %}</w:t>
+      </w:r>
+    </w:p>
+    <w:p>
+      <w:pPr>
+        <w:spacing w:after="0" w:line="276" w:lineRule="auto"/>
+        <w:rPr>
+          <w:rFonts w:ascii="Times New Roman" w:hAnsi="Times New Roman" w:cs="Times New Roman"/>
+          <w:sz w:val="22"/>
+          <w:szCs w:val="22"/>
+        </w:rPr>
+      </w:pPr>
+      <w:proofErr w:type="gramStart"/>
+      <w:r>
+        <w:rPr>
+          <w:rFonts w:ascii="Times New Roman" w:hAnsi="Times New Roman" w:cs="Times New Roman"/>
+          <w:sz w:val="22"/>
+          <w:szCs w:val="22"/>
+        </w:rPr>
+        <w:t>[ ]</w:t>
+      </w:r>
+      <w:proofErr w:type="gramEnd"/>
+      <w:r>
+        <w:rPr>
+          <w:rFonts w:ascii="Times New Roman" w:hAnsi="Times New Roman" w:cs="Times New Roman"/>
+          <w:sz w:val="22"/>
+          <w:szCs w:val="22"/>
+        </w:rPr>
+        <w:t xml:space="preserve"> </w:t>
+      </w:r>
+      <w:r>
+        <w:rPr>
+          <w:rFonts w:ascii="Times New Roman" w:hAnsi="Times New Roman" w:cs="Times New Roman"/>
+          <w:sz w:val="22"/>
+          <w:szCs w:val="22"/>
+        </w:rPr>
+        <w:t>Default Request and Entry</w:t>
+      </w:r>
+    </w:p>
+    <w:p>
+      <w:pPr>
+        <w:spacing w:after="0" w:line="276" w:lineRule="auto"/>
+        <w:rPr>
+          <w:rFonts w:ascii="Times New Roman" w:hAnsi="Times New Roman" w:cs="Times New Roman"/>
+          <w:sz w:val="22"/>
+          <w:szCs w:val="22"/>
+        </w:rPr>
+      </w:pPr>
+      <w:proofErr w:type="gramStart"/>
+      <w:r>
+        <w:rPr>
+          <w:rFonts w:ascii="Times New Roman" w:hAnsi="Times New Roman" w:cs="Times New Roman"/>
+          <w:sz w:val="22"/>
+          <w:szCs w:val="22"/>
+        </w:rPr>
+        <w:t>[ ]</w:t>
+      </w:r>
+      <w:proofErr w:type="gramEnd"/>
+      <w:r>
+        <w:rPr>
+          <w:rFonts w:ascii="Times New Roman" w:hAnsi="Times New Roman" w:cs="Times New Roman"/>
+          <w:sz w:val="22"/>
+          <w:szCs w:val="22"/>
+        </w:rPr>
+        <w:t xml:space="preserve"> Notice of Hearing</w:t>
+      </w:r>
+    </w:p>
+    <w:p>
+      <w:pPr>
+        <w:spacing w:after="0" w:line="276" w:lineRule="auto"/>
+        <w:rPr>
+          <w:rFonts w:ascii="Times New Roman" w:hAnsi="Times New Roman" w:cs="Times New Roman"/>
+          <w:sz w:val="22"/>
+          <w:szCs w:val="22"/>
+        </w:rPr>
+      </w:pPr>
+      <w:proofErr w:type="gramStart"/>
+      <w:r>
+        <w:rPr>
+          <w:rFonts w:ascii="Times New Roman" w:hAnsi="Times New Roman" w:cs="Times New Roman"/>
+          <w:sz w:val="22"/>
+          <w:szCs w:val="22"/>
+        </w:rPr>
+        <w:t>[ ]</w:t>
+      </w:r>
+      <w:proofErr w:type="gramEnd"/>
+      <w:r>
+        <w:rPr>
+          <w:rFonts w:ascii="Times New Roman" w:hAnsi="Times New Roman" w:cs="Times New Roman"/>
+          <w:sz w:val="22"/>
+          <w:szCs w:val="22"/>
+        </w:rPr>
+        <w:t xml:space="preserve"> Notice of Hearing and Motion for Entry of Consent Judgment of Divorce</w:t>
+      </w:r>
+    </w:p>
+    <w:p>
+      <w:pPr>
+        <w:spacing w:after="0" w:line="276" w:lineRule="auto"/>
+        <w:rPr>
+          <w:rFonts w:ascii="Times New Roman" w:hAnsi="Times New Roman" w:cs="Times New Roman"/>
+          <w:sz w:val="22"/>
+          <w:szCs w:val="22"/>
+        </w:rPr>
+      </w:pPr>
+      <w:proofErr w:type="gramStart"/>
+      <w:r>
+        <w:rPr>
+          <w:rFonts w:ascii="Times New Roman" w:hAnsi="Times New Roman" w:cs="Times New Roman"/>
+          <w:sz w:val="22"/>
+          <w:szCs w:val="22"/>
+        </w:rPr>
+        <w:t>[ ]</w:t>
+      </w:r>
+      <w:proofErr w:type="gramEnd"/>
+      <w:r>
+        <w:rPr>
+          <w:rFonts w:ascii="Times New Roman" w:hAnsi="Times New Roman" w:cs="Times New Roman"/>
+          <w:sz w:val="22"/>
+          <w:szCs w:val="22"/>
+        </w:rPr>
+        <w:t xml:space="preserve"> Notice of Hearing and Motion for Entry of Default Judgment of Divorce</w:t>
+      </w:r>
+    </w:p>
+    <w:p>
+      <w:pPr>
+        <w:spacing w:after="0" w:line="276" w:lineRule="auto"/>
+        <w:rPr>
+          <w:rFonts w:ascii="Times New Roman" w:hAnsi="Times New Roman" w:cs="Times New Roman"/>
+          <w:sz w:val="22"/>
+          <w:szCs w:val="22"/>
+        </w:rPr>
+      </w:pPr>
+      <w:proofErr w:type="gramStart"/>
+      <w:r>
+        <w:rPr>
+          <w:rFonts w:ascii="Times New Roman" w:hAnsi="Times New Roman" w:cs="Times New Roman"/>
+          <w:sz w:val="22"/>
+          <w:szCs w:val="22"/>
+        </w:rPr>
+        <w:t>[ ]</w:t>
+      </w:r>
+      <w:proofErr w:type="gramEnd"/>
+      <w:r>
+        <w:rPr>
+          <w:rFonts w:ascii="Times New Roman" w:hAnsi="Times New Roman" w:cs="Times New Roman"/>
+          <w:sz w:val="22"/>
+          <w:szCs w:val="22"/>
+        </w:rPr>
+        <w:t xml:space="preserve"> Proposed Judgment of Divorce</w:t>
       </w:r>
     </w:p>
     <w:p>
@@ -1869,15 +3813,27 @@
         </w:rPr>
         <w:t xml:space="preserve">{%p if </w:t>
       </w:r>
-      <w:r>
-        <w:rPr>
-          <w:rFonts w:ascii="Times New Roman" w:hAnsi="Times New Roman" w:cs="Times New Roman"/>
-          <w:sz w:val="22"/>
-          <w:szCs w:val="22"/>
-          <w:highlight w:val="yellow"/>
-        </w:rPr>
-        <w:t>user_wants_post_divorce_support or spousal_support_provisions == "user_agrees_to_pay_spousal_support"</w:t>
-      </w:r>
+      <w:proofErr w:type="spellStart"/>
+      <w:r>
+        <w:rPr>
+          <w:rFonts w:ascii="Times New Roman" w:hAnsi="Times New Roman" w:cs="Times New Roman"/>
+          <w:sz w:val="22"/>
+          <w:szCs w:val="22"/>
+          <w:highlight w:val="yellow"/>
+        </w:rPr>
+        <w:t>there_are_marital_</w:t>
+      </w:r>
+      <w:proofErr w:type="gramStart"/>
+      <w:r>
+        <w:rPr>
+          <w:rFonts w:ascii="Times New Roman" w:hAnsi="Times New Roman" w:cs="Times New Roman"/>
+          <w:sz w:val="22"/>
+          <w:szCs w:val="22"/>
+          <w:highlight w:val="yellow"/>
+        </w:rPr>
+        <w:t>children</w:t>
+      </w:r>
+      <w:proofErr w:type="spellEnd"/>
       <w:r>
         <w:rPr>
           <w:rFonts w:ascii="Times New Roman" w:hAnsi="Times New Roman" w:cs="Times New Roman"/>
@@ -1896,6 +3852,7 @@
         </w:rPr>
         <w:t>%}</w:t>
       </w:r>
+      <w:proofErr w:type="gramEnd"/>
     </w:p>
     <w:p>
       <w:pPr>
@@ -1906,13 +3863,23 @@
           <w:szCs w:val="22"/>
         </w:rPr>
       </w:pPr>
-      <w:r>
-        <w:rPr>
-          <w:rFonts w:ascii="Times New Roman" w:hAnsi="Times New Roman" w:cs="Times New Roman"/>
-          <w:sz w:val="22"/>
-          <w:szCs w:val="22"/>
-        </w:rPr>
-        <w:t>[ ] Proposed Uniform Spousal Support Order</w:t>
+      <w:proofErr w:type="gramStart"/>
+      <w:r>
+        <w:rPr>
+          <w:rFonts w:ascii="Times New Roman" w:hAnsi="Times New Roman" w:cs="Times New Roman"/>
+          <w:sz w:val="22"/>
+          <w:szCs w:val="22"/>
+        </w:rPr>
+        <w:t>[ ]</w:t>
+      </w:r>
+      <w:proofErr w:type="gramEnd"/>
+      <w:r>
+        <w:rPr>
+          <w:rFonts w:ascii="Times New Roman" w:hAnsi="Times New Roman" w:cs="Times New Roman"/>
+          <w:sz w:val="22"/>
+          <w:szCs w:val="22"/>
+        </w:rPr>
+        <w:t xml:space="preserve"> Proposed Uniform Child Support Order</w:t>
       </w:r>
     </w:p>
     <w:p>
@@ -1931,8 +3898,19 @@
           <w:szCs w:val="22"/>
           <w:highlight w:val="yellow"/>
         </w:rPr>
-        <w:t>{%p endif %}</w:t>
-      </w:r>
+        <w:t xml:space="preserve">{%p </w:t>
+      </w:r>
+      <w:proofErr w:type="gramStart"/>
+      <w:r>
+        <w:rPr>
+          <w:rFonts w:ascii="Times New Roman" w:hAnsi="Times New Roman" w:cs="Times New Roman"/>
+          <w:sz w:val="22"/>
+          <w:szCs w:val="22"/>
+          <w:highlight w:val="yellow"/>
+        </w:rPr>
+        <w:t>endif %}</w:t>
+      </w:r>
+      <w:proofErr w:type="gramEnd"/>
     </w:p>
     <w:p>
       <w:pPr>
@@ -1948,10 +3926,622 @@
           <w:rFonts w:ascii="Times New Roman" w:hAnsi="Times New Roman" w:cs="Times New Roman"/>
           <w:sz w:val="22"/>
           <w:szCs w:val="22"/>
+          <w:highlight w:val="yellow"/>
+        </w:rPr>
+        <w:t xml:space="preserve">{%p if </w:t>
+      </w:r>
+      <w:proofErr w:type="spellStart"/>
+      <w:r>
+        <w:rPr>
+          <w:rFonts w:ascii="Times New Roman" w:hAnsi="Times New Roman" w:cs="Times New Roman"/>
+          <w:sz w:val="22"/>
+          <w:szCs w:val="22"/>
+          <w:highlight w:val="yellow"/>
+        </w:rPr>
+        <w:t>user_wants_post_divorce_support</w:t>
+      </w:r>
+      <w:proofErr w:type="spellEnd"/>
+      <w:r>
+        <w:rPr>
+          <w:rFonts w:ascii="Times New Roman" w:hAnsi="Times New Roman" w:cs="Times New Roman"/>
+          <w:sz w:val="22"/>
+          <w:szCs w:val="22"/>
+          <w:highlight w:val="yellow"/>
+        </w:rPr>
+        <w:t xml:space="preserve"> or </w:t>
+      </w:r>
+      <w:proofErr w:type="spellStart"/>
+      <w:r>
+        <w:rPr>
+          <w:rFonts w:ascii="Times New Roman" w:hAnsi="Times New Roman" w:cs="Times New Roman"/>
+          <w:sz w:val="22"/>
+          <w:szCs w:val="22"/>
+          <w:highlight w:val="yellow"/>
+        </w:rPr>
+        <w:t>spousal_support_provisions</w:t>
+      </w:r>
+      <w:proofErr w:type="spellEnd"/>
+      <w:r>
+        <w:rPr>
+          <w:rFonts w:ascii="Times New Roman" w:hAnsi="Times New Roman" w:cs="Times New Roman"/>
+          <w:sz w:val="22"/>
+          <w:szCs w:val="22"/>
+          <w:highlight w:val="yellow"/>
+        </w:rPr>
+        <w:t xml:space="preserve"> == "</w:t>
+      </w:r>
+      <w:proofErr w:type="spellStart"/>
+      <w:r>
+        <w:rPr>
+          <w:rFonts w:ascii="Times New Roman" w:hAnsi="Times New Roman" w:cs="Times New Roman"/>
+          <w:sz w:val="22"/>
+          <w:szCs w:val="22"/>
+          <w:highlight w:val="yellow"/>
+        </w:rPr>
+        <w:t>user_agrees_to_pay_spousal_support</w:t>
+      </w:r>
+      <w:proofErr w:type="spellEnd"/>
+      <w:proofErr w:type="gramStart"/>
+      <w:r>
+        <w:rPr>
+          <w:rFonts w:ascii="Times New Roman" w:hAnsi="Times New Roman" w:cs="Times New Roman"/>
+          <w:sz w:val="22"/>
+          <w:szCs w:val="22"/>
+          <w:highlight w:val="yellow"/>
+        </w:rPr>
+        <w:t>"</w:t>
+      </w:r>
+      <w:r>
+        <w:rPr>
+          <w:rFonts w:ascii="Times New Roman" w:hAnsi="Times New Roman" w:cs="Times New Roman"/>
+          <w:sz w:val="22"/>
+          <w:szCs w:val="22"/>
+          <w:highlight w:val="yellow"/>
+        </w:rPr>
+        <w:t xml:space="preserve"> </w:t>
+      </w:r>
+      <w:r>
+        <w:rPr>
+          <w:rFonts w:ascii="Times New Roman" w:hAnsi="Times New Roman" w:cs="Times New Roman"/>
+          <w:sz w:val="22"/>
+          <w:szCs w:val="22"/>
+          <w:highlight w:val="yellow"/>
+        </w:rPr>
+        <w:t>%}</w:t>
+      </w:r>
+      <w:proofErr w:type="gramEnd"/>
+    </w:p>
+    <w:p>
+      <w:pPr>
+        <w:spacing w:after="0" w:line="276" w:lineRule="auto"/>
+        <w:rPr>
+          <w:rFonts w:ascii="Times New Roman" w:hAnsi="Times New Roman" w:cs="Times New Roman"/>
+          <w:sz w:val="22"/>
+          <w:szCs w:val="22"/>
+        </w:rPr>
+      </w:pPr>
+      <w:proofErr w:type="gramStart"/>
+      <w:r>
+        <w:rPr>
+          <w:rFonts w:ascii="Times New Roman" w:hAnsi="Times New Roman" w:cs="Times New Roman"/>
+          <w:sz w:val="22"/>
+          <w:szCs w:val="22"/>
+        </w:rPr>
+        <w:t>[ ]</w:t>
+      </w:r>
+      <w:proofErr w:type="gramEnd"/>
+      <w:r>
+        <w:rPr>
+          <w:rFonts w:ascii="Times New Roman" w:hAnsi="Times New Roman" w:cs="Times New Roman"/>
+          <w:sz w:val="22"/>
+          <w:szCs w:val="22"/>
+        </w:rPr>
+        <w:t xml:space="preserve"> Proposed Uniform Spousal Support Order</w:t>
+      </w:r>
+    </w:p>
+    <w:p>
+      <w:pPr>
+        <w:spacing w:after="0" w:line="240" w:lineRule="auto"/>
+        <w:rPr>
+          <w:rFonts w:ascii="Times New Roman" w:hAnsi="Times New Roman" w:cs="Times New Roman"/>
+          <w:sz w:val="22"/>
+          <w:szCs w:val="22"/>
+        </w:rPr>
+      </w:pPr>
+      <w:r>
+        <w:rPr>
+          <w:rFonts w:ascii="Times New Roman" w:hAnsi="Times New Roman" w:cs="Times New Roman"/>
+          <w:sz w:val="22"/>
+          <w:szCs w:val="22"/>
+          <w:highlight w:val="yellow"/>
+        </w:rPr>
+        <w:t xml:space="preserve">{%p </w:t>
+      </w:r>
+      <w:proofErr w:type="gramStart"/>
+      <w:r>
+        <w:rPr>
+          <w:rFonts w:ascii="Times New Roman" w:hAnsi="Times New Roman" w:cs="Times New Roman"/>
+          <w:sz w:val="22"/>
+          <w:szCs w:val="22"/>
+          <w:highlight w:val="yellow"/>
+        </w:rPr>
+        <w:t>endif %}</w:t>
+      </w:r>
+      <w:proofErr w:type="gramEnd"/>
+    </w:p>
+    <w:p>
+      <w:pPr>
+        <w:spacing w:after="0" w:line="276" w:lineRule="auto"/>
+        <w:rPr>
+          <w:rFonts w:ascii="Times New Roman" w:hAnsi="Times New Roman" w:cs="Times New Roman"/>
+          <w:sz w:val="22"/>
+          <w:szCs w:val="22"/>
+        </w:rPr>
+      </w:pPr>
+      <w:proofErr w:type="gramStart"/>
+      <w:r>
+        <w:rPr>
+          <w:rFonts w:ascii="Times New Roman" w:hAnsi="Times New Roman" w:cs="Times New Roman"/>
+          <w:sz w:val="22"/>
+          <w:szCs w:val="22"/>
+        </w:rPr>
+        <w:t>[ ]</w:t>
+      </w:r>
+      <w:proofErr w:type="gramEnd"/>
+      <w:r>
+        <w:rPr>
+          <w:rFonts w:ascii="Times New Roman" w:hAnsi="Times New Roman" w:cs="Times New Roman"/>
+          <w:sz w:val="22"/>
+          <w:szCs w:val="22"/>
+        </w:rPr>
+        <w:t xml:space="preserve"> Judgment of Divorce</w:t>
+      </w:r>
+    </w:p>
+    <w:p>
+      <w:pPr>
+        <w:spacing w:after="0" w:line="240" w:lineRule="auto"/>
+        <w:rPr>
+          <w:rFonts w:ascii="Times New Roman" w:hAnsi="Times New Roman" w:cs="Times New Roman"/>
+          <w:sz w:val="22"/>
+          <w:szCs w:val="22"/>
+        </w:rPr>
+      </w:pPr>
+      <w:r>
+        <w:rPr>
+          <w:rFonts w:ascii="Times New Roman" w:hAnsi="Times New Roman" w:cs="Times New Roman"/>
+          <w:sz w:val="22"/>
+          <w:szCs w:val="22"/>
+          <w:highlight w:val="yellow"/>
+        </w:rPr>
+        <w:t xml:space="preserve">{%p if </w:t>
+      </w:r>
+      <w:proofErr w:type="spellStart"/>
+      <w:r>
+        <w:rPr>
+          <w:rFonts w:ascii="Times New Roman" w:hAnsi="Times New Roman" w:cs="Times New Roman"/>
+          <w:sz w:val="22"/>
+          <w:szCs w:val="22"/>
+          <w:highlight w:val="yellow"/>
+        </w:rPr>
+        <w:t>there_are_marital_</w:t>
+      </w:r>
+      <w:proofErr w:type="gramStart"/>
+      <w:r>
+        <w:rPr>
+          <w:rFonts w:ascii="Times New Roman" w:hAnsi="Times New Roman" w:cs="Times New Roman"/>
+          <w:sz w:val="22"/>
+          <w:szCs w:val="22"/>
+          <w:highlight w:val="yellow"/>
+        </w:rPr>
+        <w:t>children</w:t>
+      </w:r>
+      <w:proofErr w:type="spellEnd"/>
+      <w:r>
+        <w:rPr>
+          <w:rFonts w:ascii="Times New Roman" w:hAnsi="Times New Roman" w:cs="Times New Roman"/>
+          <w:sz w:val="22"/>
+          <w:szCs w:val="22"/>
+          <w:highlight w:val="yellow"/>
+        </w:rPr>
+        <w:t xml:space="preserve"> </w:t>
+      </w:r>
+      <w:r>
+        <w:rPr>
+          <w:rFonts w:ascii="Times New Roman" w:hAnsi="Times New Roman" w:cs="Times New Roman"/>
+          <w:sz w:val="22"/>
+          <w:szCs w:val="22"/>
+          <w:highlight w:val="yellow"/>
+        </w:rPr>
+        <w:t>%}</w:t>
+      </w:r>
+      <w:proofErr w:type="gramEnd"/>
+    </w:p>
+    <w:p>
+      <w:pPr>
+        <w:spacing w:after="0" w:line="276" w:lineRule="auto"/>
+        <w:rPr>
+          <w:rFonts w:ascii="Times New Roman" w:hAnsi="Times New Roman" w:cs="Times New Roman"/>
+          <w:sz w:val="22"/>
+          <w:szCs w:val="22"/>
+        </w:rPr>
+      </w:pPr>
+      <w:proofErr w:type="gramStart"/>
+      <w:r>
+        <w:rPr>
+          <w:rFonts w:ascii="Times New Roman" w:hAnsi="Times New Roman" w:cs="Times New Roman"/>
+          <w:sz w:val="22"/>
+          <w:szCs w:val="22"/>
+        </w:rPr>
+        <w:t>[ ]</w:t>
+      </w:r>
+      <w:proofErr w:type="gramEnd"/>
+      <w:r>
+        <w:rPr>
+          <w:rFonts w:ascii="Times New Roman" w:hAnsi="Times New Roman" w:cs="Times New Roman"/>
+          <w:sz w:val="22"/>
+          <w:szCs w:val="22"/>
+        </w:rPr>
+        <w:t xml:space="preserve"> Uniform Child Support Order</w:t>
+      </w:r>
+    </w:p>
+    <w:p>
+      <w:pPr>
+        <w:spacing w:after="0" w:line="240" w:lineRule="auto"/>
+        <w:rPr>
+          <w:rFonts w:ascii="Times New Roman" w:hAnsi="Times New Roman" w:cs="Times New Roman"/>
+          <w:sz w:val="22"/>
+          <w:szCs w:val="22"/>
+        </w:rPr>
+      </w:pPr>
+      <w:r>
+        <w:rPr>
+          <w:rFonts w:ascii="Times New Roman" w:hAnsi="Times New Roman" w:cs="Times New Roman"/>
+          <w:sz w:val="22"/>
+          <w:szCs w:val="22"/>
+          <w:highlight w:val="yellow"/>
+        </w:rPr>
+        <w:t xml:space="preserve">{%p </w:t>
+      </w:r>
+      <w:proofErr w:type="gramStart"/>
+      <w:r>
+        <w:rPr>
+          <w:rFonts w:ascii="Times New Roman" w:hAnsi="Times New Roman" w:cs="Times New Roman"/>
+          <w:sz w:val="22"/>
+          <w:szCs w:val="22"/>
+          <w:highlight w:val="yellow"/>
+        </w:rPr>
+        <w:t>endif %}</w:t>
+      </w:r>
+      <w:proofErr w:type="gramEnd"/>
+    </w:p>
+    <w:p>
+      <w:pPr>
+        <w:spacing w:after="0" w:line="240" w:lineRule="auto"/>
+        <w:rPr>
+          <w:rFonts w:ascii="Times New Roman" w:hAnsi="Times New Roman" w:cs="Times New Roman"/>
+          <w:sz w:val="22"/>
+          <w:szCs w:val="22"/>
+        </w:rPr>
+      </w:pPr>
+      <w:r>
+        <w:rPr>
+          <w:rFonts w:ascii="Times New Roman" w:hAnsi="Times New Roman" w:cs="Times New Roman"/>
+          <w:sz w:val="22"/>
+          <w:szCs w:val="22"/>
+          <w:highlight w:val="yellow"/>
+        </w:rPr>
+        <w:t xml:space="preserve">{%p if </w:t>
+      </w:r>
+      <w:proofErr w:type="spellStart"/>
+      <w:r>
+        <w:rPr>
+          <w:rFonts w:ascii="Times New Roman" w:hAnsi="Times New Roman" w:cs="Times New Roman"/>
+          <w:sz w:val="22"/>
+          <w:szCs w:val="22"/>
+          <w:highlight w:val="yellow"/>
+        </w:rPr>
+        <w:t>user_wants_post_divorce_support</w:t>
+      </w:r>
+      <w:proofErr w:type="spellEnd"/>
+      <w:r>
+        <w:rPr>
+          <w:rFonts w:ascii="Times New Roman" w:hAnsi="Times New Roman" w:cs="Times New Roman"/>
+          <w:sz w:val="22"/>
+          <w:szCs w:val="22"/>
+          <w:highlight w:val="yellow"/>
+        </w:rPr>
+        <w:t xml:space="preserve"> or </w:t>
+      </w:r>
+      <w:proofErr w:type="spellStart"/>
+      <w:r>
+        <w:rPr>
+          <w:rFonts w:ascii="Times New Roman" w:hAnsi="Times New Roman" w:cs="Times New Roman"/>
+          <w:sz w:val="22"/>
+          <w:szCs w:val="22"/>
+          <w:highlight w:val="yellow"/>
+        </w:rPr>
+        <w:t>spousal_support_provisions</w:t>
+      </w:r>
+      <w:proofErr w:type="spellEnd"/>
+      <w:r>
+        <w:rPr>
+          <w:rFonts w:ascii="Times New Roman" w:hAnsi="Times New Roman" w:cs="Times New Roman"/>
+          <w:sz w:val="22"/>
+          <w:szCs w:val="22"/>
+          <w:highlight w:val="yellow"/>
+        </w:rPr>
+        <w:t xml:space="preserve"> == "</w:t>
+      </w:r>
+      <w:proofErr w:type="spellStart"/>
+      <w:r>
+        <w:rPr>
+          <w:rFonts w:ascii="Times New Roman" w:hAnsi="Times New Roman" w:cs="Times New Roman"/>
+          <w:sz w:val="22"/>
+          <w:szCs w:val="22"/>
+          <w:highlight w:val="yellow"/>
+        </w:rPr>
+        <w:t>user_agrees_to_pay_spousal_support</w:t>
+      </w:r>
+      <w:proofErr w:type="spellEnd"/>
+      <w:proofErr w:type="gramStart"/>
+      <w:r>
+        <w:rPr>
+          <w:rFonts w:ascii="Times New Roman" w:hAnsi="Times New Roman" w:cs="Times New Roman"/>
+          <w:sz w:val="22"/>
+          <w:szCs w:val="22"/>
+          <w:highlight w:val="yellow"/>
+        </w:rPr>
+        <w:t>"</w:t>
+      </w:r>
+      <w:r>
+        <w:rPr>
+          <w:rFonts w:ascii="Times New Roman" w:hAnsi="Times New Roman" w:cs="Times New Roman"/>
+          <w:sz w:val="22"/>
+          <w:szCs w:val="22"/>
+          <w:highlight w:val="yellow"/>
+        </w:rPr>
+        <w:t xml:space="preserve"> </w:t>
+      </w:r>
+      <w:r>
+        <w:rPr>
+          <w:rFonts w:ascii="Times New Roman" w:hAnsi="Times New Roman" w:cs="Times New Roman"/>
+          <w:sz w:val="22"/>
+          <w:szCs w:val="22"/>
+          <w:highlight w:val="yellow"/>
+        </w:rPr>
+        <w:t>%}</w:t>
+      </w:r>
+      <w:proofErr w:type="gramEnd"/>
+    </w:p>
+    <w:p>
+      <w:pPr>
+        <w:spacing w:after="0" w:line="276" w:lineRule="auto"/>
+        <w:rPr>
+          <w:rFonts w:ascii="Times New Roman" w:hAnsi="Times New Roman" w:cs="Times New Roman"/>
+          <w:sz w:val="22"/>
+          <w:szCs w:val="22"/>
+        </w:rPr>
+      </w:pPr>
+      <w:proofErr w:type="gramStart"/>
+      <w:r>
+        <w:rPr>
+          <w:rFonts w:ascii="Times New Roman" w:hAnsi="Times New Roman" w:cs="Times New Roman"/>
+          <w:sz w:val="22"/>
+          <w:szCs w:val="22"/>
+        </w:rPr>
+        <w:t>[ ]</w:t>
+      </w:r>
+      <w:proofErr w:type="gramEnd"/>
+      <w:r>
+        <w:rPr>
+          <w:rFonts w:ascii="Times New Roman" w:hAnsi="Times New Roman" w:cs="Times New Roman"/>
+          <w:sz w:val="22"/>
+          <w:szCs w:val="22"/>
+        </w:rPr>
+        <w:t xml:space="preserve"> Uniform Spousal Support Order</w:t>
+      </w:r>
+    </w:p>
+    <w:p>
+      <w:pPr>
+        <w:spacing w:after="0" w:line="240" w:lineRule="auto"/>
+        <w:rPr>
+          <w:rFonts w:ascii="Times New Roman" w:hAnsi="Times New Roman" w:cs="Times New Roman"/>
+          <w:sz w:val="22"/>
+          <w:szCs w:val="22"/>
+        </w:rPr>
+      </w:pPr>
+      <w:r>
+        <w:rPr>
+          <w:rFonts w:ascii="Times New Roman" w:hAnsi="Times New Roman" w:cs="Times New Roman"/>
+          <w:sz w:val="22"/>
+          <w:szCs w:val="22"/>
+          <w:highlight w:val="yellow"/>
+        </w:rPr>
+        <w:t xml:space="preserve">{%p </w:t>
+      </w:r>
+      <w:proofErr w:type="gramStart"/>
+      <w:r>
+        <w:rPr>
+          <w:rFonts w:ascii="Times New Roman" w:hAnsi="Times New Roman" w:cs="Times New Roman"/>
+          <w:sz w:val="22"/>
+          <w:szCs w:val="22"/>
+          <w:highlight w:val="yellow"/>
+        </w:rPr>
+        <w:t>endif %}</w:t>
+      </w:r>
+      <w:proofErr w:type="gramEnd"/>
+    </w:p>
+    <w:p>
+      <w:pPr>
+        <w:spacing w:after="0" w:line="240" w:lineRule="auto"/>
+        <w:rPr>
+          <w:rFonts w:ascii="Times New Roman" w:hAnsi="Times New Roman" w:cs="Times New Roman"/>
+          <w:sz w:val="22"/>
+          <w:szCs w:val="22"/>
+        </w:rPr>
+      </w:pPr>
+      <w:r>
+        <w:rPr>
+          <w:rFonts w:ascii="Times New Roman" w:hAnsi="Times New Roman" w:cs="Times New Roman"/>
+          <w:sz w:val="22"/>
+          <w:szCs w:val="22"/>
+          <w:highlight w:val="yellow"/>
+        </w:rPr>
+        <w:t xml:space="preserve">{%p </w:t>
+      </w:r>
+      <w:r>
+        <w:rPr>
+          <w:rFonts w:ascii="Times New Roman" w:hAnsi="Times New Roman" w:cs="Times New Roman"/>
+          <w:sz w:val="22"/>
+          <w:szCs w:val="22"/>
+          <w:highlight w:val="yellow"/>
+        </w:rPr>
+        <w:t>if foc_100_</w:t>
+      </w:r>
+      <w:proofErr w:type="gramStart"/>
+      <w:r>
+        <w:rPr>
+          <w:rFonts w:ascii="Times New Roman" w:hAnsi="Times New Roman" w:cs="Times New Roman"/>
+          <w:sz w:val="22"/>
+          <w:szCs w:val="22"/>
+          <w:highlight w:val="yellow"/>
+        </w:rPr>
+        <w:t>full.enabled</w:t>
+      </w:r>
+      <w:proofErr w:type="gramEnd"/>
+      <w:r>
+        <w:rPr>
+          <w:rFonts w:ascii="Times New Roman" w:hAnsi="Times New Roman" w:cs="Times New Roman"/>
+          <w:sz w:val="22"/>
+          <w:szCs w:val="22"/>
+          <w:highlight w:val="yellow"/>
+        </w:rPr>
+        <w:t xml:space="preserve"> </w:t>
+      </w:r>
+      <w:r>
+        <w:rPr>
+          <w:rFonts w:ascii="Times New Roman" w:hAnsi="Times New Roman" w:cs="Times New Roman"/>
+          <w:sz w:val="22"/>
+          <w:szCs w:val="22"/>
+          <w:highlight w:val="yellow"/>
+        </w:rPr>
+        <w:t>%</w:t>
+      </w:r>
+      <w:r>
+        <w:rPr>
+          <w:rFonts w:ascii="Times New Roman" w:hAnsi="Times New Roman" w:cs="Times New Roman"/>
+          <w:sz w:val="22"/>
+          <w:szCs w:val="22"/>
+          <w:highlight w:val="yellow"/>
+        </w:rPr>
+        <w:t>}</w:t>
+      </w:r>
+    </w:p>
+    <w:p>
+      <w:pPr>
+        <w:spacing w:after="0" w:line="276" w:lineRule="auto"/>
+        <w:rPr>
+          <w:rFonts w:ascii="Times New Roman" w:hAnsi="Times New Roman" w:cs="Times New Roman"/>
+          <w:sz w:val="22"/>
+          <w:szCs w:val="22"/>
+        </w:rPr>
+      </w:pPr>
+      <w:proofErr w:type="gramStart"/>
+      <w:r>
+        <w:rPr>
+          <w:rFonts w:ascii="Times New Roman" w:hAnsi="Times New Roman" w:cs="Times New Roman"/>
+          <w:sz w:val="22"/>
+          <w:szCs w:val="22"/>
+        </w:rPr>
+        <w:t>[ ]</w:t>
+      </w:r>
+      <w:proofErr w:type="gramEnd"/>
+      <w:r>
+        <w:rPr>
+          <w:rFonts w:ascii="Times New Roman" w:hAnsi="Times New Roman" w:cs="Times New Roman"/>
+          <w:sz w:val="22"/>
+          <w:szCs w:val="22"/>
+        </w:rPr>
+        <w:t xml:space="preserve"> Domestic Relations Judgment Information Form</w:t>
+      </w:r>
+    </w:p>
+    <w:p>
+      <w:pPr>
+        <w:spacing w:after="0" w:line="240" w:lineRule="auto"/>
+        <w:rPr>
+          <w:rFonts w:ascii="Times New Roman" w:hAnsi="Times New Roman" w:cs="Times New Roman"/>
+          <w:sz w:val="22"/>
+          <w:szCs w:val="22"/>
+        </w:rPr>
+      </w:pPr>
+      <w:r>
+        <w:rPr>
+          <w:rFonts w:ascii="Times New Roman" w:hAnsi="Times New Roman" w:cs="Times New Roman"/>
+          <w:sz w:val="22"/>
+          <w:szCs w:val="22"/>
+          <w:highlight w:val="yellow"/>
+        </w:rPr>
+        <w:t xml:space="preserve">{%p </w:t>
+      </w:r>
+      <w:proofErr w:type="gramStart"/>
+      <w:r>
+        <w:rPr>
+          <w:rFonts w:ascii="Times New Roman" w:hAnsi="Times New Roman" w:cs="Times New Roman"/>
+          <w:sz w:val="22"/>
+          <w:szCs w:val="22"/>
+          <w:highlight w:val="yellow"/>
+        </w:rPr>
+        <w:t>endif %}</w:t>
+      </w:r>
+      <w:proofErr w:type="gramEnd"/>
+    </w:p>
+    <w:p>
+      <w:pPr>
+        <w:spacing w:after="0" w:line="276" w:lineRule="auto"/>
+        <w:rPr>
+          <w:rFonts w:ascii="Times New Roman" w:hAnsi="Times New Roman" w:cs="Times New Roman"/>
+          <w:sz w:val="22"/>
+          <w:szCs w:val="22"/>
+        </w:rPr>
+      </w:pPr>
+      <w:proofErr w:type="gramStart"/>
+      <w:r>
+        <w:rPr>
+          <w:rFonts w:ascii="Times New Roman" w:hAnsi="Times New Roman" w:cs="Times New Roman"/>
+          <w:sz w:val="22"/>
+          <w:szCs w:val="22"/>
+        </w:rPr>
+        <w:t>[ ]</w:t>
+      </w:r>
+      <w:proofErr w:type="gramEnd"/>
+      <w:r>
+        <w:rPr>
+          <w:rFonts w:ascii="Times New Roman" w:hAnsi="Times New Roman" w:cs="Times New Roman"/>
+          <w:sz w:val="22"/>
+          <w:szCs w:val="22"/>
+        </w:rPr>
+        <w:t xml:space="preserve"> Domestic Relations Verified Financial Information Form</w:t>
+      </w:r>
+    </w:p>
+    <w:p>
+      <w:pPr>
+        <w:spacing w:after="0" w:line="240" w:lineRule="auto"/>
+        <w:rPr>
+          <w:rFonts w:ascii="Times New Roman" w:hAnsi="Times New Roman" w:cs="Times New Roman"/>
+          <w:sz w:val="22"/>
+          <w:szCs w:val="22"/>
+        </w:rPr>
+      </w:pPr>
+      <w:r>
+        <w:rPr>
+          <w:rFonts w:ascii="Times New Roman" w:hAnsi="Times New Roman" w:cs="Times New Roman"/>
+          <w:sz w:val="22"/>
+          <w:szCs w:val="22"/>
           <w:highlight w:val="cyan"/>
         </w:rPr>
-        <w:t>{%</w:t>
-      </w:r>
+        <w:t xml:space="preserve">{%p </w:t>
+      </w:r>
+      <w:proofErr w:type="spellStart"/>
       <w:r>
         <w:rPr>
           <w:rFonts w:ascii="Times New Roman" w:hAnsi="Times New Roman" w:cs="Times New Roman"/>
@@ -1959,7 +4549,7 @@
           <w:szCs w:val="22"/>
           <w:highlight w:val="cyan"/>
         </w:rPr>
-        <w:t>p</w:t>
+        <w:t>el</w:t>
       </w:r>
       <w:r>
         <w:rPr>
@@ -1968,8 +4558,19 @@
           <w:szCs w:val="22"/>
           <w:highlight w:val="cyan"/>
         </w:rPr>
+        <w:t>if</w:t>
+      </w:r>
+      <w:proofErr w:type="spellEnd"/>
+      <w:r>
+        <w:rPr>
+          <w:rFonts w:ascii="Times New Roman" w:hAnsi="Times New Roman" w:cs="Times New Roman"/>
+          <w:sz w:val="22"/>
+          <w:szCs w:val="22"/>
+          <w:highlight w:val="cyan"/>
+        </w:rPr>
         <w:t xml:space="preserve"> </w:t>
       </w:r>
+      <w:proofErr w:type="spellStart"/>
       <w:r>
         <w:rPr>
           <w:rFonts w:ascii="Times New Roman" w:hAnsi="Times New Roman" w:cs="Times New Roman"/>
@@ -1977,7 +4578,7 @@
           <w:szCs w:val="22"/>
           <w:highlight w:val="cyan"/>
         </w:rPr>
-        <w:t>el</w:t>
+        <w:t>tool</w:t>
       </w:r>
       <w:r>
         <w:rPr>
@@ -1986,8 +4587,9 @@
           <w:szCs w:val="22"/>
           <w:highlight w:val="cyan"/>
         </w:rPr>
-        <w:t>if tool</w:t>
-      </w:r>
+        <w:t>_ID</w:t>
+      </w:r>
+      <w:proofErr w:type="spellEnd"/>
       <w:r>
         <w:rPr>
           <w:rFonts w:ascii="Times New Roman" w:hAnsi="Times New Roman" w:cs="Times New Roman"/>
@@ -1995,7 +4597,7 @@
           <w:szCs w:val="22"/>
           <w:highlight w:val="cyan"/>
         </w:rPr>
-        <w:t>_ID</w:t>
+        <w:t xml:space="preserve"> == </w:t>
       </w:r>
       <w:r>
         <w:rPr>
@@ -2004,8 +4606,9 @@
           <w:szCs w:val="22"/>
           <w:highlight w:val="cyan"/>
         </w:rPr>
-        <w:t xml:space="preserve"> == </w:t>
-      </w:r>
+        <w:t>“</w:t>
+      </w:r>
+      <w:proofErr w:type="spellStart"/>
       <w:r>
         <w:rPr>
           <w:rFonts w:ascii="Times New Roman" w:hAnsi="Times New Roman" w:cs="Times New Roman"/>
@@ -2013,8 +4616,9 @@
           <w:szCs w:val="22"/>
           <w:highlight w:val="cyan"/>
         </w:rPr>
-        <w:t>“</w:t>
-      </w:r>
+        <w:t>JOD_only</w:t>
+      </w:r>
+      <w:proofErr w:type="spellEnd"/>
       <w:r>
         <w:rPr>
           <w:rFonts w:ascii="Times New Roman" w:hAnsi="Times New Roman" w:cs="Times New Roman"/>
@@ -2022,7 +4626,7 @@
           <w:szCs w:val="22"/>
           <w:highlight w:val="cyan"/>
         </w:rPr>
-        <w:t>divorce</w:t>
+        <w:t>”</w:t>
       </w:r>
       <w:r>
         <w:rPr>
@@ -2031,24 +4635,6 @@
           <w:szCs w:val="22"/>
           <w:highlight w:val="cyan"/>
         </w:rPr>
-        <w:t>_complaint</w:t>
-      </w:r>
-      <w:r>
-        <w:rPr>
-          <w:rFonts w:ascii="Times New Roman" w:hAnsi="Times New Roman" w:cs="Times New Roman"/>
-          <w:sz w:val="22"/>
-          <w:szCs w:val="22"/>
-          <w:highlight w:val="cyan"/>
-        </w:rPr>
-        <w:t>”</w:t>
-      </w:r>
-      <w:r>
-        <w:rPr>
-          <w:rFonts w:ascii="Times New Roman" w:hAnsi="Times New Roman" w:cs="Times New Roman"/>
-          <w:sz w:val="22"/>
-          <w:szCs w:val="22"/>
-          <w:highlight w:val="cyan"/>
-        </w:rPr>
         <w:t xml:space="preserve"> %}</w:t>
       </w:r>
     </w:p>
@@ -2061,21 +4647,23 @@
           <w:szCs w:val="22"/>
         </w:rPr>
       </w:pPr>
-      <w:r>
-        <w:rPr>
-          <w:rFonts w:ascii="Times New Roman" w:hAnsi="Times New Roman" w:cs="Times New Roman"/>
-          <w:sz w:val="22"/>
-          <w:szCs w:val="22"/>
-        </w:rPr>
-        <w:t xml:space="preserve">[ ] </w:t>
-      </w:r>
-      <w:r>
-        <w:rPr>
-          <w:rFonts w:ascii="Times New Roman" w:hAnsi="Times New Roman" w:cs="Times New Roman"/>
-          <w:sz w:val="22"/>
-          <w:szCs w:val="22"/>
-        </w:rPr>
-        <w:t>Default Request and Entry</w:t>
+      <w:proofErr w:type="gramStart"/>
+      <w:r>
+        <w:rPr>
+          <w:rFonts w:ascii="Times New Roman" w:hAnsi="Times New Roman" w:cs="Times New Roman"/>
+          <w:sz w:val="22"/>
+          <w:szCs w:val="22"/>
+        </w:rPr>
+        <w:t>[ ]</w:t>
+      </w:r>
+      <w:proofErr w:type="gramEnd"/>
+      <w:r>
+        <w:rPr>
+          <w:rFonts w:ascii="Times New Roman" w:hAnsi="Times New Roman" w:cs="Times New Roman"/>
+          <w:sz w:val="22"/>
+          <w:szCs w:val="22"/>
+        </w:rPr>
+        <w:t xml:space="preserve"> Notice of Hearing</w:t>
       </w:r>
     </w:p>
     <w:p>
@@ -2087,13 +4675,23 @@
           <w:szCs w:val="22"/>
         </w:rPr>
       </w:pPr>
-      <w:r>
-        <w:rPr>
-          <w:rFonts w:ascii="Times New Roman" w:hAnsi="Times New Roman" w:cs="Times New Roman"/>
-          <w:sz w:val="22"/>
-          <w:szCs w:val="22"/>
-        </w:rPr>
-        <w:t>[ ] Notice of Hearing</w:t>
+      <w:proofErr w:type="gramStart"/>
+      <w:r>
+        <w:rPr>
+          <w:rFonts w:ascii="Times New Roman" w:hAnsi="Times New Roman" w:cs="Times New Roman"/>
+          <w:sz w:val="22"/>
+          <w:szCs w:val="22"/>
+        </w:rPr>
+        <w:t>[ ]</w:t>
+      </w:r>
+      <w:proofErr w:type="gramEnd"/>
+      <w:r>
+        <w:rPr>
+          <w:rFonts w:ascii="Times New Roman" w:hAnsi="Times New Roman" w:cs="Times New Roman"/>
+          <w:sz w:val="22"/>
+          <w:szCs w:val="22"/>
+        </w:rPr>
+        <w:t xml:space="preserve"> Notice of Hearing and Motion for Entry of Consent Judgment of Divorce</w:t>
       </w:r>
     </w:p>
     <w:p>
@@ -2105,13 +4703,23 @@
           <w:szCs w:val="22"/>
         </w:rPr>
       </w:pPr>
-      <w:r>
-        <w:rPr>
-          <w:rFonts w:ascii="Times New Roman" w:hAnsi="Times New Roman" w:cs="Times New Roman"/>
-          <w:sz w:val="22"/>
-          <w:szCs w:val="22"/>
-        </w:rPr>
-        <w:t>[ ] Notice of Hearing and Motion for Entry of Consent Judgment of Divorce</w:t>
+      <w:proofErr w:type="gramStart"/>
+      <w:r>
+        <w:rPr>
+          <w:rFonts w:ascii="Times New Roman" w:hAnsi="Times New Roman" w:cs="Times New Roman"/>
+          <w:sz w:val="22"/>
+          <w:szCs w:val="22"/>
+        </w:rPr>
+        <w:t>[ ]</w:t>
+      </w:r>
+      <w:proofErr w:type="gramEnd"/>
+      <w:r>
+        <w:rPr>
+          <w:rFonts w:ascii="Times New Roman" w:hAnsi="Times New Roman" w:cs="Times New Roman"/>
+          <w:sz w:val="22"/>
+          <w:szCs w:val="22"/>
+        </w:rPr>
+        <w:t xml:space="preserve"> Notice of Hearing and Motion for Entry of Default Judgment of Divorce</w:t>
       </w:r>
     </w:p>
     <w:p>
@@ -2123,14 +4731,83 @@
           <w:szCs w:val="22"/>
         </w:rPr>
       </w:pPr>
-      <w:r>
-        <w:rPr>
-          <w:rFonts w:ascii="Times New Roman" w:hAnsi="Times New Roman" w:cs="Times New Roman"/>
-          <w:sz w:val="22"/>
-          <w:szCs w:val="22"/>
-        </w:rPr>
-        <w:t>[ ] Notice of Hearing and Motion for Entry of Default Judgment of Divorce</w:t>
-      </w:r>
+      <w:proofErr w:type="gramStart"/>
+      <w:r>
+        <w:rPr>
+          <w:rFonts w:ascii="Times New Roman" w:hAnsi="Times New Roman" w:cs="Times New Roman"/>
+          <w:sz w:val="22"/>
+          <w:szCs w:val="22"/>
+        </w:rPr>
+        <w:t>[ ]</w:t>
+      </w:r>
+      <w:proofErr w:type="gramEnd"/>
+      <w:r>
+        <w:rPr>
+          <w:rFonts w:ascii="Times New Roman" w:hAnsi="Times New Roman" w:cs="Times New Roman"/>
+          <w:sz w:val="22"/>
+          <w:szCs w:val="22"/>
+        </w:rPr>
+        <w:t xml:space="preserve"> Proposed Judgment of Divorce</w:t>
+      </w:r>
+    </w:p>
+    <w:p>
+      <w:pPr>
+        <w:spacing w:after="0" w:line="240" w:lineRule="auto"/>
+        <w:rPr>
+          <w:rFonts w:ascii="Times New Roman" w:hAnsi="Times New Roman" w:cs="Times New Roman"/>
+          <w:sz w:val="22"/>
+          <w:szCs w:val="22"/>
+        </w:rPr>
+      </w:pPr>
+      <w:r>
+        <w:rPr>
+          <w:rFonts w:ascii="Times New Roman" w:hAnsi="Times New Roman" w:cs="Times New Roman"/>
+          <w:sz w:val="22"/>
+          <w:szCs w:val="22"/>
+          <w:highlight w:val="yellow"/>
+        </w:rPr>
+        <w:t xml:space="preserve">{%p if </w:t>
+      </w:r>
+      <w:proofErr w:type="spellStart"/>
+      <w:r>
+        <w:rPr>
+          <w:rFonts w:ascii="Times New Roman" w:hAnsi="Times New Roman" w:cs="Times New Roman"/>
+          <w:sz w:val="22"/>
+          <w:szCs w:val="22"/>
+          <w:highlight w:val="yellow"/>
+        </w:rPr>
+        <w:t>there_are_marital_</w:t>
+      </w:r>
+      <w:proofErr w:type="gramStart"/>
+      <w:r>
+        <w:rPr>
+          <w:rFonts w:ascii="Times New Roman" w:hAnsi="Times New Roman" w:cs="Times New Roman"/>
+          <w:sz w:val="22"/>
+          <w:szCs w:val="22"/>
+          <w:highlight w:val="yellow"/>
+        </w:rPr>
+        <w:t>children</w:t>
+      </w:r>
+      <w:proofErr w:type="spellEnd"/>
+      <w:r>
+        <w:rPr>
+          <w:rFonts w:ascii="Times New Roman" w:hAnsi="Times New Roman" w:cs="Times New Roman"/>
+          <w:sz w:val="22"/>
+          <w:szCs w:val="22"/>
+          <w:highlight w:val="yellow"/>
+        </w:rPr>
+        <w:t xml:space="preserve"> </w:t>
+      </w:r>
+      <w:r>
+        <w:rPr>
+          <w:rFonts w:ascii="Times New Roman" w:hAnsi="Times New Roman" w:cs="Times New Roman"/>
+          <w:sz w:val="22"/>
+          <w:szCs w:val="22"/>
+          <w:highlight w:val="yellow"/>
+        </w:rPr>
+        <w:t>%}</w:t>
+      </w:r>
+      <w:proofErr w:type="gramEnd"/>
     </w:p>
     <w:p>
       <w:pPr>
@@ -2141,13 +4818,23 @@
           <w:szCs w:val="22"/>
         </w:rPr>
       </w:pPr>
-      <w:r>
-        <w:rPr>
-          <w:rFonts w:ascii="Times New Roman" w:hAnsi="Times New Roman" w:cs="Times New Roman"/>
-          <w:sz w:val="22"/>
-          <w:szCs w:val="22"/>
-        </w:rPr>
-        <w:t>[ ] Proposed Judgment of Divorce</w:t>
+      <w:proofErr w:type="gramStart"/>
+      <w:r>
+        <w:rPr>
+          <w:rFonts w:ascii="Times New Roman" w:hAnsi="Times New Roman" w:cs="Times New Roman"/>
+          <w:sz w:val="22"/>
+          <w:szCs w:val="22"/>
+        </w:rPr>
+        <w:t>[ ]</w:t>
+      </w:r>
+      <w:proofErr w:type="gramEnd"/>
+      <w:r>
+        <w:rPr>
+          <w:rFonts w:ascii="Times New Roman" w:hAnsi="Times New Roman" w:cs="Times New Roman"/>
+          <w:sz w:val="22"/>
+          <w:szCs w:val="22"/>
+        </w:rPr>
+        <w:t xml:space="preserve"> Proposed Uniform Child Support Order</w:t>
       </w:r>
     </w:p>
     <w:p>
@@ -2166,677 +4853,19 @@
           <w:szCs w:val="22"/>
           <w:highlight w:val="yellow"/>
         </w:rPr>
-        <w:t xml:space="preserve">{%p if </w:t>
-      </w:r>
-      <w:r>
-        <w:rPr>
-          <w:rFonts w:ascii="Times New Roman" w:hAnsi="Times New Roman" w:cs="Times New Roman"/>
-          <w:sz w:val="22"/>
-          <w:szCs w:val="22"/>
-          <w:highlight w:val="yellow"/>
-        </w:rPr>
-        <w:t>there_are_marital_children</w:t>
-      </w:r>
-      <w:r>
-        <w:rPr>
-          <w:rFonts w:ascii="Times New Roman" w:hAnsi="Times New Roman" w:cs="Times New Roman"/>
-          <w:sz w:val="22"/>
-          <w:szCs w:val="22"/>
-          <w:highlight w:val="yellow"/>
-        </w:rPr>
-        <w:t xml:space="preserve"> </w:t>
-      </w:r>
-      <w:r>
-        <w:rPr>
-          <w:rFonts w:ascii="Times New Roman" w:hAnsi="Times New Roman" w:cs="Times New Roman"/>
-          <w:sz w:val="22"/>
-          <w:szCs w:val="22"/>
-          <w:highlight w:val="yellow"/>
-        </w:rPr>
-        <w:t>%}</w:t>
-      </w:r>
-    </w:p>
-    <w:p>
-      <w:pPr>
-        <w:spacing w:after="0" w:line="276" w:lineRule="auto"/>
-        <w:rPr>
-          <w:rFonts w:ascii="Times New Roman" w:hAnsi="Times New Roman" w:cs="Times New Roman"/>
-          <w:sz w:val="22"/>
-          <w:szCs w:val="22"/>
-        </w:rPr>
-      </w:pPr>
-      <w:r>
-        <w:rPr>
-          <w:rFonts w:ascii="Times New Roman" w:hAnsi="Times New Roman" w:cs="Times New Roman"/>
-          <w:sz w:val="22"/>
-          <w:szCs w:val="22"/>
-        </w:rPr>
-        <w:t>[ ] Proposed Uniform Child Support Order</w:t>
-      </w:r>
-    </w:p>
-    <w:p>
-      <w:pPr>
-        <w:spacing w:after="0" w:line="240" w:lineRule="auto"/>
-        <w:rPr>
-          <w:rFonts w:ascii="Times New Roman" w:hAnsi="Times New Roman" w:cs="Times New Roman"/>
-          <w:sz w:val="22"/>
-          <w:szCs w:val="22"/>
-        </w:rPr>
-      </w:pPr>
-      <w:r>
-        <w:rPr>
-          <w:rFonts w:ascii="Times New Roman" w:hAnsi="Times New Roman" w:cs="Times New Roman"/>
-          <w:sz w:val="22"/>
-          <w:szCs w:val="22"/>
-          <w:highlight w:val="yellow"/>
-        </w:rPr>
-        <w:t>{%p endif %}</w:t>
-      </w:r>
-    </w:p>
-    <w:p>
-      <w:pPr>
-        <w:spacing w:after="0" w:line="240" w:lineRule="auto"/>
-        <w:rPr>
-          <w:rFonts w:ascii="Times New Roman" w:hAnsi="Times New Roman" w:cs="Times New Roman"/>
-          <w:sz w:val="22"/>
-          <w:szCs w:val="22"/>
-        </w:rPr>
-      </w:pPr>
-      <w:r>
-        <w:rPr>
-          <w:rFonts w:ascii="Times New Roman" w:hAnsi="Times New Roman" w:cs="Times New Roman"/>
-          <w:sz w:val="22"/>
-          <w:szCs w:val="22"/>
-          <w:highlight w:val="yellow"/>
-        </w:rPr>
-        <w:t xml:space="preserve">{%p if </w:t>
-      </w:r>
-      <w:r>
-        <w:rPr>
-          <w:rFonts w:ascii="Times New Roman" w:hAnsi="Times New Roman" w:cs="Times New Roman"/>
-          <w:sz w:val="22"/>
-          <w:szCs w:val="22"/>
-          <w:highlight w:val="yellow"/>
-        </w:rPr>
-        <w:t>user_wants_post_divorce_support or spousal_support_provisions == "user_agrees_to_pay_spousal_support"</w:t>
-      </w:r>
-      <w:r>
-        <w:rPr>
-          <w:rFonts w:ascii="Times New Roman" w:hAnsi="Times New Roman" w:cs="Times New Roman"/>
-          <w:sz w:val="22"/>
-          <w:szCs w:val="22"/>
-          <w:highlight w:val="yellow"/>
-        </w:rPr>
-        <w:t xml:space="preserve"> </w:t>
-      </w:r>
-      <w:r>
-        <w:rPr>
-          <w:rFonts w:ascii="Times New Roman" w:hAnsi="Times New Roman" w:cs="Times New Roman"/>
-          <w:sz w:val="22"/>
-          <w:szCs w:val="22"/>
-          <w:highlight w:val="yellow"/>
-        </w:rPr>
-        <w:t>%}</w:t>
-      </w:r>
-    </w:p>
-    <w:p>
-      <w:pPr>
-        <w:spacing w:after="0" w:line="276" w:lineRule="auto"/>
-        <w:rPr>
-          <w:rFonts w:ascii="Times New Roman" w:hAnsi="Times New Roman" w:cs="Times New Roman"/>
-          <w:sz w:val="22"/>
-          <w:szCs w:val="22"/>
-        </w:rPr>
-      </w:pPr>
-      <w:r>
-        <w:rPr>
-          <w:rFonts w:ascii="Times New Roman" w:hAnsi="Times New Roman" w:cs="Times New Roman"/>
-          <w:sz w:val="22"/>
-          <w:szCs w:val="22"/>
-        </w:rPr>
-        <w:t>[ ] Proposed Uniform Spousal Support Order</w:t>
-      </w:r>
-    </w:p>
-    <w:p>
-      <w:pPr>
-        <w:spacing w:after="0" w:line="240" w:lineRule="auto"/>
-        <w:rPr>
-          <w:rFonts w:ascii="Times New Roman" w:hAnsi="Times New Roman" w:cs="Times New Roman"/>
-          <w:sz w:val="22"/>
-          <w:szCs w:val="22"/>
-        </w:rPr>
-      </w:pPr>
-      <w:r>
-        <w:rPr>
-          <w:rFonts w:ascii="Times New Roman" w:hAnsi="Times New Roman" w:cs="Times New Roman"/>
-          <w:sz w:val="22"/>
-          <w:szCs w:val="22"/>
-          <w:highlight w:val="yellow"/>
-        </w:rPr>
-        <w:t>{%p endif %}</w:t>
-      </w:r>
-    </w:p>
-    <w:p>
-      <w:pPr>
-        <w:spacing w:after="0" w:line="276" w:lineRule="auto"/>
-        <w:rPr>
-          <w:rFonts w:ascii="Times New Roman" w:hAnsi="Times New Roman" w:cs="Times New Roman"/>
-          <w:sz w:val="22"/>
-          <w:szCs w:val="22"/>
-        </w:rPr>
-      </w:pPr>
-      <w:r>
-        <w:rPr>
-          <w:rFonts w:ascii="Times New Roman" w:hAnsi="Times New Roman" w:cs="Times New Roman"/>
-          <w:sz w:val="22"/>
-          <w:szCs w:val="22"/>
-        </w:rPr>
-        <w:t>[ ] Judgment of Divorce</w:t>
-      </w:r>
-    </w:p>
-    <w:p>
-      <w:pPr>
-        <w:spacing w:after="0" w:line="240" w:lineRule="auto"/>
-        <w:rPr>
-          <w:rFonts w:ascii="Times New Roman" w:hAnsi="Times New Roman" w:cs="Times New Roman"/>
-          <w:sz w:val="22"/>
-          <w:szCs w:val="22"/>
-        </w:rPr>
-      </w:pPr>
-      <w:r>
-        <w:rPr>
-          <w:rFonts w:ascii="Times New Roman" w:hAnsi="Times New Roman" w:cs="Times New Roman"/>
-          <w:sz w:val="22"/>
-          <w:szCs w:val="22"/>
-          <w:highlight w:val="yellow"/>
-        </w:rPr>
-        <w:t xml:space="preserve">{%p if </w:t>
-      </w:r>
-      <w:r>
-        <w:rPr>
-          <w:rFonts w:ascii="Times New Roman" w:hAnsi="Times New Roman" w:cs="Times New Roman"/>
-          <w:sz w:val="22"/>
-          <w:szCs w:val="22"/>
-          <w:highlight w:val="yellow"/>
-        </w:rPr>
-        <w:t>there_are_marital_children</w:t>
-      </w:r>
-      <w:r>
-        <w:rPr>
-          <w:rFonts w:ascii="Times New Roman" w:hAnsi="Times New Roman" w:cs="Times New Roman"/>
-          <w:sz w:val="22"/>
-          <w:szCs w:val="22"/>
-          <w:highlight w:val="yellow"/>
-        </w:rPr>
-        <w:t xml:space="preserve"> </w:t>
-      </w:r>
-      <w:r>
-        <w:rPr>
-          <w:rFonts w:ascii="Times New Roman" w:hAnsi="Times New Roman" w:cs="Times New Roman"/>
-          <w:sz w:val="22"/>
-          <w:szCs w:val="22"/>
-          <w:highlight w:val="yellow"/>
-        </w:rPr>
-        <w:t>%}</w:t>
-      </w:r>
-    </w:p>
-    <w:p>
-      <w:pPr>
-        <w:spacing w:after="0" w:line="276" w:lineRule="auto"/>
-        <w:rPr>
-          <w:rFonts w:ascii="Times New Roman" w:hAnsi="Times New Roman" w:cs="Times New Roman"/>
-          <w:sz w:val="22"/>
-          <w:szCs w:val="22"/>
-        </w:rPr>
-      </w:pPr>
-      <w:r>
-        <w:rPr>
-          <w:rFonts w:ascii="Times New Roman" w:hAnsi="Times New Roman" w:cs="Times New Roman"/>
-          <w:sz w:val="22"/>
-          <w:szCs w:val="22"/>
-        </w:rPr>
-        <w:t>[ ] Uniform Child Support Order</w:t>
-      </w:r>
-    </w:p>
-    <w:p>
-      <w:pPr>
-        <w:spacing w:after="0" w:line="240" w:lineRule="auto"/>
-        <w:rPr>
-          <w:rFonts w:ascii="Times New Roman" w:hAnsi="Times New Roman" w:cs="Times New Roman"/>
-          <w:sz w:val="22"/>
-          <w:szCs w:val="22"/>
-        </w:rPr>
-      </w:pPr>
-      <w:r>
-        <w:rPr>
-          <w:rFonts w:ascii="Times New Roman" w:hAnsi="Times New Roman" w:cs="Times New Roman"/>
-          <w:sz w:val="22"/>
-          <w:szCs w:val="22"/>
-          <w:highlight w:val="yellow"/>
-        </w:rPr>
-        <w:t>{%p endif %}</w:t>
-      </w:r>
-    </w:p>
-    <w:p>
-      <w:pPr>
-        <w:spacing w:after="0" w:line="240" w:lineRule="auto"/>
-        <w:rPr>
-          <w:rFonts w:ascii="Times New Roman" w:hAnsi="Times New Roman" w:cs="Times New Roman"/>
-          <w:sz w:val="22"/>
-          <w:szCs w:val="22"/>
-        </w:rPr>
-      </w:pPr>
-      <w:r>
-        <w:rPr>
-          <w:rFonts w:ascii="Times New Roman" w:hAnsi="Times New Roman" w:cs="Times New Roman"/>
-          <w:sz w:val="22"/>
-          <w:szCs w:val="22"/>
-          <w:highlight w:val="yellow"/>
-        </w:rPr>
-        <w:t xml:space="preserve">{%p if </w:t>
-      </w:r>
-      <w:r>
-        <w:rPr>
-          <w:rFonts w:ascii="Times New Roman" w:hAnsi="Times New Roman" w:cs="Times New Roman"/>
-          <w:sz w:val="22"/>
-          <w:szCs w:val="22"/>
-          <w:highlight w:val="yellow"/>
-        </w:rPr>
-        <w:t>user_wants_post_divorce_support or spousal_support_provisions == "user_agrees_to_pay_spousal_support"</w:t>
-      </w:r>
-      <w:r>
-        <w:rPr>
-          <w:rFonts w:ascii="Times New Roman" w:hAnsi="Times New Roman" w:cs="Times New Roman"/>
-          <w:sz w:val="22"/>
-          <w:szCs w:val="22"/>
-          <w:highlight w:val="yellow"/>
-        </w:rPr>
-        <w:t xml:space="preserve"> </w:t>
-      </w:r>
-      <w:r>
-        <w:rPr>
-          <w:rFonts w:ascii="Times New Roman" w:hAnsi="Times New Roman" w:cs="Times New Roman"/>
-          <w:sz w:val="22"/>
-          <w:szCs w:val="22"/>
-          <w:highlight w:val="yellow"/>
-        </w:rPr>
-        <w:t>%}</w:t>
-      </w:r>
-    </w:p>
-    <w:p>
-      <w:pPr>
-        <w:spacing w:after="0" w:line="276" w:lineRule="auto"/>
-        <w:rPr>
-          <w:rFonts w:ascii="Times New Roman" w:hAnsi="Times New Roman" w:cs="Times New Roman"/>
-          <w:sz w:val="22"/>
-          <w:szCs w:val="22"/>
-        </w:rPr>
-      </w:pPr>
-      <w:r>
-        <w:rPr>
-          <w:rFonts w:ascii="Times New Roman" w:hAnsi="Times New Roman" w:cs="Times New Roman"/>
-          <w:sz w:val="22"/>
-          <w:szCs w:val="22"/>
-        </w:rPr>
-        <w:t>[ ] Uniform Spousal Support Order</w:t>
-      </w:r>
-    </w:p>
-    <w:p>
-      <w:pPr>
-        <w:spacing w:after="0" w:line="240" w:lineRule="auto"/>
-        <w:rPr>
-          <w:rFonts w:ascii="Times New Roman" w:hAnsi="Times New Roman" w:cs="Times New Roman"/>
-          <w:sz w:val="22"/>
-          <w:szCs w:val="22"/>
-        </w:rPr>
-      </w:pPr>
-      <w:r>
-        <w:rPr>
-          <w:rFonts w:ascii="Times New Roman" w:hAnsi="Times New Roman" w:cs="Times New Roman"/>
-          <w:sz w:val="22"/>
-          <w:szCs w:val="22"/>
-          <w:highlight w:val="yellow"/>
-        </w:rPr>
-        <w:t>{%p endif %}</w:t>
-      </w:r>
-    </w:p>
-    <w:p>
-      <w:pPr>
-        <w:spacing w:after="0" w:line="240" w:lineRule="auto"/>
-        <w:rPr>
-          <w:rFonts w:ascii="Times New Roman" w:hAnsi="Times New Roman" w:cs="Times New Roman"/>
-          <w:sz w:val="22"/>
-          <w:szCs w:val="22"/>
-        </w:rPr>
-      </w:pPr>
-      <w:r>
-        <w:rPr>
-          <w:rFonts w:ascii="Times New Roman" w:hAnsi="Times New Roman" w:cs="Times New Roman"/>
-          <w:sz w:val="22"/>
-          <w:szCs w:val="22"/>
-          <w:highlight w:val="yellow"/>
-        </w:rPr>
         <w:t xml:space="preserve">{%p </w:t>
       </w:r>
-      <w:r>
-        <w:rPr>
-          <w:rFonts w:ascii="Times New Roman" w:hAnsi="Times New Roman" w:cs="Times New Roman"/>
-          <w:sz w:val="22"/>
-          <w:szCs w:val="22"/>
-          <w:highlight w:val="yellow"/>
-        </w:rPr>
-        <w:t>if foc_100_full.enabled</w:t>
-      </w:r>
-      <w:r>
-        <w:rPr>
-          <w:rFonts w:ascii="Times New Roman" w:hAnsi="Times New Roman" w:cs="Times New Roman"/>
-          <w:sz w:val="22"/>
-          <w:szCs w:val="22"/>
-          <w:highlight w:val="yellow"/>
-        </w:rPr>
-        <w:t xml:space="preserve"> </w:t>
-      </w:r>
-      <w:r>
-        <w:rPr>
-          <w:rFonts w:ascii="Times New Roman" w:hAnsi="Times New Roman" w:cs="Times New Roman"/>
-          <w:sz w:val="22"/>
-          <w:szCs w:val="22"/>
-          <w:highlight w:val="yellow"/>
-        </w:rPr>
-        <w:t>%</w:t>
-      </w:r>
-      <w:r>
-        <w:rPr>
-          <w:rFonts w:ascii="Times New Roman" w:hAnsi="Times New Roman" w:cs="Times New Roman"/>
-          <w:sz w:val="22"/>
-          <w:szCs w:val="22"/>
-          <w:highlight w:val="yellow"/>
-        </w:rPr>
-        <w:t>}</w:t>
-      </w:r>
-    </w:p>
-    <w:p>
-      <w:pPr>
-        <w:spacing w:after="0" w:line="276" w:lineRule="auto"/>
-        <w:rPr>
-          <w:rFonts w:ascii="Times New Roman" w:hAnsi="Times New Roman" w:cs="Times New Roman"/>
-          <w:sz w:val="22"/>
-          <w:szCs w:val="22"/>
-        </w:rPr>
-      </w:pPr>
-      <w:r>
-        <w:rPr>
-          <w:rFonts w:ascii="Times New Roman" w:hAnsi="Times New Roman" w:cs="Times New Roman"/>
-          <w:sz w:val="22"/>
-          <w:szCs w:val="22"/>
-        </w:rPr>
-        <w:t>[ ] Domestic Relations Judgment Information Form</w:t>
-      </w:r>
-    </w:p>
-    <w:p>
-      <w:pPr>
-        <w:spacing w:after="0" w:line="240" w:lineRule="auto"/>
-        <w:rPr>
-          <w:rFonts w:ascii="Times New Roman" w:hAnsi="Times New Roman" w:cs="Times New Roman"/>
-          <w:sz w:val="22"/>
-          <w:szCs w:val="22"/>
-        </w:rPr>
-      </w:pPr>
-      <w:r>
-        <w:rPr>
-          <w:rFonts w:ascii="Times New Roman" w:hAnsi="Times New Roman" w:cs="Times New Roman"/>
-          <w:sz w:val="22"/>
-          <w:szCs w:val="22"/>
-          <w:highlight w:val="yellow"/>
-        </w:rPr>
-        <w:t>{%p endif %}</w:t>
-      </w:r>
-    </w:p>
-    <w:p>
-      <w:pPr>
-        <w:spacing w:after="0" w:line="276" w:lineRule="auto"/>
-        <w:rPr>
-          <w:rFonts w:ascii="Times New Roman" w:hAnsi="Times New Roman" w:cs="Times New Roman"/>
-          <w:sz w:val="22"/>
-          <w:szCs w:val="22"/>
-        </w:rPr>
-      </w:pPr>
-      <w:r>
-        <w:rPr>
-          <w:rFonts w:ascii="Times New Roman" w:hAnsi="Times New Roman" w:cs="Times New Roman"/>
-          <w:sz w:val="22"/>
-          <w:szCs w:val="22"/>
-        </w:rPr>
-        <w:t>[ ] Domestic Relations Verified Financial Information Form</w:t>
-      </w:r>
-    </w:p>
-    <w:p>
-      <w:pPr>
-        <w:spacing w:after="0" w:line="240" w:lineRule="auto"/>
-        <w:rPr>
-          <w:rFonts w:ascii="Times New Roman" w:hAnsi="Times New Roman" w:cs="Times New Roman"/>
-          <w:sz w:val="22"/>
-          <w:szCs w:val="22"/>
-        </w:rPr>
-      </w:pPr>
-      <w:r>
-        <w:rPr>
-          <w:rFonts w:ascii="Times New Roman" w:hAnsi="Times New Roman" w:cs="Times New Roman"/>
-          <w:sz w:val="22"/>
-          <w:szCs w:val="22"/>
-          <w:highlight w:val="cyan"/>
-        </w:rPr>
-        <w:t xml:space="preserve">{%p </w:t>
-      </w:r>
-      <w:r>
-        <w:rPr>
-          <w:rFonts w:ascii="Times New Roman" w:hAnsi="Times New Roman" w:cs="Times New Roman"/>
-          <w:sz w:val="22"/>
-          <w:szCs w:val="22"/>
-          <w:highlight w:val="cyan"/>
-        </w:rPr>
-        <w:t>el</w:t>
-      </w:r>
-      <w:r>
-        <w:rPr>
-          <w:rFonts w:ascii="Times New Roman" w:hAnsi="Times New Roman" w:cs="Times New Roman"/>
-          <w:sz w:val="22"/>
-          <w:szCs w:val="22"/>
-          <w:highlight w:val="cyan"/>
-        </w:rPr>
-        <w:t>if tool</w:t>
-      </w:r>
-      <w:r>
-        <w:rPr>
-          <w:rFonts w:ascii="Times New Roman" w:hAnsi="Times New Roman" w:cs="Times New Roman"/>
-          <w:sz w:val="22"/>
-          <w:szCs w:val="22"/>
-          <w:highlight w:val="cyan"/>
-        </w:rPr>
-        <w:t>_ID</w:t>
-      </w:r>
-      <w:r>
-        <w:rPr>
-          <w:rFonts w:ascii="Times New Roman" w:hAnsi="Times New Roman" w:cs="Times New Roman"/>
-          <w:sz w:val="22"/>
-          <w:szCs w:val="22"/>
-          <w:highlight w:val="cyan"/>
-        </w:rPr>
-        <w:t xml:space="preserve"> == </w:t>
-      </w:r>
-      <w:r>
-        <w:rPr>
-          <w:rFonts w:ascii="Times New Roman" w:hAnsi="Times New Roman" w:cs="Times New Roman"/>
-          <w:sz w:val="22"/>
-          <w:szCs w:val="22"/>
-          <w:highlight w:val="cyan"/>
-        </w:rPr>
-        <w:t>“JOD_only”</w:t>
-      </w:r>
-      <w:r>
-        <w:rPr>
-          <w:rFonts w:ascii="Times New Roman" w:hAnsi="Times New Roman" w:cs="Times New Roman"/>
-          <w:sz w:val="22"/>
-          <w:szCs w:val="22"/>
-          <w:highlight w:val="cyan"/>
-        </w:rPr>
-        <w:t xml:space="preserve"> %}</w:t>
-      </w:r>
-    </w:p>
-    <w:p>
-      <w:pPr>
-        <w:spacing w:after="0" w:line="276" w:lineRule="auto"/>
-        <w:rPr>
-          <w:rFonts w:ascii="Times New Roman" w:hAnsi="Times New Roman" w:cs="Times New Roman"/>
-          <w:sz w:val="22"/>
-          <w:szCs w:val="22"/>
-        </w:rPr>
-      </w:pPr>
-      <w:r>
-        <w:rPr>
-          <w:rFonts w:ascii="Times New Roman" w:hAnsi="Times New Roman" w:cs="Times New Roman"/>
-          <w:sz w:val="22"/>
-          <w:szCs w:val="22"/>
-        </w:rPr>
-        <w:t>[ ] Notice of Hearing</w:t>
-      </w:r>
-    </w:p>
-    <w:p>
-      <w:pPr>
-        <w:spacing w:after="0" w:line="276" w:lineRule="auto"/>
-        <w:rPr>
-          <w:rFonts w:ascii="Times New Roman" w:hAnsi="Times New Roman" w:cs="Times New Roman"/>
-          <w:sz w:val="22"/>
-          <w:szCs w:val="22"/>
-        </w:rPr>
-      </w:pPr>
-      <w:r>
-        <w:rPr>
-          <w:rFonts w:ascii="Times New Roman" w:hAnsi="Times New Roman" w:cs="Times New Roman"/>
-          <w:sz w:val="22"/>
-          <w:szCs w:val="22"/>
-        </w:rPr>
-        <w:t>[ ] Notice of Hearing and Motion for Entry of Consent Judgment of Divorce</w:t>
-      </w:r>
-    </w:p>
-    <w:p>
-      <w:pPr>
-        <w:spacing w:after="0" w:line="276" w:lineRule="auto"/>
-        <w:rPr>
-          <w:rFonts w:ascii="Times New Roman" w:hAnsi="Times New Roman" w:cs="Times New Roman"/>
-          <w:sz w:val="22"/>
-          <w:szCs w:val="22"/>
-        </w:rPr>
-      </w:pPr>
-      <w:r>
-        <w:rPr>
-          <w:rFonts w:ascii="Times New Roman" w:hAnsi="Times New Roman" w:cs="Times New Roman"/>
-          <w:sz w:val="22"/>
-          <w:szCs w:val="22"/>
-        </w:rPr>
-        <w:t>[ ] Notice of Hearing and Motion for Entry of Default Judgment of Divorce</w:t>
-      </w:r>
-    </w:p>
-    <w:p>
-      <w:pPr>
-        <w:spacing w:after="0" w:line="276" w:lineRule="auto"/>
-        <w:rPr>
-          <w:rFonts w:ascii="Times New Roman" w:hAnsi="Times New Roman" w:cs="Times New Roman"/>
-          <w:sz w:val="22"/>
-          <w:szCs w:val="22"/>
-        </w:rPr>
-      </w:pPr>
-      <w:r>
-        <w:rPr>
-          <w:rFonts w:ascii="Times New Roman" w:hAnsi="Times New Roman" w:cs="Times New Roman"/>
-          <w:sz w:val="22"/>
-          <w:szCs w:val="22"/>
-        </w:rPr>
-        <w:t>[ ] Proposed Judgment of Divorce</w:t>
-      </w:r>
-    </w:p>
-    <w:p>
-      <w:pPr>
-        <w:spacing w:after="0" w:line="240" w:lineRule="auto"/>
-        <w:rPr>
-          <w:rFonts w:ascii="Times New Roman" w:hAnsi="Times New Roman" w:cs="Times New Roman"/>
-          <w:sz w:val="22"/>
-          <w:szCs w:val="22"/>
-        </w:rPr>
-      </w:pPr>
-      <w:r>
-        <w:rPr>
-          <w:rFonts w:ascii="Times New Roman" w:hAnsi="Times New Roman" w:cs="Times New Roman"/>
-          <w:sz w:val="22"/>
-          <w:szCs w:val="22"/>
-          <w:highlight w:val="yellow"/>
-        </w:rPr>
-        <w:t xml:space="preserve">{%p if </w:t>
-      </w:r>
-      <w:r>
-        <w:rPr>
-          <w:rFonts w:ascii="Times New Roman" w:hAnsi="Times New Roman" w:cs="Times New Roman"/>
-          <w:sz w:val="22"/>
-          <w:szCs w:val="22"/>
-          <w:highlight w:val="yellow"/>
-        </w:rPr>
-        <w:t>there_are_marital_children</w:t>
-      </w:r>
-      <w:r>
-        <w:rPr>
-          <w:rFonts w:ascii="Times New Roman" w:hAnsi="Times New Roman" w:cs="Times New Roman"/>
-          <w:sz w:val="22"/>
-          <w:szCs w:val="22"/>
-          <w:highlight w:val="yellow"/>
-        </w:rPr>
-        <w:t xml:space="preserve"> </w:t>
-      </w:r>
-      <w:r>
-        <w:rPr>
-          <w:rFonts w:ascii="Times New Roman" w:hAnsi="Times New Roman" w:cs="Times New Roman"/>
-          <w:sz w:val="22"/>
-          <w:szCs w:val="22"/>
-          <w:highlight w:val="yellow"/>
-        </w:rPr>
-        <w:t>%}</w:t>
-      </w:r>
-    </w:p>
-    <w:p>
-      <w:pPr>
-        <w:spacing w:after="0" w:line="276" w:lineRule="auto"/>
-        <w:rPr>
-          <w:rFonts w:ascii="Times New Roman" w:hAnsi="Times New Roman" w:cs="Times New Roman"/>
-          <w:sz w:val="22"/>
-          <w:szCs w:val="22"/>
-        </w:rPr>
-      </w:pPr>
-      <w:r>
-        <w:rPr>
-          <w:rFonts w:ascii="Times New Roman" w:hAnsi="Times New Roman" w:cs="Times New Roman"/>
-          <w:sz w:val="22"/>
-          <w:szCs w:val="22"/>
-        </w:rPr>
-        <w:t>[ ] Proposed Uniform Child Support Order</w:t>
-      </w:r>
-    </w:p>
-    <w:p>
-      <w:pPr>
-        <w:spacing w:after="0" w:line="240" w:lineRule="auto"/>
-        <w:rPr>
-          <w:rFonts w:ascii="Times New Roman" w:hAnsi="Times New Roman" w:cs="Times New Roman"/>
-          <w:sz w:val="22"/>
-          <w:szCs w:val="22"/>
-        </w:rPr>
-      </w:pPr>
-      <w:r>
-        <w:rPr>
-          <w:rFonts w:ascii="Times New Roman" w:hAnsi="Times New Roman" w:cs="Times New Roman"/>
-          <w:sz w:val="22"/>
-          <w:szCs w:val="22"/>
-          <w:highlight w:val="yellow"/>
-        </w:rPr>
-        <w:t>{%p endif %}</w:t>
-      </w:r>
+      <w:proofErr w:type="gramStart"/>
+      <w:r>
+        <w:rPr>
+          <w:rFonts w:ascii="Times New Roman" w:hAnsi="Times New Roman" w:cs="Times New Roman"/>
+          <w:sz w:val="22"/>
+          <w:szCs w:val="22"/>
+          <w:highlight w:val="yellow"/>
+        </w:rPr>
+        <w:t>endif %}</w:t>
+      </w:r>
+      <w:proofErr w:type="gramEnd"/>
     </w:p>
     <w:p>
       <w:pPr>
@@ -2857,14 +4886,66 @@
         <w:lastRenderedPageBreak/>
         <w:t xml:space="preserve">{%p if </w:t>
       </w:r>
-      <w:r>
-        <w:rPr>
-          <w:rFonts w:ascii="Times New Roman" w:hAnsi="Times New Roman" w:cs="Times New Roman"/>
-          <w:sz w:val="22"/>
-          <w:szCs w:val="22"/>
-          <w:highlight w:val="yellow"/>
-        </w:rPr>
-        <w:t>user_wants_post_divorce_support or spousal_support_provisions == "user_agrees_to_pay_spousal_support"</w:t>
+      <w:proofErr w:type="spellStart"/>
+      <w:r>
+        <w:rPr>
+          <w:rFonts w:ascii="Times New Roman" w:hAnsi="Times New Roman" w:cs="Times New Roman"/>
+          <w:sz w:val="22"/>
+          <w:szCs w:val="22"/>
+          <w:highlight w:val="yellow"/>
+        </w:rPr>
+        <w:t>user_wants_post_divorce_support</w:t>
+      </w:r>
+      <w:proofErr w:type="spellEnd"/>
+      <w:r>
+        <w:rPr>
+          <w:rFonts w:ascii="Times New Roman" w:hAnsi="Times New Roman" w:cs="Times New Roman"/>
+          <w:sz w:val="22"/>
+          <w:szCs w:val="22"/>
+          <w:highlight w:val="yellow"/>
+        </w:rPr>
+        <w:t xml:space="preserve"> or </w:t>
+      </w:r>
+      <w:proofErr w:type="spellStart"/>
+      <w:r>
+        <w:rPr>
+          <w:rFonts w:ascii="Times New Roman" w:hAnsi="Times New Roman" w:cs="Times New Roman"/>
+          <w:sz w:val="22"/>
+          <w:szCs w:val="22"/>
+          <w:highlight w:val="yellow"/>
+        </w:rPr>
+        <w:t>spousal_support_provisions</w:t>
+      </w:r>
+      <w:proofErr w:type="spellEnd"/>
+      <w:r>
+        <w:rPr>
+          <w:rFonts w:ascii="Times New Roman" w:hAnsi="Times New Roman" w:cs="Times New Roman"/>
+          <w:sz w:val="22"/>
+          <w:szCs w:val="22"/>
+          <w:highlight w:val="yellow"/>
+        </w:rPr>
+        <w:t xml:space="preserve"> == "</w:t>
+      </w:r>
+      <w:proofErr w:type="spellStart"/>
+      <w:r>
+        <w:rPr>
+          <w:rFonts w:ascii="Times New Roman" w:hAnsi="Times New Roman" w:cs="Times New Roman"/>
+          <w:sz w:val="22"/>
+          <w:szCs w:val="22"/>
+          <w:highlight w:val="yellow"/>
+        </w:rPr>
+        <w:t>user_agrees_to_pay_spousal_support</w:t>
+      </w:r>
+      <w:proofErr w:type="spellEnd"/>
+      <w:proofErr w:type="gramStart"/>
+      <w:r>
+        <w:rPr>
+          <w:rFonts w:ascii="Times New Roman" w:hAnsi="Times New Roman" w:cs="Times New Roman"/>
+          <w:sz w:val="22"/>
+          <w:szCs w:val="22"/>
+          <w:highlight w:val="yellow"/>
+        </w:rPr>
+        <w:t>"</w:t>
       </w:r>
       <w:r>
         <w:rPr>
@@ -2884,6 +4965,7 @@
         </w:rPr>
         <w:t>%}</w:t>
       </w:r>
+      <w:proofErr w:type="gramEnd"/>
     </w:p>
     <w:p>
       <w:pPr>
@@ -2894,13 +4976,23 @@
           <w:szCs w:val="22"/>
         </w:rPr>
       </w:pPr>
-      <w:r>
-        <w:rPr>
-          <w:rFonts w:ascii="Times New Roman" w:hAnsi="Times New Roman" w:cs="Times New Roman"/>
-          <w:sz w:val="22"/>
-          <w:szCs w:val="22"/>
-        </w:rPr>
-        <w:t>[ ] Proposed Uniform Spousal Support Order</w:t>
+      <w:proofErr w:type="gramStart"/>
+      <w:r>
+        <w:rPr>
+          <w:rFonts w:ascii="Times New Roman" w:hAnsi="Times New Roman" w:cs="Times New Roman"/>
+          <w:sz w:val="22"/>
+          <w:szCs w:val="22"/>
+        </w:rPr>
+        <w:t>[ ]</w:t>
+      </w:r>
+      <w:proofErr w:type="gramEnd"/>
+      <w:r>
+        <w:rPr>
+          <w:rFonts w:ascii="Times New Roman" w:hAnsi="Times New Roman" w:cs="Times New Roman"/>
+          <w:sz w:val="22"/>
+          <w:szCs w:val="22"/>
+        </w:rPr>
+        <w:t xml:space="preserve"> Proposed Uniform Spousal Support Order</w:t>
       </w:r>
     </w:p>
     <w:p>
@@ -2919,8 +5011,19 @@
           <w:szCs w:val="22"/>
           <w:highlight w:val="yellow"/>
         </w:rPr>
-        <w:t>{%p endif %}</w:t>
-      </w:r>
+        <w:t xml:space="preserve">{%p </w:t>
+      </w:r>
+      <w:proofErr w:type="gramStart"/>
+      <w:r>
+        <w:rPr>
+          <w:rFonts w:ascii="Times New Roman" w:hAnsi="Times New Roman" w:cs="Times New Roman"/>
+          <w:sz w:val="22"/>
+          <w:szCs w:val="22"/>
+          <w:highlight w:val="yellow"/>
+        </w:rPr>
+        <w:t>endif %}</w:t>
+      </w:r>
+      <w:proofErr w:type="gramEnd"/>
     </w:p>
     <w:p>
       <w:pPr>
@@ -2931,13 +5034,23 @@
           <w:szCs w:val="22"/>
         </w:rPr>
       </w:pPr>
-      <w:r>
-        <w:rPr>
-          <w:rFonts w:ascii="Times New Roman" w:hAnsi="Times New Roman" w:cs="Times New Roman"/>
-          <w:sz w:val="22"/>
-          <w:szCs w:val="22"/>
-        </w:rPr>
-        <w:t>[ ] Judgment of Divorce</w:t>
+      <w:proofErr w:type="gramStart"/>
+      <w:r>
+        <w:rPr>
+          <w:rFonts w:ascii="Times New Roman" w:hAnsi="Times New Roman" w:cs="Times New Roman"/>
+          <w:sz w:val="22"/>
+          <w:szCs w:val="22"/>
+        </w:rPr>
+        <w:t>[ ]</w:t>
+      </w:r>
+      <w:proofErr w:type="gramEnd"/>
+      <w:r>
+        <w:rPr>
+          <w:rFonts w:ascii="Times New Roman" w:hAnsi="Times New Roman" w:cs="Times New Roman"/>
+          <w:sz w:val="22"/>
+          <w:szCs w:val="22"/>
+        </w:rPr>
+        <w:t xml:space="preserve"> Judgment of Divorce</w:t>
       </w:r>
     </w:p>
     <w:p>
@@ -2958,15 +5071,27 @@
         </w:rPr>
         <w:t xml:space="preserve">{%p if </w:t>
       </w:r>
-      <w:r>
-        <w:rPr>
-          <w:rFonts w:ascii="Times New Roman" w:hAnsi="Times New Roman" w:cs="Times New Roman"/>
-          <w:sz w:val="22"/>
-          <w:szCs w:val="22"/>
-          <w:highlight w:val="yellow"/>
-        </w:rPr>
-        <w:t>there_are_marital_children</w:t>
-      </w:r>
+      <w:proofErr w:type="spellStart"/>
+      <w:r>
+        <w:rPr>
+          <w:rFonts w:ascii="Times New Roman" w:hAnsi="Times New Roman" w:cs="Times New Roman"/>
+          <w:sz w:val="22"/>
+          <w:szCs w:val="22"/>
+          <w:highlight w:val="yellow"/>
+        </w:rPr>
+        <w:t>there_are_marital_</w:t>
+      </w:r>
+      <w:proofErr w:type="gramStart"/>
+      <w:r>
+        <w:rPr>
+          <w:rFonts w:ascii="Times New Roman" w:hAnsi="Times New Roman" w:cs="Times New Roman"/>
+          <w:sz w:val="22"/>
+          <w:szCs w:val="22"/>
+          <w:highlight w:val="yellow"/>
+        </w:rPr>
+        <w:t>children</w:t>
+      </w:r>
+      <w:proofErr w:type="spellEnd"/>
       <w:r>
         <w:rPr>
           <w:rFonts w:ascii="Times New Roman" w:hAnsi="Times New Roman" w:cs="Times New Roman"/>
@@ -2985,6 +5110,7 @@
         </w:rPr>
         <w:t>%}</w:t>
       </w:r>
+      <w:proofErr w:type="gramEnd"/>
     </w:p>
     <w:p>
       <w:pPr>
@@ -2995,13 +5121,23 @@
           <w:szCs w:val="22"/>
         </w:rPr>
       </w:pPr>
-      <w:r>
-        <w:rPr>
-          <w:rFonts w:ascii="Times New Roman" w:hAnsi="Times New Roman" w:cs="Times New Roman"/>
-          <w:sz w:val="22"/>
-          <w:szCs w:val="22"/>
-        </w:rPr>
-        <w:t>[ ] Uniform Child Support Order</w:t>
+      <w:proofErr w:type="gramStart"/>
+      <w:r>
+        <w:rPr>
+          <w:rFonts w:ascii="Times New Roman" w:hAnsi="Times New Roman" w:cs="Times New Roman"/>
+          <w:sz w:val="22"/>
+          <w:szCs w:val="22"/>
+        </w:rPr>
+        <w:t>[ ]</w:t>
+      </w:r>
+      <w:proofErr w:type="gramEnd"/>
+      <w:r>
+        <w:rPr>
+          <w:rFonts w:ascii="Times New Roman" w:hAnsi="Times New Roman" w:cs="Times New Roman"/>
+          <w:sz w:val="22"/>
+          <w:szCs w:val="22"/>
+        </w:rPr>
+        <w:t xml:space="preserve"> Uniform Child Support Order</w:t>
       </w:r>
     </w:p>
     <w:p>
@@ -3020,8 +5156,19 @@
           <w:szCs w:val="22"/>
           <w:highlight w:val="yellow"/>
         </w:rPr>
-        <w:t>{%p endif %}</w:t>
-      </w:r>
+        <w:t xml:space="preserve">{%p </w:t>
+      </w:r>
+      <w:proofErr w:type="gramStart"/>
+      <w:r>
+        <w:rPr>
+          <w:rFonts w:ascii="Times New Roman" w:hAnsi="Times New Roman" w:cs="Times New Roman"/>
+          <w:sz w:val="22"/>
+          <w:szCs w:val="22"/>
+          <w:highlight w:val="yellow"/>
+        </w:rPr>
+        <w:t>endif %}</w:t>
+      </w:r>
+      <w:proofErr w:type="gramEnd"/>
     </w:p>
     <w:p>
       <w:pPr>
@@ -3041,14 +5188,66 @@
         </w:rPr>
         <w:t xml:space="preserve">{%p if </w:t>
       </w:r>
-      <w:r>
-        <w:rPr>
-          <w:rFonts w:ascii="Times New Roman" w:hAnsi="Times New Roman" w:cs="Times New Roman"/>
-          <w:sz w:val="22"/>
-          <w:szCs w:val="22"/>
-          <w:highlight w:val="yellow"/>
-        </w:rPr>
-        <w:t>user_wants_post_divorce_support or spousal_support_provisions == "user_agrees_to_pay_spousal_support"</w:t>
+      <w:proofErr w:type="spellStart"/>
+      <w:r>
+        <w:rPr>
+          <w:rFonts w:ascii="Times New Roman" w:hAnsi="Times New Roman" w:cs="Times New Roman"/>
+          <w:sz w:val="22"/>
+          <w:szCs w:val="22"/>
+          <w:highlight w:val="yellow"/>
+        </w:rPr>
+        <w:t>user_wants_post_divorce_support</w:t>
+      </w:r>
+      <w:proofErr w:type="spellEnd"/>
+      <w:r>
+        <w:rPr>
+          <w:rFonts w:ascii="Times New Roman" w:hAnsi="Times New Roman" w:cs="Times New Roman"/>
+          <w:sz w:val="22"/>
+          <w:szCs w:val="22"/>
+          <w:highlight w:val="yellow"/>
+        </w:rPr>
+        <w:t xml:space="preserve"> or </w:t>
+      </w:r>
+      <w:proofErr w:type="spellStart"/>
+      <w:r>
+        <w:rPr>
+          <w:rFonts w:ascii="Times New Roman" w:hAnsi="Times New Roman" w:cs="Times New Roman"/>
+          <w:sz w:val="22"/>
+          <w:szCs w:val="22"/>
+          <w:highlight w:val="yellow"/>
+        </w:rPr>
+        <w:t>spousal_support_provisions</w:t>
+      </w:r>
+      <w:proofErr w:type="spellEnd"/>
+      <w:r>
+        <w:rPr>
+          <w:rFonts w:ascii="Times New Roman" w:hAnsi="Times New Roman" w:cs="Times New Roman"/>
+          <w:sz w:val="22"/>
+          <w:szCs w:val="22"/>
+          <w:highlight w:val="yellow"/>
+        </w:rPr>
+        <w:t xml:space="preserve"> == "</w:t>
+      </w:r>
+      <w:proofErr w:type="spellStart"/>
+      <w:r>
+        <w:rPr>
+          <w:rFonts w:ascii="Times New Roman" w:hAnsi="Times New Roman" w:cs="Times New Roman"/>
+          <w:sz w:val="22"/>
+          <w:szCs w:val="22"/>
+          <w:highlight w:val="yellow"/>
+        </w:rPr>
+        <w:t>user_agrees_to_pay_spousal_support</w:t>
+      </w:r>
+      <w:proofErr w:type="spellEnd"/>
+      <w:proofErr w:type="gramStart"/>
+      <w:r>
+        <w:rPr>
+          <w:rFonts w:ascii="Times New Roman" w:hAnsi="Times New Roman" w:cs="Times New Roman"/>
+          <w:sz w:val="22"/>
+          <w:szCs w:val="22"/>
+          <w:highlight w:val="yellow"/>
+        </w:rPr>
+        <w:t>"</w:t>
       </w:r>
       <w:r>
         <w:rPr>
@@ -3068,6 +5267,7 @@
         </w:rPr>
         <w:t>%}</w:t>
       </w:r>
+      <w:proofErr w:type="gramEnd"/>
     </w:p>
     <w:p>
       <w:pPr>
@@ -3078,13 +5278,23 @@
           <w:szCs w:val="22"/>
         </w:rPr>
       </w:pPr>
-      <w:r>
-        <w:rPr>
-          <w:rFonts w:ascii="Times New Roman" w:hAnsi="Times New Roman" w:cs="Times New Roman"/>
-          <w:sz w:val="22"/>
-          <w:szCs w:val="22"/>
-        </w:rPr>
-        <w:t>[ ] Uniform Spousal Support Order</w:t>
+      <w:proofErr w:type="gramStart"/>
+      <w:r>
+        <w:rPr>
+          <w:rFonts w:ascii="Times New Roman" w:hAnsi="Times New Roman" w:cs="Times New Roman"/>
+          <w:sz w:val="22"/>
+          <w:szCs w:val="22"/>
+        </w:rPr>
+        <w:t>[ ]</w:t>
+      </w:r>
+      <w:proofErr w:type="gramEnd"/>
+      <w:r>
+        <w:rPr>
+          <w:rFonts w:ascii="Times New Roman" w:hAnsi="Times New Roman" w:cs="Times New Roman"/>
+          <w:sz w:val="22"/>
+          <w:szCs w:val="22"/>
+        </w:rPr>
+        <w:t xml:space="preserve"> Uniform Spousal Support Order</w:t>
       </w:r>
     </w:p>
     <w:p>
@@ -3103,8 +5313,19 @@
           <w:szCs w:val="22"/>
           <w:highlight w:val="yellow"/>
         </w:rPr>
-        <w:t>{%p endif %}</w:t>
-      </w:r>
+        <w:t xml:space="preserve">{%p </w:t>
+      </w:r>
+      <w:proofErr w:type="gramStart"/>
+      <w:r>
+        <w:rPr>
+          <w:rFonts w:ascii="Times New Roman" w:hAnsi="Times New Roman" w:cs="Times New Roman"/>
+          <w:sz w:val="22"/>
+          <w:szCs w:val="22"/>
+          <w:highlight w:val="yellow"/>
+        </w:rPr>
+        <w:t>endif %}</w:t>
+      </w:r>
+      <w:proofErr w:type="gramEnd"/>
     </w:p>
     <w:p>
       <w:pPr>
@@ -3131,8 +5352,19 @@
           <w:szCs w:val="22"/>
           <w:highlight w:val="yellow"/>
         </w:rPr>
-        <w:t>if foc_100_full.enabled</w:t>
-      </w:r>
+        <w:t>if foc_100_</w:t>
+      </w:r>
+      <w:proofErr w:type="gramStart"/>
+      <w:r>
+        <w:rPr>
+          <w:rFonts w:ascii="Times New Roman" w:hAnsi="Times New Roman" w:cs="Times New Roman"/>
+          <w:sz w:val="22"/>
+          <w:szCs w:val="22"/>
+          <w:highlight w:val="yellow"/>
+        </w:rPr>
+        <w:t>full.enabled</w:t>
+      </w:r>
+      <w:proofErr w:type="gramEnd"/>
       <w:r>
         <w:rPr>
           <w:rFonts w:ascii="Times New Roman" w:hAnsi="Times New Roman" w:cs="Times New Roman"/>
@@ -3170,13 +5402,23 @@
           <w:szCs w:val="22"/>
         </w:rPr>
       </w:pPr>
-      <w:r>
-        <w:rPr>
-          <w:rFonts w:ascii="Times New Roman" w:hAnsi="Times New Roman" w:cs="Times New Roman"/>
-          <w:sz w:val="22"/>
-          <w:szCs w:val="22"/>
-        </w:rPr>
-        <w:t>[ ] Domestic Relations Judgment Information Form</w:t>
+      <w:proofErr w:type="gramStart"/>
+      <w:r>
+        <w:rPr>
+          <w:rFonts w:ascii="Times New Roman" w:hAnsi="Times New Roman" w:cs="Times New Roman"/>
+          <w:sz w:val="22"/>
+          <w:szCs w:val="22"/>
+        </w:rPr>
+        <w:t>[ ]</w:t>
+      </w:r>
+      <w:proofErr w:type="gramEnd"/>
+      <w:r>
+        <w:rPr>
+          <w:rFonts w:ascii="Times New Roman" w:hAnsi="Times New Roman" w:cs="Times New Roman"/>
+          <w:sz w:val="22"/>
+          <w:szCs w:val="22"/>
+        </w:rPr>
+        <w:t xml:space="preserve"> Domestic Relations Judgment Information Form</w:t>
       </w:r>
     </w:p>
     <w:p>
@@ -3195,8 +5437,19 @@
           <w:szCs w:val="22"/>
           <w:highlight w:val="yellow"/>
         </w:rPr>
-        <w:t>{%p endif %}</w:t>
-      </w:r>
+        <w:t xml:space="preserve">{%p </w:t>
+      </w:r>
+      <w:proofErr w:type="gramStart"/>
+      <w:r>
+        <w:rPr>
+          <w:rFonts w:ascii="Times New Roman" w:hAnsi="Times New Roman" w:cs="Times New Roman"/>
+          <w:sz w:val="22"/>
+          <w:szCs w:val="22"/>
+          <w:highlight w:val="yellow"/>
+        </w:rPr>
+        <w:t>endif %}</w:t>
+      </w:r>
+      <w:proofErr w:type="gramEnd"/>
     </w:p>
     <w:p>
       <w:pPr>
@@ -3232,8 +5485,19 @@
           <w:szCs w:val="22"/>
           <w:highlight w:val="cyan"/>
         </w:rPr>
-        <w:t xml:space="preserve"> endif %}</w:t>
-      </w:r>
+        <w:t xml:space="preserve"> </w:t>
+      </w:r>
+      <w:proofErr w:type="gramStart"/>
+      <w:r>
+        <w:rPr>
+          <w:rFonts w:ascii="Times New Roman" w:hAnsi="Times New Roman" w:cs="Times New Roman"/>
+          <w:sz w:val="22"/>
+          <w:szCs w:val="22"/>
+          <w:highlight w:val="cyan"/>
+        </w:rPr>
+        <w:t>endif %}</w:t>
+      </w:r>
+      <w:proofErr w:type="gramEnd"/>
     </w:p>
     <w:p>
       <w:pPr>
@@ -3244,13 +5508,23 @@
           <w:szCs w:val="22"/>
         </w:rPr>
       </w:pPr>
-      <w:r>
-        <w:rPr>
-          <w:rFonts w:ascii="Times New Roman" w:hAnsi="Times New Roman" w:cs="Times New Roman"/>
-          <w:sz w:val="22"/>
-          <w:szCs w:val="22"/>
-        </w:rPr>
-        <w:t>[ ] Other: _________________________________</w:t>
+      <w:proofErr w:type="gramStart"/>
+      <w:r>
+        <w:rPr>
+          <w:rFonts w:ascii="Times New Roman" w:hAnsi="Times New Roman" w:cs="Times New Roman"/>
+          <w:sz w:val="22"/>
+          <w:szCs w:val="22"/>
+        </w:rPr>
+        <w:t>[ ]</w:t>
+      </w:r>
+      <w:proofErr w:type="gramEnd"/>
+      <w:r>
+        <w:rPr>
+          <w:rFonts w:ascii="Times New Roman" w:hAnsi="Times New Roman" w:cs="Times New Roman"/>
+          <w:sz w:val="22"/>
+          <w:szCs w:val="22"/>
+        </w:rPr>
+        <w:t xml:space="preserve"> Other: _________________________________</w:t>
       </w:r>
     </w:p>
     <w:p>
@@ -3300,7 +5574,16 @@
           <w:sz w:val="22"/>
           <w:szCs w:val="22"/>
         </w:rPr>
-        <w:t>Date: _________________</w:t>
+        <w:t>Date: ________________</w:t>
+      </w:r>
+      <w:proofErr w:type="gramStart"/>
+      <w:r>
+        <w:rPr>
+          <w:rFonts w:ascii="Times New Roman" w:hAnsi="Times New Roman" w:cs="Times New Roman"/>
+          <w:sz w:val="22"/>
+          <w:szCs w:val="22"/>
+        </w:rPr>
+        <w:t>_</w:t>
       </w:r>
       <w:r>
         <w:rPr>
@@ -3327,6 +5610,7 @@
         </w:rPr>
         <w:t>d</w:t>
       </w:r>
+      <w:proofErr w:type="gramEnd"/>
       <w:r>
         <w:rPr>
           <w:rFonts w:ascii="Times New Roman" w:hAnsi="Times New Roman" w:cs="Times New Roman"/>
@@ -3367,6 +5651,7 @@
           <w:szCs w:val="22"/>
         </w:rPr>
       </w:pPr>
+      <w:proofErr w:type="gramStart"/>
       <w:r>
         <w:rPr>
           <w:rFonts w:ascii="Times New Roman" w:hAnsi="Times New Roman" w:cs="Times New Roman"/>
@@ -3383,21 +5668,23 @@
         </w:rPr>
         <w:t>users</w:t>
       </w:r>
+      <w:proofErr w:type="gramEnd"/>
       <w:r>
         <w:rPr>
           <w:rFonts w:ascii="Times New Roman" w:hAnsi="Times New Roman" w:cs="Times New Roman"/>
           <w:sz w:val="20"/>
           <w:szCs w:val="20"/>
         </w:rPr>
-        <w:t xml:space="preserve">[0] </w:t>
-      </w:r>
+        <w:t>[0</w:t>
+      </w:r>
+      <w:proofErr w:type="gramStart"/>
       <w:r>
         <w:rPr>
           <w:rFonts w:ascii="Times New Roman" w:hAnsi="Times New Roman" w:cs="Times New Roman"/>
           <w:sz w:val="20"/>
           <w:szCs w:val="20"/>
         </w:rPr>
-        <w:t>}}</w:t>
+        <w:t xml:space="preserve">] </w:t>
       </w:r>
       <w:r>
         <w:rPr>
@@ -3405,15 +5692,16 @@
           <w:sz w:val="20"/>
           <w:szCs w:val="20"/>
         </w:rPr>
-        <w:t xml:space="preserve">, </w:t>
-      </w:r>
+        <w:t>}</w:t>
+      </w:r>
+      <w:proofErr w:type="gramEnd"/>
       <w:r>
         <w:rPr>
           <w:rFonts w:ascii="Times New Roman" w:hAnsi="Times New Roman" w:cs="Times New Roman"/>
           <w:sz w:val="20"/>
           <w:szCs w:val="20"/>
         </w:rPr>
-        <w:t>{% if user_ask_role == “plaintiff” %}Plaintiff{% else</w:t>
+        <w:t>}</w:t>
       </w:r>
       <w:r>
         <w:rPr>
@@ -3421,7 +5709,7 @@
           <w:sz w:val="20"/>
           <w:szCs w:val="20"/>
         </w:rPr>
-        <w:t xml:space="preserve"> </w:t>
+        <w:t xml:space="preserve">, </w:t>
       </w:r>
       <w:r>
         <w:rPr>
@@ -3429,7 +5717,69 @@
           <w:sz w:val="20"/>
           <w:szCs w:val="20"/>
         </w:rPr>
-        <w:t>%}Defendant{% endif %}, Self-represented</w:t>
+        <w:t xml:space="preserve">{% if </w:t>
+      </w:r>
+      <w:proofErr w:type="spellStart"/>
+      <w:r>
+        <w:rPr>
+          <w:rFonts w:ascii="Times New Roman" w:hAnsi="Times New Roman" w:cs="Times New Roman"/>
+          <w:sz w:val="20"/>
+          <w:szCs w:val="20"/>
+        </w:rPr>
+        <w:t>user_ask_role</w:t>
+      </w:r>
+      <w:proofErr w:type="spellEnd"/>
+      <w:r>
+        <w:rPr>
+          <w:rFonts w:ascii="Times New Roman" w:hAnsi="Times New Roman" w:cs="Times New Roman"/>
+          <w:sz w:val="20"/>
+          <w:szCs w:val="20"/>
+        </w:rPr>
+        <w:t xml:space="preserve"> == “plaintiff” </w:t>
+      </w:r>
+      <w:proofErr w:type="gramStart"/>
+      <w:r>
+        <w:rPr>
+          <w:rFonts w:ascii="Times New Roman" w:hAnsi="Times New Roman" w:cs="Times New Roman"/>
+          <w:sz w:val="20"/>
+          <w:szCs w:val="20"/>
+        </w:rPr>
+        <w:t>%}Plaintiff</w:t>
+      </w:r>
+      <w:proofErr w:type="gramEnd"/>
+      <w:r>
+        <w:rPr>
+          <w:rFonts w:ascii="Times New Roman" w:hAnsi="Times New Roman" w:cs="Times New Roman"/>
+          <w:sz w:val="20"/>
+          <w:szCs w:val="20"/>
+        </w:rPr>
+        <w:t>{% else</w:t>
+      </w:r>
+      <w:r>
+        <w:rPr>
+          <w:rFonts w:ascii="Times New Roman" w:hAnsi="Times New Roman" w:cs="Times New Roman"/>
+          <w:sz w:val="20"/>
+          <w:szCs w:val="20"/>
+        </w:rPr>
+        <w:t xml:space="preserve"> </w:t>
+      </w:r>
+      <w:proofErr w:type="gramStart"/>
+      <w:r>
+        <w:rPr>
+          <w:rFonts w:ascii="Times New Roman" w:hAnsi="Times New Roman" w:cs="Times New Roman"/>
+          <w:sz w:val="20"/>
+          <w:szCs w:val="20"/>
+        </w:rPr>
+        <w:t>%}Defendant</w:t>
+      </w:r>
+      <w:proofErr w:type="gramEnd"/>
+      <w:r>
+        <w:rPr>
+          <w:rFonts w:ascii="Times New Roman" w:hAnsi="Times New Roman" w:cs="Times New Roman"/>
+          <w:sz w:val="20"/>
+          <w:szCs w:val="20"/>
+        </w:rPr>
+        <w:t>{% endif %}, Self-represented</w:t>
       </w:r>
     </w:p>
     <w:sectPr>

--- a/docassemble/MLHDivorceAndCustody/data/templates/proof_of_service.docx
+++ b/docassemble/MLHDivorceAndCustody/data/templates/proof_of_service.docx
@@ -54,16 +54,7 @@
           <w:sz w:val="22"/>
           <w:szCs w:val="22"/>
         </w:rPr>
-        <w:t xml:space="preserve">{{ </w:t>
-      </w:r>
-      <w:proofErr w:type="spellStart"/>
-      <w:r>
-        <w:rPr>
-          <w:rFonts w:ascii="Times New Roman" w:hAnsi="Times New Roman" w:cs="Times New Roman"/>
-          <w:sz w:val="22"/>
-          <w:szCs w:val="22"/>
-        </w:rPr>
-        <w:t>the</w:t>
+        <w:t>{{ the</w:t>
       </w:r>
       <w:proofErr w:type="gramEnd"/>
       <w:r>
@@ -83,7 +74,6 @@
         </w:rPr>
         <w:t>court.number</w:t>
       </w:r>
-      <w:proofErr w:type="spellEnd"/>
       <w:proofErr w:type="gramEnd"/>
       <w:r>
         <w:rPr>
@@ -127,34 +117,16 @@
           <w:sz w:val="22"/>
           <w:szCs w:val="22"/>
         </w:rPr>
-        <w:t xml:space="preserve">{{ </w:t>
-      </w:r>
-      <w:proofErr w:type="spellStart"/>
-      <w:r>
-        <w:rPr>
-          <w:rFonts w:ascii="Times New Roman" w:hAnsi="Times New Roman" w:cs="Times New Roman"/>
-          <w:sz w:val="22"/>
-          <w:szCs w:val="22"/>
-        </w:rPr>
-        <w:t>county</w:t>
-      </w:r>
-      <w:proofErr w:type="gramEnd"/>
-      <w:r>
-        <w:rPr>
-          <w:rFonts w:ascii="Times New Roman" w:hAnsi="Times New Roman" w:cs="Times New Roman"/>
-          <w:sz w:val="22"/>
-          <w:szCs w:val="22"/>
-        </w:rPr>
-        <w:t>_choice</w:t>
-      </w:r>
-      <w:proofErr w:type="spellEnd"/>
-      <w:r>
-        <w:rPr>
-          <w:rFonts w:ascii="Times New Roman" w:hAnsi="Times New Roman" w:cs="Times New Roman"/>
-          <w:sz w:val="22"/>
-          <w:szCs w:val="22"/>
-        </w:rPr>
-        <w:t xml:space="preserve"> | </w:t>
+        <w:t>{{ county</w:t>
+      </w:r>
+      <w:proofErr w:type="gramEnd"/>
+      <w:r>
+        <w:rPr>
+          <w:rFonts w:ascii="Times New Roman" w:hAnsi="Times New Roman" w:cs="Times New Roman"/>
+          <w:sz w:val="22"/>
+          <w:szCs w:val="22"/>
+        </w:rPr>
+        <w:t xml:space="preserve">_choice | </w:t>
       </w:r>
       <w:proofErr w:type="gramStart"/>
       <w:r>
@@ -245,16 +217,7 @@
                 <w:sz w:val="22"/>
                 <w:szCs w:val="22"/>
               </w:rPr>
-              <w:t>[0].</w:t>
-            </w:r>
-            <w:proofErr w:type="spellStart"/>
-            <w:r>
-              <w:rPr>
-                <w:rFonts w:ascii="Times New Roman" w:hAnsi="Times New Roman" w:cs="Times New Roman"/>
-                <w:sz w:val="22"/>
-                <w:szCs w:val="22"/>
-              </w:rPr>
-              <w:t>name_</w:t>
+              <w:t>[0].name_</w:t>
             </w:r>
             <w:proofErr w:type="gramStart"/>
             <w:r>
@@ -263,16 +226,7 @@
                 <w:sz w:val="22"/>
                 <w:szCs w:val="22"/>
               </w:rPr>
-              <w:t>full</w:t>
-            </w:r>
-            <w:proofErr w:type="spellEnd"/>
-            <w:r>
-              <w:rPr>
-                <w:rFonts w:ascii="Times New Roman" w:hAnsi="Times New Roman" w:cs="Times New Roman"/>
-                <w:sz w:val="22"/>
-                <w:szCs w:val="22"/>
-              </w:rPr>
-              <w:t>()</w:t>
+              <w:t>full()</w:t>
             </w:r>
             <w:r>
               <w:rPr>
@@ -381,16 +335,7 @@
                 <w:sz w:val="22"/>
                 <w:szCs w:val="22"/>
               </w:rPr>
-              <w:t>[0].</w:t>
-            </w:r>
-            <w:proofErr w:type="spellStart"/>
-            <w:r>
-              <w:rPr>
-                <w:rFonts w:ascii="Times New Roman" w:hAnsi="Times New Roman" w:cs="Times New Roman"/>
-                <w:sz w:val="22"/>
-                <w:szCs w:val="22"/>
-              </w:rPr>
-              <w:t>name_</w:t>
+              <w:t>[0].name_</w:t>
             </w:r>
             <w:proofErr w:type="gramStart"/>
             <w:r>
@@ -399,16 +344,7 @@
                 <w:sz w:val="22"/>
                 <w:szCs w:val="22"/>
               </w:rPr>
-              <w:t>full</w:t>
-            </w:r>
-            <w:proofErr w:type="spellEnd"/>
-            <w:r>
-              <w:rPr>
-                <w:rFonts w:ascii="Times New Roman" w:hAnsi="Times New Roman" w:cs="Times New Roman"/>
-                <w:sz w:val="22"/>
-                <w:szCs w:val="22"/>
-              </w:rPr>
-              <w:t>() }</w:t>
+              <w:t>full() }</w:t>
             </w:r>
             <w:proofErr w:type="gramEnd"/>
             <w:r>
@@ -524,17 +460,7 @@
                 <w:szCs w:val="22"/>
                 <w:u w:val="single"/>
               </w:rPr>
-              <w:t xml:space="preserve">{{ </w:t>
-            </w:r>
-            <w:proofErr w:type="spellStart"/>
-            <w:r>
-              <w:rPr>
-                <w:rFonts w:ascii="Times New Roman" w:hAnsi="Times New Roman" w:cs="Times New Roman"/>
-                <w:sz w:val="22"/>
-                <w:szCs w:val="22"/>
-                <w:u w:val="single"/>
-              </w:rPr>
-              <w:t>docket</w:t>
+              <w:t>{{ docket</w:t>
             </w:r>
             <w:proofErr w:type="gramEnd"/>
             <w:r>
@@ -554,17 +480,7 @@
                 <w:szCs w:val="22"/>
                 <w:u w:val="single"/>
               </w:rPr>
-              <w:t>number</w:t>
-            </w:r>
-            <w:proofErr w:type="spellEnd"/>
-            <w:r>
-              <w:rPr>
-                <w:rFonts w:ascii="Times New Roman" w:hAnsi="Times New Roman" w:cs="Times New Roman"/>
-                <w:sz w:val="22"/>
-                <w:szCs w:val="22"/>
-                <w:u w:val="single"/>
-              </w:rPr>
-              <w:t xml:space="preserve"> }</w:t>
+              <w:t>number }</w:t>
             </w:r>
             <w:proofErr w:type="gramEnd"/>
             <w:r>
@@ -690,41 +606,21 @@
         </w:rPr>
         <w:t xml:space="preserve">{%p if </w:t>
       </w:r>
-      <w:proofErr w:type="spellStart"/>
-      <w:r>
-        <w:rPr>
-          <w:rFonts w:ascii="Times New Roman" w:hAnsi="Times New Roman" w:cs="Times New Roman"/>
-          <w:sz w:val="21"/>
-          <w:szCs w:val="21"/>
-        </w:rPr>
-        <w:t>user_ask_role</w:t>
-      </w:r>
-      <w:proofErr w:type="spellEnd"/>
-      <w:r>
-        <w:rPr>
-          <w:rFonts w:ascii="Times New Roman" w:hAnsi="Times New Roman" w:cs="Times New Roman"/>
-          <w:sz w:val="21"/>
-          <w:szCs w:val="21"/>
-        </w:rPr>
-        <w:t xml:space="preserve"> == “plaintiff” and </w:t>
-      </w:r>
-      <w:proofErr w:type="spellStart"/>
-      <w:r>
-        <w:rPr>
-          <w:rFonts w:ascii="Times New Roman" w:hAnsi="Times New Roman" w:cs="Times New Roman"/>
-          <w:sz w:val="21"/>
-          <w:szCs w:val="21"/>
-        </w:rPr>
-        <w:t>confidential_contact_info_yn</w:t>
-      </w:r>
-      <w:proofErr w:type="spellEnd"/>
-      <w:r>
-        <w:rPr>
-          <w:rFonts w:ascii="Times New Roman" w:hAnsi="Times New Roman" w:cs="Times New Roman"/>
-          <w:sz w:val="21"/>
-          <w:szCs w:val="21"/>
-        </w:rPr>
-        <w:t xml:space="preserve"> </w:t>
+      <w:r>
+        <w:rPr>
+          <w:rFonts w:ascii="Times New Roman" w:hAnsi="Times New Roman" w:cs="Times New Roman"/>
+          <w:sz w:val="21"/>
+          <w:szCs w:val="21"/>
+        </w:rPr>
+        <w:t xml:space="preserve">user_ask_role == “plaintiff” and </w:t>
+      </w:r>
+      <w:r>
+        <w:rPr>
+          <w:rFonts w:ascii="Times New Roman" w:hAnsi="Times New Roman" w:cs="Times New Roman"/>
+          <w:sz w:val="21"/>
+          <w:szCs w:val="21"/>
+        </w:rPr>
+        <w:t xml:space="preserve">confidential_contact_info_yn </w:t>
       </w:r>
       <w:r>
         <w:rPr>
@@ -816,16 +712,7 @@
           <w:sz w:val="21"/>
           <w:szCs w:val="21"/>
         </w:rPr>
-        <w:t>].</w:t>
-      </w:r>
-      <w:proofErr w:type="spellStart"/>
-      <w:r>
-        <w:rPr>
-          <w:rFonts w:ascii="Times New Roman" w:hAnsi="Times New Roman" w:cs="Times New Roman"/>
-          <w:sz w:val="21"/>
-          <w:szCs w:val="21"/>
-        </w:rPr>
-        <w:t>address</w:t>
+        <w:t>].address</w:t>
       </w:r>
       <w:proofErr w:type="gramEnd"/>
       <w:r>
@@ -843,16 +730,7 @@
           <w:sz w:val="21"/>
           <w:szCs w:val="21"/>
         </w:rPr>
-        <w:t>one</w:t>
-      </w:r>
-      <w:proofErr w:type="spellEnd"/>
-      <w:r>
-        <w:rPr>
-          <w:rFonts w:ascii="Times New Roman" w:hAnsi="Times New Roman" w:cs="Times New Roman"/>
-          <w:sz w:val="21"/>
-          <w:szCs w:val="21"/>
-        </w:rPr>
-        <w:t>() }</w:t>
+        <w:t>one() }</w:t>
       </w:r>
       <w:proofErr w:type="gramEnd"/>
       <w:r>
@@ -899,16 +777,7 @@
           <w:sz w:val="21"/>
           <w:szCs w:val="21"/>
         </w:rPr>
-        <w:t>].</w:t>
-      </w:r>
-      <w:proofErr w:type="spellStart"/>
-      <w:r>
-        <w:rPr>
-          <w:rFonts w:ascii="Times New Roman" w:hAnsi="Times New Roman" w:cs="Times New Roman"/>
-          <w:sz w:val="21"/>
-          <w:szCs w:val="21"/>
-        </w:rPr>
-        <w:t>address</w:t>
+        <w:t>].address</w:t>
       </w:r>
       <w:proofErr w:type="gramEnd"/>
       <w:r>
@@ -926,16 +795,7 @@
           <w:sz w:val="21"/>
           <w:szCs w:val="21"/>
         </w:rPr>
-        <w:t>two</w:t>
-      </w:r>
-      <w:proofErr w:type="spellEnd"/>
-      <w:r>
-        <w:rPr>
-          <w:rFonts w:ascii="Times New Roman" w:hAnsi="Times New Roman" w:cs="Times New Roman"/>
-          <w:sz w:val="21"/>
-          <w:szCs w:val="21"/>
-        </w:rPr>
-        <w:t>() }</w:t>
+        <w:t>two() }</w:t>
       </w:r>
       <w:proofErr w:type="gramEnd"/>
       <w:r>
@@ -981,18 +841,8 @@
           <w:sz w:val="21"/>
           <w:szCs w:val="21"/>
         </w:rPr>
-        <w:t>0].</w:t>
-      </w:r>
-      <w:proofErr w:type="spellStart"/>
-      <w:r>
-        <w:rPr>
-          <w:rFonts w:ascii="Times New Roman" w:hAnsi="Times New Roman" w:cs="Times New Roman"/>
-          <w:sz w:val="21"/>
-          <w:szCs w:val="21"/>
-        </w:rPr>
-        <w:t>no_phone_number</w:t>
-      </w:r>
-      <w:proofErr w:type="spellEnd"/>
+        <w:t>0].no_phone_number</w:t>
+      </w:r>
       <w:r>
         <w:rPr>
           <w:rFonts w:ascii="Times New Roman" w:hAnsi="Times New Roman" w:cs="Times New Roman"/>
@@ -1025,25 +875,7 @@
           <w:sz w:val="21"/>
           <w:szCs w:val="21"/>
         </w:rPr>
-        <w:t xml:space="preserve">% if </w:t>
-      </w:r>
-      <w:proofErr w:type="spellStart"/>
-      <w:r>
-        <w:rPr>
-          <w:rFonts w:ascii="Times New Roman" w:hAnsi="Times New Roman" w:cs="Times New Roman"/>
-          <w:sz w:val="21"/>
-          <w:szCs w:val="21"/>
-        </w:rPr>
-        <w:t>user_ask_role</w:t>
-      </w:r>
-      <w:proofErr w:type="spellEnd"/>
-      <w:r>
-        <w:rPr>
-          <w:rFonts w:ascii="Times New Roman" w:hAnsi="Times New Roman" w:cs="Times New Roman"/>
-          <w:sz w:val="21"/>
-          <w:szCs w:val="21"/>
-        </w:rPr>
-        <w:t xml:space="preserve"> == “plaintiff” </w:t>
+        <w:t xml:space="preserve">% if user_ask_role == “plaintiff” </w:t>
       </w:r>
       <w:proofErr w:type="gramStart"/>
       <w:r>
@@ -1168,7 +1000,6 @@
         </w:rPr>
         <w:t xml:space="preserve">{{ </w:t>
       </w:r>
-      <w:proofErr w:type="spellStart"/>
       <w:r>
         <w:rPr>
           <w:rFonts w:ascii="Times New Roman" w:hAnsi="Times New Roman" w:cs="Times New Roman"/>
@@ -1184,16 +1015,7 @@
           <w:sz w:val="21"/>
           <w:szCs w:val="21"/>
         </w:rPr>
-        <w:t>_number_formatted</w:t>
-      </w:r>
-      <w:proofErr w:type="spellEnd"/>
-      <w:r>
-        <w:rPr>
-          <w:rFonts w:ascii="Times New Roman" w:hAnsi="Times New Roman" w:cs="Times New Roman"/>
-          <w:sz w:val="21"/>
-          <w:szCs w:val="21"/>
-        </w:rPr>
-        <w:t>(</w:t>
+        <w:t>_number_formatted(</w:t>
       </w:r>
       <w:r>
         <w:rPr>
@@ -1218,16 +1040,7 @@
           <w:sz w:val="21"/>
           <w:szCs w:val="21"/>
         </w:rPr>
-        <w:t>].</w:t>
-      </w:r>
-      <w:proofErr w:type="spellStart"/>
-      <w:r>
-        <w:rPr>
-          <w:rFonts w:ascii="Times New Roman" w:hAnsi="Times New Roman" w:cs="Times New Roman"/>
-          <w:sz w:val="21"/>
-          <w:szCs w:val="21"/>
-        </w:rPr>
-        <w:t>phone</w:t>
+        <w:t>].phone</w:t>
       </w:r>
       <w:proofErr w:type="gramEnd"/>
       <w:r>
@@ -1238,7 +1051,6 @@
         </w:rPr>
         <w:t>_number</w:t>
       </w:r>
-      <w:proofErr w:type="spellEnd"/>
       <w:proofErr w:type="gramStart"/>
       <w:r>
         <w:rPr>
@@ -1327,41 +1139,21 @@
         </w:rPr>
         <w:t xml:space="preserve">{%p if </w:t>
       </w:r>
-      <w:proofErr w:type="spellStart"/>
-      <w:r>
-        <w:rPr>
-          <w:rFonts w:ascii="Times New Roman" w:hAnsi="Times New Roman" w:cs="Times New Roman"/>
-          <w:sz w:val="21"/>
-          <w:szCs w:val="21"/>
-        </w:rPr>
-        <w:t>user_ask_role</w:t>
-      </w:r>
-      <w:proofErr w:type="spellEnd"/>
-      <w:r>
-        <w:rPr>
-          <w:rFonts w:ascii="Times New Roman" w:hAnsi="Times New Roman" w:cs="Times New Roman"/>
-          <w:sz w:val="21"/>
-          <w:szCs w:val="21"/>
-        </w:rPr>
-        <w:t xml:space="preserve"> == “defendant” and </w:t>
-      </w:r>
-      <w:proofErr w:type="spellStart"/>
-      <w:r>
-        <w:rPr>
-          <w:rFonts w:ascii="Times New Roman" w:hAnsi="Times New Roman" w:cs="Times New Roman"/>
-          <w:sz w:val="21"/>
-          <w:szCs w:val="21"/>
-        </w:rPr>
-        <w:t>confidential_contact_info_yn</w:t>
-      </w:r>
-      <w:proofErr w:type="spellEnd"/>
-      <w:r>
-        <w:rPr>
-          <w:rFonts w:ascii="Times New Roman" w:hAnsi="Times New Roman" w:cs="Times New Roman"/>
-          <w:sz w:val="21"/>
-          <w:szCs w:val="21"/>
-        </w:rPr>
-        <w:t xml:space="preserve"> %}</w:t>
+      <w:r>
+        <w:rPr>
+          <w:rFonts w:ascii="Times New Roman" w:hAnsi="Times New Roman" w:cs="Times New Roman"/>
+          <w:sz w:val="21"/>
+          <w:szCs w:val="21"/>
+        </w:rPr>
+        <w:t xml:space="preserve">user_ask_role == “defendant” and </w:t>
+      </w:r>
+      <w:r>
+        <w:rPr>
+          <w:rFonts w:ascii="Times New Roman" w:hAnsi="Times New Roman" w:cs="Times New Roman"/>
+          <w:sz w:val="21"/>
+          <w:szCs w:val="21"/>
+        </w:rPr>
+        <w:t>confidential_contact_info_yn %}</w:t>
       </w:r>
     </w:p>
     <w:p>
@@ -1445,16 +1237,7 @@
           <w:sz w:val="21"/>
           <w:szCs w:val="21"/>
         </w:rPr>
-        <w:t>].</w:t>
-      </w:r>
-      <w:proofErr w:type="spellStart"/>
-      <w:r>
-        <w:rPr>
-          <w:rFonts w:ascii="Times New Roman" w:hAnsi="Times New Roman" w:cs="Times New Roman"/>
-          <w:sz w:val="21"/>
-          <w:szCs w:val="21"/>
-        </w:rPr>
-        <w:t>address</w:t>
+        <w:t>].address</w:t>
       </w:r>
       <w:proofErr w:type="gramEnd"/>
       <w:r>
@@ -1472,16 +1255,7 @@
           <w:sz w:val="21"/>
           <w:szCs w:val="21"/>
         </w:rPr>
-        <w:t>one</w:t>
-      </w:r>
-      <w:proofErr w:type="spellEnd"/>
-      <w:r>
-        <w:rPr>
-          <w:rFonts w:ascii="Times New Roman" w:hAnsi="Times New Roman" w:cs="Times New Roman"/>
-          <w:sz w:val="21"/>
-          <w:szCs w:val="21"/>
-        </w:rPr>
-        <w:t>() }</w:t>
+        <w:t>one() }</w:t>
       </w:r>
       <w:proofErr w:type="gramEnd"/>
       <w:r>
@@ -1528,16 +1302,7 @@
           <w:sz w:val="21"/>
           <w:szCs w:val="21"/>
         </w:rPr>
-        <w:t>].</w:t>
-      </w:r>
-      <w:proofErr w:type="spellStart"/>
-      <w:r>
-        <w:rPr>
-          <w:rFonts w:ascii="Times New Roman" w:hAnsi="Times New Roman" w:cs="Times New Roman"/>
-          <w:sz w:val="21"/>
-          <w:szCs w:val="21"/>
-        </w:rPr>
-        <w:t>address</w:t>
+        <w:t>].address</w:t>
       </w:r>
       <w:proofErr w:type="gramEnd"/>
       <w:r>
@@ -1555,16 +1320,7 @@
           <w:sz w:val="21"/>
           <w:szCs w:val="21"/>
         </w:rPr>
-        <w:t>two</w:t>
-      </w:r>
-      <w:proofErr w:type="spellEnd"/>
-      <w:r>
-        <w:rPr>
-          <w:rFonts w:ascii="Times New Roman" w:hAnsi="Times New Roman" w:cs="Times New Roman"/>
-          <w:sz w:val="21"/>
-          <w:szCs w:val="21"/>
-        </w:rPr>
-        <w:t>() }</w:t>
+        <w:t>two() }</w:t>
       </w:r>
       <w:proofErr w:type="gramEnd"/>
       <w:r>
@@ -1619,18 +1375,8 @@
           <w:sz w:val="21"/>
           <w:szCs w:val="21"/>
         </w:rPr>
-        <w:t>0].</w:t>
-      </w:r>
-      <w:proofErr w:type="spellStart"/>
-      <w:r>
-        <w:rPr>
-          <w:rFonts w:ascii="Times New Roman" w:hAnsi="Times New Roman" w:cs="Times New Roman"/>
-          <w:sz w:val="21"/>
-          <w:szCs w:val="21"/>
-        </w:rPr>
-        <w:t>no_phone_number</w:t>
-      </w:r>
-      <w:proofErr w:type="spellEnd"/>
+        <w:t>0].no_phone_number</w:t>
+      </w:r>
       <w:r>
         <w:rPr>
           <w:rFonts w:ascii="Times New Roman" w:hAnsi="Times New Roman" w:cs="Times New Roman"/>
@@ -1663,25 +1409,7 @@
           <w:sz w:val="21"/>
           <w:szCs w:val="21"/>
         </w:rPr>
-        <w:t xml:space="preserve">% if </w:t>
-      </w:r>
-      <w:proofErr w:type="spellStart"/>
-      <w:r>
-        <w:rPr>
-          <w:rFonts w:ascii="Times New Roman" w:hAnsi="Times New Roman" w:cs="Times New Roman"/>
-          <w:sz w:val="21"/>
-          <w:szCs w:val="21"/>
-        </w:rPr>
-        <w:t>user_ask_role</w:t>
-      </w:r>
-      <w:proofErr w:type="spellEnd"/>
-      <w:r>
-        <w:rPr>
-          <w:rFonts w:ascii="Times New Roman" w:hAnsi="Times New Roman" w:cs="Times New Roman"/>
-          <w:sz w:val="21"/>
-          <w:szCs w:val="21"/>
-        </w:rPr>
-        <w:t xml:space="preserve"> == “defendant” </w:t>
+        <w:t xml:space="preserve">% if user_ask_role == “defendant” </w:t>
       </w:r>
       <w:proofErr w:type="gramStart"/>
       <w:r>
@@ -1798,7 +1526,6 @@
         </w:rPr>
         <w:t xml:space="preserve">{{ </w:t>
       </w:r>
-      <w:proofErr w:type="spellStart"/>
       <w:r>
         <w:rPr>
           <w:rFonts w:ascii="Times New Roman" w:hAnsi="Times New Roman" w:cs="Times New Roman"/>
@@ -1814,16 +1541,7 @@
           <w:sz w:val="21"/>
           <w:szCs w:val="21"/>
         </w:rPr>
-        <w:t>_number_formatted</w:t>
-      </w:r>
-      <w:proofErr w:type="spellEnd"/>
-      <w:r>
-        <w:rPr>
-          <w:rFonts w:ascii="Times New Roman" w:hAnsi="Times New Roman" w:cs="Times New Roman"/>
-          <w:sz w:val="21"/>
-          <w:szCs w:val="21"/>
-        </w:rPr>
-        <w:t>(</w:t>
+        <w:t>_number_formatted(</w:t>
       </w:r>
       <w:r>
         <w:rPr>
@@ -1848,16 +1566,7 @@
           <w:sz w:val="21"/>
           <w:szCs w:val="21"/>
         </w:rPr>
-        <w:t>].</w:t>
-      </w:r>
-      <w:proofErr w:type="spellStart"/>
-      <w:r>
-        <w:rPr>
-          <w:rFonts w:ascii="Times New Roman" w:hAnsi="Times New Roman" w:cs="Times New Roman"/>
-          <w:sz w:val="21"/>
-          <w:szCs w:val="21"/>
-        </w:rPr>
-        <w:t>phone</w:t>
+        <w:t>].phone</w:t>
       </w:r>
       <w:proofErr w:type="gramEnd"/>
       <w:r>
@@ -1868,7 +1577,6 @@
         </w:rPr>
         <w:t>_number</w:t>
       </w:r>
-      <w:proofErr w:type="spellEnd"/>
       <w:proofErr w:type="gramStart"/>
       <w:r>
         <w:rPr>
@@ -1993,27 +1701,7 @@
           <w:szCs w:val="22"/>
           <w:highlight w:val="yellow"/>
         </w:rPr>
-        <w:t xml:space="preserve">{% if </w:t>
-      </w:r>
-      <w:proofErr w:type="spellStart"/>
-      <w:r>
-        <w:rPr>
-          <w:rFonts w:ascii="Times New Roman" w:hAnsi="Times New Roman" w:cs="Times New Roman"/>
-          <w:sz w:val="22"/>
-          <w:szCs w:val="22"/>
-          <w:highlight w:val="yellow"/>
-        </w:rPr>
-        <w:t>user_ask_role</w:t>
-      </w:r>
-      <w:proofErr w:type="spellEnd"/>
-      <w:r>
-        <w:rPr>
-          <w:rFonts w:ascii="Times New Roman" w:hAnsi="Times New Roman" w:cs="Times New Roman"/>
-          <w:sz w:val="22"/>
-          <w:szCs w:val="22"/>
-          <w:highlight w:val="yellow"/>
-        </w:rPr>
-        <w:t xml:space="preserve"> == “plaintiff” </w:t>
+        <w:t xml:space="preserve">{% if user_ask_role == “plaintiff” </w:t>
       </w:r>
       <w:proofErr w:type="gramStart"/>
       <w:r>
@@ -2364,9 +2052,8 @@
           <w:szCs w:val="22"/>
           <w:highlight w:val="cyan"/>
         </w:rPr>
-        <w:t xml:space="preserve"> if </w:t>
-      </w:r>
-      <w:proofErr w:type="spellStart"/>
+        <w:t xml:space="preserve"> if tool</w:t>
+      </w:r>
       <w:r>
         <w:rPr>
           <w:rFonts w:ascii="Times New Roman" w:hAnsi="Times New Roman" w:cs="Times New Roman"/>
@@ -2374,7 +2061,7 @@
           <w:szCs w:val="22"/>
           <w:highlight w:val="cyan"/>
         </w:rPr>
-        <w:t>tool</w:t>
+        <w:t>_ID</w:t>
       </w:r>
       <w:r>
         <w:rPr>
@@ -2383,9 +2070,8 @@
           <w:szCs w:val="22"/>
           <w:highlight w:val="cyan"/>
         </w:rPr>
-        <w:t>_ID</w:t>
-      </w:r>
-      <w:proofErr w:type="spellEnd"/>
+        <w:t xml:space="preserve"> == </w:t>
+      </w:r>
       <w:r>
         <w:rPr>
           <w:rFonts w:ascii="Times New Roman" w:hAnsi="Times New Roman" w:cs="Times New Roman"/>
@@ -2393,36 +2079,7 @@
           <w:szCs w:val="22"/>
           <w:highlight w:val="cyan"/>
         </w:rPr>
-        <w:t xml:space="preserve"> == </w:t>
-      </w:r>
-      <w:r>
-        <w:rPr>
-          <w:rFonts w:ascii="Times New Roman" w:hAnsi="Times New Roman" w:cs="Times New Roman"/>
-          <w:sz w:val="22"/>
-          <w:szCs w:val="22"/>
-          <w:highlight w:val="cyan"/>
-        </w:rPr>
-        <w:t>“</w:t>
-      </w:r>
-      <w:proofErr w:type="spellStart"/>
-      <w:r>
-        <w:rPr>
-          <w:rFonts w:ascii="Times New Roman" w:hAnsi="Times New Roman" w:cs="Times New Roman"/>
-          <w:sz w:val="22"/>
-          <w:szCs w:val="22"/>
-          <w:highlight w:val="cyan"/>
-        </w:rPr>
-        <w:t>custody_complaint</w:t>
-      </w:r>
-      <w:proofErr w:type="spellEnd"/>
-      <w:r>
-        <w:rPr>
-          <w:rFonts w:ascii="Times New Roman" w:hAnsi="Times New Roman" w:cs="Times New Roman"/>
-          <w:sz w:val="22"/>
-          <w:szCs w:val="22"/>
-          <w:highlight w:val="cyan"/>
-        </w:rPr>
-        <w:t>”</w:t>
+        <w:t>“custody_complaint”</w:t>
       </w:r>
       <w:r>
         <w:rPr>
@@ -2660,7 +2317,6 @@
         </w:rPr>
         <w:t xml:space="preserve"> </w:t>
       </w:r>
-      <w:proofErr w:type="spellStart"/>
       <w:r>
         <w:rPr>
           <w:rFonts w:ascii="Times New Roman" w:hAnsi="Times New Roman" w:cs="Times New Roman"/>
@@ -2679,7 +2335,6 @@
         </w:rPr>
         <w:t>if</w:t>
       </w:r>
-      <w:proofErr w:type="spellEnd"/>
       <w:r>
         <w:rPr>
           <w:rFonts w:ascii="Times New Roman" w:hAnsi="Times New Roman" w:cs="Times New Roman"/>
@@ -2687,39 +2342,8 @@
           <w:szCs w:val="22"/>
           <w:highlight w:val="cyan"/>
         </w:rPr>
-        <w:t xml:space="preserve"> </w:t>
-      </w:r>
-      <w:proofErr w:type="spellStart"/>
-      <w:r>
-        <w:rPr>
-          <w:rFonts w:ascii="Times New Roman" w:hAnsi="Times New Roman" w:cs="Times New Roman"/>
-          <w:sz w:val="22"/>
-          <w:szCs w:val="22"/>
-          <w:highlight w:val="cyan"/>
-        </w:rPr>
-        <w:t>tool_ID</w:t>
-      </w:r>
-      <w:proofErr w:type="spellEnd"/>
-      <w:r>
-        <w:rPr>
-          <w:rFonts w:ascii="Times New Roman" w:hAnsi="Times New Roman" w:cs="Times New Roman"/>
-          <w:sz w:val="22"/>
-          <w:szCs w:val="22"/>
-          <w:highlight w:val="cyan"/>
-        </w:rPr>
-        <w:t xml:space="preserve"> == “</w:t>
-      </w:r>
-      <w:proofErr w:type="spellStart"/>
-      <w:r>
-        <w:rPr>
-          <w:rFonts w:ascii="Times New Roman" w:hAnsi="Times New Roman" w:cs="Times New Roman"/>
-          <w:sz w:val="22"/>
-          <w:szCs w:val="22"/>
-          <w:highlight w:val="cyan"/>
-        </w:rPr>
-        <w:t>custody_answer</w:t>
-      </w:r>
-      <w:proofErr w:type="spellEnd"/>
+        <w:t xml:space="preserve"> tool_ID == “custody_answer</w:t>
+      </w:r>
       <w:r>
         <w:rPr>
           <w:rFonts w:ascii="Times New Roman" w:hAnsi="Times New Roman" w:cs="Times New Roman"/>
@@ -2944,7 +2568,6 @@
         </w:rPr>
         <w:t xml:space="preserve"> </w:t>
       </w:r>
-      <w:proofErr w:type="spellStart"/>
       <w:r>
         <w:rPr>
           <w:rFonts w:ascii="Times New Roman" w:hAnsi="Times New Roman" w:cs="Times New Roman"/>
@@ -2963,7 +2586,6 @@
         </w:rPr>
         <w:t>if</w:t>
       </w:r>
-      <w:proofErr w:type="spellEnd"/>
       <w:r>
         <w:rPr>
           <w:rFonts w:ascii="Times New Roman" w:hAnsi="Times New Roman" w:cs="Times New Roman"/>
@@ -2971,9 +2593,330 @@
           <w:szCs w:val="22"/>
           <w:highlight w:val="cyan"/>
         </w:rPr>
+        <w:t xml:space="preserve"> tool_ID == “divorce_answer</w:t>
+      </w:r>
+      <w:r>
+        <w:rPr>
+          <w:rFonts w:ascii="Times New Roman" w:hAnsi="Times New Roman" w:cs="Times New Roman"/>
+          <w:sz w:val="22"/>
+          <w:szCs w:val="22"/>
+          <w:highlight w:val="cyan"/>
+        </w:rPr>
+        <w:t>”</w:t>
+      </w:r>
+      <w:r>
+        <w:rPr>
+          <w:rFonts w:ascii="Times New Roman" w:hAnsi="Times New Roman" w:cs="Times New Roman"/>
+          <w:sz w:val="22"/>
+          <w:szCs w:val="22"/>
+          <w:highlight w:val="cyan"/>
+        </w:rPr>
+        <w:t xml:space="preserve"> %}</w:t>
+      </w:r>
+    </w:p>
+    <w:p>
+      <w:pPr>
+        <w:spacing w:after="0" w:line="276" w:lineRule="auto"/>
+        <w:rPr>
+          <w:rFonts w:ascii="Times New Roman" w:hAnsi="Times New Roman" w:cs="Times New Roman"/>
+          <w:sz w:val="22"/>
+          <w:szCs w:val="22"/>
+        </w:rPr>
+      </w:pPr>
+      <w:proofErr w:type="gramStart"/>
+      <w:r>
+        <w:rPr>
+          <w:rFonts w:ascii="Times New Roman" w:hAnsi="Times New Roman" w:cs="Times New Roman"/>
+          <w:sz w:val="22"/>
+          <w:szCs w:val="22"/>
+        </w:rPr>
+        <w:t>[ ]</w:t>
+      </w:r>
+      <w:proofErr w:type="gramEnd"/>
+      <w:r>
+        <w:rPr>
+          <w:rFonts w:ascii="Times New Roman" w:hAnsi="Times New Roman" w:cs="Times New Roman"/>
+          <w:sz w:val="22"/>
+          <w:szCs w:val="22"/>
+        </w:rPr>
         <w:t xml:space="preserve"> </w:t>
       </w:r>
-      <w:proofErr w:type="spellStart"/>
+      <w:r>
+        <w:rPr>
+          <w:rFonts w:ascii="Times New Roman" w:hAnsi="Times New Roman" w:cs="Times New Roman"/>
+          <w:sz w:val="22"/>
+          <w:szCs w:val="22"/>
+        </w:rPr>
+        <w:t xml:space="preserve">Answer to Complaint </w:t>
+      </w:r>
+      <w:proofErr w:type="gramStart"/>
+      <w:r>
+        <w:rPr>
+          <w:rFonts w:ascii="Times New Roman" w:hAnsi="Times New Roman" w:cs="Times New Roman"/>
+          <w:sz w:val="22"/>
+          <w:szCs w:val="22"/>
+        </w:rPr>
+        <w:t>for</w:t>
+      </w:r>
+      <w:proofErr w:type="gramEnd"/>
+      <w:r>
+        <w:rPr>
+          <w:rFonts w:ascii="Times New Roman" w:hAnsi="Times New Roman" w:cs="Times New Roman"/>
+          <w:sz w:val="22"/>
+          <w:szCs w:val="22"/>
+        </w:rPr>
+        <w:t xml:space="preserve"> Divorce</w:t>
+      </w:r>
+    </w:p>
+    <w:p>
+      <w:pPr>
+        <w:spacing w:after="0" w:line="276" w:lineRule="auto"/>
+        <w:rPr>
+          <w:rFonts w:ascii="Times New Roman" w:hAnsi="Times New Roman" w:cs="Times New Roman"/>
+          <w:sz w:val="22"/>
+          <w:szCs w:val="22"/>
+        </w:rPr>
+      </w:pPr>
+      <w:proofErr w:type="gramStart"/>
+      <w:r>
+        <w:rPr>
+          <w:rFonts w:ascii="Times New Roman" w:hAnsi="Times New Roman" w:cs="Times New Roman"/>
+          <w:sz w:val="22"/>
+          <w:szCs w:val="22"/>
+        </w:rPr>
+        <w:t>[ ]</w:t>
+      </w:r>
+      <w:proofErr w:type="gramEnd"/>
+      <w:r>
+        <w:rPr>
+          <w:rFonts w:ascii="Times New Roman" w:hAnsi="Times New Roman" w:cs="Times New Roman"/>
+          <w:sz w:val="22"/>
+          <w:szCs w:val="22"/>
+        </w:rPr>
+        <w:t xml:space="preserve"> </w:t>
+      </w:r>
+      <w:r>
+        <w:rPr>
+          <w:rFonts w:ascii="Times New Roman" w:hAnsi="Times New Roman" w:cs="Times New Roman"/>
+          <w:sz w:val="22"/>
+          <w:szCs w:val="22"/>
+        </w:rPr>
+        <w:t>Counterclaim for Divorce</w:t>
+      </w:r>
+    </w:p>
+    <w:p>
+      <w:pPr>
+        <w:spacing w:after="0" w:line="240" w:lineRule="auto"/>
+        <w:rPr>
+          <w:rFonts w:ascii="Times New Roman" w:hAnsi="Times New Roman" w:cs="Times New Roman"/>
+          <w:sz w:val="22"/>
+          <w:szCs w:val="22"/>
+        </w:rPr>
+      </w:pPr>
+      <w:r>
+        <w:rPr>
+          <w:rFonts w:ascii="Times New Roman" w:hAnsi="Times New Roman" w:cs="Times New Roman"/>
+          <w:sz w:val="22"/>
+          <w:szCs w:val="22"/>
+          <w:highlight w:val="yellow"/>
+        </w:rPr>
+        <w:t xml:space="preserve">{%p if </w:t>
+      </w:r>
+      <w:r>
+        <w:rPr>
+          <w:rFonts w:ascii="Times New Roman" w:hAnsi="Times New Roman" w:cs="Times New Roman"/>
+          <w:sz w:val="22"/>
+          <w:szCs w:val="22"/>
+          <w:highlight w:val="yellow"/>
+        </w:rPr>
+        <w:t>complaint_type == “with_children”</w:t>
+      </w:r>
+      <w:r>
+        <w:rPr>
+          <w:rFonts w:ascii="Times New Roman" w:hAnsi="Times New Roman" w:cs="Times New Roman"/>
+          <w:sz w:val="22"/>
+          <w:szCs w:val="22"/>
+          <w:highlight w:val="yellow"/>
+        </w:rPr>
+        <w:t xml:space="preserve"> </w:t>
+      </w:r>
+      <w:r>
+        <w:rPr>
+          <w:rFonts w:ascii="Times New Roman" w:hAnsi="Times New Roman" w:cs="Times New Roman"/>
+          <w:sz w:val="22"/>
+          <w:szCs w:val="22"/>
+          <w:highlight w:val="yellow"/>
+        </w:rPr>
+        <w:t>%}</w:t>
+      </w:r>
+    </w:p>
+    <w:p>
+      <w:pPr>
+        <w:spacing w:after="0" w:line="276" w:lineRule="auto"/>
+        <w:rPr>
+          <w:rFonts w:ascii="Times New Roman" w:hAnsi="Times New Roman" w:cs="Times New Roman"/>
+          <w:sz w:val="22"/>
+          <w:szCs w:val="22"/>
+        </w:rPr>
+      </w:pPr>
+      <w:proofErr w:type="gramStart"/>
+      <w:r>
+        <w:rPr>
+          <w:rFonts w:ascii="Times New Roman" w:hAnsi="Times New Roman" w:cs="Times New Roman"/>
+          <w:sz w:val="22"/>
+          <w:szCs w:val="22"/>
+        </w:rPr>
+        <w:t>[ ]</w:t>
+      </w:r>
+      <w:proofErr w:type="gramEnd"/>
+      <w:r>
+        <w:rPr>
+          <w:rFonts w:ascii="Times New Roman" w:hAnsi="Times New Roman" w:cs="Times New Roman"/>
+          <w:sz w:val="22"/>
+          <w:szCs w:val="22"/>
+        </w:rPr>
+        <w:t xml:space="preserve"> </w:t>
+      </w:r>
+      <w:r>
+        <w:rPr>
+          <w:rFonts w:ascii="Times New Roman" w:hAnsi="Times New Roman" w:cs="Times New Roman"/>
+          <w:sz w:val="22"/>
+          <w:szCs w:val="22"/>
+        </w:rPr>
+        <w:t>Uniform Child Custody Jurisdiction Enforcement Act Affidavit</w:t>
+      </w:r>
+    </w:p>
+    <w:p>
+      <w:pPr>
+        <w:spacing w:after="0" w:line="276" w:lineRule="auto"/>
+        <w:rPr>
+          <w:rFonts w:ascii="Times New Roman" w:hAnsi="Times New Roman" w:cs="Times New Roman"/>
+          <w:sz w:val="22"/>
+          <w:szCs w:val="22"/>
+        </w:rPr>
+      </w:pPr>
+      <w:proofErr w:type="gramStart"/>
+      <w:r>
+        <w:rPr>
+          <w:rFonts w:ascii="Times New Roman" w:hAnsi="Times New Roman" w:cs="Times New Roman"/>
+          <w:sz w:val="22"/>
+          <w:szCs w:val="22"/>
+        </w:rPr>
+        <w:t>[ ]</w:t>
+      </w:r>
+      <w:proofErr w:type="gramEnd"/>
+      <w:r>
+        <w:rPr>
+          <w:rFonts w:ascii="Times New Roman" w:hAnsi="Times New Roman" w:cs="Times New Roman"/>
+          <w:sz w:val="22"/>
+          <w:szCs w:val="22"/>
+        </w:rPr>
+        <w:t xml:space="preserve"> Verified Statement </w:t>
+      </w:r>
+    </w:p>
+    <w:p>
+      <w:pPr>
+        <w:spacing w:after="0" w:line="276" w:lineRule="auto"/>
+        <w:rPr>
+          <w:rFonts w:ascii="Times New Roman" w:hAnsi="Times New Roman" w:cs="Times New Roman"/>
+          <w:sz w:val="22"/>
+          <w:szCs w:val="22"/>
+        </w:rPr>
+      </w:pPr>
+      <w:proofErr w:type="gramStart"/>
+      <w:r>
+        <w:rPr>
+          <w:rFonts w:ascii="Times New Roman" w:hAnsi="Times New Roman" w:cs="Times New Roman"/>
+          <w:sz w:val="22"/>
+          <w:szCs w:val="22"/>
+        </w:rPr>
+        <w:t>[ ]</w:t>
+      </w:r>
+      <w:proofErr w:type="gramEnd"/>
+      <w:r>
+        <w:rPr>
+          <w:rFonts w:ascii="Times New Roman" w:hAnsi="Times New Roman" w:cs="Times New Roman"/>
+          <w:sz w:val="22"/>
+          <w:szCs w:val="22"/>
+        </w:rPr>
+        <w:t xml:space="preserve"> </w:t>
+      </w:r>
+      <w:r>
+        <w:rPr>
+          <w:rFonts w:ascii="Times New Roman" w:hAnsi="Times New Roman" w:cs="Times New Roman"/>
+          <w:sz w:val="22"/>
+          <w:szCs w:val="22"/>
+        </w:rPr>
+        <w:t>Application for IV-D Services</w:t>
+      </w:r>
+    </w:p>
+    <w:p>
+      <w:pPr>
+        <w:spacing w:after="0" w:line="240" w:lineRule="auto"/>
+        <w:rPr>
+          <w:rFonts w:ascii="Times New Roman" w:hAnsi="Times New Roman" w:cs="Times New Roman"/>
+          <w:sz w:val="22"/>
+          <w:szCs w:val="22"/>
+        </w:rPr>
+      </w:pPr>
+      <w:r>
+        <w:rPr>
+          <w:rFonts w:ascii="Times New Roman" w:hAnsi="Times New Roman" w:cs="Times New Roman"/>
+          <w:sz w:val="22"/>
+          <w:szCs w:val="22"/>
+          <w:highlight w:val="yellow"/>
+        </w:rPr>
+        <w:t xml:space="preserve">{%p </w:t>
+      </w:r>
+      <w:proofErr w:type="gramStart"/>
+      <w:r>
+        <w:rPr>
+          <w:rFonts w:ascii="Times New Roman" w:hAnsi="Times New Roman" w:cs="Times New Roman"/>
+          <w:sz w:val="22"/>
+          <w:szCs w:val="22"/>
+          <w:highlight w:val="yellow"/>
+        </w:rPr>
+        <w:t>endif %}</w:t>
+      </w:r>
+      <w:proofErr w:type="gramEnd"/>
+    </w:p>
+    <w:p>
+      <w:pPr>
+        <w:spacing w:after="0" w:line="276" w:lineRule="auto"/>
+        <w:rPr>
+          <w:rFonts w:ascii="Times New Roman" w:hAnsi="Times New Roman" w:cs="Times New Roman"/>
+          <w:sz w:val="22"/>
+          <w:szCs w:val="22"/>
+        </w:rPr>
+      </w:pPr>
+      <w:proofErr w:type="gramStart"/>
+      <w:r>
+        <w:rPr>
+          <w:rFonts w:ascii="Times New Roman" w:hAnsi="Times New Roman" w:cs="Times New Roman"/>
+          <w:sz w:val="22"/>
+          <w:szCs w:val="22"/>
+        </w:rPr>
+        <w:t>[ ]</w:t>
+      </w:r>
+      <w:proofErr w:type="gramEnd"/>
+      <w:r>
+        <w:rPr>
+          <w:rFonts w:ascii="Times New Roman" w:hAnsi="Times New Roman" w:cs="Times New Roman"/>
+          <w:sz w:val="22"/>
+          <w:szCs w:val="22"/>
+        </w:rPr>
+        <w:t xml:space="preserve"> Domestic Relations Verified Financial Information Form</w:t>
+      </w:r>
+    </w:p>
+    <w:p>
+      <w:pPr>
+        <w:spacing w:after="0" w:line="240" w:lineRule="auto"/>
+        <w:rPr>
+          <w:rFonts w:ascii="Times New Roman" w:hAnsi="Times New Roman" w:cs="Times New Roman"/>
+          <w:sz w:val="22"/>
+          <w:szCs w:val="22"/>
+        </w:rPr>
+      </w:pPr>
       <w:r>
         <w:rPr>
           <w:rFonts w:ascii="Times New Roman" w:hAnsi="Times New Roman" w:cs="Times New Roman"/>
@@ -2981,9 +2924,8 @@
           <w:szCs w:val="22"/>
           <w:highlight w:val="cyan"/>
         </w:rPr>
-        <w:t>tool_ID</w:t>
-      </w:r>
-      <w:proofErr w:type="spellEnd"/>
+        <w:t>{%</w:t>
+      </w:r>
       <w:r>
         <w:rPr>
           <w:rFonts w:ascii="Times New Roman" w:hAnsi="Times New Roman" w:cs="Times New Roman"/>
@@ -2991,9 +2933,8 @@
           <w:szCs w:val="22"/>
           <w:highlight w:val="cyan"/>
         </w:rPr>
-        <w:t xml:space="preserve"> == “</w:t>
-      </w:r>
-      <w:proofErr w:type="spellStart"/>
+        <w:t>p</w:t>
+      </w:r>
       <w:r>
         <w:rPr>
           <w:rFonts w:ascii="Times New Roman" w:hAnsi="Times New Roman" w:cs="Times New Roman"/>
@@ -3001,9 +2942,8 @@
           <w:szCs w:val="22"/>
           <w:highlight w:val="cyan"/>
         </w:rPr>
-        <w:t>divorce_answer</w:t>
-      </w:r>
-      <w:proofErr w:type="spellEnd"/>
+        <w:t xml:space="preserve"> </w:t>
+      </w:r>
       <w:r>
         <w:rPr>
           <w:rFonts w:ascii="Times New Roman" w:hAnsi="Times New Roman" w:cs="Times New Roman"/>
@@ -3011,6 +2951,69 @@
           <w:szCs w:val="22"/>
           <w:highlight w:val="cyan"/>
         </w:rPr>
+        <w:t>el</w:t>
+      </w:r>
+      <w:r>
+        <w:rPr>
+          <w:rFonts w:ascii="Times New Roman" w:hAnsi="Times New Roman" w:cs="Times New Roman"/>
+          <w:sz w:val="22"/>
+          <w:szCs w:val="22"/>
+          <w:highlight w:val="cyan"/>
+        </w:rPr>
+        <w:t>if tool</w:t>
+      </w:r>
+      <w:r>
+        <w:rPr>
+          <w:rFonts w:ascii="Times New Roman" w:hAnsi="Times New Roman" w:cs="Times New Roman"/>
+          <w:sz w:val="22"/>
+          <w:szCs w:val="22"/>
+          <w:highlight w:val="cyan"/>
+        </w:rPr>
+        <w:t>_ID</w:t>
+      </w:r>
+      <w:r>
+        <w:rPr>
+          <w:rFonts w:ascii="Times New Roman" w:hAnsi="Times New Roman" w:cs="Times New Roman"/>
+          <w:sz w:val="22"/>
+          <w:szCs w:val="22"/>
+          <w:highlight w:val="cyan"/>
+        </w:rPr>
+        <w:t xml:space="preserve"> == </w:t>
+      </w:r>
+      <w:r>
+        <w:rPr>
+          <w:rFonts w:ascii="Times New Roman" w:hAnsi="Times New Roman" w:cs="Times New Roman"/>
+          <w:sz w:val="22"/>
+          <w:szCs w:val="22"/>
+          <w:highlight w:val="cyan"/>
+        </w:rPr>
+        <w:t>“</w:t>
+      </w:r>
+      <w:r>
+        <w:rPr>
+          <w:rFonts w:ascii="Times New Roman" w:hAnsi="Times New Roman" w:cs="Times New Roman"/>
+          <w:sz w:val="22"/>
+          <w:szCs w:val="22"/>
+          <w:highlight w:val="cyan"/>
+        </w:rPr>
+        <w:t>divorce</w:t>
+      </w:r>
+      <w:r>
+        <w:rPr>
+          <w:rFonts w:ascii="Times New Roman" w:hAnsi="Times New Roman" w:cs="Times New Roman"/>
+          <w:sz w:val="22"/>
+          <w:szCs w:val="22"/>
+          <w:highlight w:val="cyan"/>
+        </w:rPr>
+        <w:t>_complaint</w:t>
+      </w:r>
+      <w:r>
+        <w:rPr>
+          <w:rFonts w:ascii="Times New Roman" w:hAnsi="Times New Roman" w:cs="Times New Roman"/>
+          <w:sz w:val="22"/>
+          <w:szCs w:val="22"/>
+          <w:highlight w:val="cyan"/>
+        </w:rPr>
         <w:t>”</w:t>
       </w:r>
       <w:r>
@@ -3056,25 +3059,7 @@
           <w:sz w:val="22"/>
           <w:szCs w:val="22"/>
         </w:rPr>
-        <w:t xml:space="preserve">Answer to Complaint </w:t>
-      </w:r>
-      <w:proofErr w:type="gramStart"/>
-      <w:r>
-        <w:rPr>
-          <w:rFonts w:ascii="Times New Roman" w:hAnsi="Times New Roman" w:cs="Times New Roman"/>
-          <w:sz w:val="22"/>
-          <w:szCs w:val="22"/>
-        </w:rPr>
-        <w:t>for</w:t>
-      </w:r>
-      <w:proofErr w:type="gramEnd"/>
-      <w:r>
-        <w:rPr>
-          <w:rFonts w:ascii="Times New Roman" w:hAnsi="Times New Roman" w:cs="Times New Roman"/>
-          <w:sz w:val="22"/>
-          <w:szCs w:val="22"/>
-        </w:rPr>
-        <w:t xml:space="preserve"> Divorce</w:t>
+        <w:t>Default Request and Entry</w:t>
       </w:r>
     </w:p>
     <w:p>
@@ -3102,6 +3087,137 @@
           <w:sz w:val="22"/>
           <w:szCs w:val="22"/>
         </w:rPr>
+        <w:t xml:space="preserve"> Notice of Hearing</w:t>
+      </w:r>
+    </w:p>
+    <w:p>
+      <w:pPr>
+        <w:spacing w:after="0" w:line="276" w:lineRule="auto"/>
+        <w:rPr>
+          <w:rFonts w:ascii="Times New Roman" w:hAnsi="Times New Roman" w:cs="Times New Roman"/>
+          <w:sz w:val="22"/>
+          <w:szCs w:val="22"/>
+        </w:rPr>
+      </w:pPr>
+      <w:proofErr w:type="gramStart"/>
+      <w:r>
+        <w:rPr>
+          <w:rFonts w:ascii="Times New Roman" w:hAnsi="Times New Roman" w:cs="Times New Roman"/>
+          <w:sz w:val="22"/>
+          <w:szCs w:val="22"/>
+        </w:rPr>
+        <w:t>[ ]</w:t>
+      </w:r>
+      <w:proofErr w:type="gramEnd"/>
+      <w:r>
+        <w:rPr>
+          <w:rFonts w:ascii="Times New Roman" w:hAnsi="Times New Roman" w:cs="Times New Roman"/>
+          <w:sz w:val="22"/>
+          <w:szCs w:val="22"/>
+        </w:rPr>
+        <w:t xml:space="preserve"> Notice of Hearing and Motion for Entry of Consent Judgment of Divorce</w:t>
+      </w:r>
+    </w:p>
+    <w:p>
+      <w:pPr>
+        <w:spacing w:after="0" w:line="276" w:lineRule="auto"/>
+        <w:rPr>
+          <w:rFonts w:ascii="Times New Roman" w:hAnsi="Times New Roman" w:cs="Times New Roman"/>
+          <w:sz w:val="22"/>
+          <w:szCs w:val="22"/>
+        </w:rPr>
+      </w:pPr>
+      <w:proofErr w:type="gramStart"/>
+      <w:r>
+        <w:rPr>
+          <w:rFonts w:ascii="Times New Roman" w:hAnsi="Times New Roman" w:cs="Times New Roman"/>
+          <w:sz w:val="22"/>
+          <w:szCs w:val="22"/>
+        </w:rPr>
+        <w:t>[ ]</w:t>
+      </w:r>
+      <w:proofErr w:type="gramEnd"/>
+      <w:r>
+        <w:rPr>
+          <w:rFonts w:ascii="Times New Roman" w:hAnsi="Times New Roman" w:cs="Times New Roman"/>
+          <w:sz w:val="22"/>
+          <w:szCs w:val="22"/>
+        </w:rPr>
+        <w:t xml:space="preserve"> Notice of Hearing and Motion for Entry of Default Judgment of Divorce</w:t>
+      </w:r>
+    </w:p>
+    <w:p>
+      <w:pPr>
+        <w:spacing w:after="0" w:line="276" w:lineRule="auto"/>
+        <w:rPr>
+          <w:rFonts w:ascii="Times New Roman" w:hAnsi="Times New Roman" w:cs="Times New Roman"/>
+          <w:sz w:val="22"/>
+          <w:szCs w:val="22"/>
+        </w:rPr>
+      </w:pPr>
+      <w:proofErr w:type="gramStart"/>
+      <w:r>
+        <w:rPr>
+          <w:rFonts w:ascii="Times New Roman" w:hAnsi="Times New Roman" w:cs="Times New Roman"/>
+          <w:sz w:val="22"/>
+          <w:szCs w:val="22"/>
+        </w:rPr>
+        <w:t>[ ]</w:t>
+      </w:r>
+      <w:proofErr w:type="gramEnd"/>
+      <w:r>
+        <w:rPr>
+          <w:rFonts w:ascii="Times New Roman" w:hAnsi="Times New Roman" w:cs="Times New Roman"/>
+          <w:sz w:val="22"/>
+          <w:szCs w:val="22"/>
+        </w:rPr>
+        <w:t xml:space="preserve"> Proposed Judgment of Divorce</w:t>
+      </w:r>
+    </w:p>
+    <w:p>
+      <w:pPr>
+        <w:spacing w:after="0" w:line="240" w:lineRule="auto"/>
+        <w:rPr>
+          <w:rFonts w:ascii="Times New Roman" w:hAnsi="Times New Roman" w:cs="Times New Roman"/>
+          <w:sz w:val="22"/>
+          <w:szCs w:val="22"/>
+        </w:rPr>
+      </w:pPr>
+      <w:r>
+        <w:rPr>
+          <w:rFonts w:ascii="Times New Roman" w:hAnsi="Times New Roman" w:cs="Times New Roman"/>
+          <w:sz w:val="22"/>
+          <w:szCs w:val="22"/>
+          <w:highlight w:val="yellow"/>
+        </w:rPr>
+        <w:t xml:space="preserve">{%p if </w:t>
+      </w:r>
+      <w:r>
+        <w:rPr>
+          <w:rFonts w:ascii="Times New Roman" w:hAnsi="Times New Roman" w:cs="Times New Roman"/>
+          <w:sz w:val="22"/>
+          <w:szCs w:val="22"/>
+          <w:highlight w:val="yellow"/>
+        </w:rPr>
+        <w:t>there_are_marital_</w:t>
+      </w:r>
+      <w:proofErr w:type="gramStart"/>
+      <w:r>
+        <w:rPr>
+          <w:rFonts w:ascii="Times New Roman" w:hAnsi="Times New Roman" w:cs="Times New Roman"/>
+          <w:sz w:val="22"/>
+          <w:szCs w:val="22"/>
+          <w:highlight w:val="yellow"/>
+        </w:rPr>
+        <w:t>children</w:t>
+      </w:r>
+      <w:r>
+        <w:rPr>
+          <w:rFonts w:ascii="Times New Roman" w:hAnsi="Times New Roman" w:cs="Times New Roman"/>
+          <w:sz w:val="22"/>
+          <w:szCs w:val="22"/>
+          <w:highlight w:val="yellow"/>
+        </w:rPr>
         <w:t xml:space="preserve"> </w:t>
       </w:r>
       <w:r>
@@ -3109,8 +3225,38 @@
           <w:rFonts w:ascii="Times New Roman" w:hAnsi="Times New Roman" w:cs="Times New Roman"/>
           <w:sz w:val="22"/>
           <w:szCs w:val="22"/>
-        </w:rPr>
-        <w:t>Counterclaim for Divorce</w:t>
+          <w:highlight w:val="yellow"/>
+        </w:rPr>
+        <w:t>%}</w:t>
+      </w:r>
+      <w:proofErr w:type="gramEnd"/>
+    </w:p>
+    <w:p>
+      <w:pPr>
+        <w:spacing w:after="0" w:line="276" w:lineRule="auto"/>
+        <w:rPr>
+          <w:rFonts w:ascii="Times New Roman" w:hAnsi="Times New Roman" w:cs="Times New Roman"/>
+          <w:sz w:val="22"/>
+          <w:szCs w:val="22"/>
+        </w:rPr>
+      </w:pPr>
+      <w:proofErr w:type="gramStart"/>
+      <w:r>
+        <w:rPr>
+          <w:rFonts w:ascii="Times New Roman" w:hAnsi="Times New Roman" w:cs="Times New Roman"/>
+          <w:sz w:val="22"/>
+          <w:szCs w:val="22"/>
+        </w:rPr>
+        <w:t>[ ]</w:t>
+      </w:r>
+      <w:proofErr w:type="gramEnd"/>
+      <w:r>
+        <w:rPr>
+          <w:rFonts w:ascii="Times New Roman" w:hAnsi="Times New Roman" w:cs="Times New Roman"/>
+          <w:sz w:val="22"/>
+          <w:szCs w:val="22"/>
+        </w:rPr>
+        <w:t xml:space="preserve"> Proposed Uniform Child Support Order</w:t>
       </w:r>
     </w:p>
     <w:p>
@@ -3129,47 +3275,56 @@
           <w:szCs w:val="22"/>
           <w:highlight w:val="yellow"/>
         </w:rPr>
+        <w:t xml:space="preserve">{%p </w:t>
+      </w:r>
+      <w:proofErr w:type="gramStart"/>
+      <w:r>
+        <w:rPr>
+          <w:rFonts w:ascii="Times New Roman" w:hAnsi="Times New Roman" w:cs="Times New Roman"/>
+          <w:sz w:val="22"/>
+          <w:szCs w:val="22"/>
+          <w:highlight w:val="yellow"/>
+        </w:rPr>
+        <w:t>endif %}</w:t>
+      </w:r>
+      <w:proofErr w:type="gramEnd"/>
+    </w:p>
+    <w:p>
+      <w:pPr>
+        <w:spacing w:after="0" w:line="240" w:lineRule="auto"/>
+        <w:rPr>
+          <w:rFonts w:ascii="Times New Roman" w:hAnsi="Times New Roman" w:cs="Times New Roman"/>
+          <w:sz w:val="22"/>
+          <w:szCs w:val="22"/>
+        </w:rPr>
+      </w:pPr>
+      <w:r>
+        <w:rPr>
+          <w:rFonts w:ascii="Times New Roman" w:hAnsi="Times New Roman" w:cs="Times New Roman"/>
+          <w:sz w:val="22"/>
+          <w:szCs w:val="22"/>
+          <w:highlight w:val="yellow"/>
+        </w:rPr>
         <w:t xml:space="preserve">{%p if </w:t>
       </w:r>
-      <w:proofErr w:type="spellStart"/>
-      <w:r>
-        <w:rPr>
-          <w:rFonts w:ascii="Times New Roman" w:hAnsi="Times New Roman" w:cs="Times New Roman"/>
-          <w:sz w:val="22"/>
-          <w:szCs w:val="22"/>
-          <w:highlight w:val="yellow"/>
-        </w:rPr>
-        <w:t>complaint_type</w:t>
-      </w:r>
-      <w:proofErr w:type="spellEnd"/>
-      <w:r>
-        <w:rPr>
-          <w:rFonts w:ascii="Times New Roman" w:hAnsi="Times New Roman" w:cs="Times New Roman"/>
-          <w:sz w:val="22"/>
-          <w:szCs w:val="22"/>
-          <w:highlight w:val="yellow"/>
-        </w:rPr>
-        <w:t xml:space="preserve"> == “</w:t>
-      </w:r>
-      <w:proofErr w:type="spellStart"/>
-      <w:r>
-        <w:rPr>
-          <w:rFonts w:ascii="Times New Roman" w:hAnsi="Times New Roman" w:cs="Times New Roman"/>
-          <w:sz w:val="22"/>
-          <w:szCs w:val="22"/>
-          <w:highlight w:val="yellow"/>
-        </w:rPr>
-        <w:t>with_children</w:t>
-      </w:r>
-      <w:proofErr w:type="spellEnd"/>
-      <w:r>
-        <w:rPr>
-          <w:rFonts w:ascii="Times New Roman" w:hAnsi="Times New Roman" w:cs="Times New Roman"/>
-          <w:sz w:val="22"/>
-          <w:szCs w:val="22"/>
-          <w:highlight w:val="yellow"/>
-        </w:rPr>
-        <w:t>”</w:t>
+      <w:r>
+        <w:rPr>
+          <w:rFonts w:ascii="Times New Roman" w:hAnsi="Times New Roman" w:cs="Times New Roman"/>
+          <w:sz w:val="22"/>
+          <w:szCs w:val="22"/>
+          <w:highlight w:val="yellow"/>
+        </w:rPr>
+        <w:t>user_wants_post_divorce_support or spousal_support_provisions == "user_agrees_to_pay_spousal_support</w:t>
+      </w:r>
+      <w:proofErr w:type="gramStart"/>
+      <w:r>
+        <w:rPr>
+          <w:rFonts w:ascii="Times New Roman" w:hAnsi="Times New Roman" w:cs="Times New Roman"/>
+          <w:sz w:val="22"/>
+          <w:szCs w:val="22"/>
+          <w:highlight w:val="yellow"/>
+        </w:rPr>
+        <w:t>"</w:t>
       </w:r>
       <w:r>
         <w:rPr>
@@ -3189,6 +3344,7 @@
         </w:rPr>
         <w:t>%}</w:t>
       </w:r>
+      <w:proofErr w:type="gramEnd"/>
     </w:p>
     <w:p>
       <w:pPr>
@@ -3215,6 +3371,111 @@
           <w:sz w:val="22"/>
           <w:szCs w:val="22"/>
         </w:rPr>
+        <w:t xml:space="preserve"> Proposed Uniform Spousal Support Order</w:t>
+      </w:r>
+    </w:p>
+    <w:p>
+      <w:pPr>
+        <w:spacing w:after="0" w:line="240" w:lineRule="auto"/>
+        <w:rPr>
+          <w:rFonts w:ascii="Times New Roman" w:hAnsi="Times New Roman" w:cs="Times New Roman"/>
+          <w:sz w:val="22"/>
+          <w:szCs w:val="22"/>
+        </w:rPr>
+      </w:pPr>
+      <w:r>
+        <w:rPr>
+          <w:rFonts w:ascii="Times New Roman" w:hAnsi="Times New Roman" w:cs="Times New Roman"/>
+          <w:sz w:val="22"/>
+          <w:szCs w:val="22"/>
+          <w:highlight w:val="yellow"/>
+        </w:rPr>
+        <w:t xml:space="preserve">{%p </w:t>
+      </w:r>
+      <w:proofErr w:type="gramStart"/>
+      <w:r>
+        <w:rPr>
+          <w:rFonts w:ascii="Times New Roman" w:hAnsi="Times New Roman" w:cs="Times New Roman"/>
+          <w:sz w:val="22"/>
+          <w:szCs w:val="22"/>
+          <w:highlight w:val="yellow"/>
+        </w:rPr>
+        <w:t>endif %}</w:t>
+      </w:r>
+      <w:proofErr w:type="gramEnd"/>
+    </w:p>
+    <w:p>
+      <w:pPr>
+        <w:spacing w:after="0" w:line="276" w:lineRule="auto"/>
+        <w:rPr>
+          <w:rFonts w:ascii="Times New Roman" w:hAnsi="Times New Roman" w:cs="Times New Roman"/>
+          <w:sz w:val="22"/>
+          <w:szCs w:val="22"/>
+        </w:rPr>
+      </w:pPr>
+      <w:proofErr w:type="gramStart"/>
+      <w:r>
+        <w:rPr>
+          <w:rFonts w:ascii="Times New Roman" w:hAnsi="Times New Roman" w:cs="Times New Roman"/>
+          <w:sz w:val="22"/>
+          <w:szCs w:val="22"/>
+        </w:rPr>
+        <w:t>[ ]</w:t>
+      </w:r>
+      <w:proofErr w:type="gramEnd"/>
+      <w:r>
+        <w:rPr>
+          <w:rFonts w:ascii="Times New Roman" w:hAnsi="Times New Roman" w:cs="Times New Roman"/>
+          <w:sz w:val="22"/>
+          <w:szCs w:val="22"/>
+        </w:rPr>
+        <w:t xml:space="preserve"> Judgment of Divorce</w:t>
+      </w:r>
+    </w:p>
+    <w:p>
+      <w:pPr>
+        <w:spacing w:after="0" w:line="240" w:lineRule="auto"/>
+        <w:rPr>
+          <w:rFonts w:ascii="Times New Roman" w:hAnsi="Times New Roman" w:cs="Times New Roman"/>
+          <w:sz w:val="22"/>
+          <w:szCs w:val="22"/>
+        </w:rPr>
+      </w:pPr>
+      <w:r>
+        <w:rPr>
+          <w:rFonts w:ascii="Times New Roman" w:hAnsi="Times New Roman" w:cs="Times New Roman"/>
+          <w:sz w:val="22"/>
+          <w:szCs w:val="22"/>
+          <w:highlight w:val="yellow"/>
+        </w:rPr>
+        <w:t xml:space="preserve">{%p if </w:t>
+      </w:r>
+      <w:r>
+        <w:rPr>
+          <w:rFonts w:ascii="Times New Roman" w:hAnsi="Times New Roman" w:cs="Times New Roman"/>
+          <w:sz w:val="22"/>
+          <w:szCs w:val="22"/>
+          <w:highlight w:val="yellow"/>
+        </w:rPr>
+        <w:t>there_are_marital_</w:t>
+      </w:r>
+      <w:proofErr w:type="gramStart"/>
+      <w:r>
+        <w:rPr>
+          <w:rFonts w:ascii="Times New Roman" w:hAnsi="Times New Roman" w:cs="Times New Roman"/>
+          <w:sz w:val="22"/>
+          <w:szCs w:val="22"/>
+          <w:highlight w:val="yellow"/>
+        </w:rPr>
+        <w:t>children</w:t>
+      </w:r>
+      <w:r>
+        <w:rPr>
+          <w:rFonts w:ascii="Times New Roman" w:hAnsi="Times New Roman" w:cs="Times New Roman"/>
+          <w:sz w:val="22"/>
+          <w:szCs w:val="22"/>
+          <w:highlight w:val="yellow"/>
+        </w:rPr>
         <w:t xml:space="preserve"> </w:t>
       </w:r>
       <w:r>
@@ -3222,9 +3483,11 @@
           <w:rFonts w:ascii="Times New Roman" w:hAnsi="Times New Roman" w:cs="Times New Roman"/>
           <w:sz w:val="22"/>
           <w:szCs w:val="22"/>
-        </w:rPr>
-        <w:t>Uniform Child Custody Jurisdiction Enforcement Act Affidavit</w:t>
-      </w:r>
+          <w:highlight w:val="yellow"/>
+        </w:rPr>
+        <w:t>%}</w:t>
+      </w:r>
+      <w:proofErr w:type="gramEnd"/>
     </w:p>
     <w:p>
       <w:pPr>
@@ -3251,8 +3514,95 @@
           <w:sz w:val="22"/>
           <w:szCs w:val="22"/>
         </w:rPr>
-        <w:t xml:space="preserve"> Verified Statement </w:t>
-      </w:r>
+        <w:t xml:space="preserve"> Uniform Child Support Order</w:t>
+      </w:r>
+    </w:p>
+    <w:p>
+      <w:pPr>
+        <w:spacing w:after="0" w:line="240" w:lineRule="auto"/>
+        <w:rPr>
+          <w:rFonts w:ascii="Times New Roman" w:hAnsi="Times New Roman" w:cs="Times New Roman"/>
+          <w:sz w:val="22"/>
+          <w:szCs w:val="22"/>
+        </w:rPr>
+      </w:pPr>
+      <w:r>
+        <w:rPr>
+          <w:rFonts w:ascii="Times New Roman" w:hAnsi="Times New Roman" w:cs="Times New Roman"/>
+          <w:sz w:val="22"/>
+          <w:szCs w:val="22"/>
+          <w:highlight w:val="yellow"/>
+        </w:rPr>
+        <w:t xml:space="preserve">{%p </w:t>
+      </w:r>
+      <w:proofErr w:type="gramStart"/>
+      <w:r>
+        <w:rPr>
+          <w:rFonts w:ascii="Times New Roman" w:hAnsi="Times New Roman" w:cs="Times New Roman"/>
+          <w:sz w:val="22"/>
+          <w:szCs w:val="22"/>
+          <w:highlight w:val="yellow"/>
+        </w:rPr>
+        <w:t>endif %}</w:t>
+      </w:r>
+      <w:proofErr w:type="gramEnd"/>
+    </w:p>
+    <w:p>
+      <w:pPr>
+        <w:spacing w:after="0" w:line="240" w:lineRule="auto"/>
+        <w:rPr>
+          <w:rFonts w:ascii="Times New Roman" w:hAnsi="Times New Roman" w:cs="Times New Roman"/>
+          <w:sz w:val="22"/>
+          <w:szCs w:val="22"/>
+        </w:rPr>
+      </w:pPr>
+      <w:r>
+        <w:rPr>
+          <w:rFonts w:ascii="Times New Roman" w:hAnsi="Times New Roman" w:cs="Times New Roman"/>
+          <w:sz w:val="22"/>
+          <w:szCs w:val="22"/>
+          <w:highlight w:val="yellow"/>
+        </w:rPr>
+        <w:t xml:space="preserve">{%p if </w:t>
+      </w:r>
+      <w:r>
+        <w:rPr>
+          <w:rFonts w:ascii="Times New Roman" w:hAnsi="Times New Roman" w:cs="Times New Roman"/>
+          <w:sz w:val="22"/>
+          <w:szCs w:val="22"/>
+          <w:highlight w:val="yellow"/>
+        </w:rPr>
+        <w:t>user_wants_post_divorce_support or spousal_support_provisions == "user_agrees_to_pay_spousal_support</w:t>
+      </w:r>
+      <w:proofErr w:type="gramStart"/>
+      <w:r>
+        <w:rPr>
+          <w:rFonts w:ascii="Times New Roman" w:hAnsi="Times New Roman" w:cs="Times New Roman"/>
+          <w:sz w:val="22"/>
+          <w:szCs w:val="22"/>
+          <w:highlight w:val="yellow"/>
+        </w:rPr>
+        <w:t>"</w:t>
+      </w:r>
+      <w:r>
+        <w:rPr>
+          <w:rFonts w:ascii="Times New Roman" w:hAnsi="Times New Roman" w:cs="Times New Roman"/>
+          <w:sz w:val="22"/>
+          <w:szCs w:val="22"/>
+          <w:highlight w:val="yellow"/>
+        </w:rPr>
+        <w:t xml:space="preserve"> </w:t>
+      </w:r>
+      <w:r>
+        <w:rPr>
+          <w:rFonts w:ascii="Times New Roman" w:hAnsi="Times New Roman" w:cs="Times New Roman"/>
+          <w:sz w:val="22"/>
+          <w:szCs w:val="22"/>
+          <w:highlight w:val="yellow"/>
+        </w:rPr>
+        <w:t>%}</w:t>
+      </w:r>
+      <w:proofErr w:type="gramEnd"/>
     </w:p>
     <w:p>
       <w:pPr>
@@ -3279,6 +3629,84 @@
           <w:sz w:val="22"/>
           <w:szCs w:val="22"/>
         </w:rPr>
+        <w:t xml:space="preserve"> Uniform Spousal Support Order</w:t>
+      </w:r>
+    </w:p>
+    <w:p>
+      <w:pPr>
+        <w:spacing w:after="0" w:line="240" w:lineRule="auto"/>
+        <w:rPr>
+          <w:rFonts w:ascii="Times New Roman" w:hAnsi="Times New Roman" w:cs="Times New Roman"/>
+          <w:sz w:val="22"/>
+          <w:szCs w:val="22"/>
+        </w:rPr>
+      </w:pPr>
+      <w:r>
+        <w:rPr>
+          <w:rFonts w:ascii="Times New Roman" w:hAnsi="Times New Roman" w:cs="Times New Roman"/>
+          <w:sz w:val="22"/>
+          <w:szCs w:val="22"/>
+          <w:highlight w:val="yellow"/>
+        </w:rPr>
+        <w:t xml:space="preserve">{%p </w:t>
+      </w:r>
+      <w:proofErr w:type="gramStart"/>
+      <w:r>
+        <w:rPr>
+          <w:rFonts w:ascii="Times New Roman" w:hAnsi="Times New Roman" w:cs="Times New Roman"/>
+          <w:sz w:val="22"/>
+          <w:szCs w:val="22"/>
+          <w:highlight w:val="yellow"/>
+        </w:rPr>
+        <w:t>endif %}</w:t>
+      </w:r>
+      <w:proofErr w:type="gramEnd"/>
+    </w:p>
+    <w:p>
+      <w:pPr>
+        <w:spacing w:after="0" w:line="240" w:lineRule="auto"/>
+        <w:rPr>
+          <w:rFonts w:ascii="Times New Roman" w:hAnsi="Times New Roman" w:cs="Times New Roman"/>
+          <w:sz w:val="22"/>
+          <w:szCs w:val="22"/>
+        </w:rPr>
+      </w:pPr>
+      <w:r>
+        <w:rPr>
+          <w:rFonts w:ascii="Times New Roman" w:hAnsi="Times New Roman" w:cs="Times New Roman"/>
+          <w:sz w:val="22"/>
+          <w:szCs w:val="22"/>
+          <w:highlight w:val="yellow"/>
+        </w:rPr>
+        <w:t xml:space="preserve">{%p </w:t>
+      </w:r>
+      <w:r>
+        <w:rPr>
+          <w:rFonts w:ascii="Times New Roman" w:hAnsi="Times New Roman" w:cs="Times New Roman"/>
+          <w:sz w:val="22"/>
+          <w:szCs w:val="22"/>
+          <w:highlight w:val="yellow"/>
+        </w:rPr>
+        <w:t>if foc_100_</w:t>
+      </w:r>
+      <w:proofErr w:type="gramStart"/>
+      <w:r>
+        <w:rPr>
+          <w:rFonts w:ascii="Times New Roman" w:hAnsi="Times New Roman" w:cs="Times New Roman"/>
+          <w:sz w:val="22"/>
+          <w:szCs w:val="22"/>
+          <w:highlight w:val="yellow"/>
+        </w:rPr>
+        <w:t>full.enabled</w:t>
+      </w:r>
+      <w:proofErr w:type="gramEnd"/>
+      <w:r>
+        <w:rPr>
+          <w:rFonts w:ascii="Times New Roman" w:hAnsi="Times New Roman" w:cs="Times New Roman"/>
+          <w:sz w:val="22"/>
+          <w:szCs w:val="22"/>
+          <w:highlight w:val="yellow"/>
+        </w:rPr>
         <w:t xml:space="preserve"> </w:t>
       </w:r>
       <w:r>
@@ -3286,8 +3714,46 @@
           <w:rFonts w:ascii="Times New Roman" w:hAnsi="Times New Roman" w:cs="Times New Roman"/>
           <w:sz w:val="22"/>
           <w:szCs w:val="22"/>
-        </w:rPr>
-        <w:t>Application for IV-D Services</w:t>
+          <w:highlight w:val="yellow"/>
+        </w:rPr>
+        <w:t>%</w:t>
+      </w:r>
+      <w:r>
+        <w:rPr>
+          <w:rFonts w:ascii="Times New Roman" w:hAnsi="Times New Roman" w:cs="Times New Roman"/>
+          <w:sz w:val="22"/>
+          <w:szCs w:val="22"/>
+          <w:highlight w:val="yellow"/>
+        </w:rPr>
+        <w:t>}</w:t>
+      </w:r>
+    </w:p>
+    <w:p>
+      <w:pPr>
+        <w:spacing w:after="0" w:line="276" w:lineRule="auto"/>
+        <w:rPr>
+          <w:rFonts w:ascii="Times New Roman" w:hAnsi="Times New Roman" w:cs="Times New Roman"/>
+          <w:sz w:val="22"/>
+          <w:szCs w:val="22"/>
+        </w:rPr>
+      </w:pPr>
+      <w:proofErr w:type="gramStart"/>
+      <w:r>
+        <w:rPr>
+          <w:rFonts w:ascii="Times New Roman" w:hAnsi="Times New Roman" w:cs="Times New Roman"/>
+          <w:sz w:val="22"/>
+          <w:szCs w:val="22"/>
+        </w:rPr>
+        <w:t>[ ]</w:t>
+      </w:r>
+      <w:proofErr w:type="gramEnd"/>
+      <w:r>
+        <w:rPr>
+          <w:rFonts w:ascii="Times New Roman" w:hAnsi="Times New Roman" w:cs="Times New Roman"/>
+          <w:sz w:val="22"/>
+          <w:szCs w:val="22"/>
+        </w:rPr>
+        <w:t xml:space="preserve"> Domestic Relations Judgment Information Form</w:t>
       </w:r>
     </w:p>
     <w:p>
@@ -3322,6 +3788,34 @@
     </w:p>
     <w:p>
       <w:pPr>
+        <w:spacing w:after="0" w:line="276" w:lineRule="auto"/>
+        <w:rPr>
+          <w:rFonts w:ascii="Times New Roman" w:hAnsi="Times New Roman" w:cs="Times New Roman"/>
+          <w:sz w:val="22"/>
+          <w:szCs w:val="22"/>
+        </w:rPr>
+      </w:pPr>
+      <w:proofErr w:type="gramStart"/>
+      <w:r>
+        <w:rPr>
+          <w:rFonts w:ascii="Times New Roman" w:hAnsi="Times New Roman" w:cs="Times New Roman"/>
+          <w:sz w:val="22"/>
+          <w:szCs w:val="22"/>
+        </w:rPr>
+        <w:t>[ ]</w:t>
+      </w:r>
+      <w:proofErr w:type="gramEnd"/>
+      <w:r>
+        <w:rPr>
+          <w:rFonts w:ascii="Times New Roman" w:hAnsi="Times New Roman" w:cs="Times New Roman"/>
+          <w:sz w:val="22"/>
+          <w:szCs w:val="22"/>
+        </w:rPr>
+        <w:t xml:space="preserve"> Domestic Relations Verified Financial Information Form</w:t>
+      </w:r>
+    </w:p>
+    <w:p>
+      <w:pPr>
         <w:spacing w:after="0" w:line="240" w:lineRule="auto"/>
         <w:rPr>
           <w:rFonts w:ascii="Times New Roman" w:hAnsi="Times New Roman" w:cs="Times New Roman"/>
@@ -3334,61 +3828,319 @@
           <w:rFonts w:ascii="Times New Roman" w:hAnsi="Times New Roman" w:cs="Times New Roman"/>
           <w:sz w:val="22"/>
           <w:szCs w:val="22"/>
+          <w:highlight w:val="cyan"/>
+        </w:rPr>
+        <w:t xml:space="preserve">{%p </w:t>
+      </w:r>
+      <w:r>
+        <w:rPr>
+          <w:rFonts w:ascii="Times New Roman" w:hAnsi="Times New Roman" w:cs="Times New Roman"/>
+          <w:sz w:val="22"/>
+          <w:szCs w:val="22"/>
+          <w:highlight w:val="cyan"/>
+        </w:rPr>
+        <w:t>el</w:t>
+      </w:r>
+      <w:r>
+        <w:rPr>
+          <w:rFonts w:ascii="Times New Roman" w:hAnsi="Times New Roman" w:cs="Times New Roman"/>
+          <w:sz w:val="22"/>
+          <w:szCs w:val="22"/>
+          <w:highlight w:val="cyan"/>
+        </w:rPr>
+        <w:t>if tool</w:t>
+      </w:r>
+      <w:r>
+        <w:rPr>
+          <w:rFonts w:ascii="Times New Roman" w:hAnsi="Times New Roman" w:cs="Times New Roman"/>
+          <w:sz w:val="22"/>
+          <w:szCs w:val="22"/>
+          <w:highlight w:val="cyan"/>
+        </w:rPr>
+        <w:t>_ID</w:t>
+      </w:r>
+      <w:r>
+        <w:rPr>
+          <w:rFonts w:ascii="Times New Roman" w:hAnsi="Times New Roman" w:cs="Times New Roman"/>
+          <w:sz w:val="22"/>
+          <w:szCs w:val="22"/>
+          <w:highlight w:val="cyan"/>
+        </w:rPr>
+        <w:t xml:space="preserve"> == </w:t>
+      </w:r>
+      <w:r>
+        <w:rPr>
+          <w:rFonts w:ascii="Times New Roman" w:hAnsi="Times New Roman" w:cs="Times New Roman"/>
+          <w:sz w:val="22"/>
+          <w:szCs w:val="22"/>
+          <w:highlight w:val="cyan"/>
+        </w:rPr>
+        <w:t>“JOD_only”</w:t>
+      </w:r>
+      <w:r>
+        <w:rPr>
+          <w:rFonts w:ascii="Times New Roman" w:hAnsi="Times New Roman" w:cs="Times New Roman"/>
+          <w:sz w:val="22"/>
+          <w:szCs w:val="22"/>
+          <w:highlight w:val="cyan"/>
+        </w:rPr>
+        <w:t xml:space="preserve"> %}</w:t>
+      </w:r>
+    </w:p>
+    <w:p>
+      <w:pPr>
+        <w:spacing w:after="0" w:line="276" w:lineRule="auto"/>
+        <w:rPr>
+          <w:rFonts w:ascii="Times New Roman" w:hAnsi="Times New Roman" w:cs="Times New Roman"/>
+          <w:sz w:val="22"/>
+          <w:szCs w:val="22"/>
+        </w:rPr>
+      </w:pPr>
+      <w:proofErr w:type="gramStart"/>
+      <w:r>
+        <w:rPr>
+          <w:rFonts w:ascii="Times New Roman" w:hAnsi="Times New Roman" w:cs="Times New Roman"/>
+          <w:sz w:val="22"/>
+          <w:szCs w:val="22"/>
+        </w:rPr>
+        <w:t>[ ]</w:t>
+      </w:r>
+      <w:proofErr w:type="gramEnd"/>
+      <w:r>
+        <w:rPr>
+          <w:rFonts w:ascii="Times New Roman" w:hAnsi="Times New Roman" w:cs="Times New Roman"/>
+          <w:sz w:val="22"/>
+          <w:szCs w:val="22"/>
+        </w:rPr>
+        <w:t xml:space="preserve"> Notice of Hearing</w:t>
+      </w:r>
+    </w:p>
+    <w:p>
+      <w:pPr>
+        <w:spacing w:after="0" w:line="276" w:lineRule="auto"/>
+        <w:rPr>
+          <w:rFonts w:ascii="Times New Roman" w:hAnsi="Times New Roman" w:cs="Times New Roman"/>
+          <w:sz w:val="22"/>
+          <w:szCs w:val="22"/>
+        </w:rPr>
+      </w:pPr>
+      <w:proofErr w:type="gramStart"/>
+      <w:r>
+        <w:rPr>
+          <w:rFonts w:ascii="Times New Roman" w:hAnsi="Times New Roman" w:cs="Times New Roman"/>
+          <w:sz w:val="22"/>
+          <w:szCs w:val="22"/>
+        </w:rPr>
+        <w:t>[ ]</w:t>
+      </w:r>
+      <w:proofErr w:type="gramEnd"/>
+      <w:r>
+        <w:rPr>
+          <w:rFonts w:ascii="Times New Roman" w:hAnsi="Times New Roman" w:cs="Times New Roman"/>
+          <w:sz w:val="22"/>
+          <w:szCs w:val="22"/>
+        </w:rPr>
+        <w:t xml:space="preserve"> Notice of Hearing and Motion for Entry of Consent Judgment of Divorce</w:t>
+      </w:r>
+    </w:p>
+    <w:p>
+      <w:pPr>
+        <w:spacing w:after="0" w:line="276" w:lineRule="auto"/>
+        <w:rPr>
+          <w:rFonts w:ascii="Times New Roman" w:hAnsi="Times New Roman" w:cs="Times New Roman"/>
+          <w:sz w:val="22"/>
+          <w:szCs w:val="22"/>
+        </w:rPr>
+      </w:pPr>
+      <w:proofErr w:type="gramStart"/>
+      <w:r>
+        <w:rPr>
+          <w:rFonts w:ascii="Times New Roman" w:hAnsi="Times New Roman" w:cs="Times New Roman"/>
+          <w:sz w:val="22"/>
+          <w:szCs w:val="22"/>
+        </w:rPr>
+        <w:t>[ ]</w:t>
+      </w:r>
+      <w:proofErr w:type="gramEnd"/>
+      <w:r>
+        <w:rPr>
+          <w:rFonts w:ascii="Times New Roman" w:hAnsi="Times New Roman" w:cs="Times New Roman"/>
+          <w:sz w:val="22"/>
+          <w:szCs w:val="22"/>
+        </w:rPr>
+        <w:t xml:space="preserve"> Notice of Hearing and Motion for Entry of Default Judgment of Divorce</w:t>
+      </w:r>
+    </w:p>
+    <w:p>
+      <w:pPr>
+        <w:spacing w:after="0" w:line="276" w:lineRule="auto"/>
+        <w:rPr>
+          <w:rFonts w:ascii="Times New Roman" w:hAnsi="Times New Roman" w:cs="Times New Roman"/>
+          <w:sz w:val="22"/>
+          <w:szCs w:val="22"/>
+        </w:rPr>
+      </w:pPr>
+      <w:proofErr w:type="gramStart"/>
+      <w:r>
+        <w:rPr>
+          <w:rFonts w:ascii="Times New Roman" w:hAnsi="Times New Roman" w:cs="Times New Roman"/>
+          <w:sz w:val="22"/>
+          <w:szCs w:val="22"/>
+        </w:rPr>
+        <w:t>[ ]</w:t>
+      </w:r>
+      <w:proofErr w:type="gramEnd"/>
+      <w:r>
+        <w:rPr>
+          <w:rFonts w:ascii="Times New Roman" w:hAnsi="Times New Roman" w:cs="Times New Roman"/>
+          <w:sz w:val="22"/>
+          <w:szCs w:val="22"/>
+        </w:rPr>
+        <w:t xml:space="preserve"> Proposed Judgment of Divorce</w:t>
+      </w:r>
+    </w:p>
+    <w:p>
+      <w:pPr>
+        <w:spacing w:after="0" w:line="240" w:lineRule="auto"/>
+        <w:rPr>
+          <w:rFonts w:ascii="Times New Roman" w:hAnsi="Times New Roman" w:cs="Times New Roman"/>
+          <w:sz w:val="22"/>
+          <w:szCs w:val="22"/>
+        </w:rPr>
+      </w:pPr>
+      <w:r>
+        <w:rPr>
+          <w:rFonts w:ascii="Times New Roman" w:hAnsi="Times New Roman" w:cs="Times New Roman"/>
+          <w:sz w:val="22"/>
+          <w:szCs w:val="22"/>
           <w:highlight w:val="yellow"/>
         </w:rPr>
         <w:t xml:space="preserve">{%p if </w:t>
       </w:r>
-      <w:proofErr w:type="spellStart"/>
-      <w:r>
-        <w:rPr>
-          <w:rFonts w:ascii="Times New Roman" w:hAnsi="Times New Roman" w:cs="Times New Roman"/>
-          <w:sz w:val="22"/>
-          <w:szCs w:val="22"/>
-          <w:highlight w:val="yellow"/>
-        </w:rPr>
-        <w:t>user_wants_post_divorce_support</w:t>
-      </w:r>
-      <w:proofErr w:type="spellEnd"/>
-      <w:r>
-        <w:rPr>
-          <w:rFonts w:ascii="Times New Roman" w:hAnsi="Times New Roman" w:cs="Times New Roman"/>
-          <w:sz w:val="22"/>
-          <w:szCs w:val="22"/>
-          <w:highlight w:val="yellow"/>
-        </w:rPr>
-        <w:t xml:space="preserve"> or </w:t>
-      </w:r>
-      <w:proofErr w:type="spellStart"/>
-      <w:r>
-        <w:rPr>
-          <w:rFonts w:ascii="Times New Roman" w:hAnsi="Times New Roman" w:cs="Times New Roman"/>
-          <w:sz w:val="22"/>
-          <w:szCs w:val="22"/>
-          <w:highlight w:val="yellow"/>
-        </w:rPr>
-        <w:t>spousal_support_provisions</w:t>
-      </w:r>
-      <w:proofErr w:type="spellEnd"/>
-      <w:r>
-        <w:rPr>
-          <w:rFonts w:ascii="Times New Roman" w:hAnsi="Times New Roman" w:cs="Times New Roman"/>
-          <w:sz w:val="22"/>
-          <w:szCs w:val="22"/>
-          <w:highlight w:val="yellow"/>
-        </w:rPr>
-        <w:t xml:space="preserve"> == "</w:t>
-      </w:r>
-      <w:proofErr w:type="spellStart"/>
-      <w:r>
-        <w:rPr>
-          <w:rFonts w:ascii="Times New Roman" w:hAnsi="Times New Roman" w:cs="Times New Roman"/>
-          <w:sz w:val="22"/>
-          <w:szCs w:val="22"/>
-          <w:highlight w:val="yellow"/>
-        </w:rPr>
-        <w:t>user_agrees_to_pay_spousal_support</w:t>
-      </w:r>
-      <w:proofErr w:type="spellEnd"/>
+      <w:r>
+        <w:rPr>
+          <w:rFonts w:ascii="Times New Roman" w:hAnsi="Times New Roman" w:cs="Times New Roman"/>
+          <w:sz w:val="22"/>
+          <w:szCs w:val="22"/>
+          <w:highlight w:val="yellow"/>
+        </w:rPr>
+        <w:t>there_are_marital_</w:t>
+      </w:r>
+      <w:proofErr w:type="gramStart"/>
+      <w:r>
+        <w:rPr>
+          <w:rFonts w:ascii="Times New Roman" w:hAnsi="Times New Roman" w:cs="Times New Roman"/>
+          <w:sz w:val="22"/>
+          <w:szCs w:val="22"/>
+          <w:highlight w:val="yellow"/>
+        </w:rPr>
+        <w:t>children</w:t>
+      </w:r>
+      <w:r>
+        <w:rPr>
+          <w:rFonts w:ascii="Times New Roman" w:hAnsi="Times New Roman" w:cs="Times New Roman"/>
+          <w:sz w:val="22"/>
+          <w:szCs w:val="22"/>
+          <w:highlight w:val="yellow"/>
+        </w:rPr>
+        <w:t xml:space="preserve"> </w:t>
+      </w:r>
+      <w:r>
+        <w:rPr>
+          <w:rFonts w:ascii="Times New Roman" w:hAnsi="Times New Roman" w:cs="Times New Roman"/>
+          <w:sz w:val="22"/>
+          <w:szCs w:val="22"/>
+          <w:highlight w:val="yellow"/>
+        </w:rPr>
+        <w:t>%}</w:t>
+      </w:r>
+      <w:proofErr w:type="gramEnd"/>
+    </w:p>
+    <w:p>
+      <w:pPr>
+        <w:spacing w:after="0" w:line="276" w:lineRule="auto"/>
+        <w:rPr>
+          <w:rFonts w:ascii="Times New Roman" w:hAnsi="Times New Roman" w:cs="Times New Roman"/>
+          <w:sz w:val="22"/>
+          <w:szCs w:val="22"/>
+        </w:rPr>
+      </w:pPr>
+      <w:proofErr w:type="gramStart"/>
+      <w:r>
+        <w:rPr>
+          <w:rFonts w:ascii="Times New Roman" w:hAnsi="Times New Roman" w:cs="Times New Roman"/>
+          <w:sz w:val="22"/>
+          <w:szCs w:val="22"/>
+        </w:rPr>
+        <w:t>[ ]</w:t>
+      </w:r>
+      <w:proofErr w:type="gramEnd"/>
+      <w:r>
+        <w:rPr>
+          <w:rFonts w:ascii="Times New Roman" w:hAnsi="Times New Roman" w:cs="Times New Roman"/>
+          <w:sz w:val="22"/>
+          <w:szCs w:val="22"/>
+        </w:rPr>
+        <w:t xml:space="preserve"> Proposed Uniform Child Support Order</w:t>
+      </w:r>
+    </w:p>
+    <w:p>
+      <w:pPr>
+        <w:spacing w:after="0" w:line="240" w:lineRule="auto"/>
+        <w:rPr>
+          <w:rFonts w:ascii="Times New Roman" w:hAnsi="Times New Roman" w:cs="Times New Roman"/>
+          <w:sz w:val="22"/>
+          <w:szCs w:val="22"/>
+        </w:rPr>
+      </w:pPr>
+      <w:r>
+        <w:rPr>
+          <w:rFonts w:ascii="Times New Roman" w:hAnsi="Times New Roman" w:cs="Times New Roman"/>
+          <w:sz w:val="22"/>
+          <w:szCs w:val="22"/>
+          <w:highlight w:val="yellow"/>
+        </w:rPr>
+        <w:t xml:space="preserve">{%p </w:t>
+      </w:r>
+      <w:proofErr w:type="gramStart"/>
+      <w:r>
+        <w:rPr>
+          <w:rFonts w:ascii="Times New Roman" w:hAnsi="Times New Roman" w:cs="Times New Roman"/>
+          <w:sz w:val="22"/>
+          <w:szCs w:val="22"/>
+          <w:highlight w:val="yellow"/>
+        </w:rPr>
+        <w:t>endif %}</w:t>
+      </w:r>
+      <w:proofErr w:type="gramEnd"/>
+    </w:p>
+    <w:p>
+      <w:pPr>
+        <w:spacing w:after="0" w:line="240" w:lineRule="auto"/>
+        <w:rPr>
+          <w:rFonts w:ascii="Times New Roman" w:hAnsi="Times New Roman" w:cs="Times New Roman"/>
+          <w:sz w:val="22"/>
+          <w:szCs w:val="22"/>
+        </w:rPr>
+      </w:pPr>
+      <w:r>
+        <w:rPr>
+          <w:rFonts w:ascii="Times New Roman" w:hAnsi="Times New Roman" w:cs="Times New Roman"/>
+          <w:sz w:val="22"/>
+          <w:szCs w:val="22"/>
+          <w:highlight w:val="yellow"/>
+        </w:rPr>
+        <w:t xml:space="preserve">{%p if </w:t>
+      </w:r>
+      <w:r>
+        <w:rPr>
+          <w:rFonts w:ascii="Times New Roman" w:hAnsi="Times New Roman" w:cs="Times New Roman"/>
+          <w:sz w:val="22"/>
+          <w:szCs w:val="22"/>
+          <w:highlight w:val="yellow"/>
+        </w:rPr>
+        <w:t>user_wants_post_divorce_support or spousal_support_provisions == "user_agrees_to_pay_spousal_support</w:t>
+      </w:r>
       <w:proofErr w:type="gramStart"/>
       <w:r>
         <w:rPr>
@@ -3502,1370 +4254,8 @@
           <w:sz w:val="22"/>
           <w:szCs w:val="22"/>
         </w:rPr>
-        <w:t xml:space="preserve"> Domestic Relations Verified Financial Information Form</w:t>
-      </w:r>
-    </w:p>
-    <w:p>
-      <w:pPr>
-        <w:spacing w:after="0" w:line="240" w:lineRule="auto"/>
-        <w:rPr>
-          <w:rFonts w:ascii="Times New Roman" w:hAnsi="Times New Roman" w:cs="Times New Roman"/>
-          <w:sz w:val="22"/>
-          <w:szCs w:val="22"/>
-        </w:rPr>
-      </w:pPr>
-      <w:r>
-        <w:rPr>
-          <w:rFonts w:ascii="Times New Roman" w:hAnsi="Times New Roman" w:cs="Times New Roman"/>
-          <w:sz w:val="22"/>
-          <w:szCs w:val="22"/>
-          <w:highlight w:val="cyan"/>
-        </w:rPr>
-        <w:t>{%</w:t>
-      </w:r>
-      <w:r>
-        <w:rPr>
-          <w:rFonts w:ascii="Times New Roman" w:hAnsi="Times New Roman" w:cs="Times New Roman"/>
-          <w:sz w:val="22"/>
-          <w:szCs w:val="22"/>
-          <w:highlight w:val="cyan"/>
-        </w:rPr>
-        <w:t>p</w:t>
-      </w:r>
-      <w:r>
-        <w:rPr>
-          <w:rFonts w:ascii="Times New Roman" w:hAnsi="Times New Roman" w:cs="Times New Roman"/>
-          <w:sz w:val="22"/>
-          <w:szCs w:val="22"/>
-          <w:highlight w:val="cyan"/>
-        </w:rPr>
-        <w:t xml:space="preserve"> </w:t>
-      </w:r>
-      <w:proofErr w:type="spellStart"/>
-      <w:r>
-        <w:rPr>
-          <w:rFonts w:ascii="Times New Roman" w:hAnsi="Times New Roman" w:cs="Times New Roman"/>
-          <w:sz w:val="22"/>
-          <w:szCs w:val="22"/>
-          <w:highlight w:val="cyan"/>
-        </w:rPr>
-        <w:t>el</w:t>
-      </w:r>
-      <w:r>
-        <w:rPr>
-          <w:rFonts w:ascii="Times New Roman" w:hAnsi="Times New Roman" w:cs="Times New Roman"/>
-          <w:sz w:val="22"/>
-          <w:szCs w:val="22"/>
-          <w:highlight w:val="cyan"/>
-        </w:rPr>
-        <w:t>if</w:t>
-      </w:r>
-      <w:proofErr w:type="spellEnd"/>
-      <w:r>
-        <w:rPr>
-          <w:rFonts w:ascii="Times New Roman" w:hAnsi="Times New Roman" w:cs="Times New Roman"/>
-          <w:sz w:val="22"/>
-          <w:szCs w:val="22"/>
-          <w:highlight w:val="cyan"/>
-        </w:rPr>
-        <w:t xml:space="preserve"> </w:t>
-      </w:r>
-      <w:proofErr w:type="spellStart"/>
-      <w:r>
-        <w:rPr>
-          <w:rFonts w:ascii="Times New Roman" w:hAnsi="Times New Roman" w:cs="Times New Roman"/>
-          <w:sz w:val="22"/>
-          <w:szCs w:val="22"/>
-          <w:highlight w:val="cyan"/>
-        </w:rPr>
-        <w:t>tool</w:t>
-      </w:r>
-      <w:r>
-        <w:rPr>
-          <w:rFonts w:ascii="Times New Roman" w:hAnsi="Times New Roman" w:cs="Times New Roman"/>
-          <w:sz w:val="22"/>
-          <w:szCs w:val="22"/>
-          <w:highlight w:val="cyan"/>
-        </w:rPr>
-        <w:t>_ID</w:t>
-      </w:r>
-      <w:proofErr w:type="spellEnd"/>
-      <w:r>
-        <w:rPr>
-          <w:rFonts w:ascii="Times New Roman" w:hAnsi="Times New Roman" w:cs="Times New Roman"/>
-          <w:sz w:val="22"/>
-          <w:szCs w:val="22"/>
-          <w:highlight w:val="cyan"/>
-        </w:rPr>
-        <w:t xml:space="preserve"> == </w:t>
-      </w:r>
-      <w:r>
-        <w:rPr>
-          <w:rFonts w:ascii="Times New Roman" w:hAnsi="Times New Roman" w:cs="Times New Roman"/>
-          <w:sz w:val="22"/>
-          <w:szCs w:val="22"/>
-          <w:highlight w:val="cyan"/>
-        </w:rPr>
-        <w:t>“</w:t>
-      </w:r>
-      <w:proofErr w:type="spellStart"/>
-      <w:r>
-        <w:rPr>
-          <w:rFonts w:ascii="Times New Roman" w:hAnsi="Times New Roman" w:cs="Times New Roman"/>
-          <w:sz w:val="22"/>
-          <w:szCs w:val="22"/>
-          <w:highlight w:val="cyan"/>
-        </w:rPr>
-        <w:t>divorce</w:t>
-      </w:r>
-      <w:r>
-        <w:rPr>
-          <w:rFonts w:ascii="Times New Roman" w:hAnsi="Times New Roman" w:cs="Times New Roman"/>
-          <w:sz w:val="22"/>
-          <w:szCs w:val="22"/>
-          <w:highlight w:val="cyan"/>
-        </w:rPr>
-        <w:t>_complaint</w:t>
-      </w:r>
-      <w:proofErr w:type="spellEnd"/>
-      <w:r>
-        <w:rPr>
-          <w:rFonts w:ascii="Times New Roman" w:hAnsi="Times New Roman" w:cs="Times New Roman"/>
-          <w:sz w:val="22"/>
-          <w:szCs w:val="22"/>
-          <w:highlight w:val="cyan"/>
-        </w:rPr>
-        <w:t>”</w:t>
-      </w:r>
-      <w:r>
-        <w:rPr>
-          <w:rFonts w:ascii="Times New Roman" w:hAnsi="Times New Roman" w:cs="Times New Roman"/>
-          <w:sz w:val="22"/>
-          <w:szCs w:val="22"/>
-          <w:highlight w:val="cyan"/>
-        </w:rPr>
-        <w:t xml:space="preserve"> %}</w:t>
-      </w:r>
-    </w:p>
-    <w:p>
-      <w:pPr>
-        <w:spacing w:after="0" w:line="276" w:lineRule="auto"/>
-        <w:rPr>
-          <w:rFonts w:ascii="Times New Roman" w:hAnsi="Times New Roman" w:cs="Times New Roman"/>
-          <w:sz w:val="22"/>
-          <w:szCs w:val="22"/>
-        </w:rPr>
-      </w:pPr>
-      <w:proofErr w:type="gramStart"/>
-      <w:r>
-        <w:rPr>
-          <w:rFonts w:ascii="Times New Roman" w:hAnsi="Times New Roman" w:cs="Times New Roman"/>
-          <w:sz w:val="22"/>
-          <w:szCs w:val="22"/>
-        </w:rPr>
-        <w:t>[ ]</w:t>
-      </w:r>
-      <w:proofErr w:type="gramEnd"/>
-      <w:r>
-        <w:rPr>
-          <w:rFonts w:ascii="Times New Roman" w:hAnsi="Times New Roman" w:cs="Times New Roman"/>
-          <w:sz w:val="22"/>
-          <w:szCs w:val="22"/>
-        </w:rPr>
-        <w:t xml:space="preserve"> </w:t>
-      </w:r>
-      <w:r>
-        <w:rPr>
-          <w:rFonts w:ascii="Times New Roman" w:hAnsi="Times New Roman" w:cs="Times New Roman"/>
-          <w:sz w:val="22"/>
-          <w:szCs w:val="22"/>
-        </w:rPr>
-        <w:t>Default Request and Entry</w:t>
-      </w:r>
-    </w:p>
-    <w:p>
-      <w:pPr>
-        <w:spacing w:after="0" w:line="276" w:lineRule="auto"/>
-        <w:rPr>
-          <w:rFonts w:ascii="Times New Roman" w:hAnsi="Times New Roman" w:cs="Times New Roman"/>
-          <w:sz w:val="22"/>
-          <w:szCs w:val="22"/>
-        </w:rPr>
-      </w:pPr>
-      <w:proofErr w:type="gramStart"/>
-      <w:r>
-        <w:rPr>
-          <w:rFonts w:ascii="Times New Roman" w:hAnsi="Times New Roman" w:cs="Times New Roman"/>
-          <w:sz w:val="22"/>
-          <w:szCs w:val="22"/>
-        </w:rPr>
-        <w:t>[ ]</w:t>
-      </w:r>
-      <w:proofErr w:type="gramEnd"/>
-      <w:r>
-        <w:rPr>
-          <w:rFonts w:ascii="Times New Roman" w:hAnsi="Times New Roman" w:cs="Times New Roman"/>
-          <w:sz w:val="22"/>
-          <w:szCs w:val="22"/>
-        </w:rPr>
-        <w:t xml:space="preserve"> Notice of Hearing</w:t>
-      </w:r>
-    </w:p>
-    <w:p>
-      <w:pPr>
-        <w:spacing w:after="0" w:line="276" w:lineRule="auto"/>
-        <w:rPr>
-          <w:rFonts w:ascii="Times New Roman" w:hAnsi="Times New Roman" w:cs="Times New Roman"/>
-          <w:sz w:val="22"/>
-          <w:szCs w:val="22"/>
-        </w:rPr>
-      </w:pPr>
-      <w:proofErr w:type="gramStart"/>
-      <w:r>
-        <w:rPr>
-          <w:rFonts w:ascii="Times New Roman" w:hAnsi="Times New Roman" w:cs="Times New Roman"/>
-          <w:sz w:val="22"/>
-          <w:szCs w:val="22"/>
-        </w:rPr>
-        <w:t>[ ]</w:t>
-      </w:r>
-      <w:proofErr w:type="gramEnd"/>
-      <w:r>
-        <w:rPr>
-          <w:rFonts w:ascii="Times New Roman" w:hAnsi="Times New Roman" w:cs="Times New Roman"/>
-          <w:sz w:val="22"/>
-          <w:szCs w:val="22"/>
-        </w:rPr>
-        <w:t xml:space="preserve"> Notice of Hearing and Motion for Entry of Consent Judgment of Divorce</w:t>
-      </w:r>
-    </w:p>
-    <w:p>
-      <w:pPr>
-        <w:spacing w:after="0" w:line="276" w:lineRule="auto"/>
-        <w:rPr>
-          <w:rFonts w:ascii="Times New Roman" w:hAnsi="Times New Roman" w:cs="Times New Roman"/>
-          <w:sz w:val="22"/>
-          <w:szCs w:val="22"/>
-        </w:rPr>
-      </w:pPr>
-      <w:proofErr w:type="gramStart"/>
-      <w:r>
-        <w:rPr>
-          <w:rFonts w:ascii="Times New Roman" w:hAnsi="Times New Roman" w:cs="Times New Roman"/>
-          <w:sz w:val="22"/>
-          <w:szCs w:val="22"/>
-        </w:rPr>
-        <w:t>[ ]</w:t>
-      </w:r>
-      <w:proofErr w:type="gramEnd"/>
-      <w:r>
-        <w:rPr>
-          <w:rFonts w:ascii="Times New Roman" w:hAnsi="Times New Roman" w:cs="Times New Roman"/>
-          <w:sz w:val="22"/>
-          <w:szCs w:val="22"/>
-        </w:rPr>
-        <w:t xml:space="preserve"> Notice of Hearing and Motion for Entry of Default Judgment of Divorce</w:t>
-      </w:r>
-    </w:p>
-    <w:p>
-      <w:pPr>
-        <w:spacing w:after="0" w:line="276" w:lineRule="auto"/>
-        <w:rPr>
-          <w:rFonts w:ascii="Times New Roman" w:hAnsi="Times New Roman" w:cs="Times New Roman"/>
-          <w:sz w:val="22"/>
-          <w:szCs w:val="22"/>
-        </w:rPr>
-      </w:pPr>
-      <w:proofErr w:type="gramStart"/>
-      <w:r>
-        <w:rPr>
-          <w:rFonts w:ascii="Times New Roman" w:hAnsi="Times New Roman" w:cs="Times New Roman"/>
-          <w:sz w:val="22"/>
-          <w:szCs w:val="22"/>
-        </w:rPr>
-        <w:t>[ ]</w:t>
-      </w:r>
-      <w:proofErr w:type="gramEnd"/>
-      <w:r>
-        <w:rPr>
-          <w:rFonts w:ascii="Times New Roman" w:hAnsi="Times New Roman" w:cs="Times New Roman"/>
-          <w:sz w:val="22"/>
-          <w:szCs w:val="22"/>
-        </w:rPr>
-        <w:t xml:space="preserve"> Proposed Judgment of Divorce</w:t>
-      </w:r>
-    </w:p>
-    <w:p>
-      <w:pPr>
-        <w:spacing w:after="0" w:line="240" w:lineRule="auto"/>
-        <w:rPr>
-          <w:rFonts w:ascii="Times New Roman" w:hAnsi="Times New Roman" w:cs="Times New Roman"/>
-          <w:sz w:val="22"/>
-          <w:szCs w:val="22"/>
-        </w:rPr>
-      </w:pPr>
-      <w:r>
-        <w:rPr>
-          <w:rFonts w:ascii="Times New Roman" w:hAnsi="Times New Roman" w:cs="Times New Roman"/>
-          <w:sz w:val="22"/>
-          <w:szCs w:val="22"/>
-          <w:highlight w:val="yellow"/>
-        </w:rPr>
-        <w:t xml:space="preserve">{%p if </w:t>
-      </w:r>
-      <w:proofErr w:type="spellStart"/>
-      <w:r>
-        <w:rPr>
-          <w:rFonts w:ascii="Times New Roman" w:hAnsi="Times New Roman" w:cs="Times New Roman"/>
-          <w:sz w:val="22"/>
-          <w:szCs w:val="22"/>
-          <w:highlight w:val="yellow"/>
-        </w:rPr>
-        <w:t>there_are_marital_</w:t>
-      </w:r>
-      <w:proofErr w:type="gramStart"/>
-      <w:r>
-        <w:rPr>
-          <w:rFonts w:ascii="Times New Roman" w:hAnsi="Times New Roman" w:cs="Times New Roman"/>
-          <w:sz w:val="22"/>
-          <w:szCs w:val="22"/>
-          <w:highlight w:val="yellow"/>
-        </w:rPr>
-        <w:t>children</w:t>
-      </w:r>
-      <w:proofErr w:type="spellEnd"/>
-      <w:r>
-        <w:rPr>
-          <w:rFonts w:ascii="Times New Roman" w:hAnsi="Times New Roman" w:cs="Times New Roman"/>
-          <w:sz w:val="22"/>
-          <w:szCs w:val="22"/>
-          <w:highlight w:val="yellow"/>
-        </w:rPr>
-        <w:t xml:space="preserve"> </w:t>
-      </w:r>
-      <w:r>
-        <w:rPr>
-          <w:rFonts w:ascii="Times New Roman" w:hAnsi="Times New Roman" w:cs="Times New Roman"/>
-          <w:sz w:val="22"/>
-          <w:szCs w:val="22"/>
-          <w:highlight w:val="yellow"/>
-        </w:rPr>
-        <w:t>%}</w:t>
-      </w:r>
-      <w:proofErr w:type="gramEnd"/>
-    </w:p>
-    <w:p>
-      <w:pPr>
-        <w:spacing w:after="0" w:line="276" w:lineRule="auto"/>
-        <w:rPr>
-          <w:rFonts w:ascii="Times New Roman" w:hAnsi="Times New Roman" w:cs="Times New Roman"/>
-          <w:sz w:val="22"/>
-          <w:szCs w:val="22"/>
-        </w:rPr>
-      </w:pPr>
-      <w:proofErr w:type="gramStart"/>
-      <w:r>
-        <w:rPr>
-          <w:rFonts w:ascii="Times New Roman" w:hAnsi="Times New Roman" w:cs="Times New Roman"/>
-          <w:sz w:val="22"/>
-          <w:szCs w:val="22"/>
-        </w:rPr>
-        <w:t>[ ]</w:t>
-      </w:r>
-      <w:proofErr w:type="gramEnd"/>
-      <w:r>
-        <w:rPr>
-          <w:rFonts w:ascii="Times New Roman" w:hAnsi="Times New Roman" w:cs="Times New Roman"/>
-          <w:sz w:val="22"/>
-          <w:szCs w:val="22"/>
-        </w:rPr>
-        <w:t xml:space="preserve"> Proposed Uniform Child Support Order</w:t>
-      </w:r>
-    </w:p>
-    <w:p>
-      <w:pPr>
-        <w:spacing w:after="0" w:line="240" w:lineRule="auto"/>
-        <w:rPr>
-          <w:rFonts w:ascii="Times New Roman" w:hAnsi="Times New Roman" w:cs="Times New Roman"/>
-          <w:sz w:val="22"/>
-          <w:szCs w:val="22"/>
-        </w:rPr>
-      </w:pPr>
-      <w:r>
-        <w:rPr>
-          <w:rFonts w:ascii="Times New Roman" w:hAnsi="Times New Roman" w:cs="Times New Roman"/>
-          <w:sz w:val="22"/>
-          <w:szCs w:val="22"/>
-          <w:highlight w:val="yellow"/>
-        </w:rPr>
-        <w:t xml:space="preserve">{%p </w:t>
-      </w:r>
-      <w:proofErr w:type="gramStart"/>
-      <w:r>
-        <w:rPr>
-          <w:rFonts w:ascii="Times New Roman" w:hAnsi="Times New Roman" w:cs="Times New Roman"/>
-          <w:sz w:val="22"/>
-          <w:szCs w:val="22"/>
-          <w:highlight w:val="yellow"/>
-        </w:rPr>
-        <w:t>endif %}</w:t>
-      </w:r>
-      <w:proofErr w:type="gramEnd"/>
-    </w:p>
-    <w:p>
-      <w:pPr>
-        <w:spacing w:after="0" w:line="240" w:lineRule="auto"/>
-        <w:rPr>
-          <w:rFonts w:ascii="Times New Roman" w:hAnsi="Times New Roman" w:cs="Times New Roman"/>
-          <w:sz w:val="22"/>
-          <w:szCs w:val="22"/>
-        </w:rPr>
-      </w:pPr>
-      <w:r>
-        <w:rPr>
-          <w:rFonts w:ascii="Times New Roman" w:hAnsi="Times New Roman" w:cs="Times New Roman"/>
-          <w:sz w:val="22"/>
-          <w:szCs w:val="22"/>
-          <w:highlight w:val="yellow"/>
-        </w:rPr>
-        <w:t xml:space="preserve">{%p if </w:t>
-      </w:r>
-      <w:proofErr w:type="spellStart"/>
-      <w:r>
-        <w:rPr>
-          <w:rFonts w:ascii="Times New Roman" w:hAnsi="Times New Roman" w:cs="Times New Roman"/>
-          <w:sz w:val="22"/>
-          <w:szCs w:val="22"/>
-          <w:highlight w:val="yellow"/>
-        </w:rPr>
-        <w:t>user_wants_post_divorce_support</w:t>
-      </w:r>
-      <w:proofErr w:type="spellEnd"/>
-      <w:r>
-        <w:rPr>
-          <w:rFonts w:ascii="Times New Roman" w:hAnsi="Times New Roman" w:cs="Times New Roman"/>
-          <w:sz w:val="22"/>
-          <w:szCs w:val="22"/>
-          <w:highlight w:val="yellow"/>
-        </w:rPr>
-        <w:t xml:space="preserve"> or </w:t>
-      </w:r>
-      <w:proofErr w:type="spellStart"/>
-      <w:r>
-        <w:rPr>
-          <w:rFonts w:ascii="Times New Roman" w:hAnsi="Times New Roman" w:cs="Times New Roman"/>
-          <w:sz w:val="22"/>
-          <w:szCs w:val="22"/>
-          <w:highlight w:val="yellow"/>
-        </w:rPr>
-        <w:t>spousal_support_provisions</w:t>
-      </w:r>
-      <w:proofErr w:type="spellEnd"/>
-      <w:r>
-        <w:rPr>
-          <w:rFonts w:ascii="Times New Roman" w:hAnsi="Times New Roman" w:cs="Times New Roman"/>
-          <w:sz w:val="22"/>
-          <w:szCs w:val="22"/>
-          <w:highlight w:val="yellow"/>
-        </w:rPr>
-        <w:t xml:space="preserve"> == "</w:t>
-      </w:r>
-      <w:proofErr w:type="spellStart"/>
-      <w:r>
-        <w:rPr>
-          <w:rFonts w:ascii="Times New Roman" w:hAnsi="Times New Roman" w:cs="Times New Roman"/>
-          <w:sz w:val="22"/>
-          <w:szCs w:val="22"/>
-          <w:highlight w:val="yellow"/>
-        </w:rPr>
-        <w:t>user_agrees_to_pay_spousal_support</w:t>
-      </w:r>
-      <w:proofErr w:type="spellEnd"/>
-      <w:proofErr w:type="gramStart"/>
-      <w:r>
-        <w:rPr>
-          <w:rFonts w:ascii="Times New Roman" w:hAnsi="Times New Roman" w:cs="Times New Roman"/>
-          <w:sz w:val="22"/>
-          <w:szCs w:val="22"/>
-          <w:highlight w:val="yellow"/>
-        </w:rPr>
-        <w:t>"</w:t>
-      </w:r>
-      <w:r>
-        <w:rPr>
-          <w:rFonts w:ascii="Times New Roman" w:hAnsi="Times New Roman" w:cs="Times New Roman"/>
-          <w:sz w:val="22"/>
-          <w:szCs w:val="22"/>
-          <w:highlight w:val="yellow"/>
-        </w:rPr>
-        <w:t xml:space="preserve"> </w:t>
-      </w:r>
-      <w:r>
-        <w:rPr>
-          <w:rFonts w:ascii="Times New Roman" w:hAnsi="Times New Roman" w:cs="Times New Roman"/>
-          <w:sz w:val="22"/>
-          <w:szCs w:val="22"/>
-          <w:highlight w:val="yellow"/>
-        </w:rPr>
-        <w:t>%}</w:t>
-      </w:r>
-      <w:proofErr w:type="gramEnd"/>
-    </w:p>
-    <w:p>
-      <w:pPr>
-        <w:spacing w:after="0" w:line="276" w:lineRule="auto"/>
-        <w:rPr>
-          <w:rFonts w:ascii="Times New Roman" w:hAnsi="Times New Roman" w:cs="Times New Roman"/>
-          <w:sz w:val="22"/>
-          <w:szCs w:val="22"/>
-        </w:rPr>
-      </w:pPr>
-      <w:proofErr w:type="gramStart"/>
-      <w:r>
-        <w:rPr>
-          <w:rFonts w:ascii="Times New Roman" w:hAnsi="Times New Roman" w:cs="Times New Roman"/>
-          <w:sz w:val="22"/>
-          <w:szCs w:val="22"/>
-        </w:rPr>
-        <w:t>[ ]</w:t>
-      </w:r>
-      <w:proofErr w:type="gramEnd"/>
-      <w:r>
-        <w:rPr>
-          <w:rFonts w:ascii="Times New Roman" w:hAnsi="Times New Roman" w:cs="Times New Roman"/>
-          <w:sz w:val="22"/>
-          <w:szCs w:val="22"/>
-        </w:rPr>
-        <w:t xml:space="preserve"> Proposed Uniform Spousal Support Order</w:t>
-      </w:r>
-    </w:p>
-    <w:p>
-      <w:pPr>
-        <w:spacing w:after="0" w:line="240" w:lineRule="auto"/>
-        <w:rPr>
-          <w:rFonts w:ascii="Times New Roman" w:hAnsi="Times New Roman" w:cs="Times New Roman"/>
-          <w:sz w:val="22"/>
-          <w:szCs w:val="22"/>
-        </w:rPr>
-      </w:pPr>
-      <w:r>
-        <w:rPr>
-          <w:rFonts w:ascii="Times New Roman" w:hAnsi="Times New Roman" w:cs="Times New Roman"/>
-          <w:sz w:val="22"/>
-          <w:szCs w:val="22"/>
-          <w:highlight w:val="yellow"/>
-        </w:rPr>
-        <w:t xml:space="preserve">{%p </w:t>
-      </w:r>
-      <w:proofErr w:type="gramStart"/>
-      <w:r>
-        <w:rPr>
-          <w:rFonts w:ascii="Times New Roman" w:hAnsi="Times New Roman" w:cs="Times New Roman"/>
-          <w:sz w:val="22"/>
-          <w:szCs w:val="22"/>
-          <w:highlight w:val="yellow"/>
-        </w:rPr>
-        <w:t>endif %}</w:t>
-      </w:r>
-      <w:proofErr w:type="gramEnd"/>
-    </w:p>
-    <w:p>
-      <w:pPr>
-        <w:spacing w:after="0" w:line="276" w:lineRule="auto"/>
-        <w:rPr>
-          <w:rFonts w:ascii="Times New Roman" w:hAnsi="Times New Roman" w:cs="Times New Roman"/>
-          <w:sz w:val="22"/>
-          <w:szCs w:val="22"/>
-        </w:rPr>
-      </w:pPr>
-      <w:proofErr w:type="gramStart"/>
-      <w:r>
-        <w:rPr>
-          <w:rFonts w:ascii="Times New Roman" w:hAnsi="Times New Roman" w:cs="Times New Roman"/>
-          <w:sz w:val="22"/>
-          <w:szCs w:val="22"/>
-        </w:rPr>
-        <w:t>[ ]</w:t>
-      </w:r>
-      <w:proofErr w:type="gramEnd"/>
-      <w:r>
-        <w:rPr>
-          <w:rFonts w:ascii="Times New Roman" w:hAnsi="Times New Roman" w:cs="Times New Roman"/>
-          <w:sz w:val="22"/>
-          <w:szCs w:val="22"/>
-        </w:rPr>
         <w:t xml:space="preserve"> Judgment of Divorce</w:t>
       </w:r>
-    </w:p>
-    <w:p>
-      <w:pPr>
-        <w:spacing w:after="0" w:line="240" w:lineRule="auto"/>
-        <w:rPr>
-          <w:rFonts w:ascii="Times New Roman" w:hAnsi="Times New Roman" w:cs="Times New Roman"/>
-          <w:sz w:val="22"/>
-          <w:szCs w:val="22"/>
-        </w:rPr>
-      </w:pPr>
-      <w:r>
-        <w:rPr>
-          <w:rFonts w:ascii="Times New Roman" w:hAnsi="Times New Roman" w:cs="Times New Roman"/>
-          <w:sz w:val="22"/>
-          <w:szCs w:val="22"/>
-          <w:highlight w:val="yellow"/>
-        </w:rPr>
-        <w:t xml:space="preserve">{%p if </w:t>
-      </w:r>
-      <w:proofErr w:type="spellStart"/>
-      <w:r>
-        <w:rPr>
-          <w:rFonts w:ascii="Times New Roman" w:hAnsi="Times New Roman" w:cs="Times New Roman"/>
-          <w:sz w:val="22"/>
-          <w:szCs w:val="22"/>
-          <w:highlight w:val="yellow"/>
-        </w:rPr>
-        <w:t>there_are_marital_</w:t>
-      </w:r>
-      <w:proofErr w:type="gramStart"/>
-      <w:r>
-        <w:rPr>
-          <w:rFonts w:ascii="Times New Roman" w:hAnsi="Times New Roman" w:cs="Times New Roman"/>
-          <w:sz w:val="22"/>
-          <w:szCs w:val="22"/>
-          <w:highlight w:val="yellow"/>
-        </w:rPr>
-        <w:t>children</w:t>
-      </w:r>
-      <w:proofErr w:type="spellEnd"/>
-      <w:r>
-        <w:rPr>
-          <w:rFonts w:ascii="Times New Roman" w:hAnsi="Times New Roman" w:cs="Times New Roman"/>
-          <w:sz w:val="22"/>
-          <w:szCs w:val="22"/>
-          <w:highlight w:val="yellow"/>
-        </w:rPr>
-        <w:t xml:space="preserve"> </w:t>
-      </w:r>
-      <w:r>
-        <w:rPr>
-          <w:rFonts w:ascii="Times New Roman" w:hAnsi="Times New Roman" w:cs="Times New Roman"/>
-          <w:sz w:val="22"/>
-          <w:szCs w:val="22"/>
-          <w:highlight w:val="yellow"/>
-        </w:rPr>
-        <w:t>%}</w:t>
-      </w:r>
-      <w:proofErr w:type="gramEnd"/>
-    </w:p>
-    <w:p>
-      <w:pPr>
-        <w:spacing w:after="0" w:line="276" w:lineRule="auto"/>
-        <w:rPr>
-          <w:rFonts w:ascii="Times New Roman" w:hAnsi="Times New Roman" w:cs="Times New Roman"/>
-          <w:sz w:val="22"/>
-          <w:szCs w:val="22"/>
-        </w:rPr>
-      </w:pPr>
-      <w:proofErr w:type="gramStart"/>
-      <w:r>
-        <w:rPr>
-          <w:rFonts w:ascii="Times New Roman" w:hAnsi="Times New Roman" w:cs="Times New Roman"/>
-          <w:sz w:val="22"/>
-          <w:szCs w:val="22"/>
-        </w:rPr>
-        <w:t>[ ]</w:t>
-      </w:r>
-      <w:proofErr w:type="gramEnd"/>
-      <w:r>
-        <w:rPr>
-          <w:rFonts w:ascii="Times New Roman" w:hAnsi="Times New Roman" w:cs="Times New Roman"/>
-          <w:sz w:val="22"/>
-          <w:szCs w:val="22"/>
-        </w:rPr>
-        <w:t xml:space="preserve"> Uniform Child Support Order</w:t>
-      </w:r>
-    </w:p>
-    <w:p>
-      <w:pPr>
-        <w:spacing w:after="0" w:line="240" w:lineRule="auto"/>
-        <w:rPr>
-          <w:rFonts w:ascii="Times New Roman" w:hAnsi="Times New Roman" w:cs="Times New Roman"/>
-          <w:sz w:val="22"/>
-          <w:szCs w:val="22"/>
-        </w:rPr>
-      </w:pPr>
-      <w:r>
-        <w:rPr>
-          <w:rFonts w:ascii="Times New Roman" w:hAnsi="Times New Roman" w:cs="Times New Roman"/>
-          <w:sz w:val="22"/>
-          <w:szCs w:val="22"/>
-          <w:highlight w:val="yellow"/>
-        </w:rPr>
-        <w:t xml:space="preserve">{%p </w:t>
-      </w:r>
-      <w:proofErr w:type="gramStart"/>
-      <w:r>
-        <w:rPr>
-          <w:rFonts w:ascii="Times New Roman" w:hAnsi="Times New Roman" w:cs="Times New Roman"/>
-          <w:sz w:val="22"/>
-          <w:szCs w:val="22"/>
-          <w:highlight w:val="yellow"/>
-        </w:rPr>
-        <w:t>endif %}</w:t>
-      </w:r>
-      <w:proofErr w:type="gramEnd"/>
-    </w:p>
-    <w:p>
-      <w:pPr>
-        <w:spacing w:after="0" w:line="240" w:lineRule="auto"/>
-        <w:rPr>
-          <w:rFonts w:ascii="Times New Roman" w:hAnsi="Times New Roman" w:cs="Times New Roman"/>
-          <w:sz w:val="22"/>
-          <w:szCs w:val="22"/>
-        </w:rPr>
-      </w:pPr>
-      <w:r>
-        <w:rPr>
-          <w:rFonts w:ascii="Times New Roman" w:hAnsi="Times New Roman" w:cs="Times New Roman"/>
-          <w:sz w:val="22"/>
-          <w:szCs w:val="22"/>
-          <w:highlight w:val="yellow"/>
-        </w:rPr>
-        <w:t xml:space="preserve">{%p if </w:t>
-      </w:r>
-      <w:proofErr w:type="spellStart"/>
-      <w:r>
-        <w:rPr>
-          <w:rFonts w:ascii="Times New Roman" w:hAnsi="Times New Roman" w:cs="Times New Roman"/>
-          <w:sz w:val="22"/>
-          <w:szCs w:val="22"/>
-          <w:highlight w:val="yellow"/>
-        </w:rPr>
-        <w:t>user_wants_post_divorce_support</w:t>
-      </w:r>
-      <w:proofErr w:type="spellEnd"/>
-      <w:r>
-        <w:rPr>
-          <w:rFonts w:ascii="Times New Roman" w:hAnsi="Times New Roman" w:cs="Times New Roman"/>
-          <w:sz w:val="22"/>
-          <w:szCs w:val="22"/>
-          <w:highlight w:val="yellow"/>
-        </w:rPr>
-        <w:t xml:space="preserve"> or </w:t>
-      </w:r>
-      <w:proofErr w:type="spellStart"/>
-      <w:r>
-        <w:rPr>
-          <w:rFonts w:ascii="Times New Roman" w:hAnsi="Times New Roman" w:cs="Times New Roman"/>
-          <w:sz w:val="22"/>
-          <w:szCs w:val="22"/>
-          <w:highlight w:val="yellow"/>
-        </w:rPr>
-        <w:t>spousal_support_provisions</w:t>
-      </w:r>
-      <w:proofErr w:type="spellEnd"/>
-      <w:r>
-        <w:rPr>
-          <w:rFonts w:ascii="Times New Roman" w:hAnsi="Times New Roman" w:cs="Times New Roman"/>
-          <w:sz w:val="22"/>
-          <w:szCs w:val="22"/>
-          <w:highlight w:val="yellow"/>
-        </w:rPr>
-        <w:t xml:space="preserve"> == "</w:t>
-      </w:r>
-      <w:proofErr w:type="spellStart"/>
-      <w:r>
-        <w:rPr>
-          <w:rFonts w:ascii="Times New Roman" w:hAnsi="Times New Roman" w:cs="Times New Roman"/>
-          <w:sz w:val="22"/>
-          <w:szCs w:val="22"/>
-          <w:highlight w:val="yellow"/>
-        </w:rPr>
-        <w:t>user_agrees_to_pay_spousal_support</w:t>
-      </w:r>
-      <w:proofErr w:type="spellEnd"/>
-      <w:proofErr w:type="gramStart"/>
-      <w:r>
-        <w:rPr>
-          <w:rFonts w:ascii="Times New Roman" w:hAnsi="Times New Roman" w:cs="Times New Roman"/>
-          <w:sz w:val="22"/>
-          <w:szCs w:val="22"/>
-          <w:highlight w:val="yellow"/>
-        </w:rPr>
-        <w:t>"</w:t>
-      </w:r>
-      <w:r>
-        <w:rPr>
-          <w:rFonts w:ascii="Times New Roman" w:hAnsi="Times New Roman" w:cs="Times New Roman"/>
-          <w:sz w:val="22"/>
-          <w:szCs w:val="22"/>
-          <w:highlight w:val="yellow"/>
-        </w:rPr>
-        <w:t xml:space="preserve"> </w:t>
-      </w:r>
-      <w:r>
-        <w:rPr>
-          <w:rFonts w:ascii="Times New Roman" w:hAnsi="Times New Roman" w:cs="Times New Roman"/>
-          <w:sz w:val="22"/>
-          <w:szCs w:val="22"/>
-          <w:highlight w:val="yellow"/>
-        </w:rPr>
-        <w:t>%}</w:t>
-      </w:r>
-      <w:proofErr w:type="gramEnd"/>
-    </w:p>
-    <w:p>
-      <w:pPr>
-        <w:spacing w:after="0" w:line="276" w:lineRule="auto"/>
-        <w:rPr>
-          <w:rFonts w:ascii="Times New Roman" w:hAnsi="Times New Roman" w:cs="Times New Roman"/>
-          <w:sz w:val="22"/>
-          <w:szCs w:val="22"/>
-        </w:rPr>
-      </w:pPr>
-      <w:proofErr w:type="gramStart"/>
-      <w:r>
-        <w:rPr>
-          <w:rFonts w:ascii="Times New Roman" w:hAnsi="Times New Roman" w:cs="Times New Roman"/>
-          <w:sz w:val="22"/>
-          <w:szCs w:val="22"/>
-        </w:rPr>
-        <w:t>[ ]</w:t>
-      </w:r>
-      <w:proofErr w:type="gramEnd"/>
-      <w:r>
-        <w:rPr>
-          <w:rFonts w:ascii="Times New Roman" w:hAnsi="Times New Roman" w:cs="Times New Roman"/>
-          <w:sz w:val="22"/>
-          <w:szCs w:val="22"/>
-        </w:rPr>
-        <w:t xml:space="preserve"> Uniform Spousal Support Order</w:t>
-      </w:r>
-    </w:p>
-    <w:p>
-      <w:pPr>
-        <w:spacing w:after="0" w:line="240" w:lineRule="auto"/>
-        <w:rPr>
-          <w:rFonts w:ascii="Times New Roman" w:hAnsi="Times New Roman" w:cs="Times New Roman"/>
-          <w:sz w:val="22"/>
-          <w:szCs w:val="22"/>
-        </w:rPr>
-      </w:pPr>
-      <w:r>
-        <w:rPr>
-          <w:rFonts w:ascii="Times New Roman" w:hAnsi="Times New Roman" w:cs="Times New Roman"/>
-          <w:sz w:val="22"/>
-          <w:szCs w:val="22"/>
-          <w:highlight w:val="yellow"/>
-        </w:rPr>
-        <w:t xml:space="preserve">{%p </w:t>
-      </w:r>
-      <w:proofErr w:type="gramStart"/>
-      <w:r>
-        <w:rPr>
-          <w:rFonts w:ascii="Times New Roman" w:hAnsi="Times New Roman" w:cs="Times New Roman"/>
-          <w:sz w:val="22"/>
-          <w:szCs w:val="22"/>
-          <w:highlight w:val="yellow"/>
-        </w:rPr>
-        <w:t>endif %}</w:t>
-      </w:r>
-      <w:proofErr w:type="gramEnd"/>
-    </w:p>
-    <w:p>
-      <w:pPr>
-        <w:spacing w:after="0" w:line="240" w:lineRule="auto"/>
-        <w:rPr>
-          <w:rFonts w:ascii="Times New Roman" w:hAnsi="Times New Roman" w:cs="Times New Roman"/>
-          <w:sz w:val="22"/>
-          <w:szCs w:val="22"/>
-        </w:rPr>
-      </w:pPr>
-      <w:r>
-        <w:rPr>
-          <w:rFonts w:ascii="Times New Roman" w:hAnsi="Times New Roman" w:cs="Times New Roman"/>
-          <w:sz w:val="22"/>
-          <w:szCs w:val="22"/>
-          <w:highlight w:val="yellow"/>
-        </w:rPr>
-        <w:t xml:space="preserve">{%p </w:t>
-      </w:r>
-      <w:r>
-        <w:rPr>
-          <w:rFonts w:ascii="Times New Roman" w:hAnsi="Times New Roman" w:cs="Times New Roman"/>
-          <w:sz w:val="22"/>
-          <w:szCs w:val="22"/>
-          <w:highlight w:val="yellow"/>
-        </w:rPr>
-        <w:t>if foc_100_</w:t>
-      </w:r>
-      <w:proofErr w:type="gramStart"/>
-      <w:r>
-        <w:rPr>
-          <w:rFonts w:ascii="Times New Roman" w:hAnsi="Times New Roman" w:cs="Times New Roman"/>
-          <w:sz w:val="22"/>
-          <w:szCs w:val="22"/>
-          <w:highlight w:val="yellow"/>
-        </w:rPr>
-        <w:t>full.enabled</w:t>
-      </w:r>
-      <w:proofErr w:type="gramEnd"/>
-      <w:r>
-        <w:rPr>
-          <w:rFonts w:ascii="Times New Roman" w:hAnsi="Times New Roman" w:cs="Times New Roman"/>
-          <w:sz w:val="22"/>
-          <w:szCs w:val="22"/>
-          <w:highlight w:val="yellow"/>
-        </w:rPr>
-        <w:t xml:space="preserve"> </w:t>
-      </w:r>
-      <w:r>
-        <w:rPr>
-          <w:rFonts w:ascii="Times New Roman" w:hAnsi="Times New Roman" w:cs="Times New Roman"/>
-          <w:sz w:val="22"/>
-          <w:szCs w:val="22"/>
-          <w:highlight w:val="yellow"/>
-        </w:rPr>
-        <w:t>%</w:t>
-      </w:r>
-      <w:r>
-        <w:rPr>
-          <w:rFonts w:ascii="Times New Roman" w:hAnsi="Times New Roman" w:cs="Times New Roman"/>
-          <w:sz w:val="22"/>
-          <w:szCs w:val="22"/>
-          <w:highlight w:val="yellow"/>
-        </w:rPr>
-        <w:t>}</w:t>
-      </w:r>
-    </w:p>
-    <w:p>
-      <w:pPr>
-        <w:spacing w:after="0" w:line="276" w:lineRule="auto"/>
-        <w:rPr>
-          <w:rFonts w:ascii="Times New Roman" w:hAnsi="Times New Roman" w:cs="Times New Roman"/>
-          <w:sz w:val="22"/>
-          <w:szCs w:val="22"/>
-        </w:rPr>
-      </w:pPr>
-      <w:proofErr w:type="gramStart"/>
-      <w:r>
-        <w:rPr>
-          <w:rFonts w:ascii="Times New Roman" w:hAnsi="Times New Roman" w:cs="Times New Roman"/>
-          <w:sz w:val="22"/>
-          <w:szCs w:val="22"/>
-        </w:rPr>
-        <w:t>[ ]</w:t>
-      </w:r>
-      <w:proofErr w:type="gramEnd"/>
-      <w:r>
-        <w:rPr>
-          <w:rFonts w:ascii="Times New Roman" w:hAnsi="Times New Roman" w:cs="Times New Roman"/>
-          <w:sz w:val="22"/>
-          <w:szCs w:val="22"/>
-        </w:rPr>
-        <w:t xml:space="preserve"> Domestic Relations Judgment Information Form</w:t>
-      </w:r>
-    </w:p>
-    <w:p>
-      <w:pPr>
-        <w:spacing w:after="0" w:line="240" w:lineRule="auto"/>
-        <w:rPr>
-          <w:rFonts w:ascii="Times New Roman" w:hAnsi="Times New Roman" w:cs="Times New Roman"/>
-          <w:sz w:val="22"/>
-          <w:szCs w:val="22"/>
-        </w:rPr>
-      </w:pPr>
-      <w:r>
-        <w:rPr>
-          <w:rFonts w:ascii="Times New Roman" w:hAnsi="Times New Roman" w:cs="Times New Roman"/>
-          <w:sz w:val="22"/>
-          <w:szCs w:val="22"/>
-          <w:highlight w:val="yellow"/>
-        </w:rPr>
-        <w:t xml:space="preserve">{%p </w:t>
-      </w:r>
-      <w:proofErr w:type="gramStart"/>
-      <w:r>
-        <w:rPr>
-          <w:rFonts w:ascii="Times New Roman" w:hAnsi="Times New Roman" w:cs="Times New Roman"/>
-          <w:sz w:val="22"/>
-          <w:szCs w:val="22"/>
-          <w:highlight w:val="yellow"/>
-        </w:rPr>
-        <w:t>endif %}</w:t>
-      </w:r>
-      <w:proofErr w:type="gramEnd"/>
-    </w:p>
-    <w:p>
-      <w:pPr>
-        <w:spacing w:after="0" w:line="276" w:lineRule="auto"/>
-        <w:rPr>
-          <w:rFonts w:ascii="Times New Roman" w:hAnsi="Times New Roman" w:cs="Times New Roman"/>
-          <w:sz w:val="22"/>
-          <w:szCs w:val="22"/>
-        </w:rPr>
-      </w:pPr>
-      <w:proofErr w:type="gramStart"/>
-      <w:r>
-        <w:rPr>
-          <w:rFonts w:ascii="Times New Roman" w:hAnsi="Times New Roman" w:cs="Times New Roman"/>
-          <w:sz w:val="22"/>
-          <w:szCs w:val="22"/>
-        </w:rPr>
-        <w:t>[ ]</w:t>
-      </w:r>
-      <w:proofErr w:type="gramEnd"/>
-      <w:r>
-        <w:rPr>
-          <w:rFonts w:ascii="Times New Roman" w:hAnsi="Times New Roman" w:cs="Times New Roman"/>
-          <w:sz w:val="22"/>
-          <w:szCs w:val="22"/>
-        </w:rPr>
-        <w:t xml:space="preserve"> Domestic Relations Verified Financial Information Form</w:t>
-      </w:r>
-    </w:p>
-    <w:p>
-      <w:pPr>
-        <w:spacing w:after="0" w:line="240" w:lineRule="auto"/>
-        <w:rPr>
-          <w:rFonts w:ascii="Times New Roman" w:hAnsi="Times New Roman" w:cs="Times New Roman"/>
-          <w:sz w:val="22"/>
-          <w:szCs w:val="22"/>
-        </w:rPr>
-      </w:pPr>
-      <w:r>
-        <w:rPr>
-          <w:rFonts w:ascii="Times New Roman" w:hAnsi="Times New Roman" w:cs="Times New Roman"/>
-          <w:sz w:val="22"/>
-          <w:szCs w:val="22"/>
-          <w:highlight w:val="cyan"/>
-        </w:rPr>
-        <w:t xml:space="preserve">{%p </w:t>
-      </w:r>
-      <w:proofErr w:type="spellStart"/>
-      <w:r>
-        <w:rPr>
-          <w:rFonts w:ascii="Times New Roman" w:hAnsi="Times New Roman" w:cs="Times New Roman"/>
-          <w:sz w:val="22"/>
-          <w:szCs w:val="22"/>
-          <w:highlight w:val="cyan"/>
-        </w:rPr>
-        <w:t>el</w:t>
-      </w:r>
-      <w:r>
-        <w:rPr>
-          <w:rFonts w:ascii="Times New Roman" w:hAnsi="Times New Roman" w:cs="Times New Roman"/>
-          <w:sz w:val="22"/>
-          <w:szCs w:val="22"/>
-          <w:highlight w:val="cyan"/>
-        </w:rPr>
-        <w:t>if</w:t>
-      </w:r>
-      <w:proofErr w:type="spellEnd"/>
-      <w:r>
-        <w:rPr>
-          <w:rFonts w:ascii="Times New Roman" w:hAnsi="Times New Roman" w:cs="Times New Roman"/>
-          <w:sz w:val="22"/>
-          <w:szCs w:val="22"/>
-          <w:highlight w:val="cyan"/>
-        </w:rPr>
-        <w:t xml:space="preserve"> </w:t>
-      </w:r>
-      <w:proofErr w:type="spellStart"/>
-      <w:r>
-        <w:rPr>
-          <w:rFonts w:ascii="Times New Roman" w:hAnsi="Times New Roman" w:cs="Times New Roman"/>
-          <w:sz w:val="22"/>
-          <w:szCs w:val="22"/>
-          <w:highlight w:val="cyan"/>
-        </w:rPr>
-        <w:t>tool</w:t>
-      </w:r>
-      <w:r>
-        <w:rPr>
-          <w:rFonts w:ascii="Times New Roman" w:hAnsi="Times New Roman" w:cs="Times New Roman"/>
-          <w:sz w:val="22"/>
-          <w:szCs w:val="22"/>
-          <w:highlight w:val="cyan"/>
-        </w:rPr>
-        <w:t>_ID</w:t>
-      </w:r>
-      <w:proofErr w:type="spellEnd"/>
-      <w:r>
-        <w:rPr>
-          <w:rFonts w:ascii="Times New Roman" w:hAnsi="Times New Roman" w:cs="Times New Roman"/>
-          <w:sz w:val="22"/>
-          <w:szCs w:val="22"/>
-          <w:highlight w:val="cyan"/>
-        </w:rPr>
-        <w:t xml:space="preserve"> == </w:t>
-      </w:r>
-      <w:r>
-        <w:rPr>
-          <w:rFonts w:ascii="Times New Roman" w:hAnsi="Times New Roman" w:cs="Times New Roman"/>
-          <w:sz w:val="22"/>
-          <w:szCs w:val="22"/>
-          <w:highlight w:val="cyan"/>
-        </w:rPr>
-        <w:t>“</w:t>
-      </w:r>
-      <w:proofErr w:type="spellStart"/>
-      <w:r>
-        <w:rPr>
-          <w:rFonts w:ascii="Times New Roman" w:hAnsi="Times New Roman" w:cs="Times New Roman"/>
-          <w:sz w:val="22"/>
-          <w:szCs w:val="22"/>
-          <w:highlight w:val="cyan"/>
-        </w:rPr>
-        <w:t>JOD_only</w:t>
-      </w:r>
-      <w:proofErr w:type="spellEnd"/>
-      <w:r>
-        <w:rPr>
-          <w:rFonts w:ascii="Times New Roman" w:hAnsi="Times New Roman" w:cs="Times New Roman"/>
-          <w:sz w:val="22"/>
-          <w:szCs w:val="22"/>
-          <w:highlight w:val="cyan"/>
-        </w:rPr>
-        <w:t>”</w:t>
-      </w:r>
-      <w:r>
-        <w:rPr>
-          <w:rFonts w:ascii="Times New Roman" w:hAnsi="Times New Roman" w:cs="Times New Roman"/>
-          <w:sz w:val="22"/>
-          <w:szCs w:val="22"/>
-          <w:highlight w:val="cyan"/>
-        </w:rPr>
-        <w:t xml:space="preserve"> %}</w:t>
-      </w:r>
-    </w:p>
-    <w:p>
-      <w:pPr>
-        <w:spacing w:after="0" w:line="276" w:lineRule="auto"/>
-        <w:rPr>
-          <w:rFonts w:ascii="Times New Roman" w:hAnsi="Times New Roman" w:cs="Times New Roman"/>
-          <w:sz w:val="22"/>
-          <w:szCs w:val="22"/>
-        </w:rPr>
-      </w:pPr>
-      <w:proofErr w:type="gramStart"/>
-      <w:r>
-        <w:rPr>
-          <w:rFonts w:ascii="Times New Roman" w:hAnsi="Times New Roman" w:cs="Times New Roman"/>
-          <w:sz w:val="22"/>
-          <w:szCs w:val="22"/>
-        </w:rPr>
-        <w:t>[ ]</w:t>
-      </w:r>
-      <w:proofErr w:type="gramEnd"/>
-      <w:r>
-        <w:rPr>
-          <w:rFonts w:ascii="Times New Roman" w:hAnsi="Times New Roman" w:cs="Times New Roman"/>
-          <w:sz w:val="22"/>
-          <w:szCs w:val="22"/>
-        </w:rPr>
-        <w:t xml:space="preserve"> Notice of Hearing</w:t>
-      </w:r>
-    </w:p>
-    <w:p>
-      <w:pPr>
-        <w:spacing w:after="0" w:line="276" w:lineRule="auto"/>
-        <w:rPr>
-          <w:rFonts w:ascii="Times New Roman" w:hAnsi="Times New Roman" w:cs="Times New Roman"/>
-          <w:sz w:val="22"/>
-          <w:szCs w:val="22"/>
-        </w:rPr>
-      </w:pPr>
-      <w:proofErr w:type="gramStart"/>
-      <w:r>
-        <w:rPr>
-          <w:rFonts w:ascii="Times New Roman" w:hAnsi="Times New Roman" w:cs="Times New Roman"/>
-          <w:sz w:val="22"/>
-          <w:szCs w:val="22"/>
-        </w:rPr>
-        <w:t>[ ]</w:t>
-      </w:r>
-      <w:proofErr w:type="gramEnd"/>
-      <w:r>
-        <w:rPr>
-          <w:rFonts w:ascii="Times New Roman" w:hAnsi="Times New Roman" w:cs="Times New Roman"/>
-          <w:sz w:val="22"/>
-          <w:szCs w:val="22"/>
-        </w:rPr>
-        <w:t xml:space="preserve"> Notice of Hearing and Motion for Entry of Consent Judgment of Divorce</w:t>
-      </w:r>
-    </w:p>
-    <w:p>
-      <w:pPr>
-        <w:spacing w:after="0" w:line="276" w:lineRule="auto"/>
-        <w:rPr>
-          <w:rFonts w:ascii="Times New Roman" w:hAnsi="Times New Roman" w:cs="Times New Roman"/>
-          <w:sz w:val="22"/>
-          <w:szCs w:val="22"/>
-        </w:rPr>
-      </w:pPr>
-      <w:proofErr w:type="gramStart"/>
-      <w:r>
-        <w:rPr>
-          <w:rFonts w:ascii="Times New Roman" w:hAnsi="Times New Roman" w:cs="Times New Roman"/>
-          <w:sz w:val="22"/>
-          <w:szCs w:val="22"/>
-        </w:rPr>
-        <w:t>[ ]</w:t>
-      </w:r>
-      <w:proofErr w:type="gramEnd"/>
-      <w:r>
-        <w:rPr>
-          <w:rFonts w:ascii="Times New Roman" w:hAnsi="Times New Roman" w:cs="Times New Roman"/>
-          <w:sz w:val="22"/>
-          <w:szCs w:val="22"/>
-        </w:rPr>
-        <w:t xml:space="preserve"> Notice of Hearing and Motion for Entry of Default Judgment of Divorce</w:t>
-      </w:r>
-    </w:p>
-    <w:p>
-      <w:pPr>
-        <w:spacing w:after="0" w:line="276" w:lineRule="auto"/>
-        <w:rPr>
-          <w:rFonts w:ascii="Times New Roman" w:hAnsi="Times New Roman" w:cs="Times New Roman"/>
-          <w:sz w:val="22"/>
-          <w:szCs w:val="22"/>
-        </w:rPr>
-      </w:pPr>
-      <w:proofErr w:type="gramStart"/>
-      <w:r>
-        <w:rPr>
-          <w:rFonts w:ascii="Times New Roman" w:hAnsi="Times New Roman" w:cs="Times New Roman"/>
-          <w:sz w:val="22"/>
-          <w:szCs w:val="22"/>
-        </w:rPr>
-        <w:t>[ ]</w:t>
-      </w:r>
-      <w:proofErr w:type="gramEnd"/>
-      <w:r>
-        <w:rPr>
-          <w:rFonts w:ascii="Times New Roman" w:hAnsi="Times New Roman" w:cs="Times New Roman"/>
-          <w:sz w:val="22"/>
-          <w:szCs w:val="22"/>
-        </w:rPr>
-        <w:t xml:space="preserve"> Proposed Judgment of Divorce</w:t>
-      </w:r>
-    </w:p>
-    <w:p>
-      <w:pPr>
-        <w:spacing w:after="0" w:line="240" w:lineRule="auto"/>
-        <w:rPr>
-          <w:rFonts w:ascii="Times New Roman" w:hAnsi="Times New Roman" w:cs="Times New Roman"/>
-          <w:sz w:val="22"/>
-          <w:szCs w:val="22"/>
-        </w:rPr>
-      </w:pPr>
-      <w:r>
-        <w:rPr>
-          <w:rFonts w:ascii="Times New Roman" w:hAnsi="Times New Roman" w:cs="Times New Roman"/>
-          <w:sz w:val="22"/>
-          <w:szCs w:val="22"/>
-          <w:highlight w:val="yellow"/>
-        </w:rPr>
-        <w:t xml:space="preserve">{%p if </w:t>
-      </w:r>
-      <w:proofErr w:type="spellStart"/>
-      <w:r>
-        <w:rPr>
-          <w:rFonts w:ascii="Times New Roman" w:hAnsi="Times New Roman" w:cs="Times New Roman"/>
-          <w:sz w:val="22"/>
-          <w:szCs w:val="22"/>
-          <w:highlight w:val="yellow"/>
-        </w:rPr>
-        <w:t>there_are_marital_</w:t>
-      </w:r>
-      <w:proofErr w:type="gramStart"/>
-      <w:r>
-        <w:rPr>
-          <w:rFonts w:ascii="Times New Roman" w:hAnsi="Times New Roman" w:cs="Times New Roman"/>
-          <w:sz w:val="22"/>
-          <w:szCs w:val="22"/>
-          <w:highlight w:val="yellow"/>
-        </w:rPr>
-        <w:t>children</w:t>
-      </w:r>
-      <w:proofErr w:type="spellEnd"/>
-      <w:r>
-        <w:rPr>
-          <w:rFonts w:ascii="Times New Roman" w:hAnsi="Times New Roman" w:cs="Times New Roman"/>
-          <w:sz w:val="22"/>
-          <w:szCs w:val="22"/>
-          <w:highlight w:val="yellow"/>
-        </w:rPr>
-        <w:t xml:space="preserve"> </w:t>
-      </w:r>
-      <w:r>
-        <w:rPr>
-          <w:rFonts w:ascii="Times New Roman" w:hAnsi="Times New Roman" w:cs="Times New Roman"/>
-          <w:sz w:val="22"/>
-          <w:szCs w:val="22"/>
-          <w:highlight w:val="yellow"/>
-        </w:rPr>
-        <w:t>%}</w:t>
-      </w:r>
-      <w:proofErr w:type="gramEnd"/>
-    </w:p>
-    <w:p>
-      <w:pPr>
-        <w:spacing w:after="0" w:line="276" w:lineRule="auto"/>
-        <w:rPr>
-          <w:rFonts w:ascii="Times New Roman" w:hAnsi="Times New Roman" w:cs="Times New Roman"/>
-          <w:sz w:val="22"/>
-          <w:szCs w:val="22"/>
-        </w:rPr>
-      </w:pPr>
-      <w:proofErr w:type="gramStart"/>
-      <w:r>
-        <w:rPr>
-          <w:rFonts w:ascii="Times New Roman" w:hAnsi="Times New Roman" w:cs="Times New Roman"/>
-          <w:sz w:val="22"/>
-          <w:szCs w:val="22"/>
-        </w:rPr>
-        <w:t>[ ]</w:t>
-      </w:r>
-      <w:proofErr w:type="gramEnd"/>
-      <w:r>
-        <w:rPr>
-          <w:rFonts w:ascii="Times New Roman" w:hAnsi="Times New Roman" w:cs="Times New Roman"/>
-          <w:sz w:val="22"/>
-          <w:szCs w:val="22"/>
-        </w:rPr>
-        <w:t xml:space="preserve"> Proposed Uniform Child Support Order</w:t>
-      </w:r>
-    </w:p>
-    <w:p>
-      <w:pPr>
-        <w:spacing w:after="0" w:line="240" w:lineRule="auto"/>
-        <w:rPr>
-          <w:rFonts w:ascii="Times New Roman" w:hAnsi="Times New Roman" w:cs="Times New Roman"/>
-          <w:sz w:val="22"/>
-          <w:szCs w:val="22"/>
-        </w:rPr>
-      </w:pPr>
-      <w:r>
-        <w:rPr>
-          <w:rFonts w:ascii="Times New Roman" w:hAnsi="Times New Roman" w:cs="Times New Roman"/>
-          <w:sz w:val="22"/>
-          <w:szCs w:val="22"/>
-          <w:highlight w:val="yellow"/>
-        </w:rPr>
-        <w:t xml:space="preserve">{%p </w:t>
-      </w:r>
-      <w:proofErr w:type="gramStart"/>
-      <w:r>
-        <w:rPr>
-          <w:rFonts w:ascii="Times New Roman" w:hAnsi="Times New Roman" w:cs="Times New Roman"/>
-          <w:sz w:val="22"/>
-          <w:szCs w:val="22"/>
-          <w:highlight w:val="yellow"/>
-        </w:rPr>
-        <w:t>endif %}</w:t>
-      </w:r>
-      <w:proofErr w:type="gramEnd"/>
     </w:p>
     <w:p>
       <w:pPr>
@@ -4886,66 +4276,24 @@
         <w:lastRenderedPageBreak/>
         <w:t xml:space="preserve">{%p if </w:t>
       </w:r>
-      <w:proofErr w:type="spellStart"/>
-      <w:r>
-        <w:rPr>
-          <w:rFonts w:ascii="Times New Roman" w:hAnsi="Times New Roman" w:cs="Times New Roman"/>
-          <w:sz w:val="22"/>
-          <w:szCs w:val="22"/>
-          <w:highlight w:val="yellow"/>
-        </w:rPr>
-        <w:t>user_wants_post_divorce_support</w:t>
-      </w:r>
-      <w:proofErr w:type="spellEnd"/>
-      <w:r>
-        <w:rPr>
-          <w:rFonts w:ascii="Times New Roman" w:hAnsi="Times New Roman" w:cs="Times New Roman"/>
-          <w:sz w:val="22"/>
-          <w:szCs w:val="22"/>
-          <w:highlight w:val="yellow"/>
-        </w:rPr>
-        <w:t xml:space="preserve"> or </w:t>
-      </w:r>
-      <w:proofErr w:type="spellStart"/>
-      <w:r>
-        <w:rPr>
-          <w:rFonts w:ascii="Times New Roman" w:hAnsi="Times New Roman" w:cs="Times New Roman"/>
-          <w:sz w:val="22"/>
-          <w:szCs w:val="22"/>
-          <w:highlight w:val="yellow"/>
-        </w:rPr>
-        <w:t>spousal_support_provisions</w:t>
-      </w:r>
-      <w:proofErr w:type="spellEnd"/>
-      <w:r>
-        <w:rPr>
-          <w:rFonts w:ascii="Times New Roman" w:hAnsi="Times New Roman" w:cs="Times New Roman"/>
-          <w:sz w:val="22"/>
-          <w:szCs w:val="22"/>
-          <w:highlight w:val="yellow"/>
-        </w:rPr>
-        <w:t xml:space="preserve"> == "</w:t>
-      </w:r>
-      <w:proofErr w:type="spellStart"/>
-      <w:r>
-        <w:rPr>
-          <w:rFonts w:ascii="Times New Roman" w:hAnsi="Times New Roman" w:cs="Times New Roman"/>
-          <w:sz w:val="22"/>
-          <w:szCs w:val="22"/>
-          <w:highlight w:val="yellow"/>
-        </w:rPr>
-        <w:t>user_agrees_to_pay_spousal_support</w:t>
-      </w:r>
-      <w:proofErr w:type="spellEnd"/>
-      <w:proofErr w:type="gramStart"/>
-      <w:r>
-        <w:rPr>
-          <w:rFonts w:ascii="Times New Roman" w:hAnsi="Times New Roman" w:cs="Times New Roman"/>
-          <w:sz w:val="22"/>
-          <w:szCs w:val="22"/>
-          <w:highlight w:val="yellow"/>
-        </w:rPr>
-        <w:t>"</w:t>
+      <w:r>
+        <w:rPr>
+          <w:rFonts w:ascii="Times New Roman" w:hAnsi="Times New Roman" w:cs="Times New Roman"/>
+          <w:sz w:val="22"/>
+          <w:szCs w:val="22"/>
+          <w:highlight w:val="yellow"/>
+        </w:rPr>
+        <w:t>there_are_marital_</w:t>
+      </w:r>
+      <w:proofErr w:type="gramStart"/>
+      <w:r>
+        <w:rPr>
+          <w:rFonts w:ascii="Times New Roman" w:hAnsi="Times New Roman" w:cs="Times New Roman"/>
+          <w:sz w:val="22"/>
+          <w:szCs w:val="22"/>
+          <w:highlight w:val="yellow"/>
+        </w:rPr>
+        <w:t>children</w:t>
       </w:r>
       <w:r>
         <w:rPr>
@@ -4992,7 +4340,7 @@
           <w:sz w:val="22"/>
           <w:szCs w:val="22"/>
         </w:rPr>
-        <w:t xml:space="preserve"> Proposed Uniform Spousal Support Order</w:t>
+        <w:t xml:space="preserve"> Uniform Child Support Order</w:t>
       </w:r>
     </w:p>
     <w:p>
@@ -5027,34 +4375,6 @@
     </w:p>
     <w:p>
       <w:pPr>
-        <w:spacing w:after="0" w:line="276" w:lineRule="auto"/>
-        <w:rPr>
-          <w:rFonts w:ascii="Times New Roman" w:hAnsi="Times New Roman" w:cs="Times New Roman"/>
-          <w:sz w:val="22"/>
-          <w:szCs w:val="22"/>
-        </w:rPr>
-      </w:pPr>
-      <w:proofErr w:type="gramStart"/>
-      <w:r>
-        <w:rPr>
-          <w:rFonts w:ascii="Times New Roman" w:hAnsi="Times New Roman" w:cs="Times New Roman"/>
-          <w:sz w:val="22"/>
-          <w:szCs w:val="22"/>
-        </w:rPr>
-        <w:t>[ ]</w:t>
-      </w:r>
-      <w:proofErr w:type="gramEnd"/>
-      <w:r>
-        <w:rPr>
-          <w:rFonts w:ascii="Times New Roman" w:hAnsi="Times New Roman" w:cs="Times New Roman"/>
-          <w:sz w:val="22"/>
-          <w:szCs w:val="22"/>
-        </w:rPr>
-        <w:t xml:space="preserve"> Judgment of Divorce</w:t>
-      </w:r>
-    </w:p>
-    <w:p>
-      <w:pPr>
         <w:spacing w:after="0" w:line="240" w:lineRule="auto"/>
         <w:rPr>
           <w:rFonts w:ascii="Times New Roman" w:hAnsi="Times New Roman" w:cs="Times New Roman"/>
@@ -5071,174 +4391,15 @@
         </w:rPr>
         <w:t xml:space="preserve">{%p if </w:t>
       </w:r>
-      <w:proofErr w:type="spellStart"/>
-      <w:r>
-        <w:rPr>
-          <w:rFonts w:ascii="Times New Roman" w:hAnsi="Times New Roman" w:cs="Times New Roman"/>
-          <w:sz w:val="22"/>
-          <w:szCs w:val="22"/>
-          <w:highlight w:val="yellow"/>
-        </w:rPr>
-        <w:t>there_are_marital_</w:t>
-      </w:r>
-      <w:proofErr w:type="gramStart"/>
-      <w:r>
-        <w:rPr>
-          <w:rFonts w:ascii="Times New Roman" w:hAnsi="Times New Roman" w:cs="Times New Roman"/>
-          <w:sz w:val="22"/>
-          <w:szCs w:val="22"/>
-          <w:highlight w:val="yellow"/>
-        </w:rPr>
-        <w:t>children</w:t>
-      </w:r>
-      <w:proofErr w:type="spellEnd"/>
-      <w:r>
-        <w:rPr>
-          <w:rFonts w:ascii="Times New Roman" w:hAnsi="Times New Roman" w:cs="Times New Roman"/>
-          <w:sz w:val="22"/>
-          <w:szCs w:val="22"/>
-          <w:highlight w:val="yellow"/>
-        </w:rPr>
-        <w:t xml:space="preserve"> </w:t>
-      </w:r>
-      <w:r>
-        <w:rPr>
-          <w:rFonts w:ascii="Times New Roman" w:hAnsi="Times New Roman" w:cs="Times New Roman"/>
-          <w:sz w:val="22"/>
-          <w:szCs w:val="22"/>
-          <w:highlight w:val="yellow"/>
-        </w:rPr>
-        <w:t>%}</w:t>
-      </w:r>
-      <w:proofErr w:type="gramEnd"/>
-    </w:p>
-    <w:p>
-      <w:pPr>
-        <w:spacing w:after="0" w:line="276" w:lineRule="auto"/>
-        <w:rPr>
-          <w:rFonts w:ascii="Times New Roman" w:hAnsi="Times New Roman" w:cs="Times New Roman"/>
-          <w:sz w:val="22"/>
-          <w:szCs w:val="22"/>
-        </w:rPr>
-      </w:pPr>
-      <w:proofErr w:type="gramStart"/>
-      <w:r>
-        <w:rPr>
-          <w:rFonts w:ascii="Times New Roman" w:hAnsi="Times New Roman" w:cs="Times New Roman"/>
-          <w:sz w:val="22"/>
-          <w:szCs w:val="22"/>
-        </w:rPr>
-        <w:t>[ ]</w:t>
-      </w:r>
-      <w:proofErr w:type="gramEnd"/>
-      <w:r>
-        <w:rPr>
-          <w:rFonts w:ascii="Times New Roman" w:hAnsi="Times New Roman" w:cs="Times New Roman"/>
-          <w:sz w:val="22"/>
-          <w:szCs w:val="22"/>
-        </w:rPr>
-        <w:t xml:space="preserve"> Uniform Child Support Order</w:t>
-      </w:r>
-    </w:p>
-    <w:p>
-      <w:pPr>
-        <w:spacing w:after="0" w:line="240" w:lineRule="auto"/>
-        <w:rPr>
-          <w:rFonts w:ascii="Times New Roman" w:hAnsi="Times New Roman" w:cs="Times New Roman"/>
-          <w:sz w:val="22"/>
-          <w:szCs w:val="22"/>
-        </w:rPr>
-      </w:pPr>
-      <w:r>
-        <w:rPr>
-          <w:rFonts w:ascii="Times New Roman" w:hAnsi="Times New Roman" w:cs="Times New Roman"/>
-          <w:sz w:val="22"/>
-          <w:szCs w:val="22"/>
-          <w:highlight w:val="yellow"/>
-        </w:rPr>
-        <w:t xml:space="preserve">{%p </w:t>
-      </w:r>
-      <w:proofErr w:type="gramStart"/>
-      <w:r>
-        <w:rPr>
-          <w:rFonts w:ascii="Times New Roman" w:hAnsi="Times New Roman" w:cs="Times New Roman"/>
-          <w:sz w:val="22"/>
-          <w:szCs w:val="22"/>
-          <w:highlight w:val="yellow"/>
-        </w:rPr>
-        <w:t>endif %}</w:t>
-      </w:r>
-      <w:proofErr w:type="gramEnd"/>
-    </w:p>
-    <w:p>
-      <w:pPr>
-        <w:spacing w:after="0" w:line="240" w:lineRule="auto"/>
-        <w:rPr>
-          <w:rFonts w:ascii="Times New Roman" w:hAnsi="Times New Roman" w:cs="Times New Roman"/>
-          <w:sz w:val="22"/>
-          <w:szCs w:val="22"/>
-        </w:rPr>
-      </w:pPr>
-      <w:r>
-        <w:rPr>
-          <w:rFonts w:ascii="Times New Roman" w:hAnsi="Times New Roman" w:cs="Times New Roman"/>
-          <w:sz w:val="22"/>
-          <w:szCs w:val="22"/>
-          <w:highlight w:val="yellow"/>
-        </w:rPr>
-        <w:t xml:space="preserve">{%p if </w:t>
-      </w:r>
-      <w:proofErr w:type="spellStart"/>
-      <w:r>
-        <w:rPr>
-          <w:rFonts w:ascii="Times New Roman" w:hAnsi="Times New Roman" w:cs="Times New Roman"/>
-          <w:sz w:val="22"/>
-          <w:szCs w:val="22"/>
-          <w:highlight w:val="yellow"/>
-        </w:rPr>
-        <w:t>user_wants_post_divorce_support</w:t>
-      </w:r>
-      <w:proofErr w:type="spellEnd"/>
-      <w:r>
-        <w:rPr>
-          <w:rFonts w:ascii="Times New Roman" w:hAnsi="Times New Roman" w:cs="Times New Roman"/>
-          <w:sz w:val="22"/>
-          <w:szCs w:val="22"/>
-          <w:highlight w:val="yellow"/>
-        </w:rPr>
-        <w:t xml:space="preserve"> or </w:t>
-      </w:r>
-      <w:proofErr w:type="spellStart"/>
-      <w:r>
-        <w:rPr>
-          <w:rFonts w:ascii="Times New Roman" w:hAnsi="Times New Roman" w:cs="Times New Roman"/>
-          <w:sz w:val="22"/>
-          <w:szCs w:val="22"/>
-          <w:highlight w:val="yellow"/>
-        </w:rPr>
-        <w:t>spousal_support_provisions</w:t>
-      </w:r>
-      <w:proofErr w:type="spellEnd"/>
-      <w:r>
-        <w:rPr>
-          <w:rFonts w:ascii="Times New Roman" w:hAnsi="Times New Roman" w:cs="Times New Roman"/>
-          <w:sz w:val="22"/>
-          <w:szCs w:val="22"/>
-          <w:highlight w:val="yellow"/>
-        </w:rPr>
-        <w:t xml:space="preserve"> == "</w:t>
-      </w:r>
-      <w:proofErr w:type="spellStart"/>
-      <w:r>
-        <w:rPr>
-          <w:rFonts w:ascii="Times New Roman" w:hAnsi="Times New Roman" w:cs="Times New Roman"/>
-          <w:sz w:val="22"/>
-          <w:szCs w:val="22"/>
-          <w:highlight w:val="yellow"/>
-        </w:rPr>
-        <w:t>user_agrees_to_pay_spousal_support</w:t>
-      </w:r>
-      <w:proofErr w:type="spellEnd"/>
+      <w:r>
+        <w:rPr>
+          <w:rFonts w:ascii="Times New Roman" w:hAnsi="Times New Roman" w:cs="Times New Roman"/>
+          <w:sz w:val="22"/>
+          <w:szCs w:val="22"/>
+          <w:highlight w:val="yellow"/>
+        </w:rPr>
+        <w:t>user_wants_post_divorce_support or spousal_support_provisions == "user_agrees_to_pay_spousal_support</w:t>
+      </w:r>
       <w:proofErr w:type="gramStart"/>
       <w:r>
         <w:rPr>
@@ -5717,25 +4878,7 @@
           <w:sz w:val="20"/>
           <w:szCs w:val="20"/>
         </w:rPr>
-        <w:t xml:space="preserve">{% if </w:t>
-      </w:r>
-      <w:proofErr w:type="spellStart"/>
-      <w:r>
-        <w:rPr>
-          <w:rFonts w:ascii="Times New Roman" w:hAnsi="Times New Roman" w:cs="Times New Roman"/>
-          <w:sz w:val="20"/>
-          <w:szCs w:val="20"/>
-        </w:rPr>
-        <w:t>user_ask_role</w:t>
-      </w:r>
-      <w:proofErr w:type="spellEnd"/>
-      <w:r>
-        <w:rPr>
-          <w:rFonts w:ascii="Times New Roman" w:hAnsi="Times New Roman" w:cs="Times New Roman"/>
-          <w:sz w:val="20"/>
-          <w:szCs w:val="20"/>
-        </w:rPr>
-        <w:t xml:space="preserve"> == “plaintiff” </w:t>
+        <w:t xml:space="preserve">{% if user_ask_role == “plaintiff” </w:t>
       </w:r>
       <w:proofErr w:type="gramStart"/>
       <w:r>

--- a/docassemble/MLHDivorceAndCustody/data/templates/proof_of_service.docx
+++ b/docassemble/MLHDivorceAndCustody/data/templates/proof_of_service.docx
@@ -54,7 +54,16 @@
           <w:sz w:val="22"/>
           <w:szCs w:val="22"/>
         </w:rPr>
-        <w:t>{{ the</w:t>
+        <w:t xml:space="preserve">{{ </w:t>
+      </w:r>
+      <w:proofErr w:type="spellStart"/>
+      <w:r>
+        <w:rPr>
+          <w:rFonts w:ascii="Times New Roman" w:hAnsi="Times New Roman" w:cs="Times New Roman"/>
+          <w:sz w:val="22"/>
+          <w:szCs w:val="22"/>
+        </w:rPr>
+        <w:t>the</w:t>
       </w:r>
       <w:proofErr w:type="gramEnd"/>
       <w:r>
@@ -74,6 +83,7 @@
         </w:rPr>
         <w:t>court.number</w:t>
       </w:r>
+      <w:proofErr w:type="spellEnd"/>
       <w:proofErr w:type="gramEnd"/>
       <w:r>
         <w:rPr>
@@ -117,16 +127,34 @@
           <w:sz w:val="22"/>
           <w:szCs w:val="22"/>
         </w:rPr>
-        <w:t>{{ county</w:t>
-      </w:r>
-      <w:proofErr w:type="gramEnd"/>
-      <w:r>
-        <w:rPr>
-          <w:rFonts w:ascii="Times New Roman" w:hAnsi="Times New Roman" w:cs="Times New Roman"/>
-          <w:sz w:val="22"/>
-          <w:szCs w:val="22"/>
-        </w:rPr>
-        <w:t xml:space="preserve">_choice | </w:t>
+        <w:t xml:space="preserve">{{ </w:t>
+      </w:r>
+      <w:proofErr w:type="spellStart"/>
+      <w:r>
+        <w:rPr>
+          <w:rFonts w:ascii="Times New Roman" w:hAnsi="Times New Roman" w:cs="Times New Roman"/>
+          <w:sz w:val="22"/>
+          <w:szCs w:val="22"/>
+        </w:rPr>
+        <w:t>county</w:t>
+      </w:r>
+      <w:proofErr w:type="gramEnd"/>
+      <w:r>
+        <w:rPr>
+          <w:rFonts w:ascii="Times New Roman" w:hAnsi="Times New Roman" w:cs="Times New Roman"/>
+          <w:sz w:val="22"/>
+          <w:szCs w:val="22"/>
+        </w:rPr>
+        <w:t>_choice</w:t>
+      </w:r>
+      <w:proofErr w:type="spellEnd"/>
+      <w:r>
+        <w:rPr>
+          <w:rFonts w:ascii="Times New Roman" w:hAnsi="Times New Roman" w:cs="Times New Roman"/>
+          <w:sz w:val="22"/>
+          <w:szCs w:val="22"/>
+        </w:rPr>
+        <w:t xml:space="preserve"> | </w:t>
       </w:r>
       <w:proofErr w:type="gramStart"/>
       <w:r>
@@ -217,7 +245,16 @@
                 <w:sz w:val="22"/>
                 <w:szCs w:val="22"/>
               </w:rPr>
-              <w:t>[0].name_</w:t>
+              <w:t>[0].</w:t>
+            </w:r>
+            <w:proofErr w:type="spellStart"/>
+            <w:r>
+              <w:rPr>
+                <w:rFonts w:ascii="Times New Roman" w:hAnsi="Times New Roman" w:cs="Times New Roman"/>
+                <w:sz w:val="22"/>
+                <w:szCs w:val="22"/>
+              </w:rPr>
+              <w:t>name_</w:t>
             </w:r>
             <w:proofErr w:type="gramStart"/>
             <w:r>
@@ -226,7 +263,16 @@
                 <w:sz w:val="22"/>
                 <w:szCs w:val="22"/>
               </w:rPr>
-              <w:t>full()</w:t>
+              <w:t>full</w:t>
+            </w:r>
+            <w:proofErr w:type="spellEnd"/>
+            <w:r>
+              <w:rPr>
+                <w:rFonts w:ascii="Times New Roman" w:hAnsi="Times New Roman" w:cs="Times New Roman"/>
+                <w:sz w:val="22"/>
+                <w:szCs w:val="22"/>
+              </w:rPr>
+              <w:t>()</w:t>
             </w:r>
             <w:r>
               <w:rPr>
@@ -335,7 +381,16 @@
                 <w:sz w:val="22"/>
                 <w:szCs w:val="22"/>
               </w:rPr>
-              <w:t>[0].name_</w:t>
+              <w:t>[0].</w:t>
+            </w:r>
+            <w:proofErr w:type="spellStart"/>
+            <w:r>
+              <w:rPr>
+                <w:rFonts w:ascii="Times New Roman" w:hAnsi="Times New Roman" w:cs="Times New Roman"/>
+                <w:sz w:val="22"/>
+                <w:szCs w:val="22"/>
+              </w:rPr>
+              <w:t>name_</w:t>
             </w:r>
             <w:proofErr w:type="gramStart"/>
             <w:r>
@@ -344,7 +399,16 @@
                 <w:sz w:val="22"/>
                 <w:szCs w:val="22"/>
               </w:rPr>
-              <w:t>full() }</w:t>
+              <w:t>full</w:t>
+            </w:r>
+            <w:proofErr w:type="spellEnd"/>
+            <w:r>
+              <w:rPr>
+                <w:rFonts w:ascii="Times New Roman" w:hAnsi="Times New Roman" w:cs="Times New Roman"/>
+                <w:sz w:val="22"/>
+                <w:szCs w:val="22"/>
+              </w:rPr>
+              <w:t>() }</w:t>
             </w:r>
             <w:proofErr w:type="gramEnd"/>
             <w:r>
@@ -460,7 +524,17 @@
                 <w:szCs w:val="22"/>
                 <w:u w:val="single"/>
               </w:rPr>
-              <w:t>{{ docket</w:t>
+              <w:t xml:space="preserve">{{ </w:t>
+            </w:r>
+            <w:proofErr w:type="spellStart"/>
+            <w:r>
+              <w:rPr>
+                <w:rFonts w:ascii="Times New Roman" w:hAnsi="Times New Roman" w:cs="Times New Roman"/>
+                <w:sz w:val="22"/>
+                <w:szCs w:val="22"/>
+                <w:u w:val="single"/>
+              </w:rPr>
+              <w:t>docket</w:t>
             </w:r>
             <w:proofErr w:type="gramEnd"/>
             <w:r>
@@ -480,7 +554,17 @@
                 <w:szCs w:val="22"/>
                 <w:u w:val="single"/>
               </w:rPr>
-              <w:t>number }</w:t>
+              <w:t>number</w:t>
+            </w:r>
+            <w:proofErr w:type="spellEnd"/>
+            <w:r>
+              <w:rPr>
+                <w:rFonts w:ascii="Times New Roman" w:hAnsi="Times New Roman" w:cs="Times New Roman"/>
+                <w:sz w:val="22"/>
+                <w:szCs w:val="22"/>
+                <w:u w:val="single"/>
+              </w:rPr>
+              <w:t xml:space="preserve"> }</w:t>
             </w:r>
             <w:proofErr w:type="gramEnd"/>
             <w:r>
@@ -606,21 +690,41 @@
         </w:rPr>
         <w:t xml:space="preserve">{%p if </w:t>
       </w:r>
-      <w:r>
-        <w:rPr>
-          <w:rFonts w:ascii="Times New Roman" w:hAnsi="Times New Roman" w:cs="Times New Roman"/>
-          <w:sz w:val="21"/>
-          <w:szCs w:val="21"/>
-        </w:rPr>
-        <w:t xml:space="preserve">user_ask_role == “plaintiff” and </w:t>
-      </w:r>
-      <w:r>
-        <w:rPr>
-          <w:rFonts w:ascii="Times New Roman" w:hAnsi="Times New Roman" w:cs="Times New Roman"/>
-          <w:sz w:val="21"/>
-          <w:szCs w:val="21"/>
-        </w:rPr>
-        <w:t xml:space="preserve">confidential_contact_info_yn </w:t>
+      <w:proofErr w:type="spellStart"/>
+      <w:r>
+        <w:rPr>
+          <w:rFonts w:ascii="Times New Roman" w:hAnsi="Times New Roman" w:cs="Times New Roman"/>
+          <w:sz w:val="21"/>
+          <w:szCs w:val="21"/>
+        </w:rPr>
+        <w:t>user_ask_role</w:t>
+      </w:r>
+      <w:proofErr w:type="spellEnd"/>
+      <w:r>
+        <w:rPr>
+          <w:rFonts w:ascii="Times New Roman" w:hAnsi="Times New Roman" w:cs="Times New Roman"/>
+          <w:sz w:val="21"/>
+          <w:szCs w:val="21"/>
+        </w:rPr>
+        <w:t xml:space="preserve"> == “plaintiff” and </w:t>
+      </w:r>
+      <w:proofErr w:type="spellStart"/>
+      <w:r>
+        <w:rPr>
+          <w:rFonts w:ascii="Times New Roman" w:hAnsi="Times New Roman" w:cs="Times New Roman"/>
+          <w:sz w:val="21"/>
+          <w:szCs w:val="21"/>
+        </w:rPr>
+        <w:t>confidential_contact_info_yn</w:t>
+      </w:r>
+      <w:proofErr w:type="spellEnd"/>
+      <w:r>
+        <w:rPr>
+          <w:rFonts w:ascii="Times New Roman" w:hAnsi="Times New Roman" w:cs="Times New Roman"/>
+          <w:sz w:val="21"/>
+          <w:szCs w:val="21"/>
+        </w:rPr>
+        <w:t xml:space="preserve"> </w:t>
       </w:r>
       <w:r>
         <w:rPr>
@@ -712,7 +816,16 @@
           <w:sz w:val="21"/>
           <w:szCs w:val="21"/>
         </w:rPr>
-        <w:t>].address</w:t>
+        <w:t>].</w:t>
+      </w:r>
+      <w:proofErr w:type="spellStart"/>
+      <w:r>
+        <w:rPr>
+          <w:rFonts w:ascii="Times New Roman" w:hAnsi="Times New Roman" w:cs="Times New Roman"/>
+          <w:sz w:val="21"/>
+          <w:szCs w:val="21"/>
+        </w:rPr>
+        <w:t>address</w:t>
       </w:r>
       <w:proofErr w:type="gramEnd"/>
       <w:r>
@@ -730,7 +843,16 @@
           <w:sz w:val="21"/>
           <w:szCs w:val="21"/>
         </w:rPr>
-        <w:t>one() }</w:t>
+        <w:t>one</w:t>
+      </w:r>
+      <w:proofErr w:type="spellEnd"/>
+      <w:r>
+        <w:rPr>
+          <w:rFonts w:ascii="Times New Roman" w:hAnsi="Times New Roman" w:cs="Times New Roman"/>
+          <w:sz w:val="21"/>
+          <w:szCs w:val="21"/>
+        </w:rPr>
+        <w:t>() }</w:t>
       </w:r>
       <w:proofErr w:type="gramEnd"/>
       <w:r>
@@ -777,7 +899,16 @@
           <w:sz w:val="21"/>
           <w:szCs w:val="21"/>
         </w:rPr>
-        <w:t>].address</w:t>
+        <w:t>].</w:t>
+      </w:r>
+      <w:proofErr w:type="spellStart"/>
+      <w:r>
+        <w:rPr>
+          <w:rFonts w:ascii="Times New Roman" w:hAnsi="Times New Roman" w:cs="Times New Roman"/>
+          <w:sz w:val="21"/>
+          <w:szCs w:val="21"/>
+        </w:rPr>
+        <w:t>address</w:t>
       </w:r>
       <w:proofErr w:type="gramEnd"/>
       <w:r>
@@ -795,7 +926,16 @@
           <w:sz w:val="21"/>
           <w:szCs w:val="21"/>
         </w:rPr>
-        <w:t>two() }</w:t>
+        <w:t>two</w:t>
+      </w:r>
+      <w:proofErr w:type="spellEnd"/>
+      <w:r>
+        <w:rPr>
+          <w:rFonts w:ascii="Times New Roman" w:hAnsi="Times New Roman" w:cs="Times New Roman"/>
+          <w:sz w:val="21"/>
+          <w:szCs w:val="21"/>
+        </w:rPr>
+        <w:t>() }</w:t>
       </w:r>
       <w:proofErr w:type="gramEnd"/>
       <w:r>
@@ -841,8 +981,18 @@
           <w:sz w:val="21"/>
           <w:szCs w:val="21"/>
         </w:rPr>
-        <w:t>0].no_phone_number</w:t>
-      </w:r>
+        <w:t>0].</w:t>
+      </w:r>
+      <w:proofErr w:type="spellStart"/>
+      <w:r>
+        <w:rPr>
+          <w:rFonts w:ascii="Times New Roman" w:hAnsi="Times New Roman" w:cs="Times New Roman"/>
+          <w:sz w:val="21"/>
+          <w:szCs w:val="21"/>
+        </w:rPr>
+        <w:t>no_phone_number</w:t>
+      </w:r>
+      <w:proofErr w:type="spellEnd"/>
       <w:r>
         <w:rPr>
           <w:rFonts w:ascii="Times New Roman" w:hAnsi="Times New Roman" w:cs="Times New Roman"/>
@@ -875,7 +1025,25 @@
           <w:sz w:val="21"/>
           <w:szCs w:val="21"/>
         </w:rPr>
-        <w:t xml:space="preserve">% if user_ask_role == “plaintiff” </w:t>
+        <w:t xml:space="preserve">% if </w:t>
+      </w:r>
+      <w:proofErr w:type="spellStart"/>
+      <w:r>
+        <w:rPr>
+          <w:rFonts w:ascii="Times New Roman" w:hAnsi="Times New Roman" w:cs="Times New Roman"/>
+          <w:sz w:val="21"/>
+          <w:szCs w:val="21"/>
+        </w:rPr>
+        <w:t>user_ask_role</w:t>
+      </w:r>
+      <w:proofErr w:type="spellEnd"/>
+      <w:r>
+        <w:rPr>
+          <w:rFonts w:ascii="Times New Roman" w:hAnsi="Times New Roman" w:cs="Times New Roman"/>
+          <w:sz w:val="21"/>
+          <w:szCs w:val="21"/>
+        </w:rPr>
+        <w:t xml:space="preserve"> == “plaintiff” </w:t>
       </w:r>
       <w:proofErr w:type="gramStart"/>
       <w:r>
@@ -1000,6 +1168,7 @@
         </w:rPr>
         <w:t xml:space="preserve">{{ </w:t>
       </w:r>
+      <w:proofErr w:type="spellStart"/>
       <w:r>
         <w:rPr>
           <w:rFonts w:ascii="Times New Roman" w:hAnsi="Times New Roman" w:cs="Times New Roman"/>
@@ -1015,7 +1184,16 @@
           <w:sz w:val="21"/>
           <w:szCs w:val="21"/>
         </w:rPr>
-        <w:t>_number_formatted(</w:t>
+        <w:t>_number_formatted</w:t>
+      </w:r>
+      <w:proofErr w:type="spellEnd"/>
+      <w:r>
+        <w:rPr>
+          <w:rFonts w:ascii="Times New Roman" w:hAnsi="Times New Roman" w:cs="Times New Roman"/>
+          <w:sz w:val="21"/>
+          <w:szCs w:val="21"/>
+        </w:rPr>
+        <w:t>(</w:t>
       </w:r>
       <w:r>
         <w:rPr>
@@ -1040,7 +1218,16 @@
           <w:sz w:val="21"/>
           <w:szCs w:val="21"/>
         </w:rPr>
-        <w:t>].phone</w:t>
+        <w:t>].</w:t>
+      </w:r>
+      <w:proofErr w:type="spellStart"/>
+      <w:r>
+        <w:rPr>
+          <w:rFonts w:ascii="Times New Roman" w:hAnsi="Times New Roman" w:cs="Times New Roman"/>
+          <w:sz w:val="21"/>
+          <w:szCs w:val="21"/>
+        </w:rPr>
+        <w:t>phone</w:t>
       </w:r>
       <w:proofErr w:type="gramEnd"/>
       <w:r>
@@ -1051,6 +1238,7 @@
         </w:rPr>
         <w:t>_number</w:t>
       </w:r>
+      <w:proofErr w:type="spellEnd"/>
       <w:proofErr w:type="gramStart"/>
       <w:r>
         <w:rPr>
@@ -1139,21 +1327,41 @@
         </w:rPr>
         <w:t xml:space="preserve">{%p if </w:t>
       </w:r>
-      <w:r>
-        <w:rPr>
-          <w:rFonts w:ascii="Times New Roman" w:hAnsi="Times New Roman" w:cs="Times New Roman"/>
-          <w:sz w:val="21"/>
-          <w:szCs w:val="21"/>
-        </w:rPr>
-        <w:t xml:space="preserve">user_ask_role == “defendant” and </w:t>
-      </w:r>
-      <w:r>
-        <w:rPr>
-          <w:rFonts w:ascii="Times New Roman" w:hAnsi="Times New Roman" w:cs="Times New Roman"/>
-          <w:sz w:val="21"/>
-          <w:szCs w:val="21"/>
-        </w:rPr>
-        <w:t>confidential_contact_info_yn %}</w:t>
+      <w:proofErr w:type="spellStart"/>
+      <w:r>
+        <w:rPr>
+          <w:rFonts w:ascii="Times New Roman" w:hAnsi="Times New Roman" w:cs="Times New Roman"/>
+          <w:sz w:val="21"/>
+          <w:szCs w:val="21"/>
+        </w:rPr>
+        <w:t>user_ask_role</w:t>
+      </w:r>
+      <w:proofErr w:type="spellEnd"/>
+      <w:r>
+        <w:rPr>
+          <w:rFonts w:ascii="Times New Roman" w:hAnsi="Times New Roman" w:cs="Times New Roman"/>
+          <w:sz w:val="21"/>
+          <w:szCs w:val="21"/>
+        </w:rPr>
+        <w:t xml:space="preserve"> == “defendant” and </w:t>
+      </w:r>
+      <w:proofErr w:type="spellStart"/>
+      <w:r>
+        <w:rPr>
+          <w:rFonts w:ascii="Times New Roman" w:hAnsi="Times New Roman" w:cs="Times New Roman"/>
+          <w:sz w:val="21"/>
+          <w:szCs w:val="21"/>
+        </w:rPr>
+        <w:t>confidential_contact_info_yn</w:t>
+      </w:r>
+      <w:proofErr w:type="spellEnd"/>
+      <w:r>
+        <w:rPr>
+          <w:rFonts w:ascii="Times New Roman" w:hAnsi="Times New Roman" w:cs="Times New Roman"/>
+          <w:sz w:val="21"/>
+          <w:szCs w:val="21"/>
+        </w:rPr>
+        <w:t xml:space="preserve"> %}</w:t>
       </w:r>
     </w:p>
     <w:p>
@@ -1237,7 +1445,16 @@
           <w:sz w:val="21"/>
           <w:szCs w:val="21"/>
         </w:rPr>
-        <w:t>].address</w:t>
+        <w:t>].</w:t>
+      </w:r>
+      <w:proofErr w:type="spellStart"/>
+      <w:r>
+        <w:rPr>
+          <w:rFonts w:ascii="Times New Roman" w:hAnsi="Times New Roman" w:cs="Times New Roman"/>
+          <w:sz w:val="21"/>
+          <w:szCs w:val="21"/>
+        </w:rPr>
+        <w:t>address</w:t>
       </w:r>
       <w:proofErr w:type="gramEnd"/>
       <w:r>
@@ -1255,7 +1472,16 @@
           <w:sz w:val="21"/>
           <w:szCs w:val="21"/>
         </w:rPr>
-        <w:t>one() }</w:t>
+        <w:t>one</w:t>
+      </w:r>
+      <w:proofErr w:type="spellEnd"/>
+      <w:r>
+        <w:rPr>
+          <w:rFonts w:ascii="Times New Roman" w:hAnsi="Times New Roman" w:cs="Times New Roman"/>
+          <w:sz w:val="21"/>
+          <w:szCs w:val="21"/>
+        </w:rPr>
+        <w:t>() }</w:t>
       </w:r>
       <w:proofErr w:type="gramEnd"/>
       <w:r>
@@ -1302,7 +1528,16 @@
           <w:sz w:val="21"/>
           <w:szCs w:val="21"/>
         </w:rPr>
-        <w:t>].address</w:t>
+        <w:t>].</w:t>
+      </w:r>
+      <w:proofErr w:type="spellStart"/>
+      <w:r>
+        <w:rPr>
+          <w:rFonts w:ascii="Times New Roman" w:hAnsi="Times New Roman" w:cs="Times New Roman"/>
+          <w:sz w:val="21"/>
+          <w:szCs w:val="21"/>
+        </w:rPr>
+        <w:t>address</w:t>
       </w:r>
       <w:proofErr w:type="gramEnd"/>
       <w:r>
@@ -1320,7 +1555,16 @@
           <w:sz w:val="21"/>
           <w:szCs w:val="21"/>
         </w:rPr>
-        <w:t>two() }</w:t>
+        <w:t>two</w:t>
+      </w:r>
+      <w:proofErr w:type="spellEnd"/>
+      <w:r>
+        <w:rPr>
+          <w:rFonts w:ascii="Times New Roman" w:hAnsi="Times New Roman" w:cs="Times New Roman"/>
+          <w:sz w:val="21"/>
+          <w:szCs w:val="21"/>
+        </w:rPr>
+        <w:t>() }</w:t>
       </w:r>
       <w:proofErr w:type="gramEnd"/>
       <w:r>
@@ -1375,8 +1619,18 @@
           <w:sz w:val="21"/>
           <w:szCs w:val="21"/>
         </w:rPr>
-        <w:t>0].no_phone_number</w:t>
-      </w:r>
+        <w:t>0].</w:t>
+      </w:r>
+      <w:proofErr w:type="spellStart"/>
+      <w:r>
+        <w:rPr>
+          <w:rFonts w:ascii="Times New Roman" w:hAnsi="Times New Roman" w:cs="Times New Roman"/>
+          <w:sz w:val="21"/>
+          <w:szCs w:val="21"/>
+        </w:rPr>
+        <w:t>no_phone_number</w:t>
+      </w:r>
+      <w:proofErr w:type="spellEnd"/>
       <w:r>
         <w:rPr>
           <w:rFonts w:ascii="Times New Roman" w:hAnsi="Times New Roman" w:cs="Times New Roman"/>
@@ -1409,7 +1663,25 @@
           <w:sz w:val="21"/>
           <w:szCs w:val="21"/>
         </w:rPr>
-        <w:t xml:space="preserve">% if user_ask_role == “defendant” </w:t>
+        <w:t xml:space="preserve">% if </w:t>
+      </w:r>
+      <w:proofErr w:type="spellStart"/>
+      <w:r>
+        <w:rPr>
+          <w:rFonts w:ascii="Times New Roman" w:hAnsi="Times New Roman" w:cs="Times New Roman"/>
+          <w:sz w:val="21"/>
+          <w:szCs w:val="21"/>
+        </w:rPr>
+        <w:t>user_ask_role</w:t>
+      </w:r>
+      <w:proofErr w:type="spellEnd"/>
+      <w:r>
+        <w:rPr>
+          <w:rFonts w:ascii="Times New Roman" w:hAnsi="Times New Roman" w:cs="Times New Roman"/>
+          <w:sz w:val="21"/>
+          <w:szCs w:val="21"/>
+        </w:rPr>
+        <w:t xml:space="preserve"> == “defendant” </w:t>
       </w:r>
       <w:proofErr w:type="gramStart"/>
       <w:r>
@@ -1526,6 +1798,7 @@
         </w:rPr>
         <w:t xml:space="preserve">{{ </w:t>
       </w:r>
+      <w:proofErr w:type="spellStart"/>
       <w:r>
         <w:rPr>
           <w:rFonts w:ascii="Times New Roman" w:hAnsi="Times New Roman" w:cs="Times New Roman"/>
@@ -1541,7 +1814,16 @@
           <w:sz w:val="21"/>
           <w:szCs w:val="21"/>
         </w:rPr>
-        <w:t>_number_formatted(</w:t>
+        <w:t>_number_formatted</w:t>
+      </w:r>
+      <w:proofErr w:type="spellEnd"/>
+      <w:r>
+        <w:rPr>
+          <w:rFonts w:ascii="Times New Roman" w:hAnsi="Times New Roman" w:cs="Times New Roman"/>
+          <w:sz w:val="21"/>
+          <w:szCs w:val="21"/>
+        </w:rPr>
+        <w:t>(</w:t>
       </w:r>
       <w:r>
         <w:rPr>
@@ -1566,7 +1848,16 @@
           <w:sz w:val="21"/>
           <w:szCs w:val="21"/>
         </w:rPr>
-        <w:t>].phone</w:t>
+        <w:t>].</w:t>
+      </w:r>
+      <w:proofErr w:type="spellStart"/>
+      <w:r>
+        <w:rPr>
+          <w:rFonts w:ascii="Times New Roman" w:hAnsi="Times New Roman" w:cs="Times New Roman"/>
+          <w:sz w:val="21"/>
+          <w:szCs w:val="21"/>
+        </w:rPr>
+        <w:t>phone</w:t>
       </w:r>
       <w:proofErr w:type="gramEnd"/>
       <w:r>
@@ -1577,6 +1868,7 @@
         </w:rPr>
         <w:t>_number</w:t>
       </w:r>
+      <w:proofErr w:type="spellEnd"/>
       <w:proofErr w:type="gramStart"/>
       <w:r>
         <w:rPr>
@@ -1701,7 +1993,27 @@
           <w:szCs w:val="22"/>
           <w:highlight w:val="yellow"/>
         </w:rPr>
-        <w:t xml:space="preserve">{% if user_ask_role == “plaintiff” </w:t>
+        <w:t xml:space="preserve">{% if </w:t>
+      </w:r>
+      <w:proofErr w:type="spellStart"/>
+      <w:r>
+        <w:rPr>
+          <w:rFonts w:ascii="Times New Roman" w:hAnsi="Times New Roman" w:cs="Times New Roman"/>
+          <w:sz w:val="22"/>
+          <w:szCs w:val="22"/>
+          <w:highlight w:val="yellow"/>
+        </w:rPr>
+        <w:t>user_ask_role</w:t>
+      </w:r>
+      <w:proofErr w:type="spellEnd"/>
+      <w:r>
+        <w:rPr>
+          <w:rFonts w:ascii="Times New Roman" w:hAnsi="Times New Roman" w:cs="Times New Roman"/>
+          <w:sz w:val="22"/>
+          <w:szCs w:val="22"/>
+          <w:highlight w:val="yellow"/>
+        </w:rPr>
+        <w:t xml:space="preserve"> == “plaintiff” </w:t>
       </w:r>
       <w:proofErr w:type="gramStart"/>
       <w:r>
@@ -2052,8 +2364,9 @@
           <w:szCs w:val="22"/>
           <w:highlight w:val="cyan"/>
         </w:rPr>
-        <w:t xml:space="preserve"> if tool</w:t>
-      </w:r>
+        <w:t xml:space="preserve"> if </w:t>
+      </w:r>
+      <w:proofErr w:type="spellStart"/>
       <w:r>
         <w:rPr>
           <w:rFonts w:ascii="Times New Roman" w:hAnsi="Times New Roman" w:cs="Times New Roman"/>
@@ -2061,8 +2374,18 @@
           <w:szCs w:val="22"/>
           <w:highlight w:val="cyan"/>
         </w:rPr>
+        <w:t>tool</w:t>
+      </w:r>
+      <w:r>
+        <w:rPr>
+          <w:rFonts w:ascii="Times New Roman" w:hAnsi="Times New Roman" w:cs="Times New Roman"/>
+          <w:sz w:val="22"/>
+          <w:szCs w:val="22"/>
+          <w:highlight w:val="cyan"/>
+        </w:rPr>
         <w:t>_ID</w:t>
       </w:r>
+      <w:proofErr w:type="spellEnd"/>
       <w:r>
         <w:rPr>
           <w:rFonts w:ascii="Times New Roman" w:hAnsi="Times New Roman" w:cs="Times New Roman"/>
@@ -2079,7 +2402,27 @@
           <w:szCs w:val="22"/>
           <w:highlight w:val="cyan"/>
         </w:rPr>
-        <w:t>“custody_complaint”</w:t>
+        <w:t>“</w:t>
+      </w:r>
+      <w:proofErr w:type="spellStart"/>
+      <w:r>
+        <w:rPr>
+          <w:rFonts w:ascii="Times New Roman" w:hAnsi="Times New Roman" w:cs="Times New Roman"/>
+          <w:sz w:val="22"/>
+          <w:szCs w:val="22"/>
+          <w:highlight w:val="cyan"/>
+        </w:rPr>
+        <w:t>custody_complaint</w:t>
+      </w:r>
+      <w:proofErr w:type="spellEnd"/>
+      <w:r>
+        <w:rPr>
+          <w:rFonts w:ascii="Times New Roman" w:hAnsi="Times New Roman" w:cs="Times New Roman"/>
+          <w:sz w:val="22"/>
+          <w:szCs w:val="22"/>
+          <w:highlight w:val="cyan"/>
+        </w:rPr>
+        <w:t>”</w:t>
       </w:r>
       <w:r>
         <w:rPr>
@@ -2317,6 +2660,7 @@
         </w:rPr>
         <w:t xml:space="preserve"> </w:t>
       </w:r>
+      <w:proofErr w:type="spellStart"/>
       <w:r>
         <w:rPr>
           <w:rFonts w:ascii="Times New Roman" w:hAnsi="Times New Roman" w:cs="Times New Roman"/>
@@ -2335,6 +2679,7 @@
         </w:rPr>
         <w:t>if</w:t>
       </w:r>
+      <w:proofErr w:type="spellEnd"/>
       <w:r>
         <w:rPr>
           <w:rFonts w:ascii="Times New Roman" w:hAnsi="Times New Roman" w:cs="Times New Roman"/>
@@ -2342,8 +2687,39 @@
           <w:szCs w:val="22"/>
           <w:highlight w:val="cyan"/>
         </w:rPr>
-        <w:t xml:space="preserve"> tool_ID == “custody_answer</w:t>
-      </w:r>
+        <w:t xml:space="preserve"> </w:t>
+      </w:r>
+      <w:proofErr w:type="spellStart"/>
+      <w:r>
+        <w:rPr>
+          <w:rFonts w:ascii="Times New Roman" w:hAnsi="Times New Roman" w:cs="Times New Roman"/>
+          <w:sz w:val="22"/>
+          <w:szCs w:val="22"/>
+          <w:highlight w:val="cyan"/>
+        </w:rPr>
+        <w:t>tool_ID</w:t>
+      </w:r>
+      <w:proofErr w:type="spellEnd"/>
+      <w:r>
+        <w:rPr>
+          <w:rFonts w:ascii="Times New Roman" w:hAnsi="Times New Roman" w:cs="Times New Roman"/>
+          <w:sz w:val="22"/>
+          <w:szCs w:val="22"/>
+          <w:highlight w:val="cyan"/>
+        </w:rPr>
+        <w:t xml:space="preserve"> == “</w:t>
+      </w:r>
+      <w:proofErr w:type="spellStart"/>
+      <w:r>
+        <w:rPr>
+          <w:rFonts w:ascii="Times New Roman" w:hAnsi="Times New Roman" w:cs="Times New Roman"/>
+          <w:sz w:val="22"/>
+          <w:szCs w:val="22"/>
+          <w:highlight w:val="cyan"/>
+        </w:rPr>
+        <w:t>custody_answer</w:t>
+      </w:r>
+      <w:proofErr w:type="spellEnd"/>
       <w:r>
         <w:rPr>
           <w:rFonts w:ascii="Times New Roman" w:hAnsi="Times New Roman" w:cs="Times New Roman"/>
@@ -2568,6 +2944,7 @@
         </w:rPr>
         <w:t xml:space="preserve"> </w:t>
       </w:r>
+      <w:proofErr w:type="spellStart"/>
       <w:r>
         <w:rPr>
           <w:rFonts w:ascii="Times New Roman" w:hAnsi="Times New Roman" w:cs="Times New Roman"/>
@@ -2586,6 +2963,7 @@
         </w:rPr>
         <w:t>if</w:t>
       </w:r>
+      <w:proofErr w:type="spellEnd"/>
       <w:r>
         <w:rPr>
           <w:rFonts w:ascii="Times New Roman" w:hAnsi="Times New Roman" w:cs="Times New Roman"/>
@@ -2593,8 +2971,9 @@
           <w:szCs w:val="22"/>
           <w:highlight w:val="cyan"/>
         </w:rPr>
-        <w:t xml:space="preserve"> tool_ID == “divorce_answer</w:t>
-      </w:r>
+        <w:t xml:space="preserve"> </w:t>
+      </w:r>
+      <w:proofErr w:type="spellStart"/>
       <w:r>
         <w:rPr>
           <w:rFonts w:ascii="Times New Roman" w:hAnsi="Times New Roman" w:cs="Times New Roman"/>
@@ -2602,6 +2981,36 @@
           <w:szCs w:val="22"/>
           <w:highlight w:val="cyan"/>
         </w:rPr>
+        <w:t>tool_ID</w:t>
+      </w:r>
+      <w:proofErr w:type="spellEnd"/>
+      <w:r>
+        <w:rPr>
+          <w:rFonts w:ascii="Times New Roman" w:hAnsi="Times New Roman" w:cs="Times New Roman"/>
+          <w:sz w:val="22"/>
+          <w:szCs w:val="22"/>
+          <w:highlight w:val="cyan"/>
+        </w:rPr>
+        <w:t xml:space="preserve"> == “</w:t>
+      </w:r>
+      <w:proofErr w:type="spellStart"/>
+      <w:r>
+        <w:rPr>
+          <w:rFonts w:ascii="Times New Roman" w:hAnsi="Times New Roman" w:cs="Times New Roman"/>
+          <w:sz w:val="22"/>
+          <w:szCs w:val="22"/>
+          <w:highlight w:val="cyan"/>
+        </w:rPr>
+        <w:t>divorce_answer</w:t>
+      </w:r>
+      <w:proofErr w:type="spellEnd"/>
+      <w:r>
+        <w:rPr>
+          <w:rFonts w:ascii="Times New Roman" w:hAnsi="Times New Roman" w:cs="Times New Roman"/>
+          <w:sz w:val="22"/>
+          <w:szCs w:val="22"/>
+          <w:highlight w:val="cyan"/>
+        </w:rPr>
         <w:t>”</w:t>
       </w:r>
       <w:r>
@@ -2670,6 +3079,65 @@
     </w:p>
     <w:p>
       <w:pPr>
+        <w:spacing w:after="0" w:line="240" w:lineRule="auto"/>
+        <w:rPr>
+          <w:rFonts w:ascii="Times New Roman" w:hAnsi="Times New Roman" w:cs="Times New Roman"/>
+          <w:sz w:val="22"/>
+          <w:szCs w:val="22"/>
+        </w:rPr>
+      </w:pPr>
+      <w:r>
+        <w:rPr>
+          <w:rFonts w:ascii="Times New Roman" w:hAnsi="Times New Roman" w:cs="Times New Roman"/>
+          <w:sz w:val="22"/>
+          <w:szCs w:val="22"/>
+          <w:highlight w:val="yellow"/>
+        </w:rPr>
+        <w:t xml:space="preserve">{%p if </w:t>
+      </w:r>
+      <w:proofErr w:type="spellStart"/>
+      <w:r>
+        <w:rPr>
+          <w:rFonts w:ascii="Times New Roman" w:hAnsi="Times New Roman" w:cs="Times New Roman"/>
+          <w:sz w:val="22"/>
+          <w:szCs w:val="22"/>
+          <w:highlight w:val="yellow"/>
+        </w:rPr>
+        <w:t>create_</w:t>
+      </w:r>
+      <w:proofErr w:type="gramStart"/>
+      <w:r>
+        <w:rPr>
+          <w:rFonts w:ascii="Times New Roman" w:hAnsi="Times New Roman" w:cs="Times New Roman"/>
+          <w:sz w:val="22"/>
+          <w:szCs w:val="22"/>
+          <w:highlight w:val="yellow"/>
+        </w:rPr>
+        <w:t>counterclaim</w:t>
+      </w:r>
+      <w:proofErr w:type="spellEnd"/>
+      <w:r>
+        <w:rPr>
+          <w:rFonts w:ascii="Times New Roman" w:hAnsi="Times New Roman" w:cs="Times New Roman"/>
+          <w:sz w:val="22"/>
+          <w:szCs w:val="22"/>
+          <w:highlight w:val="yellow"/>
+        </w:rPr>
+        <w:t xml:space="preserve"> </w:t>
+      </w:r>
+      <w:r>
+        <w:rPr>
+          <w:rFonts w:ascii="Times New Roman" w:hAnsi="Times New Roman" w:cs="Times New Roman"/>
+          <w:sz w:val="22"/>
+          <w:szCs w:val="22"/>
+          <w:highlight w:val="yellow"/>
+        </w:rPr>
+        <w:t>%}</w:t>
+      </w:r>
+      <w:proofErr w:type="gramEnd"/>
+    </w:p>
+    <w:p>
+      <w:pPr>
         <w:spacing w:after="0" w:line="276" w:lineRule="auto"/>
         <w:rPr>
           <w:rFonts w:ascii="Times New Roman" w:hAnsi="Times New Roman" w:cs="Times New Roman"/>
@@ -2722,14 +3190,45 @@
         </w:rPr>
         <w:t xml:space="preserve">{%p if </w:t>
       </w:r>
-      <w:r>
-        <w:rPr>
-          <w:rFonts w:ascii="Times New Roman" w:hAnsi="Times New Roman" w:cs="Times New Roman"/>
-          <w:sz w:val="22"/>
-          <w:szCs w:val="22"/>
-          <w:highlight w:val="yellow"/>
-        </w:rPr>
-        <w:t>complaint_type == “with_children”</w:t>
+      <w:proofErr w:type="spellStart"/>
+      <w:r>
+        <w:rPr>
+          <w:rFonts w:ascii="Times New Roman" w:hAnsi="Times New Roman" w:cs="Times New Roman"/>
+          <w:sz w:val="22"/>
+          <w:szCs w:val="22"/>
+          <w:highlight w:val="yellow"/>
+        </w:rPr>
+        <w:t>complaint_type</w:t>
+      </w:r>
+      <w:proofErr w:type="spellEnd"/>
+      <w:r>
+        <w:rPr>
+          <w:rFonts w:ascii="Times New Roman" w:hAnsi="Times New Roman" w:cs="Times New Roman"/>
+          <w:sz w:val="22"/>
+          <w:szCs w:val="22"/>
+          <w:highlight w:val="yellow"/>
+        </w:rPr>
+        <w:t xml:space="preserve"> == “</w:t>
+      </w:r>
+      <w:proofErr w:type="spellStart"/>
+      <w:r>
+        <w:rPr>
+          <w:rFonts w:ascii="Times New Roman" w:hAnsi="Times New Roman" w:cs="Times New Roman"/>
+          <w:sz w:val="22"/>
+          <w:szCs w:val="22"/>
+          <w:highlight w:val="yellow"/>
+        </w:rPr>
+        <w:t>with_children</w:t>
+      </w:r>
+      <w:proofErr w:type="spellEnd"/>
+      <w:r>
+        <w:rPr>
+          <w:rFonts w:ascii="Times New Roman" w:hAnsi="Times New Roman" w:cs="Times New Roman"/>
+          <w:sz w:val="22"/>
+          <w:szCs w:val="22"/>
+          <w:highlight w:val="yellow"/>
+        </w:rPr>
+        <w:t>”</w:t>
       </w:r>
       <w:r>
         <w:rPr>
@@ -2811,11 +3310,234 @@
           <w:sz w:val="22"/>
           <w:szCs w:val="22"/>
         </w:rPr>
+        <w:t xml:space="preserve"> </w:t>
+      </w:r>
+      <w:r>
+        <w:rPr>
+          <w:rFonts w:ascii="Times New Roman" w:hAnsi="Times New Roman" w:cs="Times New Roman"/>
+          <w:sz w:val="22"/>
+          <w:szCs w:val="22"/>
+        </w:rPr>
+        <w:t>Application for IV-D Services</w:t>
+      </w:r>
+    </w:p>
+    <w:p>
+      <w:pPr>
+        <w:spacing w:after="0" w:line="240" w:lineRule="auto"/>
+        <w:rPr>
+          <w:rFonts w:ascii="Times New Roman" w:hAnsi="Times New Roman" w:cs="Times New Roman"/>
+          <w:sz w:val="22"/>
+          <w:szCs w:val="22"/>
+        </w:rPr>
+      </w:pPr>
+      <w:r>
+        <w:rPr>
+          <w:rFonts w:ascii="Times New Roman" w:hAnsi="Times New Roman" w:cs="Times New Roman"/>
+          <w:sz w:val="22"/>
+          <w:szCs w:val="22"/>
+          <w:highlight w:val="yellow"/>
+        </w:rPr>
+        <w:t xml:space="preserve">{%p </w:t>
+      </w:r>
+      <w:proofErr w:type="gramStart"/>
+      <w:r>
+        <w:rPr>
+          <w:rFonts w:ascii="Times New Roman" w:hAnsi="Times New Roman" w:cs="Times New Roman"/>
+          <w:sz w:val="22"/>
+          <w:szCs w:val="22"/>
+          <w:highlight w:val="yellow"/>
+        </w:rPr>
+        <w:t>endif %}</w:t>
+      </w:r>
+      <w:proofErr w:type="gramEnd"/>
+    </w:p>
+    <w:p>
+      <w:pPr>
+        <w:spacing w:after="0" w:line="240" w:lineRule="auto"/>
+        <w:rPr>
+          <w:rFonts w:ascii="Times New Roman" w:hAnsi="Times New Roman" w:cs="Times New Roman"/>
+          <w:sz w:val="22"/>
+          <w:szCs w:val="22"/>
+        </w:rPr>
+      </w:pPr>
+      <w:r>
+        <w:rPr>
+          <w:rFonts w:ascii="Times New Roman" w:hAnsi="Times New Roman" w:cs="Times New Roman"/>
+          <w:sz w:val="22"/>
+          <w:szCs w:val="22"/>
+          <w:highlight w:val="yellow"/>
+        </w:rPr>
+        <w:t xml:space="preserve">{%p if </w:t>
+      </w:r>
+      <w:proofErr w:type="spellStart"/>
+      <w:r>
+        <w:rPr>
+          <w:rFonts w:ascii="Times New Roman" w:hAnsi="Times New Roman" w:cs="Times New Roman"/>
+          <w:sz w:val="22"/>
+          <w:szCs w:val="22"/>
+          <w:highlight w:val="yellow"/>
+        </w:rPr>
+        <w:t>complaint_type</w:t>
+      </w:r>
+      <w:proofErr w:type="spellEnd"/>
+      <w:r>
+        <w:rPr>
+          <w:rFonts w:ascii="Times New Roman" w:hAnsi="Times New Roman" w:cs="Times New Roman"/>
+          <w:sz w:val="22"/>
+          <w:szCs w:val="22"/>
+          <w:highlight w:val="yellow"/>
+        </w:rPr>
+        <w:t xml:space="preserve"> == “</w:t>
+      </w:r>
+      <w:proofErr w:type="spellStart"/>
+      <w:r>
+        <w:rPr>
+          <w:rFonts w:ascii="Times New Roman" w:hAnsi="Times New Roman" w:cs="Times New Roman"/>
+          <w:sz w:val="22"/>
+          <w:szCs w:val="22"/>
+          <w:highlight w:val="yellow"/>
+        </w:rPr>
+        <w:t>with_children</w:t>
+      </w:r>
+      <w:proofErr w:type="spellEnd"/>
+      <w:r>
+        <w:rPr>
+          <w:rFonts w:ascii="Times New Roman" w:hAnsi="Times New Roman" w:cs="Times New Roman"/>
+          <w:sz w:val="22"/>
+          <w:szCs w:val="22"/>
+          <w:highlight w:val="yellow"/>
+        </w:rPr>
+        <w:t>”</w:t>
+      </w:r>
+      <w:r>
+        <w:rPr>
+          <w:rFonts w:ascii="Times New Roman" w:hAnsi="Times New Roman" w:cs="Times New Roman"/>
+          <w:sz w:val="22"/>
+          <w:szCs w:val="22"/>
+          <w:highlight w:val="yellow"/>
+        </w:rPr>
+        <w:t xml:space="preserve"> or </w:t>
+      </w:r>
+      <w:proofErr w:type="spellStart"/>
+      <w:r>
+        <w:rPr>
+          <w:rFonts w:ascii="Times New Roman" w:hAnsi="Times New Roman" w:cs="Times New Roman"/>
+          <w:sz w:val="22"/>
+          <w:szCs w:val="22"/>
+          <w:highlight w:val="yellow"/>
+        </w:rPr>
+        <w:t>user_wants_post_divorce_support</w:t>
+      </w:r>
+      <w:proofErr w:type="spellEnd"/>
+      <w:r>
+        <w:rPr>
+          <w:rFonts w:ascii="Times New Roman" w:hAnsi="Times New Roman" w:cs="Times New Roman"/>
+          <w:sz w:val="22"/>
+          <w:szCs w:val="22"/>
+          <w:highlight w:val="yellow"/>
+        </w:rPr>
+        <w:t xml:space="preserve"> </w:t>
+      </w:r>
+      <w:r>
+        <w:rPr>
+          <w:rFonts w:ascii="Times New Roman" w:hAnsi="Times New Roman" w:cs="Times New Roman"/>
+          <w:sz w:val="22"/>
+          <w:szCs w:val="22"/>
+          <w:highlight w:val="yellow"/>
+        </w:rPr>
+        <w:t>%}</w:t>
+      </w:r>
+    </w:p>
+    <w:p>
+      <w:pPr>
+        <w:spacing w:after="0" w:line="276" w:lineRule="auto"/>
+        <w:rPr>
+          <w:rFonts w:ascii="Times New Roman" w:hAnsi="Times New Roman" w:cs="Times New Roman"/>
+          <w:sz w:val="22"/>
+          <w:szCs w:val="22"/>
+        </w:rPr>
+      </w:pPr>
+      <w:proofErr w:type="gramStart"/>
+      <w:r>
+        <w:rPr>
+          <w:rFonts w:ascii="Times New Roman" w:hAnsi="Times New Roman" w:cs="Times New Roman"/>
+          <w:sz w:val="22"/>
+          <w:szCs w:val="22"/>
+        </w:rPr>
+        <w:t>[ ]</w:t>
+      </w:r>
+      <w:proofErr w:type="gramEnd"/>
+      <w:r>
+        <w:rPr>
+          <w:rFonts w:ascii="Times New Roman" w:hAnsi="Times New Roman" w:cs="Times New Roman"/>
+          <w:sz w:val="22"/>
+          <w:szCs w:val="22"/>
+        </w:rPr>
         <w:t xml:space="preserve"> Verified Statement </w:t>
       </w:r>
     </w:p>
     <w:p>
       <w:pPr>
+        <w:spacing w:after="0" w:line="240" w:lineRule="auto"/>
+        <w:rPr>
+          <w:rFonts w:ascii="Times New Roman" w:hAnsi="Times New Roman" w:cs="Times New Roman"/>
+          <w:sz w:val="22"/>
+          <w:szCs w:val="22"/>
+        </w:rPr>
+      </w:pPr>
+      <w:r>
+        <w:rPr>
+          <w:rFonts w:ascii="Times New Roman" w:hAnsi="Times New Roman" w:cs="Times New Roman"/>
+          <w:sz w:val="22"/>
+          <w:szCs w:val="22"/>
+          <w:highlight w:val="yellow"/>
+        </w:rPr>
+        <w:t xml:space="preserve">{%p </w:t>
+      </w:r>
+      <w:proofErr w:type="gramStart"/>
+      <w:r>
+        <w:rPr>
+          <w:rFonts w:ascii="Times New Roman" w:hAnsi="Times New Roman" w:cs="Times New Roman"/>
+          <w:sz w:val="22"/>
+          <w:szCs w:val="22"/>
+          <w:highlight w:val="yellow"/>
+        </w:rPr>
+        <w:t>endif %}</w:t>
+      </w:r>
+      <w:proofErr w:type="gramEnd"/>
+    </w:p>
+    <w:p>
+      <w:pPr>
+        <w:spacing w:after="0" w:line="240" w:lineRule="auto"/>
+        <w:rPr>
+          <w:rFonts w:ascii="Times New Roman" w:hAnsi="Times New Roman" w:cs="Times New Roman"/>
+          <w:sz w:val="22"/>
+          <w:szCs w:val="22"/>
+        </w:rPr>
+      </w:pPr>
+      <w:r>
+        <w:rPr>
+          <w:rFonts w:ascii="Times New Roman" w:hAnsi="Times New Roman" w:cs="Times New Roman"/>
+          <w:sz w:val="22"/>
+          <w:szCs w:val="22"/>
+          <w:highlight w:val="yellow"/>
+        </w:rPr>
+        <w:t xml:space="preserve">{%p </w:t>
+      </w:r>
+      <w:proofErr w:type="gramStart"/>
+      <w:r>
+        <w:rPr>
+          <w:rFonts w:ascii="Times New Roman" w:hAnsi="Times New Roman" w:cs="Times New Roman"/>
+          <w:sz w:val="22"/>
+          <w:szCs w:val="22"/>
+          <w:highlight w:val="yellow"/>
+        </w:rPr>
+        <w:t>endif %}</w:t>
+      </w:r>
+      <w:proofErr w:type="gramEnd"/>
+    </w:p>
+    <w:p>
+      <w:pPr>
         <w:spacing w:after="0" w:line="276" w:lineRule="auto"/>
         <w:rPr>
           <w:rFonts w:ascii="Times New Roman" w:hAnsi="Times New Roman" w:cs="Times New Roman"/>
@@ -2839,15 +3561,297 @@
           <w:sz w:val="22"/>
           <w:szCs w:val="22"/>
         </w:rPr>
+        <w:t xml:space="preserve"> Domestic Relations Verified Financial Information Form</w:t>
+      </w:r>
+    </w:p>
+    <w:p>
+      <w:pPr>
+        <w:spacing w:after="0" w:line="240" w:lineRule="auto"/>
+        <w:rPr>
+          <w:rFonts w:ascii="Times New Roman" w:hAnsi="Times New Roman" w:cs="Times New Roman"/>
+          <w:sz w:val="22"/>
+          <w:szCs w:val="22"/>
+        </w:rPr>
+      </w:pPr>
+      <w:r>
+        <w:rPr>
+          <w:rFonts w:ascii="Times New Roman" w:hAnsi="Times New Roman" w:cs="Times New Roman"/>
+          <w:sz w:val="22"/>
+          <w:szCs w:val="22"/>
+          <w:highlight w:val="cyan"/>
+        </w:rPr>
+        <w:t>{%</w:t>
+      </w:r>
+      <w:r>
+        <w:rPr>
+          <w:rFonts w:ascii="Times New Roman" w:hAnsi="Times New Roman" w:cs="Times New Roman"/>
+          <w:sz w:val="22"/>
+          <w:szCs w:val="22"/>
+          <w:highlight w:val="cyan"/>
+        </w:rPr>
+        <w:t>p</w:t>
+      </w:r>
+      <w:r>
+        <w:rPr>
+          <w:rFonts w:ascii="Times New Roman" w:hAnsi="Times New Roman" w:cs="Times New Roman"/>
+          <w:sz w:val="22"/>
+          <w:szCs w:val="22"/>
+          <w:highlight w:val="cyan"/>
+        </w:rPr>
         <w:t xml:space="preserve"> </w:t>
       </w:r>
-      <w:r>
-        <w:rPr>
-          <w:rFonts w:ascii="Times New Roman" w:hAnsi="Times New Roman" w:cs="Times New Roman"/>
-          <w:sz w:val="22"/>
-          <w:szCs w:val="22"/>
-        </w:rPr>
-        <w:t>Application for IV-D Services</w:t>
+      <w:proofErr w:type="spellStart"/>
+      <w:r>
+        <w:rPr>
+          <w:rFonts w:ascii="Times New Roman" w:hAnsi="Times New Roman" w:cs="Times New Roman"/>
+          <w:sz w:val="22"/>
+          <w:szCs w:val="22"/>
+          <w:highlight w:val="cyan"/>
+        </w:rPr>
+        <w:t>el</w:t>
+      </w:r>
+      <w:r>
+        <w:rPr>
+          <w:rFonts w:ascii="Times New Roman" w:hAnsi="Times New Roman" w:cs="Times New Roman"/>
+          <w:sz w:val="22"/>
+          <w:szCs w:val="22"/>
+          <w:highlight w:val="cyan"/>
+        </w:rPr>
+        <w:t>if</w:t>
+      </w:r>
+      <w:proofErr w:type="spellEnd"/>
+      <w:r>
+        <w:rPr>
+          <w:rFonts w:ascii="Times New Roman" w:hAnsi="Times New Roman" w:cs="Times New Roman"/>
+          <w:sz w:val="22"/>
+          <w:szCs w:val="22"/>
+          <w:highlight w:val="cyan"/>
+        </w:rPr>
+        <w:t xml:space="preserve"> </w:t>
+      </w:r>
+      <w:proofErr w:type="spellStart"/>
+      <w:r>
+        <w:rPr>
+          <w:rFonts w:ascii="Times New Roman" w:hAnsi="Times New Roman" w:cs="Times New Roman"/>
+          <w:sz w:val="22"/>
+          <w:szCs w:val="22"/>
+          <w:highlight w:val="cyan"/>
+        </w:rPr>
+        <w:t>tool</w:t>
+      </w:r>
+      <w:r>
+        <w:rPr>
+          <w:rFonts w:ascii="Times New Roman" w:hAnsi="Times New Roman" w:cs="Times New Roman"/>
+          <w:sz w:val="22"/>
+          <w:szCs w:val="22"/>
+          <w:highlight w:val="cyan"/>
+        </w:rPr>
+        <w:t>_ID</w:t>
+      </w:r>
+      <w:proofErr w:type="spellEnd"/>
+      <w:r>
+        <w:rPr>
+          <w:rFonts w:ascii="Times New Roman" w:hAnsi="Times New Roman" w:cs="Times New Roman"/>
+          <w:sz w:val="22"/>
+          <w:szCs w:val="22"/>
+          <w:highlight w:val="cyan"/>
+        </w:rPr>
+        <w:t xml:space="preserve"> == </w:t>
+      </w:r>
+      <w:r>
+        <w:rPr>
+          <w:rFonts w:ascii="Times New Roman" w:hAnsi="Times New Roman" w:cs="Times New Roman"/>
+          <w:sz w:val="22"/>
+          <w:szCs w:val="22"/>
+          <w:highlight w:val="cyan"/>
+        </w:rPr>
+        <w:t>“</w:t>
+      </w:r>
+      <w:proofErr w:type="spellStart"/>
+      <w:r>
+        <w:rPr>
+          <w:rFonts w:ascii="Times New Roman" w:hAnsi="Times New Roman" w:cs="Times New Roman"/>
+          <w:sz w:val="22"/>
+          <w:szCs w:val="22"/>
+          <w:highlight w:val="cyan"/>
+        </w:rPr>
+        <w:t>divorce</w:t>
+      </w:r>
+      <w:r>
+        <w:rPr>
+          <w:rFonts w:ascii="Times New Roman" w:hAnsi="Times New Roman" w:cs="Times New Roman"/>
+          <w:sz w:val="22"/>
+          <w:szCs w:val="22"/>
+          <w:highlight w:val="cyan"/>
+        </w:rPr>
+        <w:t>_complaint</w:t>
+      </w:r>
+      <w:proofErr w:type="spellEnd"/>
+      <w:r>
+        <w:rPr>
+          <w:rFonts w:ascii="Times New Roman" w:hAnsi="Times New Roman" w:cs="Times New Roman"/>
+          <w:sz w:val="22"/>
+          <w:szCs w:val="22"/>
+          <w:highlight w:val="cyan"/>
+        </w:rPr>
+        <w:t>”</w:t>
+      </w:r>
+      <w:r>
+        <w:rPr>
+          <w:rFonts w:ascii="Times New Roman" w:hAnsi="Times New Roman" w:cs="Times New Roman"/>
+          <w:sz w:val="22"/>
+          <w:szCs w:val="22"/>
+          <w:highlight w:val="cyan"/>
+        </w:rPr>
+        <w:t xml:space="preserve"> %}</w:t>
+      </w:r>
+    </w:p>
+    <w:p>
+      <w:pPr>
+        <w:spacing w:after="0" w:line="276" w:lineRule="auto"/>
+        <w:rPr>
+          <w:rFonts w:ascii="Times New Roman" w:hAnsi="Times New Roman" w:cs="Times New Roman"/>
+          <w:sz w:val="22"/>
+          <w:szCs w:val="22"/>
+        </w:rPr>
+      </w:pPr>
+      <w:proofErr w:type="gramStart"/>
+      <w:r>
+        <w:rPr>
+          <w:rFonts w:ascii="Times New Roman" w:hAnsi="Times New Roman" w:cs="Times New Roman"/>
+          <w:sz w:val="22"/>
+          <w:szCs w:val="22"/>
+        </w:rPr>
+        <w:t>[ ]</w:t>
+      </w:r>
+      <w:proofErr w:type="gramEnd"/>
+      <w:r>
+        <w:rPr>
+          <w:rFonts w:ascii="Times New Roman" w:hAnsi="Times New Roman" w:cs="Times New Roman"/>
+          <w:sz w:val="22"/>
+          <w:szCs w:val="22"/>
+        </w:rPr>
+        <w:t xml:space="preserve"> </w:t>
+      </w:r>
+      <w:r>
+        <w:rPr>
+          <w:rFonts w:ascii="Times New Roman" w:hAnsi="Times New Roman" w:cs="Times New Roman"/>
+          <w:sz w:val="22"/>
+          <w:szCs w:val="22"/>
+        </w:rPr>
+        <w:t>Default Request and Entry</w:t>
+      </w:r>
+    </w:p>
+    <w:p>
+      <w:pPr>
+        <w:spacing w:after="0" w:line="276" w:lineRule="auto"/>
+        <w:rPr>
+          <w:rFonts w:ascii="Times New Roman" w:hAnsi="Times New Roman" w:cs="Times New Roman"/>
+          <w:sz w:val="22"/>
+          <w:szCs w:val="22"/>
+        </w:rPr>
+      </w:pPr>
+      <w:proofErr w:type="gramStart"/>
+      <w:r>
+        <w:rPr>
+          <w:rFonts w:ascii="Times New Roman" w:hAnsi="Times New Roman" w:cs="Times New Roman"/>
+          <w:sz w:val="22"/>
+          <w:szCs w:val="22"/>
+        </w:rPr>
+        <w:t>[ ]</w:t>
+      </w:r>
+      <w:proofErr w:type="gramEnd"/>
+      <w:r>
+        <w:rPr>
+          <w:rFonts w:ascii="Times New Roman" w:hAnsi="Times New Roman" w:cs="Times New Roman"/>
+          <w:sz w:val="22"/>
+          <w:szCs w:val="22"/>
+        </w:rPr>
+        <w:t xml:space="preserve"> Notice of Hearing</w:t>
+      </w:r>
+    </w:p>
+    <w:p>
+      <w:pPr>
+        <w:spacing w:after="0" w:line="276" w:lineRule="auto"/>
+        <w:rPr>
+          <w:rFonts w:ascii="Times New Roman" w:hAnsi="Times New Roman" w:cs="Times New Roman"/>
+          <w:sz w:val="22"/>
+          <w:szCs w:val="22"/>
+        </w:rPr>
+      </w:pPr>
+      <w:proofErr w:type="gramStart"/>
+      <w:r>
+        <w:rPr>
+          <w:rFonts w:ascii="Times New Roman" w:hAnsi="Times New Roman" w:cs="Times New Roman"/>
+          <w:sz w:val="22"/>
+          <w:szCs w:val="22"/>
+        </w:rPr>
+        <w:t>[ ]</w:t>
+      </w:r>
+      <w:proofErr w:type="gramEnd"/>
+      <w:r>
+        <w:rPr>
+          <w:rFonts w:ascii="Times New Roman" w:hAnsi="Times New Roman" w:cs="Times New Roman"/>
+          <w:sz w:val="22"/>
+          <w:szCs w:val="22"/>
+        </w:rPr>
+        <w:t xml:space="preserve"> Notice of Hearing and Motion for Entry of Consent Judgment of Divorce</w:t>
+      </w:r>
+    </w:p>
+    <w:p>
+      <w:pPr>
+        <w:spacing w:after="0" w:line="276" w:lineRule="auto"/>
+        <w:rPr>
+          <w:rFonts w:ascii="Times New Roman" w:hAnsi="Times New Roman" w:cs="Times New Roman"/>
+          <w:sz w:val="22"/>
+          <w:szCs w:val="22"/>
+        </w:rPr>
+      </w:pPr>
+      <w:proofErr w:type="gramStart"/>
+      <w:r>
+        <w:rPr>
+          <w:rFonts w:ascii="Times New Roman" w:hAnsi="Times New Roman" w:cs="Times New Roman"/>
+          <w:sz w:val="22"/>
+          <w:szCs w:val="22"/>
+        </w:rPr>
+        <w:t>[ ]</w:t>
+      </w:r>
+      <w:proofErr w:type="gramEnd"/>
+      <w:r>
+        <w:rPr>
+          <w:rFonts w:ascii="Times New Roman" w:hAnsi="Times New Roman" w:cs="Times New Roman"/>
+          <w:sz w:val="22"/>
+          <w:szCs w:val="22"/>
+        </w:rPr>
+        <w:t xml:space="preserve"> Notice of Hearing and Motion for Entry of Default Judgment of Divorce</w:t>
+      </w:r>
+    </w:p>
+    <w:p>
+      <w:pPr>
+        <w:spacing w:after="0" w:line="276" w:lineRule="auto"/>
+        <w:rPr>
+          <w:rFonts w:ascii="Times New Roman" w:hAnsi="Times New Roman" w:cs="Times New Roman"/>
+          <w:sz w:val="22"/>
+          <w:szCs w:val="22"/>
+        </w:rPr>
+      </w:pPr>
+      <w:proofErr w:type="gramStart"/>
+      <w:r>
+        <w:rPr>
+          <w:rFonts w:ascii="Times New Roman" w:hAnsi="Times New Roman" w:cs="Times New Roman"/>
+          <w:sz w:val="22"/>
+          <w:szCs w:val="22"/>
+        </w:rPr>
+        <w:t>[ ]</w:t>
+      </w:r>
+      <w:proofErr w:type="gramEnd"/>
+      <w:r>
+        <w:rPr>
+          <w:rFonts w:ascii="Times New Roman" w:hAnsi="Times New Roman" w:cs="Times New Roman"/>
+          <w:sz w:val="22"/>
+          <w:szCs w:val="22"/>
+        </w:rPr>
+        <w:t xml:space="preserve"> Proposed Judgment of Divorce</w:t>
       </w:r>
     </w:p>
     <w:p>
@@ -2866,6 +3870,93 @@
           <w:szCs w:val="22"/>
           <w:highlight w:val="yellow"/>
         </w:rPr>
+        <w:t xml:space="preserve">{%p if </w:t>
+      </w:r>
+      <w:proofErr w:type="spellStart"/>
+      <w:r>
+        <w:rPr>
+          <w:rFonts w:ascii="Times New Roman" w:hAnsi="Times New Roman" w:cs="Times New Roman"/>
+          <w:sz w:val="22"/>
+          <w:szCs w:val="22"/>
+          <w:highlight w:val="yellow"/>
+        </w:rPr>
+        <w:t>there_are_marital_</w:t>
+      </w:r>
+      <w:proofErr w:type="gramStart"/>
+      <w:r>
+        <w:rPr>
+          <w:rFonts w:ascii="Times New Roman" w:hAnsi="Times New Roman" w:cs="Times New Roman"/>
+          <w:sz w:val="22"/>
+          <w:szCs w:val="22"/>
+          <w:highlight w:val="yellow"/>
+        </w:rPr>
+        <w:t>children</w:t>
+      </w:r>
+      <w:proofErr w:type="spellEnd"/>
+      <w:r>
+        <w:rPr>
+          <w:rFonts w:ascii="Times New Roman" w:hAnsi="Times New Roman" w:cs="Times New Roman"/>
+          <w:sz w:val="22"/>
+          <w:szCs w:val="22"/>
+          <w:highlight w:val="yellow"/>
+        </w:rPr>
+        <w:t xml:space="preserve"> </w:t>
+      </w:r>
+      <w:r>
+        <w:rPr>
+          <w:rFonts w:ascii="Times New Roman" w:hAnsi="Times New Roman" w:cs="Times New Roman"/>
+          <w:sz w:val="22"/>
+          <w:szCs w:val="22"/>
+          <w:highlight w:val="yellow"/>
+        </w:rPr>
+        <w:t>%}</w:t>
+      </w:r>
+      <w:proofErr w:type="gramEnd"/>
+    </w:p>
+    <w:p>
+      <w:pPr>
+        <w:spacing w:after="0" w:line="276" w:lineRule="auto"/>
+        <w:rPr>
+          <w:rFonts w:ascii="Times New Roman" w:hAnsi="Times New Roman" w:cs="Times New Roman"/>
+          <w:sz w:val="22"/>
+          <w:szCs w:val="22"/>
+        </w:rPr>
+      </w:pPr>
+      <w:proofErr w:type="gramStart"/>
+      <w:r>
+        <w:rPr>
+          <w:rFonts w:ascii="Times New Roman" w:hAnsi="Times New Roman" w:cs="Times New Roman"/>
+          <w:sz w:val="22"/>
+          <w:szCs w:val="22"/>
+        </w:rPr>
+        <w:t>[ ]</w:t>
+      </w:r>
+      <w:proofErr w:type="gramEnd"/>
+      <w:r>
+        <w:rPr>
+          <w:rFonts w:ascii="Times New Roman" w:hAnsi="Times New Roman" w:cs="Times New Roman"/>
+          <w:sz w:val="22"/>
+          <w:szCs w:val="22"/>
+        </w:rPr>
+        <w:t xml:space="preserve"> Proposed Uniform Child Support Order</w:t>
+      </w:r>
+    </w:p>
+    <w:p>
+      <w:pPr>
+        <w:spacing w:after="0" w:line="240" w:lineRule="auto"/>
+        <w:rPr>
+          <w:rFonts w:ascii="Times New Roman" w:hAnsi="Times New Roman" w:cs="Times New Roman"/>
+          <w:sz w:val="22"/>
+          <w:szCs w:val="22"/>
+        </w:rPr>
+      </w:pPr>
+      <w:r>
+        <w:rPr>
+          <w:rFonts w:ascii="Times New Roman" w:hAnsi="Times New Roman" w:cs="Times New Roman"/>
+          <w:sz w:val="22"/>
+          <w:szCs w:val="22"/>
+          <w:highlight w:val="yellow"/>
+        </w:rPr>
         <w:t xml:space="preserve">{%p </w:t>
       </w:r>
       <w:proofErr w:type="gramStart"/>
@@ -2882,6 +3973,105 @@
     </w:p>
     <w:p>
       <w:pPr>
+        <w:spacing w:after="0" w:line="240" w:lineRule="auto"/>
+        <w:rPr>
+          <w:rFonts w:ascii="Times New Roman" w:hAnsi="Times New Roman" w:cs="Times New Roman"/>
+          <w:sz w:val="22"/>
+          <w:szCs w:val="22"/>
+        </w:rPr>
+      </w:pPr>
+      <w:r>
+        <w:rPr>
+          <w:rFonts w:ascii="Times New Roman" w:hAnsi="Times New Roman" w:cs="Times New Roman"/>
+          <w:sz w:val="22"/>
+          <w:szCs w:val="22"/>
+          <w:highlight w:val="yellow"/>
+        </w:rPr>
+        <w:t xml:space="preserve">{%p if </w:t>
+      </w:r>
+      <w:proofErr w:type="spellStart"/>
+      <w:r>
+        <w:rPr>
+          <w:rFonts w:ascii="Times New Roman" w:hAnsi="Times New Roman" w:cs="Times New Roman"/>
+          <w:sz w:val="22"/>
+          <w:szCs w:val="22"/>
+          <w:highlight w:val="yellow"/>
+        </w:rPr>
+        <w:t>user_wants_post_divorce_support</w:t>
+      </w:r>
+      <w:proofErr w:type="spellEnd"/>
+      <w:r>
+        <w:rPr>
+          <w:rFonts w:ascii="Times New Roman" w:hAnsi="Times New Roman" w:cs="Times New Roman"/>
+          <w:sz w:val="22"/>
+          <w:szCs w:val="22"/>
+          <w:highlight w:val="yellow"/>
+        </w:rPr>
+        <w:t xml:space="preserve"> or </w:t>
+      </w:r>
+      <w:proofErr w:type="spellStart"/>
+      <w:r>
+        <w:rPr>
+          <w:rFonts w:ascii="Times New Roman" w:hAnsi="Times New Roman" w:cs="Times New Roman"/>
+          <w:sz w:val="22"/>
+          <w:szCs w:val="22"/>
+          <w:highlight w:val="yellow"/>
+        </w:rPr>
+        <w:t>spousal_support_provisions</w:t>
+      </w:r>
+      <w:proofErr w:type="spellEnd"/>
+      <w:r>
+        <w:rPr>
+          <w:rFonts w:ascii="Times New Roman" w:hAnsi="Times New Roman" w:cs="Times New Roman"/>
+          <w:sz w:val="22"/>
+          <w:szCs w:val="22"/>
+          <w:highlight w:val="yellow"/>
+        </w:rPr>
+        <w:t xml:space="preserve"> == "</w:t>
+      </w:r>
+      <w:proofErr w:type="spellStart"/>
+      <w:r>
+        <w:rPr>
+          <w:rFonts w:ascii="Times New Roman" w:hAnsi="Times New Roman" w:cs="Times New Roman"/>
+          <w:sz w:val="22"/>
+          <w:szCs w:val="22"/>
+          <w:highlight w:val="yellow"/>
+        </w:rPr>
+        <w:t>user_agrees_to_pay_spousal_support</w:t>
+      </w:r>
+      <w:proofErr w:type="spellEnd"/>
+      <w:proofErr w:type="gramStart"/>
+      <w:r>
+        <w:rPr>
+          <w:rFonts w:ascii="Times New Roman" w:hAnsi="Times New Roman" w:cs="Times New Roman"/>
+          <w:sz w:val="22"/>
+          <w:szCs w:val="22"/>
+          <w:highlight w:val="yellow"/>
+        </w:rPr>
+        <w:t>"</w:t>
+      </w:r>
+      <w:r>
+        <w:rPr>
+          <w:rFonts w:ascii="Times New Roman" w:hAnsi="Times New Roman" w:cs="Times New Roman"/>
+          <w:sz w:val="22"/>
+          <w:szCs w:val="22"/>
+          <w:highlight w:val="yellow"/>
+        </w:rPr>
+        <w:t xml:space="preserve"> </w:t>
+      </w:r>
+      <w:r>
+        <w:rPr>
+          <w:rFonts w:ascii="Times New Roman" w:hAnsi="Times New Roman" w:cs="Times New Roman"/>
+          <w:sz w:val="22"/>
+          <w:szCs w:val="22"/>
+          <w:highlight w:val="yellow"/>
+        </w:rPr>
+        <w:t>%}</w:t>
+      </w:r>
+      <w:proofErr w:type="gramEnd"/>
+    </w:p>
+    <w:p>
+      <w:pPr>
         <w:spacing w:after="0" w:line="276" w:lineRule="auto"/>
         <w:rPr>
           <w:rFonts w:ascii="Times New Roman" w:hAnsi="Times New Roman" w:cs="Times New Roman"/>
@@ -2905,6 +4095,490 @@
           <w:sz w:val="22"/>
           <w:szCs w:val="22"/>
         </w:rPr>
+        <w:t xml:space="preserve"> Proposed Uniform Spousal Support Order</w:t>
+      </w:r>
+    </w:p>
+    <w:p>
+      <w:pPr>
+        <w:spacing w:after="0" w:line="240" w:lineRule="auto"/>
+        <w:rPr>
+          <w:rFonts w:ascii="Times New Roman" w:hAnsi="Times New Roman" w:cs="Times New Roman"/>
+          <w:sz w:val="22"/>
+          <w:szCs w:val="22"/>
+        </w:rPr>
+      </w:pPr>
+      <w:r>
+        <w:rPr>
+          <w:rFonts w:ascii="Times New Roman" w:hAnsi="Times New Roman" w:cs="Times New Roman"/>
+          <w:sz w:val="22"/>
+          <w:szCs w:val="22"/>
+          <w:highlight w:val="yellow"/>
+        </w:rPr>
+        <w:t xml:space="preserve">{%p </w:t>
+      </w:r>
+      <w:proofErr w:type="gramStart"/>
+      <w:r>
+        <w:rPr>
+          <w:rFonts w:ascii="Times New Roman" w:hAnsi="Times New Roman" w:cs="Times New Roman"/>
+          <w:sz w:val="22"/>
+          <w:szCs w:val="22"/>
+          <w:highlight w:val="yellow"/>
+        </w:rPr>
+        <w:t>endif %}</w:t>
+      </w:r>
+      <w:proofErr w:type="gramEnd"/>
+    </w:p>
+    <w:p>
+      <w:pPr>
+        <w:spacing w:after="0" w:line="276" w:lineRule="auto"/>
+        <w:rPr>
+          <w:rFonts w:ascii="Times New Roman" w:hAnsi="Times New Roman" w:cs="Times New Roman"/>
+          <w:sz w:val="22"/>
+          <w:szCs w:val="22"/>
+        </w:rPr>
+      </w:pPr>
+      <w:proofErr w:type="gramStart"/>
+      <w:r>
+        <w:rPr>
+          <w:rFonts w:ascii="Times New Roman" w:hAnsi="Times New Roman" w:cs="Times New Roman"/>
+          <w:sz w:val="22"/>
+          <w:szCs w:val="22"/>
+        </w:rPr>
+        <w:t>[ ]</w:t>
+      </w:r>
+      <w:proofErr w:type="gramEnd"/>
+      <w:r>
+        <w:rPr>
+          <w:rFonts w:ascii="Times New Roman" w:hAnsi="Times New Roman" w:cs="Times New Roman"/>
+          <w:sz w:val="22"/>
+          <w:szCs w:val="22"/>
+        </w:rPr>
+        <w:t xml:space="preserve"> Judgment of Divorce</w:t>
+      </w:r>
+    </w:p>
+    <w:p>
+      <w:pPr>
+        <w:spacing w:after="0" w:line="240" w:lineRule="auto"/>
+        <w:rPr>
+          <w:rFonts w:ascii="Times New Roman" w:hAnsi="Times New Roman" w:cs="Times New Roman"/>
+          <w:sz w:val="22"/>
+          <w:szCs w:val="22"/>
+        </w:rPr>
+      </w:pPr>
+      <w:r>
+        <w:rPr>
+          <w:rFonts w:ascii="Times New Roman" w:hAnsi="Times New Roman" w:cs="Times New Roman"/>
+          <w:sz w:val="22"/>
+          <w:szCs w:val="22"/>
+          <w:highlight w:val="yellow"/>
+        </w:rPr>
+        <w:t xml:space="preserve">{%p if </w:t>
+      </w:r>
+      <w:proofErr w:type="spellStart"/>
+      <w:r>
+        <w:rPr>
+          <w:rFonts w:ascii="Times New Roman" w:hAnsi="Times New Roman" w:cs="Times New Roman"/>
+          <w:sz w:val="22"/>
+          <w:szCs w:val="22"/>
+          <w:highlight w:val="yellow"/>
+        </w:rPr>
+        <w:t>there_are_marital_</w:t>
+      </w:r>
+      <w:proofErr w:type="gramStart"/>
+      <w:r>
+        <w:rPr>
+          <w:rFonts w:ascii="Times New Roman" w:hAnsi="Times New Roman" w:cs="Times New Roman"/>
+          <w:sz w:val="22"/>
+          <w:szCs w:val="22"/>
+          <w:highlight w:val="yellow"/>
+        </w:rPr>
+        <w:t>children</w:t>
+      </w:r>
+      <w:proofErr w:type="spellEnd"/>
+      <w:r>
+        <w:rPr>
+          <w:rFonts w:ascii="Times New Roman" w:hAnsi="Times New Roman" w:cs="Times New Roman"/>
+          <w:sz w:val="22"/>
+          <w:szCs w:val="22"/>
+          <w:highlight w:val="yellow"/>
+        </w:rPr>
+        <w:t xml:space="preserve"> </w:t>
+      </w:r>
+      <w:r>
+        <w:rPr>
+          <w:rFonts w:ascii="Times New Roman" w:hAnsi="Times New Roman" w:cs="Times New Roman"/>
+          <w:sz w:val="22"/>
+          <w:szCs w:val="22"/>
+          <w:highlight w:val="yellow"/>
+        </w:rPr>
+        <w:t>%}</w:t>
+      </w:r>
+      <w:proofErr w:type="gramEnd"/>
+    </w:p>
+    <w:p>
+      <w:pPr>
+        <w:spacing w:after="0" w:line="276" w:lineRule="auto"/>
+        <w:rPr>
+          <w:rFonts w:ascii="Times New Roman" w:hAnsi="Times New Roman" w:cs="Times New Roman"/>
+          <w:sz w:val="22"/>
+          <w:szCs w:val="22"/>
+        </w:rPr>
+      </w:pPr>
+      <w:proofErr w:type="gramStart"/>
+      <w:r>
+        <w:rPr>
+          <w:rFonts w:ascii="Times New Roman" w:hAnsi="Times New Roman" w:cs="Times New Roman"/>
+          <w:sz w:val="22"/>
+          <w:szCs w:val="22"/>
+        </w:rPr>
+        <w:t>[ ]</w:t>
+      </w:r>
+      <w:proofErr w:type="gramEnd"/>
+      <w:r>
+        <w:rPr>
+          <w:rFonts w:ascii="Times New Roman" w:hAnsi="Times New Roman" w:cs="Times New Roman"/>
+          <w:sz w:val="22"/>
+          <w:szCs w:val="22"/>
+        </w:rPr>
+        <w:t xml:space="preserve"> Uniform Child Support Order</w:t>
+      </w:r>
+    </w:p>
+    <w:p>
+      <w:pPr>
+        <w:spacing w:after="0" w:line="240" w:lineRule="auto"/>
+        <w:rPr>
+          <w:rFonts w:ascii="Times New Roman" w:hAnsi="Times New Roman" w:cs="Times New Roman"/>
+          <w:sz w:val="22"/>
+          <w:szCs w:val="22"/>
+        </w:rPr>
+      </w:pPr>
+      <w:r>
+        <w:rPr>
+          <w:rFonts w:ascii="Times New Roman" w:hAnsi="Times New Roman" w:cs="Times New Roman"/>
+          <w:sz w:val="22"/>
+          <w:szCs w:val="22"/>
+          <w:highlight w:val="yellow"/>
+        </w:rPr>
+        <w:t xml:space="preserve">{%p </w:t>
+      </w:r>
+      <w:proofErr w:type="gramStart"/>
+      <w:r>
+        <w:rPr>
+          <w:rFonts w:ascii="Times New Roman" w:hAnsi="Times New Roman" w:cs="Times New Roman"/>
+          <w:sz w:val="22"/>
+          <w:szCs w:val="22"/>
+          <w:highlight w:val="yellow"/>
+        </w:rPr>
+        <w:t>endif %}</w:t>
+      </w:r>
+      <w:proofErr w:type="gramEnd"/>
+    </w:p>
+    <w:p>
+      <w:pPr>
+        <w:spacing w:after="0" w:line="240" w:lineRule="auto"/>
+        <w:rPr>
+          <w:rFonts w:ascii="Times New Roman" w:hAnsi="Times New Roman" w:cs="Times New Roman"/>
+          <w:sz w:val="22"/>
+          <w:szCs w:val="22"/>
+        </w:rPr>
+      </w:pPr>
+      <w:r>
+        <w:rPr>
+          <w:rFonts w:ascii="Times New Roman" w:hAnsi="Times New Roman" w:cs="Times New Roman"/>
+          <w:sz w:val="22"/>
+          <w:szCs w:val="22"/>
+          <w:highlight w:val="yellow"/>
+        </w:rPr>
+        <w:t xml:space="preserve">{%p if </w:t>
+      </w:r>
+      <w:proofErr w:type="spellStart"/>
+      <w:r>
+        <w:rPr>
+          <w:rFonts w:ascii="Times New Roman" w:hAnsi="Times New Roman" w:cs="Times New Roman"/>
+          <w:sz w:val="22"/>
+          <w:szCs w:val="22"/>
+          <w:highlight w:val="yellow"/>
+        </w:rPr>
+        <w:t>user_wants_post_divorce_support</w:t>
+      </w:r>
+      <w:proofErr w:type="spellEnd"/>
+      <w:r>
+        <w:rPr>
+          <w:rFonts w:ascii="Times New Roman" w:hAnsi="Times New Roman" w:cs="Times New Roman"/>
+          <w:sz w:val="22"/>
+          <w:szCs w:val="22"/>
+          <w:highlight w:val="yellow"/>
+        </w:rPr>
+        <w:t xml:space="preserve"> or </w:t>
+      </w:r>
+      <w:proofErr w:type="spellStart"/>
+      <w:r>
+        <w:rPr>
+          <w:rFonts w:ascii="Times New Roman" w:hAnsi="Times New Roman" w:cs="Times New Roman"/>
+          <w:sz w:val="22"/>
+          <w:szCs w:val="22"/>
+          <w:highlight w:val="yellow"/>
+        </w:rPr>
+        <w:t>spousal_support_provisions</w:t>
+      </w:r>
+      <w:proofErr w:type="spellEnd"/>
+      <w:r>
+        <w:rPr>
+          <w:rFonts w:ascii="Times New Roman" w:hAnsi="Times New Roman" w:cs="Times New Roman"/>
+          <w:sz w:val="22"/>
+          <w:szCs w:val="22"/>
+          <w:highlight w:val="yellow"/>
+        </w:rPr>
+        <w:t xml:space="preserve"> == "</w:t>
+      </w:r>
+      <w:proofErr w:type="spellStart"/>
+      <w:r>
+        <w:rPr>
+          <w:rFonts w:ascii="Times New Roman" w:hAnsi="Times New Roman" w:cs="Times New Roman"/>
+          <w:sz w:val="22"/>
+          <w:szCs w:val="22"/>
+          <w:highlight w:val="yellow"/>
+        </w:rPr>
+        <w:t>user_agrees_to_pay_spousal_support</w:t>
+      </w:r>
+      <w:proofErr w:type="spellEnd"/>
+      <w:proofErr w:type="gramStart"/>
+      <w:r>
+        <w:rPr>
+          <w:rFonts w:ascii="Times New Roman" w:hAnsi="Times New Roman" w:cs="Times New Roman"/>
+          <w:sz w:val="22"/>
+          <w:szCs w:val="22"/>
+          <w:highlight w:val="yellow"/>
+        </w:rPr>
+        <w:t>"</w:t>
+      </w:r>
+      <w:r>
+        <w:rPr>
+          <w:rFonts w:ascii="Times New Roman" w:hAnsi="Times New Roman" w:cs="Times New Roman"/>
+          <w:sz w:val="22"/>
+          <w:szCs w:val="22"/>
+          <w:highlight w:val="yellow"/>
+        </w:rPr>
+        <w:t xml:space="preserve"> </w:t>
+      </w:r>
+      <w:r>
+        <w:rPr>
+          <w:rFonts w:ascii="Times New Roman" w:hAnsi="Times New Roman" w:cs="Times New Roman"/>
+          <w:sz w:val="22"/>
+          <w:szCs w:val="22"/>
+          <w:highlight w:val="yellow"/>
+        </w:rPr>
+        <w:t>%}</w:t>
+      </w:r>
+      <w:proofErr w:type="gramEnd"/>
+    </w:p>
+    <w:p>
+      <w:pPr>
+        <w:spacing w:after="0" w:line="276" w:lineRule="auto"/>
+        <w:rPr>
+          <w:rFonts w:ascii="Times New Roman" w:hAnsi="Times New Roman" w:cs="Times New Roman"/>
+          <w:sz w:val="22"/>
+          <w:szCs w:val="22"/>
+        </w:rPr>
+      </w:pPr>
+      <w:proofErr w:type="gramStart"/>
+      <w:r>
+        <w:rPr>
+          <w:rFonts w:ascii="Times New Roman" w:hAnsi="Times New Roman" w:cs="Times New Roman"/>
+          <w:sz w:val="22"/>
+          <w:szCs w:val="22"/>
+        </w:rPr>
+        <w:t>[ ]</w:t>
+      </w:r>
+      <w:proofErr w:type="gramEnd"/>
+      <w:r>
+        <w:rPr>
+          <w:rFonts w:ascii="Times New Roman" w:hAnsi="Times New Roman" w:cs="Times New Roman"/>
+          <w:sz w:val="22"/>
+          <w:szCs w:val="22"/>
+        </w:rPr>
+        <w:t xml:space="preserve"> Uniform Spousal Support Order</w:t>
+      </w:r>
+    </w:p>
+    <w:p>
+      <w:pPr>
+        <w:spacing w:after="0" w:line="240" w:lineRule="auto"/>
+        <w:rPr>
+          <w:rFonts w:ascii="Times New Roman" w:hAnsi="Times New Roman" w:cs="Times New Roman"/>
+          <w:sz w:val="22"/>
+          <w:szCs w:val="22"/>
+        </w:rPr>
+      </w:pPr>
+      <w:r>
+        <w:rPr>
+          <w:rFonts w:ascii="Times New Roman" w:hAnsi="Times New Roman" w:cs="Times New Roman"/>
+          <w:sz w:val="22"/>
+          <w:szCs w:val="22"/>
+          <w:highlight w:val="yellow"/>
+        </w:rPr>
+        <w:t xml:space="preserve">{%p </w:t>
+      </w:r>
+      <w:proofErr w:type="gramStart"/>
+      <w:r>
+        <w:rPr>
+          <w:rFonts w:ascii="Times New Roman" w:hAnsi="Times New Roman" w:cs="Times New Roman"/>
+          <w:sz w:val="22"/>
+          <w:szCs w:val="22"/>
+          <w:highlight w:val="yellow"/>
+        </w:rPr>
+        <w:t>endif %}</w:t>
+      </w:r>
+      <w:proofErr w:type="gramEnd"/>
+    </w:p>
+    <w:p>
+      <w:pPr>
+        <w:spacing w:after="0" w:line="240" w:lineRule="auto"/>
+        <w:rPr>
+          <w:rFonts w:ascii="Times New Roman" w:hAnsi="Times New Roman" w:cs="Times New Roman"/>
+          <w:sz w:val="22"/>
+          <w:szCs w:val="22"/>
+        </w:rPr>
+      </w:pPr>
+      <w:r>
+        <w:rPr>
+          <w:rFonts w:ascii="Times New Roman" w:hAnsi="Times New Roman" w:cs="Times New Roman"/>
+          <w:sz w:val="22"/>
+          <w:szCs w:val="22"/>
+          <w:highlight w:val="yellow"/>
+        </w:rPr>
+        <w:t xml:space="preserve">{%p </w:t>
+      </w:r>
+      <w:r>
+        <w:rPr>
+          <w:rFonts w:ascii="Times New Roman" w:hAnsi="Times New Roman" w:cs="Times New Roman"/>
+          <w:sz w:val="22"/>
+          <w:szCs w:val="22"/>
+          <w:highlight w:val="yellow"/>
+        </w:rPr>
+        <w:t>if foc_100_</w:t>
+      </w:r>
+      <w:proofErr w:type="gramStart"/>
+      <w:r>
+        <w:rPr>
+          <w:rFonts w:ascii="Times New Roman" w:hAnsi="Times New Roman" w:cs="Times New Roman"/>
+          <w:sz w:val="22"/>
+          <w:szCs w:val="22"/>
+          <w:highlight w:val="yellow"/>
+        </w:rPr>
+        <w:t>full.enabled</w:t>
+      </w:r>
+      <w:proofErr w:type="gramEnd"/>
+      <w:r>
+        <w:rPr>
+          <w:rFonts w:ascii="Times New Roman" w:hAnsi="Times New Roman" w:cs="Times New Roman"/>
+          <w:sz w:val="22"/>
+          <w:szCs w:val="22"/>
+          <w:highlight w:val="yellow"/>
+        </w:rPr>
+        <w:t xml:space="preserve"> </w:t>
+      </w:r>
+      <w:r>
+        <w:rPr>
+          <w:rFonts w:ascii="Times New Roman" w:hAnsi="Times New Roman" w:cs="Times New Roman"/>
+          <w:sz w:val="22"/>
+          <w:szCs w:val="22"/>
+          <w:highlight w:val="yellow"/>
+        </w:rPr>
+        <w:t>%</w:t>
+      </w:r>
+      <w:r>
+        <w:rPr>
+          <w:rFonts w:ascii="Times New Roman" w:hAnsi="Times New Roman" w:cs="Times New Roman"/>
+          <w:sz w:val="22"/>
+          <w:szCs w:val="22"/>
+          <w:highlight w:val="yellow"/>
+        </w:rPr>
+        <w:t>}</w:t>
+      </w:r>
+    </w:p>
+    <w:p>
+      <w:pPr>
+        <w:spacing w:after="0" w:line="276" w:lineRule="auto"/>
+        <w:rPr>
+          <w:rFonts w:ascii="Times New Roman" w:hAnsi="Times New Roman" w:cs="Times New Roman"/>
+          <w:sz w:val="22"/>
+          <w:szCs w:val="22"/>
+        </w:rPr>
+      </w:pPr>
+      <w:proofErr w:type="gramStart"/>
+      <w:r>
+        <w:rPr>
+          <w:rFonts w:ascii="Times New Roman" w:hAnsi="Times New Roman" w:cs="Times New Roman"/>
+          <w:sz w:val="22"/>
+          <w:szCs w:val="22"/>
+        </w:rPr>
+        <w:t>[ ]</w:t>
+      </w:r>
+      <w:proofErr w:type="gramEnd"/>
+      <w:r>
+        <w:rPr>
+          <w:rFonts w:ascii="Times New Roman" w:hAnsi="Times New Roman" w:cs="Times New Roman"/>
+          <w:sz w:val="22"/>
+          <w:szCs w:val="22"/>
+        </w:rPr>
+        <w:t xml:space="preserve"> Domestic Relations Judgment Information Form</w:t>
+      </w:r>
+    </w:p>
+    <w:p>
+      <w:pPr>
+        <w:spacing w:after="0" w:line="240" w:lineRule="auto"/>
+        <w:rPr>
+          <w:rFonts w:ascii="Times New Roman" w:hAnsi="Times New Roman" w:cs="Times New Roman"/>
+          <w:sz w:val="22"/>
+          <w:szCs w:val="22"/>
+        </w:rPr>
+      </w:pPr>
+      <w:r>
+        <w:rPr>
+          <w:rFonts w:ascii="Times New Roman" w:hAnsi="Times New Roman" w:cs="Times New Roman"/>
+          <w:sz w:val="22"/>
+          <w:szCs w:val="22"/>
+          <w:highlight w:val="yellow"/>
+        </w:rPr>
+        <w:t xml:space="preserve">{%p </w:t>
+      </w:r>
+      <w:proofErr w:type="gramStart"/>
+      <w:r>
+        <w:rPr>
+          <w:rFonts w:ascii="Times New Roman" w:hAnsi="Times New Roman" w:cs="Times New Roman"/>
+          <w:sz w:val="22"/>
+          <w:szCs w:val="22"/>
+          <w:highlight w:val="yellow"/>
+        </w:rPr>
+        <w:t>endif %}</w:t>
+      </w:r>
+      <w:proofErr w:type="gramEnd"/>
+    </w:p>
+    <w:p>
+      <w:pPr>
+        <w:spacing w:after="0" w:line="276" w:lineRule="auto"/>
+        <w:rPr>
+          <w:rFonts w:ascii="Times New Roman" w:hAnsi="Times New Roman" w:cs="Times New Roman"/>
+          <w:sz w:val="22"/>
+          <w:szCs w:val="22"/>
+        </w:rPr>
+      </w:pPr>
+      <w:proofErr w:type="gramStart"/>
+      <w:r>
+        <w:rPr>
+          <w:rFonts w:ascii="Times New Roman" w:hAnsi="Times New Roman" w:cs="Times New Roman"/>
+          <w:sz w:val="22"/>
+          <w:szCs w:val="22"/>
+        </w:rPr>
+        <w:t>[ ]</w:t>
+      </w:r>
+      <w:proofErr w:type="gramEnd"/>
+      <w:r>
+        <w:rPr>
+          <w:rFonts w:ascii="Times New Roman" w:hAnsi="Times New Roman" w:cs="Times New Roman"/>
+          <w:sz w:val="22"/>
+          <w:szCs w:val="22"/>
+        </w:rPr>
         <w:t xml:space="preserve"> Domestic Relations Verified Financial Information Form</w:t>
       </w:r>
     </w:p>
@@ -2924,8 +4598,9 @@
           <w:szCs w:val="22"/>
           <w:highlight w:val="cyan"/>
         </w:rPr>
-        <w:t>{%</w:t>
-      </w:r>
+        <w:t xml:space="preserve">{%p </w:t>
+      </w:r>
+      <w:proofErr w:type="spellStart"/>
       <w:r>
         <w:rPr>
           <w:rFonts w:ascii="Times New Roman" w:hAnsi="Times New Roman" w:cs="Times New Roman"/>
@@ -2933,7 +4608,7 @@
           <w:szCs w:val="22"/>
           <w:highlight w:val="cyan"/>
         </w:rPr>
-        <w:t>p</w:t>
+        <w:t>el</w:t>
       </w:r>
       <w:r>
         <w:rPr>
@@ -2942,8 +4617,19 @@
           <w:szCs w:val="22"/>
           <w:highlight w:val="cyan"/>
         </w:rPr>
+        <w:t>if</w:t>
+      </w:r>
+      <w:proofErr w:type="spellEnd"/>
+      <w:r>
+        <w:rPr>
+          <w:rFonts w:ascii="Times New Roman" w:hAnsi="Times New Roman" w:cs="Times New Roman"/>
+          <w:sz w:val="22"/>
+          <w:szCs w:val="22"/>
+          <w:highlight w:val="cyan"/>
+        </w:rPr>
         <w:t xml:space="preserve"> </w:t>
       </w:r>
+      <w:proofErr w:type="spellStart"/>
       <w:r>
         <w:rPr>
           <w:rFonts w:ascii="Times New Roman" w:hAnsi="Times New Roman" w:cs="Times New Roman"/>
@@ -2951,7 +4637,7 @@
           <w:szCs w:val="22"/>
           <w:highlight w:val="cyan"/>
         </w:rPr>
-        <w:t>el</w:t>
+        <w:t>tool</w:t>
       </w:r>
       <w:r>
         <w:rPr>
@@ -2960,8 +4646,9 @@
           <w:szCs w:val="22"/>
           <w:highlight w:val="cyan"/>
         </w:rPr>
-        <w:t>if tool</w:t>
-      </w:r>
+        <w:t>_ID</w:t>
+      </w:r>
+      <w:proofErr w:type="spellEnd"/>
       <w:r>
         <w:rPr>
           <w:rFonts w:ascii="Times New Roman" w:hAnsi="Times New Roman" w:cs="Times New Roman"/>
@@ -2969,7 +4656,7 @@
           <w:szCs w:val="22"/>
           <w:highlight w:val="cyan"/>
         </w:rPr>
-        <w:t>_ID</w:t>
+        <w:t xml:space="preserve"> == </w:t>
       </w:r>
       <w:r>
         <w:rPr>
@@ -2978,8 +4665,9 @@
           <w:szCs w:val="22"/>
           <w:highlight w:val="cyan"/>
         </w:rPr>
-        <w:t xml:space="preserve"> == </w:t>
-      </w:r>
+        <w:t>“</w:t>
+      </w:r>
+      <w:proofErr w:type="spellStart"/>
       <w:r>
         <w:rPr>
           <w:rFonts w:ascii="Times New Roman" w:hAnsi="Times New Roman" w:cs="Times New Roman"/>
@@ -2987,8 +4675,9 @@
           <w:szCs w:val="22"/>
           <w:highlight w:val="cyan"/>
         </w:rPr>
-        <w:t>“</w:t>
-      </w:r>
+        <w:t>JOD_only</w:t>
+      </w:r>
+      <w:proofErr w:type="spellEnd"/>
       <w:r>
         <w:rPr>
           <w:rFonts w:ascii="Times New Roman" w:hAnsi="Times New Roman" w:cs="Times New Roman"/>
@@ -2996,7 +4685,7 @@
           <w:szCs w:val="22"/>
           <w:highlight w:val="cyan"/>
         </w:rPr>
-        <w:t>divorce</w:t>
+        <w:t>”</w:t>
       </w:r>
       <w:r>
         <w:rPr>
@@ -3005,24 +4694,6 @@
           <w:szCs w:val="22"/>
           <w:highlight w:val="cyan"/>
         </w:rPr>
-        <w:t>_complaint</w:t>
-      </w:r>
-      <w:r>
-        <w:rPr>
-          <w:rFonts w:ascii="Times New Roman" w:hAnsi="Times New Roman" w:cs="Times New Roman"/>
-          <w:sz w:val="22"/>
-          <w:szCs w:val="22"/>
-          <w:highlight w:val="cyan"/>
-        </w:rPr>
-        <w:t>”</w:t>
-      </w:r>
-      <w:r>
-        <w:rPr>
-          <w:rFonts w:ascii="Times New Roman" w:hAnsi="Times New Roman" w:cs="Times New Roman"/>
-          <w:sz w:val="22"/>
-          <w:szCs w:val="22"/>
-          <w:highlight w:val="cyan"/>
-        </w:rPr>
         <w:t xml:space="preserve"> %}</w:t>
       </w:r>
     </w:p>
@@ -3051,6 +4722,139 @@
           <w:sz w:val="22"/>
           <w:szCs w:val="22"/>
         </w:rPr>
+        <w:t xml:space="preserve"> Notice of Hearing</w:t>
+      </w:r>
+    </w:p>
+    <w:p>
+      <w:pPr>
+        <w:spacing w:after="0" w:line="276" w:lineRule="auto"/>
+        <w:rPr>
+          <w:rFonts w:ascii="Times New Roman" w:hAnsi="Times New Roman" w:cs="Times New Roman"/>
+          <w:sz w:val="22"/>
+          <w:szCs w:val="22"/>
+        </w:rPr>
+      </w:pPr>
+      <w:proofErr w:type="gramStart"/>
+      <w:r>
+        <w:rPr>
+          <w:rFonts w:ascii="Times New Roman" w:hAnsi="Times New Roman" w:cs="Times New Roman"/>
+          <w:sz w:val="22"/>
+          <w:szCs w:val="22"/>
+        </w:rPr>
+        <w:t>[ ]</w:t>
+      </w:r>
+      <w:proofErr w:type="gramEnd"/>
+      <w:r>
+        <w:rPr>
+          <w:rFonts w:ascii="Times New Roman" w:hAnsi="Times New Roman" w:cs="Times New Roman"/>
+          <w:sz w:val="22"/>
+          <w:szCs w:val="22"/>
+        </w:rPr>
+        <w:t xml:space="preserve"> Notice of Hearing and Motion for Entry of Consent Judgment of Divorce</w:t>
+      </w:r>
+    </w:p>
+    <w:p>
+      <w:pPr>
+        <w:spacing w:after="0" w:line="276" w:lineRule="auto"/>
+        <w:rPr>
+          <w:rFonts w:ascii="Times New Roman" w:hAnsi="Times New Roman" w:cs="Times New Roman"/>
+          <w:sz w:val="22"/>
+          <w:szCs w:val="22"/>
+        </w:rPr>
+      </w:pPr>
+      <w:proofErr w:type="gramStart"/>
+      <w:r>
+        <w:rPr>
+          <w:rFonts w:ascii="Times New Roman" w:hAnsi="Times New Roman" w:cs="Times New Roman"/>
+          <w:sz w:val="22"/>
+          <w:szCs w:val="22"/>
+        </w:rPr>
+        <w:t>[ ]</w:t>
+      </w:r>
+      <w:proofErr w:type="gramEnd"/>
+      <w:r>
+        <w:rPr>
+          <w:rFonts w:ascii="Times New Roman" w:hAnsi="Times New Roman" w:cs="Times New Roman"/>
+          <w:sz w:val="22"/>
+          <w:szCs w:val="22"/>
+        </w:rPr>
+        <w:t xml:space="preserve"> Notice of Hearing and Motion for Entry of Default Judgment of Divorce</w:t>
+      </w:r>
+    </w:p>
+    <w:p>
+      <w:pPr>
+        <w:spacing w:after="0" w:line="276" w:lineRule="auto"/>
+        <w:rPr>
+          <w:rFonts w:ascii="Times New Roman" w:hAnsi="Times New Roman" w:cs="Times New Roman"/>
+          <w:sz w:val="22"/>
+          <w:szCs w:val="22"/>
+        </w:rPr>
+      </w:pPr>
+      <w:proofErr w:type="gramStart"/>
+      <w:r>
+        <w:rPr>
+          <w:rFonts w:ascii="Times New Roman" w:hAnsi="Times New Roman" w:cs="Times New Roman"/>
+          <w:sz w:val="22"/>
+          <w:szCs w:val="22"/>
+        </w:rPr>
+        <w:t>[ ]</w:t>
+      </w:r>
+      <w:proofErr w:type="gramEnd"/>
+      <w:r>
+        <w:rPr>
+          <w:rFonts w:ascii="Times New Roman" w:hAnsi="Times New Roman" w:cs="Times New Roman"/>
+          <w:sz w:val="22"/>
+          <w:szCs w:val="22"/>
+        </w:rPr>
+        <w:t xml:space="preserve"> Proposed Judgment of Divorce</w:t>
+      </w:r>
+    </w:p>
+    <w:p>
+      <w:pPr>
+        <w:spacing w:after="0" w:line="240" w:lineRule="auto"/>
+        <w:rPr>
+          <w:rFonts w:ascii="Times New Roman" w:hAnsi="Times New Roman" w:cs="Times New Roman"/>
+          <w:sz w:val="22"/>
+          <w:szCs w:val="22"/>
+        </w:rPr>
+      </w:pPr>
+      <w:r>
+        <w:rPr>
+          <w:rFonts w:ascii="Times New Roman" w:hAnsi="Times New Roman" w:cs="Times New Roman"/>
+          <w:sz w:val="22"/>
+          <w:szCs w:val="22"/>
+          <w:highlight w:val="yellow"/>
+        </w:rPr>
+        <w:t xml:space="preserve">{%p if </w:t>
+      </w:r>
+      <w:proofErr w:type="spellStart"/>
+      <w:r>
+        <w:rPr>
+          <w:rFonts w:ascii="Times New Roman" w:hAnsi="Times New Roman" w:cs="Times New Roman"/>
+          <w:sz w:val="22"/>
+          <w:szCs w:val="22"/>
+          <w:highlight w:val="yellow"/>
+        </w:rPr>
+        <w:t>there_are_marital_</w:t>
+      </w:r>
+      <w:proofErr w:type="gramStart"/>
+      <w:r>
+        <w:rPr>
+          <w:rFonts w:ascii="Times New Roman" w:hAnsi="Times New Roman" w:cs="Times New Roman"/>
+          <w:sz w:val="22"/>
+          <w:szCs w:val="22"/>
+          <w:highlight w:val="yellow"/>
+        </w:rPr>
+        <w:t>children</w:t>
+      </w:r>
+      <w:proofErr w:type="spellEnd"/>
+      <w:r>
+        <w:rPr>
+          <w:rFonts w:ascii="Times New Roman" w:hAnsi="Times New Roman" w:cs="Times New Roman"/>
+          <w:sz w:val="22"/>
+          <w:szCs w:val="22"/>
+          <w:highlight w:val="yellow"/>
+        </w:rPr>
         <w:t xml:space="preserve"> </w:t>
       </w:r>
       <w:r>
@@ -3058,9 +4862,11 @@
           <w:rFonts w:ascii="Times New Roman" w:hAnsi="Times New Roman" w:cs="Times New Roman"/>
           <w:sz w:val="22"/>
           <w:szCs w:val="22"/>
-        </w:rPr>
-        <w:t>Default Request and Entry</w:t>
-      </w:r>
+          <w:highlight w:val="yellow"/>
+        </w:rPr>
+        <w:t>%}</w:t>
+      </w:r>
+      <w:proofErr w:type="gramEnd"/>
     </w:p>
     <w:p>
       <w:pPr>
@@ -3087,91 +4893,7 @@
           <w:sz w:val="22"/>
           <w:szCs w:val="22"/>
         </w:rPr>
-        <w:t xml:space="preserve"> Notice of Hearing</w:t>
-      </w:r>
-    </w:p>
-    <w:p>
-      <w:pPr>
-        <w:spacing w:after="0" w:line="276" w:lineRule="auto"/>
-        <w:rPr>
-          <w:rFonts w:ascii="Times New Roman" w:hAnsi="Times New Roman" w:cs="Times New Roman"/>
-          <w:sz w:val="22"/>
-          <w:szCs w:val="22"/>
-        </w:rPr>
-      </w:pPr>
-      <w:proofErr w:type="gramStart"/>
-      <w:r>
-        <w:rPr>
-          <w:rFonts w:ascii="Times New Roman" w:hAnsi="Times New Roman" w:cs="Times New Roman"/>
-          <w:sz w:val="22"/>
-          <w:szCs w:val="22"/>
-        </w:rPr>
-        <w:t>[ ]</w:t>
-      </w:r>
-      <w:proofErr w:type="gramEnd"/>
-      <w:r>
-        <w:rPr>
-          <w:rFonts w:ascii="Times New Roman" w:hAnsi="Times New Roman" w:cs="Times New Roman"/>
-          <w:sz w:val="22"/>
-          <w:szCs w:val="22"/>
-        </w:rPr>
-        <w:t xml:space="preserve"> Notice of Hearing and Motion for Entry of Consent Judgment of Divorce</w:t>
-      </w:r>
-    </w:p>
-    <w:p>
-      <w:pPr>
-        <w:spacing w:after="0" w:line="276" w:lineRule="auto"/>
-        <w:rPr>
-          <w:rFonts w:ascii="Times New Roman" w:hAnsi="Times New Roman" w:cs="Times New Roman"/>
-          <w:sz w:val="22"/>
-          <w:szCs w:val="22"/>
-        </w:rPr>
-      </w:pPr>
-      <w:proofErr w:type="gramStart"/>
-      <w:r>
-        <w:rPr>
-          <w:rFonts w:ascii="Times New Roman" w:hAnsi="Times New Roman" w:cs="Times New Roman"/>
-          <w:sz w:val="22"/>
-          <w:szCs w:val="22"/>
-        </w:rPr>
-        <w:t>[ ]</w:t>
-      </w:r>
-      <w:proofErr w:type="gramEnd"/>
-      <w:r>
-        <w:rPr>
-          <w:rFonts w:ascii="Times New Roman" w:hAnsi="Times New Roman" w:cs="Times New Roman"/>
-          <w:sz w:val="22"/>
-          <w:szCs w:val="22"/>
-        </w:rPr>
-        <w:t xml:space="preserve"> Notice of Hearing and Motion for Entry of Default Judgment of Divorce</w:t>
-      </w:r>
-    </w:p>
-    <w:p>
-      <w:pPr>
-        <w:spacing w:after="0" w:line="276" w:lineRule="auto"/>
-        <w:rPr>
-          <w:rFonts w:ascii="Times New Roman" w:hAnsi="Times New Roman" w:cs="Times New Roman"/>
-          <w:sz w:val="22"/>
-          <w:szCs w:val="22"/>
-        </w:rPr>
-      </w:pPr>
-      <w:proofErr w:type="gramStart"/>
-      <w:r>
-        <w:rPr>
-          <w:rFonts w:ascii="Times New Roman" w:hAnsi="Times New Roman" w:cs="Times New Roman"/>
-          <w:sz w:val="22"/>
-          <w:szCs w:val="22"/>
-        </w:rPr>
-        <w:t>[ ]</w:t>
-      </w:r>
-      <w:proofErr w:type="gramEnd"/>
-      <w:r>
-        <w:rPr>
-          <w:rFonts w:ascii="Times New Roman" w:hAnsi="Times New Roman" w:cs="Times New Roman"/>
-          <w:sz w:val="22"/>
-          <w:szCs w:val="22"/>
-        </w:rPr>
-        <w:t xml:space="preserve"> Proposed Judgment of Divorce</w:t>
+        <w:t xml:space="preserve"> Proposed Uniform Child Support Order</w:t>
       </w:r>
     </w:p>
     <w:p>
@@ -3190,91 +4912,6 @@
           <w:szCs w:val="22"/>
           <w:highlight w:val="yellow"/>
         </w:rPr>
-        <w:t xml:space="preserve">{%p if </w:t>
-      </w:r>
-      <w:r>
-        <w:rPr>
-          <w:rFonts w:ascii="Times New Roman" w:hAnsi="Times New Roman" w:cs="Times New Roman"/>
-          <w:sz w:val="22"/>
-          <w:szCs w:val="22"/>
-          <w:highlight w:val="yellow"/>
-        </w:rPr>
-        <w:t>there_are_marital_</w:t>
-      </w:r>
-      <w:proofErr w:type="gramStart"/>
-      <w:r>
-        <w:rPr>
-          <w:rFonts w:ascii="Times New Roman" w:hAnsi="Times New Roman" w:cs="Times New Roman"/>
-          <w:sz w:val="22"/>
-          <w:szCs w:val="22"/>
-          <w:highlight w:val="yellow"/>
-        </w:rPr>
-        <w:t>children</w:t>
-      </w:r>
-      <w:r>
-        <w:rPr>
-          <w:rFonts w:ascii="Times New Roman" w:hAnsi="Times New Roman" w:cs="Times New Roman"/>
-          <w:sz w:val="22"/>
-          <w:szCs w:val="22"/>
-          <w:highlight w:val="yellow"/>
-        </w:rPr>
-        <w:t xml:space="preserve"> </w:t>
-      </w:r>
-      <w:r>
-        <w:rPr>
-          <w:rFonts w:ascii="Times New Roman" w:hAnsi="Times New Roman" w:cs="Times New Roman"/>
-          <w:sz w:val="22"/>
-          <w:szCs w:val="22"/>
-          <w:highlight w:val="yellow"/>
-        </w:rPr>
-        <w:t>%}</w:t>
-      </w:r>
-      <w:proofErr w:type="gramEnd"/>
-    </w:p>
-    <w:p>
-      <w:pPr>
-        <w:spacing w:after="0" w:line="276" w:lineRule="auto"/>
-        <w:rPr>
-          <w:rFonts w:ascii="Times New Roman" w:hAnsi="Times New Roman" w:cs="Times New Roman"/>
-          <w:sz w:val="22"/>
-          <w:szCs w:val="22"/>
-        </w:rPr>
-      </w:pPr>
-      <w:proofErr w:type="gramStart"/>
-      <w:r>
-        <w:rPr>
-          <w:rFonts w:ascii="Times New Roman" w:hAnsi="Times New Roman" w:cs="Times New Roman"/>
-          <w:sz w:val="22"/>
-          <w:szCs w:val="22"/>
-        </w:rPr>
-        <w:t>[ ]</w:t>
-      </w:r>
-      <w:proofErr w:type="gramEnd"/>
-      <w:r>
-        <w:rPr>
-          <w:rFonts w:ascii="Times New Roman" w:hAnsi="Times New Roman" w:cs="Times New Roman"/>
-          <w:sz w:val="22"/>
-          <w:szCs w:val="22"/>
-        </w:rPr>
-        <w:t xml:space="preserve"> Proposed Uniform Child Support Order</w:t>
-      </w:r>
-    </w:p>
-    <w:p>
-      <w:pPr>
-        <w:spacing w:after="0" w:line="240" w:lineRule="auto"/>
-        <w:rPr>
-          <w:rFonts w:ascii="Times New Roman" w:hAnsi="Times New Roman" w:cs="Times New Roman"/>
-          <w:sz w:val="22"/>
-          <w:szCs w:val="22"/>
-        </w:rPr>
-      </w:pPr>
-      <w:r>
-        <w:rPr>
-          <w:rFonts w:ascii="Times New Roman" w:hAnsi="Times New Roman" w:cs="Times New Roman"/>
-          <w:sz w:val="22"/>
-          <w:szCs w:val="22"/>
-          <w:highlight w:val="yellow"/>
-        </w:rPr>
         <w:t xml:space="preserve">{%p </w:t>
       </w:r>
       <w:proofErr w:type="gramStart"/>
@@ -3288,974 +4925,6 @@
         <w:t>endif %}</w:t>
       </w:r>
       <w:proofErr w:type="gramEnd"/>
-    </w:p>
-    <w:p>
-      <w:pPr>
-        <w:spacing w:after="0" w:line="240" w:lineRule="auto"/>
-        <w:rPr>
-          <w:rFonts w:ascii="Times New Roman" w:hAnsi="Times New Roman" w:cs="Times New Roman"/>
-          <w:sz w:val="22"/>
-          <w:szCs w:val="22"/>
-        </w:rPr>
-      </w:pPr>
-      <w:r>
-        <w:rPr>
-          <w:rFonts w:ascii="Times New Roman" w:hAnsi="Times New Roman" w:cs="Times New Roman"/>
-          <w:sz w:val="22"/>
-          <w:szCs w:val="22"/>
-          <w:highlight w:val="yellow"/>
-        </w:rPr>
-        <w:t xml:space="preserve">{%p if </w:t>
-      </w:r>
-      <w:r>
-        <w:rPr>
-          <w:rFonts w:ascii="Times New Roman" w:hAnsi="Times New Roman" w:cs="Times New Roman"/>
-          <w:sz w:val="22"/>
-          <w:szCs w:val="22"/>
-          <w:highlight w:val="yellow"/>
-        </w:rPr>
-        <w:t>user_wants_post_divorce_support or spousal_support_provisions == "user_agrees_to_pay_spousal_support</w:t>
-      </w:r>
-      <w:proofErr w:type="gramStart"/>
-      <w:r>
-        <w:rPr>
-          <w:rFonts w:ascii="Times New Roman" w:hAnsi="Times New Roman" w:cs="Times New Roman"/>
-          <w:sz w:val="22"/>
-          <w:szCs w:val="22"/>
-          <w:highlight w:val="yellow"/>
-        </w:rPr>
-        <w:t>"</w:t>
-      </w:r>
-      <w:r>
-        <w:rPr>
-          <w:rFonts w:ascii="Times New Roman" w:hAnsi="Times New Roman" w:cs="Times New Roman"/>
-          <w:sz w:val="22"/>
-          <w:szCs w:val="22"/>
-          <w:highlight w:val="yellow"/>
-        </w:rPr>
-        <w:t xml:space="preserve"> </w:t>
-      </w:r>
-      <w:r>
-        <w:rPr>
-          <w:rFonts w:ascii="Times New Roman" w:hAnsi="Times New Roman" w:cs="Times New Roman"/>
-          <w:sz w:val="22"/>
-          <w:szCs w:val="22"/>
-          <w:highlight w:val="yellow"/>
-        </w:rPr>
-        <w:t>%}</w:t>
-      </w:r>
-      <w:proofErr w:type="gramEnd"/>
-    </w:p>
-    <w:p>
-      <w:pPr>
-        <w:spacing w:after="0" w:line="276" w:lineRule="auto"/>
-        <w:rPr>
-          <w:rFonts w:ascii="Times New Roman" w:hAnsi="Times New Roman" w:cs="Times New Roman"/>
-          <w:sz w:val="22"/>
-          <w:szCs w:val="22"/>
-        </w:rPr>
-      </w:pPr>
-      <w:proofErr w:type="gramStart"/>
-      <w:r>
-        <w:rPr>
-          <w:rFonts w:ascii="Times New Roman" w:hAnsi="Times New Roman" w:cs="Times New Roman"/>
-          <w:sz w:val="22"/>
-          <w:szCs w:val="22"/>
-        </w:rPr>
-        <w:t>[ ]</w:t>
-      </w:r>
-      <w:proofErr w:type="gramEnd"/>
-      <w:r>
-        <w:rPr>
-          <w:rFonts w:ascii="Times New Roman" w:hAnsi="Times New Roman" w:cs="Times New Roman"/>
-          <w:sz w:val="22"/>
-          <w:szCs w:val="22"/>
-        </w:rPr>
-        <w:t xml:space="preserve"> Proposed Uniform Spousal Support Order</w:t>
-      </w:r>
-    </w:p>
-    <w:p>
-      <w:pPr>
-        <w:spacing w:after="0" w:line="240" w:lineRule="auto"/>
-        <w:rPr>
-          <w:rFonts w:ascii="Times New Roman" w:hAnsi="Times New Roman" w:cs="Times New Roman"/>
-          <w:sz w:val="22"/>
-          <w:szCs w:val="22"/>
-        </w:rPr>
-      </w:pPr>
-      <w:r>
-        <w:rPr>
-          <w:rFonts w:ascii="Times New Roman" w:hAnsi="Times New Roman" w:cs="Times New Roman"/>
-          <w:sz w:val="22"/>
-          <w:szCs w:val="22"/>
-          <w:highlight w:val="yellow"/>
-        </w:rPr>
-        <w:t xml:space="preserve">{%p </w:t>
-      </w:r>
-      <w:proofErr w:type="gramStart"/>
-      <w:r>
-        <w:rPr>
-          <w:rFonts w:ascii="Times New Roman" w:hAnsi="Times New Roman" w:cs="Times New Roman"/>
-          <w:sz w:val="22"/>
-          <w:szCs w:val="22"/>
-          <w:highlight w:val="yellow"/>
-        </w:rPr>
-        <w:t>endif %}</w:t>
-      </w:r>
-      <w:proofErr w:type="gramEnd"/>
-    </w:p>
-    <w:p>
-      <w:pPr>
-        <w:spacing w:after="0" w:line="276" w:lineRule="auto"/>
-        <w:rPr>
-          <w:rFonts w:ascii="Times New Roman" w:hAnsi="Times New Roman" w:cs="Times New Roman"/>
-          <w:sz w:val="22"/>
-          <w:szCs w:val="22"/>
-        </w:rPr>
-      </w:pPr>
-      <w:proofErr w:type="gramStart"/>
-      <w:r>
-        <w:rPr>
-          <w:rFonts w:ascii="Times New Roman" w:hAnsi="Times New Roman" w:cs="Times New Roman"/>
-          <w:sz w:val="22"/>
-          <w:szCs w:val="22"/>
-        </w:rPr>
-        <w:t>[ ]</w:t>
-      </w:r>
-      <w:proofErr w:type="gramEnd"/>
-      <w:r>
-        <w:rPr>
-          <w:rFonts w:ascii="Times New Roman" w:hAnsi="Times New Roman" w:cs="Times New Roman"/>
-          <w:sz w:val="22"/>
-          <w:szCs w:val="22"/>
-        </w:rPr>
-        <w:t xml:space="preserve"> Judgment of Divorce</w:t>
-      </w:r>
-    </w:p>
-    <w:p>
-      <w:pPr>
-        <w:spacing w:after="0" w:line="240" w:lineRule="auto"/>
-        <w:rPr>
-          <w:rFonts w:ascii="Times New Roman" w:hAnsi="Times New Roman" w:cs="Times New Roman"/>
-          <w:sz w:val="22"/>
-          <w:szCs w:val="22"/>
-        </w:rPr>
-      </w:pPr>
-      <w:r>
-        <w:rPr>
-          <w:rFonts w:ascii="Times New Roman" w:hAnsi="Times New Roman" w:cs="Times New Roman"/>
-          <w:sz w:val="22"/>
-          <w:szCs w:val="22"/>
-          <w:highlight w:val="yellow"/>
-        </w:rPr>
-        <w:t xml:space="preserve">{%p if </w:t>
-      </w:r>
-      <w:r>
-        <w:rPr>
-          <w:rFonts w:ascii="Times New Roman" w:hAnsi="Times New Roman" w:cs="Times New Roman"/>
-          <w:sz w:val="22"/>
-          <w:szCs w:val="22"/>
-          <w:highlight w:val="yellow"/>
-        </w:rPr>
-        <w:t>there_are_marital_</w:t>
-      </w:r>
-      <w:proofErr w:type="gramStart"/>
-      <w:r>
-        <w:rPr>
-          <w:rFonts w:ascii="Times New Roman" w:hAnsi="Times New Roman" w:cs="Times New Roman"/>
-          <w:sz w:val="22"/>
-          <w:szCs w:val="22"/>
-          <w:highlight w:val="yellow"/>
-        </w:rPr>
-        <w:t>children</w:t>
-      </w:r>
-      <w:r>
-        <w:rPr>
-          <w:rFonts w:ascii="Times New Roman" w:hAnsi="Times New Roman" w:cs="Times New Roman"/>
-          <w:sz w:val="22"/>
-          <w:szCs w:val="22"/>
-          <w:highlight w:val="yellow"/>
-        </w:rPr>
-        <w:t xml:space="preserve"> </w:t>
-      </w:r>
-      <w:r>
-        <w:rPr>
-          <w:rFonts w:ascii="Times New Roman" w:hAnsi="Times New Roman" w:cs="Times New Roman"/>
-          <w:sz w:val="22"/>
-          <w:szCs w:val="22"/>
-          <w:highlight w:val="yellow"/>
-        </w:rPr>
-        <w:t>%}</w:t>
-      </w:r>
-      <w:proofErr w:type="gramEnd"/>
-    </w:p>
-    <w:p>
-      <w:pPr>
-        <w:spacing w:after="0" w:line="276" w:lineRule="auto"/>
-        <w:rPr>
-          <w:rFonts w:ascii="Times New Roman" w:hAnsi="Times New Roman" w:cs="Times New Roman"/>
-          <w:sz w:val="22"/>
-          <w:szCs w:val="22"/>
-        </w:rPr>
-      </w:pPr>
-      <w:proofErr w:type="gramStart"/>
-      <w:r>
-        <w:rPr>
-          <w:rFonts w:ascii="Times New Roman" w:hAnsi="Times New Roman" w:cs="Times New Roman"/>
-          <w:sz w:val="22"/>
-          <w:szCs w:val="22"/>
-        </w:rPr>
-        <w:t>[ ]</w:t>
-      </w:r>
-      <w:proofErr w:type="gramEnd"/>
-      <w:r>
-        <w:rPr>
-          <w:rFonts w:ascii="Times New Roman" w:hAnsi="Times New Roman" w:cs="Times New Roman"/>
-          <w:sz w:val="22"/>
-          <w:szCs w:val="22"/>
-        </w:rPr>
-        <w:t xml:space="preserve"> Uniform Child Support Order</w:t>
-      </w:r>
-    </w:p>
-    <w:p>
-      <w:pPr>
-        <w:spacing w:after="0" w:line="240" w:lineRule="auto"/>
-        <w:rPr>
-          <w:rFonts w:ascii="Times New Roman" w:hAnsi="Times New Roman" w:cs="Times New Roman"/>
-          <w:sz w:val="22"/>
-          <w:szCs w:val="22"/>
-        </w:rPr>
-      </w:pPr>
-      <w:r>
-        <w:rPr>
-          <w:rFonts w:ascii="Times New Roman" w:hAnsi="Times New Roman" w:cs="Times New Roman"/>
-          <w:sz w:val="22"/>
-          <w:szCs w:val="22"/>
-          <w:highlight w:val="yellow"/>
-        </w:rPr>
-        <w:t xml:space="preserve">{%p </w:t>
-      </w:r>
-      <w:proofErr w:type="gramStart"/>
-      <w:r>
-        <w:rPr>
-          <w:rFonts w:ascii="Times New Roman" w:hAnsi="Times New Roman" w:cs="Times New Roman"/>
-          <w:sz w:val="22"/>
-          <w:szCs w:val="22"/>
-          <w:highlight w:val="yellow"/>
-        </w:rPr>
-        <w:t>endif %}</w:t>
-      </w:r>
-      <w:proofErr w:type="gramEnd"/>
-    </w:p>
-    <w:p>
-      <w:pPr>
-        <w:spacing w:after="0" w:line="240" w:lineRule="auto"/>
-        <w:rPr>
-          <w:rFonts w:ascii="Times New Roman" w:hAnsi="Times New Roman" w:cs="Times New Roman"/>
-          <w:sz w:val="22"/>
-          <w:szCs w:val="22"/>
-        </w:rPr>
-      </w:pPr>
-      <w:r>
-        <w:rPr>
-          <w:rFonts w:ascii="Times New Roman" w:hAnsi="Times New Roman" w:cs="Times New Roman"/>
-          <w:sz w:val="22"/>
-          <w:szCs w:val="22"/>
-          <w:highlight w:val="yellow"/>
-        </w:rPr>
-        <w:t xml:space="preserve">{%p if </w:t>
-      </w:r>
-      <w:r>
-        <w:rPr>
-          <w:rFonts w:ascii="Times New Roman" w:hAnsi="Times New Roman" w:cs="Times New Roman"/>
-          <w:sz w:val="22"/>
-          <w:szCs w:val="22"/>
-          <w:highlight w:val="yellow"/>
-        </w:rPr>
-        <w:t>user_wants_post_divorce_support or spousal_support_provisions == "user_agrees_to_pay_spousal_support</w:t>
-      </w:r>
-      <w:proofErr w:type="gramStart"/>
-      <w:r>
-        <w:rPr>
-          <w:rFonts w:ascii="Times New Roman" w:hAnsi="Times New Roman" w:cs="Times New Roman"/>
-          <w:sz w:val="22"/>
-          <w:szCs w:val="22"/>
-          <w:highlight w:val="yellow"/>
-        </w:rPr>
-        <w:t>"</w:t>
-      </w:r>
-      <w:r>
-        <w:rPr>
-          <w:rFonts w:ascii="Times New Roman" w:hAnsi="Times New Roman" w:cs="Times New Roman"/>
-          <w:sz w:val="22"/>
-          <w:szCs w:val="22"/>
-          <w:highlight w:val="yellow"/>
-        </w:rPr>
-        <w:t xml:space="preserve"> </w:t>
-      </w:r>
-      <w:r>
-        <w:rPr>
-          <w:rFonts w:ascii="Times New Roman" w:hAnsi="Times New Roman" w:cs="Times New Roman"/>
-          <w:sz w:val="22"/>
-          <w:szCs w:val="22"/>
-          <w:highlight w:val="yellow"/>
-        </w:rPr>
-        <w:t>%}</w:t>
-      </w:r>
-      <w:proofErr w:type="gramEnd"/>
-    </w:p>
-    <w:p>
-      <w:pPr>
-        <w:spacing w:after="0" w:line="276" w:lineRule="auto"/>
-        <w:rPr>
-          <w:rFonts w:ascii="Times New Roman" w:hAnsi="Times New Roman" w:cs="Times New Roman"/>
-          <w:sz w:val="22"/>
-          <w:szCs w:val="22"/>
-        </w:rPr>
-      </w:pPr>
-      <w:proofErr w:type="gramStart"/>
-      <w:r>
-        <w:rPr>
-          <w:rFonts w:ascii="Times New Roman" w:hAnsi="Times New Roman" w:cs="Times New Roman"/>
-          <w:sz w:val="22"/>
-          <w:szCs w:val="22"/>
-        </w:rPr>
-        <w:t>[ ]</w:t>
-      </w:r>
-      <w:proofErr w:type="gramEnd"/>
-      <w:r>
-        <w:rPr>
-          <w:rFonts w:ascii="Times New Roman" w:hAnsi="Times New Roman" w:cs="Times New Roman"/>
-          <w:sz w:val="22"/>
-          <w:szCs w:val="22"/>
-        </w:rPr>
-        <w:t xml:space="preserve"> Uniform Spousal Support Order</w:t>
-      </w:r>
-    </w:p>
-    <w:p>
-      <w:pPr>
-        <w:spacing w:after="0" w:line="240" w:lineRule="auto"/>
-        <w:rPr>
-          <w:rFonts w:ascii="Times New Roman" w:hAnsi="Times New Roman" w:cs="Times New Roman"/>
-          <w:sz w:val="22"/>
-          <w:szCs w:val="22"/>
-        </w:rPr>
-      </w:pPr>
-      <w:r>
-        <w:rPr>
-          <w:rFonts w:ascii="Times New Roman" w:hAnsi="Times New Roman" w:cs="Times New Roman"/>
-          <w:sz w:val="22"/>
-          <w:szCs w:val="22"/>
-          <w:highlight w:val="yellow"/>
-        </w:rPr>
-        <w:t xml:space="preserve">{%p </w:t>
-      </w:r>
-      <w:proofErr w:type="gramStart"/>
-      <w:r>
-        <w:rPr>
-          <w:rFonts w:ascii="Times New Roman" w:hAnsi="Times New Roman" w:cs="Times New Roman"/>
-          <w:sz w:val="22"/>
-          <w:szCs w:val="22"/>
-          <w:highlight w:val="yellow"/>
-        </w:rPr>
-        <w:t>endif %}</w:t>
-      </w:r>
-      <w:proofErr w:type="gramEnd"/>
-    </w:p>
-    <w:p>
-      <w:pPr>
-        <w:spacing w:after="0" w:line="240" w:lineRule="auto"/>
-        <w:rPr>
-          <w:rFonts w:ascii="Times New Roman" w:hAnsi="Times New Roman" w:cs="Times New Roman"/>
-          <w:sz w:val="22"/>
-          <w:szCs w:val="22"/>
-        </w:rPr>
-      </w:pPr>
-      <w:r>
-        <w:rPr>
-          <w:rFonts w:ascii="Times New Roman" w:hAnsi="Times New Roman" w:cs="Times New Roman"/>
-          <w:sz w:val="22"/>
-          <w:szCs w:val="22"/>
-          <w:highlight w:val="yellow"/>
-        </w:rPr>
-        <w:t xml:space="preserve">{%p </w:t>
-      </w:r>
-      <w:r>
-        <w:rPr>
-          <w:rFonts w:ascii="Times New Roman" w:hAnsi="Times New Roman" w:cs="Times New Roman"/>
-          <w:sz w:val="22"/>
-          <w:szCs w:val="22"/>
-          <w:highlight w:val="yellow"/>
-        </w:rPr>
-        <w:t>if foc_100_</w:t>
-      </w:r>
-      <w:proofErr w:type="gramStart"/>
-      <w:r>
-        <w:rPr>
-          <w:rFonts w:ascii="Times New Roman" w:hAnsi="Times New Roman" w:cs="Times New Roman"/>
-          <w:sz w:val="22"/>
-          <w:szCs w:val="22"/>
-          <w:highlight w:val="yellow"/>
-        </w:rPr>
-        <w:t>full.enabled</w:t>
-      </w:r>
-      <w:proofErr w:type="gramEnd"/>
-      <w:r>
-        <w:rPr>
-          <w:rFonts w:ascii="Times New Roman" w:hAnsi="Times New Roman" w:cs="Times New Roman"/>
-          <w:sz w:val="22"/>
-          <w:szCs w:val="22"/>
-          <w:highlight w:val="yellow"/>
-        </w:rPr>
-        <w:t xml:space="preserve"> </w:t>
-      </w:r>
-      <w:r>
-        <w:rPr>
-          <w:rFonts w:ascii="Times New Roman" w:hAnsi="Times New Roman" w:cs="Times New Roman"/>
-          <w:sz w:val="22"/>
-          <w:szCs w:val="22"/>
-          <w:highlight w:val="yellow"/>
-        </w:rPr>
-        <w:t>%</w:t>
-      </w:r>
-      <w:r>
-        <w:rPr>
-          <w:rFonts w:ascii="Times New Roman" w:hAnsi="Times New Roman" w:cs="Times New Roman"/>
-          <w:sz w:val="22"/>
-          <w:szCs w:val="22"/>
-          <w:highlight w:val="yellow"/>
-        </w:rPr>
-        <w:t>}</w:t>
-      </w:r>
-    </w:p>
-    <w:p>
-      <w:pPr>
-        <w:spacing w:after="0" w:line="276" w:lineRule="auto"/>
-        <w:rPr>
-          <w:rFonts w:ascii="Times New Roman" w:hAnsi="Times New Roman" w:cs="Times New Roman"/>
-          <w:sz w:val="22"/>
-          <w:szCs w:val="22"/>
-        </w:rPr>
-      </w:pPr>
-      <w:proofErr w:type="gramStart"/>
-      <w:r>
-        <w:rPr>
-          <w:rFonts w:ascii="Times New Roman" w:hAnsi="Times New Roman" w:cs="Times New Roman"/>
-          <w:sz w:val="22"/>
-          <w:szCs w:val="22"/>
-        </w:rPr>
-        <w:t>[ ]</w:t>
-      </w:r>
-      <w:proofErr w:type="gramEnd"/>
-      <w:r>
-        <w:rPr>
-          <w:rFonts w:ascii="Times New Roman" w:hAnsi="Times New Roman" w:cs="Times New Roman"/>
-          <w:sz w:val="22"/>
-          <w:szCs w:val="22"/>
-        </w:rPr>
-        <w:t xml:space="preserve"> Domestic Relations Judgment Information Form</w:t>
-      </w:r>
-    </w:p>
-    <w:p>
-      <w:pPr>
-        <w:spacing w:after="0" w:line="240" w:lineRule="auto"/>
-        <w:rPr>
-          <w:rFonts w:ascii="Times New Roman" w:hAnsi="Times New Roman" w:cs="Times New Roman"/>
-          <w:sz w:val="22"/>
-          <w:szCs w:val="22"/>
-        </w:rPr>
-      </w:pPr>
-      <w:r>
-        <w:rPr>
-          <w:rFonts w:ascii="Times New Roman" w:hAnsi="Times New Roman" w:cs="Times New Roman"/>
-          <w:sz w:val="22"/>
-          <w:szCs w:val="22"/>
-          <w:highlight w:val="yellow"/>
-        </w:rPr>
-        <w:t xml:space="preserve">{%p </w:t>
-      </w:r>
-      <w:proofErr w:type="gramStart"/>
-      <w:r>
-        <w:rPr>
-          <w:rFonts w:ascii="Times New Roman" w:hAnsi="Times New Roman" w:cs="Times New Roman"/>
-          <w:sz w:val="22"/>
-          <w:szCs w:val="22"/>
-          <w:highlight w:val="yellow"/>
-        </w:rPr>
-        <w:t>endif %}</w:t>
-      </w:r>
-      <w:proofErr w:type="gramEnd"/>
-    </w:p>
-    <w:p>
-      <w:pPr>
-        <w:spacing w:after="0" w:line="276" w:lineRule="auto"/>
-        <w:rPr>
-          <w:rFonts w:ascii="Times New Roman" w:hAnsi="Times New Roman" w:cs="Times New Roman"/>
-          <w:sz w:val="22"/>
-          <w:szCs w:val="22"/>
-        </w:rPr>
-      </w:pPr>
-      <w:proofErr w:type="gramStart"/>
-      <w:r>
-        <w:rPr>
-          <w:rFonts w:ascii="Times New Roman" w:hAnsi="Times New Roman" w:cs="Times New Roman"/>
-          <w:sz w:val="22"/>
-          <w:szCs w:val="22"/>
-        </w:rPr>
-        <w:t>[ ]</w:t>
-      </w:r>
-      <w:proofErr w:type="gramEnd"/>
-      <w:r>
-        <w:rPr>
-          <w:rFonts w:ascii="Times New Roman" w:hAnsi="Times New Roman" w:cs="Times New Roman"/>
-          <w:sz w:val="22"/>
-          <w:szCs w:val="22"/>
-        </w:rPr>
-        <w:t xml:space="preserve"> Domestic Relations Verified Financial Information Form</w:t>
-      </w:r>
-    </w:p>
-    <w:p>
-      <w:pPr>
-        <w:spacing w:after="0" w:line="240" w:lineRule="auto"/>
-        <w:rPr>
-          <w:rFonts w:ascii="Times New Roman" w:hAnsi="Times New Roman" w:cs="Times New Roman"/>
-          <w:sz w:val="22"/>
-          <w:szCs w:val="22"/>
-        </w:rPr>
-      </w:pPr>
-      <w:r>
-        <w:rPr>
-          <w:rFonts w:ascii="Times New Roman" w:hAnsi="Times New Roman" w:cs="Times New Roman"/>
-          <w:sz w:val="22"/>
-          <w:szCs w:val="22"/>
-          <w:highlight w:val="cyan"/>
-        </w:rPr>
-        <w:t xml:space="preserve">{%p </w:t>
-      </w:r>
-      <w:r>
-        <w:rPr>
-          <w:rFonts w:ascii="Times New Roman" w:hAnsi="Times New Roman" w:cs="Times New Roman"/>
-          <w:sz w:val="22"/>
-          <w:szCs w:val="22"/>
-          <w:highlight w:val="cyan"/>
-        </w:rPr>
-        <w:t>el</w:t>
-      </w:r>
-      <w:r>
-        <w:rPr>
-          <w:rFonts w:ascii="Times New Roman" w:hAnsi="Times New Roman" w:cs="Times New Roman"/>
-          <w:sz w:val="22"/>
-          <w:szCs w:val="22"/>
-          <w:highlight w:val="cyan"/>
-        </w:rPr>
-        <w:t>if tool</w:t>
-      </w:r>
-      <w:r>
-        <w:rPr>
-          <w:rFonts w:ascii="Times New Roman" w:hAnsi="Times New Roman" w:cs="Times New Roman"/>
-          <w:sz w:val="22"/>
-          <w:szCs w:val="22"/>
-          <w:highlight w:val="cyan"/>
-        </w:rPr>
-        <w:t>_ID</w:t>
-      </w:r>
-      <w:r>
-        <w:rPr>
-          <w:rFonts w:ascii="Times New Roman" w:hAnsi="Times New Roman" w:cs="Times New Roman"/>
-          <w:sz w:val="22"/>
-          <w:szCs w:val="22"/>
-          <w:highlight w:val="cyan"/>
-        </w:rPr>
-        <w:t xml:space="preserve"> == </w:t>
-      </w:r>
-      <w:r>
-        <w:rPr>
-          <w:rFonts w:ascii="Times New Roman" w:hAnsi="Times New Roman" w:cs="Times New Roman"/>
-          <w:sz w:val="22"/>
-          <w:szCs w:val="22"/>
-          <w:highlight w:val="cyan"/>
-        </w:rPr>
-        <w:t>“JOD_only”</w:t>
-      </w:r>
-      <w:r>
-        <w:rPr>
-          <w:rFonts w:ascii="Times New Roman" w:hAnsi="Times New Roman" w:cs="Times New Roman"/>
-          <w:sz w:val="22"/>
-          <w:szCs w:val="22"/>
-          <w:highlight w:val="cyan"/>
-        </w:rPr>
-        <w:t xml:space="preserve"> %}</w:t>
-      </w:r>
-    </w:p>
-    <w:p>
-      <w:pPr>
-        <w:spacing w:after="0" w:line="276" w:lineRule="auto"/>
-        <w:rPr>
-          <w:rFonts w:ascii="Times New Roman" w:hAnsi="Times New Roman" w:cs="Times New Roman"/>
-          <w:sz w:val="22"/>
-          <w:szCs w:val="22"/>
-        </w:rPr>
-      </w:pPr>
-      <w:proofErr w:type="gramStart"/>
-      <w:r>
-        <w:rPr>
-          <w:rFonts w:ascii="Times New Roman" w:hAnsi="Times New Roman" w:cs="Times New Roman"/>
-          <w:sz w:val="22"/>
-          <w:szCs w:val="22"/>
-        </w:rPr>
-        <w:t>[ ]</w:t>
-      </w:r>
-      <w:proofErr w:type="gramEnd"/>
-      <w:r>
-        <w:rPr>
-          <w:rFonts w:ascii="Times New Roman" w:hAnsi="Times New Roman" w:cs="Times New Roman"/>
-          <w:sz w:val="22"/>
-          <w:szCs w:val="22"/>
-        </w:rPr>
-        <w:t xml:space="preserve"> Notice of Hearing</w:t>
-      </w:r>
-    </w:p>
-    <w:p>
-      <w:pPr>
-        <w:spacing w:after="0" w:line="276" w:lineRule="auto"/>
-        <w:rPr>
-          <w:rFonts w:ascii="Times New Roman" w:hAnsi="Times New Roman" w:cs="Times New Roman"/>
-          <w:sz w:val="22"/>
-          <w:szCs w:val="22"/>
-        </w:rPr>
-      </w:pPr>
-      <w:proofErr w:type="gramStart"/>
-      <w:r>
-        <w:rPr>
-          <w:rFonts w:ascii="Times New Roman" w:hAnsi="Times New Roman" w:cs="Times New Roman"/>
-          <w:sz w:val="22"/>
-          <w:szCs w:val="22"/>
-        </w:rPr>
-        <w:t>[ ]</w:t>
-      </w:r>
-      <w:proofErr w:type="gramEnd"/>
-      <w:r>
-        <w:rPr>
-          <w:rFonts w:ascii="Times New Roman" w:hAnsi="Times New Roman" w:cs="Times New Roman"/>
-          <w:sz w:val="22"/>
-          <w:szCs w:val="22"/>
-        </w:rPr>
-        <w:t xml:space="preserve"> Notice of Hearing and Motion for Entry of Consent Judgment of Divorce</w:t>
-      </w:r>
-    </w:p>
-    <w:p>
-      <w:pPr>
-        <w:spacing w:after="0" w:line="276" w:lineRule="auto"/>
-        <w:rPr>
-          <w:rFonts w:ascii="Times New Roman" w:hAnsi="Times New Roman" w:cs="Times New Roman"/>
-          <w:sz w:val="22"/>
-          <w:szCs w:val="22"/>
-        </w:rPr>
-      </w:pPr>
-      <w:proofErr w:type="gramStart"/>
-      <w:r>
-        <w:rPr>
-          <w:rFonts w:ascii="Times New Roman" w:hAnsi="Times New Roman" w:cs="Times New Roman"/>
-          <w:sz w:val="22"/>
-          <w:szCs w:val="22"/>
-        </w:rPr>
-        <w:t>[ ]</w:t>
-      </w:r>
-      <w:proofErr w:type="gramEnd"/>
-      <w:r>
-        <w:rPr>
-          <w:rFonts w:ascii="Times New Roman" w:hAnsi="Times New Roman" w:cs="Times New Roman"/>
-          <w:sz w:val="22"/>
-          <w:szCs w:val="22"/>
-        </w:rPr>
-        <w:t xml:space="preserve"> Notice of Hearing and Motion for Entry of Default Judgment of Divorce</w:t>
-      </w:r>
-    </w:p>
-    <w:p>
-      <w:pPr>
-        <w:spacing w:after="0" w:line="276" w:lineRule="auto"/>
-        <w:rPr>
-          <w:rFonts w:ascii="Times New Roman" w:hAnsi="Times New Roman" w:cs="Times New Roman"/>
-          <w:sz w:val="22"/>
-          <w:szCs w:val="22"/>
-        </w:rPr>
-      </w:pPr>
-      <w:proofErr w:type="gramStart"/>
-      <w:r>
-        <w:rPr>
-          <w:rFonts w:ascii="Times New Roman" w:hAnsi="Times New Roman" w:cs="Times New Roman"/>
-          <w:sz w:val="22"/>
-          <w:szCs w:val="22"/>
-        </w:rPr>
-        <w:t>[ ]</w:t>
-      </w:r>
-      <w:proofErr w:type="gramEnd"/>
-      <w:r>
-        <w:rPr>
-          <w:rFonts w:ascii="Times New Roman" w:hAnsi="Times New Roman" w:cs="Times New Roman"/>
-          <w:sz w:val="22"/>
-          <w:szCs w:val="22"/>
-        </w:rPr>
-        <w:t xml:space="preserve"> Proposed Judgment of Divorce</w:t>
-      </w:r>
-    </w:p>
-    <w:p>
-      <w:pPr>
-        <w:spacing w:after="0" w:line="240" w:lineRule="auto"/>
-        <w:rPr>
-          <w:rFonts w:ascii="Times New Roman" w:hAnsi="Times New Roman" w:cs="Times New Roman"/>
-          <w:sz w:val="22"/>
-          <w:szCs w:val="22"/>
-        </w:rPr>
-      </w:pPr>
-      <w:r>
-        <w:rPr>
-          <w:rFonts w:ascii="Times New Roman" w:hAnsi="Times New Roman" w:cs="Times New Roman"/>
-          <w:sz w:val="22"/>
-          <w:szCs w:val="22"/>
-          <w:highlight w:val="yellow"/>
-        </w:rPr>
-        <w:t xml:space="preserve">{%p if </w:t>
-      </w:r>
-      <w:r>
-        <w:rPr>
-          <w:rFonts w:ascii="Times New Roman" w:hAnsi="Times New Roman" w:cs="Times New Roman"/>
-          <w:sz w:val="22"/>
-          <w:szCs w:val="22"/>
-          <w:highlight w:val="yellow"/>
-        </w:rPr>
-        <w:t>there_are_marital_</w:t>
-      </w:r>
-      <w:proofErr w:type="gramStart"/>
-      <w:r>
-        <w:rPr>
-          <w:rFonts w:ascii="Times New Roman" w:hAnsi="Times New Roman" w:cs="Times New Roman"/>
-          <w:sz w:val="22"/>
-          <w:szCs w:val="22"/>
-          <w:highlight w:val="yellow"/>
-        </w:rPr>
-        <w:t>children</w:t>
-      </w:r>
-      <w:r>
-        <w:rPr>
-          <w:rFonts w:ascii="Times New Roman" w:hAnsi="Times New Roman" w:cs="Times New Roman"/>
-          <w:sz w:val="22"/>
-          <w:szCs w:val="22"/>
-          <w:highlight w:val="yellow"/>
-        </w:rPr>
-        <w:t xml:space="preserve"> </w:t>
-      </w:r>
-      <w:r>
-        <w:rPr>
-          <w:rFonts w:ascii="Times New Roman" w:hAnsi="Times New Roman" w:cs="Times New Roman"/>
-          <w:sz w:val="22"/>
-          <w:szCs w:val="22"/>
-          <w:highlight w:val="yellow"/>
-        </w:rPr>
-        <w:t>%}</w:t>
-      </w:r>
-      <w:proofErr w:type="gramEnd"/>
-    </w:p>
-    <w:p>
-      <w:pPr>
-        <w:spacing w:after="0" w:line="276" w:lineRule="auto"/>
-        <w:rPr>
-          <w:rFonts w:ascii="Times New Roman" w:hAnsi="Times New Roman" w:cs="Times New Roman"/>
-          <w:sz w:val="22"/>
-          <w:szCs w:val="22"/>
-        </w:rPr>
-      </w:pPr>
-      <w:proofErr w:type="gramStart"/>
-      <w:r>
-        <w:rPr>
-          <w:rFonts w:ascii="Times New Roman" w:hAnsi="Times New Roman" w:cs="Times New Roman"/>
-          <w:sz w:val="22"/>
-          <w:szCs w:val="22"/>
-        </w:rPr>
-        <w:t>[ ]</w:t>
-      </w:r>
-      <w:proofErr w:type="gramEnd"/>
-      <w:r>
-        <w:rPr>
-          <w:rFonts w:ascii="Times New Roman" w:hAnsi="Times New Roman" w:cs="Times New Roman"/>
-          <w:sz w:val="22"/>
-          <w:szCs w:val="22"/>
-        </w:rPr>
-        <w:t xml:space="preserve"> Proposed Uniform Child Support Order</w:t>
-      </w:r>
-    </w:p>
-    <w:p>
-      <w:pPr>
-        <w:spacing w:after="0" w:line="240" w:lineRule="auto"/>
-        <w:rPr>
-          <w:rFonts w:ascii="Times New Roman" w:hAnsi="Times New Roman" w:cs="Times New Roman"/>
-          <w:sz w:val="22"/>
-          <w:szCs w:val="22"/>
-        </w:rPr>
-      </w:pPr>
-      <w:r>
-        <w:rPr>
-          <w:rFonts w:ascii="Times New Roman" w:hAnsi="Times New Roman" w:cs="Times New Roman"/>
-          <w:sz w:val="22"/>
-          <w:szCs w:val="22"/>
-          <w:highlight w:val="yellow"/>
-        </w:rPr>
-        <w:t xml:space="preserve">{%p </w:t>
-      </w:r>
-      <w:proofErr w:type="gramStart"/>
-      <w:r>
-        <w:rPr>
-          <w:rFonts w:ascii="Times New Roman" w:hAnsi="Times New Roman" w:cs="Times New Roman"/>
-          <w:sz w:val="22"/>
-          <w:szCs w:val="22"/>
-          <w:highlight w:val="yellow"/>
-        </w:rPr>
-        <w:t>endif %}</w:t>
-      </w:r>
-      <w:proofErr w:type="gramEnd"/>
-    </w:p>
-    <w:p>
-      <w:pPr>
-        <w:spacing w:after="0" w:line="240" w:lineRule="auto"/>
-        <w:rPr>
-          <w:rFonts w:ascii="Times New Roman" w:hAnsi="Times New Roman" w:cs="Times New Roman"/>
-          <w:sz w:val="22"/>
-          <w:szCs w:val="22"/>
-        </w:rPr>
-      </w:pPr>
-      <w:r>
-        <w:rPr>
-          <w:rFonts w:ascii="Times New Roman" w:hAnsi="Times New Roman" w:cs="Times New Roman"/>
-          <w:sz w:val="22"/>
-          <w:szCs w:val="22"/>
-          <w:highlight w:val="yellow"/>
-        </w:rPr>
-        <w:t xml:space="preserve">{%p if </w:t>
-      </w:r>
-      <w:r>
-        <w:rPr>
-          <w:rFonts w:ascii="Times New Roman" w:hAnsi="Times New Roman" w:cs="Times New Roman"/>
-          <w:sz w:val="22"/>
-          <w:szCs w:val="22"/>
-          <w:highlight w:val="yellow"/>
-        </w:rPr>
-        <w:t>user_wants_post_divorce_support or spousal_support_provisions == "user_agrees_to_pay_spousal_support</w:t>
-      </w:r>
-      <w:proofErr w:type="gramStart"/>
-      <w:r>
-        <w:rPr>
-          <w:rFonts w:ascii="Times New Roman" w:hAnsi="Times New Roman" w:cs="Times New Roman"/>
-          <w:sz w:val="22"/>
-          <w:szCs w:val="22"/>
-          <w:highlight w:val="yellow"/>
-        </w:rPr>
-        <w:t>"</w:t>
-      </w:r>
-      <w:r>
-        <w:rPr>
-          <w:rFonts w:ascii="Times New Roman" w:hAnsi="Times New Roman" w:cs="Times New Roman"/>
-          <w:sz w:val="22"/>
-          <w:szCs w:val="22"/>
-          <w:highlight w:val="yellow"/>
-        </w:rPr>
-        <w:t xml:space="preserve"> </w:t>
-      </w:r>
-      <w:r>
-        <w:rPr>
-          <w:rFonts w:ascii="Times New Roman" w:hAnsi="Times New Roman" w:cs="Times New Roman"/>
-          <w:sz w:val="22"/>
-          <w:szCs w:val="22"/>
-          <w:highlight w:val="yellow"/>
-        </w:rPr>
-        <w:t>%}</w:t>
-      </w:r>
-      <w:proofErr w:type="gramEnd"/>
-    </w:p>
-    <w:p>
-      <w:pPr>
-        <w:spacing w:after="0" w:line="276" w:lineRule="auto"/>
-        <w:rPr>
-          <w:rFonts w:ascii="Times New Roman" w:hAnsi="Times New Roman" w:cs="Times New Roman"/>
-          <w:sz w:val="22"/>
-          <w:szCs w:val="22"/>
-        </w:rPr>
-      </w:pPr>
-      <w:proofErr w:type="gramStart"/>
-      <w:r>
-        <w:rPr>
-          <w:rFonts w:ascii="Times New Roman" w:hAnsi="Times New Roman" w:cs="Times New Roman"/>
-          <w:sz w:val="22"/>
-          <w:szCs w:val="22"/>
-        </w:rPr>
-        <w:t>[ ]</w:t>
-      </w:r>
-      <w:proofErr w:type="gramEnd"/>
-      <w:r>
-        <w:rPr>
-          <w:rFonts w:ascii="Times New Roman" w:hAnsi="Times New Roman" w:cs="Times New Roman"/>
-          <w:sz w:val="22"/>
-          <w:szCs w:val="22"/>
-        </w:rPr>
-        <w:t xml:space="preserve"> Proposed Uniform Spousal Support Order</w:t>
-      </w:r>
-    </w:p>
-    <w:p>
-      <w:pPr>
-        <w:spacing w:after="0" w:line="240" w:lineRule="auto"/>
-        <w:rPr>
-          <w:rFonts w:ascii="Times New Roman" w:hAnsi="Times New Roman" w:cs="Times New Roman"/>
-          <w:sz w:val="22"/>
-          <w:szCs w:val="22"/>
-        </w:rPr>
-      </w:pPr>
-      <w:r>
-        <w:rPr>
-          <w:rFonts w:ascii="Times New Roman" w:hAnsi="Times New Roman" w:cs="Times New Roman"/>
-          <w:sz w:val="22"/>
-          <w:szCs w:val="22"/>
-          <w:highlight w:val="yellow"/>
-        </w:rPr>
-        <w:t xml:space="preserve">{%p </w:t>
-      </w:r>
-      <w:proofErr w:type="gramStart"/>
-      <w:r>
-        <w:rPr>
-          <w:rFonts w:ascii="Times New Roman" w:hAnsi="Times New Roman" w:cs="Times New Roman"/>
-          <w:sz w:val="22"/>
-          <w:szCs w:val="22"/>
-          <w:highlight w:val="yellow"/>
-        </w:rPr>
-        <w:t>endif %}</w:t>
-      </w:r>
-      <w:proofErr w:type="gramEnd"/>
-    </w:p>
-    <w:p>
-      <w:pPr>
-        <w:spacing w:after="0" w:line="276" w:lineRule="auto"/>
-        <w:rPr>
-          <w:rFonts w:ascii="Times New Roman" w:hAnsi="Times New Roman" w:cs="Times New Roman"/>
-          <w:sz w:val="22"/>
-          <w:szCs w:val="22"/>
-        </w:rPr>
-      </w:pPr>
-      <w:proofErr w:type="gramStart"/>
-      <w:r>
-        <w:rPr>
-          <w:rFonts w:ascii="Times New Roman" w:hAnsi="Times New Roman" w:cs="Times New Roman"/>
-          <w:sz w:val="22"/>
-          <w:szCs w:val="22"/>
-        </w:rPr>
-        <w:t>[ ]</w:t>
-      </w:r>
-      <w:proofErr w:type="gramEnd"/>
-      <w:r>
-        <w:rPr>
-          <w:rFonts w:ascii="Times New Roman" w:hAnsi="Times New Roman" w:cs="Times New Roman"/>
-          <w:sz w:val="22"/>
-          <w:szCs w:val="22"/>
-        </w:rPr>
-        <w:t xml:space="preserve"> Judgment of Divorce</w:t>
-      </w:r>
     </w:p>
     <w:p>
       <w:pPr>
@@ -4276,6 +4945,192 @@
         <w:lastRenderedPageBreak/>
         <w:t xml:space="preserve">{%p if </w:t>
       </w:r>
+      <w:proofErr w:type="spellStart"/>
+      <w:r>
+        <w:rPr>
+          <w:rFonts w:ascii="Times New Roman" w:hAnsi="Times New Roman" w:cs="Times New Roman"/>
+          <w:sz w:val="22"/>
+          <w:szCs w:val="22"/>
+          <w:highlight w:val="yellow"/>
+        </w:rPr>
+        <w:t>user_wants_post_divorce_support</w:t>
+      </w:r>
+      <w:proofErr w:type="spellEnd"/>
+      <w:r>
+        <w:rPr>
+          <w:rFonts w:ascii="Times New Roman" w:hAnsi="Times New Roman" w:cs="Times New Roman"/>
+          <w:sz w:val="22"/>
+          <w:szCs w:val="22"/>
+          <w:highlight w:val="yellow"/>
+        </w:rPr>
+        <w:t xml:space="preserve"> or </w:t>
+      </w:r>
+      <w:proofErr w:type="spellStart"/>
+      <w:r>
+        <w:rPr>
+          <w:rFonts w:ascii="Times New Roman" w:hAnsi="Times New Roman" w:cs="Times New Roman"/>
+          <w:sz w:val="22"/>
+          <w:szCs w:val="22"/>
+          <w:highlight w:val="yellow"/>
+        </w:rPr>
+        <w:t>spousal_support_provisions</w:t>
+      </w:r>
+      <w:proofErr w:type="spellEnd"/>
+      <w:r>
+        <w:rPr>
+          <w:rFonts w:ascii="Times New Roman" w:hAnsi="Times New Roman" w:cs="Times New Roman"/>
+          <w:sz w:val="22"/>
+          <w:szCs w:val="22"/>
+          <w:highlight w:val="yellow"/>
+        </w:rPr>
+        <w:t xml:space="preserve"> == "</w:t>
+      </w:r>
+      <w:proofErr w:type="spellStart"/>
+      <w:r>
+        <w:rPr>
+          <w:rFonts w:ascii="Times New Roman" w:hAnsi="Times New Roman" w:cs="Times New Roman"/>
+          <w:sz w:val="22"/>
+          <w:szCs w:val="22"/>
+          <w:highlight w:val="yellow"/>
+        </w:rPr>
+        <w:t>user_agrees_to_pay_spousal_support</w:t>
+      </w:r>
+      <w:proofErr w:type="spellEnd"/>
+      <w:proofErr w:type="gramStart"/>
+      <w:r>
+        <w:rPr>
+          <w:rFonts w:ascii="Times New Roman" w:hAnsi="Times New Roman" w:cs="Times New Roman"/>
+          <w:sz w:val="22"/>
+          <w:szCs w:val="22"/>
+          <w:highlight w:val="yellow"/>
+        </w:rPr>
+        <w:t>"</w:t>
+      </w:r>
+      <w:r>
+        <w:rPr>
+          <w:rFonts w:ascii="Times New Roman" w:hAnsi="Times New Roman" w:cs="Times New Roman"/>
+          <w:sz w:val="22"/>
+          <w:szCs w:val="22"/>
+          <w:highlight w:val="yellow"/>
+        </w:rPr>
+        <w:t xml:space="preserve"> </w:t>
+      </w:r>
+      <w:r>
+        <w:rPr>
+          <w:rFonts w:ascii="Times New Roman" w:hAnsi="Times New Roman" w:cs="Times New Roman"/>
+          <w:sz w:val="22"/>
+          <w:szCs w:val="22"/>
+          <w:highlight w:val="yellow"/>
+        </w:rPr>
+        <w:t>%}</w:t>
+      </w:r>
+      <w:proofErr w:type="gramEnd"/>
+    </w:p>
+    <w:p>
+      <w:pPr>
+        <w:spacing w:after="0" w:line="276" w:lineRule="auto"/>
+        <w:rPr>
+          <w:rFonts w:ascii="Times New Roman" w:hAnsi="Times New Roman" w:cs="Times New Roman"/>
+          <w:sz w:val="22"/>
+          <w:szCs w:val="22"/>
+        </w:rPr>
+      </w:pPr>
+      <w:proofErr w:type="gramStart"/>
+      <w:r>
+        <w:rPr>
+          <w:rFonts w:ascii="Times New Roman" w:hAnsi="Times New Roman" w:cs="Times New Roman"/>
+          <w:sz w:val="22"/>
+          <w:szCs w:val="22"/>
+        </w:rPr>
+        <w:t>[ ]</w:t>
+      </w:r>
+      <w:proofErr w:type="gramEnd"/>
+      <w:r>
+        <w:rPr>
+          <w:rFonts w:ascii="Times New Roman" w:hAnsi="Times New Roman" w:cs="Times New Roman"/>
+          <w:sz w:val="22"/>
+          <w:szCs w:val="22"/>
+        </w:rPr>
+        <w:t xml:space="preserve"> Proposed Uniform Spousal Support Order</w:t>
+      </w:r>
+    </w:p>
+    <w:p>
+      <w:pPr>
+        <w:spacing w:after="0" w:line="240" w:lineRule="auto"/>
+        <w:rPr>
+          <w:rFonts w:ascii="Times New Roman" w:hAnsi="Times New Roman" w:cs="Times New Roman"/>
+          <w:sz w:val="22"/>
+          <w:szCs w:val="22"/>
+        </w:rPr>
+      </w:pPr>
+      <w:r>
+        <w:rPr>
+          <w:rFonts w:ascii="Times New Roman" w:hAnsi="Times New Roman" w:cs="Times New Roman"/>
+          <w:sz w:val="22"/>
+          <w:szCs w:val="22"/>
+          <w:highlight w:val="yellow"/>
+        </w:rPr>
+        <w:t xml:space="preserve">{%p </w:t>
+      </w:r>
+      <w:proofErr w:type="gramStart"/>
+      <w:r>
+        <w:rPr>
+          <w:rFonts w:ascii="Times New Roman" w:hAnsi="Times New Roman" w:cs="Times New Roman"/>
+          <w:sz w:val="22"/>
+          <w:szCs w:val="22"/>
+          <w:highlight w:val="yellow"/>
+        </w:rPr>
+        <w:t>endif %}</w:t>
+      </w:r>
+      <w:proofErr w:type="gramEnd"/>
+    </w:p>
+    <w:p>
+      <w:pPr>
+        <w:spacing w:after="0" w:line="276" w:lineRule="auto"/>
+        <w:rPr>
+          <w:rFonts w:ascii="Times New Roman" w:hAnsi="Times New Roman" w:cs="Times New Roman"/>
+          <w:sz w:val="22"/>
+          <w:szCs w:val="22"/>
+        </w:rPr>
+      </w:pPr>
+      <w:proofErr w:type="gramStart"/>
+      <w:r>
+        <w:rPr>
+          <w:rFonts w:ascii="Times New Roman" w:hAnsi="Times New Roman" w:cs="Times New Roman"/>
+          <w:sz w:val="22"/>
+          <w:szCs w:val="22"/>
+        </w:rPr>
+        <w:t>[ ]</w:t>
+      </w:r>
+      <w:proofErr w:type="gramEnd"/>
+      <w:r>
+        <w:rPr>
+          <w:rFonts w:ascii="Times New Roman" w:hAnsi="Times New Roman" w:cs="Times New Roman"/>
+          <w:sz w:val="22"/>
+          <w:szCs w:val="22"/>
+        </w:rPr>
+        <w:t xml:space="preserve"> Judgment of Divorce</w:t>
+      </w:r>
+    </w:p>
+    <w:p>
+      <w:pPr>
+        <w:spacing w:after="0" w:line="240" w:lineRule="auto"/>
+        <w:rPr>
+          <w:rFonts w:ascii="Times New Roman" w:hAnsi="Times New Roman" w:cs="Times New Roman"/>
+          <w:sz w:val="22"/>
+          <w:szCs w:val="22"/>
+        </w:rPr>
+      </w:pPr>
+      <w:r>
+        <w:rPr>
+          <w:rFonts w:ascii="Times New Roman" w:hAnsi="Times New Roman" w:cs="Times New Roman"/>
+          <w:sz w:val="22"/>
+          <w:szCs w:val="22"/>
+          <w:highlight w:val="yellow"/>
+        </w:rPr>
+        <w:t xml:space="preserve">{%p if </w:t>
+      </w:r>
+      <w:proofErr w:type="spellStart"/>
       <w:r>
         <w:rPr>
           <w:rFonts w:ascii="Times New Roman" w:hAnsi="Times New Roman" w:cs="Times New Roman"/>
@@ -4295,6 +5150,7 @@
         </w:rPr>
         <w:t>children</w:t>
       </w:r>
+      <w:proofErr w:type="spellEnd"/>
       <w:r>
         <w:rPr>
           <w:rFonts w:ascii="Times New Roman" w:hAnsi="Times New Roman" w:cs="Times New Roman"/>
@@ -4391,15 +5247,57 @@
         </w:rPr>
         <w:t xml:space="preserve">{%p if </w:t>
       </w:r>
-      <w:r>
-        <w:rPr>
-          <w:rFonts w:ascii="Times New Roman" w:hAnsi="Times New Roman" w:cs="Times New Roman"/>
-          <w:sz w:val="22"/>
-          <w:szCs w:val="22"/>
-          <w:highlight w:val="yellow"/>
-        </w:rPr>
-        <w:t>user_wants_post_divorce_support or spousal_support_provisions == "user_agrees_to_pay_spousal_support</w:t>
-      </w:r>
+      <w:proofErr w:type="spellStart"/>
+      <w:r>
+        <w:rPr>
+          <w:rFonts w:ascii="Times New Roman" w:hAnsi="Times New Roman" w:cs="Times New Roman"/>
+          <w:sz w:val="22"/>
+          <w:szCs w:val="22"/>
+          <w:highlight w:val="yellow"/>
+        </w:rPr>
+        <w:t>user_wants_post_divorce_support</w:t>
+      </w:r>
+      <w:proofErr w:type="spellEnd"/>
+      <w:r>
+        <w:rPr>
+          <w:rFonts w:ascii="Times New Roman" w:hAnsi="Times New Roman" w:cs="Times New Roman"/>
+          <w:sz w:val="22"/>
+          <w:szCs w:val="22"/>
+          <w:highlight w:val="yellow"/>
+        </w:rPr>
+        <w:t xml:space="preserve"> or </w:t>
+      </w:r>
+      <w:proofErr w:type="spellStart"/>
+      <w:r>
+        <w:rPr>
+          <w:rFonts w:ascii="Times New Roman" w:hAnsi="Times New Roman" w:cs="Times New Roman"/>
+          <w:sz w:val="22"/>
+          <w:szCs w:val="22"/>
+          <w:highlight w:val="yellow"/>
+        </w:rPr>
+        <w:t>spousal_support_provisions</w:t>
+      </w:r>
+      <w:proofErr w:type="spellEnd"/>
+      <w:r>
+        <w:rPr>
+          <w:rFonts w:ascii="Times New Roman" w:hAnsi="Times New Roman" w:cs="Times New Roman"/>
+          <w:sz w:val="22"/>
+          <w:szCs w:val="22"/>
+          <w:highlight w:val="yellow"/>
+        </w:rPr>
+        <w:t xml:space="preserve"> == "</w:t>
+      </w:r>
+      <w:proofErr w:type="spellStart"/>
+      <w:r>
+        <w:rPr>
+          <w:rFonts w:ascii="Times New Roman" w:hAnsi="Times New Roman" w:cs="Times New Roman"/>
+          <w:sz w:val="22"/>
+          <w:szCs w:val="22"/>
+          <w:highlight w:val="yellow"/>
+        </w:rPr>
+        <w:t>user_agrees_to_pay_spousal_support</w:t>
+      </w:r>
+      <w:proofErr w:type="spellEnd"/>
       <w:proofErr w:type="gramStart"/>
       <w:r>
         <w:rPr>
@@ -4878,7 +5776,25 @@
           <w:sz w:val="20"/>
           <w:szCs w:val="20"/>
         </w:rPr>
-        <w:t xml:space="preserve">{% if user_ask_role == “plaintiff” </w:t>
+        <w:t xml:space="preserve">{% if </w:t>
+      </w:r>
+      <w:proofErr w:type="spellStart"/>
+      <w:r>
+        <w:rPr>
+          <w:rFonts w:ascii="Times New Roman" w:hAnsi="Times New Roman" w:cs="Times New Roman"/>
+          <w:sz w:val="20"/>
+          <w:szCs w:val="20"/>
+        </w:rPr>
+        <w:t>user_ask_role</w:t>
+      </w:r>
+      <w:proofErr w:type="spellEnd"/>
+      <w:r>
+        <w:rPr>
+          <w:rFonts w:ascii="Times New Roman" w:hAnsi="Times New Roman" w:cs="Times New Roman"/>
+          <w:sz w:val="20"/>
+          <w:szCs w:val="20"/>
+        </w:rPr>
+        <w:t xml:space="preserve"> == “plaintiff” </w:t>
       </w:r>
       <w:proofErr w:type="gramStart"/>
       <w:r>

--- a/docassemble/MLHDivorceAndCustody/data/templates/proof_of_service.docx
+++ b/docassemble/MLHDivorceAndCustody/data/templates/proof_of_service.docx
@@ -2459,12 +2459,9 @@
           <w:sz w:val="22"/>
           <w:szCs w:val="22"/>
         </w:rPr>
-        <w:t xml:space="preserve"> Notice of Hearing and Motion for Entry of Order Regarding Custody, Parenting Time, and Child Support</w:t>
-      </w:r>
-    </w:p>
-    <w:p>
-      <w:pPr>
-        <w:spacing w:after="0" w:line="276" w:lineRule="auto"/>
+        <w:t xml:space="preserve"> Notice of Hearing and Motion for Entry of </w:t>
+      </w:r>
+      <w:r>
         <w:rPr>
           <w:rFonts w:ascii="Times New Roman" w:hAnsi="Times New Roman" w:cs="Times New Roman"/>
           <w:b/>
@@ -2472,8 +2469,28 @@
           <w:sz w:val="22"/>
           <w:szCs w:val="22"/>
         </w:rPr>
-      </w:pPr>
-      <w:r>
+        <w:t>Consent</w:t>
+      </w:r>
+      <w:r>
+        <w:rPr>
+          <w:rFonts w:ascii="Times New Roman" w:hAnsi="Times New Roman" w:cs="Times New Roman"/>
+          <w:sz w:val="22"/>
+          <w:szCs w:val="22"/>
+        </w:rPr>
+        <w:t xml:space="preserve"> </w:t>
+      </w:r>
+      <w:r>
+        <w:rPr>
+          <w:rFonts w:ascii="Times New Roman" w:hAnsi="Times New Roman" w:cs="Times New Roman"/>
+          <w:sz w:val="22"/>
+          <w:szCs w:val="22"/>
+        </w:rPr>
+        <w:t>Order Regarding Custody, Parenting Time, and Child Support</w:t>
+      </w:r>
+    </w:p>
+    <w:p>
+      <w:pPr>
+        <w:spacing w:after="0" w:line="276" w:lineRule="auto"/>
         <w:rPr>
           <w:rFonts w:ascii="Times New Roman" w:hAnsi="Times New Roman" w:cs="Times New Roman"/>
           <w:b/>
@@ -2481,6 +2498,15 @@
           <w:sz w:val="22"/>
           <w:szCs w:val="22"/>
         </w:rPr>
+      </w:pPr>
+      <w:r>
+        <w:rPr>
+          <w:rFonts w:ascii="Times New Roman" w:hAnsi="Times New Roman" w:cs="Times New Roman"/>
+          <w:b/>
+          <w:bCs/>
+          <w:sz w:val="22"/>
+          <w:szCs w:val="22"/>
+        </w:rPr>
         <w:t>OR</w:t>
       </w:r>
     </w:p>
@@ -2509,7 +2535,25 @@
           <w:sz w:val="22"/>
           <w:szCs w:val="22"/>
         </w:rPr>
-        <w:t xml:space="preserve"> Notice of Hearing and Motion for Entry of Default Order Regarding Custody, Parenting Time, and Child Support</w:t>
+        <w:t xml:space="preserve"> Notice of Hearing and Motion for Entry of </w:t>
+      </w:r>
+      <w:r>
+        <w:rPr>
+          <w:rFonts w:ascii="Times New Roman" w:hAnsi="Times New Roman" w:cs="Times New Roman"/>
+          <w:b/>
+          <w:bCs/>
+          <w:sz w:val="22"/>
+          <w:szCs w:val="22"/>
+        </w:rPr>
+        <w:t>Default</w:t>
+      </w:r>
+      <w:r>
+        <w:rPr>
+          <w:rFonts w:ascii="Times New Roman" w:hAnsi="Times New Roman" w:cs="Times New Roman"/>
+          <w:sz w:val="22"/>
+          <w:szCs w:val="22"/>
+        </w:rPr>
+        <w:t xml:space="preserve"> Order Regarding Custody, Parenting Time, and Child Support</w:t>
       </w:r>
     </w:p>
     <w:p>
@@ -2783,7 +2827,6 @@
           <w:sz w:val="22"/>
           <w:szCs w:val="22"/>
         </w:rPr>
-        <w:lastRenderedPageBreak/>
         <w:t>[ ]</w:t>
       </w:r>
       <w:proofErr w:type="gramEnd"/>
@@ -3407,6 +3450,284 @@
           <w:szCs w:val="22"/>
           <w:highlight w:val="yellow"/>
         </w:rPr>
+        <w:t xml:space="preserve">” or </w:t>
+      </w:r>
+      <w:proofErr w:type="spellStart"/>
+      <w:r>
+        <w:rPr>
+          <w:rFonts w:ascii="Times New Roman" w:hAnsi="Times New Roman" w:cs="Times New Roman"/>
+          <w:sz w:val="22"/>
+          <w:szCs w:val="22"/>
+          <w:highlight w:val="yellow"/>
+        </w:rPr>
+        <w:t>user_wants_post_divorce_support</w:t>
+      </w:r>
+      <w:proofErr w:type="spellEnd"/>
+      <w:r>
+        <w:rPr>
+          <w:rFonts w:ascii="Times New Roman" w:hAnsi="Times New Roman" w:cs="Times New Roman"/>
+          <w:sz w:val="22"/>
+          <w:szCs w:val="22"/>
+          <w:highlight w:val="yellow"/>
+        </w:rPr>
+        <w:t xml:space="preserve"> </w:t>
+      </w:r>
+      <w:r>
+        <w:rPr>
+          <w:rFonts w:ascii="Times New Roman" w:hAnsi="Times New Roman" w:cs="Times New Roman"/>
+          <w:sz w:val="22"/>
+          <w:szCs w:val="22"/>
+          <w:highlight w:val="yellow"/>
+        </w:rPr>
+        <w:t>%}</w:t>
+      </w:r>
+    </w:p>
+    <w:p>
+      <w:pPr>
+        <w:spacing w:after="0" w:line="276" w:lineRule="auto"/>
+        <w:rPr>
+          <w:rFonts w:ascii="Times New Roman" w:hAnsi="Times New Roman" w:cs="Times New Roman"/>
+          <w:sz w:val="22"/>
+          <w:szCs w:val="22"/>
+        </w:rPr>
+      </w:pPr>
+      <w:proofErr w:type="gramStart"/>
+      <w:r>
+        <w:rPr>
+          <w:rFonts w:ascii="Times New Roman" w:hAnsi="Times New Roman" w:cs="Times New Roman"/>
+          <w:sz w:val="22"/>
+          <w:szCs w:val="22"/>
+        </w:rPr>
+        <w:t>[ ]</w:t>
+      </w:r>
+      <w:proofErr w:type="gramEnd"/>
+      <w:r>
+        <w:rPr>
+          <w:rFonts w:ascii="Times New Roman" w:hAnsi="Times New Roman" w:cs="Times New Roman"/>
+          <w:sz w:val="22"/>
+          <w:szCs w:val="22"/>
+        </w:rPr>
+        <w:t xml:space="preserve"> Verified Statement </w:t>
+      </w:r>
+    </w:p>
+    <w:p>
+      <w:pPr>
+        <w:spacing w:after="0" w:line="240" w:lineRule="auto"/>
+        <w:rPr>
+          <w:rFonts w:ascii="Times New Roman" w:hAnsi="Times New Roman" w:cs="Times New Roman"/>
+          <w:sz w:val="22"/>
+          <w:szCs w:val="22"/>
+        </w:rPr>
+      </w:pPr>
+      <w:r>
+        <w:rPr>
+          <w:rFonts w:ascii="Times New Roman" w:hAnsi="Times New Roman" w:cs="Times New Roman"/>
+          <w:sz w:val="22"/>
+          <w:szCs w:val="22"/>
+          <w:highlight w:val="yellow"/>
+        </w:rPr>
+        <w:t xml:space="preserve">{%p </w:t>
+      </w:r>
+      <w:proofErr w:type="gramStart"/>
+      <w:r>
+        <w:rPr>
+          <w:rFonts w:ascii="Times New Roman" w:hAnsi="Times New Roman" w:cs="Times New Roman"/>
+          <w:sz w:val="22"/>
+          <w:szCs w:val="22"/>
+          <w:highlight w:val="yellow"/>
+        </w:rPr>
+        <w:t>endif %}</w:t>
+      </w:r>
+      <w:proofErr w:type="gramEnd"/>
+    </w:p>
+    <w:p>
+      <w:pPr>
+        <w:spacing w:after="0" w:line="240" w:lineRule="auto"/>
+        <w:rPr>
+          <w:rFonts w:ascii="Times New Roman" w:hAnsi="Times New Roman" w:cs="Times New Roman"/>
+          <w:sz w:val="22"/>
+          <w:szCs w:val="22"/>
+        </w:rPr>
+      </w:pPr>
+      <w:r>
+        <w:rPr>
+          <w:rFonts w:ascii="Times New Roman" w:hAnsi="Times New Roman" w:cs="Times New Roman"/>
+          <w:sz w:val="22"/>
+          <w:szCs w:val="22"/>
+          <w:highlight w:val="yellow"/>
+        </w:rPr>
+        <w:t xml:space="preserve">{%p </w:t>
+      </w:r>
+      <w:proofErr w:type="gramStart"/>
+      <w:r>
+        <w:rPr>
+          <w:rFonts w:ascii="Times New Roman" w:hAnsi="Times New Roman" w:cs="Times New Roman"/>
+          <w:sz w:val="22"/>
+          <w:szCs w:val="22"/>
+          <w:highlight w:val="yellow"/>
+        </w:rPr>
+        <w:t>endif %}</w:t>
+      </w:r>
+      <w:proofErr w:type="gramEnd"/>
+    </w:p>
+    <w:p>
+      <w:pPr>
+        <w:spacing w:after="0" w:line="276" w:lineRule="auto"/>
+        <w:rPr>
+          <w:rFonts w:ascii="Times New Roman" w:hAnsi="Times New Roman" w:cs="Times New Roman"/>
+          <w:sz w:val="22"/>
+          <w:szCs w:val="22"/>
+        </w:rPr>
+      </w:pPr>
+      <w:proofErr w:type="gramStart"/>
+      <w:r>
+        <w:rPr>
+          <w:rFonts w:ascii="Times New Roman" w:hAnsi="Times New Roman" w:cs="Times New Roman"/>
+          <w:sz w:val="22"/>
+          <w:szCs w:val="22"/>
+        </w:rPr>
+        <w:t>[ ]</w:t>
+      </w:r>
+      <w:proofErr w:type="gramEnd"/>
+      <w:r>
+        <w:rPr>
+          <w:rFonts w:ascii="Times New Roman" w:hAnsi="Times New Roman" w:cs="Times New Roman"/>
+          <w:sz w:val="22"/>
+          <w:szCs w:val="22"/>
+        </w:rPr>
+        <w:t xml:space="preserve"> Domestic Relations Verified Financial Information Form</w:t>
+      </w:r>
+    </w:p>
+    <w:p>
+      <w:pPr>
+        <w:spacing w:after="0" w:line="240" w:lineRule="auto"/>
+        <w:rPr>
+          <w:rFonts w:ascii="Times New Roman" w:hAnsi="Times New Roman" w:cs="Times New Roman"/>
+          <w:sz w:val="22"/>
+          <w:szCs w:val="22"/>
+        </w:rPr>
+      </w:pPr>
+      <w:r>
+        <w:rPr>
+          <w:rFonts w:ascii="Times New Roman" w:hAnsi="Times New Roman" w:cs="Times New Roman"/>
+          <w:sz w:val="22"/>
+          <w:szCs w:val="22"/>
+          <w:highlight w:val="cyan"/>
+        </w:rPr>
+        <w:t>{%</w:t>
+      </w:r>
+      <w:r>
+        <w:rPr>
+          <w:rFonts w:ascii="Times New Roman" w:hAnsi="Times New Roman" w:cs="Times New Roman"/>
+          <w:sz w:val="22"/>
+          <w:szCs w:val="22"/>
+          <w:highlight w:val="cyan"/>
+        </w:rPr>
+        <w:t>p</w:t>
+      </w:r>
+      <w:r>
+        <w:rPr>
+          <w:rFonts w:ascii="Times New Roman" w:hAnsi="Times New Roman" w:cs="Times New Roman"/>
+          <w:sz w:val="22"/>
+          <w:szCs w:val="22"/>
+          <w:highlight w:val="cyan"/>
+        </w:rPr>
+        <w:t xml:space="preserve"> </w:t>
+      </w:r>
+      <w:proofErr w:type="spellStart"/>
+      <w:r>
+        <w:rPr>
+          <w:rFonts w:ascii="Times New Roman" w:hAnsi="Times New Roman" w:cs="Times New Roman"/>
+          <w:sz w:val="22"/>
+          <w:szCs w:val="22"/>
+          <w:highlight w:val="cyan"/>
+        </w:rPr>
+        <w:t>el</w:t>
+      </w:r>
+      <w:r>
+        <w:rPr>
+          <w:rFonts w:ascii="Times New Roman" w:hAnsi="Times New Roman" w:cs="Times New Roman"/>
+          <w:sz w:val="22"/>
+          <w:szCs w:val="22"/>
+          <w:highlight w:val="cyan"/>
+        </w:rPr>
+        <w:t>if</w:t>
+      </w:r>
+      <w:proofErr w:type="spellEnd"/>
+      <w:r>
+        <w:rPr>
+          <w:rFonts w:ascii="Times New Roman" w:hAnsi="Times New Roman" w:cs="Times New Roman"/>
+          <w:sz w:val="22"/>
+          <w:szCs w:val="22"/>
+          <w:highlight w:val="cyan"/>
+        </w:rPr>
+        <w:t xml:space="preserve"> </w:t>
+      </w:r>
+      <w:proofErr w:type="spellStart"/>
+      <w:r>
+        <w:rPr>
+          <w:rFonts w:ascii="Times New Roman" w:hAnsi="Times New Roman" w:cs="Times New Roman"/>
+          <w:sz w:val="22"/>
+          <w:szCs w:val="22"/>
+          <w:highlight w:val="cyan"/>
+        </w:rPr>
+        <w:t>tool</w:t>
+      </w:r>
+      <w:r>
+        <w:rPr>
+          <w:rFonts w:ascii="Times New Roman" w:hAnsi="Times New Roman" w:cs="Times New Roman"/>
+          <w:sz w:val="22"/>
+          <w:szCs w:val="22"/>
+          <w:highlight w:val="cyan"/>
+        </w:rPr>
+        <w:t>_ID</w:t>
+      </w:r>
+      <w:proofErr w:type="spellEnd"/>
+      <w:r>
+        <w:rPr>
+          <w:rFonts w:ascii="Times New Roman" w:hAnsi="Times New Roman" w:cs="Times New Roman"/>
+          <w:sz w:val="22"/>
+          <w:szCs w:val="22"/>
+          <w:highlight w:val="cyan"/>
+        </w:rPr>
+        <w:t xml:space="preserve"> == </w:t>
+      </w:r>
+      <w:r>
+        <w:rPr>
+          <w:rFonts w:ascii="Times New Roman" w:hAnsi="Times New Roman" w:cs="Times New Roman"/>
+          <w:sz w:val="22"/>
+          <w:szCs w:val="22"/>
+          <w:highlight w:val="cyan"/>
+        </w:rPr>
+        <w:t>“</w:t>
+      </w:r>
+      <w:proofErr w:type="spellStart"/>
+      <w:r>
+        <w:rPr>
+          <w:rFonts w:ascii="Times New Roman" w:hAnsi="Times New Roman" w:cs="Times New Roman"/>
+          <w:sz w:val="22"/>
+          <w:szCs w:val="22"/>
+          <w:highlight w:val="cyan"/>
+        </w:rPr>
+        <w:t>divorce</w:t>
+      </w:r>
+      <w:r>
+        <w:rPr>
+          <w:rFonts w:ascii="Times New Roman" w:hAnsi="Times New Roman" w:cs="Times New Roman"/>
+          <w:sz w:val="22"/>
+          <w:szCs w:val="22"/>
+          <w:highlight w:val="cyan"/>
+        </w:rPr>
+        <w:t>_complaint</w:t>
+      </w:r>
+      <w:proofErr w:type="spellEnd"/>
+      <w:r>
+        <w:rPr>
+          <w:rFonts w:ascii="Times New Roman" w:hAnsi="Times New Roman" w:cs="Times New Roman"/>
+          <w:sz w:val="22"/>
+          <w:szCs w:val="22"/>
+          <w:highlight w:val="cyan"/>
+        </w:rPr>
         <w:t>”</w:t>
       </w:r>
       <w:r>
@@ -3414,6 +3735,310 @@
           <w:rFonts w:ascii="Times New Roman" w:hAnsi="Times New Roman" w:cs="Times New Roman"/>
           <w:sz w:val="22"/>
           <w:szCs w:val="22"/>
+          <w:highlight w:val="cyan"/>
+        </w:rPr>
+        <w:t xml:space="preserve"> %}</w:t>
+      </w:r>
+    </w:p>
+    <w:p>
+      <w:pPr>
+        <w:spacing w:after="0" w:line="276" w:lineRule="auto"/>
+        <w:rPr>
+          <w:rFonts w:ascii="Times New Roman" w:hAnsi="Times New Roman" w:cs="Times New Roman"/>
+          <w:sz w:val="22"/>
+          <w:szCs w:val="22"/>
+        </w:rPr>
+      </w:pPr>
+      <w:proofErr w:type="gramStart"/>
+      <w:r>
+        <w:rPr>
+          <w:rFonts w:ascii="Times New Roman" w:hAnsi="Times New Roman" w:cs="Times New Roman"/>
+          <w:sz w:val="22"/>
+          <w:szCs w:val="22"/>
+        </w:rPr>
+        <w:t>[ ]</w:t>
+      </w:r>
+      <w:proofErr w:type="gramEnd"/>
+      <w:r>
+        <w:rPr>
+          <w:rFonts w:ascii="Times New Roman" w:hAnsi="Times New Roman" w:cs="Times New Roman"/>
+          <w:sz w:val="22"/>
+          <w:szCs w:val="22"/>
+        </w:rPr>
+        <w:t xml:space="preserve"> </w:t>
+      </w:r>
+      <w:r>
+        <w:rPr>
+          <w:rFonts w:ascii="Times New Roman" w:hAnsi="Times New Roman" w:cs="Times New Roman"/>
+          <w:sz w:val="22"/>
+          <w:szCs w:val="22"/>
+        </w:rPr>
+        <w:t>Default Request and Entry</w:t>
+      </w:r>
+    </w:p>
+    <w:p>
+      <w:pPr>
+        <w:spacing w:after="0" w:line="276" w:lineRule="auto"/>
+        <w:rPr>
+          <w:rFonts w:ascii="Times New Roman" w:hAnsi="Times New Roman" w:cs="Times New Roman"/>
+          <w:sz w:val="22"/>
+          <w:szCs w:val="22"/>
+        </w:rPr>
+      </w:pPr>
+      <w:proofErr w:type="gramStart"/>
+      <w:r>
+        <w:rPr>
+          <w:rFonts w:ascii="Times New Roman" w:hAnsi="Times New Roman" w:cs="Times New Roman"/>
+          <w:sz w:val="22"/>
+          <w:szCs w:val="22"/>
+        </w:rPr>
+        <w:t>[ ]</w:t>
+      </w:r>
+      <w:proofErr w:type="gramEnd"/>
+      <w:r>
+        <w:rPr>
+          <w:rFonts w:ascii="Times New Roman" w:hAnsi="Times New Roman" w:cs="Times New Roman"/>
+          <w:sz w:val="22"/>
+          <w:szCs w:val="22"/>
+        </w:rPr>
+        <w:t xml:space="preserve"> Notice of Hearing</w:t>
+      </w:r>
+    </w:p>
+    <w:p>
+      <w:pPr>
+        <w:spacing w:after="0" w:line="276" w:lineRule="auto"/>
+        <w:rPr>
+          <w:rFonts w:ascii="Times New Roman" w:hAnsi="Times New Roman" w:cs="Times New Roman"/>
+          <w:sz w:val="22"/>
+          <w:szCs w:val="22"/>
+        </w:rPr>
+      </w:pPr>
+      <w:proofErr w:type="gramStart"/>
+      <w:r>
+        <w:rPr>
+          <w:rFonts w:ascii="Times New Roman" w:hAnsi="Times New Roman" w:cs="Times New Roman"/>
+          <w:sz w:val="22"/>
+          <w:szCs w:val="22"/>
+        </w:rPr>
+        <w:t>[ ]</w:t>
+      </w:r>
+      <w:proofErr w:type="gramEnd"/>
+      <w:r>
+        <w:rPr>
+          <w:rFonts w:ascii="Times New Roman" w:hAnsi="Times New Roman" w:cs="Times New Roman"/>
+          <w:sz w:val="22"/>
+          <w:szCs w:val="22"/>
+        </w:rPr>
+        <w:t xml:space="preserve"> Notice of Hearing and Motion for Entry of Consent Judgment of Divorce</w:t>
+      </w:r>
+    </w:p>
+    <w:p>
+      <w:pPr>
+        <w:spacing w:after="0" w:line="276" w:lineRule="auto"/>
+        <w:rPr>
+          <w:rFonts w:ascii="Times New Roman" w:hAnsi="Times New Roman" w:cs="Times New Roman"/>
+          <w:sz w:val="22"/>
+          <w:szCs w:val="22"/>
+        </w:rPr>
+      </w:pPr>
+      <w:proofErr w:type="gramStart"/>
+      <w:r>
+        <w:rPr>
+          <w:rFonts w:ascii="Times New Roman" w:hAnsi="Times New Roman" w:cs="Times New Roman"/>
+          <w:sz w:val="22"/>
+          <w:szCs w:val="22"/>
+        </w:rPr>
+        <w:t>[ ]</w:t>
+      </w:r>
+      <w:proofErr w:type="gramEnd"/>
+      <w:r>
+        <w:rPr>
+          <w:rFonts w:ascii="Times New Roman" w:hAnsi="Times New Roman" w:cs="Times New Roman"/>
+          <w:sz w:val="22"/>
+          <w:szCs w:val="22"/>
+        </w:rPr>
+        <w:t xml:space="preserve"> Notice of Hearing and Motion for Entry of Default Judgment of Divorce</w:t>
+      </w:r>
+    </w:p>
+    <w:p>
+      <w:pPr>
+        <w:spacing w:after="0" w:line="276" w:lineRule="auto"/>
+        <w:rPr>
+          <w:rFonts w:ascii="Times New Roman" w:hAnsi="Times New Roman" w:cs="Times New Roman"/>
+          <w:sz w:val="22"/>
+          <w:szCs w:val="22"/>
+        </w:rPr>
+      </w:pPr>
+      <w:proofErr w:type="gramStart"/>
+      <w:r>
+        <w:rPr>
+          <w:rFonts w:ascii="Times New Roman" w:hAnsi="Times New Roman" w:cs="Times New Roman"/>
+          <w:sz w:val="22"/>
+          <w:szCs w:val="22"/>
+        </w:rPr>
+        <w:t>[ ]</w:t>
+      </w:r>
+      <w:proofErr w:type="gramEnd"/>
+      <w:r>
+        <w:rPr>
+          <w:rFonts w:ascii="Times New Roman" w:hAnsi="Times New Roman" w:cs="Times New Roman"/>
+          <w:sz w:val="22"/>
+          <w:szCs w:val="22"/>
+        </w:rPr>
+        <w:t xml:space="preserve"> Proposed Judgment of Divorce</w:t>
+      </w:r>
+    </w:p>
+    <w:p>
+      <w:pPr>
+        <w:spacing w:after="0" w:line="240" w:lineRule="auto"/>
+        <w:rPr>
+          <w:rFonts w:ascii="Times New Roman" w:hAnsi="Times New Roman" w:cs="Times New Roman"/>
+          <w:sz w:val="22"/>
+          <w:szCs w:val="22"/>
+        </w:rPr>
+      </w:pPr>
+      <w:r>
+        <w:rPr>
+          <w:rFonts w:ascii="Times New Roman" w:hAnsi="Times New Roman" w:cs="Times New Roman"/>
+          <w:sz w:val="22"/>
+          <w:szCs w:val="22"/>
+          <w:highlight w:val="yellow"/>
+        </w:rPr>
+        <w:t xml:space="preserve">{%p if </w:t>
+      </w:r>
+      <w:proofErr w:type="spellStart"/>
+      <w:r>
+        <w:rPr>
+          <w:rFonts w:ascii="Times New Roman" w:hAnsi="Times New Roman" w:cs="Times New Roman"/>
+          <w:sz w:val="22"/>
+          <w:szCs w:val="22"/>
+          <w:highlight w:val="yellow"/>
+        </w:rPr>
+        <w:t>there_are_marital_</w:t>
+      </w:r>
+      <w:proofErr w:type="gramStart"/>
+      <w:r>
+        <w:rPr>
+          <w:rFonts w:ascii="Times New Roman" w:hAnsi="Times New Roman" w:cs="Times New Roman"/>
+          <w:sz w:val="22"/>
+          <w:szCs w:val="22"/>
+          <w:highlight w:val="yellow"/>
+        </w:rPr>
+        <w:t>children</w:t>
+      </w:r>
+      <w:proofErr w:type="spellEnd"/>
+      <w:r>
+        <w:rPr>
+          <w:rFonts w:ascii="Times New Roman" w:hAnsi="Times New Roman" w:cs="Times New Roman"/>
+          <w:sz w:val="22"/>
+          <w:szCs w:val="22"/>
+          <w:highlight w:val="yellow"/>
+        </w:rPr>
+        <w:t xml:space="preserve"> </w:t>
+      </w:r>
+      <w:r>
+        <w:rPr>
+          <w:rFonts w:ascii="Times New Roman" w:hAnsi="Times New Roman" w:cs="Times New Roman"/>
+          <w:sz w:val="22"/>
+          <w:szCs w:val="22"/>
+          <w:highlight w:val="yellow"/>
+        </w:rPr>
+        <w:t>%}</w:t>
+      </w:r>
+      <w:proofErr w:type="gramEnd"/>
+    </w:p>
+    <w:p>
+      <w:pPr>
+        <w:spacing w:after="0" w:line="276" w:lineRule="auto"/>
+        <w:rPr>
+          <w:rFonts w:ascii="Times New Roman" w:hAnsi="Times New Roman" w:cs="Times New Roman"/>
+          <w:sz w:val="22"/>
+          <w:szCs w:val="22"/>
+        </w:rPr>
+      </w:pPr>
+      <w:proofErr w:type="gramStart"/>
+      <w:r>
+        <w:rPr>
+          <w:rFonts w:ascii="Times New Roman" w:hAnsi="Times New Roman" w:cs="Times New Roman"/>
+          <w:sz w:val="22"/>
+          <w:szCs w:val="22"/>
+        </w:rPr>
+        <w:t>[ ]</w:t>
+      </w:r>
+      <w:proofErr w:type="gramEnd"/>
+      <w:r>
+        <w:rPr>
+          <w:rFonts w:ascii="Times New Roman" w:hAnsi="Times New Roman" w:cs="Times New Roman"/>
+          <w:sz w:val="22"/>
+          <w:szCs w:val="22"/>
+        </w:rPr>
+        <w:t xml:space="preserve"> Proposed Uniform Child Support Order</w:t>
+      </w:r>
+    </w:p>
+    <w:p>
+      <w:pPr>
+        <w:spacing w:after="0" w:line="240" w:lineRule="auto"/>
+        <w:rPr>
+          <w:rFonts w:ascii="Times New Roman" w:hAnsi="Times New Roman" w:cs="Times New Roman"/>
+          <w:sz w:val="22"/>
+          <w:szCs w:val="22"/>
+        </w:rPr>
+      </w:pPr>
+      <w:r>
+        <w:rPr>
+          <w:rFonts w:ascii="Times New Roman" w:hAnsi="Times New Roman" w:cs="Times New Roman"/>
+          <w:sz w:val="22"/>
+          <w:szCs w:val="22"/>
+          <w:highlight w:val="yellow"/>
+        </w:rPr>
+        <w:t xml:space="preserve">{%p </w:t>
+      </w:r>
+      <w:proofErr w:type="gramStart"/>
+      <w:r>
+        <w:rPr>
+          <w:rFonts w:ascii="Times New Roman" w:hAnsi="Times New Roman" w:cs="Times New Roman"/>
+          <w:sz w:val="22"/>
+          <w:szCs w:val="22"/>
+          <w:highlight w:val="yellow"/>
+        </w:rPr>
+        <w:t>endif %}</w:t>
+      </w:r>
+      <w:proofErr w:type="gramEnd"/>
+    </w:p>
+    <w:p>
+      <w:pPr>
+        <w:spacing w:after="0" w:line="240" w:lineRule="auto"/>
+        <w:rPr>
+          <w:rFonts w:ascii="Times New Roman" w:hAnsi="Times New Roman" w:cs="Times New Roman"/>
+          <w:sz w:val="22"/>
+          <w:szCs w:val="22"/>
+        </w:rPr>
+      </w:pPr>
+      <w:r>
+        <w:rPr>
+          <w:rFonts w:ascii="Times New Roman" w:hAnsi="Times New Roman" w:cs="Times New Roman"/>
+          <w:sz w:val="22"/>
+          <w:szCs w:val="22"/>
+          <w:highlight w:val="yellow"/>
+        </w:rPr>
+        <w:t xml:space="preserve">{%p if </w:t>
+      </w:r>
+      <w:proofErr w:type="spellStart"/>
+      <w:r>
+        <w:rPr>
+          <w:rFonts w:ascii="Times New Roman" w:hAnsi="Times New Roman" w:cs="Times New Roman"/>
+          <w:sz w:val="22"/>
+          <w:szCs w:val="22"/>
+          <w:highlight w:val="yellow"/>
+        </w:rPr>
+        <w:t>user_wants_post_divorce_support</w:t>
+      </w:r>
+      <w:proofErr w:type="spellEnd"/>
+      <w:r>
+        <w:rPr>
+          <w:rFonts w:ascii="Times New Roman" w:hAnsi="Times New Roman" w:cs="Times New Roman"/>
+          <w:sz w:val="22"/>
+          <w:szCs w:val="22"/>
           <w:highlight w:val="yellow"/>
         </w:rPr>
         <w:t xml:space="preserve"> or </w:t>
@@ -3426,6 +4051,288 @@
           <w:szCs w:val="22"/>
           <w:highlight w:val="yellow"/>
         </w:rPr>
+        <w:t>spousal_support_provisions</w:t>
+      </w:r>
+      <w:proofErr w:type="spellEnd"/>
+      <w:r>
+        <w:rPr>
+          <w:rFonts w:ascii="Times New Roman" w:hAnsi="Times New Roman" w:cs="Times New Roman"/>
+          <w:sz w:val="22"/>
+          <w:szCs w:val="22"/>
+          <w:highlight w:val="yellow"/>
+        </w:rPr>
+        <w:t xml:space="preserve"> == "</w:t>
+      </w:r>
+      <w:proofErr w:type="spellStart"/>
+      <w:r>
+        <w:rPr>
+          <w:rFonts w:ascii="Times New Roman" w:hAnsi="Times New Roman" w:cs="Times New Roman"/>
+          <w:sz w:val="22"/>
+          <w:szCs w:val="22"/>
+          <w:highlight w:val="yellow"/>
+        </w:rPr>
+        <w:t>user_agrees_to_pay_spousal_support</w:t>
+      </w:r>
+      <w:proofErr w:type="spellEnd"/>
+      <w:proofErr w:type="gramStart"/>
+      <w:r>
+        <w:rPr>
+          <w:rFonts w:ascii="Times New Roman" w:hAnsi="Times New Roman" w:cs="Times New Roman"/>
+          <w:sz w:val="22"/>
+          <w:szCs w:val="22"/>
+          <w:highlight w:val="yellow"/>
+        </w:rPr>
+        <w:t>"</w:t>
+      </w:r>
+      <w:r>
+        <w:rPr>
+          <w:rFonts w:ascii="Times New Roman" w:hAnsi="Times New Roman" w:cs="Times New Roman"/>
+          <w:sz w:val="22"/>
+          <w:szCs w:val="22"/>
+          <w:highlight w:val="yellow"/>
+        </w:rPr>
+        <w:t xml:space="preserve"> </w:t>
+      </w:r>
+      <w:r>
+        <w:rPr>
+          <w:rFonts w:ascii="Times New Roman" w:hAnsi="Times New Roman" w:cs="Times New Roman"/>
+          <w:sz w:val="22"/>
+          <w:szCs w:val="22"/>
+          <w:highlight w:val="yellow"/>
+        </w:rPr>
+        <w:t>%}</w:t>
+      </w:r>
+      <w:proofErr w:type="gramEnd"/>
+    </w:p>
+    <w:p>
+      <w:pPr>
+        <w:spacing w:after="0" w:line="276" w:lineRule="auto"/>
+        <w:rPr>
+          <w:rFonts w:ascii="Times New Roman" w:hAnsi="Times New Roman" w:cs="Times New Roman"/>
+          <w:sz w:val="22"/>
+          <w:szCs w:val="22"/>
+        </w:rPr>
+      </w:pPr>
+      <w:proofErr w:type="gramStart"/>
+      <w:r>
+        <w:rPr>
+          <w:rFonts w:ascii="Times New Roman" w:hAnsi="Times New Roman" w:cs="Times New Roman"/>
+          <w:sz w:val="22"/>
+          <w:szCs w:val="22"/>
+        </w:rPr>
+        <w:t>[ ]</w:t>
+      </w:r>
+      <w:proofErr w:type="gramEnd"/>
+      <w:r>
+        <w:rPr>
+          <w:rFonts w:ascii="Times New Roman" w:hAnsi="Times New Roman" w:cs="Times New Roman"/>
+          <w:sz w:val="22"/>
+          <w:szCs w:val="22"/>
+        </w:rPr>
+        <w:t xml:space="preserve"> Proposed Uniform Spousal Support Order</w:t>
+      </w:r>
+    </w:p>
+    <w:p>
+      <w:pPr>
+        <w:spacing w:after="0" w:line="240" w:lineRule="auto"/>
+        <w:rPr>
+          <w:rFonts w:ascii="Times New Roman" w:hAnsi="Times New Roman" w:cs="Times New Roman"/>
+          <w:sz w:val="22"/>
+          <w:szCs w:val="22"/>
+        </w:rPr>
+      </w:pPr>
+      <w:r>
+        <w:rPr>
+          <w:rFonts w:ascii="Times New Roman" w:hAnsi="Times New Roman" w:cs="Times New Roman"/>
+          <w:sz w:val="22"/>
+          <w:szCs w:val="22"/>
+          <w:highlight w:val="yellow"/>
+        </w:rPr>
+        <w:t xml:space="preserve">{%p </w:t>
+      </w:r>
+      <w:proofErr w:type="gramStart"/>
+      <w:r>
+        <w:rPr>
+          <w:rFonts w:ascii="Times New Roman" w:hAnsi="Times New Roman" w:cs="Times New Roman"/>
+          <w:sz w:val="22"/>
+          <w:szCs w:val="22"/>
+          <w:highlight w:val="yellow"/>
+        </w:rPr>
+        <w:t>endif %}</w:t>
+      </w:r>
+      <w:proofErr w:type="gramEnd"/>
+    </w:p>
+    <w:p>
+      <w:pPr>
+        <w:spacing w:after="0" w:line="276" w:lineRule="auto"/>
+        <w:rPr>
+          <w:rFonts w:ascii="Times New Roman" w:hAnsi="Times New Roman" w:cs="Times New Roman"/>
+          <w:sz w:val="22"/>
+          <w:szCs w:val="22"/>
+        </w:rPr>
+      </w:pPr>
+      <w:proofErr w:type="gramStart"/>
+      <w:r>
+        <w:rPr>
+          <w:rFonts w:ascii="Times New Roman" w:hAnsi="Times New Roman" w:cs="Times New Roman"/>
+          <w:sz w:val="22"/>
+          <w:szCs w:val="22"/>
+        </w:rPr>
+        <w:t>[ ]</w:t>
+      </w:r>
+      <w:proofErr w:type="gramEnd"/>
+      <w:r>
+        <w:rPr>
+          <w:rFonts w:ascii="Times New Roman" w:hAnsi="Times New Roman" w:cs="Times New Roman"/>
+          <w:sz w:val="22"/>
+          <w:szCs w:val="22"/>
+        </w:rPr>
+        <w:t xml:space="preserve"> Judgment of Divorce</w:t>
+      </w:r>
+    </w:p>
+    <w:p>
+      <w:pPr>
+        <w:spacing w:after="0" w:line="240" w:lineRule="auto"/>
+        <w:rPr>
+          <w:rFonts w:ascii="Times New Roman" w:hAnsi="Times New Roman" w:cs="Times New Roman"/>
+          <w:sz w:val="22"/>
+          <w:szCs w:val="22"/>
+        </w:rPr>
+      </w:pPr>
+      <w:r>
+        <w:rPr>
+          <w:rFonts w:ascii="Times New Roman" w:hAnsi="Times New Roman" w:cs="Times New Roman"/>
+          <w:sz w:val="22"/>
+          <w:szCs w:val="22"/>
+          <w:highlight w:val="yellow"/>
+        </w:rPr>
+        <w:t xml:space="preserve">{%p if </w:t>
+      </w:r>
+      <w:proofErr w:type="spellStart"/>
+      <w:r>
+        <w:rPr>
+          <w:rFonts w:ascii="Times New Roman" w:hAnsi="Times New Roman" w:cs="Times New Roman"/>
+          <w:sz w:val="22"/>
+          <w:szCs w:val="22"/>
+          <w:highlight w:val="yellow"/>
+        </w:rPr>
+        <w:t>there_are_marital_</w:t>
+      </w:r>
+      <w:proofErr w:type="gramStart"/>
+      <w:r>
+        <w:rPr>
+          <w:rFonts w:ascii="Times New Roman" w:hAnsi="Times New Roman" w:cs="Times New Roman"/>
+          <w:sz w:val="22"/>
+          <w:szCs w:val="22"/>
+          <w:highlight w:val="yellow"/>
+        </w:rPr>
+        <w:t>children</w:t>
+      </w:r>
+      <w:proofErr w:type="spellEnd"/>
+      <w:r>
+        <w:rPr>
+          <w:rFonts w:ascii="Times New Roman" w:hAnsi="Times New Roman" w:cs="Times New Roman"/>
+          <w:sz w:val="22"/>
+          <w:szCs w:val="22"/>
+          <w:highlight w:val="yellow"/>
+        </w:rPr>
+        <w:t xml:space="preserve"> </w:t>
+      </w:r>
+      <w:r>
+        <w:rPr>
+          <w:rFonts w:ascii="Times New Roman" w:hAnsi="Times New Roman" w:cs="Times New Roman"/>
+          <w:sz w:val="22"/>
+          <w:szCs w:val="22"/>
+          <w:highlight w:val="yellow"/>
+        </w:rPr>
+        <w:t>%}</w:t>
+      </w:r>
+      <w:proofErr w:type="gramEnd"/>
+    </w:p>
+    <w:p>
+      <w:pPr>
+        <w:spacing w:after="0" w:line="276" w:lineRule="auto"/>
+        <w:rPr>
+          <w:rFonts w:ascii="Times New Roman" w:hAnsi="Times New Roman" w:cs="Times New Roman"/>
+          <w:sz w:val="22"/>
+          <w:szCs w:val="22"/>
+        </w:rPr>
+      </w:pPr>
+      <w:proofErr w:type="gramStart"/>
+      <w:r>
+        <w:rPr>
+          <w:rFonts w:ascii="Times New Roman" w:hAnsi="Times New Roman" w:cs="Times New Roman"/>
+          <w:sz w:val="22"/>
+          <w:szCs w:val="22"/>
+        </w:rPr>
+        <w:t>[ ]</w:t>
+      </w:r>
+      <w:proofErr w:type="gramEnd"/>
+      <w:r>
+        <w:rPr>
+          <w:rFonts w:ascii="Times New Roman" w:hAnsi="Times New Roman" w:cs="Times New Roman"/>
+          <w:sz w:val="22"/>
+          <w:szCs w:val="22"/>
+        </w:rPr>
+        <w:t xml:space="preserve"> Uniform Child Support Order</w:t>
+      </w:r>
+    </w:p>
+    <w:p>
+      <w:pPr>
+        <w:spacing w:after="0" w:line="240" w:lineRule="auto"/>
+        <w:rPr>
+          <w:rFonts w:ascii="Times New Roman" w:hAnsi="Times New Roman" w:cs="Times New Roman"/>
+          <w:sz w:val="22"/>
+          <w:szCs w:val="22"/>
+        </w:rPr>
+      </w:pPr>
+      <w:r>
+        <w:rPr>
+          <w:rFonts w:ascii="Times New Roman" w:hAnsi="Times New Roman" w:cs="Times New Roman"/>
+          <w:sz w:val="22"/>
+          <w:szCs w:val="22"/>
+          <w:highlight w:val="yellow"/>
+        </w:rPr>
+        <w:t xml:space="preserve">{%p </w:t>
+      </w:r>
+      <w:proofErr w:type="gramStart"/>
+      <w:r>
+        <w:rPr>
+          <w:rFonts w:ascii="Times New Roman" w:hAnsi="Times New Roman" w:cs="Times New Roman"/>
+          <w:sz w:val="22"/>
+          <w:szCs w:val="22"/>
+          <w:highlight w:val="yellow"/>
+        </w:rPr>
+        <w:t>endif %}</w:t>
+      </w:r>
+      <w:proofErr w:type="gramEnd"/>
+    </w:p>
+    <w:p>
+      <w:pPr>
+        <w:spacing w:after="0" w:line="240" w:lineRule="auto"/>
+        <w:rPr>
+          <w:rFonts w:ascii="Times New Roman" w:hAnsi="Times New Roman" w:cs="Times New Roman"/>
+          <w:sz w:val="22"/>
+          <w:szCs w:val="22"/>
+        </w:rPr>
+      </w:pPr>
+      <w:r>
+        <w:rPr>
+          <w:rFonts w:ascii="Times New Roman" w:hAnsi="Times New Roman" w:cs="Times New Roman"/>
+          <w:sz w:val="22"/>
+          <w:szCs w:val="22"/>
+          <w:highlight w:val="yellow"/>
+        </w:rPr>
+        <w:t xml:space="preserve">{%p if </w:t>
+      </w:r>
+      <w:proofErr w:type="spellStart"/>
+      <w:r>
+        <w:rPr>
+          <w:rFonts w:ascii="Times New Roman" w:hAnsi="Times New Roman" w:cs="Times New Roman"/>
+          <w:sz w:val="22"/>
+          <w:szCs w:val="22"/>
+          <w:highlight w:val="yellow"/>
+        </w:rPr>
         <w:t>user_wants_post_divorce_support</w:t>
       </w:r>
       <w:proofErr w:type="spellEnd"/>
@@ -3436,6 +4343,56 @@
           <w:szCs w:val="22"/>
           <w:highlight w:val="yellow"/>
         </w:rPr>
+        <w:t xml:space="preserve"> or </w:t>
+      </w:r>
+      <w:proofErr w:type="spellStart"/>
+      <w:r>
+        <w:rPr>
+          <w:rFonts w:ascii="Times New Roman" w:hAnsi="Times New Roman" w:cs="Times New Roman"/>
+          <w:sz w:val="22"/>
+          <w:szCs w:val="22"/>
+          <w:highlight w:val="yellow"/>
+        </w:rPr>
+        <w:t>spousal_support_provisions</w:t>
+      </w:r>
+      <w:proofErr w:type="spellEnd"/>
+      <w:r>
+        <w:rPr>
+          <w:rFonts w:ascii="Times New Roman" w:hAnsi="Times New Roman" w:cs="Times New Roman"/>
+          <w:sz w:val="22"/>
+          <w:szCs w:val="22"/>
+          <w:highlight w:val="yellow"/>
+        </w:rPr>
+        <w:t xml:space="preserve"> == "</w:t>
+      </w:r>
+      <w:proofErr w:type="spellStart"/>
+      <w:r>
+        <w:rPr>
+          <w:rFonts w:ascii="Times New Roman" w:hAnsi="Times New Roman" w:cs="Times New Roman"/>
+          <w:sz w:val="22"/>
+          <w:szCs w:val="22"/>
+          <w:highlight w:val="yellow"/>
+        </w:rPr>
+        <w:t>user_agrees_to_pay_spousal_support</w:t>
+      </w:r>
+      <w:proofErr w:type="spellEnd"/>
+      <w:proofErr w:type="gramStart"/>
+      <w:r>
+        <w:rPr>
+          <w:rFonts w:ascii="Times New Roman" w:hAnsi="Times New Roman" w:cs="Times New Roman"/>
+          <w:sz w:val="22"/>
+          <w:szCs w:val="22"/>
+          <w:highlight w:val="yellow"/>
+        </w:rPr>
+        <w:t>"</w:t>
+      </w:r>
+      <w:r>
+        <w:rPr>
+          <w:rFonts w:ascii="Times New Roman" w:hAnsi="Times New Roman" w:cs="Times New Roman"/>
+          <w:sz w:val="22"/>
+          <w:szCs w:val="22"/>
+          <w:highlight w:val="yellow"/>
+        </w:rPr>
         <w:t xml:space="preserve"> </w:t>
       </w:r>
       <w:r>
@@ -3447,6 +4404,7 @@
         </w:rPr>
         <w:t>%}</w:t>
       </w:r>
+      <w:proofErr w:type="gramEnd"/>
     </w:p>
     <w:p>
       <w:pPr>
@@ -3473,7 +4431,7 @@
           <w:sz w:val="22"/>
           <w:szCs w:val="22"/>
         </w:rPr>
-        <w:t xml:space="preserve"> Verified Statement </w:t>
+        <w:t xml:space="preserve"> Uniform Spousal Support Order</w:t>
       </w:r>
     </w:p>
     <w:p>
@@ -3524,6 +4482,100 @@
         </w:rPr>
         <w:t xml:space="preserve">{%p </w:t>
       </w:r>
+      <w:r>
+        <w:rPr>
+          <w:rFonts w:ascii="Times New Roman" w:hAnsi="Times New Roman" w:cs="Times New Roman"/>
+          <w:sz w:val="22"/>
+          <w:szCs w:val="22"/>
+          <w:highlight w:val="yellow"/>
+        </w:rPr>
+        <w:t>if foc_100_</w:t>
+      </w:r>
+      <w:proofErr w:type="gramStart"/>
+      <w:r>
+        <w:rPr>
+          <w:rFonts w:ascii="Times New Roman" w:hAnsi="Times New Roman" w:cs="Times New Roman"/>
+          <w:sz w:val="22"/>
+          <w:szCs w:val="22"/>
+          <w:highlight w:val="yellow"/>
+        </w:rPr>
+        <w:t>full.enabled</w:t>
+      </w:r>
+      <w:proofErr w:type="gramEnd"/>
+      <w:r>
+        <w:rPr>
+          <w:rFonts w:ascii="Times New Roman" w:hAnsi="Times New Roman" w:cs="Times New Roman"/>
+          <w:sz w:val="22"/>
+          <w:szCs w:val="22"/>
+          <w:highlight w:val="yellow"/>
+        </w:rPr>
+        <w:t xml:space="preserve"> </w:t>
+      </w:r>
+      <w:r>
+        <w:rPr>
+          <w:rFonts w:ascii="Times New Roman" w:hAnsi="Times New Roman" w:cs="Times New Roman"/>
+          <w:sz w:val="22"/>
+          <w:szCs w:val="22"/>
+          <w:highlight w:val="yellow"/>
+        </w:rPr>
+        <w:t>%</w:t>
+      </w:r>
+      <w:r>
+        <w:rPr>
+          <w:rFonts w:ascii="Times New Roman" w:hAnsi="Times New Roman" w:cs="Times New Roman"/>
+          <w:sz w:val="22"/>
+          <w:szCs w:val="22"/>
+          <w:highlight w:val="yellow"/>
+        </w:rPr>
+        <w:t>}</w:t>
+      </w:r>
+    </w:p>
+    <w:p>
+      <w:pPr>
+        <w:spacing w:after="0" w:line="276" w:lineRule="auto"/>
+        <w:rPr>
+          <w:rFonts w:ascii="Times New Roman" w:hAnsi="Times New Roman" w:cs="Times New Roman"/>
+          <w:sz w:val="22"/>
+          <w:szCs w:val="22"/>
+        </w:rPr>
+      </w:pPr>
+      <w:proofErr w:type="gramStart"/>
+      <w:r>
+        <w:rPr>
+          <w:rFonts w:ascii="Times New Roman" w:hAnsi="Times New Roman" w:cs="Times New Roman"/>
+          <w:sz w:val="22"/>
+          <w:szCs w:val="22"/>
+        </w:rPr>
+        <w:t>[ ]</w:t>
+      </w:r>
+      <w:proofErr w:type="gramEnd"/>
+      <w:r>
+        <w:rPr>
+          <w:rFonts w:ascii="Times New Roman" w:hAnsi="Times New Roman" w:cs="Times New Roman"/>
+          <w:sz w:val="22"/>
+          <w:szCs w:val="22"/>
+        </w:rPr>
+        <w:t xml:space="preserve"> Domestic Relations Judgment Information Form</w:t>
+      </w:r>
+    </w:p>
+    <w:p>
+      <w:pPr>
+        <w:spacing w:after="0" w:line="240" w:lineRule="auto"/>
+        <w:rPr>
+          <w:rFonts w:ascii="Times New Roman" w:hAnsi="Times New Roman" w:cs="Times New Roman"/>
+          <w:sz w:val="22"/>
+          <w:szCs w:val="22"/>
+        </w:rPr>
+      </w:pPr>
+      <w:r>
+        <w:rPr>
+          <w:rFonts w:ascii="Times New Roman" w:hAnsi="Times New Roman" w:cs="Times New Roman"/>
+          <w:sz w:val="22"/>
+          <w:szCs w:val="22"/>
+          <w:highlight w:val="yellow"/>
+        </w:rPr>
+        <w:t xml:space="preserve">{%p </w:t>
+      </w:r>
       <w:proofErr w:type="gramStart"/>
       <w:r>
         <w:rPr>
@@ -3580,8 +4632,9 @@
           <w:szCs w:val="22"/>
           <w:highlight w:val="cyan"/>
         </w:rPr>
-        <w:t>{%</w:t>
-      </w:r>
+        <w:t xml:space="preserve">{%p </w:t>
+      </w:r>
+      <w:proofErr w:type="spellStart"/>
       <w:r>
         <w:rPr>
           <w:rFonts w:ascii="Times New Roman" w:hAnsi="Times New Roman" w:cs="Times New Roman"/>
@@ -3589,7 +4642,7 @@
           <w:szCs w:val="22"/>
           <w:highlight w:val="cyan"/>
         </w:rPr>
-        <w:t>p</w:t>
+        <w:t>el</w:t>
       </w:r>
       <w:r>
         <w:rPr>
@@ -3598,6 +4651,16 @@
           <w:szCs w:val="22"/>
           <w:highlight w:val="cyan"/>
         </w:rPr>
+        <w:t>if</w:t>
+      </w:r>
+      <w:proofErr w:type="spellEnd"/>
+      <w:r>
+        <w:rPr>
+          <w:rFonts w:ascii="Times New Roman" w:hAnsi="Times New Roman" w:cs="Times New Roman"/>
+          <w:sz w:val="22"/>
+          <w:szCs w:val="22"/>
+          <w:highlight w:val="cyan"/>
+        </w:rPr>
         <w:t xml:space="preserve"> </w:t>
       </w:r>
       <w:proofErr w:type="spellStart"/>
@@ -3608,7 +4671,7 @@
           <w:szCs w:val="22"/>
           <w:highlight w:val="cyan"/>
         </w:rPr>
-        <w:t>el</w:t>
+        <w:t>tool</w:t>
       </w:r>
       <w:r>
         <w:rPr>
@@ -3617,7 +4680,7 @@
           <w:szCs w:val="22"/>
           <w:highlight w:val="cyan"/>
         </w:rPr>
-        <w:t>if</w:t>
+        <w:t>_ID</w:t>
       </w:r>
       <w:proofErr w:type="spellEnd"/>
       <w:r>
@@ -3627,84 +4690,217 @@
           <w:szCs w:val="22"/>
           <w:highlight w:val="cyan"/>
         </w:rPr>
+        <w:t xml:space="preserve"> == </w:t>
+      </w:r>
+      <w:r>
+        <w:rPr>
+          <w:rFonts w:ascii="Times New Roman" w:hAnsi="Times New Roman" w:cs="Times New Roman"/>
+          <w:sz w:val="22"/>
+          <w:szCs w:val="22"/>
+          <w:highlight w:val="cyan"/>
+        </w:rPr>
+        <w:t>“</w:t>
+      </w:r>
+      <w:proofErr w:type="spellStart"/>
+      <w:r>
+        <w:rPr>
+          <w:rFonts w:ascii="Times New Roman" w:hAnsi="Times New Roman" w:cs="Times New Roman"/>
+          <w:sz w:val="22"/>
+          <w:szCs w:val="22"/>
+          <w:highlight w:val="cyan"/>
+        </w:rPr>
+        <w:t>JOD_only</w:t>
+      </w:r>
+      <w:proofErr w:type="spellEnd"/>
+      <w:r>
+        <w:rPr>
+          <w:rFonts w:ascii="Times New Roman" w:hAnsi="Times New Roman" w:cs="Times New Roman"/>
+          <w:sz w:val="22"/>
+          <w:szCs w:val="22"/>
+          <w:highlight w:val="cyan"/>
+        </w:rPr>
+        <w:t>”</w:t>
+      </w:r>
+      <w:r>
+        <w:rPr>
+          <w:rFonts w:ascii="Times New Roman" w:hAnsi="Times New Roman" w:cs="Times New Roman"/>
+          <w:sz w:val="22"/>
+          <w:szCs w:val="22"/>
+          <w:highlight w:val="cyan"/>
+        </w:rPr>
+        <w:t xml:space="preserve"> %}</w:t>
+      </w:r>
+    </w:p>
+    <w:p>
+      <w:pPr>
+        <w:spacing w:after="0" w:line="276" w:lineRule="auto"/>
+        <w:rPr>
+          <w:rFonts w:ascii="Times New Roman" w:hAnsi="Times New Roman" w:cs="Times New Roman"/>
+          <w:sz w:val="22"/>
+          <w:szCs w:val="22"/>
+        </w:rPr>
+      </w:pPr>
+      <w:proofErr w:type="gramStart"/>
+      <w:r>
+        <w:rPr>
+          <w:rFonts w:ascii="Times New Roman" w:hAnsi="Times New Roman" w:cs="Times New Roman"/>
+          <w:sz w:val="22"/>
+          <w:szCs w:val="22"/>
+        </w:rPr>
+        <w:t>[ ]</w:t>
+      </w:r>
+      <w:proofErr w:type="gramEnd"/>
+      <w:r>
+        <w:rPr>
+          <w:rFonts w:ascii="Times New Roman" w:hAnsi="Times New Roman" w:cs="Times New Roman"/>
+          <w:sz w:val="22"/>
+          <w:szCs w:val="22"/>
+        </w:rPr>
+        <w:t xml:space="preserve"> Notice of Hearing</w:t>
+      </w:r>
+    </w:p>
+    <w:p>
+      <w:pPr>
+        <w:spacing w:after="0" w:line="276" w:lineRule="auto"/>
+        <w:rPr>
+          <w:rFonts w:ascii="Times New Roman" w:hAnsi="Times New Roman" w:cs="Times New Roman"/>
+          <w:sz w:val="22"/>
+          <w:szCs w:val="22"/>
+        </w:rPr>
+      </w:pPr>
+      <w:proofErr w:type="gramStart"/>
+      <w:r>
+        <w:rPr>
+          <w:rFonts w:ascii="Times New Roman" w:hAnsi="Times New Roman" w:cs="Times New Roman"/>
+          <w:sz w:val="22"/>
+          <w:szCs w:val="22"/>
+        </w:rPr>
+        <w:t>[ ]</w:t>
+      </w:r>
+      <w:proofErr w:type="gramEnd"/>
+      <w:r>
+        <w:rPr>
+          <w:rFonts w:ascii="Times New Roman" w:hAnsi="Times New Roman" w:cs="Times New Roman"/>
+          <w:sz w:val="22"/>
+          <w:szCs w:val="22"/>
+        </w:rPr>
+        <w:t xml:space="preserve"> Notice of Hearing and Motion for Entry of Consent Judgment of Divorce</w:t>
+      </w:r>
+    </w:p>
+    <w:p>
+      <w:pPr>
+        <w:spacing w:after="0" w:line="276" w:lineRule="auto"/>
+        <w:rPr>
+          <w:rFonts w:ascii="Times New Roman" w:hAnsi="Times New Roman" w:cs="Times New Roman"/>
+          <w:sz w:val="22"/>
+          <w:szCs w:val="22"/>
+        </w:rPr>
+      </w:pPr>
+      <w:proofErr w:type="gramStart"/>
+      <w:r>
+        <w:rPr>
+          <w:rFonts w:ascii="Times New Roman" w:hAnsi="Times New Roman" w:cs="Times New Roman"/>
+          <w:sz w:val="22"/>
+          <w:szCs w:val="22"/>
+        </w:rPr>
+        <w:t>[ ]</w:t>
+      </w:r>
+      <w:proofErr w:type="gramEnd"/>
+      <w:r>
+        <w:rPr>
+          <w:rFonts w:ascii="Times New Roman" w:hAnsi="Times New Roman" w:cs="Times New Roman"/>
+          <w:sz w:val="22"/>
+          <w:szCs w:val="22"/>
+        </w:rPr>
+        <w:t xml:space="preserve"> Notice of Hearing and Motion for Entry of Default Judgment of Divorce</w:t>
+      </w:r>
+    </w:p>
+    <w:p>
+      <w:pPr>
+        <w:spacing w:after="0" w:line="276" w:lineRule="auto"/>
+        <w:rPr>
+          <w:rFonts w:ascii="Times New Roman" w:hAnsi="Times New Roman" w:cs="Times New Roman"/>
+          <w:sz w:val="22"/>
+          <w:szCs w:val="22"/>
+        </w:rPr>
+      </w:pPr>
+      <w:proofErr w:type="gramStart"/>
+      <w:r>
+        <w:rPr>
+          <w:rFonts w:ascii="Times New Roman" w:hAnsi="Times New Roman" w:cs="Times New Roman"/>
+          <w:sz w:val="22"/>
+          <w:szCs w:val="22"/>
+        </w:rPr>
+        <w:t>[ ]</w:t>
+      </w:r>
+      <w:proofErr w:type="gramEnd"/>
+      <w:r>
+        <w:rPr>
+          <w:rFonts w:ascii="Times New Roman" w:hAnsi="Times New Roman" w:cs="Times New Roman"/>
+          <w:sz w:val="22"/>
+          <w:szCs w:val="22"/>
+        </w:rPr>
+        <w:t xml:space="preserve"> Proposed Judgment of Divorce</w:t>
+      </w:r>
+    </w:p>
+    <w:p>
+      <w:pPr>
+        <w:spacing w:after="0" w:line="240" w:lineRule="auto"/>
+        <w:rPr>
+          <w:rFonts w:ascii="Times New Roman" w:hAnsi="Times New Roman" w:cs="Times New Roman"/>
+          <w:sz w:val="22"/>
+          <w:szCs w:val="22"/>
+        </w:rPr>
+      </w:pPr>
+      <w:r>
+        <w:rPr>
+          <w:rFonts w:ascii="Times New Roman" w:hAnsi="Times New Roman" w:cs="Times New Roman"/>
+          <w:sz w:val="22"/>
+          <w:szCs w:val="22"/>
+          <w:highlight w:val="yellow"/>
+        </w:rPr>
+        <w:t xml:space="preserve">{%p if </w:t>
+      </w:r>
+      <w:proofErr w:type="spellStart"/>
+      <w:r>
+        <w:rPr>
+          <w:rFonts w:ascii="Times New Roman" w:hAnsi="Times New Roman" w:cs="Times New Roman"/>
+          <w:sz w:val="22"/>
+          <w:szCs w:val="22"/>
+          <w:highlight w:val="yellow"/>
+        </w:rPr>
+        <w:t>there_are_marital_</w:t>
+      </w:r>
+      <w:proofErr w:type="gramStart"/>
+      <w:r>
+        <w:rPr>
+          <w:rFonts w:ascii="Times New Roman" w:hAnsi="Times New Roman" w:cs="Times New Roman"/>
+          <w:sz w:val="22"/>
+          <w:szCs w:val="22"/>
+          <w:highlight w:val="yellow"/>
+        </w:rPr>
+        <w:t>children</w:t>
+      </w:r>
+      <w:proofErr w:type="spellEnd"/>
+      <w:r>
+        <w:rPr>
+          <w:rFonts w:ascii="Times New Roman" w:hAnsi="Times New Roman" w:cs="Times New Roman"/>
+          <w:sz w:val="22"/>
+          <w:szCs w:val="22"/>
+          <w:highlight w:val="yellow"/>
+        </w:rPr>
         <w:t xml:space="preserve"> </w:t>
       </w:r>
-      <w:proofErr w:type="spellStart"/>
-      <w:r>
-        <w:rPr>
-          <w:rFonts w:ascii="Times New Roman" w:hAnsi="Times New Roman" w:cs="Times New Roman"/>
-          <w:sz w:val="22"/>
-          <w:szCs w:val="22"/>
-          <w:highlight w:val="cyan"/>
-        </w:rPr>
-        <w:t>tool</w:t>
-      </w:r>
-      <w:r>
-        <w:rPr>
-          <w:rFonts w:ascii="Times New Roman" w:hAnsi="Times New Roman" w:cs="Times New Roman"/>
-          <w:sz w:val="22"/>
-          <w:szCs w:val="22"/>
-          <w:highlight w:val="cyan"/>
-        </w:rPr>
-        <w:t>_ID</w:t>
-      </w:r>
-      <w:proofErr w:type="spellEnd"/>
-      <w:r>
-        <w:rPr>
-          <w:rFonts w:ascii="Times New Roman" w:hAnsi="Times New Roman" w:cs="Times New Roman"/>
-          <w:sz w:val="22"/>
-          <w:szCs w:val="22"/>
-          <w:highlight w:val="cyan"/>
-        </w:rPr>
-        <w:t xml:space="preserve"> == </w:t>
-      </w:r>
-      <w:r>
-        <w:rPr>
-          <w:rFonts w:ascii="Times New Roman" w:hAnsi="Times New Roman" w:cs="Times New Roman"/>
-          <w:sz w:val="22"/>
-          <w:szCs w:val="22"/>
-          <w:highlight w:val="cyan"/>
-        </w:rPr>
-        <w:t>“</w:t>
-      </w:r>
-      <w:proofErr w:type="spellStart"/>
-      <w:r>
-        <w:rPr>
-          <w:rFonts w:ascii="Times New Roman" w:hAnsi="Times New Roman" w:cs="Times New Roman"/>
-          <w:sz w:val="22"/>
-          <w:szCs w:val="22"/>
-          <w:highlight w:val="cyan"/>
-        </w:rPr>
-        <w:t>divorce</w:t>
-      </w:r>
-      <w:r>
-        <w:rPr>
-          <w:rFonts w:ascii="Times New Roman" w:hAnsi="Times New Roman" w:cs="Times New Roman"/>
-          <w:sz w:val="22"/>
-          <w:szCs w:val="22"/>
-          <w:highlight w:val="cyan"/>
-        </w:rPr>
-        <w:t>_complaint</w:t>
-      </w:r>
-      <w:proofErr w:type="spellEnd"/>
-      <w:r>
-        <w:rPr>
-          <w:rFonts w:ascii="Times New Roman" w:hAnsi="Times New Roman" w:cs="Times New Roman"/>
-          <w:sz w:val="22"/>
-          <w:szCs w:val="22"/>
-          <w:highlight w:val="cyan"/>
-        </w:rPr>
-        <w:t>”</w:t>
-      </w:r>
-      <w:r>
-        <w:rPr>
-          <w:rFonts w:ascii="Times New Roman" w:hAnsi="Times New Roman" w:cs="Times New Roman"/>
-          <w:sz w:val="22"/>
-          <w:szCs w:val="22"/>
-          <w:highlight w:val="cyan"/>
-        </w:rPr>
-        <w:t xml:space="preserve"> %}</w:t>
-      </w:r>
+      <w:r>
+        <w:rPr>
+          <w:rFonts w:ascii="Times New Roman" w:hAnsi="Times New Roman" w:cs="Times New Roman"/>
+          <w:sz w:val="22"/>
+          <w:szCs w:val="22"/>
+          <w:highlight w:val="yellow"/>
+        </w:rPr>
+        <w:t>%}</w:t>
+      </w:r>
+      <w:proofErr w:type="gramEnd"/>
     </w:p>
     <w:p>
       <w:pPr>
@@ -3731,127 +4927,7 @@
           <w:sz w:val="22"/>
           <w:szCs w:val="22"/>
         </w:rPr>
-        <w:t xml:space="preserve"> </w:t>
-      </w:r>
-      <w:r>
-        <w:rPr>
-          <w:rFonts w:ascii="Times New Roman" w:hAnsi="Times New Roman" w:cs="Times New Roman"/>
-          <w:sz w:val="22"/>
-          <w:szCs w:val="22"/>
-        </w:rPr>
-        <w:t>Default Request and Entry</w:t>
-      </w:r>
-    </w:p>
-    <w:p>
-      <w:pPr>
-        <w:spacing w:after="0" w:line="276" w:lineRule="auto"/>
-        <w:rPr>
-          <w:rFonts w:ascii="Times New Roman" w:hAnsi="Times New Roman" w:cs="Times New Roman"/>
-          <w:sz w:val="22"/>
-          <w:szCs w:val="22"/>
-        </w:rPr>
-      </w:pPr>
-      <w:proofErr w:type="gramStart"/>
-      <w:r>
-        <w:rPr>
-          <w:rFonts w:ascii="Times New Roman" w:hAnsi="Times New Roman" w:cs="Times New Roman"/>
-          <w:sz w:val="22"/>
-          <w:szCs w:val="22"/>
-        </w:rPr>
-        <w:t>[ ]</w:t>
-      </w:r>
-      <w:proofErr w:type="gramEnd"/>
-      <w:r>
-        <w:rPr>
-          <w:rFonts w:ascii="Times New Roman" w:hAnsi="Times New Roman" w:cs="Times New Roman"/>
-          <w:sz w:val="22"/>
-          <w:szCs w:val="22"/>
-        </w:rPr>
-        <w:t xml:space="preserve"> Notice of Hearing</w:t>
-      </w:r>
-    </w:p>
-    <w:p>
-      <w:pPr>
-        <w:spacing w:after="0" w:line="276" w:lineRule="auto"/>
-        <w:rPr>
-          <w:rFonts w:ascii="Times New Roman" w:hAnsi="Times New Roman" w:cs="Times New Roman"/>
-          <w:sz w:val="22"/>
-          <w:szCs w:val="22"/>
-        </w:rPr>
-      </w:pPr>
-      <w:proofErr w:type="gramStart"/>
-      <w:r>
-        <w:rPr>
-          <w:rFonts w:ascii="Times New Roman" w:hAnsi="Times New Roman" w:cs="Times New Roman"/>
-          <w:sz w:val="22"/>
-          <w:szCs w:val="22"/>
-        </w:rPr>
-        <w:t>[ ]</w:t>
-      </w:r>
-      <w:proofErr w:type="gramEnd"/>
-      <w:r>
-        <w:rPr>
-          <w:rFonts w:ascii="Times New Roman" w:hAnsi="Times New Roman" w:cs="Times New Roman"/>
-          <w:sz w:val="22"/>
-          <w:szCs w:val="22"/>
-        </w:rPr>
-        <w:t xml:space="preserve"> Notice of Hearing and Motion for Entry of Consent Judgment of Divorce</w:t>
-      </w:r>
-    </w:p>
-    <w:p>
-      <w:pPr>
-        <w:spacing w:after="0" w:line="276" w:lineRule="auto"/>
-        <w:rPr>
-          <w:rFonts w:ascii="Times New Roman" w:hAnsi="Times New Roman" w:cs="Times New Roman"/>
-          <w:sz w:val="22"/>
-          <w:szCs w:val="22"/>
-        </w:rPr>
-      </w:pPr>
-      <w:proofErr w:type="gramStart"/>
-      <w:r>
-        <w:rPr>
-          <w:rFonts w:ascii="Times New Roman" w:hAnsi="Times New Roman" w:cs="Times New Roman"/>
-          <w:sz w:val="22"/>
-          <w:szCs w:val="22"/>
-        </w:rPr>
-        <w:t>[ ]</w:t>
-      </w:r>
-      <w:proofErr w:type="gramEnd"/>
-      <w:r>
-        <w:rPr>
-          <w:rFonts w:ascii="Times New Roman" w:hAnsi="Times New Roman" w:cs="Times New Roman"/>
-          <w:sz w:val="22"/>
-          <w:szCs w:val="22"/>
-        </w:rPr>
-        <w:t xml:space="preserve"> Notice of Hearing and Motion for Entry of Default Judgment of Divorce</w:t>
-      </w:r>
-    </w:p>
-    <w:p>
-      <w:pPr>
-        <w:spacing w:after="0" w:line="276" w:lineRule="auto"/>
-        <w:rPr>
-          <w:rFonts w:ascii="Times New Roman" w:hAnsi="Times New Roman" w:cs="Times New Roman"/>
-          <w:sz w:val="22"/>
-          <w:szCs w:val="22"/>
-        </w:rPr>
-      </w:pPr>
-      <w:proofErr w:type="gramStart"/>
-      <w:r>
-        <w:rPr>
-          <w:rFonts w:ascii="Times New Roman" w:hAnsi="Times New Roman" w:cs="Times New Roman"/>
-          <w:sz w:val="22"/>
-          <w:szCs w:val="22"/>
-        </w:rPr>
-        <w:t>[ ]</w:t>
-      </w:r>
-      <w:proofErr w:type="gramEnd"/>
-      <w:r>
-        <w:rPr>
-          <w:rFonts w:ascii="Times New Roman" w:hAnsi="Times New Roman" w:cs="Times New Roman"/>
-          <w:sz w:val="22"/>
-          <w:szCs w:val="22"/>
-        </w:rPr>
-        <w:t xml:space="preserve"> Proposed Judgment of Divorce</w:t>
+        <w:t xml:space="preserve"> Proposed Uniform Child Support Order</w:t>
       </w:r>
     </w:p>
     <w:p>
@@ -3870,76 +4946,19 @@
           <w:szCs w:val="22"/>
           <w:highlight w:val="yellow"/>
         </w:rPr>
-        <w:t xml:space="preserve">{%p if </w:t>
-      </w:r>
-      <w:proofErr w:type="spellStart"/>
-      <w:r>
-        <w:rPr>
-          <w:rFonts w:ascii="Times New Roman" w:hAnsi="Times New Roman" w:cs="Times New Roman"/>
-          <w:sz w:val="22"/>
-          <w:szCs w:val="22"/>
-          <w:highlight w:val="yellow"/>
-        </w:rPr>
-        <w:t>there_are_marital_</w:t>
-      </w:r>
-      <w:proofErr w:type="gramStart"/>
-      <w:r>
-        <w:rPr>
-          <w:rFonts w:ascii="Times New Roman" w:hAnsi="Times New Roman" w:cs="Times New Roman"/>
-          <w:sz w:val="22"/>
-          <w:szCs w:val="22"/>
-          <w:highlight w:val="yellow"/>
-        </w:rPr>
-        <w:t>children</w:t>
-      </w:r>
-      <w:proofErr w:type="spellEnd"/>
-      <w:r>
-        <w:rPr>
-          <w:rFonts w:ascii="Times New Roman" w:hAnsi="Times New Roman" w:cs="Times New Roman"/>
-          <w:sz w:val="22"/>
-          <w:szCs w:val="22"/>
-          <w:highlight w:val="yellow"/>
-        </w:rPr>
-        <w:t xml:space="preserve"> </w:t>
-      </w:r>
-      <w:r>
-        <w:rPr>
-          <w:rFonts w:ascii="Times New Roman" w:hAnsi="Times New Roman" w:cs="Times New Roman"/>
-          <w:sz w:val="22"/>
-          <w:szCs w:val="22"/>
-          <w:highlight w:val="yellow"/>
-        </w:rPr>
-        <w:t>%}</w:t>
-      </w:r>
-      <w:proofErr w:type="gramEnd"/>
-    </w:p>
-    <w:p>
-      <w:pPr>
-        <w:spacing w:after="0" w:line="276" w:lineRule="auto"/>
-        <w:rPr>
-          <w:rFonts w:ascii="Times New Roman" w:hAnsi="Times New Roman" w:cs="Times New Roman"/>
-          <w:sz w:val="22"/>
-          <w:szCs w:val="22"/>
-        </w:rPr>
-      </w:pPr>
-      <w:proofErr w:type="gramStart"/>
-      <w:r>
-        <w:rPr>
-          <w:rFonts w:ascii="Times New Roman" w:hAnsi="Times New Roman" w:cs="Times New Roman"/>
-          <w:sz w:val="22"/>
-          <w:szCs w:val="22"/>
-        </w:rPr>
-        <w:t>[ ]</w:t>
-      </w:r>
-      <w:proofErr w:type="gramEnd"/>
-      <w:r>
-        <w:rPr>
-          <w:rFonts w:ascii="Times New Roman" w:hAnsi="Times New Roman" w:cs="Times New Roman"/>
-          <w:sz w:val="22"/>
-          <w:szCs w:val="22"/>
-        </w:rPr>
-        <w:t xml:space="preserve"> Proposed Uniform Child Support Order</w:t>
-      </w:r>
+        <w:t xml:space="preserve">{%p </w:t>
+      </w:r>
+      <w:proofErr w:type="gramStart"/>
+      <w:r>
+        <w:rPr>
+          <w:rFonts w:ascii="Times New Roman" w:hAnsi="Times New Roman" w:cs="Times New Roman"/>
+          <w:sz w:val="22"/>
+          <w:szCs w:val="22"/>
+          <w:highlight w:val="yellow"/>
+        </w:rPr>
+        <w:t>endif %}</w:t>
+      </w:r>
+      <w:proofErr w:type="gramEnd"/>
     </w:p>
     <w:p>
       <w:pPr>
@@ -3957,992 +4976,6 @@
           <w:szCs w:val="22"/>
           <w:highlight w:val="yellow"/>
         </w:rPr>
-        <w:t xml:space="preserve">{%p </w:t>
-      </w:r>
-      <w:proofErr w:type="gramStart"/>
-      <w:r>
-        <w:rPr>
-          <w:rFonts w:ascii="Times New Roman" w:hAnsi="Times New Roman" w:cs="Times New Roman"/>
-          <w:sz w:val="22"/>
-          <w:szCs w:val="22"/>
-          <w:highlight w:val="yellow"/>
-        </w:rPr>
-        <w:t>endif %}</w:t>
-      </w:r>
-      <w:proofErr w:type="gramEnd"/>
-    </w:p>
-    <w:p>
-      <w:pPr>
-        <w:spacing w:after="0" w:line="240" w:lineRule="auto"/>
-        <w:rPr>
-          <w:rFonts w:ascii="Times New Roman" w:hAnsi="Times New Roman" w:cs="Times New Roman"/>
-          <w:sz w:val="22"/>
-          <w:szCs w:val="22"/>
-        </w:rPr>
-      </w:pPr>
-      <w:r>
-        <w:rPr>
-          <w:rFonts w:ascii="Times New Roman" w:hAnsi="Times New Roman" w:cs="Times New Roman"/>
-          <w:sz w:val="22"/>
-          <w:szCs w:val="22"/>
-          <w:highlight w:val="yellow"/>
-        </w:rPr>
-        <w:t xml:space="preserve">{%p if </w:t>
-      </w:r>
-      <w:proofErr w:type="spellStart"/>
-      <w:r>
-        <w:rPr>
-          <w:rFonts w:ascii="Times New Roman" w:hAnsi="Times New Roman" w:cs="Times New Roman"/>
-          <w:sz w:val="22"/>
-          <w:szCs w:val="22"/>
-          <w:highlight w:val="yellow"/>
-        </w:rPr>
-        <w:t>user_wants_post_divorce_support</w:t>
-      </w:r>
-      <w:proofErr w:type="spellEnd"/>
-      <w:r>
-        <w:rPr>
-          <w:rFonts w:ascii="Times New Roman" w:hAnsi="Times New Roman" w:cs="Times New Roman"/>
-          <w:sz w:val="22"/>
-          <w:szCs w:val="22"/>
-          <w:highlight w:val="yellow"/>
-        </w:rPr>
-        <w:t xml:space="preserve"> or </w:t>
-      </w:r>
-      <w:proofErr w:type="spellStart"/>
-      <w:r>
-        <w:rPr>
-          <w:rFonts w:ascii="Times New Roman" w:hAnsi="Times New Roman" w:cs="Times New Roman"/>
-          <w:sz w:val="22"/>
-          <w:szCs w:val="22"/>
-          <w:highlight w:val="yellow"/>
-        </w:rPr>
-        <w:t>spousal_support_provisions</w:t>
-      </w:r>
-      <w:proofErr w:type="spellEnd"/>
-      <w:r>
-        <w:rPr>
-          <w:rFonts w:ascii="Times New Roman" w:hAnsi="Times New Roman" w:cs="Times New Roman"/>
-          <w:sz w:val="22"/>
-          <w:szCs w:val="22"/>
-          <w:highlight w:val="yellow"/>
-        </w:rPr>
-        <w:t xml:space="preserve"> == "</w:t>
-      </w:r>
-      <w:proofErr w:type="spellStart"/>
-      <w:r>
-        <w:rPr>
-          <w:rFonts w:ascii="Times New Roman" w:hAnsi="Times New Roman" w:cs="Times New Roman"/>
-          <w:sz w:val="22"/>
-          <w:szCs w:val="22"/>
-          <w:highlight w:val="yellow"/>
-        </w:rPr>
-        <w:t>user_agrees_to_pay_spousal_support</w:t>
-      </w:r>
-      <w:proofErr w:type="spellEnd"/>
-      <w:proofErr w:type="gramStart"/>
-      <w:r>
-        <w:rPr>
-          <w:rFonts w:ascii="Times New Roman" w:hAnsi="Times New Roman" w:cs="Times New Roman"/>
-          <w:sz w:val="22"/>
-          <w:szCs w:val="22"/>
-          <w:highlight w:val="yellow"/>
-        </w:rPr>
-        <w:t>"</w:t>
-      </w:r>
-      <w:r>
-        <w:rPr>
-          <w:rFonts w:ascii="Times New Roman" w:hAnsi="Times New Roman" w:cs="Times New Roman"/>
-          <w:sz w:val="22"/>
-          <w:szCs w:val="22"/>
-          <w:highlight w:val="yellow"/>
-        </w:rPr>
-        <w:t xml:space="preserve"> </w:t>
-      </w:r>
-      <w:r>
-        <w:rPr>
-          <w:rFonts w:ascii="Times New Roman" w:hAnsi="Times New Roman" w:cs="Times New Roman"/>
-          <w:sz w:val="22"/>
-          <w:szCs w:val="22"/>
-          <w:highlight w:val="yellow"/>
-        </w:rPr>
-        <w:t>%}</w:t>
-      </w:r>
-      <w:proofErr w:type="gramEnd"/>
-    </w:p>
-    <w:p>
-      <w:pPr>
-        <w:spacing w:after="0" w:line="276" w:lineRule="auto"/>
-        <w:rPr>
-          <w:rFonts w:ascii="Times New Roman" w:hAnsi="Times New Roman" w:cs="Times New Roman"/>
-          <w:sz w:val="22"/>
-          <w:szCs w:val="22"/>
-        </w:rPr>
-      </w:pPr>
-      <w:proofErr w:type="gramStart"/>
-      <w:r>
-        <w:rPr>
-          <w:rFonts w:ascii="Times New Roman" w:hAnsi="Times New Roman" w:cs="Times New Roman"/>
-          <w:sz w:val="22"/>
-          <w:szCs w:val="22"/>
-        </w:rPr>
-        <w:t>[ ]</w:t>
-      </w:r>
-      <w:proofErr w:type="gramEnd"/>
-      <w:r>
-        <w:rPr>
-          <w:rFonts w:ascii="Times New Roman" w:hAnsi="Times New Roman" w:cs="Times New Roman"/>
-          <w:sz w:val="22"/>
-          <w:szCs w:val="22"/>
-        </w:rPr>
-        <w:t xml:space="preserve"> Proposed Uniform Spousal Support Order</w:t>
-      </w:r>
-    </w:p>
-    <w:p>
-      <w:pPr>
-        <w:spacing w:after="0" w:line="240" w:lineRule="auto"/>
-        <w:rPr>
-          <w:rFonts w:ascii="Times New Roman" w:hAnsi="Times New Roman" w:cs="Times New Roman"/>
-          <w:sz w:val="22"/>
-          <w:szCs w:val="22"/>
-        </w:rPr>
-      </w:pPr>
-      <w:r>
-        <w:rPr>
-          <w:rFonts w:ascii="Times New Roman" w:hAnsi="Times New Roman" w:cs="Times New Roman"/>
-          <w:sz w:val="22"/>
-          <w:szCs w:val="22"/>
-          <w:highlight w:val="yellow"/>
-        </w:rPr>
-        <w:t xml:space="preserve">{%p </w:t>
-      </w:r>
-      <w:proofErr w:type="gramStart"/>
-      <w:r>
-        <w:rPr>
-          <w:rFonts w:ascii="Times New Roman" w:hAnsi="Times New Roman" w:cs="Times New Roman"/>
-          <w:sz w:val="22"/>
-          <w:szCs w:val="22"/>
-          <w:highlight w:val="yellow"/>
-        </w:rPr>
-        <w:t>endif %}</w:t>
-      </w:r>
-      <w:proofErr w:type="gramEnd"/>
-    </w:p>
-    <w:p>
-      <w:pPr>
-        <w:spacing w:after="0" w:line="276" w:lineRule="auto"/>
-        <w:rPr>
-          <w:rFonts w:ascii="Times New Roman" w:hAnsi="Times New Roman" w:cs="Times New Roman"/>
-          <w:sz w:val="22"/>
-          <w:szCs w:val="22"/>
-        </w:rPr>
-      </w:pPr>
-      <w:proofErr w:type="gramStart"/>
-      <w:r>
-        <w:rPr>
-          <w:rFonts w:ascii="Times New Roman" w:hAnsi="Times New Roman" w:cs="Times New Roman"/>
-          <w:sz w:val="22"/>
-          <w:szCs w:val="22"/>
-        </w:rPr>
-        <w:t>[ ]</w:t>
-      </w:r>
-      <w:proofErr w:type="gramEnd"/>
-      <w:r>
-        <w:rPr>
-          <w:rFonts w:ascii="Times New Roman" w:hAnsi="Times New Roman" w:cs="Times New Roman"/>
-          <w:sz w:val="22"/>
-          <w:szCs w:val="22"/>
-        </w:rPr>
-        <w:t xml:space="preserve"> Judgment of Divorce</w:t>
-      </w:r>
-    </w:p>
-    <w:p>
-      <w:pPr>
-        <w:spacing w:after="0" w:line="240" w:lineRule="auto"/>
-        <w:rPr>
-          <w:rFonts w:ascii="Times New Roman" w:hAnsi="Times New Roman" w:cs="Times New Roman"/>
-          <w:sz w:val="22"/>
-          <w:szCs w:val="22"/>
-        </w:rPr>
-      </w:pPr>
-      <w:r>
-        <w:rPr>
-          <w:rFonts w:ascii="Times New Roman" w:hAnsi="Times New Roman" w:cs="Times New Roman"/>
-          <w:sz w:val="22"/>
-          <w:szCs w:val="22"/>
-          <w:highlight w:val="yellow"/>
-        </w:rPr>
-        <w:t xml:space="preserve">{%p if </w:t>
-      </w:r>
-      <w:proofErr w:type="spellStart"/>
-      <w:r>
-        <w:rPr>
-          <w:rFonts w:ascii="Times New Roman" w:hAnsi="Times New Roman" w:cs="Times New Roman"/>
-          <w:sz w:val="22"/>
-          <w:szCs w:val="22"/>
-          <w:highlight w:val="yellow"/>
-        </w:rPr>
-        <w:t>there_are_marital_</w:t>
-      </w:r>
-      <w:proofErr w:type="gramStart"/>
-      <w:r>
-        <w:rPr>
-          <w:rFonts w:ascii="Times New Roman" w:hAnsi="Times New Roman" w:cs="Times New Roman"/>
-          <w:sz w:val="22"/>
-          <w:szCs w:val="22"/>
-          <w:highlight w:val="yellow"/>
-        </w:rPr>
-        <w:t>children</w:t>
-      </w:r>
-      <w:proofErr w:type="spellEnd"/>
-      <w:r>
-        <w:rPr>
-          <w:rFonts w:ascii="Times New Roman" w:hAnsi="Times New Roman" w:cs="Times New Roman"/>
-          <w:sz w:val="22"/>
-          <w:szCs w:val="22"/>
-          <w:highlight w:val="yellow"/>
-        </w:rPr>
-        <w:t xml:space="preserve"> </w:t>
-      </w:r>
-      <w:r>
-        <w:rPr>
-          <w:rFonts w:ascii="Times New Roman" w:hAnsi="Times New Roman" w:cs="Times New Roman"/>
-          <w:sz w:val="22"/>
-          <w:szCs w:val="22"/>
-          <w:highlight w:val="yellow"/>
-        </w:rPr>
-        <w:t>%}</w:t>
-      </w:r>
-      <w:proofErr w:type="gramEnd"/>
-    </w:p>
-    <w:p>
-      <w:pPr>
-        <w:spacing w:after="0" w:line="276" w:lineRule="auto"/>
-        <w:rPr>
-          <w:rFonts w:ascii="Times New Roman" w:hAnsi="Times New Roman" w:cs="Times New Roman"/>
-          <w:sz w:val="22"/>
-          <w:szCs w:val="22"/>
-        </w:rPr>
-      </w:pPr>
-      <w:proofErr w:type="gramStart"/>
-      <w:r>
-        <w:rPr>
-          <w:rFonts w:ascii="Times New Roman" w:hAnsi="Times New Roman" w:cs="Times New Roman"/>
-          <w:sz w:val="22"/>
-          <w:szCs w:val="22"/>
-        </w:rPr>
-        <w:t>[ ]</w:t>
-      </w:r>
-      <w:proofErr w:type="gramEnd"/>
-      <w:r>
-        <w:rPr>
-          <w:rFonts w:ascii="Times New Roman" w:hAnsi="Times New Roman" w:cs="Times New Roman"/>
-          <w:sz w:val="22"/>
-          <w:szCs w:val="22"/>
-        </w:rPr>
-        <w:t xml:space="preserve"> Uniform Child Support Order</w:t>
-      </w:r>
-    </w:p>
-    <w:p>
-      <w:pPr>
-        <w:spacing w:after="0" w:line="240" w:lineRule="auto"/>
-        <w:rPr>
-          <w:rFonts w:ascii="Times New Roman" w:hAnsi="Times New Roman" w:cs="Times New Roman"/>
-          <w:sz w:val="22"/>
-          <w:szCs w:val="22"/>
-        </w:rPr>
-      </w:pPr>
-      <w:r>
-        <w:rPr>
-          <w:rFonts w:ascii="Times New Roman" w:hAnsi="Times New Roman" w:cs="Times New Roman"/>
-          <w:sz w:val="22"/>
-          <w:szCs w:val="22"/>
-          <w:highlight w:val="yellow"/>
-        </w:rPr>
-        <w:t xml:space="preserve">{%p </w:t>
-      </w:r>
-      <w:proofErr w:type="gramStart"/>
-      <w:r>
-        <w:rPr>
-          <w:rFonts w:ascii="Times New Roman" w:hAnsi="Times New Roman" w:cs="Times New Roman"/>
-          <w:sz w:val="22"/>
-          <w:szCs w:val="22"/>
-          <w:highlight w:val="yellow"/>
-        </w:rPr>
-        <w:t>endif %}</w:t>
-      </w:r>
-      <w:proofErr w:type="gramEnd"/>
-    </w:p>
-    <w:p>
-      <w:pPr>
-        <w:spacing w:after="0" w:line="240" w:lineRule="auto"/>
-        <w:rPr>
-          <w:rFonts w:ascii="Times New Roman" w:hAnsi="Times New Roman" w:cs="Times New Roman"/>
-          <w:sz w:val="22"/>
-          <w:szCs w:val="22"/>
-        </w:rPr>
-      </w:pPr>
-      <w:r>
-        <w:rPr>
-          <w:rFonts w:ascii="Times New Roman" w:hAnsi="Times New Roman" w:cs="Times New Roman"/>
-          <w:sz w:val="22"/>
-          <w:szCs w:val="22"/>
-          <w:highlight w:val="yellow"/>
-        </w:rPr>
-        <w:t xml:space="preserve">{%p if </w:t>
-      </w:r>
-      <w:proofErr w:type="spellStart"/>
-      <w:r>
-        <w:rPr>
-          <w:rFonts w:ascii="Times New Roman" w:hAnsi="Times New Roman" w:cs="Times New Roman"/>
-          <w:sz w:val="22"/>
-          <w:szCs w:val="22"/>
-          <w:highlight w:val="yellow"/>
-        </w:rPr>
-        <w:t>user_wants_post_divorce_support</w:t>
-      </w:r>
-      <w:proofErr w:type="spellEnd"/>
-      <w:r>
-        <w:rPr>
-          <w:rFonts w:ascii="Times New Roman" w:hAnsi="Times New Roman" w:cs="Times New Roman"/>
-          <w:sz w:val="22"/>
-          <w:szCs w:val="22"/>
-          <w:highlight w:val="yellow"/>
-        </w:rPr>
-        <w:t xml:space="preserve"> or </w:t>
-      </w:r>
-      <w:proofErr w:type="spellStart"/>
-      <w:r>
-        <w:rPr>
-          <w:rFonts w:ascii="Times New Roman" w:hAnsi="Times New Roman" w:cs="Times New Roman"/>
-          <w:sz w:val="22"/>
-          <w:szCs w:val="22"/>
-          <w:highlight w:val="yellow"/>
-        </w:rPr>
-        <w:t>spousal_support_provisions</w:t>
-      </w:r>
-      <w:proofErr w:type="spellEnd"/>
-      <w:r>
-        <w:rPr>
-          <w:rFonts w:ascii="Times New Roman" w:hAnsi="Times New Roman" w:cs="Times New Roman"/>
-          <w:sz w:val="22"/>
-          <w:szCs w:val="22"/>
-          <w:highlight w:val="yellow"/>
-        </w:rPr>
-        <w:t xml:space="preserve"> == "</w:t>
-      </w:r>
-      <w:proofErr w:type="spellStart"/>
-      <w:r>
-        <w:rPr>
-          <w:rFonts w:ascii="Times New Roman" w:hAnsi="Times New Roman" w:cs="Times New Roman"/>
-          <w:sz w:val="22"/>
-          <w:szCs w:val="22"/>
-          <w:highlight w:val="yellow"/>
-        </w:rPr>
-        <w:t>user_agrees_to_pay_spousal_support</w:t>
-      </w:r>
-      <w:proofErr w:type="spellEnd"/>
-      <w:proofErr w:type="gramStart"/>
-      <w:r>
-        <w:rPr>
-          <w:rFonts w:ascii="Times New Roman" w:hAnsi="Times New Roman" w:cs="Times New Roman"/>
-          <w:sz w:val="22"/>
-          <w:szCs w:val="22"/>
-          <w:highlight w:val="yellow"/>
-        </w:rPr>
-        <w:t>"</w:t>
-      </w:r>
-      <w:r>
-        <w:rPr>
-          <w:rFonts w:ascii="Times New Roman" w:hAnsi="Times New Roman" w:cs="Times New Roman"/>
-          <w:sz w:val="22"/>
-          <w:szCs w:val="22"/>
-          <w:highlight w:val="yellow"/>
-        </w:rPr>
-        <w:t xml:space="preserve"> </w:t>
-      </w:r>
-      <w:r>
-        <w:rPr>
-          <w:rFonts w:ascii="Times New Roman" w:hAnsi="Times New Roman" w:cs="Times New Roman"/>
-          <w:sz w:val="22"/>
-          <w:szCs w:val="22"/>
-          <w:highlight w:val="yellow"/>
-        </w:rPr>
-        <w:t>%}</w:t>
-      </w:r>
-      <w:proofErr w:type="gramEnd"/>
-    </w:p>
-    <w:p>
-      <w:pPr>
-        <w:spacing w:after="0" w:line="276" w:lineRule="auto"/>
-        <w:rPr>
-          <w:rFonts w:ascii="Times New Roman" w:hAnsi="Times New Roman" w:cs="Times New Roman"/>
-          <w:sz w:val="22"/>
-          <w:szCs w:val="22"/>
-        </w:rPr>
-      </w:pPr>
-      <w:proofErr w:type="gramStart"/>
-      <w:r>
-        <w:rPr>
-          <w:rFonts w:ascii="Times New Roman" w:hAnsi="Times New Roman" w:cs="Times New Roman"/>
-          <w:sz w:val="22"/>
-          <w:szCs w:val="22"/>
-        </w:rPr>
-        <w:t>[ ]</w:t>
-      </w:r>
-      <w:proofErr w:type="gramEnd"/>
-      <w:r>
-        <w:rPr>
-          <w:rFonts w:ascii="Times New Roman" w:hAnsi="Times New Roman" w:cs="Times New Roman"/>
-          <w:sz w:val="22"/>
-          <w:szCs w:val="22"/>
-        </w:rPr>
-        <w:t xml:space="preserve"> Uniform Spousal Support Order</w:t>
-      </w:r>
-    </w:p>
-    <w:p>
-      <w:pPr>
-        <w:spacing w:after="0" w:line="240" w:lineRule="auto"/>
-        <w:rPr>
-          <w:rFonts w:ascii="Times New Roman" w:hAnsi="Times New Roman" w:cs="Times New Roman"/>
-          <w:sz w:val="22"/>
-          <w:szCs w:val="22"/>
-        </w:rPr>
-      </w:pPr>
-      <w:r>
-        <w:rPr>
-          <w:rFonts w:ascii="Times New Roman" w:hAnsi="Times New Roman" w:cs="Times New Roman"/>
-          <w:sz w:val="22"/>
-          <w:szCs w:val="22"/>
-          <w:highlight w:val="yellow"/>
-        </w:rPr>
-        <w:t xml:space="preserve">{%p </w:t>
-      </w:r>
-      <w:proofErr w:type="gramStart"/>
-      <w:r>
-        <w:rPr>
-          <w:rFonts w:ascii="Times New Roman" w:hAnsi="Times New Roman" w:cs="Times New Roman"/>
-          <w:sz w:val="22"/>
-          <w:szCs w:val="22"/>
-          <w:highlight w:val="yellow"/>
-        </w:rPr>
-        <w:t>endif %}</w:t>
-      </w:r>
-      <w:proofErr w:type="gramEnd"/>
-    </w:p>
-    <w:p>
-      <w:pPr>
-        <w:spacing w:after="0" w:line="240" w:lineRule="auto"/>
-        <w:rPr>
-          <w:rFonts w:ascii="Times New Roman" w:hAnsi="Times New Roman" w:cs="Times New Roman"/>
-          <w:sz w:val="22"/>
-          <w:szCs w:val="22"/>
-        </w:rPr>
-      </w:pPr>
-      <w:r>
-        <w:rPr>
-          <w:rFonts w:ascii="Times New Roman" w:hAnsi="Times New Roman" w:cs="Times New Roman"/>
-          <w:sz w:val="22"/>
-          <w:szCs w:val="22"/>
-          <w:highlight w:val="yellow"/>
-        </w:rPr>
-        <w:t xml:space="preserve">{%p </w:t>
-      </w:r>
-      <w:r>
-        <w:rPr>
-          <w:rFonts w:ascii="Times New Roman" w:hAnsi="Times New Roman" w:cs="Times New Roman"/>
-          <w:sz w:val="22"/>
-          <w:szCs w:val="22"/>
-          <w:highlight w:val="yellow"/>
-        </w:rPr>
-        <w:t>if foc_100_</w:t>
-      </w:r>
-      <w:proofErr w:type="gramStart"/>
-      <w:r>
-        <w:rPr>
-          <w:rFonts w:ascii="Times New Roman" w:hAnsi="Times New Roman" w:cs="Times New Roman"/>
-          <w:sz w:val="22"/>
-          <w:szCs w:val="22"/>
-          <w:highlight w:val="yellow"/>
-        </w:rPr>
-        <w:t>full.enabled</w:t>
-      </w:r>
-      <w:proofErr w:type="gramEnd"/>
-      <w:r>
-        <w:rPr>
-          <w:rFonts w:ascii="Times New Roman" w:hAnsi="Times New Roman" w:cs="Times New Roman"/>
-          <w:sz w:val="22"/>
-          <w:szCs w:val="22"/>
-          <w:highlight w:val="yellow"/>
-        </w:rPr>
-        <w:t xml:space="preserve"> </w:t>
-      </w:r>
-      <w:r>
-        <w:rPr>
-          <w:rFonts w:ascii="Times New Roman" w:hAnsi="Times New Roman" w:cs="Times New Roman"/>
-          <w:sz w:val="22"/>
-          <w:szCs w:val="22"/>
-          <w:highlight w:val="yellow"/>
-        </w:rPr>
-        <w:t>%</w:t>
-      </w:r>
-      <w:r>
-        <w:rPr>
-          <w:rFonts w:ascii="Times New Roman" w:hAnsi="Times New Roman" w:cs="Times New Roman"/>
-          <w:sz w:val="22"/>
-          <w:szCs w:val="22"/>
-          <w:highlight w:val="yellow"/>
-        </w:rPr>
-        <w:t>}</w:t>
-      </w:r>
-    </w:p>
-    <w:p>
-      <w:pPr>
-        <w:spacing w:after="0" w:line="276" w:lineRule="auto"/>
-        <w:rPr>
-          <w:rFonts w:ascii="Times New Roman" w:hAnsi="Times New Roman" w:cs="Times New Roman"/>
-          <w:sz w:val="22"/>
-          <w:szCs w:val="22"/>
-        </w:rPr>
-      </w:pPr>
-      <w:proofErr w:type="gramStart"/>
-      <w:r>
-        <w:rPr>
-          <w:rFonts w:ascii="Times New Roman" w:hAnsi="Times New Roman" w:cs="Times New Roman"/>
-          <w:sz w:val="22"/>
-          <w:szCs w:val="22"/>
-        </w:rPr>
-        <w:t>[ ]</w:t>
-      </w:r>
-      <w:proofErr w:type="gramEnd"/>
-      <w:r>
-        <w:rPr>
-          <w:rFonts w:ascii="Times New Roman" w:hAnsi="Times New Roman" w:cs="Times New Roman"/>
-          <w:sz w:val="22"/>
-          <w:szCs w:val="22"/>
-        </w:rPr>
-        <w:t xml:space="preserve"> Domestic Relations Judgment Information Form</w:t>
-      </w:r>
-    </w:p>
-    <w:p>
-      <w:pPr>
-        <w:spacing w:after="0" w:line="240" w:lineRule="auto"/>
-        <w:rPr>
-          <w:rFonts w:ascii="Times New Roman" w:hAnsi="Times New Roman" w:cs="Times New Roman"/>
-          <w:sz w:val="22"/>
-          <w:szCs w:val="22"/>
-        </w:rPr>
-      </w:pPr>
-      <w:r>
-        <w:rPr>
-          <w:rFonts w:ascii="Times New Roman" w:hAnsi="Times New Roman" w:cs="Times New Roman"/>
-          <w:sz w:val="22"/>
-          <w:szCs w:val="22"/>
-          <w:highlight w:val="yellow"/>
-        </w:rPr>
-        <w:t xml:space="preserve">{%p </w:t>
-      </w:r>
-      <w:proofErr w:type="gramStart"/>
-      <w:r>
-        <w:rPr>
-          <w:rFonts w:ascii="Times New Roman" w:hAnsi="Times New Roman" w:cs="Times New Roman"/>
-          <w:sz w:val="22"/>
-          <w:szCs w:val="22"/>
-          <w:highlight w:val="yellow"/>
-        </w:rPr>
-        <w:t>endif %}</w:t>
-      </w:r>
-      <w:proofErr w:type="gramEnd"/>
-    </w:p>
-    <w:p>
-      <w:pPr>
-        <w:spacing w:after="0" w:line="276" w:lineRule="auto"/>
-        <w:rPr>
-          <w:rFonts w:ascii="Times New Roman" w:hAnsi="Times New Roman" w:cs="Times New Roman"/>
-          <w:sz w:val="22"/>
-          <w:szCs w:val="22"/>
-        </w:rPr>
-      </w:pPr>
-      <w:proofErr w:type="gramStart"/>
-      <w:r>
-        <w:rPr>
-          <w:rFonts w:ascii="Times New Roman" w:hAnsi="Times New Roman" w:cs="Times New Roman"/>
-          <w:sz w:val="22"/>
-          <w:szCs w:val="22"/>
-        </w:rPr>
-        <w:t>[ ]</w:t>
-      </w:r>
-      <w:proofErr w:type="gramEnd"/>
-      <w:r>
-        <w:rPr>
-          <w:rFonts w:ascii="Times New Roman" w:hAnsi="Times New Roman" w:cs="Times New Roman"/>
-          <w:sz w:val="22"/>
-          <w:szCs w:val="22"/>
-        </w:rPr>
-        <w:t xml:space="preserve"> Domestic Relations Verified Financial Information Form</w:t>
-      </w:r>
-    </w:p>
-    <w:p>
-      <w:pPr>
-        <w:spacing w:after="0" w:line="240" w:lineRule="auto"/>
-        <w:rPr>
-          <w:rFonts w:ascii="Times New Roman" w:hAnsi="Times New Roman" w:cs="Times New Roman"/>
-          <w:sz w:val="22"/>
-          <w:szCs w:val="22"/>
-        </w:rPr>
-      </w:pPr>
-      <w:r>
-        <w:rPr>
-          <w:rFonts w:ascii="Times New Roman" w:hAnsi="Times New Roman" w:cs="Times New Roman"/>
-          <w:sz w:val="22"/>
-          <w:szCs w:val="22"/>
-          <w:highlight w:val="cyan"/>
-        </w:rPr>
-        <w:t xml:space="preserve">{%p </w:t>
-      </w:r>
-      <w:proofErr w:type="spellStart"/>
-      <w:r>
-        <w:rPr>
-          <w:rFonts w:ascii="Times New Roman" w:hAnsi="Times New Roman" w:cs="Times New Roman"/>
-          <w:sz w:val="22"/>
-          <w:szCs w:val="22"/>
-          <w:highlight w:val="cyan"/>
-        </w:rPr>
-        <w:t>el</w:t>
-      </w:r>
-      <w:r>
-        <w:rPr>
-          <w:rFonts w:ascii="Times New Roman" w:hAnsi="Times New Roman" w:cs="Times New Roman"/>
-          <w:sz w:val="22"/>
-          <w:szCs w:val="22"/>
-          <w:highlight w:val="cyan"/>
-        </w:rPr>
-        <w:t>if</w:t>
-      </w:r>
-      <w:proofErr w:type="spellEnd"/>
-      <w:r>
-        <w:rPr>
-          <w:rFonts w:ascii="Times New Roman" w:hAnsi="Times New Roman" w:cs="Times New Roman"/>
-          <w:sz w:val="22"/>
-          <w:szCs w:val="22"/>
-          <w:highlight w:val="cyan"/>
-        </w:rPr>
-        <w:t xml:space="preserve"> </w:t>
-      </w:r>
-      <w:proofErr w:type="spellStart"/>
-      <w:r>
-        <w:rPr>
-          <w:rFonts w:ascii="Times New Roman" w:hAnsi="Times New Roman" w:cs="Times New Roman"/>
-          <w:sz w:val="22"/>
-          <w:szCs w:val="22"/>
-          <w:highlight w:val="cyan"/>
-        </w:rPr>
-        <w:t>tool</w:t>
-      </w:r>
-      <w:r>
-        <w:rPr>
-          <w:rFonts w:ascii="Times New Roman" w:hAnsi="Times New Roman" w:cs="Times New Roman"/>
-          <w:sz w:val="22"/>
-          <w:szCs w:val="22"/>
-          <w:highlight w:val="cyan"/>
-        </w:rPr>
-        <w:t>_ID</w:t>
-      </w:r>
-      <w:proofErr w:type="spellEnd"/>
-      <w:r>
-        <w:rPr>
-          <w:rFonts w:ascii="Times New Roman" w:hAnsi="Times New Roman" w:cs="Times New Roman"/>
-          <w:sz w:val="22"/>
-          <w:szCs w:val="22"/>
-          <w:highlight w:val="cyan"/>
-        </w:rPr>
-        <w:t xml:space="preserve"> == </w:t>
-      </w:r>
-      <w:r>
-        <w:rPr>
-          <w:rFonts w:ascii="Times New Roman" w:hAnsi="Times New Roman" w:cs="Times New Roman"/>
-          <w:sz w:val="22"/>
-          <w:szCs w:val="22"/>
-          <w:highlight w:val="cyan"/>
-        </w:rPr>
-        <w:t>“</w:t>
-      </w:r>
-      <w:proofErr w:type="spellStart"/>
-      <w:r>
-        <w:rPr>
-          <w:rFonts w:ascii="Times New Roman" w:hAnsi="Times New Roman" w:cs="Times New Roman"/>
-          <w:sz w:val="22"/>
-          <w:szCs w:val="22"/>
-          <w:highlight w:val="cyan"/>
-        </w:rPr>
-        <w:t>JOD_only</w:t>
-      </w:r>
-      <w:proofErr w:type="spellEnd"/>
-      <w:r>
-        <w:rPr>
-          <w:rFonts w:ascii="Times New Roman" w:hAnsi="Times New Roman" w:cs="Times New Roman"/>
-          <w:sz w:val="22"/>
-          <w:szCs w:val="22"/>
-          <w:highlight w:val="cyan"/>
-        </w:rPr>
-        <w:t>”</w:t>
-      </w:r>
-      <w:r>
-        <w:rPr>
-          <w:rFonts w:ascii="Times New Roman" w:hAnsi="Times New Roman" w:cs="Times New Roman"/>
-          <w:sz w:val="22"/>
-          <w:szCs w:val="22"/>
-          <w:highlight w:val="cyan"/>
-        </w:rPr>
-        <w:t xml:space="preserve"> %}</w:t>
-      </w:r>
-    </w:p>
-    <w:p>
-      <w:pPr>
-        <w:spacing w:after="0" w:line="276" w:lineRule="auto"/>
-        <w:rPr>
-          <w:rFonts w:ascii="Times New Roman" w:hAnsi="Times New Roman" w:cs="Times New Roman"/>
-          <w:sz w:val="22"/>
-          <w:szCs w:val="22"/>
-        </w:rPr>
-      </w:pPr>
-      <w:proofErr w:type="gramStart"/>
-      <w:r>
-        <w:rPr>
-          <w:rFonts w:ascii="Times New Roman" w:hAnsi="Times New Roman" w:cs="Times New Roman"/>
-          <w:sz w:val="22"/>
-          <w:szCs w:val="22"/>
-        </w:rPr>
-        <w:t>[ ]</w:t>
-      </w:r>
-      <w:proofErr w:type="gramEnd"/>
-      <w:r>
-        <w:rPr>
-          <w:rFonts w:ascii="Times New Roman" w:hAnsi="Times New Roman" w:cs="Times New Roman"/>
-          <w:sz w:val="22"/>
-          <w:szCs w:val="22"/>
-        </w:rPr>
-        <w:t xml:space="preserve"> Notice of Hearing</w:t>
-      </w:r>
-    </w:p>
-    <w:p>
-      <w:pPr>
-        <w:spacing w:after="0" w:line="276" w:lineRule="auto"/>
-        <w:rPr>
-          <w:rFonts w:ascii="Times New Roman" w:hAnsi="Times New Roman" w:cs="Times New Roman"/>
-          <w:sz w:val="22"/>
-          <w:szCs w:val="22"/>
-        </w:rPr>
-      </w:pPr>
-      <w:proofErr w:type="gramStart"/>
-      <w:r>
-        <w:rPr>
-          <w:rFonts w:ascii="Times New Roman" w:hAnsi="Times New Roman" w:cs="Times New Roman"/>
-          <w:sz w:val="22"/>
-          <w:szCs w:val="22"/>
-        </w:rPr>
-        <w:t>[ ]</w:t>
-      </w:r>
-      <w:proofErr w:type="gramEnd"/>
-      <w:r>
-        <w:rPr>
-          <w:rFonts w:ascii="Times New Roman" w:hAnsi="Times New Roman" w:cs="Times New Roman"/>
-          <w:sz w:val="22"/>
-          <w:szCs w:val="22"/>
-        </w:rPr>
-        <w:t xml:space="preserve"> Notice of Hearing and Motion for Entry of Consent Judgment of Divorce</w:t>
-      </w:r>
-    </w:p>
-    <w:p>
-      <w:pPr>
-        <w:spacing w:after="0" w:line="276" w:lineRule="auto"/>
-        <w:rPr>
-          <w:rFonts w:ascii="Times New Roman" w:hAnsi="Times New Roman" w:cs="Times New Roman"/>
-          <w:sz w:val="22"/>
-          <w:szCs w:val="22"/>
-        </w:rPr>
-      </w:pPr>
-      <w:proofErr w:type="gramStart"/>
-      <w:r>
-        <w:rPr>
-          <w:rFonts w:ascii="Times New Roman" w:hAnsi="Times New Roman" w:cs="Times New Roman"/>
-          <w:sz w:val="22"/>
-          <w:szCs w:val="22"/>
-        </w:rPr>
-        <w:t>[ ]</w:t>
-      </w:r>
-      <w:proofErr w:type="gramEnd"/>
-      <w:r>
-        <w:rPr>
-          <w:rFonts w:ascii="Times New Roman" w:hAnsi="Times New Roman" w:cs="Times New Roman"/>
-          <w:sz w:val="22"/>
-          <w:szCs w:val="22"/>
-        </w:rPr>
-        <w:t xml:space="preserve"> Notice of Hearing and Motion for Entry of Default Judgment of Divorce</w:t>
-      </w:r>
-    </w:p>
-    <w:p>
-      <w:pPr>
-        <w:spacing w:after="0" w:line="276" w:lineRule="auto"/>
-        <w:rPr>
-          <w:rFonts w:ascii="Times New Roman" w:hAnsi="Times New Roman" w:cs="Times New Roman"/>
-          <w:sz w:val="22"/>
-          <w:szCs w:val="22"/>
-        </w:rPr>
-      </w:pPr>
-      <w:proofErr w:type="gramStart"/>
-      <w:r>
-        <w:rPr>
-          <w:rFonts w:ascii="Times New Roman" w:hAnsi="Times New Roman" w:cs="Times New Roman"/>
-          <w:sz w:val="22"/>
-          <w:szCs w:val="22"/>
-        </w:rPr>
-        <w:t>[ ]</w:t>
-      </w:r>
-      <w:proofErr w:type="gramEnd"/>
-      <w:r>
-        <w:rPr>
-          <w:rFonts w:ascii="Times New Roman" w:hAnsi="Times New Roman" w:cs="Times New Roman"/>
-          <w:sz w:val="22"/>
-          <w:szCs w:val="22"/>
-        </w:rPr>
-        <w:t xml:space="preserve"> Proposed Judgment of Divorce</w:t>
-      </w:r>
-    </w:p>
-    <w:p>
-      <w:pPr>
-        <w:spacing w:after="0" w:line="240" w:lineRule="auto"/>
-        <w:rPr>
-          <w:rFonts w:ascii="Times New Roman" w:hAnsi="Times New Roman" w:cs="Times New Roman"/>
-          <w:sz w:val="22"/>
-          <w:szCs w:val="22"/>
-        </w:rPr>
-      </w:pPr>
-      <w:r>
-        <w:rPr>
-          <w:rFonts w:ascii="Times New Roman" w:hAnsi="Times New Roman" w:cs="Times New Roman"/>
-          <w:sz w:val="22"/>
-          <w:szCs w:val="22"/>
-          <w:highlight w:val="yellow"/>
-        </w:rPr>
-        <w:t xml:space="preserve">{%p if </w:t>
-      </w:r>
-      <w:proofErr w:type="spellStart"/>
-      <w:r>
-        <w:rPr>
-          <w:rFonts w:ascii="Times New Roman" w:hAnsi="Times New Roman" w:cs="Times New Roman"/>
-          <w:sz w:val="22"/>
-          <w:szCs w:val="22"/>
-          <w:highlight w:val="yellow"/>
-        </w:rPr>
-        <w:t>there_are_marital_</w:t>
-      </w:r>
-      <w:proofErr w:type="gramStart"/>
-      <w:r>
-        <w:rPr>
-          <w:rFonts w:ascii="Times New Roman" w:hAnsi="Times New Roman" w:cs="Times New Roman"/>
-          <w:sz w:val="22"/>
-          <w:szCs w:val="22"/>
-          <w:highlight w:val="yellow"/>
-        </w:rPr>
-        <w:t>children</w:t>
-      </w:r>
-      <w:proofErr w:type="spellEnd"/>
-      <w:r>
-        <w:rPr>
-          <w:rFonts w:ascii="Times New Roman" w:hAnsi="Times New Roman" w:cs="Times New Roman"/>
-          <w:sz w:val="22"/>
-          <w:szCs w:val="22"/>
-          <w:highlight w:val="yellow"/>
-        </w:rPr>
-        <w:t xml:space="preserve"> </w:t>
-      </w:r>
-      <w:r>
-        <w:rPr>
-          <w:rFonts w:ascii="Times New Roman" w:hAnsi="Times New Roman" w:cs="Times New Roman"/>
-          <w:sz w:val="22"/>
-          <w:szCs w:val="22"/>
-          <w:highlight w:val="yellow"/>
-        </w:rPr>
-        <w:t>%}</w:t>
-      </w:r>
-      <w:proofErr w:type="gramEnd"/>
-    </w:p>
-    <w:p>
-      <w:pPr>
-        <w:spacing w:after="0" w:line="276" w:lineRule="auto"/>
-        <w:rPr>
-          <w:rFonts w:ascii="Times New Roman" w:hAnsi="Times New Roman" w:cs="Times New Roman"/>
-          <w:sz w:val="22"/>
-          <w:szCs w:val="22"/>
-        </w:rPr>
-      </w:pPr>
-      <w:proofErr w:type="gramStart"/>
-      <w:r>
-        <w:rPr>
-          <w:rFonts w:ascii="Times New Roman" w:hAnsi="Times New Roman" w:cs="Times New Roman"/>
-          <w:sz w:val="22"/>
-          <w:szCs w:val="22"/>
-        </w:rPr>
-        <w:t>[ ]</w:t>
-      </w:r>
-      <w:proofErr w:type="gramEnd"/>
-      <w:r>
-        <w:rPr>
-          <w:rFonts w:ascii="Times New Roman" w:hAnsi="Times New Roman" w:cs="Times New Roman"/>
-          <w:sz w:val="22"/>
-          <w:szCs w:val="22"/>
-        </w:rPr>
-        <w:t xml:space="preserve"> Proposed Uniform Child Support Order</w:t>
-      </w:r>
-    </w:p>
-    <w:p>
-      <w:pPr>
-        <w:spacing w:after="0" w:line="240" w:lineRule="auto"/>
-        <w:rPr>
-          <w:rFonts w:ascii="Times New Roman" w:hAnsi="Times New Roman" w:cs="Times New Roman"/>
-          <w:sz w:val="22"/>
-          <w:szCs w:val="22"/>
-        </w:rPr>
-      </w:pPr>
-      <w:r>
-        <w:rPr>
-          <w:rFonts w:ascii="Times New Roman" w:hAnsi="Times New Roman" w:cs="Times New Roman"/>
-          <w:sz w:val="22"/>
-          <w:szCs w:val="22"/>
-          <w:highlight w:val="yellow"/>
-        </w:rPr>
-        <w:t xml:space="preserve">{%p </w:t>
-      </w:r>
-      <w:proofErr w:type="gramStart"/>
-      <w:r>
-        <w:rPr>
-          <w:rFonts w:ascii="Times New Roman" w:hAnsi="Times New Roman" w:cs="Times New Roman"/>
-          <w:sz w:val="22"/>
-          <w:szCs w:val="22"/>
-          <w:highlight w:val="yellow"/>
-        </w:rPr>
-        <w:t>endif %}</w:t>
-      </w:r>
-      <w:proofErr w:type="gramEnd"/>
-    </w:p>
-    <w:p>
-      <w:pPr>
-        <w:spacing w:after="0" w:line="240" w:lineRule="auto"/>
-        <w:rPr>
-          <w:rFonts w:ascii="Times New Roman" w:hAnsi="Times New Roman" w:cs="Times New Roman"/>
-          <w:sz w:val="22"/>
-          <w:szCs w:val="22"/>
-        </w:rPr>
-      </w:pPr>
-      <w:r>
-        <w:rPr>
-          <w:rFonts w:ascii="Times New Roman" w:hAnsi="Times New Roman" w:cs="Times New Roman"/>
-          <w:sz w:val="22"/>
-          <w:szCs w:val="22"/>
-          <w:highlight w:val="yellow"/>
-        </w:rPr>
-        <w:lastRenderedPageBreak/>
         <w:t xml:space="preserve">{%p if </w:t>
       </w:r>
       <w:proofErr w:type="spellStart"/>

--- a/docassemble/MLHDivorceAndCustody/data/templates/proof_of_service.docx
+++ b/docassemble/MLHDivorceAndCustody/data/templates/proof_of_service.docx
@@ -2459,9 +2459,12 @@
           <w:sz w:val="22"/>
           <w:szCs w:val="22"/>
         </w:rPr>
-        <w:t xml:space="preserve"> Notice of Hearing and Motion for Entry of </w:t>
-      </w:r>
-      <w:r>
+        <w:t xml:space="preserve"> Notice of Hearing and Motion for Entry of Order Regarding Custody, Parenting Time, and Child Support</w:t>
+      </w:r>
+    </w:p>
+    <w:p>
+      <w:pPr>
+        <w:spacing w:after="0" w:line="276" w:lineRule="auto"/>
         <w:rPr>
           <w:rFonts w:ascii="Times New Roman" w:hAnsi="Times New Roman" w:cs="Times New Roman"/>
           <w:b/>
@@ -2469,28 +2472,8 @@
           <w:sz w:val="22"/>
           <w:szCs w:val="22"/>
         </w:rPr>
-        <w:t>Consent</w:t>
-      </w:r>
-      <w:r>
-        <w:rPr>
-          <w:rFonts w:ascii="Times New Roman" w:hAnsi="Times New Roman" w:cs="Times New Roman"/>
-          <w:sz w:val="22"/>
-          <w:szCs w:val="22"/>
-        </w:rPr>
-        <w:t xml:space="preserve"> </w:t>
-      </w:r>
-      <w:r>
-        <w:rPr>
-          <w:rFonts w:ascii="Times New Roman" w:hAnsi="Times New Roman" w:cs="Times New Roman"/>
-          <w:sz w:val="22"/>
-          <w:szCs w:val="22"/>
-        </w:rPr>
-        <w:t>Order Regarding Custody, Parenting Time, and Child Support</w:t>
-      </w:r>
-    </w:p>
-    <w:p>
-      <w:pPr>
-        <w:spacing w:after="0" w:line="276" w:lineRule="auto"/>
+      </w:pPr>
+      <w:r>
         <w:rPr>
           <w:rFonts w:ascii="Times New Roman" w:hAnsi="Times New Roman" w:cs="Times New Roman"/>
           <w:b/>
@@ -2498,15 +2481,6 @@
           <w:sz w:val="22"/>
           <w:szCs w:val="22"/>
         </w:rPr>
-      </w:pPr>
-      <w:r>
-        <w:rPr>
-          <w:rFonts w:ascii="Times New Roman" w:hAnsi="Times New Roman" w:cs="Times New Roman"/>
-          <w:b/>
-          <w:bCs/>
-          <w:sz w:val="22"/>
-          <w:szCs w:val="22"/>
-        </w:rPr>
         <w:t>OR</w:t>
       </w:r>
     </w:p>
@@ -2535,25 +2509,7 @@
           <w:sz w:val="22"/>
           <w:szCs w:val="22"/>
         </w:rPr>
-        <w:t xml:space="preserve"> Notice of Hearing and Motion for Entry of </w:t>
-      </w:r>
-      <w:r>
-        <w:rPr>
-          <w:rFonts w:ascii="Times New Roman" w:hAnsi="Times New Roman" w:cs="Times New Roman"/>
-          <w:b/>
-          <w:bCs/>
-          <w:sz w:val="22"/>
-          <w:szCs w:val="22"/>
-        </w:rPr>
-        <w:t>Default</w:t>
-      </w:r>
-      <w:r>
-        <w:rPr>
-          <w:rFonts w:ascii="Times New Roman" w:hAnsi="Times New Roman" w:cs="Times New Roman"/>
-          <w:sz w:val="22"/>
-          <w:szCs w:val="22"/>
-        </w:rPr>
-        <w:t xml:space="preserve"> Order Regarding Custody, Parenting Time, and Child Support</w:t>
+        <w:t xml:space="preserve"> Notice of Hearing and Motion for Entry of Default Order Regarding Custody, Parenting Time, and Child Support</w:t>
       </w:r>
     </w:p>
     <w:p>
@@ -2827,6 +2783,7 @@
           <w:sz w:val="22"/>
           <w:szCs w:val="22"/>
         </w:rPr>
+        <w:lastRenderedPageBreak/>
         <w:t>[ ]</w:t>
       </w:r>
       <w:proofErr w:type="gramEnd"/>
@@ -3450,7 +3407,16 @@
           <w:szCs w:val="22"/>
           <w:highlight w:val="yellow"/>
         </w:rPr>
-        <w:t xml:space="preserve">” or </w:t>
+        <w:t>”</w:t>
+      </w:r>
+      <w:r>
+        <w:rPr>
+          <w:rFonts w:ascii="Times New Roman" w:hAnsi="Times New Roman" w:cs="Times New Roman"/>
+          <w:sz w:val="22"/>
+          <w:szCs w:val="22"/>
+          <w:highlight w:val="yellow"/>
+        </w:rPr>
+        <w:t xml:space="preserve"> or </w:t>
       </w:r>
       <w:proofErr w:type="spellStart"/>
       <w:r>
@@ -4976,6 +4942,7 @@
           <w:szCs w:val="22"/>
           <w:highlight w:val="yellow"/>
         </w:rPr>
+        <w:lastRenderedPageBreak/>
         <w:t xml:space="preserve">{%p if </w:t>
       </w:r>
       <w:proofErr w:type="spellStart"/>

--- a/docassemble/MLHDivorceAndCustody/data/templates/proof_of_service.docx
+++ b/docassemble/MLHDivorceAndCustody/data/templates/proof_of_service.docx
@@ -3241,7 +3241,16 @@
           <w:szCs w:val="22"/>
           <w:highlight w:val="yellow"/>
         </w:rPr>
-        <w:t>complaint_type</w:t>
+        <w:t>counterclaim</w:t>
+      </w:r>
+      <w:r>
+        <w:rPr>
+          <w:rFonts w:ascii="Times New Roman" w:hAnsi="Times New Roman" w:cs="Times New Roman"/>
+          <w:sz w:val="22"/>
+          <w:szCs w:val="22"/>
+          <w:highlight w:val="yellow"/>
+        </w:rPr>
+        <w:t>_type</w:t>
       </w:r>
       <w:proofErr w:type="spellEnd"/>
       <w:r>
@@ -3420,7 +3429,16 @@
           <w:szCs w:val="22"/>
           <w:highlight w:val="yellow"/>
         </w:rPr>
-        <w:t>complaint_type</w:t>
+        <w:t>counterclaim_</w:t>
+      </w:r>
+      <w:r>
+        <w:rPr>
+          <w:rFonts w:ascii="Times New Roman" w:hAnsi="Times New Roman" w:cs="Times New Roman"/>
+          <w:sz w:val="22"/>
+          <w:szCs w:val="22"/>
+          <w:highlight w:val="yellow"/>
+        </w:rPr>
+        <w:t>type</w:t>
       </w:r>
       <w:proofErr w:type="spellEnd"/>
       <w:r>
